--- a/documentation/Informe del trabajo.docx
+++ b/documentation/Informe del trabajo.docx
@@ -4,16 +4,18 @@
   <w:body>
     <w:p>
       <w:pPr>
-        <w:pStyle w:val="Ttulo"/>
+        <w:jc w:val="center"/>
         <w:rPr>
-          <w:rFonts w:ascii="Book Antiqua" w:hAnsi="Book Antiqua"/>
+          <w:b/>
+          <w:bCs/>
           <w:sz w:val="28"/>
           <w:szCs w:val="28"/>
         </w:rPr>
       </w:pPr>
       <w:r>
         <w:rPr>
-          <w:rFonts w:ascii="Book Antiqua" w:hAnsi="Book Antiqua"/>
+          <w:b/>
+          <w:bCs/>
           <w:sz w:val="28"/>
           <w:szCs w:val="28"/>
         </w:rPr>
@@ -21,35 +23,21 @@
       </w:r>
       <w:r>
         <w:rPr>
-          <w:rFonts w:ascii="Book Antiqua" w:hAnsi="Book Antiqua"/>
+          <w:b/>
+          <w:bCs/>
           <w:sz w:val="28"/>
           <w:szCs w:val="28"/>
         </w:rPr>
-        <w:t>2</w:t>
+        <w:t xml:space="preserve">2: </w:t>
       </w:r>
       <w:r>
         <w:rPr>
-          <w:rFonts w:ascii="Book Antiqua" w:hAnsi="Book Antiqua"/>
+          <w:b/>
+          <w:bCs/>
           <w:sz w:val="28"/>
           <w:szCs w:val="28"/>
         </w:rPr>
-        <w:t xml:space="preserve">: </w:t>
-      </w:r>
-      <w:r>
-        <w:rPr>
-          <w:rFonts w:ascii="Book Antiqua" w:hAnsi="Book Antiqua"/>
-          <w:sz w:val="28"/>
-          <w:szCs w:val="28"/>
-        </w:rPr>
-        <w:t xml:space="preserve">INFERENCIA </w:t>
-      </w:r>
-      <w:r>
-        <w:rPr>
-          <w:rFonts w:ascii="Book Antiqua" w:hAnsi="Book Antiqua"/>
-          <w:sz w:val="28"/>
-          <w:szCs w:val="28"/>
-        </w:rPr>
-        <w:t>ESTADÍSTICA</w:t>
+        <w:t>INFERENCIA ESTADÍSTICA</w:t>
       </w:r>
     </w:p>
     <w:p>
@@ -94,7 +82,7 @@
           <w:sz w:val="32"/>
           <w:szCs w:val="32"/>
         </w:rPr>
-        <w:t>4</w:t>
+        <w:t>5</w:t>
       </w:r>
       <w:r>
         <w:rPr>
@@ -110,7 +98,7 @@
           <w:sz w:val="32"/>
           <w:szCs w:val="32"/>
         </w:rPr>
-        <w:t>5</w:t>
+        <w:t>6</w:t>
       </w:r>
     </w:p>
     <w:p>
@@ -234,10 +222,10 @@
     </w:p>
     <w:p>
       <w:pPr>
-        <w:pStyle w:val="NombresPortada"/>
-        <w:outlineLvl w:val="0"/>
+        <w:jc w:val="center"/>
         <w:rPr>
           <w:b/>
+          <w:bCs/>
           <w:sz w:val="32"/>
           <w:szCs w:val="32"/>
         </w:rPr>
@@ -245,6 +233,7 @@
       <w:r>
         <w:rPr>
           <w:b/>
+          <w:bCs/>
           <w:sz w:val="32"/>
           <w:szCs w:val="32"/>
         </w:rPr>
@@ -253,10 +242,10 @@
     </w:p>
     <w:p>
       <w:pPr>
-        <w:pStyle w:val="NombresPortada"/>
-        <w:outlineLvl w:val="0"/>
+        <w:jc w:val="center"/>
         <w:rPr>
           <w:b/>
+          <w:bCs/>
           <w:sz w:val="32"/>
           <w:szCs w:val="32"/>
         </w:rPr>
@@ -264,6 +253,7 @@
       <w:r>
         <w:rPr>
           <w:b/>
+          <w:bCs/>
           <w:sz w:val="32"/>
           <w:szCs w:val="32"/>
         </w:rPr>
@@ -272,10 +262,10 @@
     </w:p>
     <w:p>
       <w:pPr>
-        <w:pStyle w:val="NombresPortada"/>
-        <w:outlineLvl w:val="0"/>
+        <w:jc w:val="center"/>
         <w:rPr>
           <w:b/>
+          <w:bCs/>
           <w:sz w:val="32"/>
           <w:szCs w:val="32"/>
         </w:rPr>
@@ -283,6 +273,7 @@
       <w:r>
         <w:rPr>
           <w:b/>
+          <w:bCs/>
           <w:sz w:val="32"/>
           <w:szCs w:val="32"/>
         </w:rPr>
@@ -298,8 +289,7 @@
     </w:p>
     <w:p>
       <w:pPr>
-        <w:pStyle w:val="NombresPortada"/>
-        <w:outlineLvl w:val="0"/>
+        <w:jc w:val="center"/>
         <w:rPr>
           <w:sz w:val="32"/>
           <w:szCs w:val="32"/>
@@ -352,1908 +342,2320 @@
         <w:t>ontenidos</w:t>
       </w:r>
     </w:p>
+    <w:sdt>
+      <w:sdtPr>
+        <w:rPr>
+          <w:rFonts w:ascii="Book Antiqua" w:eastAsia="Times New Roman" w:hAnsi="Book Antiqua" w:cs="Times New Roman"/>
+          <w:color w:val="auto"/>
+          <w:sz w:val="22"/>
+          <w:szCs w:val="24"/>
+        </w:rPr>
+        <w:id w:val="-284823440"/>
+        <w:docPartObj>
+          <w:docPartGallery w:val="Table of Contents"/>
+          <w:docPartUnique/>
+        </w:docPartObj>
+      </w:sdtPr>
+      <w:sdtEndPr>
+        <w:rPr>
+          <w:b/>
+          <w:bCs/>
+        </w:rPr>
+      </w:sdtEndPr>
+      <w:sdtContent>
+        <w:p>
+          <w:pPr>
+            <w:pStyle w:val="TtuloTDC"/>
+          </w:pPr>
+        </w:p>
+        <w:p>
+          <w:pPr>
+            <w:pStyle w:val="TDC1"/>
+            <w:tabs>
+              <w:tab w:val="right" w:leader="dot" w:pos="8494"/>
+            </w:tabs>
+            <w:rPr>
+              <w:rFonts w:asciiTheme="minorHAnsi" w:eastAsiaTheme="minorEastAsia" w:hAnsiTheme="minorHAnsi" w:cstheme="minorBidi"/>
+              <w:b w:val="0"/>
+              <w:smallCaps w:val="0"/>
+              <w:noProof/>
+              <w:kern w:val="2"/>
+              <w:sz w:val="24"/>
+              <w14:ligatures w14:val="standardContextual"/>
+            </w:rPr>
+          </w:pPr>
+          <w:r>
+            <w:fldChar w:fldCharType="begin"/>
+          </w:r>
+          <w:r>
+            <w:instrText xml:space="preserve"> TOC \o "1-3" \h \z \u </w:instrText>
+          </w:r>
+          <w:r>
+            <w:fldChar w:fldCharType="separate"/>
+          </w:r>
+          <w:hyperlink w:anchor="_Toc227434634" w:history="1">
+            <w:r>
+              <w:rPr>
+                <w:rStyle w:val="Hipervnculo"/>
+                <w:noProof/>
+              </w:rPr>
+              <w:t>0. Introducción</w:t>
+            </w:r>
+            <w:r>
+              <w:rPr>
+                <w:noProof/>
+                <w:webHidden/>
+              </w:rPr>
+              <w:tab/>
+            </w:r>
+            <w:r>
+              <w:rPr>
+                <w:noProof/>
+                <w:webHidden/>
+              </w:rPr>
+              <w:fldChar w:fldCharType="begin"/>
+            </w:r>
+            <w:r>
+              <w:rPr>
+                <w:noProof/>
+                <w:webHidden/>
+              </w:rPr>
+              <w:instrText xml:space="preserve"> PAGEREF _Toc227434634 \h </w:instrText>
+            </w:r>
+            <w:r>
+              <w:rPr>
+                <w:noProof/>
+                <w:webHidden/>
+              </w:rPr>
+            </w:r>
+            <w:r>
+              <w:rPr>
+                <w:noProof/>
+                <w:webHidden/>
+              </w:rPr>
+              <w:fldChar w:fldCharType="separate"/>
+            </w:r>
+            <w:r>
+              <w:rPr>
+                <w:noProof/>
+                <w:webHidden/>
+              </w:rPr>
+              <w:t>3</w:t>
+            </w:r>
+            <w:r>
+              <w:rPr>
+                <w:noProof/>
+                <w:webHidden/>
+              </w:rPr>
+              <w:fldChar w:fldCharType="end"/>
+            </w:r>
+          </w:hyperlink>
+        </w:p>
+        <w:p>
+          <w:pPr>
+            <w:pStyle w:val="TDC1"/>
+            <w:tabs>
+              <w:tab w:val="right" w:leader="dot" w:pos="8494"/>
+            </w:tabs>
+            <w:rPr>
+              <w:rFonts w:asciiTheme="minorHAnsi" w:eastAsiaTheme="minorEastAsia" w:hAnsiTheme="minorHAnsi" w:cstheme="minorBidi"/>
+              <w:b w:val="0"/>
+              <w:smallCaps w:val="0"/>
+              <w:noProof/>
+              <w:kern w:val="2"/>
+              <w:sz w:val="24"/>
+              <w14:ligatures w14:val="standardContextual"/>
+            </w:rPr>
+          </w:pPr>
+          <w:hyperlink w:anchor="_Toc227434635" w:history="1">
+            <w:r>
+              <w:rPr>
+                <w:rStyle w:val="Hipervnculo"/>
+                <w:noProof/>
+              </w:rPr>
+              <w:t>1. Contrastes de hipótesis para la media de la temperatura de la celda 01 en los meses de verano</w:t>
+            </w:r>
+            <w:r>
+              <w:rPr>
+                <w:noProof/>
+                <w:webHidden/>
+              </w:rPr>
+              <w:tab/>
+            </w:r>
+            <w:r>
+              <w:rPr>
+                <w:noProof/>
+                <w:webHidden/>
+              </w:rPr>
+              <w:fldChar w:fldCharType="begin"/>
+            </w:r>
+            <w:r>
+              <w:rPr>
+                <w:noProof/>
+                <w:webHidden/>
+              </w:rPr>
+              <w:instrText xml:space="preserve"> PAGEREF _Toc227434635 \h </w:instrText>
+            </w:r>
+            <w:r>
+              <w:rPr>
+                <w:noProof/>
+                <w:webHidden/>
+              </w:rPr>
+            </w:r>
+            <w:r>
+              <w:rPr>
+                <w:noProof/>
+                <w:webHidden/>
+              </w:rPr>
+              <w:fldChar w:fldCharType="separate"/>
+            </w:r>
+            <w:r>
+              <w:rPr>
+                <w:noProof/>
+                <w:webHidden/>
+              </w:rPr>
+              <w:t>4</w:t>
+            </w:r>
+            <w:r>
+              <w:rPr>
+                <w:noProof/>
+                <w:webHidden/>
+              </w:rPr>
+              <w:fldChar w:fldCharType="end"/>
+            </w:r>
+          </w:hyperlink>
+        </w:p>
+        <w:p>
+          <w:pPr>
+            <w:pStyle w:val="TDC2"/>
+            <w:tabs>
+              <w:tab w:val="right" w:leader="dot" w:pos="8494"/>
+            </w:tabs>
+            <w:rPr>
+              <w:rFonts w:asciiTheme="minorHAnsi" w:eastAsiaTheme="minorEastAsia" w:hAnsiTheme="minorHAnsi" w:cstheme="minorBidi"/>
+              <w:smallCaps w:val="0"/>
+              <w:noProof/>
+              <w:kern w:val="2"/>
+              <w:sz w:val="24"/>
+              <w14:ligatures w14:val="standardContextual"/>
+            </w:rPr>
+          </w:pPr>
+          <w:hyperlink w:anchor="_Toc227434636" w:history="1">
+            <w:r>
+              <w:rPr>
+                <w:rStyle w:val="Hipervnculo"/>
+                <w:noProof/>
+              </w:rPr>
+              <w:t>1.1. Contraste para la afirmación del analista 1 (media superior a 30 °C)</w:t>
+            </w:r>
+            <w:r>
+              <w:rPr>
+                <w:noProof/>
+                <w:webHidden/>
+              </w:rPr>
+              <w:tab/>
+            </w:r>
+            <w:r>
+              <w:rPr>
+                <w:noProof/>
+                <w:webHidden/>
+              </w:rPr>
+              <w:fldChar w:fldCharType="begin"/>
+            </w:r>
+            <w:r>
+              <w:rPr>
+                <w:noProof/>
+                <w:webHidden/>
+              </w:rPr>
+              <w:instrText xml:space="preserve"> PAGEREF _Toc227434636 \h </w:instrText>
+            </w:r>
+            <w:r>
+              <w:rPr>
+                <w:noProof/>
+                <w:webHidden/>
+              </w:rPr>
+            </w:r>
+            <w:r>
+              <w:rPr>
+                <w:noProof/>
+                <w:webHidden/>
+              </w:rPr>
+              <w:fldChar w:fldCharType="separate"/>
+            </w:r>
+            <w:r>
+              <w:rPr>
+                <w:noProof/>
+                <w:webHidden/>
+              </w:rPr>
+              <w:t>4</w:t>
+            </w:r>
+            <w:r>
+              <w:rPr>
+                <w:noProof/>
+                <w:webHidden/>
+              </w:rPr>
+              <w:fldChar w:fldCharType="end"/>
+            </w:r>
+          </w:hyperlink>
+        </w:p>
+        <w:p>
+          <w:pPr>
+            <w:pStyle w:val="TDC2"/>
+            <w:tabs>
+              <w:tab w:val="right" w:leader="dot" w:pos="8494"/>
+            </w:tabs>
+            <w:rPr>
+              <w:rFonts w:asciiTheme="minorHAnsi" w:eastAsiaTheme="minorEastAsia" w:hAnsiTheme="minorHAnsi" w:cstheme="minorBidi"/>
+              <w:smallCaps w:val="0"/>
+              <w:noProof/>
+              <w:kern w:val="2"/>
+              <w:sz w:val="24"/>
+              <w14:ligatures w14:val="standardContextual"/>
+            </w:rPr>
+          </w:pPr>
+          <w:hyperlink w:anchor="_Toc227434637" w:history="1">
+            <w:r>
+              <w:rPr>
+                <w:rStyle w:val="Hipervnculo"/>
+                <w:noProof/>
+              </w:rPr>
+              <w:t>1.2. Contraste para la afirmación del analista 2 (media inferior a 30 °C)</w:t>
+            </w:r>
+            <w:r>
+              <w:rPr>
+                <w:noProof/>
+                <w:webHidden/>
+              </w:rPr>
+              <w:tab/>
+            </w:r>
+            <w:r>
+              <w:rPr>
+                <w:noProof/>
+                <w:webHidden/>
+              </w:rPr>
+              <w:fldChar w:fldCharType="begin"/>
+            </w:r>
+            <w:r>
+              <w:rPr>
+                <w:noProof/>
+                <w:webHidden/>
+              </w:rPr>
+              <w:instrText xml:space="preserve"> PAGEREF _Toc227434637 \h </w:instrText>
+            </w:r>
+            <w:r>
+              <w:rPr>
+                <w:noProof/>
+                <w:webHidden/>
+              </w:rPr>
+            </w:r>
+            <w:r>
+              <w:rPr>
+                <w:noProof/>
+                <w:webHidden/>
+              </w:rPr>
+              <w:fldChar w:fldCharType="separate"/>
+            </w:r>
+            <w:r>
+              <w:rPr>
+                <w:noProof/>
+                <w:webHidden/>
+              </w:rPr>
+              <w:t>5</w:t>
+            </w:r>
+            <w:r>
+              <w:rPr>
+                <w:noProof/>
+                <w:webHidden/>
+              </w:rPr>
+              <w:fldChar w:fldCharType="end"/>
+            </w:r>
+          </w:hyperlink>
+        </w:p>
+        <w:p>
+          <w:pPr>
+            <w:pStyle w:val="TDC1"/>
+            <w:tabs>
+              <w:tab w:val="right" w:leader="dot" w:pos="8494"/>
+            </w:tabs>
+            <w:rPr>
+              <w:rFonts w:asciiTheme="minorHAnsi" w:eastAsiaTheme="minorEastAsia" w:hAnsiTheme="minorHAnsi" w:cstheme="minorBidi"/>
+              <w:b w:val="0"/>
+              <w:smallCaps w:val="0"/>
+              <w:noProof/>
+              <w:kern w:val="2"/>
+              <w:sz w:val="24"/>
+              <w14:ligatures w14:val="standardContextual"/>
+            </w:rPr>
+          </w:pPr>
+          <w:hyperlink w:anchor="_Toc227434638" w:history="1">
+            <w:r>
+              <w:rPr>
+                <w:rStyle w:val="Hipervnculo"/>
+                <w:noProof/>
+              </w:rPr>
+              <w:t>2. Ajuste de distribuciones en la celda 01</w:t>
+            </w:r>
+            <w:r>
+              <w:rPr>
+                <w:noProof/>
+                <w:webHidden/>
+              </w:rPr>
+              <w:tab/>
+            </w:r>
+            <w:r>
+              <w:rPr>
+                <w:noProof/>
+                <w:webHidden/>
+              </w:rPr>
+              <w:fldChar w:fldCharType="begin"/>
+            </w:r>
+            <w:r>
+              <w:rPr>
+                <w:noProof/>
+                <w:webHidden/>
+              </w:rPr>
+              <w:instrText xml:space="preserve"> PAGEREF _Toc227434638 \h </w:instrText>
+            </w:r>
+            <w:r>
+              <w:rPr>
+                <w:noProof/>
+                <w:webHidden/>
+              </w:rPr>
+            </w:r>
+            <w:r>
+              <w:rPr>
+                <w:noProof/>
+                <w:webHidden/>
+              </w:rPr>
+              <w:fldChar w:fldCharType="separate"/>
+            </w:r>
+            <w:r>
+              <w:rPr>
+                <w:noProof/>
+                <w:webHidden/>
+              </w:rPr>
+              <w:t>8</w:t>
+            </w:r>
+            <w:r>
+              <w:rPr>
+                <w:noProof/>
+                <w:webHidden/>
+              </w:rPr>
+              <w:fldChar w:fldCharType="end"/>
+            </w:r>
+          </w:hyperlink>
+        </w:p>
+        <w:p>
+          <w:pPr>
+            <w:pStyle w:val="TDC2"/>
+            <w:tabs>
+              <w:tab w:val="right" w:leader="dot" w:pos="8494"/>
+            </w:tabs>
+            <w:rPr>
+              <w:rFonts w:asciiTheme="minorHAnsi" w:eastAsiaTheme="minorEastAsia" w:hAnsiTheme="minorHAnsi" w:cstheme="minorBidi"/>
+              <w:smallCaps w:val="0"/>
+              <w:noProof/>
+              <w:kern w:val="2"/>
+              <w:sz w:val="24"/>
+              <w14:ligatures w14:val="standardContextual"/>
+            </w:rPr>
+          </w:pPr>
+          <w:hyperlink w:anchor="_Toc227434639" w:history="1">
+            <w:r>
+              <w:rPr>
+                <w:rStyle w:val="Hipervnculo"/>
+                <w:noProof/>
+              </w:rPr>
+              <w:t>2.1. Normalidad trimestral de la temperatura en la celda 01</w:t>
+            </w:r>
+            <w:r>
+              <w:rPr>
+                <w:noProof/>
+                <w:webHidden/>
+              </w:rPr>
+              <w:tab/>
+            </w:r>
+            <w:r>
+              <w:rPr>
+                <w:noProof/>
+                <w:webHidden/>
+              </w:rPr>
+              <w:fldChar w:fldCharType="begin"/>
+            </w:r>
+            <w:r>
+              <w:rPr>
+                <w:noProof/>
+                <w:webHidden/>
+              </w:rPr>
+              <w:instrText xml:space="preserve"> PAGEREF _Toc227434639 \h </w:instrText>
+            </w:r>
+            <w:r>
+              <w:rPr>
+                <w:noProof/>
+                <w:webHidden/>
+              </w:rPr>
+            </w:r>
+            <w:r>
+              <w:rPr>
+                <w:noProof/>
+                <w:webHidden/>
+              </w:rPr>
+              <w:fldChar w:fldCharType="separate"/>
+            </w:r>
+            <w:r>
+              <w:rPr>
+                <w:noProof/>
+                <w:webHidden/>
+              </w:rPr>
+              <w:t>8</w:t>
+            </w:r>
+            <w:r>
+              <w:rPr>
+                <w:noProof/>
+                <w:webHidden/>
+              </w:rPr>
+              <w:fldChar w:fldCharType="end"/>
+            </w:r>
+          </w:hyperlink>
+        </w:p>
+        <w:p>
+          <w:pPr>
+            <w:pStyle w:val="TDC2"/>
+            <w:tabs>
+              <w:tab w:val="right" w:leader="dot" w:pos="8494"/>
+            </w:tabs>
+            <w:rPr>
+              <w:rFonts w:asciiTheme="minorHAnsi" w:eastAsiaTheme="minorEastAsia" w:hAnsiTheme="minorHAnsi" w:cstheme="minorBidi"/>
+              <w:smallCaps w:val="0"/>
+              <w:noProof/>
+              <w:kern w:val="2"/>
+              <w:sz w:val="24"/>
+              <w14:ligatures w14:val="standardContextual"/>
+            </w:rPr>
+          </w:pPr>
+          <w:hyperlink w:anchor="_Toc227434640" w:history="1">
+            <w:r>
+              <w:rPr>
+                <w:rStyle w:val="Hipervnculo"/>
+                <w:noProof/>
+              </w:rPr>
+              <w:t>2.2. Normalidad trimestral de la irradiación en la celda 01</w:t>
+            </w:r>
+            <w:r>
+              <w:rPr>
+                <w:noProof/>
+                <w:webHidden/>
+              </w:rPr>
+              <w:tab/>
+            </w:r>
+            <w:r>
+              <w:rPr>
+                <w:noProof/>
+                <w:webHidden/>
+              </w:rPr>
+              <w:fldChar w:fldCharType="begin"/>
+            </w:r>
+            <w:r>
+              <w:rPr>
+                <w:noProof/>
+                <w:webHidden/>
+              </w:rPr>
+              <w:instrText xml:space="preserve"> PAGEREF _Toc227434640 \h </w:instrText>
+            </w:r>
+            <w:r>
+              <w:rPr>
+                <w:noProof/>
+                <w:webHidden/>
+              </w:rPr>
+            </w:r>
+            <w:r>
+              <w:rPr>
+                <w:noProof/>
+                <w:webHidden/>
+              </w:rPr>
+              <w:fldChar w:fldCharType="separate"/>
+            </w:r>
+            <w:r>
+              <w:rPr>
+                <w:noProof/>
+                <w:webHidden/>
+              </w:rPr>
+              <w:t>9</w:t>
+            </w:r>
+            <w:r>
+              <w:rPr>
+                <w:noProof/>
+                <w:webHidden/>
+              </w:rPr>
+              <w:fldChar w:fldCharType="end"/>
+            </w:r>
+          </w:hyperlink>
+        </w:p>
+        <w:p>
+          <w:pPr>
+            <w:pStyle w:val="TDC2"/>
+            <w:tabs>
+              <w:tab w:val="right" w:leader="dot" w:pos="8494"/>
+            </w:tabs>
+            <w:rPr>
+              <w:rFonts w:asciiTheme="minorHAnsi" w:eastAsiaTheme="minorEastAsia" w:hAnsiTheme="minorHAnsi" w:cstheme="minorBidi"/>
+              <w:smallCaps w:val="0"/>
+              <w:noProof/>
+              <w:kern w:val="2"/>
+              <w:sz w:val="24"/>
+              <w14:ligatures w14:val="standardContextual"/>
+            </w:rPr>
+          </w:pPr>
+          <w:hyperlink w:anchor="_Toc227434641" w:history="1">
+            <w:r>
+              <w:rPr>
+                <w:rStyle w:val="Hipervnculo"/>
+                <w:noProof/>
+              </w:rPr>
+              <w:t>2.3. Normalidad trimestral de la precipitación en la celda 01</w:t>
+            </w:r>
+            <w:r>
+              <w:rPr>
+                <w:noProof/>
+                <w:webHidden/>
+              </w:rPr>
+              <w:tab/>
+            </w:r>
+            <w:r>
+              <w:rPr>
+                <w:noProof/>
+                <w:webHidden/>
+              </w:rPr>
+              <w:fldChar w:fldCharType="begin"/>
+            </w:r>
+            <w:r>
+              <w:rPr>
+                <w:noProof/>
+                <w:webHidden/>
+              </w:rPr>
+              <w:instrText xml:space="preserve"> PAGEREF _Toc227434641 \h </w:instrText>
+            </w:r>
+            <w:r>
+              <w:rPr>
+                <w:noProof/>
+                <w:webHidden/>
+              </w:rPr>
+            </w:r>
+            <w:r>
+              <w:rPr>
+                <w:noProof/>
+                <w:webHidden/>
+              </w:rPr>
+              <w:fldChar w:fldCharType="separate"/>
+            </w:r>
+            <w:r>
+              <w:rPr>
+                <w:noProof/>
+                <w:webHidden/>
+              </w:rPr>
+              <w:t>9</w:t>
+            </w:r>
+            <w:r>
+              <w:rPr>
+                <w:noProof/>
+                <w:webHidden/>
+              </w:rPr>
+              <w:fldChar w:fldCharType="end"/>
+            </w:r>
+          </w:hyperlink>
+        </w:p>
+        <w:p>
+          <w:pPr>
+            <w:pStyle w:val="TDC2"/>
+            <w:tabs>
+              <w:tab w:val="right" w:leader="dot" w:pos="8494"/>
+            </w:tabs>
+            <w:rPr>
+              <w:rFonts w:asciiTheme="minorHAnsi" w:eastAsiaTheme="minorEastAsia" w:hAnsiTheme="minorHAnsi" w:cstheme="minorBidi"/>
+              <w:smallCaps w:val="0"/>
+              <w:noProof/>
+              <w:kern w:val="2"/>
+              <w:sz w:val="24"/>
+              <w14:ligatures w14:val="standardContextual"/>
+            </w:rPr>
+          </w:pPr>
+          <w:hyperlink w:anchor="_Toc227434642" w:history="1">
+            <w:r>
+              <w:rPr>
+                <w:rStyle w:val="Hipervnculo"/>
+                <w:noProof/>
+              </w:rPr>
+              <w:t>2.4. Ajuste paramétrico y kernel de la temperatura en la celda 01</w:t>
+            </w:r>
+            <w:r>
+              <w:rPr>
+                <w:noProof/>
+                <w:webHidden/>
+              </w:rPr>
+              <w:tab/>
+            </w:r>
+            <w:r>
+              <w:rPr>
+                <w:noProof/>
+                <w:webHidden/>
+              </w:rPr>
+              <w:fldChar w:fldCharType="begin"/>
+            </w:r>
+            <w:r>
+              <w:rPr>
+                <w:noProof/>
+                <w:webHidden/>
+              </w:rPr>
+              <w:instrText xml:space="preserve"> PAGEREF _Toc227434642 \h </w:instrText>
+            </w:r>
+            <w:r>
+              <w:rPr>
+                <w:noProof/>
+                <w:webHidden/>
+              </w:rPr>
+            </w:r>
+            <w:r>
+              <w:rPr>
+                <w:noProof/>
+                <w:webHidden/>
+              </w:rPr>
+              <w:fldChar w:fldCharType="separate"/>
+            </w:r>
+            <w:r>
+              <w:rPr>
+                <w:noProof/>
+                <w:webHidden/>
+              </w:rPr>
+              <w:t>10</w:t>
+            </w:r>
+            <w:r>
+              <w:rPr>
+                <w:noProof/>
+                <w:webHidden/>
+              </w:rPr>
+              <w:fldChar w:fldCharType="end"/>
+            </w:r>
+          </w:hyperlink>
+        </w:p>
+        <w:p>
+          <w:pPr>
+            <w:pStyle w:val="TDC2"/>
+            <w:tabs>
+              <w:tab w:val="right" w:leader="dot" w:pos="8494"/>
+            </w:tabs>
+            <w:rPr>
+              <w:rFonts w:asciiTheme="minorHAnsi" w:eastAsiaTheme="minorEastAsia" w:hAnsiTheme="minorHAnsi" w:cstheme="minorBidi"/>
+              <w:smallCaps w:val="0"/>
+              <w:noProof/>
+              <w:kern w:val="2"/>
+              <w:sz w:val="24"/>
+              <w14:ligatures w14:val="standardContextual"/>
+            </w:rPr>
+          </w:pPr>
+          <w:hyperlink w:anchor="_Toc227434643" w:history="1">
+            <w:r>
+              <w:rPr>
+                <w:rStyle w:val="Hipervnculo"/>
+                <w:noProof/>
+              </w:rPr>
+              <w:t>2.5. Ajuste paramétrico y kernel de la irradiación en la celda 01</w:t>
+            </w:r>
+            <w:r>
+              <w:rPr>
+                <w:noProof/>
+                <w:webHidden/>
+              </w:rPr>
+              <w:tab/>
+            </w:r>
+            <w:r>
+              <w:rPr>
+                <w:noProof/>
+                <w:webHidden/>
+              </w:rPr>
+              <w:fldChar w:fldCharType="begin"/>
+            </w:r>
+            <w:r>
+              <w:rPr>
+                <w:noProof/>
+                <w:webHidden/>
+              </w:rPr>
+              <w:instrText xml:space="preserve"> PAGEREF _Toc227434643 \h </w:instrText>
+            </w:r>
+            <w:r>
+              <w:rPr>
+                <w:noProof/>
+                <w:webHidden/>
+              </w:rPr>
+            </w:r>
+            <w:r>
+              <w:rPr>
+                <w:noProof/>
+                <w:webHidden/>
+              </w:rPr>
+              <w:fldChar w:fldCharType="separate"/>
+            </w:r>
+            <w:r>
+              <w:rPr>
+                <w:noProof/>
+                <w:webHidden/>
+              </w:rPr>
+              <w:t>11</w:t>
+            </w:r>
+            <w:r>
+              <w:rPr>
+                <w:noProof/>
+                <w:webHidden/>
+              </w:rPr>
+              <w:fldChar w:fldCharType="end"/>
+            </w:r>
+          </w:hyperlink>
+        </w:p>
+        <w:p>
+          <w:pPr>
+            <w:pStyle w:val="TDC2"/>
+            <w:tabs>
+              <w:tab w:val="right" w:leader="dot" w:pos="8494"/>
+            </w:tabs>
+            <w:rPr>
+              <w:rFonts w:asciiTheme="minorHAnsi" w:eastAsiaTheme="minorEastAsia" w:hAnsiTheme="minorHAnsi" w:cstheme="minorBidi"/>
+              <w:smallCaps w:val="0"/>
+              <w:noProof/>
+              <w:kern w:val="2"/>
+              <w:sz w:val="24"/>
+              <w14:ligatures w14:val="standardContextual"/>
+            </w:rPr>
+          </w:pPr>
+          <w:hyperlink w:anchor="_Toc227434644" w:history="1">
+            <w:r>
+              <w:rPr>
+                <w:rStyle w:val="Hipervnculo"/>
+                <w:noProof/>
+              </w:rPr>
+              <w:t>2.6. Ajuste paramétrico y kernel de la precipitación en la celda 01</w:t>
+            </w:r>
+            <w:r>
+              <w:rPr>
+                <w:noProof/>
+                <w:webHidden/>
+              </w:rPr>
+              <w:tab/>
+            </w:r>
+            <w:r>
+              <w:rPr>
+                <w:noProof/>
+                <w:webHidden/>
+              </w:rPr>
+              <w:fldChar w:fldCharType="begin"/>
+            </w:r>
+            <w:r>
+              <w:rPr>
+                <w:noProof/>
+                <w:webHidden/>
+              </w:rPr>
+              <w:instrText xml:space="preserve"> PAGEREF _Toc227434644 \h </w:instrText>
+            </w:r>
+            <w:r>
+              <w:rPr>
+                <w:noProof/>
+                <w:webHidden/>
+              </w:rPr>
+            </w:r>
+            <w:r>
+              <w:rPr>
+                <w:noProof/>
+                <w:webHidden/>
+              </w:rPr>
+              <w:fldChar w:fldCharType="separate"/>
+            </w:r>
+            <w:r>
+              <w:rPr>
+                <w:noProof/>
+                <w:webHidden/>
+              </w:rPr>
+              <w:t>12</w:t>
+            </w:r>
+            <w:r>
+              <w:rPr>
+                <w:noProof/>
+                <w:webHidden/>
+              </w:rPr>
+              <w:fldChar w:fldCharType="end"/>
+            </w:r>
+          </w:hyperlink>
+        </w:p>
+        <w:p>
+          <w:pPr>
+            <w:pStyle w:val="TDC1"/>
+            <w:tabs>
+              <w:tab w:val="right" w:leader="dot" w:pos="8494"/>
+            </w:tabs>
+            <w:rPr>
+              <w:rFonts w:asciiTheme="minorHAnsi" w:eastAsiaTheme="minorEastAsia" w:hAnsiTheme="minorHAnsi" w:cstheme="minorBidi"/>
+              <w:b w:val="0"/>
+              <w:smallCaps w:val="0"/>
+              <w:noProof/>
+              <w:kern w:val="2"/>
+              <w:sz w:val="24"/>
+              <w14:ligatures w14:val="standardContextual"/>
+            </w:rPr>
+          </w:pPr>
+          <w:hyperlink w:anchor="_Toc227434645" w:history="1">
+            <w:r>
+              <w:rPr>
+                <w:rStyle w:val="Hipervnculo"/>
+                <w:noProof/>
+              </w:rPr>
+              <w:t>3. **Apartado3**</w:t>
+            </w:r>
+            <w:r>
+              <w:rPr>
+                <w:noProof/>
+                <w:webHidden/>
+              </w:rPr>
+              <w:tab/>
+            </w:r>
+            <w:r>
+              <w:rPr>
+                <w:noProof/>
+                <w:webHidden/>
+              </w:rPr>
+              <w:fldChar w:fldCharType="begin"/>
+            </w:r>
+            <w:r>
+              <w:rPr>
+                <w:noProof/>
+                <w:webHidden/>
+              </w:rPr>
+              <w:instrText xml:space="preserve"> PAGEREF _Toc227434645 \h </w:instrText>
+            </w:r>
+            <w:r>
+              <w:rPr>
+                <w:noProof/>
+                <w:webHidden/>
+              </w:rPr>
+            </w:r>
+            <w:r>
+              <w:rPr>
+                <w:noProof/>
+                <w:webHidden/>
+              </w:rPr>
+              <w:fldChar w:fldCharType="separate"/>
+            </w:r>
+            <w:r>
+              <w:rPr>
+                <w:noProof/>
+                <w:webHidden/>
+              </w:rPr>
+              <w:t>13</w:t>
+            </w:r>
+            <w:r>
+              <w:rPr>
+                <w:noProof/>
+                <w:webHidden/>
+              </w:rPr>
+              <w:fldChar w:fldCharType="end"/>
+            </w:r>
+          </w:hyperlink>
+        </w:p>
+        <w:p>
+          <w:pPr>
+            <w:pStyle w:val="TDC2"/>
+            <w:tabs>
+              <w:tab w:val="right" w:leader="dot" w:pos="8494"/>
+            </w:tabs>
+            <w:rPr>
+              <w:rFonts w:asciiTheme="minorHAnsi" w:eastAsiaTheme="minorEastAsia" w:hAnsiTheme="minorHAnsi" w:cstheme="minorBidi"/>
+              <w:smallCaps w:val="0"/>
+              <w:noProof/>
+              <w:kern w:val="2"/>
+              <w:sz w:val="24"/>
+              <w14:ligatures w14:val="standardContextual"/>
+            </w:rPr>
+          </w:pPr>
+          <w:hyperlink w:anchor="_Toc227434646" w:history="1">
+            <w:r>
+              <w:rPr>
+                <w:rStyle w:val="Hipervnculo"/>
+                <w:noProof/>
+              </w:rPr>
+              <w:t>3.1. **Apartado3.1**</w:t>
+            </w:r>
+            <w:r>
+              <w:rPr>
+                <w:noProof/>
+                <w:webHidden/>
+              </w:rPr>
+              <w:tab/>
+            </w:r>
+            <w:r>
+              <w:rPr>
+                <w:noProof/>
+                <w:webHidden/>
+              </w:rPr>
+              <w:fldChar w:fldCharType="begin"/>
+            </w:r>
+            <w:r>
+              <w:rPr>
+                <w:noProof/>
+                <w:webHidden/>
+              </w:rPr>
+              <w:instrText xml:space="preserve"> PAGEREF _Toc227434646 \h </w:instrText>
+            </w:r>
+            <w:r>
+              <w:rPr>
+                <w:noProof/>
+                <w:webHidden/>
+              </w:rPr>
+            </w:r>
+            <w:r>
+              <w:rPr>
+                <w:noProof/>
+                <w:webHidden/>
+              </w:rPr>
+              <w:fldChar w:fldCharType="separate"/>
+            </w:r>
+            <w:r>
+              <w:rPr>
+                <w:noProof/>
+                <w:webHidden/>
+              </w:rPr>
+              <w:t>13</w:t>
+            </w:r>
+            <w:r>
+              <w:rPr>
+                <w:noProof/>
+                <w:webHidden/>
+              </w:rPr>
+              <w:fldChar w:fldCharType="end"/>
+            </w:r>
+          </w:hyperlink>
+        </w:p>
+        <w:p>
+          <w:pPr>
+            <w:pStyle w:val="TDC1"/>
+            <w:tabs>
+              <w:tab w:val="right" w:leader="dot" w:pos="8494"/>
+            </w:tabs>
+            <w:rPr>
+              <w:rFonts w:asciiTheme="minorHAnsi" w:eastAsiaTheme="minorEastAsia" w:hAnsiTheme="minorHAnsi" w:cstheme="minorBidi"/>
+              <w:b w:val="0"/>
+              <w:smallCaps w:val="0"/>
+              <w:noProof/>
+              <w:kern w:val="2"/>
+              <w:sz w:val="24"/>
+              <w14:ligatures w14:val="standardContextual"/>
+            </w:rPr>
+          </w:pPr>
+          <w:hyperlink w:anchor="_Toc227434647" w:history="1">
+            <w:r>
+              <w:rPr>
+                <w:rStyle w:val="Hipervnculo"/>
+                <w:noProof/>
+              </w:rPr>
+              <w:t>4. **Apartado4**</w:t>
+            </w:r>
+            <w:r>
+              <w:rPr>
+                <w:noProof/>
+                <w:webHidden/>
+              </w:rPr>
+              <w:tab/>
+            </w:r>
+            <w:r>
+              <w:rPr>
+                <w:noProof/>
+                <w:webHidden/>
+              </w:rPr>
+              <w:fldChar w:fldCharType="begin"/>
+            </w:r>
+            <w:r>
+              <w:rPr>
+                <w:noProof/>
+                <w:webHidden/>
+              </w:rPr>
+              <w:instrText xml:space="preserve"> PAGEREF _Toc227434647 \h </w:instrText>
+            </w:r>
+            <w:r>
+              <w:rPr>
+                <w:noProof/>
+                <w:webHidden/>
+              </w:rPr>
+            </w:r>
+            <w:r>
+              <w:rPr>
+                <w:noProof/>
+                <w:webHidden/>
+              </w:rPr>
+              <w:fldChar w:fldCharType="separate"/>
+            </w:r>
+            <w:r>
+              <w:rPr>
+                <w:noProof/>
+                <w:webHidden/>
+              </w:rPr>
+              <w:t>14</w:t>
+            </w:r>
+            <w:r>
+              <w:rPr>
+                <w:noProof/>
+                <w:webHidden/>
+              </w:rPr>
+              <w:fldChar w:fldCharType="end"/>
+            </w:r>
+          </w:hyperlink>
+        </w:p>
+        <w:p>
+          <w:pPr>
+            <w:pStyle w:val="TDC2"/>
+            <w:tabs>
+              <w:tab w:val="right" w:leader="dot" w:pos="8494"/>
+            </w:tabs>
+            <w:rPr>
+              <w:rFonts w:asciiTheme="minorHAnsi" w:eastAsiaTheme="minorEastAsia" w:hAnsiTheme="minorHAnsi" w:cstheme="minorBidi"/>
+              <w:smallCaps w:val="0"/>
+              <w:noProof/>
+              <w:kern w:val="2"/>
+              <w:sz w:val="24"/>
+              <w14:ligatures w14:val="standardContextual"/>
+            </w:rPr>
+          </w:pPr>
+          <w:hyperlink w:anchor="_Toc227434648" w:history="1">
+            <w:r>
+              <w:rPr>
+                <w:rStyle w:val="Hipervnculo"/>
+                <w:noProof/>
+              </w:rPr>
+              <w:t>4.1. **Apartado4.1**</w:t>
+            </w:r>
+            <w:r>
+              <w:rPr>
+                <w:noProof/>
+                <w:webHidden/>
+              </w:rPr>
+              <w:tab/>
+            </w:r>
+            <w:r>
+              <w:rPr>
+                <w:noProof/>
+                <w:webHidden/>
+              </w:rPr>
+              <w:fldChar w:fldCharType="begin"/>
+            </w:r>
+            <w:r>
+              <w:rPr>
+                <w:noProof/>
+                <w:webHidden/>
+              </w:rPr>
+              <w:instrText xml:space="preserve"> PAGEREF _Toc227434648 \h </w:instrText>
+            </w:r>
+            <w:r>
+              <w:rPr>
+                <w:noProof/>
+                <w:webHidden/>
+              </w:rPr>
+            </w:r>
+            <w:r>
+              <w:rPr>
+                <w:noProof/>
+                <w:webHidden/>
+              </w:rPr>
+              <w:fldChar w:fldCharType="separate"/>
+            </w:r>
+            <w:r>
+              <w:rPr>
+                <w:noProof/>
+                <w:webHidden/>
+              </w:rPr>
+              <w:t>14</w:t>
+            </w:r>
+            <w:r>
+              <w:rPr>
+                <w:noProof/>
+                <w:webHidden/>
+              </w:rPr>
+              <w:fldChar w:fldCharType="end"/>
+            </w:r>
+          </w:hyperlink>
+        </w:p>
+        <w:p>
+          <w:pPr>
+            <w:pStyle w:val="TDC1"/>
+            <w:tabs>
+              <w:tab w:val="right" w:leader="dot" w:pos="8494"/>
+            </w:tabs>
+            <w:rPr>
+              <w:rFonts w:asciiTheme="minorHAnsi" w:eastAsiaTheme="minorEastAsia" w:hAnsiTheme="minorHAnsi" w:cstheme="minorBidi"/>
+              <w:b w:val="0"/>
+              <w:smallCaps w:val="0"/>
+              <w:noProof/>
+              <w:kern w:val="2"/>
+              <w:sz w:val="24"/>
+              <w14:ligatures w14:val="standardContextual"/>
+            </w:rPr>
+          </w:pPr>
+          <w:hyperlink w:anchor="_Toc227434649" w:history="1">
+            <w:r>
+              <w:rPr>
+                <w:rStyle w:val="Hipervnculo"/>
+                <w:noProof/>
+              </w:rPr>
+              <w:t>5. Conclusiones</w:t>
+            </w:r>
+            <w:r>
+              <w:rPr>
+                <w:noProof/>
+                <w:webHidden/>
+              </w:rPr>
+              <w:tab/>
+            </w:r>
+            <w:r>
+              <w:rPr>
+                <w:noProof/>
+                <w:webHidden/>
+              </w:rPr>
+              <w:fldChar w:fldCharType="begin"/>
+            </w:r>
+            <w:r>
+              <w:rPr>
+                <w:noProof/>
+                <w:webHidden/>
+              </w:rPr>
+              <w:instrText xml:space="preserve"> PAGEREF _Toc227434649 \h </w:instrText>
+            </w:r>
+            <w:r>
+              <w:rPr>
+                <w:noProof/>
+                <w:webHidden/>
+              </w:rPr>
+            </w:r>
+            <w:r>
+              <w:rPr>
+                <w:noProof/>
+                <w:webHidden/>
+              </w:rPr>
+              <w:fldChar w:fldCharType="separate"/>
+            </w:r>
+            <w:r>
+              <w:rPr>
+                <w:noProof/>
+                <w:webHidden/>
+              </w:rPr>
+              <w:t>15</w:t>
+            </w:r>
+            <w:r>
+              <w:rPr>
+                <w:noProof/>
+                <w:webHidden/>
+              </w:rPr>
+              <w:fldChar w:fldCharType="end"/>
+            </w:r>
+          </w:hyperlink>
+        </w:p>
+        <w:p>
+          <w:pPr>
+            <w:pStyle w:val="TDC1"/>
+            <w:tabs>
+              <w:tab w:val="right" w:leader="dot" w:pos="8494"/>
+            </w:tabs>
+            <w:rPr>
+              <w:rFonts w:asciiTheme="minorHAnsi" w:eastAsiaTheme="minorEastAsia" w:hAnsiTheme="minorHAnsi" w:cstheme="minorBidi"/>
+              <w:b w:val="0"/>
+              <w:smallCaps w:val="0"/>
+              <w:noProof/>
+              <w:kern w:val="2"/>
+              <w:sz w:val="24"/>
+              <w14:ligatures w14:val="standardContextual"/>
+            </w:rPr>
+          </w:pPr>
+          <w:hyperlink w:anchor="_Toc227434650" w:history="1">
+            <w:r>
+              <w:rPr>
+                <w:rStyle w:val="Hipervnculo"/>
+                <w:noProof/>
+              </w:rPr>
+              <w:t>6. Autoría y uso de Chatgpt</w:t>
+            </w:r>
+            <w:r>
+              <w:rPr>
+                <w:noProof/>
+                <w:webHidden/>
+              </w:rPr>
+              <w:tab/>
+            </w:r>
+            <w:r>
+              <w:rPr>
+                <w:noProof/>
+                <w:webHidden/>
+              </w:rPr>
+              <w:fldChar w:fldCharType="begin"/>
+            </w:r>
+            <w:r>
+              <w:rPr>
+                <w:noProof/>
+                <w:webHidden/>
+              </w:rPr>
+              <w:instrText xml:space="preserve"> PAGEREF _Toc227434650 \h </w:instrText>
+            </w:r>
+            <w:r>
+              <w:rPr>
+                <w:noProof/>
+                <w:webHidden/>
+              </w:rPr>
+            </w:r>
+            <w:r>
+              <w:rPr>
+                <w:noProof/>
+                <w:webHidden/>
+              </w:rPr>
+              <w:fldChar w:fldCharType="separate"/>
+            </w:r>
+            <w:r>
+              <w:rPr>
+                <w:noProof/>
+                <w:webHidden/>
+              </w:rPr>
+              <w:t>16</w:t>
+            </w:r>
+            <w:r>
+              <w:rPr>
+                <w:noProof/>
+                <w:webHidden/>
+              </w:rPr>
+              <w:fldChar w:fldCharType="end"/>
+            </w:r>
+          </w:hyperlink>
+        </w:p>
+        <w:p>
+          <w:pPr>
+            <w:pStyle w:val="TDC1"/>
+            <w:tabs>
+              <w:tab w:val="right" w:leader="dot" w:pos="8494"/>
+            </w:tabs>
+            <w:rPr>
+              <w:rFonts w:asciiTheme="minorHAnsi" w:eastAsiaTheme="minorEastAsia" w:hAnsiTheme="minorHAnsi" w:cstheme="minorBidi"/>
+              <w:b w:val="0"/>
+              <w:smallCaps w:val="0"/>
+              <w:noProof/>
+              <w:kern w:val="2"/>
+              <w:sz w:val="24"/>
+              <w14:ligatures w14:val="standardContextual"/>
+            </w:rPr>
+          </w:pPr>
+          <w:hyperlink w:anchor="_Toc227434651" w:history="1">
+            <w:r>
+              <w:rPr>
+                <w:rStyle w:val="Hipervnculo"/>
+                <w:noProof/>
+              </w:rPr>
+              <w:t>7. Anexos</w:t>
+            </w:r>
+            <w:r>
+              <w:rPr>
+                <w:noProof/>
+                <w:webHidden/>
+              </w:rPr>
+              <w:tab/>
+            </w:r>
+            <w:r>
+              <w:rPr>
+                <w:noProof/>
+                <w:webHidden/>
+              </w:rPr>
+              <w:fldChar w:fldCharType="begin"/>
+            </w:r>
+            <w:r>
+              <w:rPr>
+                <w:noProof/>
+                <w:webHidden/>
+              </w:rPr>
+              <w:instrText xml:space="preserve"> PAGEREF _Toc227434651 \h </w:instrText>
+            </w:r>
+            <w:r>
+              <w:rPr>
+                <w:noProof/>
+                <w:webHidden/>
+              </w:rPr>
+            </w:r>
+            <w:r>
+              <w:rPr>
+                <w:noProof/>
+                <w:webHidden/>
+              </w:rPr>
+              <w:fldChar w:fldCharType="separate"/>
+            </w:r>
+            <w:r>
+              <w:rPr>
+                <w:noProof/>
+                <w:webHidden/>
+              </w:rPr>
+              <w:t>17</w:t>
+            </w:r>
+            <w:r>
+              <w:rPr>
+                <w:noProof/>
+                <w:webHidden/>
+              </w:rPr>
+              <w:fldChar w:fldCharType="end"/>
+            </w:r>
+          </w:hyperlink>
+        </w:p>
+        <w:p>
+          <w:pPr>
+            <w:pStyle w:val="TDC1"/>
+            <w:tabs>
+              <w:tab w:val="right" w:leader="dot" w:pos="8494"/>
+            </w:tabs>
+            <w:rPr>
+              <w:rFonts w:asciiTheme="minorHAnsi" w:eastAsiaTheme="minorEastAsia" w:hAnsiTheme="minorHAnsi" w:cstheme="minorBidi"/>
+              <w:b w:val="0"/>
+              <w:smallCaps w:val="0"/>
+              <w:noProof/>
+              <w:kern w:val="2"/>
+              <w:sz w:val="24"/>
+              <w14:ligatures w14:val="standardContextual"/>
+            </w:rPr>
+          </w:pPr>
+          <w:hyperlink w:anchor="_Toc227434652" w:history="1">
+            <w:r>
+              <w:rPr>
+                <w:rStyle w:val="Hipervnculo"/>
+                <w:noProof/>
+              </w:rPr>
+              <w:t>8. Bibliografía</w:t>
+            </w:r>
+            <w:r>
+              <w:rPr>
+                <w:noProof/>
+                <w:webHidden/>
+              </w:rPr>
+              <w:tab/>
+            </w:r>
+            <w:r>
+              <w:rPr>
+                <w:noProof/>
+                <w:webHidden/>
+              </w:rPr>
+              <w:fldChar w:fldCharType="begin"/>
+            </w:r>
+            <w:r>
+              <w:rPr>
+                <w:noProof/>
+                <w:webHidden/>
+              </w:rPr>
+              <w:instrText xml:space="preserve"> PAGEREF _Toc227434652 \h </w:instrText>
+            </w:r>
+            <w:r>
+              <w:rPr>
+                <w:noProof/>
+                <w:webHidden/>
+              </w:rPr>
+            </w:r>
+            <w:r>
+              <w:rPr>
+                <w:noProof/>
+                <w:webHidden/>
+              </w:rPr>
+              <w:fldChar w:fldCharType="separate"/>
+            </w:r>
+            <w:r>
+              <w:rPr>
+                <w:noProof/>
+                <w:webHidden/>
+              </w:rPr>
+              <w:t>18</w:t>
+            </w:r>
+            <w:r>
+              <w:rPr>
+                <w:noProof/>
+                <w:webHidden/>
+              </w:rPr>
+              <w:fldChar w:fldCharType="end"/>
+            </w:r>
+          </w:hyperlink>
+        </w:p>
+        <w:p>
+          <w:r>
+            <w:rPr>
+              <w:b/>
+              <w:bCs/>
+            </w:rPr>
+            <w:fldChar w:fldCharType="end"/>
+          </w:r>
+          <w:r>
+            <w:tab/>
+          </w:r>
+        </w:p>
+      </w:sdtContent>
+    </w:sdt>
     <w:p>
       <w:pPr>
-        <w:pStyle w:val="TDC1"/>
-        <w:tabs>
-          <w:tab w:val="right" w:leader="dot" w:pos="8494"/>
-        </w:tabs>
+        <w:pStyle w:val="Ttulo1"/>
+      </w:pPr>
+      <w:bookmarkStart w:id="0" w:name="_Toc226557322"/>
+      <w:bookmarkStart w:id="1" w:name="_Toc227434634"/>
+      <w:r>
+        <w:lastRenderedPageBreak/>
+        <w:t>Introducción</w:t>
+      </w:r>
+      <w:bookmarkEnd w:id="0"/>
+      <w:bookmarkEnd w:id="1"/>
+    </w:p>
+    <w:p>
+      <w:r>
+        <w:t xml:space="preserve">Este documento expone el trabajo de </w:t>
+      </w:r>
+      <w:r>
+        <w:t>Antonio Urbano Murillo</w:t>
+      </w:r>
+      <w:r>
+        <w:t xml:space="preserve">, </w:t>
+      </w:r>
+      <w:r>
+        <w:t xml:space="preserve">Alberto Rodríguez Vicente, </w:t>
+      </w:r>
+      <w:r>
+        <w:t>y Pablo Romero Teruel, alumnos de la Escuela Técnica Superior de Ingeniería (ICAI) de la Universidad Pontificia Comillas. Dicho trabajo lleva como título “Análisis del dataset G09B” y se ha realizado dentro de la asignatura “Probabilidad y Estadística” de 1º de iMAT.</w:t>
+      </w:r>
+    </w:p>
+    <w:p>
+      <w:pPr>
+        <w:jc w:val="left"/>
+      </w:pPr>
+    </w:p>
+    <w:p>
+      <w:pPr>
+        <w:jc w:val="left"/>
+      </w:pPr>
+    </w:p>
+    <w:p>
+      <w:pPr>
+        <w:jc w:val="left"/>
+      </w:pPr>
+      <w:r>
+        <w:br w:type="page"/>
+      </w:r>
+    </w:p>
+    <w:p>
+      <w:pPr>
+        <w:pStyle w:val="Ttulo1"/>
+      </w:pPr>
+      <w:bookmarkStart w:id="2" w:name="_Toc227430910"/>
+      <w:bookmarkStart w:id="3" w:name="_Toc227434635"/>
+      <w:r>
+        <w:lastRenderedPageBreak/>
+        <w:t>Contrastes de hipótesis para la media de la temperatura de la celda 01 en los meses de verano</w:t>
+      </w:r>
+      <w:bookmarkEnd w:id="2"/>
+      <w:bookmarkEnd w:id="3"/>
+    </w:p>
+    <w:p>
+      <w:pPr>
+        <w:pStyle w:val="Ttulo2"/>
+      </w:pPr>
+      <w:bookmarkStart w:id="4" w:name="_Toc227430911"/>
+      <w:bookmarkStart w:id="5" w:name="_Toc227430928"/>
+      <w:bookmarkStart w:id="6" w:name="_Ref224508194"/>
+      <w:bookmarkStart w:id="7" w:name="_Toc226557328"/>
+      <w:bookmarkStart w:id="8" w:name="_Toc227434636"/>
+      <w:r>
+        <w:t>Contraste para la afirmación del analista 1 (media superior a 30 °C)</w:t>
+      </w:r>
+      <w:bookmarkEnd w:id="4"/>
+      <w:bookmarkEnd w:id="5"/>
+      <w:bookmarkEnd w:id="8"/>
+    </w:p>
+    <w:p>
+      <w:pPr>
+        <w:jc w:val="left"/>
         <w:rPr>
-          <w:rFonts w:asciiTheme="minorHAnsi" w:eastAsiaTheme="minorEastAsia" w:hAnsiTheme="minorHAnsi" w:cstheme="minorBidi"/>
-          <w:b w:val="0"/>
-          <w:smallCaps w:val="0"/>
-          <w:noProof/>
-          <w:kern w:val="2"/>
-          <w:sz w:val="24"/>
-          <w14:ligatures w14:val="standardContextual"/>
+          <w:b/>
+          <w:bCs/>
         </w:rPr>
       </w:pPr>
       <w:r>
         <w:rPr>
-          <w:smallCaps w:val="0"/>
-          <w:sz w:val="28"/>
+          <w:b/>
+          <w:bCs/>
         </w:rPr>
-        <w:fldChar w:fldCharType="begin"/>
-      </w:r>
-      <w:r>
+        <w:t>Situación:</w:t>
+      </w:r>
+    </w:p>
+    <w:p>
+      <w:pPr>
+        <w:jc w:val="center"/>
         <w:rPr>
-          <w:smallCaps w:val="0"/>
-          <w:sz w:val="28"/>
+          <w:i/>
+          <w:iCs/>
         </w:rPr>
-        <w:instrText xml:space="preserve"> TOC \o "2-4" \h \z \t "Título 1;1" </w:instrText>
-      </w:r>
+      </w:pPr>
       <w:r>
         <w:rPr>
-          <w:smallCaps w:val="0"/>
-          <w:sz w:val="28"/>
+          <w:i/>
+          <w:iCs/>
         </w:rPr>
-        <w:fldChar w:fldCharType="separate"/>
-      </w:r>
-      <w:hyperlink w:anchor="_Toc224508579" w:history="1">
-        <w:r>
+        <w:t>Una meteoróloga afirma que la temperatura media estival (junio-agosto) en la celda 01 es exactamente 30 °C. El analista 1 sostiene que la media real es significativamente superior a 30 °C.</w:t>
+      </w:r>
+    </w:p>
+    <w:p>
+      <w:pPr>
+        <w:jc w:val="left"/>
+      </w:pPr>
+      <w:r>
+        <w:t xml:space="preserve">En este subapartado se planteará el contraste paramétrico correspondiente con nivel de confianza del </w:t>
+      </w:r>
+      <m:oMath>
+        <m:r>
           <w:rPr>
-            <w:rStyle w:val="Hipervnculo"/>
-            <w:noProof/>
+            <w:rFonts w:ascii="Cambria Math" w:hAnsi="Cambria Math"/>
           </w:rPr>
-          <w:t>0. Introducción</w:t>
-        </w:r>
+          <m:t>90%</m:t>
+        </m:r>
+      </m:oMath>
+      <w:r>
+        <w:t xml:space="preserve"> (asumiendo normalidad), se indicará una hipótesis nula y su alternativa para finalizar concluyendo con el rechazo o el no rechazo de la hipótesis nula.</w:t>
+      </w:r>
+    </w:p>
+    <w:p>
+      <w:pPr>
+        <w:jc w:val="left"/>
+      </w:pPr>
+      <w:r>
+        <w:t>Se necesita realizar un contraste de hipótesis sobre la media de la temperatura estival con el objetivo de validar la afirmación del analista 1. Los datos utilizados corresponden a las temperaturas diarias de junio, julio y agosto de la celda 01.</w:t>
+      </w:r>
+    </w:p>
+    <w:tbl>
+      <w:tblPr>
+        <w:tblStyle w:val="Tablaprofesional"/>
+        <w:tblW w:w="0" w:type="auto"/>
+        <w:jc w:val="center"/>
+        <w:tblLook w:val="04A0" w:firstRow="1" w:lastRow="0" w:firstColumn="1" w:lastColumn="0" w:noHBand="0" w:noVBand="1"/>
+      </w:tblPr>
+      <w:tblGrid>
+        <w:gridCol w:w="4484"/>
+        <w:gridCol w:w="2159"/>
+      </w:tblGrid>
+      <w:tr>
+        <w:trPr>
+          <w:cnfStyle w:val="100000000000" w:firstRow="1" w:lastRow="0" w:firstColumn="0" w:lastColumn="0" w:oddVBand="0" w:evenVBand="0" w:oddHBand="0" w:evenHBand="0" w:firstRowFirstColumn="0" w:firstRowLastColumn="0" w:lastRowFirstColumn="0" w:lastRowLastColumn="0"/>
+          <w:trHeight w:hRule="exact" w:val="284"/>
+          <w:jc w:val="center"/>
+        </w:trPr>
+        <w:tc>
+          <w:tcPr>
+            <w:tcW w:w="4484" w:type="dxa"/>
+            <w:vAlign w:val="center"/>
+          </w:tcPr>
+          <w:p>
+            <w:pPr>
+              <w:numPr>
+                <w:ilvl w:val="0"/>
+                <w:numId w:val="0"/>
+              </w:numPr>
+              <w:spacing w:before="0" w:after="0"/>
+              <w:jc w:val="center"/>
+            </w:pPr>
+            <w:r>
+              <w:t>DATO</w:t>
+            </w:r>
+          </w:p>
+        </w:tc>
+        <w:tc>
+          <w:tcPr>
+            <w:tcW w:w="2159" w:type="dxa"/>
+            <w:vAlign w:val="center"/>
+          </w:tcPr>
+          <w:p>
+            <w:pPr>
+              <w:numPr>
+                <w:ilvl w:val="0"/>
+                <w:numId w:val="0"/>
+              </w:numPr>
+              <w:spacing w:before="0" w:after="0"/>
+              <w:jc w:val="center"/>
+            </w:pPr>
+            <w:r>
+              <w:t>VALOR</w:t>
+            </w:r>
+          </w:p>
+        </w:tc>
+      </w:tr>
+      <w:tr>
+        <w:trPr>
+          <w:trHeight w:hRule="exact" w:val="284"/>
+          <w:jc w:val="center"/>
+        </w:trPr>
+        <w:tc>
+          <w:tcPr>
+            <w:tcW w:w="4484" w:type="dxa"/>
+            <w:vAlign w:val="center"/>
+          </w:tcPr>
+          <w:p>
+            <w:pPr>
+              <w:numPr>
+                <w:ilvl w:val="0"/>
+                <w:numId w:val="0"/>
+              </w:numPr>
+              <w:spacing w:before="0" w:after="0"/>
+              <w:jc w:val="center"/>
+            </w:pPr>
+            <w:r>
+              <w:t>Observaciones de verano (junio-agosto)</w:t>
+            </w:r>
+          </w:p>
+        </w:tc>
+        <w:tc>
+          <w:tcPr>
+            <w:tcW w:w="2159" w:type="dxa"/>
+            <w:vAlign w:val="center"/>
+          </w:tcPr>
+          <w:p>
+            <w:pPr>
+              <w:numPr>
+                <w:ilvl w:val="0"/>
+                <w:numId w:val="0"/>
+              </w:numPr>
+              <w:spacing w:before="0" w:after="0"/>
+              <w:jc w:val="center"/>
+            </w:pPr>
+            <m:oMathPara>
+              <m:oMath>
+                <m:r>
+                  <w:rPr>
+                    <w:rFonts w:ascii="Cambria Math" w:hAnsi="Cambria Math"/>
+                  </w:rPr>
+                  <m:t>1104</m:t>
+                </m:r>
+              </m:oMath>
+            </m:oMathPara>
+          </w:p>
+        </w:tc>
+      </w:tr>
+      <w:tr>
+        <w:trPr>
+          <w:trHeight w:hRule="exact" w:val="284"/>
+          <w:jc w:val="center"/>
+        </w:trPr>
+        <w:tc>
+          <w:tcPr>
+            <w:tcW w:w="4484" w:type="dxa"/>
+            <w:vAlign w:val="center"/>
+          </w:tcPr>
+          <w:p>
+            <w:pPr>
+              <w:numPr>
+                <w:ilvl w:val="0"/>
+                <w:numId w:val="0"/>
+              </w:numPr>
+              <w:spacing w:before="0" w:after="0"/>
+              <w:jc w:val="center"/>
+            </w:pPr>
+            <w:r>
+              <w:t>Media de</w:t>
+            </w:r>
+            <w:r>
+              <w:t xml:space="preserve"> la temperatura </w:t>
+            </w:r>
+            <w:r>
+              <w:t>en verano</w:t>
+            </w:r>
+          </w:p>
+        </w:tc>
+        <w:tc>
+          <w:tcPr>
+            <w:tcW w:w="2159" w:type="dxa"/>
+            <w:vAlign w:val="center"/>
+          </w:tcPr>
+          <w:p>
+            <w:pPr>
+              <w:numPr>
+                <w:ilvl w:val="0"/>
+                <w:numId w:val="0"/>
+              </w:numPr>
+              <w:spacing w:before="0" w:after="0"/>
+              <w:jc w:val="center"/>
+            </w:pPr>
+            <m:oMathPara>
+              <m:oMath>
+                <m:r>
+                  <w:rPr>
+                    <w:rFonts w:ascii="Cambria Math" w:hAnsi="Cambria Math"/>
+                  </w:rPr>
+                  <m:t>≈28,6746</m:t>
+                </m:r>
+              </m:oMath>
+            </m:oMathPara>
+          </w:p>
+        </w:tc>
+      </w:tr>
+      <w:tr>
+        <w:trPr>
+          <w:trHeight w:hRule="exact" w:val="284"/>
+          <w:jc w:val="center"/>
+        </w:trPr>
+        <w:tc>
+          <w:tcPr>
+            <w:tcW w:w="4484" w:type="dxa"/>
+            <w:vAlign w:val="center"/>
+          </w:tcPr>
+          <w:p>
+            <w:pPr>
+              <w:numPr>
+                <w:ilvl w:val="0"/>
+                <w:numId w:val="0"/>
+              </w:numPr>
+              <w:spacing w:before="0" w:after="0"/>
+              <w:jc w:val="center"/>
+            </w:pPr>
+            <w:r>
+              <w:t>Desviación estándar muestral</w:t>
+            </w:r>
+          </w:p>
+        </w:tc>
+        <w:tc>
+          <w:tcPr>
+            <w:tcW w:w="2159" w:type="dxa"/>
+            <w:vAlign w:val="center"/>
+          </w:tcPr>
+          <w:p>
+            <w:pPr>
+              <w:numPr>
+                <w:ilvl w:val="0"/>
+                <w:numId w:val="0"/>
+              </w:numPr>
+              <w:spacing w:before="0" w:after="0"/>
+              <w:jc w:val="center"/>
+            </w:pPr>
+            <m:oMathPara>
+              <m:oMath>
+                <m:r>
+                  <w:rPr>
+                    <w:rFonts w:ascii="Cambria Math" w:hAnsi="Cambria Math"/>
+                  </w:rPr>
+                  <m:t>≈3,50279</m:t>
+                </m:r>
+              </m:oMath>
+            </m:oMathPara>
+          </w:p>
+        </w:tc>
+      </w:tr>
+      <w:tr>
+        <w:trPr>
+          <w:trHeight w:hRule="exact" w:val="284"/>
+          <w:jc w:val="center"/>
+        </w:trPr>
+        <w:tc>
+          <w:tcPr>
+            <w:tcW w:w="4484" w:type="dxa"/>
+            <w:vAlign w:val="center"/>
+          </w:tcPr>
+          <w:p>
+            <w:pPr>
+              <w:numPr>
+                <w:ilvl w:val="0"/>
+                <w:numId w:val="0"/>
+              </w:numPr>
+              <w:spacing w:before="0" w:after="0"/>
+              <w:jc w:val="center"/>
+            </w:pPr>
+            <w:r>
+              <w:t>Error estándar de la media</w:t>
+            </w:r>
+          </w:p>
+        </w:tc>
+        <w:tc>
+          <w:tcPr>
+            <w:tcW w:w="2159" w:type="dxa"/>
+            <w:vAlign w:val="center"/>
+          </w:tcPr>
+          <w:p>
+            <w:pPr>
+              <w:numPr>
+                <w:ilvl w:val="0"/>
+                <w:numId w:val="0"/>
+              </w:numPr>
+              <w:spacing w:before="0" w:after="0"/>
+              <w:jc w:val="center"/>
+            </w:pPr>
+            <m:oMathPara>
+              <m:oMath>
+                <m:r>
+                  <w:rPr>
+                    <w:rFonts w:ascii="Cambria Math" w:hAnsi="Cambria Math"/>
+                  </w:rPr>
+                  <m:t>≈0,105422</m:t>
+                </m:r>
+              </m:oMath>
+            </m:oMathPara>
+          </w:p>
+        </w:tc>
+      </w:tr>
+      <w:tr>
+        <w:trPr>
+          <w:trHeight w:hRule="exact" w:val="284"/>
+          <w:jc w:val="center"/>
+        </w:trPr>
+        <w:tc>
+          <w:tcPr>
+            <w:tcW w:w="4484" w:type="dxa"/>
+            <w:vAlign w:val="center"/>
+          </w:tcPr>
+          <w:p>
+            <w:pPr>
+              <w:numPr>
+                <w:ilvl w:val="0"/>
+                <w:numId w:val="0"/>
+              </w:numPr>
+              <w:spacing w:before="0" w:after="0"/>
+              <w:jc w:val="center"/>
+            </w:pPr>
+            <m:oMath>
+              <m:r>
+                <w:rPr>
+                  <w:rFonts w:ascii="Cambria Math" w:hAnsi="Cambria Math"/>
+                </w:rPr>
+                <m:t>t</m:t>
+              </m:r>
+            </m:oMath>
+            <w:r>
+              <w:t xml:space="preserve"> estadístico</w:t>
+            </w:r>
+          </w:p>
+        </w:tc>
+        <w:tc>
+          <w:tcPr>
+            <w:tcW w:w="2159" w:type="dxa"/>
+            <w:vAlign w:val="center"/>
+          </w:tcPr>
+          <w:p>
+            <w:pPr>
+              <w:numPr>
+                <w:ilvl w:val="0"/>
+                <w:numId w:val="0"/>
+              </w:numPr>
+              <w:spacing w:before="0" w:after="0"/>
+              <w:jc w:val="center"/>
+            </w:pPr>
+            <m:oMathPara>
+              <m:oMath>
+                <m:r>
+                  <w:rPr>
+                    <w:rFonts w:ascii="Cambria Math" w:hAnsi="Cambria Math"/>
+                  </w:rPr>
+                  <m:t>≈-12,5723</m:t>
+                </m:r>
+              </m:oMath>
+            </m:oMathPara>
+          </w:p>
+        </w:tc>
+      </w:tr>
+      <w:tr>
+        <w:trPr>
+          <w:trHeight w:hRule="exact" w:val="284"/>
+          <w:jc w:val="center"/>
+        </w:trPr>
+        <w:tc>
+          <w:tcPr>
+            <w:tcW w:w="4484" w:type="dxa"/>
+            <w:vAlign w:val="center"/>
+          </w:tcPr>
+          <w:p>
+            <w:pPr>
+              <w:numPr>
+                <w:ilvl w:val="0"/>
+                <w:numId w:val="0"/>
+              </w:numPr>
+              <w:spacing w:before="0" w:after="0"/>
+              <w:jc w:val="center"/>
+            </w:pPr>
+            <m:oMath>
+              <m:r>
+                <w:rPr>
+                  <w:rFonts w:ascii="Cambria Math" w:hAnsi="Cambria Math"/>
+                </w:rPr>
+                <m:t>t</m:t>
+              </m:r>
+            </m:oMath>
+            <w:r>
+              <w:t xml:space="preserve"> crítico unilateral</w:t>
+            </w:r>
+          </w:p>
+        </w:tc>
+        <w:tc>
+          <w:tcPr>
+            <w:tcW w:w="2159" w:type="dxa"/>
+            <w:vAlign w:val="center"/>
+          </w:tcPr>
+          <w:p>
+            <w:pPr>
+              <w:numPr>
+                <w:ilvl w:val="0"/>
+                <w:numId w:val="0"/>
+              </w:numPr>
+              <w:spacing w:before="0" w:after="0"/>
+              <w:jc w:val="center"/>
+            </w:pPr>
+            <m:oMathPara>
+              <m:oMath>
+                <m:r>
+                  <w:rPr>
+                    <w:rFonts w:ascii="Cambria Math" w:hAnsi="Cambria Math"/>
+                  </w:rPr>
+                  <m:t>≈1,28232</m:t>
+                </m:r>
+              </m:oMath>
+            </m:oMathPara>
+          </w:p>
+        </w:tc>
+      </w:tr>
+      <w:tr>
+        <w:trPr>
+          <w:trHeight w:hRule="exact" w:val="284"/>
+          <w:jc w:val="center"/>
+        </w:trPr>
+        <w:tc>
+          <w:tcPr>
+            <w:tcW w:w="4484" w:type="dxa"/>
+            <w:vAlign w:val="center"/>
+          </w:tcPr>
+          <w:p>
+            <w:pPr>
+              <w:numPr>
+                <w:ilvl w:val="0"/>
+                <w:numId w:val="0"/>
+              </w:numPr>
+              <w:spacing w:before="0" w:after="0"/>
+              <w:jc w:val="center"/>
+            </w:pPr>
+            <w:r>
+              <w:t xml:space="preserve">Límite inferior del IC unilateral </w:t>
+            </w:r>
+            <m:oMath>
+              <m:r>
+                <w:rPr>
+                  <w:rFonts w:ascii="Cambria Math" w:hAnsi="Cambria Math"/>
+                </w:rPr>
+                <m:t>90%</m:t>
+              </m:r>
+            </m:oMath>
+            <w:r>
+              <w:t xml:space="preserve"> para </w:t>
+            </w:r>
+            <m:oMath>
+              <m:r>
+                <w:rPr>
+                  <w:rFonts w:ascii="Cambria Math" w:hAnsi="Cambria Math"/>
+                </w:rPr>
+                <m:t>μ</m:t>
+              </m:r>
+            </m:oMath>
+          </w:p>
+        </w:tc>
+        <w:tc>
+          <w:tcPr>
+            <w:tcW w:w="2159" w:type="dxa"/>
+            <w:vAlign w:val="center"/>
+          </w:tcPr>
+          <w:p>
+            <w:pPr>
+              <w:numPr>
+                <w:ilvl w:val="0"/>
+                <w:numId w:val="0"/>
+              </w:numPr>
+              <w:spacing w:before="0" w:after="0"/>
+              <w:jc w:val="center"/>
+            </w:pPr>
+            <m:oMathPara>
+              <m:oMath>
+                <m:r>
+                  <w:rPr>
+                    <w:rFonts w:ascii="Cambria Math" w:hAnsi="Cambria Math"/>
+                  </w:rPr>
+                  <m:t>≈28,5394</m:t>
+                </m:r>
+              </m:oMath>
+            </m:oMathPara>
+          </w:p>
+        </w:tc>
+      </w:tr>
+      <w:tr>
+        <w:trPr>
+          <w:trHeight w:hRule="exact" w:val="284"/>
+          <w:jc w:val="center"/>
+        </w:trPr>
+        <w:tc>
+          <w:tcPr>
+            <w:tcW w:w="4484" w:type="dxa"/>
+            <w:vAlign w:val="center"/>
+          </w:tcPr>
+          <w:p>
+            <w:pPr>
+              <w:numPr>
+                <w:ilvl w:val="0"/>
+                <w:numId w:val="0"/>
+              </w:numPr>
+              <w:spacing w:before="0" w:after="0"/>
+              <w:jc w:val="center"/>
+            </w:pPr>
+            <m:oMath>
+              <m:sSub>
+                <m:sSubPr>
+                  <m:ctrlPr>
+                    <w:rPr>
+                      <w:rFonts w:ascii="Cambria Math" w:hAnsi="Cambria Math"/>
+                      <w:i/>
+                    </w:rPr>
+                  </m:ctrlPr>
+                </m:sSubPr>
+                <m:e>
+                  <m:r>
+                    <w:rPr>
+                      <w:rFonts w:ascii="Cambria Math" w:hAnsi="Cambria Math"/>
+                    </w:rPr>
+                    <m:t>p</m:t>
+                  </m:r>
+                </m:e>
+                <m:sub>
+                  <m:r>
+                    <w:rPr>
+                      <w:rFonts w:ascii="Cambria Math" w:hAnsi="Cambria Math"/>
+                    </w:rPr>
+                    <m:t>valor</m:t>
+                  </m:r>
+                </m:sub>
+              </m:sSub>
+              <m:r>
+                <w:rPr>
+                  <w:rFonts w:ascii="Cambria Math" w:hAnsi="Cambria Math"/>
+                </w:rPr>
+                <m:t xml:space="preserve"> </m:t>
+              </m:r>
+            </m:oMath>
+            <w:r>
+              <w:t>unilateral (</w:t>
+            </w:r>
+            <m:oMath>
+              <m:sSub>
+                <m:sSubPr>
+                  <m:ctrlPr>
+                    <w:rPr>
+                      <w:rFonts w:ascii="Cambria Math" w:hAnsi="Cambria Math" w:cs="Cambria Math"/>
+                      <w:i/>
+                    </w:rPr>
+                  </m:ctrlPr>
+                </m:sSubPr>
+                <m:e>
+                  <m:r>
+                    <w:rPr>
+                      <w:rFonts w:ascii="Cambria Math" w:hAnsi="Cambria Math"/>
+                    </w:rPr>
+                    <m:t>H</m:t>
+                  </m:r>
+                  <m:ctrlPr>
+                    <w:rPr>
+                      <w:rFonts w:ascii="Cambria Math" w:hAnsi="Cambria Math"/>
+                      <w:i/>
+                    </w:rPr>
+                  </m:ctrlPr>
+                </m:e>
+                <m:sub>
+                  <m:r>
+                    <w:rPr>
+                      <w:rFonts w:ascii="Cambria Math" w:hAnsi="Cambria Math" w:cs="Cambria Math"/>
+                    </w:rPr>
+                    <m:t>1</m:t>
+                  </m:r>
+                </m:sub>
+              </m:sSub>
+              <m:r>
+                <w:rPr>
+                  <w:rFonts w:ascii="Cambria Math" w:hAnsi="Cambria Math"/>
+                </w:rPr>
+                <m:t>⇔μ&gt;30</m:t>
+              </m:r>
+            </m:oMath>
+            <w:r>
+              <w:t>)</w:t>
+            </w:r>
+          </w:p>
+        </w:tc>
+        <w:tc>
+          <w:tcPr>
+            <w:tcW w:w="2159" w:type="dxa"/>
+            <w:vAlign w:val="center"/>
+          </w:tcPr>
+          <w:p>
+            <w:pPr>
+              <w:keepNext/>
+              <w:numPr>
+                <w:ilvl w:val="0"/>
+                <w:numId w:val="0"/>
+              </w:numPr>
+              <w:spacing w:before="0" w:after="0"/>
+              <w:jc w:val="center"/>
+            </w:pPr>
+            <m:oMathPara>
+              <m:oMath>
+                <m:r>
+                  <w:rPr>
+                    <w:rFonts w:ascii="Cambria Math" w:hAnsi="Cambria Math"/>
+                  </w:rPr>
+                  <m:t>≈1,0</m:t>
+                </m:r>
+              </m:oMath>
+            </m:oMathPara>
+          </w:p>
+        </w:tc>
+      </w:tr>
+      <w:tr>
+        <w:trPr>
+          <w:trHeight w:hRule="exact" w:val="284"/>
+          <w:jc w:val="center"/>
+        </w:trPr>
+        <w:tc>
+          <w:tcPr>
+            <w:tcW w:w="4484" w:type="dxa"/>
+            <w:vAlign w:val="center"/>
+          </w:tcPr>
+          <w:p>
+            <w:pPr>
+              <w:numPr>
+                <w:ilvl w:val="0"/>
+                <w:numId w:val="0"/>
+              </w:numPr>
+              <w:spacing w:before="0" w:after="0"/>
+              <w:jc w:val="center"/>
+            </w:pPr>
+            <w:r>
+              <w:t xml:space="preserve">Decisión sobre </w:t>
+            </w:r>
+            <m:oMath>
+              <m:sSub>
+                <m:sSubPr>
+                  <m:ctrlPr>
+                    <w:rPr>
+                      <w:rFonts w:ascii="Cambria Math" w:hAnsi="Cambria Math"/>
+                      <w:i/>
+                    </w:rPr>
+                  </m:ctrlPr>
+                </m:sSubPr>
+                <m:e>
+                  <m:r>
+                    <w:rPr>
+                      <w:rFonts w:ascii="Cambria Math" w:hAnsi="Cambria Math"/>
+                    </w:rPr>
+                    <m:t>H</m:t>
+                  </m:r>
+                </m:e>
+                <m:sub>
+                  <m:r>
+                    <w:rPr>
+                      <w:rFonts w:ascii="Cambria Math" w:hAnsi="Cambria Math"/>
+                    </w:rPr>
+                    <m:t>0</m:t>
+                  </m:r>
+                </m:sub>
+              </m:sSub>
+            </m:oMath>
+          </w:p>
+        </w:tc>
+        <w:tc>
+          <w:tcPr>
+            <w:tcW w:w="2159" w:type="dxa"/>
+            <w:vAlign w:val="center"/>
+          </w:tcPr>
+          <w:p>
+            <w:pPr>
+              <w:keepNext/>
+              <w:numPr>
+                <w:ilvl w:val="0"/>
+                <w:numId w:val="0"/>
+              </w:numPr>
+              <w:spacing w:before="0" w:after="0"/>
+              <w:jc w:val="center"/>
+            </w:pPr>
+            <w:r>
+              <w:t xml:space="preserve">No rechazar </w:t>
+            </w:r>
+            <m:oMath>
+              <m:sSub>
+                <m:sSubPr>
+                  <m:ctrlPr>
+                    <w:rPr>
+                      <w:rFonts w:ascii="Cambria Math" w:hAnsi="Cambria Math"/>
+                      <w:i/>
+                    </w:rPr>
+                  </m:ctrlPr>
+                </m:sSubPr>
+                <m:e>
+                  <m:r>
+                    <w:rPr>
+                      <w:rFonts w:ascii="Cambria Math" w:hAnsi="Cambria Math"/>
+                    </w:rPr>
+                    <m:t>H</m:t>
+                  </m:r>
+                </m:e>
+                <m:sub>
+                  <m:r>
+                    <w:rPr>
+                      <w:rFonts w:ascii="Cambria Math" w:hAnsi="Cambria Math"/>
+                    </w:rPr>
+                    <m:t>0</m:t>
+                  </m:r>
+                </m:sub>
+              </m:sSub>
+            </m:oMath>
+          </w:p>
+        </w:tc>
+      </w:tr>
+    </w:tbl>
+    <w:p>
+      <w:pPr>
+        <w:pStyle w:val="Descripcin"/>
+      </w:pPr>
+      <w:bookmarkStart w:id="9" w:name="_Ref227434131"/>
+      <w:r>
+        <w:t xml:space="preserve">Tabla </w:t>
+      </w:r>
+      <w:fldSimple w:instr=" STYLEREF 1 \s ">
         <w:r>
           <w:rPr>
             <w:noProof/>
-            <w:webHidden/>
           </w:rPr>
-          <w:tab/>
+          <w:t>1</w:t>
         </w:r>
+      </w:fldSimple>
+      <w:r>
+        <w:t>.</w:t>
+      </w:r>
+      <w:fldSimple w:instr=" SEQ Tabla \* ARABIC \s 1 ">
         <w:r>
           <w:rPr>
             <w:noProof/>
-            <w:webHidden/>
           </w:rPr>
-          <w:fldChar w:fldCharType="begin"/>
+          <w:t>1</w:t>
         </w:r>
-        <w:r>
-          <w:rPr>
-            <w:noProof/>
-            <w:webHidden/>
-          </w:rPr>
-          <w:instrText xml:space="preserve"> PAGEREF _Toc224508579 \h </w:instrText>
-        </w:r>
-        <w:r>
-          <w:rPr>
-            <w:noProof/>
-            <w:webHidden/>
-          </w:rPr>
-        </w:r>
-        <w:r>
-          <w:rPr>
-            <w:noProof/>
-            <w:webHidden/>
-          </w:rPr>
-          <w:fldChar w:fldCharType="separate"/>
-        </w:r>
-        <w:r>
-          <w:rPr>
-            <w:noProof/>
-            <w:webHidden/>
-          </w:rPr>
-          <w:t>4</w:t>
-        </w:r>
-        <w:r>
-          <w:rPr>
-            <w:noProof/>
-            <w:webHidden/>
-          </w:rPr>
-          <w:fldChar w:fldCharType="end"/>
-        </w:r>
-      </w:hyperlink>
+      </w:fldSimple>
+      <w:r>
+        <w:t xml:space="preserve">: </w:t>
+      </w:r>
+      <w:r>
+        <w:t>Contraste de hipótesis para la afirmación del analista 1</w:t>
+      </w:r>
+      <w:bookmarkEnd w:id="9"/>
     </w:p>
     <w:p>
       <w:pPr>
-        <w:pStyle w:val="TDC1"/>
-        <w:tabs>
-          <w:tab w:val="right" w:leader="dot" w:pos="8494"/>
-        </w:tabs>
-        <w:rPr>
-          <w:rFonts w:asciiTheme="minorHAnsi" w:eastAsiaTheme="minorEastAsia" w:hAnsiTheme="minorHAnsi" w:cstheme="minorBidi"/>
-          <w:b w:val="0"/>
-          <w:smallCaps w:val="0"/>
-          <w:noProof/>
-          <w:kern w:val="2"/>
-          <w:sz w:val="24"/>
-          <w14:ligatures w14:val="standardContextual"/>
-        </w:rPr>
-      </w:pPr>
-      <w:hyperlink w:anchor="_Toc224508580" w:history="1">
-        <w:r>
-          <w:rPr>
-            <w:rStyle w:val="Hipervnculo"/>
-            <w:noProof/>
-          </w:rPr>
-          <w:t>1. Distribución de la temperatura, la irradiación y la precipitación en las celdas 01 y 10</w:t>
-        </w:r>
-        <w:r>
-          <w:rPr>
-            <w:noProof/>
-            <w:webHidden/>
-          </w:rPr>
-          <w:tab/>
-        </w:r>
-        <w:r>
-          <w:rPr>
-            <w:noProof/>
-            <w:webHidden/>
-          </w:rPr>
-          <w:fldChar w:fldCharType="begin"/>
-        </w:r>
-        <w:r>
-          <w:rPr>
-            <w:noProof/>
-            <w:webHidden/>
-          </w:rPr>
-          <w:instrText xml:space="preserve"> PAGEREF _Toc224508580 \h </w:instrText>
-        </w:r>
-        <w:r>
-          <w:rPr>
-            <w:noProof/>
-            <w:webHidden/>
-          </w:rPr>
-        </w:r>
-        <w:r>
-          <w:rPr>
-            <w:noProof/>
-            <w:webHidden/>
-          </w:rPr>
-          <w:fldChar w:fldCharType="separate"/>
-        </w:r>
-        <w:r>
-          <w:rPr>
-            <w:noProof/>
-            <w:webHidden/>
-          </w:rPr>
-          <w:t>5</w:t>
-        </w:r>
-        <w:r>
-          <w:rPr>
-            <w:noProof/>
-            <w:webHidden/>
-          </w:rPr>
-          <w:fldChar w:fldCharType="end"/>
-        </w:r>
-      </w:hyperlink>
-    </w:p>
-    <w:p>
-      <w:pPr>
-        <w:pStyle w:val="TDC2"/>
-        <w:tabs>
-          <w:tab w:val="right" w:leader="dot" w:pos="8494"/>
-        </w:tabs>
-        <w:rPr>
-          <w:rFonts w:asciiTheme="minorHAnsi" w:eastAsiaTheme="minorEastAsia" w:hAnsiTheme="minorHAnsi" w:cstheme="minorBidi"/>
-          <w:smallCaps w:val="0"/>
-          <w:noProof/>
-          <w:kern w:val="2"/>
-          <w:sz w:val="24"/>
-          <w14:ligatures w14:val="standardContextual"/>
-        </w:rPr>
-      </w:pPr>
-      <w:hyperlink w:anchor="_Toc224508581" w:history="1">
-        <w:r>
-          <w:rPr>
-            <w:rStyle w:val="Hipervnculo"/>
-            <w:noProof/>
-          </w:rPr>
-          <w:t>1.1. Distribución en las celdas 01 y 10</w:t>
-        </w:r>
-        <w:r>
-          <w:rPr>
-            <w:noProof/>
-            <w:webHidden/>
-          </w:rPr>
-          <w:tab/>
-        </w:r>
-        <w:r>
-          <w:rPr>
-            <w:noProof/>
-            <w:webHidden/>
-          </w:rPr>
-          <w:fldChar w:fldCharType="begin"/>
-        </w:r>
-        <w:r>
-          <w:rPr>
-            <w:noProof/>
-            <w:webHidden/>
-          </w:rPr>
-          <w:instrText xml:space="preserve"> PAGEREF _Toc224508581 \h </w:instrText>
-        </w:r>
-        <w:r>
-          <w:rPr>
-            <w:noProof/>
-            <w:webHidden/>
-          </w:rPr>
-        </w:r>
-        <w:r>
-          <w:rPr>
-            <w:noProof/>
-            <w:webHidden/>
-          </w:rPr>
-          <w:fldChar w:fldCharType="separate"/>
-        </w:r>
-        <w:r>
-          <w:rPr>
-            <w:noProof/>
-            <w:webHidden/>
-          </w:rPr>
-          <w:t>5</w:t>
-        </w:r>
-        <w:r>
-          <w:rPr>
-            <w:noProof/>
-            <w:webHidden/>
-          </w:rPr>
-          <w:fldChar w:fldCharType="end"/>
-        </w:r>
-      </w:hyperlink>
-    </w:p>
-    <w:p>
-      <w:pPr>
-        <w:pStyle w:val="TDC2"/>
-        <w:tabs>
-          <w:tab w:val="right" w:leader="dot" w:pos="8494"/>
-        </w:tabs>
-        <w:rPr>
-          <w:rFonts w:asciiTheme="minorHAnsi" w:eastAsiaTheme="minorEastAsia" w:hAnsiTheme="minorHAnsi" w:cstheme="minorBidi"/>
-          <w:smallCaps w:val="0"/>
-          <w:noProof/>
-          <w:kern w:val="2"/>
-          <w:sz w:val="24"/>
-          <w14:ligatures w14:val="standardContextual"/>
-        </w:rPr>
-      </w:pPr>
-      <w:hyperlink w:anchor="_Toc224508582" w:history="1">
-        <w:r>
-          <w:rPr>
-            <w:rStyle w:val="Hipervnculo"/>
-            <w:noProof/>
-          </w:rPr>
-          <w:t>1.2. Cambios según día de la semana, mes y año</w:t>
-        </w:r>
-        <w:r>
-          <w:rPr>
-            <w:noProof/>
-            <w:webHidden/>
-          </w:rPr>
-          <w:tab/>
-        </w:r>
-        <w:r>
-          <w:rPr>
-            <w:noProof/>
-            <w:webHidden/>
-          </w:rPr>
-          <w:fldChar w:fldCharType="begin"/>
-        </w:r>
-        <w:r>
-          <w:rPr>
-            <w:noProof/>
-            <w:webHidden/>
-          </w:rPr>
-          <w:instrText xml:space="preserve"> PAGEREF _Toc224508582 \h </w:instrText>
-        </w:r>
-        <w:r>
-          <w:rPr>
-            <w:noProof/>
-            <w:webHidden/>
-          </w:rPr>
-        </w:r>
-        <w:r>
-          <w:rPr>
-            <w:noProof/>
-            <w:webHidden/>
-          </w:rPr>
-          <w:fldChar w:fldCharType="separate"/>
-        </w:r>
-        <w:r>
-          <w:rPr>
-            <w:noProof/>
-            <w:webHidden/>
-          </w:rPr>
-          <w:t>8</w:t>
-        </w:r>
-        <w:r>
-          <w:rPr>
-            <w:noProof/>
-            <w:webHidden/>
-          </w:rPr>
-          <w:fldChar w:fldCharType="end"/>
-        </w:r>
-      </w:hyperlink>
-    </w:p>
-    <w:p>
-      <w:pPr>
-        <w:pStyle w:val="TDC2"/>
-        <w:tabs>
-          <w:tab w:val="right" w:leader="dot" w:pos="8494"/>
-        </w:tabs>
-        <w:rPr>
-          <w:rFonts w:asciiTheme="minorHAnsi" w:eastAsiaTheme="minorEastAsia" w:hAnsiTheme="minorHAnsi" w:cstheme="minorBidi"/>
-          <w:smallCaps w:val="0"/>
-          <w:noProof/>
-          <w:kern w:val="2"/>
-          <w:sz w:val="24"/>
-          <w14:ligatures w14:val="standardContextual"/>
-        </w:rPr>
-      </w:pPr>
-      <w:hyperlink w:anchor="_Toc224508583" w:history="1">
-        <w:r>
-          <w:rPr>
-            <w:rStyle w:val="Hipervnculo"/>
-            <w:noProof/>
-          </w:rPr>
-          <w:t>1.3. Variables meteorológicas con más cambio mensual</w:t>
-        </w:r>
-        <w:r>
-          <w:rPr>
-            <w:noProof/>
-            <w:webHidden/>
-          </w:rPr>
-          <w:tab/>
-        </w:r>
-        <w:r>
-          <w:rPr>
-            <w:noProof/>
-            <w:webHidden/>
-          </w:rPr>
-          <w:fldChar w:fldCharType="begin"/>
-        </w:r>
-        <w:r>
-          <w:rPr>
-            <w:noProof/>
-            <w:webHidden/>
-          </w:rPr>
-          <w:instrText xml:space="preserve"> PAGEREF _Toc224508583 \h </w:instrText>
-        </w:r>
-        <w:r>
-          <w:rPr>
-            <w:noProof/>
-            <w:webHidden/>
-          </w:rPr>
-        </w:r>
-        <w:r>
-          <w:rPr>
-            <w:noProof/>
-            <w:webHidden/>
-          </w:rPr>
-          <w:fldChar w:fldCharType="separate"/>
-        </w:r>
-        <w:r>
-          <w:rPr>
-            <w:noProof/>
-            <w:webHidden/>
-          </w:rPr>
-          <w:t>11</w:t>
-        </w:r>
-        <w:r>
-          <w:rPr>
-            <w:noProof/>
-            <w:webHidden/>
-          </w:rPr>
-          <w:fldChar w:fldCharType="end"/>
-        </w:r>
-      </w:hyperlink>
-    </w:p>
-    <w:p>
-      <w:pPr>
-        <w:pStyle w:val="TDC2"/>
-        <w:tabs>
-          <w:tab w:val="right" w:leader="dot" w:pos="8494"/>
-        </w:tabs>
-        <w:rPr>
-          <w:rFonts w:asciiTheme="minorHAnsi" w:eastAsiaTheme="minorEastAsia" w:hAnsiTheme="minorHAnsi" w:cstheme="minorBidi"/>
-          <w:smallCaps w:val="0"/>
-          <w:noProof/>
-          <w:kern w:val="2"/>
-          <w:sz w:val="24"/>
-          <w14:ligatures w14:val="standardContextual"/>
-        </w:rPr>
-      </w:pPr>
-      <w:hyperlink w:anchor="_Toc224508584" w:history="1">
-        <w:r>
-          <w:rPr>
-            <w:rStyle w:val="Hipervnculo"/>
-            <w:noProof/>
-          </w:rPr>
-          <w:t>1.4. Variables meteorológicas con más cambio anual</w:t>
-        </w:r>
-        <w:r>
-          <w:rPr>
-            <w:noProof/>
-            <w:webHidden/>
-          </w:rPr>
-          <w:tab/>
-        </w:r>
-        <w:r>
-          <w:rPr>
-            <w:noProof/>
-            <w:webHidden/>
-          </w:rPr>
-          <w:fldChar w:fldCharType="begin"/>
-        </w:r>
-        <w:r>
-          <w:rPr>
-            <w:noProof/>
-            <w:webHidden/>
-          </w:rPr>
-          <w:instrText xml:space="preserve"> PAGEREF _Toc224508584 \h </w:instrText>
-        </w:r>
-        <w:r>
-          <w:rPr>
-            <w:noProof/>
-            <w:webHidden/>
-          </w:rPr>
-        </w:r>
-        <w:r>
-          <w:rPr>
-            <w:noProof/>
-            <w:webHidden/>
-          </w:rPr>
-          <w:fldChar w:fldCharType="separate"/>
-        </w:r>
-        <w:r>
-          <w:rPr>
-            <w:noProof/>
-            <w:webHidden/>
-          </w:rPr>
-          <w:t>13</w:t>
-        </w:r>
-        <w:r>
-          <w:rPr>
-            <w:noProof/>
-            <w:webHidden/>
-          </w:rPr>
-          <w:fldChar w:fldCharType="end"/>
-        </w:r>
-      </w:hyperlink>
-    </w:p>
-    <w:p>
-      <w:pPr>
-        <w:pStyle w:val="TDC1"/>
-        <w:tabs>
-          <w:tab w:val="right" w:leader="dot" w:pos="8494"/>
-        </w:tabs>
-        <w:rPr>
-          <w:rFonts w:asciiTheme="minorHAnsi" w:eastAsiaTheme="minorEastAsia" w:hAnsiTheme="minorHAnsi" w:cstheme="minorBidi"/>
-          <w:b w:val="0"/>
-          <w:smallCaps w:val="0"/>
-          <w:noProof/>
-          <w:kern w:val="2"/>
-          <w:sz w:val="24"/>
-          <w14:ligatures w14:val="standardContextual"/>
-        </w:rPr>
-      </w:pPr>
-      <w:hyperlink w:anchor="_Toc224508585" w:history="1">
-        <w:r>
-          <w:rPr>
-            <w:rStyle w:val="Hipervnculo"/>
-            <w:noProof/>
-          </w:rPr>
-          <w:t>2. Comparación entre las 10 celdas respecto a la temperatura, la irradiación y la precipitación</w:t>
-        </w:r>
-        <w:r>
-          <w:rPr>
-            <w:noProof/>
-            <w:webHidden/>
-          </w:rPr>
-          <w:tab/>
-        </w:r>
-        <w:r>
-          <w:rPr>
-            <w:noProof/>
-            <w:webHidden/>
-          </w:rPr>
-          <w:fldChar w:fldCharType="begin"/>
-        </w:r>
-        <w:r>
-          <w:rPr>
-            <w:noProof/>
-            <w:webHidden/>
-          </w:rPr>
-          <w:instrText xml:space="preserve"> PAGEREF _Toc224508585 \h </w:instrText>
-        </w:r>
-        <w:r>
-          <w:rPr>
-            <w:noProof/>
-            <w:webHidden/>
-          </w:rPr>
-        </w:r>
-        <w:r>
-          <w:rPr>
-            <w:noProof/>
-            <w:webHidden/>
-          </w:rPr>
-          <w:fldChar w:fldCharType="separate"/>
-        </w:r>
-        <w:r>
-          <w:rPr>
-            <w:noProof/>
-            <w:webHidden/>
-          </w:rPr>
-          <w:t>15</w:t>
-        </w:r>
-        <w:r>
-          <w:rPr>
-            <w:noProof/>
-            <w:webHidden/>
-          </w:rPr>
-          <w:fldChar w:fldCharType="end"/>
-        </w:r>
-      </w:hyperlink>
-    </w:p>
-    <w:p>
-      <w:pPr>
-        <w:pStyle w:val="TDC2"/>
-        <w:tabs>
-          <w:tab w:val="right" w:leader="dot" w:pos="8494"/>
-        </w:tabs>
-        <w:rPr>
-          <w:rFonts w:asciiTheme="minorHAnsi" w:eastAsiaTheme="minorEastAsia" w:hAnsiTheme="minorHAnsi" w:cstheme="minorBidi"/>
-          <w:smallCaps w:val="0"/>
-          <w:noProof/>
-          <w:kern w:val="2"/>
-          <w:sz w:val="24"/>
-          <w14:ligatures w14:val="standardContextual"/>
-        </w:rPr>
-      </w:pPr>
-      <w:hyperlink w:anchor="_Toc224508586" w:history="1">
-        <w:r>
-          <w:rPr>
-            <w:rStyle w:val="Hipervnculo"/>
-            <w:noProof/>
-          </w:rPr>
-          <w:t>2.1. Relación entre los datos mensuales de temperatura de las celdas 01 y 10</w:t>
-        </w:r>
-        <w:r>
-          <w:rPr>
-            <w:noProof/>
-            <w:webHidden/>
-          </w:rPr>
-          <w:tab/>
-        </w:r>
-        <w:r>
-          <w:rPr>
-            <w:noProof/>
-            <w:webHidden/>
-          </w:rPr>
-          <w:fldChar w:fldCharType="begin"/>
-        </w:r>
-        <w:r>
-          <w:rPr>
-            <w:noProof/>
-            <w:webHidden/>
-          </w:rPr>
-          <w:instrText xml:space="preserve"> PAGEREF _Toc224508586 \h </w:instrText>
-        </w:r>
-        <w:r>
-          <w:rPr>
-            <w:noProof/>
-            <w:webHidden/>
-          </w:rPr>
-        </w:r>
-        <w:r>
-          <w:rPr>
-            <w:noProof/>
-            <w:webHidden/>
-          </w:rPr>
-          <w:fldChar w:fldCharType="separate"/>
-        </w:r>
-        <w:r>
-          <w:rPr>
-            <w:noProof/>
-            <w:webHidden/>
-          </w:rPr>
-          <w:t>15</w:t>
-        </w:r>
-        <w:r>
-          <w:rPr>
-            <w:noProof/>
-            <w:webHidden/>
-          </w:rPr>
-          <w:fldChar w:fldCharType="end"/>
-        </w:r>
-      </w:hyperlink>
-    </w:p>
-    <w:p>
-      <w:pPr>
-        <w:pStyle w:val="TDC2"/>
-        <w:tabs>
-          <w:tab w:val="right" w:leader="dot" w:pos="8494"/>
-        </w:tabs>
-        <w:rPr>
-          <w:rFonts w:asciiTheme="minorHAnsi" w:eastAsiaTheme="minorEastAsia" w:hAnsiTheme="minorHAnsi" w:cstheme="minorBidi"/>
-          <w:smallCaps w:val="0"/>
-          <w:noProof/>
-          <w:kern w:val="2"/>
-          <w:sz w:val="24"/>
-          <w14:ligatures w14:val="standardContextual"/>
-        </w:rPr>
-      </w:pPr>
-      <w:hyperlink w:anchor="_Toc224508587" w:history="1">
-        <w:r>
-          <w:rPr>
-            <w:rStyle w:val="Hipervnculo"/>
-            <w:noProof/>
-          </w:rPr>
-          <w:t>2.2. Relación entre los datos de temperatura de las 10 celdas</w:t>
-        </w:r>
-        <w:r>
-          <w:rPr>
-            <w:noProof/>
-            <w:webHidden/>
-          </w:rPr>
-          <w:tab/>
-        </w:r>
-        <w:r>
-          <w:rPr>
-            <w:noProof/>
-            <w:webHidden/>
-          </w:rPr>
-          <w:fldChar w:fldCharType="begin"/>
-        </w:r>
-        <w:r>
-          <w:rPr>
-            <w:noProof/>
-            <w:webHidden/>
-          </w:rPr>
-          <w:instrText xml:space="preserve"> PAGEREF _Toc224508587 \h </w:instrText>
-        </w:r>
-        <w:r>
-          <w:rPr>
-            <w:noProof/>
-            <w:webHidden/>
-          </w:rPr>
-        </w:r>
-        <w:r>
-          <w:rPr>
-            <w:noProof/>
-            <w:webHidden/>
-          </w:rPr>
-          <w:fldChar w:fldCharType="separate"/>
-        </w:r>
-        <w:r>
-          <w:rPr>
-            <w:noProof/>
-            <w:webHidden/>
-          </w:rPr>
-          <w:t>16</w:t>
-        </w:r>
-        <w:r>
-          <w:rPr>
-            <w:noProof/>
-            <w:webHidden/>
-          </w:rPr>
-          <w:fldChar w:fldCharType="end"/>
-        </w:r>
-      </w:hyperlink>
-    </w:p>
-    <w:p>
-      <w:pPr>
-        <w:pStyle w:val="TDC2"/>
-        <w:tabs>
-          <w:tab w:val="right" w:leader="dot" w:pos="8494"/>
-        </w:tabs>
-        <w:rPr>
-          <w:rFonts w:asciiTheme="minorHAnsi" w:eastAsiaTheme="minorEastAsia" w:hAnsiTheme="minorHAnsi" w:cstheme="minorBidi"/>
-          <w:smallCaps w:val="0"/>
-          <w:noProof/>
-          <w:kern w:val="2"/>
-          <w:sz w:val="24"/>
-          <w14:ligatures w14:val="standardContextual"/>
-        </w:rPr>
-      </w:pPr>
-      <w:hyperlink w:anchor="_Toc224508588" w:history="1">
-        <w:r>
-          <w:rPr>
-            <w:rStyle w:val="Hipervnculo"/>
-            <w:noProof/>
-          </w:rPr>
-          <w:t>2.3. Relación entre los datos de irradiación de las 10 celdas</w:t>
-        </w:r>
-        <w:r>
-          <w:rPr>
-            <w:noProof/>
-            <w:webHidden/>
-          </w:rPr>
-          <w:tab/>
-        </w:r>
-        <w:r>
-          <w:rPr>
-            <w:noProof/>
-            <w:webHidden/>
-          </w:rPr>
-          <w:fldChar w:fldCharType="begin"/>
-        </w:r>
-        <w:r>
-          <w:rPr>
-            <w:noProof/>
-            <w:webHidden/>
-          </w:rPr>
-          <w:instrText xml:space="preserve"> PAGEREF _Toc224508588 \h </w:instrText>
-        </w:r>
-        <w:r>
-          <w:rPr>
-            <w:noProof/>
-            <w:webHidden/>
-          </w:rPr>
-        </w:r>
-        <w:r>
-          <w:rPr>
-            <w:noProof/>
-            <w:webHidden/>
-          </w:rPr>
-          <w:fldChar w:fldCharType="separate"/>
-        </w:r>
-        <w:r>
-          <w:rPr>
-            <w:noProof/>
-            <w:webHidden/>
-          </w:rPr>
-          <w:t>17</w:t>
-        </w:r>
-        <w:r>
-          <w:rPr>
-            <w:noProof/>
-            <w:webHidden/>
-          </w:rPr>
-          <w:fldChar w:fldCharType="end"/>
-        </w:r>
-      </w:hyperlink>
-    </w:p>
-    <w:p>
-      <w:pPr>
-        <w:pStyle w:val="TDC2"/>
-        <w:tabs>
-          <w:tab w:val="right" w:leader="dot" w:pos="8494"/>
-        </w:tabs>
-        <w:rPr>
-          <w:rFonts w:asciiTheme="minorHAnsi" w:eastAsiaTheme="minorEastAsia" w:hAnsiTheme="minorHAnsi" w:cstheme="minorBidi"/>
-          <w:smallCaps w:val="0"/>
-          <w:noProof/>
-          <w:kern w:val="2"/>
-          <w:sz w:val="24"/>
-          <w14:ligatures w14:val="standardContextual"/>
-        </w:rPr>
-      </w:pPr>
-      <w:hyperlink w:anchor="_Toc224508589" w:history="1">
-        <w:r>
-          <w:rPr>
-            <w:rStyle w:val="Hipervnculo"/>
-            <w:noProof/>
-          </w:rPr>
-          <w:t>2.4. Relación entre los datos de precipitación de las 10 celdas</w:t>
-        </w:r>
-        <w:r>
-          <w:rPr>
-            <w:noProof/>
-            <w:webHidden/>
-          </w:rPr>
-          <w:tab/>
-        </w:r>
-        <w:r>
-          <w:rPr>
-            <w:noProof/>
-            <w:webHidden/>
-          </w:rPr>
-          <w:fldChar w:fldCharType="begin"/>
-        </w:r>
-        <w:r>
-          <w:rPr>
-            <w:noProof/>
-            <w:webHidden/>
-          </w:rPr>
-          <w:instrText xml:space="preserve"> PAGEREF _Toc224508589 \h </w:instrText>
-        </w:r>
-        <w:r>
-          <w:rPr>
-            <w:noProof/>
-            <w:webHidden/>
-          </w:rPr>
-        </w:r>
-        <w:r>
-          <w:rPr>
-            <w:noProof/>
-            <w:webHidden/>
-          </w:rPr>
-          <w:fldChar w:fldCharType="separate"/>
-        </w:r>
-        <w:r>
-          <w:rPr>
-            <w:noProof/>
-            <w:webHidden/>
-          </w:rPr>
-          <w:t>17</w:t>
-        </w:r>
-        <w:r>
-          <w:rPr>
-            <w:noProof/>
-            <w:webHidden/>
-          </w:rPr>
-          <w:fldChar w:fldCharType="end"/>
-        </w:r>
-      </w:hyperlink>
-    </w:p>
-    <w:p>
-      <w:pPr>
-        <w:pStyle w:val="TDC2"/>
-        <w:tabs>
-          <w:tab w:val="right" w:leader="dot" w:pos="8494"/>
-        </w:tabs>
-        <w:rPr>
-          <w:rFonts w:asciiTheme="minorHAnsi" w:eastAsiaTheme="minorEastAsia" w:hAnsiTheme="minorHAnsi" w:cstheme="minorBidi"/>
-          <w:smallCaps w:val="0"/>
-          <w:noProof/>
-          <w:kern w:val="2"/>
-          <w:sz w:val="24"/>
-          <w14:ligatures w14:val="standardContextual"/>
-        </w:rPr>
-      </w:pPr>
-      <w:hyperlink w:anchor="_Toc224508590" w:history="1">
-        <w:r>
-          <w:rPr>
-            <w:rStyle w:val="Hipervnculo"/>
-            <w:noProof/>
-          </w:rPr>
-          <w:t>2.5. Relación entre la temperatura, la irradiación y la precipitación de la celda 01</w:t>
-        </w:r>
-        <w:r>
-          <w:rPr>
-            <w:noProof/>
-            <w:webHidden/>
-          </w:rPr>
-          <w:tab/>
-        </w:r>
-        <w:r>
-          <w:rPr>
-            <w:noProof/>
-            <w:webHidden/>
-          </w:rPr>
-          <w:fldChar w:fldCharType="begin"/>
-        </w:r>
-        <w:r>
-          <w:rPr>
-            <w:noProof/>
-            <w:webHidden/>
-          </w:rPr>
-          <w:instrText xml:space="preserve"> PAGEREF _Toc224508590 \h </w:instrText>
-        </w:r>
-        <w:r>
-          <w:rPr>
-            <w:noProof/>
-            <w:webHidden/>
-          </w:rPr>
-        </w:r>
-        <w:r>
-          <w:rPr>
-            <w:noProof/>
-            <w:webHidden/>
-          </w:rPr>
-          <w:fldChar w:fldCharType="separate"/>
-        </w:r>
-        <w:r>
-          <w:rPr>
-            <w:noProof/>
-            <w:webHidden/>
-          </w:rPr>
-          <w:t>18</w:t>
-        </w:r>
-        <w:r>
-          <w:rPr>
-            <w:noProof/>
-            <w:webHidden/>
-          </w:rPr>
-          <w:fldChar w:fldCharType="end"/>
-        </w:r>
-      </w:hyperlink>
-    </w:p>
-    <w:p>
-      <w:pPr>
-        <w:pStyle w:val="TDC1"/>
-        <w:tabs>
-          <w:tab w:val="right" w:leader="dot" w:pos="8494"/>
-        </w:tabs>
-        <w:rPr>
-          <w:rFonts w:asciiTheme="minorHAnsi" w:eastAsiaTheme="minorEastAsia" w:hAnsiTheme="minorHAnsi" w:cstheme="minorBidi"/>
-          <w:b w:val="0"/>
-          <w:smallCaps w:val="0"/>
-          <w:noProof/>
-          <w:kern w:val="2"/>
-          <w:sz w:val="24"/>
-          <w14:ligatures w14:val="standardContextual"/>
-        </w:rPr>
-      </w:pPr>
-      <w:hyperlink w:anchor="_Toc224508591" w:history="1">
-        <w:r>
-          <w:rPr>
-            <w:rStyle w:val="Hipervnculo"/>
-            <w:noProof/>
-          </w:rPr>
-          <w:t>3. Estudio de los perfiles mensuales de temperatura e irradiación y de los perfiles anuales de precipitación</w:t>
-        </w:r>
-        <w:r>
-          <w:rPr>
-            <w:noProof/>
-            <w:webHidden/>
-          </w:rPr>
-          <w:tab/>
-        </w:r>
-        <w:r>
-          <w:rPr>
-            <w:noProof/>
-            <w:webHidden/>
-          </w:rPr>
-          <w:fldChar w:fldCharType="begin"/>
-        </w:r>
-        <w:r>
-          <w:rPr>
-            <w:noProof/>
-            <w:webHidden/>
-          </w:rPr>
-          <w:instrText xml:space="preserve"> PAGEREF _Toc224508591 \h </w:instrText>
-        </w:r>
-        <w:r>
-          <w:rPr>
-            <w:noProof/>
-            <w:webHidden/>
-          </w:rPr>
-        </w:r>
-        <w:r>
-          <w:rPr>
-            <w:noProof/>
-            <w:webHidden/>
-          </w:rPr>
-          <w:fldChar w:fldCharType="separate"/>
-        </w:r>
-        <w:r>
-          <w:rPr>
-            <w:noProof/>
-            <w:webHidden/>
-          </w:rPr>
-          <w:t>20</w:t>
-        </w:r>
-        <w:r>
-          <w:rPr>
-            <w:noProof/>
-            <w:webHidden/>
-          </w:rPr>
-          <w:fldChar w:fldCharType="end"/>
-        </w:r>
-      </w:hyperlink>
-    </w:p>
-    <w:p>
-      <w:pPr>
-        <w:pStyle w:val="TDC2"/>
-        <w:tabs>
-          <w:tab w:val="right" w:leader="dot" w:pos="8494"/>
-        </w:tabs>
-        <w:rPr>
-          <w:rFonts w:asciiTheme="minorHAnsi" w:eastAsiaTheme="minorEastAsia" w:hAnsiTheme="minorHAnsi" w:cstheme="minorBidi"/>
-          <w:smallCaps w:val="0"/>
-          <w:noProof/>
-          <w:kern w:val="2"/>
-          <w:sz w:val="24"/>
-          <w14:ligatures w14:val="standardContextual"/>
-        </w:rPr>
-      </w:pPr>
-      <w:hyperlink w:anchor="_Toc224508592" w:history="1">
-        <w:r>
-          <w:rPr>
-            <w:rStyle w:val="Hipervnculo"/>
-            <w:noProof/>
-          </w:rPr>
-          <w:t>3.1. Temperatura en la celda 01</w:t>
-        </w:r>
-        <w:r>
-          <w:rPr>
-            <w:noProof/>
-            <w:webHidden/>
-          </w:rPr>
-          <w:tab/>
-        </w:r>
-        <w:r>
-          <w:rPr>
-            <w:noProof/>
-            <w:webHidden/>
-          </w:rPr>
-          <w:fldChar w:fldCharType="begin"/>
-        </w:r>
-        <w:r>
-          <w:rPr>
-            <w:noProof/>
-            <w:webHidden/>
-          </w:rPr>
-          <w:instrText xml:space="preserve"> PAGEREF _Toc224508592 \h </w:instrText>
-        </w:r>
-        <w:r>
-          <w:rPr>
-            <w:noProof/>
-            <w:webHidden/>
-          </w:rPr>
-        </w:r>
-        <w:r>
-          <w:rPr>
-            <w:noProof/>
-            <w:webHidden/>
-          </w:rPr>
-          <w:fldChar w:fldCharType="separate"/>
-        </w:r>
-        <w:r>
-          <w:rPr>
-            <w:noProof/>
-            <w:webHidden/>
-          </w:rPr>
-          <w:t>20</w:t>
-        </w:r>
-        <w:r>
-          <w:rPr>
-            <w:noProof/>
-            <w:webHidden/>
-          </w:rPr>
-          <w:fldChar w:fldCharType="end"/>
-        </w:r>
-      </w:hyperlink>
-    </w:p>
-    <w:p>
-      <w:pPr>
-        <w:pStyle w:val="TDC2"/>
-        <w:tabs>
-          <w:tab w:val="right" w:leader="dot" w:pos="8494"/>
-        </w:tabs>
-        <w:rPr>
-          <w:rFonts w:asciiTheme="minorHAnsi" w:eastAsiaTheme="minorEastAsia" w:hAnsiTheme="minorHAnsi" w:cstheme="minorBidi"/>
-          <w:smallCaps w:val="0"/>
-          <w:noProof/>
-          <w:kern w:val="2"/>
-          <w:sz w:val="24"/>
-          <w14:ligatures w14:val="standardContextual"/>
-        </w:rPr>
-      </w:pPr>
-      <w:hyperlink w:anchor="_Toc224508593" w:history="1">
-        <w:r>
-          <w:rPr>
-            <w:rStyle w:val="Hipervnculo"/>
-            <w:noProof/>
-          </w:rPr>
-          <w:t>3.2. Irradiación en la celda 01</w:t>
-        </w:r>
-        <w:r>
-          <w:rPr>
-            <w:noProof/>
-            <w:webHidden/>
-          </w:rPr>
-          <w:tab/>
-        </w:r>
-        <w:r>
-          <w:rPr>
-            <w:noProof/>
-            <w:webHidden/>
-          </w:rPr>
-          <w:fldChar w:fldCharType="begin"/>
-        </w:r>
-        <w:r>
-          <w:rPr>
-            <w:noProof/>
-            <w:webHidden/>
-          </w:rPr>
-          <w:instrText xml:space="preserve"> PAGEREF _Toc224508593 \h </w:instrText>
-        </w:r>
-        <w:r>
-          <w:rPr>
-            <w:noProof/>
-            <w:webHidden/>
-          </w:rPr>
-        </w:r>
-        <w:r>
-          <w:rPr>
-            <w:noProof/>
-            <w:webHidden/>
-          </w:rPr>
-          <w:fldChar w:fldCharType="separate"/>
-        </w:r>
-        <w:r>
-          <w:rPr>
-            <w:noProof/>
-            <w:webHidden/>
-          </w:rPr>
-          <w:t>21</w:t>
-        </w:r>
-        <w:r>
-          <w:rPr>
-            <w:noProof/>
-            <w:webHidden/>
-          </w:rPr>
-          <w:fldChar w:fldCharType="end"/>
-        </w:r>
-      </w:hyperlink>
-    </w:p>
-    <w:p>
-      <w:pPr>
-        <w:pStyle w:val="TDC2"/>
-        <w:tabs>
-          <w:tab w:val="right" w:leader="dot" w:pos="8494"/>
-        </w:tabs>
-        <w:rPr>
-          <w:rFonts w:asciiTheme="minorHAnsi" w:eastAsiaTheme="minorEastAsia" w:hAnsiTheme="minorHAnsi" w:cstheme="minorBidi"/>
-          <w:smallCaps w:val="0"/>
-          <w:noProof/>
-          <w:kern w:val="2"/>
-          <w:sz w:val="24"/>
-          <w14:ligatures w14:val="standardContextual"/>
-        </w:rPr>
-      </w:pPr>
-      <w:hyperlink w:anchor="_Toc224508594" w:history="1">
-        <w:r>
-          <w:rPr>
-            <w:rStyle w:val="Hipervnculo"/>
-            <w:noProof/>
-          </w:rPr>
-          <w:t>3.3. Precipitación en la celda 01</w:t>
-        </w:r>
-        <w:r>
-          <w:rPr>
-            <w:noProof/>
-            <w:webHidden/>
-          </w:rPr>
-          <w:tab/>
-        </w:r>
-        <w:r>
-          <w:rPr>
-            <w:noProof/>
-            <w:webHidden/>
-          </w:rPr>
-          <w:fldChar w:fldCharType="begin"/>
-        </w:r>
-        <w:r>
-          <w:rPr>
-            <w:noProof/>
-            <w:webHidden/>
-          </w:rPr>
-          <w:instrText xml:space="preserve"> PAGEREF _Toc224508594 \h </w:instrText>
-        </w:r>
-        <w:r>
-          <w:rPr>
-            <w:noProof/>
-            <w:webHidden/>
-          </w:rPr>
-        </w:r>
-        <w:r>
-          <w:rPr>
-            <w:noProof/>
-            <w:webHidden/>
-          </w:rPr>
-          <w:fldChar w:fldCharType="separate"/>
-        </w:r>
-        <w:r>
-          <w:rPr>
-            <w:noProof/>
-            <w:webHidden/>
-          </w:rPr>
-          <w:t>23</w:t>
-        </w:r>
-        <w:r>
-          <w:rPr>
-            <w:noProof/>
-            <w:webHidden/>
-          </w:rPr>
-          <w:fldChar w:fldCharType="end"/>
-        </w:r>
-      </w:hyperlink>
-    </w:p>
-    <w:p>
-      <w:pPr>
-        <w:pStyle w:val="TDC1"/>
-        <w:tabs>
-          <w:tab w:val="right" w:leader="dot" w:pos="8494"/>
-        </w:tabs>
-        <w:rPr>
-          <w:rFonts w:asciiTheme="minorHAnsi" w:eastAsiaTheme="minorEastAsia" w:hAnsiTheme="minorHAnsi" w:cstheme="minorBidi"/>
-          <w:b w:val="0"/>
-          <w:smallCaps w:val="0"/>
-          <w:noProof/>
-          <w:kern w:val="2"/>
-          <w:sz w:val="24"/>
-          <w14:ligatures w14:val="standardContextual"/>
-        </w:rPr>
-      </w:pPr>
-      <w:hyperlink w:anchor="_Toc224508595" w:history="1">
-        <w:r>
-          <w:rPr>
-            <w:rStyle w:val="Hipervnculo"/>
-            <w:noProof/>
-          </w:rPr>
-          <w:t>4. Estudio de la media y la varianza de la temperatura en dos grupos de celdas</w:t>
-        </w:r>
-        <w:r>
-          <w:rPr>
-            <w:noProof/>
-            <w:webHidden/>
-          </w:rPr>
-          <w:tab/>
-        </w:r>
-        <w:r>
-          <w:rPr>
-            <w:noProof/>
-            <w:webHidden/>
-          </w:rPr>
-          <w:fldChar w:fldCharType="begin"/>
-        </w:r>
-        <w:r>
-          <w:rPr>
-            <w:noProof/>
-            <w:webHidden/>
-          </w:rPr>
-          <w:instrText xml:space="preserve"> PAGEREF _Toc224508595 \h </w:instrText>
-        </w:r>
-        <w:r>
-          <w:rPr>
-            <w:noProof/>
-            <w:webHidden/>
-          </w:rPr>
-        </w:r>
-        <w:r>
-          <w:rPr>
-            <w:noProof/>
-            <w:webHidden/>
-          </w:rPr>
-          <w:fldChar w:fldCharType="separate"/>
-        </w:r>
-        <w:r>
-          <w:rPr>
-            <w:noProof/>
-            <w:webHidden/>
-          </w:rPr>
-          <w:t>25</w:t>
-        </w:r>
-        <w:r>
-          <w:rPr>
-            <w:noProof/>
-            <w:webHidden/>
-          </w:rPr>
-          <w:fldChar w:fldCharType="end"/>
-        </w:r>
-      </w:hyperlink>
-    </w:p>
-    <w:p>
-      <w:pPr>
-        <w:pStyle w:val="TDC2"/>
-        <w:tabs>
-          <w:tab w:val="right" w:leader="dot" w:pos="8494"/>
-        </w:tabs>
-        <w:rPr>
-          <w:rFonts w:asciiTheme="minorHAnsi" w:eastAsiaTheme="minorEastAsia" w:hAnsiTheme="minorHAnsi" w:cstheme="minorBidi"/>
-          <w:smallCaps w:val="0"/>
-          <w:noProof/>
-          <w:kern w:val="2"/>
-          <w:sz w:val="24"/>
-          <w14:ligatures w14:val="standardContextual"/>
-        </w:rPr>
-      </w:pPr>
-      <w:hyperlink w:anchor="_Toc224508596" w:history="1">
-        <w:r>
-          <w:rPr>
-            <w:rStyle w:val="Hipervnculo"/>
-            <w:noProof/>
-          </w:rPr>
-          <w:t>4.1. Agrupación de celdas para similitud en las temperaturas</w:t>
-        </w:r>
-        <w:r>
-          <w:rPr>
-            <w:noProof/>
-            <w:webHidden/>
-          </w:rPr>
-          <w:tab/>
-        </w:r>
-        <w:r>
-          <w:rPr>
-            <w:noProof/>
-            <w:webHidden/>
-          </w:rPr>
-          <w:fldChar w:fldCharType="begin"/>
-        </w:r>
-        <w:r>
-          <w:rPr>
-            <w:noProof/>
-            <w:webHidden/>
-          </w:rPr>
-          <w:instrText xml:space="preserve"> PAGEREF _Toc224508596 \h </w:instrText>
-        </w:r>
-        <w:r>
-          <w:rPr>
-            <w:noProof/>
-            <w:webHidden/>
-          </w:rPr>
-        </w:r>
-        <w:r>
-          <w:rPr>
-            <w:noProof/>
-            <w:webHidden/>
-          </w:rPr>
-          <w:fldChar w:fldCharType="separate"/>
-        </w:r>
-        <w:r>
-          <w:rPr>
-            <w:noProof/>
-            <w:webHidden/>
-          </w:rPr>
-          <w:t>25</w:t>
-        </w:r>
-        <w:r>
-          <w:rPr>
-            <w:noProof/>
-            <w:webHidden/>
-          </w:rPr>
-          <w:fldChar w:fldCharType="end"/>
-        </w:r>
-      </w:hyperlink>
-    </w:p>
-    <w:p>
-      <w:pPr>
-        <w:pStyle w:val="TDC2"/>
-        <w:tabs>
-          <w:tab w:val="right" w:leader="dot" w:pos="8494"/>
-        </w:tabs>
-        <w:rPr>
-          <w:rFonts w:asciiTheme="minorHAnsi" w:eastAsiaTheme="minorEastAsia" w:hAnsiTheme="minorHAnsi" w:cstheme="minorBidi"/>
-          <w:smallCaps w:val="0"/>
-          <w:noProof/>
-          <w:kern w:val="2"/>
-          <w:sz w:val="24"/>
-          <w14:ligatures w14:val="standardContextual"/>
-        </w:rPr>
-      </w:pPr>
-      <w:hyperlink w:anchor="_Toc224508597" w:history="1">
-        <w:r>
-          <w:rPr>
-            <w:rStyle w:val="Hipervnculo"/>
-            <w:noProof/>
-          </w:rPr>
-          <w:t>4.2. Evolución de las correlaciones entre las temperaturas medias mensuales de cada grupo</w:t>
-        </w:r>
-        <w:r>
-          <w:rPr>
-            <w:noProof/>
-            <w:webHidden/>
-          </w:rPr>
-          <w:tab/>
-        </w:r>
-        <w:r>
-          <w:rPr>
-            <w:noProof/>
-            <w:webHidden/>
-          </w:rPr>
-          <w:fldChar w:fldCharType="begin"/>
-        </w:r>
-        <w:r>
-          <w:rPr>
-            <w:noProof/>
-            <w:webHidden/>
-          </w:rPr>
-          <w:instrText xml:space="preserve"> PAGEREF _Toc224508597 \h </w:instrText>
-        </w:r>
-        <w:r>
-          <w:rPr>
-            <w:noProof/>
-            <w:webHidden/>
-          </w:rPr>
-        </w:r>
-        <w:r>
-          <w:rPr>
-            <w:noProof/>
-            <w:webHidden/>
-          </w:rPr>
-          <w:fldChar w:fldCharType="separate"/>
-        </w:r>
-        <w:r>
-          <w:rPr>
-            <w:noProof/>
-            <w:webHidden/>
-          </w:rPr>
-          <w:t>27</w:t>
-        </w:r>
-        <w:r>
-          <w:rPr>
-            <w:noProof/>
-            <w:webHidden/>
-          </w:rPr>
-          <w:fldChar w:fldCharType="end"/>
-        </w:r>
-      </w:hyperlink>
-    </w:p>
-    <w:p>
-      <w:pPr>
-        <w:pStyle w:val="TDC2"/>
-        <w:tabs>
-          <w:tab w:val="right" w:leader="dot" w:pos="8494"/>
-        </w:tabs>
-        <w:rPr>
-          <w:rFonts w:asciiTheme="minorHAnsi" w:eastAsiaTheme="minorEastAsia" w:hAnsiTheme="minorHAnsi" w:cstheme="minorBidi"/>
-          <w:smallCaps w:val="0"/>
-          <w:noProof/>
-          <w:kern w:val="2"/>
-          <w:sz w:val="24"/>
-          <w14:ligatures w14:val="standardContextual"/>
-        </w:rPr>
-      </w:pPr>
-      <w:hyperlink w:anchor="_Toc224508598" w:history="1">
-        <w:r>
-          <w:rPr>
-            <w:rStyle w:val="Hipervnculo"/>
-            <w:noProof/>
-          </w:rPr>
-          <w:t>4.3. Evolución de las correlaciones entre las varianzas de las temperaturas mensuales de cada grupo</w:t>
-        </w:r>
-        <w:r>
-          <w:rPr>
-            <w:noProof/>
-            <w:webHidden/>
-          </w:rPr>
-          <w:tab/>
-        </w:r>
-        <w:r>
-          <w:rPr>
-            <w:noProof/>
-            <w:webHidden/>
-          </w:rPr>
-          <w:fldChar w:fldCharType="begin"/>
-        </w:r>
-        <w:r>
-          <w:rPr>
-            <w:noProof/>
-            <w:webHidden/>
-          </w:rPr>
-          <w:instrText xml:space="preserve"> PAGEREF _Toc224508598 \h </w:instrText>
-        </w:r>
-        <w:r>
-          <w:rPr>
-            <w:noProof/>
-            <w:webHidden/>
-          </w:rPr>
-        </w:r>
-        <w:r>
-          <w:rPr>
-            <w:noProof/>
-            <w:webHidden/>
-          </w:rPr>
-          <w:fldChar w:fldCharType="separate"/>
-        </w:r>
-        <w:r>
-          <w:rPr>
-            <w:noProof/>
-            <w:webHidden/>
-          </w:rPr>
-          <w:t>28</w:t>
-        </w:r>
-        <w:r>
-          <w:rPr>
-            <w:noProof/>
-            <w:webHidden/>
-          </w:rPr>
-          <w:fldChar w:fldCharType="end"/>
-        </w:r>
-      </w:hyperlink>
-    </w:p>
-    <w:p>
-      <w:pPr>
-        <w:pStyle w:val="TDC1"/>
-        <w:tabs>
-          <w:tab w:val="right" w:leader="dot" w:pos="8494"/>
-        </w:tabs>
-        <w:rPr>
-          <w:rFonts w:asciiTheme="minorHAnsi" w:eastAsiaTheme="minorEastAsia" w:hAnsiTheme="minorHAnsi" w:cstheme="minorBidi"/>
-          <w:b w:val="0"/>
-          <w:smallCaps w:val="0"/>
-          <w:noProof/>
-          <w:kern w:val="2"/>
-          <w:sz w:val="24"/>
-          <w14:ligatures w14:val="standardContextual"/>
-        </w:rPr>
-      </w:pPr>
-      <w:hyperlink w:anchor="_Toc224508599" w:history="1">
-        <w:r>
-          <w:rPr>
-            <w:rStyle w:val="Hipervnculo"/>
-            <w:noProof/>
-          </w:rPr>
-          <w:t>5. Conclusiones</w:t>
-        </w:r>
-        <w:r>
-          <w:rPr>
-            <w:noProof/>
-            <w:webHidden/>
-          </w:rPr>
-          <w:tab/>
-        </w:r>
-        <w:r>
-          <w:rPr>
-            <w:noProof/>
-            <w:webHidden/>
-          </w:rPr>
-          <w:fldChar w:fldCharType="begin"/>
-        </w:r>
-        <w:r>
-          <w:rPr>
-            <w:noProof/>
-            <w:webHidden/>
-          </w:rPr>
-          <w:instrText xml:space="preserve"> PAGEREF _Toc224508599 \h </w:instrText>
-        </w:r>
-        <w:r>
-          <w:rPr>
-            <w:noProof/>
-            <w:webHidden/>
-          </w:rPr>
-        </w:r>
-        <w:r>
-          <w:rPr>
-            <w:noProof/>
-            <w:webHidden/>
-          </w:rPr>
-          <w:fldChar w:fldCharType="separate"/>
-        </w:r>
-        <w:r>
-          <w:rPr>
-            <w:noProof/>
-            <w:webHidden/>
-          </w:rPr>
-          <w:t>29</w:t>
-        </w:r>
-        <w:r>
-          <w:rPr>
-            <w:noProof/>
-            <w:webHidden/>
-          </w:rPr>
-          <w:fldChar w:fldCharType="end"/>
-        </w:r>
-      </w:hyperlink>
-    </w:p>
-    <w:p>
-      <w:pPr>
-        <w:pStyle w:val="TDC1"/>
-        <w:tabs>
-          <w:tab w:val="right" w:leader="dot" w:pos="8494"/>
-        </w:tabs>
-        <w:rPr>
-          <w:rFonts w:asciiTheme="minorHAnsi" w:eastAsiaTheme="minorEastAsia" w:hAnsiTheme="minorHAnsi" w:cstheme="minorBidi"/>
-          <w:b w:val="0"/>
-          <w:smallCaps w:val="0"/>
-          <w:noProof/>
-          <w:kern w:val="2"/>
-          <w:sz w:val="24"/>
-          <w14:ligatures w14:val="standardContextual"/>
-        </w:rPr>
-      </w:pPr>
-      <w:hyperlink w:anchor="_Toc224508600" w:history="1">
-        <w:r>
-          <w:rPr>
-            <w:rStyle w:val="Hipervnculo"/>
-            <w:noProof/>
-          </w:rPr>
-          <w:t>6. Autoría y uso de Chatgpt</w:t>
-        </w:r>
-        <w:r>
-          <w:rPr>
-            <w:noProof/>
-            <w:webHidden/>
-          </w:rPr>
-          <w:tab/>
-        </w:r>
-        <w:r>
-          <w:rPr>
-            <w:noProof/>
-            <w:webHidden/>
-          </w:rPr>
-          <w:fldChar w:fldCharType="begin"/>
-        </w:r>
-        <w:r>
-          <w:rPr>
-            <w:noProof/>
-            <w:webHidden/>
-          </w:rPr>
-          <w:instrText xml:space="preserve"> PAGEREF _Toc224508600 \h </w:instrText>
-        </w:r>
-        <w:r>
-          <w:rPr>
-            <w:noProof/>
-            <w:webHidden/>
-          </w:rPr>
-        </w:r>
-        <w:r>
-          <w:rPr>
-            <w:noProof/>
-            <w:webHidden/>
-          </w:rPr>
-          <w:fldChar w:fldCharType="separate"/>
-        </w:r>
-        <w:r>
-          <w:rPr>
-            <w:noProof/>
-            <w:webHidden/>
-          </w:rPr>
-          <w:t>31</w:t>
-        </w:r>
-        <w:r>
-          <w:rPr>
-            <w:noProof/>
-            <w:webHidden/>
-          </w:rPr>
-          <w:fldChar w:fldCharType="end"/>
-        </w:r>
-      </w:hyperlink>
-    </w:p>
-    <w:p>
-      <w:pPr>
-        <w:pStyle w:val="TDC1"/>
-        <w:tabs>
-          <w:tab w:val="right" w:leader="dot" w:pos="8494"/>
-        </w:tabs>
-        <w:rPr>
-          <w:rFonts w:asciiTheme="minorHAnsi" w:eastAsiaTheme="minorEastAsia" w:hAnsiTheme="minorHAnsi" w:cstheme="minorBidi"/>
-          <w:b w:val="0"/>
-          <w:smallCaps w:val="0"/>
-          <w:noProof/>
-          <w:kern w:val="2"/>
-          <w:sz w:val="24"/>
-          <w14:ligatures w14:val="standardContextual"/>
-        </w:rPr>
-      </w:pPr>
-      <w:hyperlink w:anchor="_Toc224508601" w:history="1">
-        <w:r>
-          <w:rPr>
-            <w:rStyle w:val="Hipervnculo"/>
-            <w:noProof/>
-          </w:rPr>
-          <w:t>7. Anexos</w:t>
-        </w:r>
-        <w:r>
-          <w:rPr>
-            <w:noProof/>
-            <w:webHidden/>
-          </w:rPr>
-          <w:tab/>
-        </w:r>
-        <w:r>
-          <w:rPr>
-            <w:noProof/>
-            <w:webHidden/>
-          </w:rPr>
-          <w:fldChar w:fldCharType="begin"/>
-        </w:r>
-        <w:r>
-          <w:rPr>
-            <w:noProof/>
-            <w:webHidden/>
-          </w:rPr>
-          <w:instrText xml:space="preserve"> PAGEREF _Toc224508601 \h </w:instrText>
-        </w:r>
-        <w:r>
-          <w:rPr>
-            <w:noProof/>
-            <w:webHidden/>
-          </w:rPr>
-        </w:r>
-        <w:r>
-          <w:rPr>
-            <w:noProof/>
-            <w:webHidden/>
-          </w:rPr>
-          <w:fldChar w:fldCharType="separate"/>
-        </w:r>
-        <w:r>
-          <w:rPr>
-            <w:noProof/>
-            <w:webHidden/>
-          </w:rPr>
-          <w:t>33</w:t>
-        </w:r>
-        <w:r>
-          <w:rPr>
-            <w:noProof/>
-            <w:webHidden/>
-          </w:rPr>
-          <w:fldChar w:fldCharType="end"/>
-        </w:r>
-      </w:hyperlink>
-    </w:p>
-    <w:p>
-      <w:pPr>
-        <w:pStyle w:val="TDC1"/>
-        <w:tabs>
-          <w:tab w:val="right" w:leader="dot" w:pos="8494"/>
-        </w:tabs>
-        <w:rPr>
-          <w:rFonts w:asciiTheme="minorHAnsi" w:eastAsiaTheme="minorEastAsia" w:hAnsiTheme="minorHAnsi" w:cstheme="minorBidi"/>
-          <w:b w:val="0"/>
-          <w:smallCaps w:val="0"/>
-          <w:noProof/>
-          <w:kern w:val="2"/>
-          <w:sz w:val="24"/>
-          <w14:ligatures w14:val="standardContextual"/>
-        </w:rPr>
-      </w:pPr>
-      <w:hyperlink w:anchor="_Toc224508602" w:history="1">
-        <w:r>
-          <w:rPr>
-            <w:rStyle w:val="Hipervnculo"/>
-            <w:noProof/>
-          </w:rPr>
-          <w:t>8. Bibliografía</w:t>
-        </w:r>
-        <w:r>
-          <w:rPr>
-            <w:noProof/>
-            <w:webHidden/>
-          </w:rPr>
-          <w:tab/>
-        </w:r>
-        <w:r>
-          <w:rPr>
-            <w:noProof/>
-            <w:webHidden/>
-          </w:rPr>
-          <w:fldChar w:fldCharType="begin"/>
-        </w:r>
-        <w:r>
-          <w:rPr>
-            <w:noProof/>
-            <w:webHidden/>
-          </w:rPr>
-          <w:instrText xml:space="preserve"> PAGEREF _Toc224508602 \h </w:instrText>
-        </w:r>
-        <w:r>
-          <w:rPr>
-            <w:noProof/>
-            <w:webHidden/>
-          </w:rPr>
-        </w:r>
-        <w:r>
-          <w:rPr>
-            <w:noProof/>
-            <w:webHidden/>
-          </w:rPr>
-          <w:fldChar w:fldCharType="separate"/>
-        </w:r>
-        <w:r>
-          <w:rPr>
-            <w:noProof/>
-            <w:webHidden/>
-          </w:rPr>
-          <w:t>42</w:t>
-        </w:r>
-        <w:r>
-          <w:rPr>
-            <w:noProof/>
-            <w:webHidden/>
-          </w:rPr>
-          <w:fldChar w:fldCharType="end"/>
-        </w:r>
-      </w:hyperlink>
-    </w:p>
-    <w:p>
-      <w:pPr>
-        <w:pStyle w:val="TDC2"/>
-        <w:tabs>
-          <w:tab w:val="right" w:leader="dot" w:pos="8494"/>
-        </w:tabs>
-        <w:rPr>
-          <w:smallCaps w:val="0"/>
-          <w:sz w:val="28"/>
-        </w:rPr>
-      </w:pPr>
-      <w:r>
-        <w:rPr>
-          <w:smallCaps w:val="0"/>
-          <w:sz w:val="28"/>
-        </w:rPr>
-        <w:fldChar w:fldCharType="end"/>
+        <w:jc w:val="left"/>
+      </w:pPr>
+      <w:r>
+        <w:t>Se ha realizado un contraste de hipótesis sobre la media de la temperatura en verano (meses de junio, julio y agosto) para la celda 01 y se han recopilado los datos en la</w:t>
       </w:r>
       <w:r>
         <w:rPr>
           <w:b/>
-          <w:smallCaps w:val="0"/>
-          <w:sz w:val="28"/>
+          <w:bCs/>
         </w:rPr>
-        <w:fldChar w:fldCharType="begin"/>
-      </w:r>
-      <w:r>
-        <w:rPr>
-          <w:b/>
-          <w:smallCaps w:val="0"/>
-          <w:sz w:val="28"/>
-        </w:rPr>
-        <w:instrText xml:space="preserve"> TOC \o "2-4" \f \h \z \u </w:instrText>
-      </w:r>
-      <w:r>
-        <w:rPr>
-          <w:b/>
-          <w:smallCaps w:val="0"/>
-          <w:sz w:val="28"/>
-        </w:rPr>
-        <w:fldChar w:fldCharType="separate"/>
-      </w:r>
-      <w:r>
-        <w:rPr>
-          <w:b/>
-          <w:smallCaps w:val="0"/>
-          <w:sz w:val="28"/>
-        </w:rPr>
-        <w:fldChar w:fldCharType="end"/>
-      </w:r>
-    </w:p>
-    <w:p>
-      <w:pPr>
-        <w:pStyle w:val="Ttulo1"/>
-      </w:pPr>
-      <w:bookmarkStart w:id="0" w:name="_Toc224508579"/>
-      <w:r>
-        <w:lastRenderedPageBreak/>
-        <w:t>Introducción</w:t>
-      </w:r>
-      <w:bookmarkEnd w:id="0"/>
-    </w:p>
-    <w:p>
-      <w:r>
-        <w:t xml:space="preserve">Este documento expone el trabajo de </w:t>
-      </w:r>
-      <w:r>
-        <w:t>Antonio Urbano Murillo</w:t>
-      </w:r>
-      <w:r>
-        <w:t xml:space="preserve">, </w:t>
-      </w:r>
-      <w:r>
-        <w:t xml:space="preserve">Alberto Rodríguez Vicente, </w:t>
-      </w:r>
-      <w:r>
-        <w:t>y Pablo Romero Teruel, alumnos de la Escuela Técnica Superior de Ingeniería (ICAI) de la Universidad Pontificia Comillas. Dicho trabajo lleva como título “Análisis del dataset G09B” y se ha realizado dentro de la asignatura “Probabilidad y Estadística” de 1º de iMAT.</w:t>
-      </w:r>
-    </w:p>
-    <w:p>
-      <w:r>
-        <w:t xml:space="preserve">En el trabajo </w:t>
-      </w:r>
-      <w:r>
-        <w:t xml:space="preserve">se </w:t>
-      </w:r>
-      <w:r>
-        <w:t xml:space="preserve">plantea un análisis de distintas </w:t>
-      </w:r>
-      <w:r>
-        <w:t xml:space="preserve">medidas </w:t>
-      </w:r>
-      <w:r>
-        <w:t>meteorológicas</w:t>
-      </w:r>
-      <w:r>
         <w:t xml:space="preserve"> </w:t>
-      </w:r>
-      <w:r>
-        <w:t xml:space="preserve">mediante un enfoque </w:t>
-      </w:r>
-      <w:r>
-        <w:t>analítico, centrado en la comprensión de los distintos patrones y comportamientos que ocurren en la evolución del clima respecto al tiempo.</w:t>
-      </w:r>
-    </w:p>
-    <w:p>
-      <w:r>
-        <w:t xml:space="preserve">El documento está estructurado en </w:t>
-      </w:r>
-      <w:r>
-        <w:t>cuatro</w:t>
-      </w:r>
-      <w:r>
-        <w:t xml:space="preserve"> apartados. </w:t>
-      </w:r>
-      <w:r>
-        <w:t>En el primer apartado</w:t>
-      </w:r>
-      <w:r>
-        <w:t xml:space="preserve">: </w:t>
       </w:r>
       <w:r>
         <w:rPr>
@@ -2267,7 +2669,13 @@
           <w:b/>
           <w:bCs/>
         </w:rPr>
-        <w:instrText xml:space="preserve"> REF _Ref224508174 \h </w:instrText>
+        <w:instrText xml:space="preserve"> REF _Ref227434131 \h </w:instrText>
+      </w:r>
+      <w:r>
+        <w:rPr>
+          <w:b/>
+          <w:bCs/>
+        </w:rPr>
       </w:r>
       <w:r>
         <w:rPr>
@@ -2281,20 +2689,29 @@
           <w:b/>
           <w:bCs/>
         </w:rPr>
+        <w:fldChar w:fldCharType="separate"/>
       </w:r>
       <w:r>
         <w:rPr>
           <w:b/>
           <w:bCs/>
         </w:rPr>
-        <w:fldChar w:fldCharType="separate"/>
+        <w:t xml:space="preserve">Tabla </w:t>
+      </w:r>
+      <w:r>
+        <w:rPr>
+          <w:b/>
+          <w:bCs/>
+          <w:noProof/>
+        </w:rPr>
+        <w:t>1.1</w:t>
       </w:r>
       <w:r>
         <w:rPr>
           <w:b/>
           <w:bCs/>
         </w:rPr>
-        <w:t>Distribución de la temperatura, la irradiación y la precipitación en las celdas 01 y 10</w:t>
+        <w:t>: Contraste de hipótesis para la afirmación del analista 1</w:t>
       </w:r>
       <w:r>
         <w:rPr>
@@ -2304,297 +2721,1867 @@
         <w:fldChar w:fldCharType="end"/>
       </w:r>
       <w:r>
-        <w:t xml:space="preserve"> se </w:t>
-      </w:r>
-      <w:r>
-        <w:t>estudia</w:t>
-      </w:r>
-      <w:r>
-        <w:t xml:space="preserve"> la distribución de los datos de las distintas variables meteorológicas</w:t>
-      </w:r>
-      <w:r>
-        <w:t xml:space="preserve">, analizando su distribución por separado. </w:t>
-      </w:r>
-      <w:r>
-        <w:t xml:space="preserve">En el </w:t>
-      </w:r>
-      <w:r>
-        <w:t xml:space="preserve">segundo </w:t>
-      </w:r>
-      <w:r>
-        <w:t>apartado</w:t>
-      </w:r>
+        <w:t xml:space="preserve">. A partir de la muestra, se obtiene una media muestral de </w:t>
+      </w:r>
+      <m:oMath>
+        <m:r>
+          <w:rPr>
+            <w:rFonts w:ascii="Cambria Math" w:hAnsi="Cambria Math"/>
+          </w:rPr>
+          <m:t>28,67</m:t>
+        </m:r>
+      </m:oMath>
+      <w:r>
+        <w:t xml:space="preserve"> grados Celsius y una desviación estándar de </w:t>
+      </w:r>
+      <m:oMath>
+        <m:r>
+          <w:rPr>
+            <w:rFonts w:ascii="Cambria Math" w:hAnsi="Cambria Math"/>
+          </w:rPr>
+          <m:t>3,50</m:t>
+        </m:r>
+      </m:oMath>
+      <w:r>
+        <w:t xml:space="preserve">, lo que conduce a un error estándar de </w:t>
+      </w:r>
+      <m:oMath>
+        <m:r>
+          <w:rPr>
+            <w:rFonts w:ascii="Cambria Math" w:hAnsi="Cambria Math"/>
+          </w:rPr>
+          <m:t>0,105</m:t>
+        </m:r>
+      </m:oMath>
+      <w:r>
+        <w:t>, indicando una baja variabilidad en la estimación de la media.</w:t>
+      </w:r>
+    </w:p>
+    <w:p>
+      <w:pPr>
+        <w:jc w:val="left"/>
+      </w:pPr>
+      <w:r>
+        <w:t>Se plantea el contraste unilateral:</w:t>
+      </w:r>
+    </w:p>
+    <w:p>
+      <w:pPr>
+        <w:pStyle w:val="Prrafodelista"/>
+        <w:numPr>
+          <w:ilvl w:val="0"/>
+          <w:numId w:val="46"/>
+        </w:numPr>
+        <w:rPr>
+          <w:rFonts w:ascii="Cambria Math" w:hAnsi="Cambria Math"/>
+          <w:i/>
+        </w:rPr>
+      </w:pPr>
+      <m:oMath>
+        <m:sSub>
+          <m:sSubPr>
+            <m:ctrlPr>
+              <w:rPr>
+                <w:rFonts w:ascii="Cambria Math" w:hAnsi="Cambria Math" w:cs="Cambria Math"/>
+                <w:i/>
+              </w:rPr>
+            </m:ctrlPr>
+          </m:sSubPr>
+          <m:e>
+            <m:r>
+              <w:rPr>
+                <w:rFonts w:ascii="Cambria Math" w:hAnsi="Cambria Math"/>
+              </w:rPr>
+              <m:t>H</m:t>
+            </m:r>
+            <m:ctrlPr>
+              <w:rPr>
+                <w:rFonts w:ascii="Cambria Math" w:hAnsi="Cambria Math"/>
+                <w:i/>
+              </w:rPr>
+            </m:ctrlPr>
+          </m:e>
+          <m:sub>
+            <m:r>
+              <w:rPr>
+                <w:rFonts w:ascii="Cambria Math" w:hAnsi="Cambria Math" w:cs="Cambria Math"/>
+              </w:rPr>
+              <m:t>0</m:t>
+            </m:r>
+          </m:sub>
+        </m:sSub>
+        <m:r>
+          <w:rPr>
+            <w:rFonts w:ascii="Cambria Math" w:hAnsi="Cambria Math"/>
+          </w:rPr>
+          <m:t>⇔μ=30</m:t>
+        </m:r>
+      </m:oMath>
+    </w:p>
+    <w:p>
+      <w:pPr>
+        <w:pStyle w:val="Prrafodelista"/>
+        <w:numPr>
+          <w:ilvl w:val="0"/>
+          <w:numId w:val="46"/>
+        </w:numPr>
+        <w:rPr>
+          <w:rFonts w:ascii="Cambria Math" w:hAnsi="Cambria Math"/>
+          <w:i/>
+        </w:rPr>
+      </w:pPr>
+      <m:oMath>
+        <m:sSub>
+          <m:sSubPr>
+            <m:ctrlPr>
+              <w:rPr>
+                <w:rFonts w:ascii="Cambria Math" w:hAnsi="Cambria Math" w:cs="Cambria Math"/>
+                <w:i/>
+              </w:rPr>
+            </m:ctrlPr>
+          </m:sSubPr>
+          <m:e>
+            <m:r>
+              <w:rPr>
+                <w:rFonts w:ascii="Cambria Math" w:hAnsi="Cambria Math"/>
+              </w:rPr>
+              <m:t>H</m:t>
+            </m:r>
+            <m:ctrlPr>
+              <w:rPr>
+                <w:rFonts w:ascii="Cambria Math" w:hAnsi="Cambria Math"/>
+                <w:i/>
+              </w:rPr>
+            </m:ctrlPr>
+          </m:e>
+          <m:sub>
+            <m:r>
+              <w:rPr>
+                <w:rFonts w:ascii="Cambria Math" w:hAnsi="Cambria Math" w:cs="Cambria Math"/>
+              </w:rPr>
+              <m:t>1</m:t>
+            </m:r>
+          </m:sub>
+        </m:sSub>
+        <m:r>
+          <w:rPr>
+            <w:rFonts w:ascii="Cambria Math" w:hAnsi="Cambria Math"/>
+          </w:rPr>
+          <m:t>⇔μ&gt;30</m:t>
+        </m:r>
+      </m:oMath>
+    </w:p>
+    <w:p>
+      <w:pPr>
+        <w:jc w:val="left"/>
+      </w:pPr>
+      <w:r>
+        <w:lastRenderedPageBreak/>
+        <w:t>Se utilizará un estad</w:t>
+      </w:r>
+      <w:r>
+        <w:rPr>
+          <w:rFonts w:cs="Book Antiqua"/>
+        </w:rPr>
+        <w:t>í</w:t>
+      </w:r>
+      <w:r>
+        <w:t>stico t de Student debido a la varianza poblacional desconocida. El estad</w:t>
+      </w:r>
+      <w:r>
+        <w:rPr>
+          <w:rFonts w:cs="Book Antiqua"/>
+        </w:rPr>
+        <w:t>í</w:t>
+      </w:r>
+      <w:r>
+        <w:t xml:space="preserve">stico obtenido es </w:t>
+      </w:r>
+      <m:oMath>
+        <m:r>
+          <w:rPr>
+            <w:rFonts w:ascii="Cambria Math" w:hAnsi="Cambria Math"/>
+          </w:rPr>
+          <m:t>t=-12,57</m:t>
+        </m:r>
+      </m:oMath>
+      <w:r>
+        <w:t xml:space="preserve">, muy inferior al valor crítico </w:t>
+      </w:r>
+      <m:oMath>
+        <m:r>
+          <w:rPr>
+            <w:rFonts w:ascii="Cambria Math" w:hAnsi="Cambria Math"/>
+          </w:rPr>
+          <m:t>t = 1,28</m:t>
+        </m:r>
+      </m:oMath>
+      <w:r>
+        <w:t>.</w:t>
+      </w:r>
+    </w:p>
+    <w:p>
+      <w:pPr>
+        <w:jc w:val="left"/>
+      </w:pPr>
+      <w:r>
+        <w:t xml:space="preserve">Además, el </w:t>
+      </w:r>
+      <m:oMath>
+        <m:sSub>
+          <m:sSubPr>
+            <m:ctrlPr>
+              <w:rPr>
+                <w:rFonts w:ascii="Cambria Math" w:hAnsi="Cambria Math"/>
+                <w:i/>
+              </w:rPr>
+            </m:ctrlPr>
+          </m:sSubPr>
+          <m:e>
+            <m:r>
+              <w:rPr>
+                <w:rFonts w:ascii="Cambria Math" w:hAnsi="Cambria Math"/>
+              </w:rPr>
+              <m:t>p</m:t>
+            </m:r>
+          </m:e>
+          <m:sub>
+            <m:r>
+              <w:rPr>
+                <w:rFonts w:ascii="Cambria Math" w:hAnsi="Cambria Math"/>
+              </w:rPr>
+              <m:t>valor</m:t>
+            </m:r>
+          </m:sub>
+        </m:sSub>
+      </m:oMath>
+      <w:r>
+        <w:t xml:space="preserve"> unilateral es </w:t>
+      </w:r>
+      <m:oMath>
+        <m:r>
+          <w:rPr>
+            <w:rFonts w:ascii="Cambria Math" w:hAnsi="Cambria Math"/>
+          </w:rPr>
+          <m:t>1,0</m:t>
+        </m:r>
+      </m:oMath>
+      <w:r>
+        <w:t xml:space="preserve">, lo que implica ausencia total de evidencia a favor de la hipótesis alternativa. En consecuencia, no se rechaza la hipótesis nula. Los resultados sugieren que la media poblacional no solo no supera los </w:t>
+      </w:r>
+      <m:oMath>
+        <m:r>
+          <w:rPr>
+            <w:rFonts w:ascii="Cambria Math" w:hAnsi="Cambria Math"/>
+          </w:rPr>
+          <m:t>30</m:t>
+        </m:r>
+      </m:oMath>
+      <w:r>
+        <w:t xml:space="preserve"> grados Celsius, sino que es significativamente inferior.</w:t>
+      </w:r>
+    </w:p>
+    <w:p>
+      <w:pPr>
+        <w:jc w:val="left"/>
+      </w:pPr>
+      <w:r>
+        <w:t xml:space="preserve">En este caso se hará uso de un gráfico, dado que es muy útil </w:t>
+      </w:r>
+      <w:r>
+        <w:t>para complementar el análisis y visualizar el estadístico observado y la región crítica del contraste</w:t>
+      </w:r>
+      <w:r>
+        <w:t>.</w:t>
+      </w:r>
+    </w:p>
+    <w:p>
+      <w:pPr>
+        <w:keepNext/>
+        <w:jc w:val="center"/>
+      </w:pPr>
+      <w:r>
+        <w:rPr>
+          <w:noProof/>
+        </w:rPr>
+        <w:drawing>
+          <wp:inline distT="0" distB="0" distL="0" distR="0" wp14:anchorId="218D267E" wp14:editId="3F0A78C1">
+            <wp:extent cx="5400040" cy="2366645"/>
+            <wp:effectExtent l="0" t="0" r="0" b="0"/>
+            <wp:docPr id="1397097538" name="Imagen 2"/>
+            <wp:cNvGraphicFramePr>
+              <a:graphicFrameLocks xmlns:a="http://schemas.openxmlformats.org/drawingml/2006/main" noChangeAspect="1"/>
+            </wp:cNvGraphicFramePr>
+            <a:graphic xmlns:a="http://schemas.openxmlformats.org/drawingml/2006/main">
+              <a:graphicData uri="http://schemas.openxmlformats.org/drawingml/2006/picture">
+                <pic:pic xmlns:pic="http://schemas.openxmlformats.org/drawingml/2006/picture">
+                  <pic:nvPicPr>
+                    <pic:cNvPr id="0" name="Picture 1"/>
+                    <pic:cNvPicPr>
+                      <a:picLocks noChangeAspect="1" noChangeArrowheads="1"/>
+                    </pic:cNvPicPr>
+                  </pic:nvPicPr>
+                  <pic:blipFill>
+                    <a:blip r:embed="rId11" cstate="print">
+                      <a:extLst>
+                        <a:ext uri="{28A0092B-C50C-407E-A947-70E740481C1C}">
+                          <a14:useLocalDpi xmlns:a14="http://schemas.microsoft.com/office/drawing/2010/main" val="0"/>
+                        </a:ext>
+                      </a:extLst>
+                    </a:blip>
+                    <a:srcRect/>
+                    <a:stretch>
+                      <a:fillRect/>
+                    </a:stretch>
+                  </pic:blipFill>
+                  <pic:spPr bwMode="auto">
+                    <a:xfrm>
+                      <a:off x="0" y="0"/>
+                      <a:ext cx="5400040" cy="2366645"/>
+                    </a:xfrm>
+                    <a:prstGeom prst="rect">
+                      <a:avLst/>
+                    </a:prstGeom>
+                    <a:noFill/>
+                    <a:ln>
+                      <a:noFill/>
+                    </a:ln>
+                  </pic:spPr>
+                </pic:pic>
+              </a:graphicData>
+            </a:graphic>
+          </wp:inline>
+        </w:drawing>
+      </w:r>
+    </w:p>
+    <w:p>
+      <w:pPr>
+        <w:pStyle w:val="Descripcin"/>
+      </w:pPr>
+      <w:r>
+        <w:t xml:space="preserve">Gráfico </w:t>
+      </w:r>
+      <w:fldSimple w:instr=" STYLEREF 1 \s ">
+        <w:r>
+          <w:rPr>
+            <w:noProof/>
+          </w:rPr>
+          <w:t>1</w:t>
+        </w:r>
+      </w:fldSimple>
+      <w:r>
+        <w:t>.</w:t>
+      </w:r>
+      <w:fldSimple w:instr=" SEQ Gráfico \* ARABIC \s 1 ">
+        <w:r>
+          <w:rPr>
+            <w:noProof/>
+          </w:rPr>
+          <w:t>1</w:t>
+        </w:r>
+      </w:fldSimple>
       <w:r>
         <w:t xml:space="preserve">: </w:t>
       </w:r>
       <w:r>
+        <w:t>Distribución t y región crítica del contraste unilateral H</w:t>
+      </w:r>
+      <w:r>
+        <w:rPr>
+          <w:rFonts w:ascii="Cambria Math" w:hAnsi="Cambria Math" w:cs="Cambria Math"/>
+        </w:rPr>
+        <w:t>₁</w:t>
+      </w:r>
+      <w:r>
+        <w:t xml:space="preserve"> </w:t>
+      </w:r>
+      <w:r>
+        <w:rPr>
+          <w:rFonts w:cs="Book Antiqua"/>
+        </w:rPr>
+        <w:t>μ</w:t>
+      </w:r>
+      <w:r>
+        <w:t xml:space="preserve"> &gt; 30 </w:t>
+      </w:r>
+      <w:r>
+        <w:rPr>
+          <w:rFonts w:cs="Book Antiqua"/>
+        </w:rPr>
+        <w:t>°</w:t>
+      </w:r>
+      <w:r>
+        <w:t>C de la temperatura en la celda 01</w:t>
+      </w:r>
+    </w:p>
+    <w:p>
+      <w:pPr>
+        <w:jc w:val="left"/>
+      </w:pPr>
+      <w:r>
+        <w:t xml:space="preserve">El gráfico posterior muestra el contraste de hipótesis, incluyendo la región crítica, el valor del estadístico </w:t>
+      </w:r>
+      <m:oMath>
+        <m:r>
+          <w:rPr>
+            <w:rFonts w:ascii="Cambria Math" w:hAnsi="Cambria Math"/>
+          </w:rPr>
+          <m:t>t</m:t>
+        </m:r>
+      </m:oMath>
+      <w:r>
+        <w:t xml:space="preserve"> y el valor de </w:t>
+      </w:r>
+      <m:oMath>
+        <m:r>
+          <w:rPr>
+            <w:rFonts w:ascii="Cambria Math" w:hAnsi="Cambria Math"/>
+          </w:rPr>
+          <m:t>μ=30</m:t>
+        </m:r>
+      </m:oMath>
+      <w:r>
+        <w:t xml:space="preserve"> </w:t>
+      </w:r>
+      <w:r>
+        <w:t>considerado en la hipótesis.</w:t>
+      </w:r>
+    </w:p>
+    <w:p>
+      <w:pPr>
+        <w:jc w:val="left"/>
+      </w:pPr>
+      <w:r>
+        <w:t xml:space="preserve">Tras un breve análisis, se observa que el valor </w:t>
+      </w:r>
+      <m:oMath>
+        <m:r>
+          <w:rPr>
+            <w:rFonts w:ascii="Cambria Math" w:hAnsi="Cambria Math"/>
+          </w:rPr>
+          <m:t>μ=30</m:t>
+        </m:r>
+      </m:oMath>
+      <w:r>
+        <w:t xml:space="preserve"> se encuentra alejado de la media muestral estimada, lo que se refleja en la posición del estadístico dentro de la distribución.</w:t>
+      </w:r>
+      <w:r>
+        <w:t xml:space="preserve"> </w:t>
+      </w:r>
+      <w:r>
+        <w:t xml:space="preserve">Además, el estadístico </w:t>
+      </w:r>
+      <m:oMath>
+        <m:r>
+          <w:rPr>
+            <w:rFonts w:ascii="Cambria Math" w:hAnsi="Cambria Math"/>
+          </w:rPr>
+          <m:t>t</m:t>
+        </m:r>
+      </m:oMath>
+      <w:r>
+        <w:t xml:space="preserve"> se sitúa fuera de la región crítica definida para el contraste, por lo que no se dispone de evidencia suficiente para rechazar la hipótesis nula.</w:t>
+      </w:r>
+    </w:p>
+    <w:p>
+      <w:pPr>
+        <w:jc w:val="left"/>
+      </w:pPr>
+      <w:r>
+        <w:t>En consecuencia, el gráfico confirma visualmente los resultados obtenidos analíticamente.</w:t>
+      </w:r>
+    </w:p>
+    <w:p>
+      <w:pPr>
+        <w:pStyle w:val="Ttulo2"/>
+      </w:pPr>
+      <w:bookmarkStart w:id="10" w:name="_Toc227430912"/>
+      <w:bookmarkStart w:id="11" w:name="_Toc227430929"/>
+      <w:bookmarkStart w:id="12" w:name="_Toc227434637"/>
+      <w:r>
+        <w:t xml:space="preserve">Contraste para la afirmación del analista </w:t>
+      </w:r>
+      <w:r>
+        <w:t>2</w:t>
+      </w:r>
+      <w:r>
+        <w:t xml:space="preserve"> (media </w:t>
+      </w:r>
+      <w:r>
+        <w:t>inferior</w:t>
+      </w:r>
+      <w:r>
+        <w:t xml:space="preserve"> a 30 °C)</w:t>
+      </w:r>
+      <w:bookmarkEnd w:id="10"/>
+      <w:bookmarkEnd w:id="11"/>
+      <w:bookmarkEnd w:id="12"/>
+    </w:p>
+    <w:p>
+      <w:pPr>
+        <w:jc w:val="left"/>
         <w:rPr>
           <w:b/>
           <w:bCs/>
         </w:rPr>
-        <w:fldChar w:fldCharType="begin"/>
-      </w:r>
+      </w:pPr>
       <w:r>
         <w:rPr>
           <w:b/>
           <w:bCs/>
         </w:rPr>
-        <w:instrText xml:space="preserve"> REF _Ref224508194 \h </w:instrText>
-      </w:r>
-      <w:r>
-        <w:rPr>
-          <w:b/>
-          <w:bCs/>
-        </w:rPr>
-        <w:instrText xml:space="preserve"> \* MERGEFORMAT </w:instrText>
-      </w:r>
-      <w:r>
-        <w:rPr>
-          <w:b/>
-          <w:bCs/>
-        </w:rPr>
-      </w:r>
-      <w:r>
-        <w:rPr>
-          <w:b/>
-          <w:bCs/>
-        </w:rPr>
-        <w:fldChar w:fldCharType="separate"/>
-      </w:r>
-      <w:r>
-        <w:rPr>
-          <w:b/>
-          <w:bCs/>
-        </w:rPr>
-        <w:t>Comparación entre las 10 celdas respecto a la temperatura, la irradiación y la precipitación</w:t>
-      </w:r>
-      <w:r>
-        <w:rPr>
-          <w:b/>
-          <w:bCs/>
-        </w:rPr>
-        <w:fldChar w:fldCharType="end"/>
-      </w:r>
-      <w:r>
-        <w:t xml:space="preserve"> se plantea una introducción general al problema que permite entender la motivación </w:t>
-      </w:r>
-      <w:r>
-        <w:t>de este</w:t>
-      </w:r>
-      <w:r>
-        <w:t xml:space="preserve">. En el </w:t>
-      </w:r>
-      <w:r>
-        <w:t>tercer</w:t>
-      </w:r>
-      <w:r>
-        <w:t xml:space="preserve"> </w:t>
-      </w:r>
-      <w:r>
-        <w:t>apartado</w:t>
-      </w:r>
-      <w:r>
-        <w:t xml:space="preserve">: </w:t>
-      </w:r>
-      <w:r>
-        <w:rPr>
-          <w:b/>
-          <w:bCs/>
-        </w:rPr>
-        <w:fldChar w:fldCharType="begin"/>
-      </w:r>
-      <w:r>
-        <w:rPr>
-          <w:b/>
-          <w:bCs/>
-        </w:rPr>
-        <w:instrText xml:space="preserve"> REF _Ref224508232 \h </w:instrText>
-      </w:r>
-      <w:r>
-        <w:rPr>
-          <w:b/>
-          <w:bCs/>
-        </w:rPr>
-        <w:instrText xml:space="preserve"> \* MERGEFORMAT </w:instrText>
-      </w:r>
-      <w:r>
-        <w:rPr>
-          <w:b/>
-          <w:bCs/>
-        </w:rPr>
-      </w:r>
-      <w:r>
-        <w:rPr>
-          <w:b/>
-          <w:bCs/>
-        </w:rPr>
-        <w:fldChar w:fldCharType="separate"/>
-      </w:r>
-      <w:r>
-        <w:rPr>
-          <w:b/>
-          <w:bCs/>
-        </w:rPr>
-        <w:t>Estudio de los perfiles mensuales de temperatura e irradiación y de los perfiles anuales de precipitación</w:t>
-      </w:r>
-      <w:r>
-        <w:rPr>
-          <w:b/>
-          <w:bCs/>
-        </w:rPr>
-        <w:fldChar w:fldCharType="end"/>
-      </w:r>
-      <w:r>
-        <w:t xml:space="preserve"> se detallan </w:t>
-      </w:r>
-      <w:r>
-        <w:t>l</w:t>
-      </w:r>
-      <w:r>
-        <w:t>o</w:t>
-      </w:r>
-      <w:r>
-        <w:t xml:space="preserve">s distintos patrones que surgen en los datos cuando </w:t>
-      </w:r>
-      <w:r>
-        <w:t>se agrupan</w:t>
-      </w:r>
-      <w:r>
-        <w:t xml:space="preserve"> por mes o por año. </w:t>
-      </w:r>
-      <w:r>
-        <w:t xml:space="preserve">Por último, el </w:t>
-      </w:r>
-      <w:r>
-        <w:t>cuarto</w:t>
-      </w:r>
-      <w:r>
-        <w:t xml:space="preserve"> </w:t>
-      </w:r>
-      <w:r>
-        <w:t>apartado</w:t>
-      </w:r>
-      <w:r>
-        <w:t xml:space="preserve">: </w:t>
-      </w:r>
-      <w:r>
-        <w:rPr>
-          <w:b/>
-          <w:bCs/>
-        </w:rPr>
-        <w:fldChar w:fldCharType="begin"/>
-      </w:r>
-      <w:r>
-        <w:rPr>
-          <w:b/>
-          <w:bCs/>
-        </w:rPr>
-        <w:instrText xml:space="preserve"> REF _Ref224507294 \h </w:instrText>
-      </w:r>
-      <w:r>
-        <w:rPr>
-          <w:b/>
-          <w:bCs/>
-        </w:rPr>
-        <w:instrText xml:space="preserve"> \* MERGEFORMAT </w:instrText>
-      </w:r>
-      <w:r>
-        <w:rPr>
-          <w:b/>
-          <w:bCs/>
-        </w:rPr>
-      </w:r>
-      <w:r>
-        <w:rPr>
-          <w:b/>
-          <w:bCs/>
-        </w:rPr>
-        <w:fldChar w:fldCharType="separate"/>
-      </w:r>
-      <w:r>
-        <w:rPr>
-          <w:b/>
-          <w:bCs/>
-        </w:rPr>
-        <w:t>Estudio de la media y la varianza de la temperatura en dos grupos de celdas</w:t>
-      </w:r>
-      <w:r>
-        <w:rPr>
-          <w:b/>
-          <w:bCs/>
-        </w:rPr>
-        <w:fldChar w:fldCharType="end"/>
-      </w:r>
-      <w:r>
-        <w:t xml:space="preserve"> se agrupa en dos grupos las celdas proporcionadas para destacar </w:t>
-      </w:r>
-      <w:r>
-        <w:t>sus diferencias</w:t>
-      </w:r>
-      <w:r>
-        <w:t xml:space="preserve"> en cuanto a los patrones que se producen para las distintas variables meteorológicas, centrándose en estimar que características aportan información acerca de ca</w:t>
-      </w:r>
-      <w:r>
-        <w:t>da grupo.</w:t>
+        <w:t>Situación:</w:t>
       </w:r>
     </w:p>
     <w:p>
       <w:pPr>
-        <w:pStyle w:val="Ttulo1"/>
-      </w:pPr>
-      <w:r>
-        <w:lastRenderedPageBreak/>
-        <w:t>**apartado1**</w:t>
+        <w:jc w:val="center"/>
+      </w:pPr>
+      <w:r>
+        <w:rPr>
+          <w:i/>
+          <w:iCs/>
+        </w:rPr>
+        <w:t>Una meteoróloga afirma que la temperatura media estival (junio-agosto) en la celda 01 es exactamente 30 °C. El analista 2 sostiene que la media real es significativamente inferior a 30 °C.</w:t>
       </w:r>
     </w:p>
     <w:p>
       <w:pPr>
-        <w:pStyle w:val="Ttulo2"/>
-      </w:pPr>
-      <w:r>
-        <w:t>**apartado1.1**</w:t>
+        <w:jc w:val="left"/>
+      </w:pPr>
+      <w:r>
+        <w:lastRenderedPageBreak/>
+        <w:t xml:space="preserve">Al igual que en el subapartado anterior, se planteará el contraste paramétrico correspondiente con nivel de confianza del </w:t>
+      </w:r>
+      <m:oMath>
+        <m:r>
+          <w:rPr>
+            <w:rFonts w:ascii="Cambria Math" w:hAnsi="Cambria Math"/>
+          </w:rPr>
+          <m:t>90%</m:t>
+        </m:r>
+      </m:oMath>
+      <w:r>
+        <w:t xml:space="preserve"> (asumiendo normalidad), se indicará una hipótesis nula y su alternativa para finalizar concluyendo con el rechazo o el no rechazo de la hipótesis nula.</w:t>
+      </w:r>
+    </w:p>
+    <w:tbl>
+      <w:tblPr>
+        <w:tblStyle w:val="Tablaprofesional"/>
+        <w:tblW w:w="0" w:type="auto"/>
+        <w:jc w:val="center"/>
+        <w:tblLook w:val="04A0" w:firstRow="1" w:lastRow="0" w:firstColumn="1" w:lastColumn="0" w:noHBand="0" w:noVBand="1"/>
+      </w:tblPr>
+      <w:tblGrid>
+        <w:gridCol w:w="4484"/>
+        <w:gridCol w:w="2159"/>
+      </w:tblGrid>
+      <w:tr>
+        <w:trPr>
+          <w:cnfStyle w:val="100000000000" w:firstRow="1" w:lastRow="0" w:firstColumn="0" w:lastColumn="0" w:oddVBand="0" w:evenVBand="0" w:oddHBand="0" w:evenHBand="0" w:firstRowFirstColumn="0" w:firstRowLastColumn="0" w:lastRowFirstColumn="0" w:lastRowLastColumn="0"/>
+          <w:trHeight w:hRule="exact" w:val="284"/>
+          <w:jc w:val="center"/>
+        </w:trPr>
+        <w:tc>
+          <w:tcPr>
+            <w:tcW w:w="4484" w:type="dxa"/>
+            <w:vAlign w:val="center"/>
+          </w:tcPr>
+          <w:p>
+            <w:pPr>
+              <w:numPr>
+                <w:ilvl w:val="0"/>
+                <w:numId w:val="0"/>
+              </w:numPr>
+              <w:spacing w:before="0" w:after="0"/>
+              <w:jc w:val="center"/>
+            </w:pPr>
+            <w:r>
+              <w:t>DATO</w:t>
+            </w:r>
+          </w:p>
+        </w:tc>
+        <w:tc>
+          <w:tcPr>
+            <w:tcW w:w="2159" w:type="dxa"/>
+            <w:vAlign w:val="center"/>
+          </w:tcPr>
+          <w:p>
+            <w:pPr>
+              <w:numPr>
+                <w:ilvl w:val="0"/>
+                <w:numId w:val="0"/>
+              </w:numPr>
+              <w:spacing w:before="0" w:after="0"/>
+              <w:jc w:val="center"/>
+            </w:pPr>
+            <w:r>
+              <w:t>VALOR</w:t>
+            </w:r>
+          </w:p>
+        </w:tc>
+      </w:tr>
+      <w:tr>
+        <w:trPr>
+          <w:trHeight w:hRule="exact" w:val="284"/>
+          <w:jc w:val="center"/>
+        </w:trPr>
+        <w:tc>
+          <w:tcPr>
+            <w:tcW w:w="4484" w:type="dxa"/>
+            <w:vAlign w:val="center"/>
+          </w:tcPr>
+          <w:p>
+            <w:pPr>
+              <w:numPr>
+                <w:ilvl w:val="0"/>
+                <w:numId w:val="0"/>
+              </w:numPr>
+              <w:spacing w:before="0" w:after="0"/>
+              <w:jc w:val="center"/>
+            </w:pPr>
+            <w:r>
+              <w:t>Observaciones de verano (junio-agosto)</w:t>
+            </w:r>
+          </w:p>
+        </w:tc>
+        <w:tc>
+          <w:tcPr>
+            <w:tcW w:w="2159" w:type="dxa"/>
+            <w:vAlign w:val="center"/>
+          </w:tcPr>
+          <w:p>
+            <w:pPr>
+              <w:numPr>
+                <w:ilvl w:val="0"/>
+                <w:numId w:val="0"/>
+              </w:numPr>
+              <w:spacing w:before="0" w:after="0"/>
+              <w:jc w:val="center"/>
+            </w:pPr>
+            <m:oMathPara>
+              <m:oMath>
+                <m:r>
+                  <w:rPr>
+                    <w:rFonts w:ascii="Cambria Math" w:hAnsi="Cambria Math"/>
+                  </w:rPr>
+                  <m:t>1104</m:t>
+                </m:r>
+              </m:oMath>
+            </m:oMathPara>
+          </w:p>
+        </w:tc>
+      </w:tr>
+      <w:tr>
+        <w:trPr>
+          <w:trHeight w:hRule="exact" w:val="284"/>
+          <w:jc w:val="center"/>
+        </w:trPr>
+        <w:tc>
+          <w:tcPr>
+            <w:tcW w:w="4484" w:type="dxa"/>
+            <w:vAlign w:val="center"/>
+          </w:tcPr>
+          <w:p>
+            <w:pPr>
+              <w:numPr>
+                <w:ilvl w:val="0"/>
+                <w:numId w:val="0"/>
+              </w:numPr>
+              <w:spacing w:before="0" w:after="0"/>
+              <w:jc w:val="center"/>
+            </w:pPr>
+            <w:r>
+              <w:t>Media de</w:t>
+            </w:r>
+            <w:r>
+              <w:t xml:space="preserve"> la temperatura </w:t>
+            </w:r>
+            <w:r>
+              <w:t>en verano</w:t>
+            </w:r>
+          </w:p>
+        </w:tc>
+        <w:tc>
+          <w:tcPr>
+            <w:tcW w:w="2159" w:type="dxa"/>
+            <w:vAlign w:val="center"/>
+          </w:tcPr>
+          <w:p>
+            <w:pPr>
+              <w:numPr>
+                <w:ilvl w:val="0"/>
+                <w:numId w:val="0"/>
+              </w:numPr>
+              <w:spacing w:before="0" w:after="0"/>
+              <w:jc w:val="center"/>
+            </w:pPr>
+            <m:oMathPara>
+              <m:oMath>
+                <m:r>
+                  <w:rPr>
+                    <w:rFonts w:ascii="Cambria Math" w:hAnsi="Cambria Math"/>
+                  </w:rPr>
+                  <m:t>≈28,6746</m:t>
+                </m:r>
+              </m:oMath>
+            </m:oMathPara>
+          </w:p>
+        </w:tc>
+      </w:tr>
+      <w:tr>
+        <w:trPr>
+          <w:trHeight w:hRule="exact" w:val="284"/>
+          <w:jc w:val="center"/>
+        </w:trPr>
+        <w:tc>
+          <w:tcPr>
+            <w:tcW w:w="4484" w:type="dxa"/>
+            <w:vAlign w:val="center"/>
+          </w:tcPr>
+          <w:p>
+            <w:pPr>
+              <w:numPr>
+                <w:ilvl w:val="0"/>
+                <w:numId w:val="0"/>
+              </w:numPr>
+              <w:spacing w:before="0" w:after="0"/>
+              <w:jc w:val="center"/>
+            </w:pPr>
+            <w:r>
+              <w:t>Desviación estándar muestral</w:t>
+            </w:r>
+          </w:p>
+        </w:tc>
+        <w:tc>
+          <w:tcPr>
+            <w:tcW w:w="2159" w:type="dxa"/>
+            <w:vAlign w:val="center"/>
+          </w:tcPr>
+          <w:p>
+            <w:pPr>
+              <w:numPr>
+                <w:ilvl w:val="0"/>
+                <w:numId w:val="0"/>
+              </w:numPr>
+              <w:spacing w:before="0" w:after="0"/>
+              <w:jc w:val="center"/>
+            </w:pPr>
+            <m:oMathPara>
+              <m:oMath>
+                <m:r>
+                  <w:rPr>
+                    <w:rFonts w:ascii="Cambria Math" w:hAnsi="Cambria Math"/>
+                  </w:rPr>
+                  <m:t>≈3,50279</m:t>
+                </m:r>
+              </m:oMath>
+            </m:oMathPara>
+          </w:p>
+        </w:tc>
+      </w:tr>
+      <w:tr>
+        <w:trPr>
+          <w:trHeight w:hRule="exact" w:val="284"/>
+          <w:jc w:val="center"/>
+        </w:trPr>
+        <w:tc>
+          <w:tcPr>
+            <w:tcW w:w="4484" w:type="dxa"/>
+            <w:vAlign w:val="center"/>
+          </w:tcPr>
+          <w:p>
+            <w:pPr>
+              <w:numPr>
+                <w:ilvl w:val="0"/>
+                <w:numId w:val="0"/>
+              </w:numPr>
+              <w:spacing w:before="0" w:after="0"/>
+              <w:jc w:val="center"/>
+            </w:pPr>
+            <w:r>
+              <w:t>Error estándar de la media</w:t>
+            </w:r>
+          </w:p>
+        </w:tc>
+        <w:tc>
+          <w:tcPr>
+            <w:tcW w:w="2159" w:type="dxa"/>
+            <w:vAlign w:val="center"/>
+          </w:tcPr>
+          <w:p>
+            <w:pPr>
+              <w:numPr>
+                <w:ilvl w:val="0"/>
+                <w:numId w:val="0"/>
+              </w:numPr>
+              <w:spacing w:before="0" w:after="0"/>
+              <w:jc w:val="center"/>
+            </w:pPr>
+            <m:oMathPara>
+              <m:oMath>
+                <m:r>
+                  <w:rPr>
+                    <w:rFonts w:ascii="Cambria Math" w:hAnsi="Cambria Math"/>
+                  </w:rPr>
+                  <m:t>≈0,105422</m:t>
+                </m:r>
+              </m:oMath>
+            </m:oMathPara>
+          </w:p>
+        </w:tc>
+      </w:tr>
+      <w:tr>
+        <w:trPr>
+          <w:trHeight w:hRule="exact" w:val="284"/>
+          <w:jc w:val="center"/>
+        </w:trPr>
+        <w:tc>
+          <w:tcPr>
+            <w:tcW w:w="4484" w:type="dxa"/>
+            <w:vAlign w:val="center"/>
+          </w:tcPr>
+          <w:p>
+            <w:pPr>
+              <w:numPr>
+                <w:ilvl w:val="0"/>
+                <w:numId w:val="0"/>
+              </w:numPr>
+              <w:spacing w:before="0" w:after="0"/>
+              <w:jc w:val="center"/>
+            </w:pPr>
+            <m:oMath>
+              <m:r>
+                <w:rPr>
+                  <w:rFonts w:ascii="Cambria Math" w:hAnsi="Cambria Math"/>
+                </w:rPr>
+                <m:t>t</m:t>
+              </m:r>
+            </m:oMath>
+            <w:r>
+              <w:t xml:space="preserve"> estadístico</w:t>
+            </w:r>
+          </w:p>
+        </w:tc>
+        <w:tc>
+          <w:tcPr>
+            <w:tcW w:w="2159" w:type="dxa"/>
+            <w:vAlign w:val="center"/>
+          </w:tcPr>
+          <w:p>
+            <w:pPr>
+              <w:numPr>
+                <w:ilvl w:val="0"/>
+                <w:numId w:val="0"/>
+              </w:numPr>
+              <w:spacing w:before="0" w:after="0"/>
+              <w:jc w:val="center"/>
+            </w:pPr>
+            <m:oMathPara>
+              <m:oMath>
+                <m:r>
+                  <w:rPr>
+                    <w:rFonts w:ascii="Cambria Math" w:hAnsi="Cambria Math"/>
+                  </w:rPr>
+                  <m:t>≈-12,5723</m:t>
+                </m:r>
+              </m:oMath>
+            </m:oMathPara>
+          </w:p>
+        </w:tc>
+      </w:tr>
+      <w:tr>
+        <w:trPr>
+          <w:trHeight w:hRule="exact" w:val="284"/>
+          <w:jc w:val="center"/>
+        </w:trPr>
+        <w:tc>
+          <w:tcPr>
+            <w:tcW w:w="4484" w:type="dxa"/>
+            <w:vAlign w:val="center"/>
+          </w:tcPr>
+          <w:p>
+            <w:pPr>
+              <w:numPr>
+                <w:ilvl w:val="0"/>
+                <w:numId w:val="0"/>
+              </w:numPr>
+              <w:spacing w:before="0" w:after="0"/>
+              <w:jc w:val="center"/>
+            </w:pPr>
+            <m:oMath>
+              <m:r>
+                <w:rPr>
+                  <w:rFonts w:ascii="Cambria Math" w:hAnsi="Cambria Math"/>
+                </w:rPr>
+                <m:t>t</m:t>
+              </m:r>
+            </m:oMath>
+            <w:r>
+              <w:t xml:space="preserve"> crítico unilateral</w:t>
+            </w:r>
+          </w:p>
+        </w:tc>
+        <w:tc>
+          <w:tcPr>
+            <w:tcW w:w="2159" w:type="dxa"/>
+            <w:vAlign w:val="center"/>
+          </w:tcPr>
+          <w:p>
+            <w:pPr>
+              <w:numPr>
+                <w:ilvl w:val="0"/>
+                <w:numId w:val="0"/>
+              </w:numPr>
+              <w:spacing w:before="0" w:after="0"/>
+              <w:jc w:val="center"/>
+            </w:pPr>
+            <m:oMathPara>
+              <m:oMath>
+                <m:r>
+                  <w:rPr>
+                    <w:rFonts w:ascii="Cambria Math" w:hAnsi="Cambria Math"/>
+                  </w:rPr>
+                  <m:t>≈1,28232</m:t>
+                </m:r>
+              </m:oMath>
+            </m:oMathPara>
+          </w:p>
+        </w:tc>
+      </w:tr>
+      <w:tr>
+        <w:trPr>
+          <w:trHeight w:hRule="exact" w:val="284"/>
+          <w:jc w:val="center"/>
+        </w:trPr>
+        <w:tc>
+          <w:tcPr>
+            <w:tcW w:w="4484" w:type="dxa"/>
+            <w:vAlign w:val="center"/>
+          </w:tcPr>
+          <w:p>
+            <w:pPr>
+              <w:numPr>
+                <w:ilvl w:val="0"/>
+                <w:numId w:val="0"/>
+              </w:numPr>
+              <w:spacing w:before="0" w:after="0"/>
+              <w:jc w:val="center"/>
+            </w:pPr>
+            <w:r>
+              <w:t xml:space="preserve">Límite </w:t>
+            </w:r>
+            <w:r>
+              <w:t>superior</w:t>
+            </w:r>
+            <w:r>
+              <w:t xml:space="preserve"> del IC unilateral </w:t>
+            </w:r>
+            <m:oMath>
+              <m:r>
+                <w:rPr>
+                  <w:rFonts w:ascii="Cambria Math" w:hAnsi="Cambria Math"/>
+                </w:rPr>
+                <m:t>90%</m:t>
+              </m:r>
+            </m:oMath>
+            <w:r>
+              <w:t xml:space="preserve"> para </w:t>
+            </w:r>
+            <m:oMath>
+              <m:r>
+                <w:rPr>
+                  <w:rFonts w:ascii="Cambria Math" w:hAnsi="Cambria Math"/>
+                </w:rPr>
+                <m:t>μ</m:t>
+              </m:r>
+            </m:oMath>
+          </w:p>
+        </w:tc>
+        <w:tc>
+          <w:tcPr>
+            <w:tcW w:w="2159" w:type="dxa"/>
+            <w:vAlign w:val="center"/>
+          </w:tcPr>
+          <w:p>
+            <w:pPr>
+              <w:numPr>
+                <w:ilvl w:val="0"/>
+                <w:numId w:val="0"/>
+              </w:numPr>
+              <w:spacing w:before="0" w:after="0"/>
+              <w:jc w:val="center"/>
+            </w:pPr>
+            <m:oMathPara>
+              <m:oMath>
+                <m:r>
+                  <w:rPr>
+                    <w:rFonts w:ascii="Cambria Math" w:hAnsi="Cambria Math"/>
+                  </w:rPr>
+                  <m:t>≈28,8098</m:t>
+                </m:r>
+              </m:oMath>
+            </m:oMathPara>
+          </w:p>
+        </w:tc>
+      </w:tr>
+      <w:tr>
+        <w:trPr>
+          <w:trHeight w:hRule="exact" w:val="284"/>
+          <w:jc w:val="center"/>
+        </w:trPr>
+        <w:tc>
+          <w:tcPr>
+            <w:tcW w:w="4484" w:type="dxa"/>
+            <w:vAlign w:val="center"/>
+          </w:tcPr>
+          <w:p>
+            <w:pPr>
+              <w:numPr>
+                <w:ilvl w:val="0"/>
+                <w:numId w:val="0"/>
+              </w:numPr>
+              <w:spacing w:before="0" w:after="0"/>
+              <w:jc w:val="center"/>
+            </w:pPr>
+            <m:oMath>
+              <m:sSub>
+                <m:sSubPr>
+                  <m:ctrlPr>
+                    <w:rPr>
+                      <w:rFonts w:ascii="Cambria Math" w:hAnsi="Cambria Math"/>
+                      <w:i/>
+                    </w:rPr>
+                  </m:ctrlPr>
+                </m:sSubPr>
+                <m:e>
+                  <m:r>
+                    <w:rPr>
+                      <w:rFonts w:ascii="Cambria Math" w:hAnsi="Cambria Math"/>
+                    </w:rPr>
+                    <m:t>p</m:t>
+                  </m:r>
+                </m:e>
+                <m:sub>
+                  <m:r>
+                    <w:rPr>
+                      <w:rFonts w:ascii="Cambria Math" w:hAnsi="Cambria Math"/>
+                    </w:rPr>
+                    <m:t>valor</m:t>
+                  </m:r>
+                </m:sub>
+              </m:sSub>
+              <m:r>
+                <w:rPr>
+                  <w:rFonts w:ascii="Cambria Math" w:hAnsi="Cambria Math"/>
+                </w:rPr>
+                <m:t xml:space="preserve"> </m:t>
+              </m:r>
+            </m:oMath>
+            <w:r>
+              <w:t>unilateral (</w:t>
+            </w:r>
+            <m:oMath>
+              <m:sSub>
+                <m:sSubPr>
+                  <m:ctrlPr>
+                    <w:rPr>
+                      <w:rFonts w:ascii="Cambria Math" w:hAnsi="Cambria Math" w:cs="Cambria Math"/>
+                      <w:i/>
+                    </w:rPr>
+                  </m:ctrlPr>
+                </m:sSubPr>
+                <m:e>
+                  <m:r>
+                    <w:rPr>
+                      <w:rFonts w:ascii="Cambria Math" w:hAnsi="Cambria Math"/>
+                    </w:rPr>
+                    <m:t>H</m:t>
+                  </m:r>
+                  <m:ctrlPr>
+                    <w:rPr>
+                      <w:rFonts w:ascii="Cambria Math" w:hAnsi="Cambria Math"/>
+                      <w:i/>
+                    </w:rPr>
+                  </m:ctrlPr>
+                </m:e>
+                <m:sub>
+                  <m:r>
+                    <w:rPr>
+                      <w:rFonts w:ascii="Cambria Math" w:hAnsi="Cambria Math" w:cs="Cambria Math"/>
+                    </w:rPr>
+                    <m:t>1</m:t>
+                  </m:r>
+                </m:sub>
+              </m:sSub>
+              <m:r>
+                <w:rPr>
+                  <w:rFonts w:ascii="Cambria Math" w:hAnsi="Cambria Math"/>
+                </w:rPr>
+                <m:t>⇔μ&lt;30</m:t>
+              </m:r>
+            </m:oMath>
+            <w:r>
+              <w:t>)</w:t>
+            </w:r>
+          </w:p>
+        </w:tc>
+        <w:tc>
+          <w:tcPr>
+            <w:tcW w:w="2159" w:type="dxa"/>
+            <w:vAlign w:val="center"/>
+          </w:tcPr>
+          <w:p>
+            <w:pPr>
+              <w:keepNext/>
+              <w:numPr>
+                <w:ilvl w:val="0"/>
+                <w:numId w:val="0"/>
+              </w:numPr>
+              <w:spacing w:before="0" w:after="0"/>
+              <w:jc w:val="center"/>
+            </w:pPr>
+            <m:oMathPara>
+              <m:oMath>
+                <m:r>
+                  <w:rPr>
+                    <w:rFonts w:ascii="Cambria Math" w:hAnsi="Cambria Math"/>
+                  </w:rPr>
+                  <m:t>≈2,83078·</m:t>
+                </m:r>
+                <m:sSup>
+                  <m:sSupPr>
+                    <m:ctrlPr>
+                      <w:rPr>
+                        <w:rFonts w:ascii="Cambria Math" w:hAnsi="Cambria Math"/>
+                        <w:i/>
+                      </w:rPr>
+                    </m:ctrlPr>
+                  </m:sSupPr>
+                  <m:e>
+                    <m:r>
+                      <w:rPr>
+                        <w:rFonts w:ascii="Cambria Math" w:hAnsi="Cambria Math"/>
+                      </w:rPr>
+                      <m:t>10</m:t>
+                    </m:r>
+                  </m:e>
+                  <m:sup>
+                    <m:r>
+                      <w:rPr>
+                        <w:rFonts w:ascii="Cambria Math" w:hAnsi="Cambria Math"/>
+                      </w:rPr>
+                      <m:t>-34</m:t>
+                    </m:r>
+                  </m:sup>
+                </m:sSup>
+              </m:oMath>
+            </m:oMathPara>
+          </w:p>
+        </w:tc>
+      </w:tr>
+      <w:tr>
+        <w:trPr>
+          <w:trHeight w:hRule="exact" w:val="284"/>
+          <w:jc w:val="center"/>
+        </w:trPr>
+        <w:tc>
+          <w:tcPr>
+            <w:tcW w:w="4484" w:type="dxa"/>
+            <w:vAlign w:val="center"/>
+          </w:tcPr>
+          <w:p>
+            <w:pPr>
+              <w:numPr>
+                <w:ilvl w:val="0"/>
+                <w:numId w:val="0"/>
+              </w:numPr>
+              <w:spacing w:before="0" w:after="0"/>
+              <w:jc w:val="center"/>
+            </w:pPr>
+            <w:r>
+              <w:t xml:space="preserve">Decisión sobre </w:t>
+            </w:r>
+            <m:oMath>
+              <m:sSub>
+                <m:sSubPr>
+                  <m:ctrlPr>
+                    <w:rPr>
+                      <w:rFonts w:ascii="Cambria Math" w:hAnsi="Cambria Math"/>
+                      <w:i/>
+                    </w:rPr>
+                  </m:ctrlPr>
+                </m:sSubPr>
+                <m:e>
+                  <m:r>
+                    <w:rPr>
+                      <w:rFonts w:ascii="Cambria Math" w:hAnsi="Cambria Math"/>
+                    </w:rPr>
+                    <m:t>H</m:t>
+                  </m:r>
+                </m:e>
+                <m:sub>
+                  <m:r>
+                    <w:rPr>
+                      <w:rFonts w:ascii="Cambria Math" w:hAnsi="Cambria Math"/>
+                    </w:rPr>
+                    <m:t>0</m:t>
+                  </m:r>
+                </m:sub>
+              </m:sSub>
+            </m:oMath>
+          </w:p>
+        </w:tc>
+        <w:tc>
+          <w:tcPr>
+            <w:tcW w:w="2159" w:type="dxa"/>
+            <w:vAlign w:val="center"/>
+          </w:tcPr>
+          <w:p>
+            <w:pPr>
+              <w:keepNext/>
+              <w:numPr>
+                <w:ilvl w:val="0"/>
+                <w:numId w:val="0"/>
+              </w:numPr>
+              <w:spacing w:before="0" w:after="0"/>
+              <w:jc w:val="center"/>
+            </w:pPr>
+            <w:r>
+              <w:t xml:space="preserve">Rechazar </w:t>
+            </w:r>
+            <m:oMath>
+              <m:sSub>
+                <m:sSubPr>
+                  <m:ctrlPr>
+                    <w:rPr>
+                      <w:rFonts w:ascii="Cambria Math" w:hAnsi="Cambria Math"/>
+                      <w:i/>
+                    </w:rPr>
+                  </m:ctrlPr>
+                </m:sSubPr>
+                <m:e>
+                  <m:r>
+                    <w:rPr>
+                      <w:rFonts w:ascii="Cambria Math" w:hAnsi="Cambria Math"/>
+                    </w:rPr>
+                    <m:t>H</m:t>
+                  </m:r>
+                </m:e>
+                <m:sub>
+                  <m:r>
+                    <w:rPr>
+                      <w:rFonts w:ascii="Cambria Math" w:hAnsi="Cambria Math"/>
+                    </w:rPr>
+                    <m:t>0</m:t>
+                  </m:r>
+                </m:sub>
+              </m:sSub>
+            </m:oMath>
+          </w:p>
+        </w:tc>
+      </w:tr>
+    </w:tbl>
+    <w:p>
+      <w:pPr>
+        <w:pStyle w:val="Descripcin"/>
+      </w:pPr>
+      <w:r>
+        <w:t xml:space="preserve">Tabla </w:t>
+      </w:r>
+      <w:fldSimple w:instr=" STYLEREF 1 \s ">
+        <w:r>
+          <w:rPr>
+            <w:noProof/>
+          </w:rPr>
+          <w:t>1</w:t>
+        </w:r>
+      </w:fldSimple>
+      <w:r>
+        <w:t>.</w:t>
+      </w:r>
+      <w:fldSimple w:instr=" SEQ Tabla \* ARABIC \s 1 ">
+        <w:r>
+          <w:rPr>
+            <w:noProof/>
+          </w:rPr>
+          <w:t>2</w:t>
+        </w:r>
+      </w:fldSimple>
+      <w:r>
+        <w:t xml:space="preserve">: </w:t>
+      </w:r>
+      <w:r>
+        <w:t>Contraste de hipótesis para la afirmación del analista 2</w:t>
       </w:r>
     </w:p>
     <w:p>
       <w:pPr>
+        <w:jc w:val="left"/>
+      </w:pPr>
+      <w:r>
+        <w:t>Se plantea el contraste unilateral con la misma muestra que en el caso anterior:</w:t>
+      </w:r>
+    </w:p>
+    <w:p>
+      <w:pPr>
+        <w:pStyle w:val="Prrafodelista"/>
+        <w:numPr>
+          <w:ilvl w:val="0"/>
+          <w:numId w:val="46"/>
+        </w:numPr>
+        <w:rPr>
+          <w:rFonts w:ascii="Cambria Math" w:hAnsi="Cambria Math"/>
+          <w:i/>
+        </w:rPr>
+      </w:pPr>
+      <m:oMath>
+        <m:sSub>
+          <m:sSubPr>
+            <m:ctrlPr>
+              <w:rPr>
+                <w:rFonts w:ascii="Cambria Math" w:hAnsi="Cambria Math" w:cs="Cambria Math"/>
+                <w:i/>
+              </w:rPr>
+            </m:ctrlPr>
+          </m:sSubPr>
+          <m:e>
+            <m:r>
+              <w:rPr>
+                <w:rFonts w:ascii="Cambria Math" w:hAnsi="Cambria Math"/>
+              </w:rPr>
+              <m:t>H</m:t>
+            </m:r>
+            <m:ctrlPr>
+              <w:rPr>
+                <w:rFonts w:ascii="Cambria Math" w:hAnsi="Cambria Math"/>
+                <w:i/>
+              </w:rPr>
+            </m:ctrlPr>
+          </m:e>
+          <m:sub>
+            <m:r>
+              <w:rPr>
+                <w:rFonts w:ascii="Cambria Math" w:hAnsi="Cambria Math" w:cs="Cambria Math"/>
+              </w:rPr>
+              <m:t>0</m:t>
+            </m:r>
+          </m:sub>
+        </m:sSub>
+        <m:r>
+          <w:rPr>
+            <w:rFonts w:ascii="Cambria Math" w:hAnsi="Cambria Math"/>
+          </w:rPr>
+          <m:t>⇔μ=30</m:t>
+        </m:r>
+      </m:oMath>
+    </w:p>
+    <w:p>
+      <w:pPr>
+        <w:pStyle w:val="Prrafodelista"/>
+        <w:numPr>
+          <w:ilvl w:val="0"/>
+          <w:numId w:val="46"/>
+        </w:numPr>
+        <w:rPr>
+          <w:rFonts w:ascii="Cambria Math" w:hAnsi="Cambria Math"/>
+          <w:i/>
+        </w:rPr>
+      </w:pPr>
+      <m:oMath>
+        <m:sSub>
+          <m:sSubPr>
+            <m:ctrlPr>
+              <w:rPr>
+                <w:rFonts w:ascii="Cambria Math" w:hAnsi="Cambria Math" w:cs="Cambria Math"/>
+                <w:i/>
+              </w:rPr>
+            </m:ctrlPr>
+          </m:sSubPr>
+          <m:e>
+            <m:r>
+              <w:rPr>
+                <w:rFonts w:ascii="Cambria Math" w:hAnsi="Cambria Math"/>
+              </w:rPr>
+              <m:t>H</m:t>
+            </m:r>
+            <m:ctrlPr>
+              <w:rPr>
+                <w:rFonts w:ascii="Cambria Math" w:hAnsi="Cambria Math"/>
+                <w:i/>
+              </w:rPr>
+            </m:ctrlPr>
+          </m:e>
+          <m:sub>
+            <m:r>
+              <w:rPr>
+                <w:rFonts w:ascii="Cambria Math" w:hAnsi="Cambria Math" w:cs="Cambria Math"/>
+              </w:rPr>
+              <m:t>1</m:t>
+            </m:r>
+          </m:sub>
+        </m:sSub>
+        <m:r>
+          <w:rPr>
+            <w:rFonts w:ascii="Cambria Math" w:hAnsi="Cambria Math"/>
+          </w:rPr>
+          <m:t>⇔μ&lt;30</m:t>
+        </m:r>
+      </m:oMath>
+    </w:p>
+    <w:p>
+      <w:pPr>
+        <w:rPr>
+          <w:rFonts w:ascii="Cambria Math" w:hAnsi="Cambria Math"/>
+          <w:i/>
+        </w:rPr>
+      </w:pPr>
+      <w:r>
+        <w:t>Dado que la media muestral y el error estándar coinciden con los obtenidos previamente, el cambio en la conclusión se debe únicamente a la dirección del contraste planteado.</w:t>
+      </w:r>
+    </w:p>
+    <w:p>
+      <w:pPr>
+        <w:jc w:val="left"/>
+      </w:pPr>
+      <w:r>
+        <w:t xml:space="preserve">El estadístico </w:t>
+      </w:r>
+      <m:oMath>
+        <m:r>
+          <w:rPr>
+            <w:rFonts w:ascii="Cambria Math" w:hAnsi="Cambria Math"/>
+          </w:rPr>
+          <m:t>t</m:t>
+        </m:r>
+      </m:oMath>
+      <w:r>
+        <w:t xml:space="preserve"> calculado es negativo, lo que indica que la media muestral se encuentra por debajo del valor de referencia. En este caso, dicha desviación se produce en la dirección considerada por la hipótesis alternativa. Como consecuencia, el estadístico se sitúa dentro de la región crítica del contraste y el </w:t>
+      </w:r>
+      <m:oMath>
+        <m:sSub>
+          <m:sSubPr>
+            <m:ctrlPr>
+              <w:rPr>
+                <w:rFonts w:ascii="Cambria Math" w:hAnsi="Cambria Math"/>
+                <w:i/>
+              </w:rPr>
+            </m:ctrlPr>
+          </m:sSubPr>
+          <m:e>
+            <m:r>
+              <w:rPr>
+                <w:rFonts w:ascii="Cambria Math" w:hAnsi="Cambria Math"/>
+              </w:rPr>
+              <m:t>p</m:t>
+            </m:r>
+          </m:e>
+          <m:sub>
+            <m:r>
+              <w:rPr>
+                <w:rFonts w:ascii="Cambria Math" w:hAnsi="Cambria Math"/>
+              </w:rPr>
+              <m:t>valor</m:t>
+            </m:r>
+          </m:sub>
+        </m:sSub>
+        <m:r>
+          <w:rPr>
+            <w:rFonts w:ascii="Cambria Math" w:hAnsi="Cambria Math"/>
+          </w:rPr>
+          <m:t xml:space="preserve"> </m:t>
+        </m:r>
+      </m:oMath>
+      <w:r>
+        <w:t xml:space="preserve"> unilateral resulta prácticamente nulo, proporcionando una evidencia estadística muy fuerte en contra de la hipótesis nula.</w:t>
+      </w:r>
+    </w:p>
+    <w:p>
+      <w:pPr>
+        <w:jc w:val="left"/>
+      </w:pPr>
+      <w:r>
+        <w:t xml:space="preserve">En conclusión, se rechaza la hipótesis nula y se concluye que la media poblacional es significativamente inferior a </w:t>
+      </w:r>
+      <m:oMath>
+        <m:r>
+          <w:rPr>
+            <w:rFonts w:ascii="Cambria Math" w:hAnsi="Cambria Math"/>
+          </w:rPr>
+          <m:t>30</m:t>
+        </m:r>
+      </m:oMath>
+      <w:r>
+        <w:t>.</w:t>
+      </w:r>
+    </w:p>
+    <w:p>
+      <w:pPr>
+        <w:jc w:val="left"/>
+      </w:pPr>
+      <w:r>
+        <w:t>La representación gráfica del contraste unilateral (</w:t>
+      </w:r>
+      <m:oMath>
+        <m:sSub>
+          <m:sSubPr>
+            <m:ctrlPr>
+              <w:rPr>
+                <w:rFonts w:ascii="Cambria Math" w:hAnsi="Cambria Math" w:cs="Cambria Math"/>
+                <w:i/>
+              </w:rPr>
+            </m:ctrlPr>
+          </m:sSubPr>
+          <m:e>
+            <m:r>
+              <w:rPr>
+                <w:rFonts w:ascii="Cambria Math" w:hAnsi="Cambria Math"/>
+              </w:rPr>
+              <m:t>H</m:t>
+            </m:r>
+            <m:ctrlPr>
+              <w:rPr>
+                <w:rFonts w:ascii="Cambria Math" w:hAnsi="Cambria Math"/>
+                <w:i/>
+              </w:rPr>
+            </m:ctrlPr>
+          </m:e>
+          <m:sub>
+            <m:r>
+              <w:rPr>
+                <w:rFonts w:ascii="Cambria Math" w:hAnsi="Cambria Math" w:cs="Cambria Math"/>
+              </w:rPr>
+              <m:t>1</m:t>
+            </m:r>
+          </m:sub>
+        </m:sSub>
+        <m:r>
+          <w:rPr>
+            <w:rFonts w:ascii="Cambria Math" w:hAnsi="Cambria Math"/>
+          </w:rPr>
+          <m:t>⇔μ&lt;30</m:t>
+        </m:r>
+      </m:oMath>
+      <w:r>
+        <w:t>) permite visualizar la regi</w:t>
+      </w:r>
+      <w:r>
+        <w:rPr>
+          <w:rFonts w:cs="Book Antiqua"/>
+        </w:rPr>
+        <w:t>ó</w:t>
+      </w:r>
+      <w:r>
+        <w:t>n de rechazo y confirmar que la media muestral se encuentra dentro de la zona cr</w:t>
+      </w:r>
+      <w:r>
+        <w:rPr>
+          <w:rFonts w:cs="Book Antiqua"/>
+        </w:rPr>
+        <w:t>í</w:t>
+      </w:r>
+      <w:r>
+        <w:t>tica del contraste.</w:t>
+      </w:r>
+    </w:p>
+    <w:p>
+      <w:pPr>
+        <w:keepNext/>
+        <w:jc w:val="center"/>
+      </w:pPr>
+      <w:r>
+        <w:rPr>
+          <w:noProof/>
+        </w:rPr>
+        <w:lastRenderedPageBreak/>
+        <w:drawing>
+          <wp:inline distT="0" distB="0" distL="0" distR="0" wp14:anchorId="0FC75ACF" wp14:editId="6DF370BE">
+            <wp:extent cx="5400040" cy="2365375"/>
+            <wp:effectExtent l="0" t="0" r="0" b="0"/>
+            <wp:docPr id="2093558666" name="Imagen 4"/>
+            <wp:cNvGraphicFramePr>
+              <a:graphicFrameLocks xmlns:a="http://schemas.openxmlformats.org/drawingml/2006/main" noChangeAspect="1"/>
+            </wp:cNvGraphicFramePr>
+            <a:graphic xmlns:a="http://schemas.openxmlformats.org/drawingml/2006/main">
+              <a:graphicData uri="http://schemas.openxmlformats.org/drawingml/2006/picture">
+                <pic:pic xmlns:pic="http://schemas.openxmlformats.org/drawingml/2006/picture">
+                  <pic:nvPicPr>
+                    <pic:cNvPr id="0" name="Picture 11"/>
+                    <pic:cNvPicPr>
+                      <a:picLocks noChangeAspect="1" noChangeArrowheads="1"/>
+                    </pic:cNvPicPr>
+                  </pic:nvPicPr>
+                  <pic:blipFill>
+                    <a:blip r:embed="rId12" cstate="print">
+                      <a:extLst>
+                        <a:ext uri="{28A0092B-C50C-407E-A947-70E740481C1C}">
+                          <a14:useLocalDpi xmlns:a14="http://schemas.microsoft.com/office/drawing/2010/main" val="0"/>
+                        </a:ext>
+                      </a:extLst>
+                    </a:blip>
+                    <a:srcRect/>
+                    <a:stretch>
+                      <a:fillRect/>
+                    </a:stretch>
+                  </pic:blipFill>
+                  <pic:spPr bwMode="auto">
+                    <a:xfrm>
+                      <a:off x="0" y="0"/>
+                      <a:ext cx="5400040" cy="2365375"/>
+                    </a:xfrm>
+                    <a:prstGeom prst="rect">
+                      <a:avLst/>
+                    </a:prstGeom>
+                    <a:noFill/>
+                    <a:ln>
+                      <a:noFill/>
+                    </a:ln>
+                  </pic:spPr>
+                </pic:pic>
+              </a:graphicData>
+            </a:graphic>
+          </wp:inline>
+        </w:drawing>
+      </w:r>
+    </w:p>
+    <w:p>
+      <w:pPr>
+        <w:pStyle w:val="Descripcin"/>
+      </w:pPr>
+      <w:r>
+        <w:t xml:space="preserve">Gráfico </w:t>
+      </w:r>
+      <w:fldSimple w:instr=" STYLEREF 1 \s ">
+        <w:r>
+          <w:rPr>
+            <w:noProof/>
+          </w:rPr>
+          <w:t>1</w:t>
+        </w:r>
+      </w:fldSimple>
+      <w:r>
+        <w:t>.</w:t>
+      </w:r>
+      <w:fldSimple w:instr=" SEQ Gráfico \* ARABIC \s 1 ">
+        <w:r>
+          <w:rPr>
+            <w:noProof/>
+          </w:rPr>
+          <w:t>2</w:t>
+        </w:r>
+      </w:fldSimple>
+      <w:r>
+        <w:t xml:space="preserve">: </w:t>
+      </w:r>
+      <w:r>
+        <w:t>Distribución t e intervalo de confianza unilateral del contraste H</w:t>
+      </w:r>
+      <w:r>
+        <w:rPr>
+          <w:rFonts w:ascii="Cambria Math" w:hAnsi="Cambria Math" w:cs="Cambria Math"/>
+        </w:rPr>
+        <w:t>₁</w:t>
+      </w:r>
+      <w:r>
+        <w:t xml:space="preserve"> </w:t>
+      </w:r>
+      <w:r>
+        <w:rPr>
+          <w:rFonts w:cs="Book Antiqua"/>
+        </w:rPr>
+        <w:t>μ</w:t>
+      </w:r>
+      <w:r>
+        <w:t xml:space="preserve"> &lt; 30 </w:t>
+      </w:r>
+      <w:r>
+        <w:rPr>
+          <w:rFonts w:cs="Book Antiqua"/>
+        </w:rPr>
+        <w:t>°</w:t>
+      </w:r>
+      <w:r>
+        <w:t>C de la temperatura en la celda 01</w:t>
+      </w:r>
+    </w:p>
+    <w:p>
+      <w:pPr>
+        <w:jc w:val="left"/>
+      </w:pPr>
+      <w:r>
+        <w:t>El gráfico representa la distribución del estimador de la media muestral junto con el intervalo de confianza unilateral del 90</w:t>
+      </w:r>
+      <w:r>
+        <w:t xml:space="preserve">% </w:t>
+      </w:r>
+      <w:r>
+        <w:t xml:space="preserve">para el contraste </w:t>
+      </w:r>
+      <m:oMath>
+        <m:sSub>
+          <m:sSubPr>
+            <m:ctrlPr>
+              <w:rPr>
+                <w:rFonts w:ascii="Cambria Math" w:hAnsi="Cambria Math" w:cs="Cambria Math"/>
+                <w:i/>
+              </w:rPr>
+            </m:ctrlPr>
+          </m:sSubPr>
+          <m:e>
+            <m:r>
+              <w:rPr>
+                <w:rFonts w:ascii="Cambria Math" w:hAnsi="Cambria Math"/>
+              </w:rPr>
+              <m:t>H</m:t>
+            </m:r>
+            <m:ctrlPr>
+              <w:rPr>
+                <w:rFonts w:ascii="Cambria Math" w:hAnsi="Cambria Math"/>
+                <w:i/>
+              </w:rPr>
+            </m:ctrlPr>
+          </m:e>
+          <m:sub>
+            <m:r>
+              <w:rPr>
+                <w:rFonts w:ascii="Cambria Math" w:hAnsi="Cambria Math" w:cs="Cambria Math"/>
+              </w:rPr>
+              <m:t>1</m:t>
+            </m:r>
+          </m:sub>
+        </m:sSub>
+        <m:r>
+          <w:rPr>
+            <w:rFonts w:ascii="Cambria Math" w:hAnsi="Cambria Math"/>
+          </w:rPr>
+          <m:t>⇔μ&lt;30</m:t>
+        </m:r>
+      </m:oMath>
+      <w:r>
+        <w:t>.</w:t>
+      </w:r>
+    </w:p>
+    <w:p>
+      <w:pPr>
+        <w:jc w:val="left"/>
+      </w:pPr>
+      <w:r>
+        <w:t xml:space="preserve">Se observa que la media muestral se sitúa claramente a la izquierda del valor de referencia </w:t>
+      </w:r>
+      <m:oMath>
+        <m:r>
+          <w:rPr>
+            <w:rFonts w:ascii="Cambria Math" w:hAnsi="Cambria Math"/>
+          </w:rPr>
+          <m:t>μ=30</m:t>
+        </m:r>
+      </m:oMath>
+      <w:r>
+        <w:t>, lo que indica que la estimación obtenida es inferior al valor planteado en la hipótesis nula.</w:t>
+      </w:r>
+      <w:r>
+        <w:t xml:space="preserve"> </w:t>
+      </w:r>
+      <w:r>
+        <w:t xml:space="preserve">Además, el valor </w:t>
+      </w:r>
+      <m:oMath>
+        <m:r>
+          <w:rPr>
+            <w:rFonts w:ascii="Cambria Math" w:hAnsi="Cambria Math"/>
+          </w:rPr>
+          <m:t>μ=30</m:t>
+        </m:r>
+      </m:oMath>
+      <w:r>
+        <w:t xml:space="preserve"> queda fuera del intervalo de confianza unilateral, ya que se encuentra a la derecha del límite superior representado en el gráfico.</w:t>
+      </w:r>
+    </w:p>
+    <w:p>
+      <w:pPr>
+        <w:jc w:val="left"/>
+      </w:pPr>
+      <w:r>
+        <w:t>Esto confirma visualmente que la desviación observada es estadísticamente significativa en la dirección considerada por el contraste.</w:t>
+      </w:r>
+    </w:p>
+    <w:p>
+      <w:pPr>
+        <w:jc w:val="left"/>
+      </w:pPr>
+      <w:r>
+        <w:t xml:space="preserve">En conclusión, el gráfico refuerza el resultado analítico, mostrando que existen evidencias suficientes para rechazar la hipótesis nula y concluir que la media es inferior a </w:t>
+      </w:r>
+      <m:oMath>
+        <m:r>
+          <w:rPr>
+            <w:rFonts w:ascii="Cambria Math" w:hAnsi="Cambria Math"/>
+          </w:rPr>
+          <m:t>30</m:t>
+        </m:r>
+      </m:oMath>
+      <w:r>
+        <w:t>.</w:t>
+      </w:r>
+    </w:p>
+    <w:p>
+      <w:pPr>
         <w:spacing w:before="0" w:after="0"/>
         <w:jc w:val="left"/>
       </w:pPr>
-      <w:r>
-        <w:br w:type="page"/>
-      </w:r>
     </w:p>
     <w:p>
       <w:pPr>
+        <w:spacing w:before="0" w:after="0"/>
+        <w:jc w:val="left"/>
+      </w:pPr>
+    </w:p>
+    <w:p>
+      <w:pPr>
+        <w:spacing w:before="0" w:after="0"/>
+        <w:jc w:val="left"/>
+      </w:pPr>
+      <w:r>
+        <w:br w:type="page"/>
+      </w:r>
+    </w:p>
+    <w:p>
+      <w:pPr>
         <w:pStyle w:val="Ttulo1"/>
       </w:pPr>
+      <w:bookmarkStart w:id="13" w:name="_Toc227430913"/>
+      <w:bookmarkStart w:id="14" w:name="_Toc227434638"/>
+      <w:bookmarkEnd w:id="6"/>
+      <w:bookmarkEnd w:id="7"/>
       <w:r>
         <w:lastRenderedPageBreak/>
         <w:t>Ajuste de distribuciones en la celda 01</w:t>
       </w:r>
+      <w:bookmarkEnd w:id="13"/>
+      <w:bookmarkEnd w:id="14"/>
     </w:p>
     <w:p>
       <w:pPr>
         <w:pStyle w:val="Ttulo2"/>
       </w:pPr>
+      <w:bookmarkStart w:id="15" w:name="_Toc227430914"/>
+      <w:bookmarkStart w:id="16" w:name="_Toc227430930"/>
+      <w:bookmarkStart w:id="17" w:name="_Toc227434639"/>
       <w:r>
         <w:t>Normalidad trimestral de la temperatura en la celda 01</w:t>
       </w:r>
+      <w:bookmarkEnd w:id="15"/>
+      <w:bookmarkEnd w:id="16"/>
+      <w:bookmarkEnd w:id="17"/>
     </w:p>
     <w:p>
       <w:r>
-        <w:t>En primer lugar, se analizará la distribución de la temperatura de manera trimestral en la celda 01. En los siguientes subapartados se analizarán el resto de las variables metereológicas.</w:t>
+        <w:t>En primer lugar, se analizará la distribución de la temperatura de manera trimestral en la celda 01. En los siguientes subapartados se analizarán el resto de las variables meteorológicas.</w:t>
       </w:r>
     </w:p>
     <w:p>
       <w:r>
-        <w:t>Para este análisis se necesita un</w:t>
-      </w:r>
-      <w:r>
-        <w:t xml:space="preserve"> gráfico </w:t>
-      </w:r>
-      <w:r>
-        <w:t>QQ-Plot por trimestres de temperatura, porque permite comparar visualmente los cuantiles observados frente a los de una normal teórica y confirmar si la evidencia del contraste KS se sostiene también en la forma de la distribución.</w:t>
+        <w:t>Para este análisis se necesita un gráfico QQ-Plot por trimestres de temperatura, porque permite comparar visualmente los cuantiles observados frente a los de una normal teórica y confirmar si la evidencia del contraste KS se sostiene también en la forma de la distribución.</w:t>
       </w:r>
     </w:p>
     <w:p>
@@ -2607,7 +4594,7 @@
           <w:noProof/>
         </w:rPr>
         <w:drawing>
-          <wp:inline distT="0" distB="0" distL="0" distR="0" wp14:anchorId="1F7A40D3" wp14:editId="05D3F344">
+          <wp:inline distT="0" distB="0" distL="0" distR="0" wp14:anchorId="3A123074" wp14:editId="66D9A1CA">
             <wp:extent cx="4545195" cy="3240000"/>
             <wp:effectExtent l="0" t="0" r="8255" b="0"/>
             <wp:docPr id="35253032" name="Imagen 4"/>
@@ -2624,7 +4611,7 @@
                     </pic:cNvPicPr>
                   </pic:nvPicPr>
                   <pic:blipFill>
-                    <a:blip r:embed="rId11" cstate="print">
+                    <a:blip r:embed="rId13" cstate="print">
                       <a:extLst>
                         <a:ext uri="{28A0092B-C50C-407E-A947-70E740481C1C}">
                           <a14:useLocalDpi xmlns:a14="http://schemas.microsoft.com/office/drawing/2010/main" val="0"/>
@@ -2664,54 +4651,36 @@
           <w:bCs w:val="0"/>
         </w:rPr>
       </w:pPr>
+      <w:bookmarkStart w:id="18" w:name="_Ref227434321"/>
       <w:r>
         <w:t xml:space="preserve">Gráfico </w:t>
       </w:r>
-      <w:r>
-        <w:fldChar w:fldCharType="begin"/>
-      </w:r>
-      <w:r>
-        <w:instrText xml:space="preserve"> STYLEREF 1 \s </w:instrText>
-      </w:r>
-      <w:r>
-        <w:fldChar w:fldCharType="separate"/>
-      </w:r>
-      <w:r>
-        <w:rPr>
-          <w:noProof/>
-        </w:rPr>
-        <w:t>2</w:t>
-      </w:r>
-      <w:r>
-        <w:fldChar w:fldCharType="end"/>
-      </w:r>
+      <w:fldSimple w:instr=" STYLEREF 1 \s ">
+        <w:r>
+          <w:rPr>
+            <w:noProof/>
+          </w:rPr>
+          <w:t>2</w:t>
+        </w:r>
+      </w:fldSimple>
       <w:r>
         <w:t>.</w:t>
       </w:r>
-      <w:r>
-        <w:fldChar w:fldCharType="begin"/>
-      </w:r>
-      <w:r>
-        <w:instrText xml:space="preserve"> SEQ Gráfico \* ARABIC \s 1 </w:instrText>
-      </w:r>
-      <w:r>
-        <w:fldChar w:fldCharType="separate"/>
-      </w:r>
-      <w:r>
-        <w:rPr>
-          <w:noProof/>
-        </w:rPr>
-        <w:t>1</w:t>
-      </w:r>
-      <w:r>
-        <w:fldChar w:fldCharType="end"/>
-      </w:r>
+      <w:fldSimple w:instr=" SEQ Gráfico \* ARABIC \s 1 ">
+        <w:r>
+          <w:rPr>
+            <w:noProof/>
+          </w:rPr>
+          <w:t>1</w:t>
+        </w:r>
+      </w:fldSimple>
       <w:r>
         <w:t xml:space="preserve">: </w:t>
       </w:r>
       <w:r>
         <w:t>QQ-Plot de la temperatura en la celda 01 por trimestres</w:t>
       </w:r>
+      <w:bookmarkEnd w:id="18"/>
     </w:p>
     <w:p>
       <w:r>
@@ -2824,14 +4793,7 @@
           <w:b/>
           <w:bCs/>
         </w:rPr>
-        <w:t xml:space="preserve">no </w:t>
-      </w:r>
-      <w:r>
-        <w:rPr>
-          <w:b/>
-          <w:bCs/>
-        </w:rPr>
-        <w:t>sigue una normal</w:t>
+        <w:t>no sigue una normal</w:t>
       </w:r>
       <w:r>
         <w:t>.</w:t>
@@ -2839,10 +4801,7 @@
     </w:p>
     <w:p>
       <w:r>
-        <w:t>Dado que</w:t>
-      </w:r>
-      <w:r>
-        <w:t xml:space="preserve"> </w:t>
+        <w:t xml:space="preserve">Dado que </w:t>
       </w:r>
       <m:oMath>
         <m:sSub>
@@ -2875,19 +4834,7 @@
           <w:rPr>
             <w:rFonts w:ascii="Cambria Math" w:hAnsi="Cambria Math"/>
           </w:rPr>
-          <m:t>&lt;0</m:t>
-        </m:r>
-        <m:r>
-          <w:rPr>
-            <w:rFonts w:ascii="Cambria Math" w:hAnsi="Cambria Math"/>
-          </w:rPr>
-          <m:t>,</m:t>
-        </m:r>
-        <m:r>
-          <w:rPr>
-            <w:rFonts w:ascii="Cambria Math" w:hAnsi="Cambria Math"/>
-          </w:rPr>
-          <m:t>03</m:t>
+          <m:t>&lt;0,03</m:t>
         </m:r>
       </m:oMath>
       <w:r>
@@ -2938,13 +4885,7 @@
     </w:p>
     <w:p>
       <w:r>
-        <w:t xml:space="preserve">Según </w:t>
-      </w:r>
-      <w:r>
-        <w:t xml:space="preserve">el test </w:t>
-      </w:r>
-      <w:r>
-        <w:t>de Kolmogorov-Smirnov, los datos de la muestra difieren significativamente de una distribución normal.</w:t>
+        <w:t>Según el test de Kolmogorov-Smirnov, los datos de la muestra difieren significativamente de una distribución normal.</w:t>
       </w:r>
     </w:p>
     <w:p>
@@ -2955,63 +4896,97 @@
         <w:t xml:space="preserve"> </w:t>
       </w:r>
       <w:r>
+        <w:rPr>
+          <w:b/>
+          <w:bCs/>
+        </w:rPr>
         <w:fldChar w:fldCharType="begin"/>
       </w:r>
       <w:r>
-        <w:instrText xml:space="preserve"> REF _Ref227255278 \h </w:instrText>
-      </w:r>
-      <w:r>
+        <w:rPr>
+          <w:b/>
+          <w:bCs/>
+        </w:rPr>
+        <w:instrText xml:space="preserve"> REF _Ref227434321 \h </w:instrText>
+      </w:r>
+      <w:r>
+        <w:rPr>
+          <w:b/>
+          <w:bCs/>
+        </w:rPr>
+      </w:r>
+      <w:r>
+        <w:rPr>
+          <w:b/>
+          <w:bCs/>
+        </w:rPr>
+        <w:instrText xml:space="preserve"> \* MERGEFORMAT </w:instrText>
+      </w:r>
+      <w:r>
+        <w:rPr>
+          <w:b/>
+          <w:bCs/>
+        </w:rPr>
         <w:fldChar w:fldCharType="separate"/>
       </w:r>
       <w:r>
+        <w:rPr>
+          <w:b/>
+          <w:bCs/>
+        </w:rPr>
         <w:t xml:space="preserve">Gráfico </w:t>
       </w:r>
       <w:r>
         <w:rPr>
+          <w:b/>
+          <w:bCs/>
           <w:noProof/>
         </w:rPr>
-        <w:t>2</w:t>
-      </w:r>
-      <w:r>
-        <w:t>.</w:t>
+        <w:t>2.1</w:t>
       </w:r>
       <w:r>
         <w:rPr>
-          <w:noProof/>
+          <w:b/>
+          <w:bCs/>
         </w:rPr>
-        <w:t>1</w:t>
-      </w:r>
-      <w:r>
-        <w:t xml:space="preserve">: </w:t>
-      </w:r>
-      <w:r>
-        <w:t>QQ-Plot de la temperatura en la celda 01 por trimestres</w:t>
-      </w:r>
-      <w:r>
+        <w:t>: QQ-Plot de la temperatura en la celda 01 por trimestres</w:t>
+      </w:r>
+      <w:r>
+        <w:rPr>
+          <w:b/>
+          <w:bCs/>
+        </w:rPr>
         <w:fldChar w:fldCharType="end"/>
       </w:r>
       <w:r>
-        <w:t>, donde se aprecia una desviación clara de los cuantiles muestrales respecto a la diagonal teórica, especialmente en las colas de la distribución, indicando asimetría o curtosis que la normal no puede capturar.</w:t>
+        <w:rPr>
+          <w:b/>
+          <w:bCs/>
+        </w:rPr>
+        <w:t xml:space="preserve">, </w:t>
+      </w:r>
+      <w:r>
+        <w:t>donde se aprecia una desviación clara de los cuantiles muestrales respecto a la diagonal teórica, especialmente en las colas de la distribución, indicando asimetría o curtosis que la normal no puede capturar.</w:t>
       </w:r>
     </w:p>
     <w:p>
       <w:pPr>
         <w:pStyle w:val="Ttulo2"/>
       </w:pPr>
+      <w:bookmarkStart w:id="19" w:name="_Toc227430915"/>
+      <w:bookmarkStart w:id="20" w:name="_Toc227430931"/>
+      <w:bookmarkStart w:id="21" w:name="_Toc227434640"/>
       <w:r>
         <w:lastRenderedPageBreak/>
         <w:t>Normalidad trimestral de la irradiación en la celda 01</w:t>
       </w:r>
+      <w:bookmarkEnd w:id="19"/>
+      <w:bookmarkEnd w:id="20"/>
+      <w:bookmarkEnd w:id="21"/>
     </w:p>
     <w:p>
       <w:r>
-        <w:t xml:space="preserve">Se procederá al análisis de la distribución de la irradiación en la celda 01. </w:t>
-      </w:r>
-      <w:r>
-        <w:t>De la misma manera y por la misma razón que en el subapartado anterior, es necesario un gráfico QQ-Plot</w:t>
-      </w:r>
-      <w:r>
-        <w:t>.</w:t>
+        <w:t>Se procederá al análisis de la distribución de la irradiación en la celda 01. De la misma manera y por la misma razón que en el subapartado anterior, es necesario un gráfico QQ-Plot.</w:t>
       </w:r>
     </w:p>
     <w:p>
@@ -3024,7 +4999,7 @@
           <w:noProof/>
         </w:rPr>
         <w:drawing>
-          <wp:inline distT="0" distB="0" distL="0" distR="0" wp14:anchorId="65737474" wp14:editId="64EA2680">
+          <wp:inline distT="0" distB="0" distL="0" distR="0" wp14:anchorId="46209F72" wp14:editId="6C91A2D1">
             <wp:extent cx="4548195" cy="3240000"/>
             <wp:effectExtent l="0" t="0" r="5080" b="0"/>
             <wp:docPr id="228851596" name="Imagen 5"/>
@@ -3041,7 +5016,7 @@
                     </pic:cNvPicPr>
                   </pic:nvPicPr>
                   <pic:blipFill>
-                    <a:blip r:embed="rId12" cstate="print">
+                    <a:blip r:embed="rId14" cstate="print">
                       <a:extLst>
                         <a:ext uri="{28A0092B-C50C-407E-A947-70E740481C1C}">
                           <a14:useLocalDpi xmlns:a14="http://schemas.microsoft.com/office/drawing/2010/main" val="0"/>
@@ -3076,66 +5051,41 @@
     <w:p>
       <w:pPr>
         <w:pStyle w:val="Descripcin"/>
-        <w:rPr>
-          <w:b w:val="0"/>
-          <w:bCs w:val="0"/>
-        </w:rPr>
-      </w:pPr>
+      </w:pPr>
+      <w:bookmarkStart w:id="22" w:name="_Ref227434294"/>
       <w:r>
         <w:t xml:space="preserve">Gráfico </w:t>
       </w:r>
-      <w:r>
-        <w:fldChar w:fldCharType="begin"/>
-      </w:r>
-      <w:r>
-        <w:instrText xml:space="preserve"> STYLEREF 1 \s </w:instrText>
-      </w:r>
-      <w:r>
-        <w:fldChar w:fldCharType="separate"/>
-      </w:r>
-      <w:r>
-        <w:rPr>
-          <w:noProof/>
-        </w:rPr>
-        <w:t>2</w:t>
-      </w:r>
-      <w:r>
-        <w:fldChar w:fldCharType="end"/>
-      </w:r>
+      <w:fldSimple w:instr=" STYLEREF 1 \s ">
+        <w:r>
+          <w:rPr>
+            <w:noProof/>
+          </w:rPr>
+          <w:t>2</w:t>
+        </w:r>
+      </w:fldSimple>
       <w:r>
         <w:t>.</w:t>
       </w:r>
-      <w:r>
-        <w:fldChar w:fldCharType="begin"/>
-      </w:r>
-      <w:r>
-        <w:instrText xml:space="preserve"> SEQ Gráfico \* ARABIC \s 1 </w:instrText>
-      </w:r>
-      <w:r>
-        <w:fldChar w:fldCharType="separate"/>
-      </w:r>
-      <w:r>
-        <w:rPr>
-          <w:noProof/>
-        </w:rPr>
-        <w:t>2</w:t>
-      </w:r>
-      <w:r>
-        <w:fldChar w:fldCharType="end"/>
-      </w:r>
+      <w:fldSimple w:instr=" SEQ Gráfico \* ARABIC \s 1 ">
+        <w:r>
+          <w:rPr>
+            <w:noProof/>
+          </w:rPr>
+          <w:t>2</w:t>
+        </w:r>
+      </w:fldSimple>
       <w:r>
         <w:t xml:space="preserve">: </w:t>
       </w:r>
       <w:r>
         <w:t>QQ-Plot de la irradiación en la celda 01 por trimestres</w:t>
       </w:r>
+      <w:bookmarkEnd w:id="22"/>
     </w:p>
     <w:p>
       <w:r>
-        <w:t>Al igual que antes, como</w:t>
-      </w:r>
-      <w:r>
-        <w:t xml:space="preserve"> </w:t>
+        <w:t xml:space="preserve">Al igual que antes, como </w:t>
       </w:r>
       <m:oMath>
         <m:sSub>
@@ -3168,19 +5118,7 @@
           <w:rPr>
             <w:rFonts w:ascii="Cambria Math" w:hAnsi="Cambria Math"/>
           </w:rPr>
-          <m:t>&lt;0</m:t>
-        </m:r>
-        <m:r>
-          <w:rPr>
-            <w:rFonts w:ascii="Cambria Math" w:hAnsi="Cambria Math"/>
-          </w:rPr>
-          <m:t>,</m:t>
-        </m:r>
-        <m:r>
-          <w:rPr>
-            <w:rFonts w:ascii="Cambria Math" w:hAnsi="Cambria Math"/>
-          </w:rPr>
-          <m:t>03</m:t>
+          <m:t>&lt;0,03</m:t>
         </m:r>
       </m:oMath>
       <w:r>
@@ -3231,100 +5169,103 @@
     </w:p>
     <w:p>
       <w:r>
-        <w:t>Al igual que en el caso de la temperatura, de acuerdo</w:t>
-      </w:r>
-      <w:r>
-        <w:t xml:space="preserve"> el test de Kolmogorov-Smirnov, los datos de la muestra difieren significativamente de una distribución normal.</w:t>
+        <w:t>Al igual que en el caso de la temperatura, de acuerdo el test de Kolmogorov-Smirnov, los datos de la muestra difieren significativamente de una distribución normal.</w:t>
       </w:r>
     </w:p>
     <w:p>
       <w:r>
-        <w:t>La conclusión</w:t>
-      </w:r>
-      <w:r>
-        <w:t xml:space="preserve"> se </w:t>
-      </w:r>
-      <w:r>
-        <w:t xml:space="preserve">vuelve a corroborar </w:t>
-      </w:r>
-      <w:r>
-        <w:t>visualmente mediante el</w:t>
-      </w:r>
-      <w:r>
-        <w:t xml:space="preserve"> </w:t>
-      </w:r>
-      <w:r>
+        <w:t xml:space="preserve">La conclusión se vuelve a corroborar visualmente mediante </w:t>
+      </w:r>
+      <w:r>
+        <w:t xml:space="preserve">el </w:t>
+      </w:r>
+      <w:r>
+        <w:rPr>
+          <w:b/>
+          <w:bCs/>
+        </w:rPr>
         <w:fldChar w:fldCharType="begin"/>
       </w:r>
       <w:r>
-        <w:instrText xml:space="preserve"> REF _Ref227255543 \h </w:instrText>
-      </w:r>
-      <w:r>
+        <w:rPr>
+          <w:b/>
+          <w:bCs/>
+        </w:rPr>
+        <w:instrText xml:space="preserve"> REF _Ref227434294 \h </w:instrText>
+      </w:r>
+      <w:r>
+        <w:rPr>
+          <w:b/>
+          <w:bCs/>
+        </w:rPr>
+      </w:r>
+      <w:r>
+        <w:rPr>
+          <w:b/>
+          <w:bCs/>
+        </w:rPr>
+        <w:instrText xml:space="preserve"> \* MERGEFORMAT </w:instrText>
+      </w:r>
+      <w:r>
+        <w:rPr>
+          <w:b/>
+          <w:bCs/>
+        </w:rPr>
         <w:fldChar w:fldCharType="separate"/>
       </w:r>
       <w:r>
+        <w:rPr>
+          <w:b/>
+          <w:bCs/>
+        </w:rPr>
         <w:t xml:space="preserve">Gráfico </w:t>
       </w:r>
       <w:r>
         <w:rPr>
+          <w:b/>
+          <w:bCs/>
           <w:noProof/>
         </w:rPr>
-        <w:t>2</w:t>
-      </w:r>
-      <w:r>
-        <w:t>.</w:t>
+        <w:t>2.2</w:t>
       </w:r>
       <w:r>
         <w:rPr>
-          <w:noProof/>
+          <w:b/>
+          <w:bCs/>
         </w:rPr>
-        <w:t>2</w:t>
-      </w:r>
-      <w:r>
-        <w:t xml:space="preserve">: </w:t>
-      </w:r>
-      <w:r>
-        <w:t>QQ-Plot de la irradiación en la celda 01 por trimestres</w:t>
-      </w:r>
-      <w:r>
+        <w:t>: QQ-Plot de la irradiación en la celda 01 por trimestres</w:t>
+      </w:r>
+      <w:r>
+        <w:rPr>
+          <w:b/>
+          <w:bCs/>
+        </w:rPr>
         <w:fldChar w:fldCharType="end"/>
       </w:r>
       <w:r>
-        <w:t xml:space="preserve">, donde </w:t>
-      </w:r>
-      <w:r>
-        <w:t>existe</w:t>
-      </w:r>
-      <w:r>
-        <w:t xml:space="preserve"> una desviación clara de los cuantiles muestrales respecto a la diagonal teórica, especialmente en las colas de la distribución, indicando asimetría o curtosis que la normal no puede capturar.</w:t>
+        <w:t xml:space="preserve"> d</w:t>
+      </w:r>
+      <w:r>
+        <w:t>onde existe una desviación clara de los cuantiles muestrales respecto a la diagonal teórica, especialmente en las colas de la distribución, indicando asimetría o curtosis que la normal no puede capturar.</w:t>
       </w:r>
     </w:p>
     <w:p>
       <w:pPr>
         <w:pStyle w:val="Ttulo2"/>
       </w:pPr>
+      <w:bookmarkStart w:id="23" w:name="_Toc227430916"/>
+      <w:bookmarkStart w:id="24" w:name="_Toc227430932"/>
+      <w:bookmarkStart w:id="25" w:name="_Toc227434641"/>
       <w:r>
         <w:t>Normalidad trimestral de la precipitación en la celda 01</w:t>
       </w:r>
+      <w:bookmarkEnd w:id="23"/>
+      <w:bookmarkEnd w:id="24"/>
+      <w:bookmarkEnd w:id="25"/>
     </w:p>
     <w:p>
       <w:r>
-        <w:t xml:space="preserve">Por último se realizará el análisis de la distribución de la precipitación en la celda 01. Al igual que en los subapartados anteriores, </w:t>
-      </w:r>
-      <w:r>
-        <w:t xml:space="preserve">se necesita un QQ-Plot por trimestres de precipitación, </w:t>
-      </w:r>
-      <w:r>
-        <w:t>dado que</w:t>
-      </w:r>
-      <w:r>
-        <w:t xml:space="preserve"> la </w:t>
-      </w:r>
-      <w:r>
-        <w:t>esta variable</w:t>
-      </w:r>
-      <w:r>
-        <w:t xml:space="preserve"> suele concentrarse cerca de cero con cola derecha larga, y esta gráfica es clave para verificar visualmente la no normalidad detectada por el contraste.</w:t>
+        <w:t>Por último se realizará el análisis de la distribución de la precipitación en la celda 01. Al igual que en los subapartados anteriores, se necesita un QQ-Plot por trimestres de precipitación, dado que la esta variable suele concentrarse cerca de cero con cola derecha larga, y esta gráfica es clave para verificar visualmente la no normalidad detectada por el contraste.</w:t>
       </w:r>
     </w:p>
     <w:p>
@@ -3338,7 +5279,7 @@
         </w:rPr>
         <w:lastRenderedPageBreak/>
         <w:drawing>
-          <wp:inline distT="0" distB="0" distL="0" distR="0" wp14:anchorId="1964D1AE" wp14:editId="659A20D3">
+          <wp:inline distT="0" distB="0" distL="0" distR="0" wp14:anchorId="2A2013EE" wp14:editId="2BA9496F">
             <wp:extent cx="4543694" cy="3240000"/>
             <wp:effectExtent l="0" t="0" r="0" b="0"/>
             <wp:docPr id="174375870" name="Imagen 6"/>
@@ -3355,7 +5296,7 @@
                     </pic:cNvPicPr>
                   </pic:nvPicPr>
                   <pic:blipFill>
-                    <a:blip r:embed="rId13" cstate="print">
+                    <a:blip r:embed="rId15" cstate="print">
                       <a:extLst>
                         <a:ext uri="{28A0092B-C50C-407E-A947-70E740481C1C}">
                           <a14:useLocalDpi xmlns:a14="http://schemas.microsoft.com/office/drawing/2010/main" val="0"/>
@@ -3394,45 +5335,25 @@
       <w:r>
         <w:t xml:space="preserve">Gráfico </w:t>
       </w:r>
-      <w:r>
-        <w:fldChar w:fldCharType="begin"/>
-      </w:r>
-      <w:r>
-        <w:instrText xml:space="preserve"> STYLEREF 1 \s </w:instrText>
-      </w:r>
-      <w:r>
-        <w:fldChar w:fldCharType="separate"/>
-      </w:r>
-      <w:r>
-        <w:rPr>
-          <w:noProof/>
-        </w:rPr>
-        <w:t>2</w:t>
-      </w:r>
-      <w:r>
-        <w:fldChar w:fldCharType="end"/>
-      </w:r>
+      <w:fldSimple w:instr=" STYLEREF 1 \s ">
+        <w:r>
+          <w:rPr>
+            <w:noProof/>
+          </w:rPr>
+          <w:t>2</w:t>
+        </w:r>
+      </w:fldSimple>
       <w:r>
         <w:t>.</w:t>
       </w:r>
-      <w:r>
-        <w:fldChar w:fldCharType="begin"/>
-      </w:r>
-      <w:r>
-        <w:instrText xml:space="preserve"> SEQ Gráfico \* ARABIC \s 1 </w:instrText>
-      </w:r>
-      <w:r>
-        <w:fldChar w:fldCharType="separate"/>
-      </w:r>
-      <w:r>
-        <w:rPr>
-          <w:noProof/>
-        </w:rPr>
-        <w:t>3</w:t>
-      </w:r>
-      <w:r>
-        <w:fldChar w:fldCharType="end"/>
-      </w:r>
+      <w:fldSimple w:instr=" SEQ Gráfico \* ARABIC \s 1 ">
+        <w:r>
+          <w:rPr>
+            <w:noProof/>
+          </w:rPr>
+          <w:t>3</w:t>
+        </w:r>
+      </w:fldSimple>
       <w:r>
         <w:t xml:space="preserve">: </w:t>
       </w:r>
@@ -3475,19 +5396,7 @@
           <w:rPr>
             <w:rFonts w:ascii="Cambria Math" w:hAnsi="Cambria Math"/>
           </w:rPr>
-          <m:t>&lt;0</m:t>
-        </m:r>
-        <m:r>
-          <w:rPr>
-            <w:rFonts w:ascii="Cambria Math" w:hAnsi="Cambria Math"/>
-          </w:rPr>
-          <m:t>,</m:t>
-        </m:r>
-        <m:r>
-          <w:rPr>
-            <w:rFonts w:ascii="Cambria Math" w:hAnsi="Cambria Math"/>
-          </w:rPr>
-          <m:t>03</m:t>
+          <m:t>&lt;0,03</m:t>
         </m:r>
       </m:oMath>
       <w:r>
@@ -3532,19 +5441,22 @@
     </w:p>
     <w:p>
       <w:r>
-        <w:t>Por último,</w:t>
-      </w:r>
-      <w:r>
-        <w:t xml:space="preserve"> se corrobora visualmente mediante el QQ-Plot, donde se aprecia una desviación clara de los cuantiles muestrales respecto a la diagonal teórica en toda la distribución, indicando asimetría o curtosis que la normal no puede capturar.</w:t>
+        <w:t>Por último, se corrobora visualmente mediante el QQ-Plot, donde se aprecia una desviación clara de los cuantiles muestrales respecto a la diagonal teórica en toda la distribución, indicando asimetría o curtosis que la normal no puede capturar.</w:t>
       </w:r>
     </w:p>
     <w:p>
       <w:pPr>
         <w:pStyle w:val="Ttulo2"/>
       </w:pPr>
+      <w:bookmarkStart w:id="26" w:name="_Toc227430917"/>
+      <w:bookmarkStart w:id="27" w:name="_Toc227430933"/>
+      <w:bookmarkStart w:id="28" w:name="_Toc227434642"/>
       <w:r>
         <w:t>Ajuste paramétrico y kernel de la temperatura en la celda 01</w:t>
       </w:r>
+      <w:bookmarkEnd w:id="26"/>
+      <w:bookmarkEnd w:id="27"/>
+      <w:bookmarkEnd w:id="28"/>
     </w:p>
     <w:p>
       <w:r>
@@ -3561,9 +5473,12 @@
         <w:keepNext/>
       </w:pPr>
       <w:r>
+        <w:rPr>
+          <w:noProof/>
+        </w:rPr>
         <w:lastRenderedPageBreak/>
         <w:drawing>
-          <wp:inline distT="0" distB="0" distL="0" distR="0" wp14:anchorId="3FFC19F3" wp14:editId="1284F3C8">
+          <wp:inline distT="0" distB="0" distL="0" distR="0" wp14:anchorId="1872F51A" wp14:editId="0D31AEC1">
             <wp:extent cx="5400040" cy="2280285"/>
             <wp:effectExtent l="0" t="0" r="0" b="5715"/>
             <wp:docPr id="481663837" name="Imagen 7"/>
@@ -3580,7 +5495,7 @@
                     </pic:cNvPicPr>
                   </pic:nvPicPr>
                   <pic:blipFill>
-                    <a:blip r:embed="rId14" cstate="print">
+                    <a:blip r:embed="rId16" cstate="print">
                       <a:extLst>
                         <a:ext uri="{28A0092B-C50C-407E-A947-70E740481C1C}">
                           <a14:useLocalDpi xmlns:a14="http://schemas.microsoft.com/office/drawing/2010/main" val="0"/>
@@ -3619,45 +5534,25 @@
       <w:r>
         <w:t xml:space="preserve">Gráfico </w:t>
       </w:r>
-      <w:r>
-        <w:fldChar w:fldCharType="begin"/>
-      </w:r>
-      <w:r>
-        <w:instrText xml:space="preserve"> STYLEREF 1 \s </w:instrText>
-      </w:r>
-      <w:r>
-        <w:fldChar w:fldCharType="separate"/>
-      </w:r>
-      <w:r>
-        <w:rPr>
-          <w:noProof/>
-        </w:rPr>
-        <w:t>2</w:t>
-      </w:r>
-      <w:r>
-        <w:fldChar w:fldCharType="end"/>
-      </w:r>
+      <w:fldSimple w:instr=" STYLEREF 1 \s ">
+        <w:r>
+          <w:rPr>
+            <w:noProof/>
+          </w:rPr>
+          <w:t>2</w:t>
+        </w:r>
+      </w:fldSimple>
       <w:r>
         <w:t>.</w:t>
       </w:r>
-      <w:r>
-        <w:fldChar w:fldCharType="begin"/>
-      </w:r>
-      <w:r>
-        <w:instrText xml:space="preserve"> SEQ Gráfico \* ARABIC \s 1 </w:instrText>
-      </w:r>
-      <w:r>
-        <w:fldChar w:fldCharType="separate"/>
-      </w:r>
-      <w:r>
-        <w:rPr>
-          <w:noProof/>
-        </w:rPr>
-        <w:t>4</w:t>
-      </w:r>
-      <w:r>
-        <w:fldChar w:fldCharType="end"/>
-      </w:r>
+      <w:fldSimple w:instr=" SEQ Gráfico \* ARABIC \s 1 ">
+        <w:r>
+          <w:rPr>
+            <w:noProof/>
+          </w:rPr>
+          <w:t>4</w:t>
+        </w:r>
+      </w:fldSimple>
       <w:r>
         <w:t>: Ajuste de distribuciones paramétricas y kernel a la temperatura en la celda 01</w:t>
       </w:r>
@@ -3684,52 +5579,31 @@
         <w:t>Triangular</w:t>
       </w:r>
       <w:r>
-        <w:t xml:space="preserve"> presentan la mayor verosimilitud. La Triangular tiene menos parámetros (3 parámetros frente a 4), y modela mejor la existencia de una moda grande a la </w:t>
-      </w:r>
-      <w:r>
-        <w:t>izquierda</w:t>
-      </w:r>
-      <w:r>
-        <w:t xml:space="preserve"> de la distribución, pero no la bimodalidad de la distribución.</w:t>
+        <w:t xml:space="preserve"> presentan la mayor verosimilitud. La Triangular tiene menos parámetros (3 parámetros frente a 4), y modela mejor la existencia de una moda grande a la izquierda de la distribución, pero no la bimodalidad de la distribución.</w:t>
       </w:r>
     </w:p>
     <w:p>
       <w:r>
-        <w:t xml:space="preserve">No obstante, el </w:t>
-      </w:r>
-      <w:r>
-        <w:t>E</w:t>
-      </w:r>
-      <w:r>
-        <w:t xml:space="preserve">stimador por </w:t>
-      </w:r>
-      <w:r>
-        <w:t>D</w:t>
-      </w:r>
-      <w:r>
-        <w:t>ensidad de Kernel (KDE) captura de forma mucho más precisa la estructura real de los datos. Dado que la temperatura presenta cierta bimodalidad o irregularidades por los ciclos diurnos/estacionales, el KDE resulta la aproximación empírica más fiel.</w:t>
+        <w:t>No obstante, el Estimador por Densidad de Kernel (KDE) captura de forma mucho más precisa la estructura real de los datos. Dado que la temperatura presenta cierta bimodalidad o irregularidades por los ciclos diurnos/estacionales, el KDE resulta la aproximación empírica más fiel.</w:t>
       </w:r>
     </w:p>
     <w:p>
       <w:pPr>
         <w:pStyle w:val="Ttulo2"/>
       </w:pPr>
+      <w:bookmarkStart w:id="29" w:name="_Toc227430918"/>
+      <w:bookmarkStart w:id="30" w:name="_Toc227430934"/>
+      <w:bookmarkStart w:id="31" w:name="_Toc227434643"/>
       <w:r>
         <w:t>Ajuste paramétrico y kernel de la irradiación en la celda 01</w:t>
       </w:r>
+      <w:bookmarkEnd w:id="29"/>
+      <w:bookmarkEnd w:id="30"/>
+      <w:bookmarkEnd w:id="31"/>
     </w:p>
     <w:p>
       <w:r>
-        <w:t>De la manera que en el caso de la temperatura,</w:t>
-      </w:r>
-      <w:r>
-        <w:t xml:space="preserve"> se necesita una gráfica comparativa de irradiación con todos los ajustes en la misma figura, porque permite analizar de forma directa qu</w:t>
-      </w:r>
-      <w:r>
-        <w:t>é</w:t>
-      </w:r>
-      <w:r>
-        <w:t xml:space="preserve"> modelos respetan mejor el acotamiento físico de la variable y cuáles capturan su asimetría real.</w:t>
+        <w:t>De la manera que en el caso de la temperatura, se necesita una gráfica comparativa de irradiación con todos los ajustes en la misma figura, porque permite analizar de forma directa qué modelos respetan mejor el acotamiento físico de la variable y cuáles capturan su asimetría real.</w:t>
       </w:r>
     </w:p>
     <w:p>
@@ -3742,7 +5616,7 @@
           <w:noProof/>
         </w:rPr>
         <w:drawing>
-          <wp:inline distT="0" distB="0" distL="0" distR="0" wp14:anchorId="3E044009" wp14:editId="1973EDD0">
+          <wp:inline distT="0" distB="0" distL="0" distR="0" wp14:anchorId="4609E074" wp14:editId="03F4A0C7">
             <wp:extent cx="5400040" cy="2348230"/>
             <wp:effectExtent l="0" t="0" r="0" b="0"/>
             <wp:docPr id="2141912829" name="Imagen 8"/>
@@ -3759,7 +5633,7 @@
                     </pic:cNvPicPr>
                   </pic:nvPicPr>
                   <pic:blipFill>
-                    <a:blip r:embed="rId15" cstate="print">
+                    <a:blip r:embed="rId17" cstate="print">
                       <a:extLst>
                         <a:ext uri="{28A0092B-C50C-407E-A947-70E740481C1C}">
                           <a14:useLocalDpi xmlns:a14="http://schemas.microsoft.com/office/drawing/2010/main" val="0"/>
@@ -3798,45 +5672,25 @@
       <w:r>
         <w:t xml:space="preserve">Gráfico </w:t>
       </w:r>
-      <w:r>
-        <w:fldChar w:fldCharType="begin"/>
-      </w:r>
-      <w:r>
-        <w:instrText xml:space="preserve"> STYLEREF 1 \s </w:instrText>
-      </w:r>
-      <w:r>
-        <w:fldChar w:fldCharType="separate"/>
-      </w:r>
-      <w:r>
-        <w:rPr>
-          <w:noProof/>
-        </w:rPr>
-        <w:t>2</w:t>
-      </w:r>
-      <w:r>
-        <w:fldChar w:fldCharType="end"/>
-      </w:r>
+      <w:fldSimple w:instr=" STYLEREF 1 \s ">
+        <w:r>
+          <w:rPr>
+            <w:noProof/>
+          </w:rPr>
+          <w:t>2</w:t>
+        </w:r>
+      </w:fldSimple>
       <w:r>
         <w:t>.</w:t>
       </w:r>
-      <w:r>
-        <w:fldChar w:fldCharType="begin"/>
-      </w:r>
-      <w:r>
-        <w:instrText xml:space="preserve"> SEQ Gráfico \* ARABIC \s 1 </w:instrText>
-      </w:r>
-      <w:r>
-        <w:fldChar w:fldCharType="separate"/>
-      </w:r>
-      <w:r>
-        <w:rPr>
-          <w:noProof/>
-        </w:rPr>
-        <w:t>5</w:t>
-      </w:r>
-      <w:r>
-        <w:fldChar w:fldCharType="end"/>
-      </w:r>
+      <w:fldSimple w:instr=" SEQ Gráfico \* ARABIC \s 1 ">
+        <w:r>
+          <w:rPr>
+            <w:noProof/>
+          </w:rPr>
+          <w:t>5</w:t>
+        </w:r>
+      </w:fldSimple>
       <w:r>
         <w:t xml:space="preserve">: </w:t>
       </w:r>
@@ -3864,9 +5718,15 @@
       <w:pPr>
         <w:pStyle w:val="Ttulo2"/>
       </w:pPr>
+      <w:bookmarkStart w:id="32" w:name="_Toc227430919"/>
+      <w:bookmarkStart w:id="33" w:name="_Toc227430935"/>
+      <w:bookmarkStart w:id="34" w:name="_Toc227434644"/>
       <w:r>
         <w:t>Ajuste paramétrico y kernel de la precipitación en la celda 01</w:t>
       </w:r>
+      <w:bookmarkEnd w:id="32"/>
+      <w:bookmarkEnd w:id="33"/>
+      <w:bookmarkEnd w:id="34"/>
     </w:p>
     <w:p>
       <w:pPr>
@@ -3874,13 +5734,7 @@
         <w:jc w:val="left"/>
       </w:pPr>
       <w:r>
-        <w:t xml:space="preserve">Para precipitación </w:t>
-      </w:r>
-      <w:r>
-        <w:t xml:space="preserve">también </w:t>
-      </w:r>
-      <w:r>
-        <w:t>se necesita una gráfica comparativa global de distribuciones y KDE, porque es la forma más clara de contrastar la cola extrema y la concentración de días secos, y decidir el modelo que mejor equilibra ajuste estadístico y sentido físico.</w:t>
+        <w:t>Para precipitación también se necesita una gráfica comparativa global de distribuciones y KDE, porque es la forma más clara de contrastar la cola extrema y la concentración de días secos, y decidir el modelo que mejor equilibra ajuste estadístico y sentido físico.</w:t>
       </w:r>
     </w:p>
     <w:p>
@@ -3894,7 +5748,7 @@
           <w:noProof/>
         </w:rPr>
         <w:drawing>
-          <wp:inline distT="0" distB="0" distL="0" distR="0" wp14:anchorId="4408A5F8" wp14:editId="7A7DAF1F">
+          <wp:inline distT="0" distB="0" distL="0" distR="0" wp14:anchorId="5AC8B594" wp14:editId="60EACCF3">
             <wp:extent cx="5400040" cy="2240915"/>
             <wp:effectExtent l="0" t="0" r="0" b="6985"/>
             <wp:docPr id="870870650" name="Imagen 10"/>
@@ -3911,7 +5765,7 @@
                     </pic:cNvPicPr>
                   </pic:nvPicPr>
                   <pic:blipFill>
-                    <a:blip r:embed="rId16" cstate="print">
+                    <a:blip r:embed="rId18" cstate="print">
                       <a:extLst>
                         <a:ext uri="{28A0092B-C50C-407E-A947-70E740481C1C}">
                           <a14:useLocalDpi xmlns:a14="http://schemas.microsoft.com/office/drawing/2010/main" val="0"/>
@@ -3950,45 +5804,25 @@
       <w:r>
         <w:t xml:space="preserve">Gráfico </w:t>
       </w:r>
-      <w:r>
-        <w:fldChar w:fldCharType="begin"/>
-      </w:r>
-      <w:r>
-        <w:instrText xml:space="preserve"> STYLEREF 1 \s </w:instrText>
-      </w:r>
-      <w:r>
-        <w:fldChar w:fldCharType="separate"/>
-      </w:r>
-      <w:r>
-        <w:rPr>
-          <w:noProof/>
-        </w:rPr>
-        <w:t>2</w:t>
-      </w:r>
-      <w:r>
-        <w:fldChar w:fldCharType="end"/>
-      </w:r>
+      <w:fldSimple w:instr=" STYLEREF 1 \s ">
+        <w:r>
+          <w:rPr>
+            <w:noProof/>
+          </w:rPr>
+          <w:t>2</w:t>
+        </w:r>
+      </w:fldSimple>
       <w:r>
         <w:t>.</w:t>
       </w:r>
-      <w:r>
-        <w:fldChar w:fldCharType="begin"/>
-      </w:r>
-      <w:r>
-        <w:instrText xml:space="preserve"> SEQ Gráfico \* ARABIC \s 1 </w:instrText>
-      </w:r>
-      <w:r>
-        <w:fldChar w:fldCharType="separate"/>
-      </w:r>
-      <w:r>
-        <w:rPr>
-          <w:noProof/>
-        </w:rPr>
-        <w:t>6</w:t>
-      </w:r>
-      <w:r>
-        <w:fldChar w:fldCharType="end"/>
-      </w:r>
+      <w:fldSimple w:instr=" SEQ Gráfico \* ARABIC \s 1 ">
+        <w:r>
+          <w:rPr>
+            <w:noProof/>
+          </w:rPr>
+          <w:t>6</w:t>
+        </w:r>
+      </w:fldSimple>
       <w:r>
         <w:t xml:space="preserve">: </w:t>
       </w:r>
@@ -3998,22 +5832,14 @@
     </w:p>
     <w:p>
       <w:pPr>
-        <w:spacing w:beforeLines="120" w:before="288" w:after="0"/>
         <w:jc w:val="left"/>
       </w:pPr>
       <w:r>
-        <w:t xml:space="preserve">Físicamente, la precipitación es una variable fuertemente asimétrica hacia la derecha, caracterizada por una alta concentración de valores cercanos a cero (días </w:t>
-      </w:r>
-      <w:r>
-        <w:t>sin lluvia</w:t>
-      </w:r>
-      <w:r>
-        <w:t>) y una cola larga de eventos extremos. En principio, esto podría dar a pensar que una Exponencial sería la función paramétrica que mejor modelase este comportamiento.</w:t>
+        <w:t>Físicamente, la precipitación es una variable fuertemente asimétrica hacia la derecha, caracterizada por una alta concentración de valores cercanos a cero (días sin lluvia) y una cola larga de eventos extremos. En principio, esto podría dar a pensar que una Exponencial sería la función paramétrica que mejor modelase este comportamiento.</w:t>
       </w:r>
     </w:p>
     <w:p>
       <w:pPr>
-        <w:spacing w:beforeLines="120" w:before="288" w:after="0"/>
         <w:jc w:val="left"/>
       </w:pPr>
       <w:r>
@@ -4022,6 +5848,41 @@
     </w:p>
     <w:p>
       <w:pPr>
+        <w:jc w:val="left"/>
+      </w:pPr>
+    </w:p>
+    <w:p>
+      <w:pPr>
+        <w:jc w:val="left"/>
+      </w:pPr>
+      <w:r>
+        <w:br w:type="page"/>
+      </w:r>
+    </w:p>
+    <w:p>
+      <w:pPr>
+        <w:pStyle w:val="Ttulo1"/>
+      </w:pPr>
+      <w:bookmarkStart w:id="35" w:name="_Toc227434645"/>
+      <w:r>
+        <w:lastRenderedPageBreak/>
+        <w:t>**Apartado3**</w:t>
+      </w:r>
+      <w:bookmarkEnd w:id="35"/>
+    </w:p>
+    <w:p>
+      <w:pPr>
+        <w:pStyle w:val="Ttulo2"/>
+      </w:pPr>
+      <w:bookmarkStart w:id="36" w:name="_Toc227434646"/>
+      <w:r>
+        <w:t>**Apartado3.1**</w:t>
+      </w:r>
+      <w:bookmarkEnd w:id="36"/>
+    </w:p>
+    <w:p/>
+    <w:p>
+      <w:pPr>
         <w:spacing w:before="0" w:after="0"/>
         <w:jc w:val="left"/>
       </w:pPr>
@@ -4045,33 +5906,52 @@
       <w:pPr>
         <w:pStyle w:val="Ttulo1"/>
       </w:pPr>
+      <w:bookmarkStart w:id="37" w:name="_Toc227434647"/>
       <w:r>
         <w:lastRenderedPageBreak/>
-        <w:t>**apartado</w:t>
-      </w:r>
-      <w:r>
-        <w:t>3</w:t>
-      </w:r>
-      <w:r>
-        <w:t>**</w:t>
-      </w:r>
+        <w:t>**Apartado4**</w:t>
+      </w:r>
+      <w:bookmarkEnd w:id="37"/>
     </w:p>
     <w:p>
       <w:pPr>
         <w:pStyle w:val="Ttulo2"/>
       </w:pPr>
-      <w:r>
-        <w:t>**apartado</w:t>
-      </w:r>
-      <w:r>
-        <w:t>3</w:t>
-      </w:r>
-      <w:r>
-        <w:t>.1**</w:t>
-      </w:r>
+      <w:bookmarkStart w:id="38" w:name="_Toc227434648"/>
+      <w:r>
+        <w:t>**Apartado4.1**</w:t>
+      </w:r>
+      <w:bookmarkEnd w:id="38"/>
     </w:p>
     <w:p>
       <w:pPr>
+        <w:spacing w:beforeLines="240" w:before="576"/>
+      </w:pPr>
+    </w:p>
+    <w:p>
+      <w:pPr>
+        <w:spacing w:beforeLines="240" w:before="576" w:after="0"/>
+        <w:jc w:val="left"/>
+      </w:pPr>
+      <w:r>
+        <w:br w:type="page"/>
+      </w:r>
+    </w:p>
+    <w:p>
+      <w:pPr>
+        <w:pStyle w:val="Ttulo1"/>
+      </w:pPr>
+      <w:bookmarkStart w:id="39" w:name="_Toc226557342"/>
+      <w:bookmarkStart w:id="40" w:name="_Toc227434649"/>
+      <w:r>
+        <w:lastRenderedPageBreak/>
+        <w:t>Conclusiones</w:t>
+      </w:r>
+      <w:bookmarkEnd w:id="39"/>
+      <w:bookmarkEnd w:id="40"/>
+    </w:p>
+    <w:p>
+      <w:pPr>
         <w:spacing w:before="0" w:after="0"/>
         <w:jc w:val="left"/>
       </w:pPr>
@@ -4081,125 +5961,22 @@
         <w:spacing w:before="0" w:after="0"/>
         <w:jc w:val="left"/>
       </w:pPr>
+      <w:r>
+        <w:br w:type="page"/>
+      </w:r>
     </w:p>
     <w:p>
       <w:pPr>
-        <w:spacing w:before="0" w:after="0"/>
-        <w:jc w:val="left"/>
-      </w:pPr>
-      <w:r>
-        <w:br w:type="page"/>
-      </w:r>
-    </w:p>
-    <w:p>
-      <w:pPr>
         <w:pStyle w:val="Ttulo1"/>
       </w:pPr>
+      <w:bookmarkStart w:id="41" w:name="_Toc226557343"/>
+      <w:bookmarkStart w:id="42" w:name="_Toc227434650"/>
       <w:r>
         <w:lastRenderedPageBreak/>
-        <w:t>**apartado</w:t>
-      </w:r>
-      <w:r>
-        <w:t>4</w:t>
-      </w:r>
-      <w:r>
-        <w:t>**</w:t>
-      </w:r>
-    </w:p>
-    <w:p>
-      <w:pPr>
-        <w:pStyle w:val="Ttulo2"/>
-      </w:pPr>
-      <w:r>
-        <w:t>**apartado</w:t>
-      </w:r>
-      <w:r>
-        <w:t>4</w:t>
-      </w:r>
-      <w:r>
-        <w:t>.1**</w:t>
-      </w:r>
-    </w:p>
-    <w:p>
-      <w:pPr>
-        <w:spacing w:before="0" w:after="0"/>
-        <w:jc w:val="left"/>
-      </w:pPr>
-    </w:p>
-    <w:p>
-      <w:pPr>
-        <w:spacing w:before="0" w:after="0"/>
-        <w:jc w:val="left"/>
-      </w:pPr>
-    </w:p>
-    <w:p>
-      <w:pPr>
-        <w:spacing w:before="0" w:after="0"/>
-        <w:jc w:val="left"/>
-      </w:pPr>
-      <w:r>
-        <w:br w:type="page"/>
-      </w:r>
-    </w:p>
-    <w:p>
-      <w:pPr>
-        <w:pStyle w:val="Ttulo1"/>
-      </w:pPr>
-      <w:bookmarkStart w:id="1" w:name="_Toc224508599"/>
-      <w:r>
-        <w:lastRenderedPageBreak/>
-        <w:t>Conclusiones</w:t>
-      </w:r>
-      <w:bookmarkEnd w:id="1"/>
-    </w:p>
-    <w:p>
-      <w:pPr>
-        <w:spacing w:before="0" w:after="0"/>
-        <w:jc w:val="left"/>
-      </w:pPr>
-    </w:p>
-    <w:p>
-      <w:pPr>
-        <w:spacing w:before="0" w:after="0"/>
-        <w:jc w:val="left"/>
-      </w:pPr>
-    </w:p>
-    <w:p>
-      <w:pPr>
-        <w:spacing w:before="0" w:after="0"/>
-        <w:jc w:val="left"/>
-      </w:pPr>
-    </w:p>
-    <w:p>
-      <w:pPr>
-        <w:spacing w:before="0" w:after="0"/>
-        <w:jc w:val="left"/>
-      </w:pPr>
-      <w:r>
-        <w:br w:type="page"/>
-      </w:r>
-    </w:p>
-    <w:p>
-      <w:pPr>
-        <w:rPr>
-          <w:vanish/>
-          <w:specVanish/>
-        </w:rPr>
-      </w:pPr>
-    </w:p>
-    <w:p>
-      <w:pPr>
-        <w:pStyle w:val="Ttulo1"/>
-      </w:pPr>
-      <w:bookmarkStart w:id="2" w:name="_Toc224508600"/>
-      <w:r>
-        <w:lastRenderedPageBreak/>
-        <w:t xml:space="preserve"> </w:t>
-      </w:r>
-      <w:r>
         <w:t>Autoría y uso de Chatgpt</w:t>
       </w:r>
-      <w:bookmarkEnd w:id="2"/>
+      <w:bookmarkEnd w:id="41"/>
+      <w:bookmarkEnd w:id="42"/>
     </w:p>
     <w:p>
       <w:r>
@@ -4236,6 +6013,13 @@
       <w:pPr>
         <w:rPr>
           <w:color w:val="000000"/>
+        </w:rPr>
+      </w:pPr>
+    </w:p>
+    <w:p>
+      <w:pPr>
+        <w:rPr>
+          <w:color w:val="000000"/>
           <w:szCs w:val="22"/>
         </w:rPr>
       </w:pPr>
@@ -4264,127 +6048,150 @@
         </w:rPr>
         <w:t xml:space="preserve">Apartado </w:t>
       </w:r>
+      <w:bookmarkStart w:id="43" w:name="_Ref224495289"/>
       <w:r>
         <w:rPr>
           <w:szCs w:val="22"/>
         </w:rPr>
-        <w:t>X</w:t>
-      </w:r>
-      <w:r>
+        <w:t>1.1, para…</w:t>
+      </w:r>
+    </w:p>
+    <w:p>
+      <w:pPr>
+        <w:spacing w:before="0" w:after="0"/>
+        <w:jc w:val="left"/>
         <w:rPr>
           <w:szCs w:val="22"/>
         </w:rPr>
-        <w:t>.</w:t>
-      </w:r>
-      <w:r>
+      </w:pPr>
+    </w:p>
+    <w:p>
+      <w:pPr>
+        <w:spacing w:before="0" w:after="0"/>
+        <w:jc w:val="left"/>
         <w:rPr>
           <w:szCs w:val="22"/>
         </w:rPr>
-        <w:t>Y</w:t>
-      </w:r>
-      <w:r>
+      </w:pPr>
+    </w:p>
+    <w:p>
+      <w:pPr>
+        <w:spacing w:before="0" w:after="0"/>
+        <w:jc w:val="left"/>
         <w:rPr>
           <w:szCs w:val="22"/>
         </w:rPr>
-        <w:t xml:space="preserve">, para </w:t>
-      </w:r>
-      <w:bookmarkStart w:id="3" w:name="_Ref224495289"/>
-    </w:p>
-    <w:p>
-      <w:pPr>
+      </w:pPr>
+      <w:r>
         <w:rPr>
           <w:szCs w:val="22"/>
         </w:rPr>
-      </w:pPr>
+        <w:br w:type="page"/>
+      </w:r>
     </w:p>
     <w:p>
       <w:pPr>
-        <w:tabs>
-          <w:tab w:val="left" w:pos="2592"/>
-        </w:tabs>
-      </w:pPr>
-      <w:r>
-        <w:tab/>
-      </w:r>
+        <w:pStyle w:val="Ttulo1"/>
+      </w:pPr>
+      <w:bookmarkStart w:id="44" w:name="_Ref226556916"/>
+      <w:bookmarkStart w:id="45" w:name="_Toc226557344"/>
+      <w:bookmarkStart w:id="46" w:name="_Toc227434651"/>
+      <w:r>
+        <w:lastRenderedPageBreak/>
+        <w:t>Anexo</w:t>
+      </w:r>
+      <w:r>
+        <w:t>s</w:t>
+      </w:r>
+      <w:bookmarkEnd w:id="43"/>
+      <w:bookmarkEnd w:id="44"/>
+      <w:bookmarkEnd w:id="45"/>
+      <w:bookmarkEnd w:id="46"/>
     </w:p>
     <w:p>
       <w:pPr>
-        <w:pStyle w:val="NormalWeb"/>
-        <w:spacing w:before="0" w:beforeAutospacing="0" w:after="0" w:afterAutospacing="0"/>
-        <w:jc w:val="both"/>
-        <w:rPr>
-          <w:rFonts w:ascii="Book Antiqua" w:hAnsi="Book Antiqua"/>
-          <w:vanish/>
-          <w:sz w:val="22"/>
-          <w:szCs w:val="22"/>
-          <w:specVanish/>
-        </w:rPr>
+        <w:keepNext/>
       </w:pPr>
     </w:p>
     <w:p>
       <w:pPr>
-        <w:pStyle w:val="NormalWeb"/>
-        <w:spacing w:before="0" w:beforeAutospacing="0" w:after="0" w:afterAutospacing="0"/>
-        <w:jc w:val="both"/>
+        <w:jc w:val="left"/>
+      </w:pPr>
+      <w:r>
+        <w:br w:type="page"/>
+      </w:r>
+    </w:p>
+    <w:bookmarkStart w:id="47" w:name="_Toc227434652" w:displacedByCustomXml="next"/>
+    <w:bookmarkStart w:id="48" w:name="_Ref224510253" w:displacedByCustomXml="next"/>
+    <w:bookmarkStart w:id="49" w:name="_Toc226557345" w:displacedByCustomXml="next"/>
+    <w:sdt>
+      <w:sdtPr>
         <w:rPr>
-          <w:rFonts w:ascii="Book Antiqua" w:hAnsi="Book Antiqua"/>
-          <w:vanish/>
+          <w:rFonts w:cs="Times New Roman"/>
+          <w:b w:val="0"/>
+          <w:bCs w:val="0"/>
+          <w:smallCaps w:val="0"/>
+          <w:kern w:val="0"/>
           <w:sz w:val="22"/>
-          <w:szCs w:val="22"/>
-          <w:specVanish/>
+          <w:szCs w:val="24"/>
         </w:rPr>
-      </w:pPr>
-      <w:r>
-        <w:rPr>
-          <w:rFonts w:ascii="Book Antiqua" w:hAnsi="Book Antiqua"/>
-          <w:vanish/>
-          <w:sz w:val="22"/>
-          <w:szCs w:val="22"/>
-        </w:rPr>
-        <w:t xml:space="preserve"> </w:t>
-      </w:r>
-    </w:p>
-    <w:p>
-      <w:pPr>
-        <w:pStyle w:val="Ttulo1"/>
-      </w:pPr>
-      <w:bookmarkStart w:id="4" w:name="_Toc224508601"/>
-      <w:r>
-        <w:lastRenderedPageBreak/>
-        <w:t xml:space="preserve"> </w:t>
-      </w:r>
-      <w:r>
-        <w:t>Anexo</w:t>
-      </w:r>
-      <w:r>
-        <w:t>s</w:t>
-      </w:r>
-      <w:bookmarkEnd w:id="3"/>
-      <w:bookmarkEnd w:id="4"/>
-    </w:p>
-    <w:p>
-      <w:pPr>
-        <w:pStyle w:val="Ttulo1"/>
-      </w:pPr>
-      <w:bookmarkStart w:id="5" w:name="_Toc224508602"/>
-      <w:r>
-        <w:lastRenderedPageBreak/>
-        <w:t>Bibliografía</w:t>
-      </w:r>
-      <w:bookmarkEnd w:id="5"/>
-    </w:p>
-    <w:p>
-      <w:pPr>
-        <w:pStyle w:val="Descripcin"/>
-        <w:jc w:val="both"/>
-        <w:rPr>
-          <w:lang w:val="en-US"/>
-        </w:rPr>
-      </w:pPr>
-    </w:p>
+        <w:id w:val="1418363330"/>
+        <w:docPartObj>
+          <w:docPartGallery w:val="Bibliographies"/>
+          <w:docPartUnique/>
+        </w:docPartObj>
+      </w:sdtPr>
+      <w:sdtContent>
+        <w:p>
+          <w:pPr>
+            <w:pStyle w:val="Ttulo1"/>
+          </w:pPr>
+          <w:r>
+            <w:t>Bibliografía</w:t>
+          </w:r>
+          <w:bookmarkEnd w:id="49"/>
+          <w:bookmarkEnd w:id="48"/>
+          <w:bookmarkEnd w:id="47"/>
+        </w:p>
+        <w:sdt>
+          <w:sdtPr>
+            <w:id w:val="111145805"/>
+            <w:bibliography/>
+          </w:sdtPr>
+          <w:sdtContent>
+            <w:p>
+              <w:r>
+                <w:fldChar w:fldCharType="begin"/>
+              </w:r>
+              <w:r>
+                <w:instrText>BIBLIOGRAPHY</w:instrText>
+              </w:r>
+              <w:r>
+                <w:fldChar w:fldCharType="separate"/>
+              </w:r>
+              <w:r>
+                <w:rPr>
+                  <w:b/>
+                  <w:bCs/>
+                  <w:noProof/>
+                </w:rPr>
+                <w:t>No hay ninguna fuente en el documento actual.</w:t>
+              </w:r>
+              <w:r>
+                <w:rPr>
+                  <w:b/>
+                  <w:bCs/>
+                </w:rPr>
+                <w:fldChar w:fldCharType="end"/>
+              </w:r>
+            </w:p>
+          </w:sdtContent>
+        </w:sdt>
+      </w:sdtContent>
+    </w:sdt>
     <w:sectPr>
-      <w:footerReference w:type="even" r:id="rId17"/>
-      <w:footerReference w:type="default" r:id="rId18"/>
+      <w:footerReference w:type="even" r:id="rId19"/>
+      <w:footerReference w:type="default" r:id="rId20"/>
       <w:pgSz w:w="11906" w:h="16838" w:code="9"/>
       <w:pgMar w:top="1418" w:right="1701" w:bottom="1418" w:left="1701" w:header="709" w:footer="709" w:gutter="0"/>
       <w:cols w:space="708"/>
@@ -4646,9 +6453,9 @@
             </wp:anchor>
           </w:drawing>
         </mc:Choice>
-        <mc:Fallback xmlns:a14="http://schemas.microsoft.com/office/drawing/2010/main" xmlns:a="http://schemas.openxmlformats.org/drawingml/2006/main">
-          <w:pict w14:anchorId="2418EF2A">
-            <v:line id="Line 10" style="position:absolute;flip:x;z-index:251657728;visibility:visible;mso-wrap-style:square;mso-width-percent:0;mso-height-percent:0;mso-wrap-distance-left:9pt;mso-wrap-distance-top:0;mso-wrap-distance-right:9pt;mso-wrap-distance-bottom:0;mso-position-horizontal:absolute;mso-position-horizontal-relative:text;mso-position-vertical:absolute;mso-position-vertical-relative:text;mso-width-percent:0;mso-height-percent:0;mso-width-relative:page;mso-height-relative:page" o:spid="_x0000_s1026" from="-8.9pt,11.25pt" to="432.1pt,11.25pt" w14:anchorId="566101A4" o:gfxdata="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"/>
+        <mc:Fallback>
+          <w:pict>
+            <v:line w14:anchorId="600FE756" id="Line 10" o:spid="_x0000_s1026" style="position:absolute;flip:x;z-index:251657728;visibility:visible;mso-wrap-style:square;mso-width-percent:0;mso-height-percent:0;mso-wrap-distance-left:9pt;mso-wrap-distance-top:0;mso-wrap-distance-right:9pt;mso-wrap-distance-bottom:0;mso-position-horizontal:absolute;mso-position-horizontal-relative:text;mso-position-vertical:absolute;mso-position-vertical-relative:text;mso-width-percent:0;mso-height-percent:0;mso-width-relative:page;mso-height-relative:page" from="-8.9pt,11.25pt" to="432.1pt,11.25pt" o:gfxdata="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"/>
           </w:pict>
         </mc:Fallback>
       </mc:AlternateContent>
@@ -10638,7 +12445,7 @@
   <w:style w:type="paragraph" w:default="1" w:styleId="Normal">
     <w:name w:val="Normal"/>
     <w:qFormat/>
-    <w:rsid w:val="00DB75AA"/>
+    <w:rsid w:val="009417A5"/>
     <w:pPr>
       <w:spacing w:before="240" w:after="120"/>
       <w:jc w:val="both"/>
@@ -10828,6 +12635,7 @@
   <w:style w:type="character" w:default="1" w:styleId="Fuentedeprrafopredeter">
     <w:name w:val="Default Paragraph Font"/>
     <w:uiPriority w:val="1"/>
+    <w:semiHidden/>
     <w:unhideWhenUsed/>
   </w:style>
   <w:style w:type="table" w:default="1" w:styleId="Tablanormal">
@@ -11989,6 +13797,59 @@
       <w:sz w:val="32"/>
     </w:rPr>
   </w:style>
+  <w:style w:type="paragraph" w:styleId="Bibliografa">
+    <w:name w:val="Bibliography"/>
+    <w:basedOn w:val="Normal"/>
+    <w:next w:val="Normal"/>
+    <w:uiPriority w:val="37"/>
+    <w:unhideWhenUsed/>
+    <w:rsid w:val="004E7816"/>
+  </w:style>
+  <w:style w:type="paragraph" w:styleId="Textocomentario">
+    <w:name w:val="annotation text"/>
+    <w:basedOn w:val="Normal"/>
+    <w:link w:val="TextocomentarioCar"/>
+    <w:unhideWhenUsed/>
+    <w:rsid w:val="00F05A3C"/>
+    <w:rPr>
+      <w:sz w:val="20"/>
+      <w:szCs w:val="20"/>
+    </w:rPr>
+  </w:style>
+  <w:style w:type="character" w:customStyle="1" w:styleId="TextocomentarioCar">
+    <w:name w:val="Texto comentario Car"/>
+    <w:basedOn w:val="Fuentedeprrafopredeter"/>
+    <w:link w:val="Textocomentario"/>
+    <w:rsid w:val="00F05A3C"/>
+    <w:rPr>
+      <w:rFonts w:ascii="Book Antiqua" w:hAnsi="Book Antiqua"/>
+    </w:rPr>
+  </w:style>
+  <w:style w:type="paragraph" w:styleId="Asuntodelcomentario">
+    <w:name w:val="annotation subject"/>
+    <w:basedOn w:val="Textocomentario"/>
+    <w:next w:val="Textocomentario"/>
+    <w:link w:val="AsuntodelcomentarioCar"/>
+    <w:semiHidden/>
+    <w:unhideWhenUsed/>
+    <w:rsid w:val="00F05A3C"/>
+    <w:rPr>
+      <w:b/>
+      <w:bCs/>
+    </w:rPr>
+  </w:style>
+  <w:style w:type="character" w:customStyle="1" w:styleId="AsuntodelcomentarioCar">
+    <w:name w:val="Asunto del comentario Car"/>
+    <w:basedOn w:val="TextocomentarioCar"/>
+    <w:link w:val="Asuntodelcomentario"/>
+    <w:semiHidden/>
+    <w:rsid w:val="00F05A3C"/>
+    <w:rPr>
+      <w:rFonts w:ascii="Book Antiqua" w:hAnsi="Book Antiqua"/>
+      <w:b/>
+      <w:bCs/>
+    </w:rPr>
+  </w:style>
 </w:styles>
 </file>
 
@@ -12276,6 +14137,27 @@
 </file>
 
 <file path=customXml/item1.xml><?xml version="1.0" encoding="utf-8"?>
+<b:Sources xmlns:b="http://schemas.openxmlformats.org/officeDocument/2006/bibliography" xmlns="http://schemas.openxmlformats.org/officeDocument/2006/bibliography" SelectedStyle="\APASixthEditionOfficeOnline.xsl" StyleName="APA" Version="6"/>
+</file>
+
+<file path=customXml/item2.xml><?xml version="1.0" encoding="utf-8"?>
+<?mso-contentType ?>
+<FormTemplates xmlns="http://schemas.microsoft.com/sharepoint/v3/contenttype/forms">
+  <Display>DocumentLibraryForm</Display>
+  <Edit>DocumentLibraryForm</Edit>
+  <New>DocumentLibraryForm</New>
+</FormTemplates>
+</file>
+
+<file path=customXml/item3.xml><?xml version="1.0" encoding="utf-8"?>
+<p:properties xmlns:p="http://schemas.microsoft.com/office/2006/metadata/properties" xmlns:xsi="http://www.w3.org/2001/XMLSchema-instance" xmlns:pc="http://schemas.microsoft.com/office/infopath/2007/PartnerControls">
+  <documentManagement>
+    <_activity xmlns="a4b5ba82-f6b6-4f0d-94e3-c298a78760ad" xsi:nil="true"/>
+  </documentManagement>
+</p:properties>
+</file>
+
+<file path=customXml/item4.xml><?xml version="1.0" encoding="utf-8"?>
 <ct:contentTypeSchema xmlns:ct="http://schemas.microsoft.com/office/2006/metadata/contentType" xmlns:ma="http://schemas.microsoft.com/office/2006/metadata/properties/metaAttributes" ct:_="" ma:_="" ma:contentTypeName="Documento" ma:contentTypeID="0x010100CFEE7A9330A3654CB9C05108B37A876B" ma:contentTypeVersion="10" ma:contentTypeDescription="Crear nuevo documento." ma:contentTypeScope="" ma:versionID="383165bf2b3a3e3c38ecfac14c1ea614">
   <xsd:schema xmlns:xsd="http://www.w3.org/2001/XMLSchema" xmlns:xs="http://www.w3.org/2001/XMLSchema" xmlns:p="http://schemas.microsoft.com/office/2006/metadata/properties" xmlns:ns3="a4b5ba82-f6b6-4f0d-94e3-c298a78760ad" targetNamespace="http://schemas.microsoft.com/office/2006/metadata/properties" ma:root="true" ma:fieldsID="54b928053829e2b6d3e62e4247138fde" ns3:_="">
     <xsd:import namespace="a4b5ba82-f6b6-4f0d-94e3-c298a78760ad"/>
@@ -12457,28 +14339,33 @@
 </ct:contentTypeSchema>
 </file>
 
-<file path=customXml/item2.xml><?xml version="1.0" encoding="utf-8"?>
-<p:properties xmlns:p="http://schemas.microsoft.com/office/2006/metadata/properties" xmlns:xsi="http://www.w3.org/2001/XMLSchema-instance" xmlns:pc="http://schemas.microsoft.com/office/infopath/2007/PartnerControls">
-  <documentManagement>
-    <_activity xmlns="a4b5ba82-f6b6-4f0d-94e3-c298a78760ad" xsi:nil="true"/>
-  </documentManagement>
-</p:properties>
+<file path=customXml/itemProps1.xml><?xml version="1.0" encoding="utf-8"?>
+<ds:datastoreItem xmlns:ds="http://schemas.openxmlformats.org/officeDocument/2006/customXml" ds:itemID="{110A1E42-0218-4975-A2AA-BFA1706BB2B6}">
+  <ds:schemaRefs>
+    <ds:schemaRef ds:uri="http://schemas.openxmlformats.org/officeDocument/2006/bibliography"/>
+  </ds:schemaRefs>
+</ds:datastoreItem>
 </file>
 
-<file path=customXml/item3.xml><?xml version="1.0" encoding="utf-8"?>
-<b:Sources xmlns:b="http://schemas.openxmlformats.org/officeDocument/2006/bibliography" xmlns="http://schemas.openxmlformats.org/officeDocument/2006/bibliography" SelectedStyle="\APASixthEditionOfficeOnline.xsl" StyleName="APA" Version="6"/>
+<file path=customXml/itemProps2.xml><?xml version="1.0" encoding="utf-8"?>
+<ds:datastoreItem xmlns:ds="http://schemas.openxmlformats.org/officeDocument/2006/customXml" ds:itemID="{68FC53D6-4B1D-45A5-94CF-C792148F74B8}">
+  <ds:schemaRefs>
+    <ds:schemaRef ds:uri="http://schemas.microsoft.com/sharepoint/v3/contenttype/forms"/>
+  </ds:schemaRefs>
+</ds:datastoreItem>
 </file>
 
-<file path=customXml/item4.xml><?xml version="1.0" encoding="utf-8"?>
-<?mso-contentType ?>
-<FormTemplates xmlns="http://schemas.microsoft.com/sharepoint/v3/contenttype/forms">
-  <Display>DocumentLibraryForm</Display>
-  <Edit>DocumentLibraryForm</Edit>
-  <New>DocumentLibraryForm</New>
-</FormTemplates>
+<file path=customXml/itemProps3.xml><?xml version="1.0" encoding="utf-8"?>
+<ds:datastoreItem xmlns:ds="http://schemas.openxmlformats.org/officeDocument/2006/customXml" ds:itemID="{309EE98E-0D28-4A7C-A0A6-C0E416B02BA7}">
+  <ds:schemaRefs>
+    <ds:schemaRef ds:uri="http://schemas.microsoft.com/office/2006/metadata/properties"/>
+    <ds:schemaRef ds:uri="http://schemas.microsoft.com/office/infopath/2007/PartnerControls"/>
+    <ds:schemaRef ds:uri="a4b5ba82-f6b6-4f0d-94e3-c298a78760ad"/>
+  </ds:schemaRefs>
+</ds:datastoreItem>
 </file>
 
-<file path=customXml/itemProps1.xml><?xml version="1.0" encoding="utf-8"?>
+<file path=customXml/itemProps4.xml><?xml version="1.0" encoding="utf-8"?>
 <ds:datastoreItem xmlns:ds="http://schemas.openxmlformats.org/officeDocument/2006/customXml" ds:itemID="{136A37C9-2B13-4BF7-8B63-DE99629117A2}">
   <ds:schemaRefs>
     <ds:schemaRef ds:uri="http://schemas.microsoft.com/office/2006/metadata/contentType"/>
@@ -12496,32 +14383,6 @@
 </ds:datastoreItem>
 </file>
 
-<file path=customXml/itemProps2.xml><?xml version="1.0" encoding="utf-8"?>
-<ds:datastoreItem xmlns:ds="http://schemas.openxmlformats.org/officeDocument/2006/customXml" ds:itemID="{309EE98E-0D28-4A7C-A0A6-C0E416B02BA7}">
-  <ds:schemaRefs>
-    <ds:schemaRef ds:uri="http://schemas.microsoft.com/office/2006/metadata/properties"/>
-    <ds:schemaRef ds:uri="http://schemas.microsoft.com/office/infopath/2007/PartnerControls"/>
-    <ds:schemaRef ds:uri="a4b5ba82-f6b6-4f0d-94e3-c298a78760ad"/>
-  </ds:schemaRefs>
-</ds:datastoreItem>
-</file>
-
-<file path=customXml/itemProps3.xml><?xml version="1.0" encoding="utf-8"?>
-<ds:datastoreItem xmlns:ds="http://schemas.openxmlformats.org/officeDocument/2006/customXml" ds:itemID="{4271499D-4520-4918-8125-406B4565C133}">
-  <ds:schemaRefs>
-    <ds:schemaRef ds:uri="http://schemas.openxmlformats.org/officeDocument/2006/bibliography"/>
-  </ds:schemaRefs>
-</ds:datastoreItem>
-</file>
-
-<file path=customXml/itemProps4.xml><?xml version="1.0" encoding="utf-8"?>
-<ds:datastoreItem xmlns:ds="http://schemas.openxmlformats.org/officeDocument/2006/customXml" ds:itemID="{68FC53D6-4B1D-45A5-94CF-C792148F74B8}">
-  <ds:schemaRefs>
-    <ds:schemaRef ds:uri="http://schemas.microsoft.com/sharepoint/v3/contenttype/forms"/>
-  </ds:schemaRefs>
-</ds:datastoreItem>
-</file>
-
 <file path=docMetadata/LabelInfo.xml><?xml version="1.0" encoding="utf-8"?>
 <clbl:labelList xmlns:clbl="http://schemas.microsoft.com/office/2020/mipLabelMetadata">
   <clbl:label id="{bcd2701c-aa9b-4d12-ba20-f3e3b83070c1}" enabled="0" method="" siteId="{bcd2701c-aa9b-4d12-ba20-f3e3b83070c1}" removed="1"/>

--- a/documentation/Informe del trabajo.docx
+++ b/documentation/Informe del trabajo.docx
@@ -393,7 +393,7 @@
           <w:r>
             <w:fldChar w:fldCharType="separate"/>
           </w:r>
-          <w:hyperlink w:anchor="_Toc227434634" w:history="1">
+          <w:hyperlink w:anchor="_Toc227518993" w:history="1">
             <w:r>
               <w:rPr>
                 <w:rStyle w:val="Hipervnculo"/>
@@ -420,7 +420,7 @@
                 <w:noProof/>
                 <w:webHidden/>
               </w:rPr>
-              <w:instrText xml:space="preserve"> PAGEREF _Toc227434634 \h </w:instrText>
+              <w:instrText xml:space="preserve"> PAGEREF _Toc227518993 \h </w:instrText>
             </w:r>
             <w:r>
               <w:rPr>
@@ -467,7 +467,7 @@
               <w14:ligatures w14:val="standardContextual"/>
             </w:rPr>
           </w:pPr>
-          <w:hyperlink w:anchor="_Toc227434635" w:history="1">
+          <w:hyperlink w:anchor="_Toc227518994" w:history="1">
             <w:r>
               <w:rPr>
                 <w:rStyle w:val="Hipervnculo"/>
@@ -494,7 +494,7 @@
                 <w:noProof/>
                 <w:webHidden/>
               </w:rPr>
-              <w:instrText xml:space="preserve"> PAGEREF _Toc227434635 \h </w:instrText>
+              <w:instrText xml:space="preserve"> PAGEREF _Toc227518994 \h </w:instrText>
             </w:r>
             <w:r>
               <w:rPr>
@@ -540,7 +540,7 @@
               <w14:ligatures w14:val="standardContextual"/>
             </w:rPr>
           </w:pPr>
-          <w:hyperlink w:anchor="_Toc227434636" w:history="1">
+          <w:hyperlink w:anchor="_Toc227518995" w:history="1">
             <w:r>
               <w:rPr>
                 <w:rStyle w:val="Hipervnculo"/>
@@ -567,7 +567,7 @@
                 <w:noProof/>
                 <w:webHidden/>
               </w:rPr>
-              <w:instrText xml:space="preserve"> PAGEREF _Toc227434636 \h </w:instrText>
+              <w:instrText xml:space="preserve"> PAGEREF _Toc227518995 \h </w:instrText>
             </w:r>
             <w:r>
               <w:rPr>
@@ -613,7 +613,7 @@
               <w14:ligatures w14:val="standardContextual"/>
             </w:rPr>
           </w:pPr>
-          <w:hyperlink w:anchor="_Toc227434637" w:history="1">
+          <w:hyperlink w:anchor="_Toc227518996" w:history="1">
             <w:r>
               <w:rPr>
                 <w:rStyle w:val="Hipervnculo"/>
@@ -640,7 +640,7 @@
                 <w:noProof/>
                 <w:webHidden/>
               </w:rPr>
-              <w:instrText xml:space="preserve"> PAGEREF _Toc227434637 \h </w:instrText>
+              <w:instrText xml:space="preserve"> PAGEREF _Toc227518996 \h </w:instrText>
             </w:r>
             <w:r>
               <w:rPr>
@@ -687,7 +687,7 @@
               <w14:ligatures w14:val="standardContextual"/>
             </w:rPr>
           </w:pPr>
-          <w:hyperlink w:anchor="_Toc227434638" w:history="1">
+          <w:hyperlink w:anchor="_Toc227518997" w:history="1">
             <w:r>
               <w:rPr>
                 <w:rStyle w:val="Hipervnculo"/>
@@ -714,7 +714,7 @@
                 <w:noProof/>
                 <w:webHidden/>
               </w:rPr>
-              <w:instrText xml:space="preserve"> PAGEREF _Toc227434638 \h </w:instrText>
+              <w:instrText xml:space="preserve"> PAGEREF _Toc227518997 \h </w:instrText>
             </w:r>
             <w:r>
               <w:rPr>
@@ -760,7 +760,7 @@
               <w14:ligatures w14:val="standardContextual"/>
             </w:rPr>
           </w:pPr>
-          <w:hyperlink w:anchor="_Toc227434639" w:history="1">
+          <w:hyperlink w:anchor="_Toc227518998" w:history="1">
             <w:r>
               <w:rPr>
                 <w:rStyle w:val="Hipervnculo"/>
@@ -787,7 +787,7 @@
                 <w:noProof/>
                 <w:webHidden/>
               </w:rPr>
-              <w:instrText xml:space="preserve"> PAGEREF _Toc227434639 \h </w:instrText>
+              <w:instrText xml:space="preserve"> PAGEREF _Toc227518998 \h </w:instrText>
             </w:r>
             <w:r>
               <w:rPr>
@@ -833,7 +833,7 @@
               <w14:ligatures w14:val="standardContextual"/>
             </w:rPr>
           </w:pPr>
-          <w:hyperlink w:anchor="_Toc227434640" w:history="1">
+          <w:hyperlink w:anchor="_Toc227518999" w:history="1">
             <w:r>
               <w:rPr>
                 <w:rStyle w:val="Hipervnculo"/>
@@ -860,7 +860,7 @@
                 <w:noProof/>
                 <w:webHidden/>
               </w:rPr>
-              <w:instrText xml:space="preserve"> PAGEREF _Toc227434640 \h </w:instrText>
+              <w:instrText xml:space="preserve"> PAGEREF _Toc227518999 \h </w:instrText>
             </w:r>
             <w:r>
               <w:rPr>
@@ -906,7 +906,7 @@
               <w14:ligatures w14:val="standardContextual"/>
             </w:rPr>
           </w:pPr>
-          <w:hyperlink w:anchor="_Toc227434641" w:history="1">
+          <w:hyperlink w:anchor="_Toc227519000" w:history="1">
             <w:r>
               <w:rPr>
                 <w:rStyle w:val="Hipervnculo"/>
@@ -933,7 +933,7 @@
                 <w:noProof/>
                 <w:webHidden/>
               </w:rPr>
-              <w:instrText xml:space="preserve"> PAGEREF _Toc227434641 \h </w:instrText>
+              <w:instrText xml:space="preserve"> PAGEREF _Toc227519000 \h </w:instrText>
             </w:r>
             <w:r>
               <w:rPr>
@@ -979,7 +979,7 @@
               <w14:ligatures w14:val="standardContextual"/>
             </w:rPr>
           </w:pPr>
-          <w:hyperlink w:anchor="_Toc227434642" w:history="1">
+          <w:hyperlink w:anchor="_Toc227519001" w:history="1">
             <w:r>
               <w:rPr>
                 <w:rStyle w:val="Hipervnculo"/>
@@ -1006,7 +1006,7 @@
                 <w:noProof/>
                 <w:webHidden/>
               </w:rPr>
-              <w:instrText xml:space="preserve"> PAGEREF _Toc227434642 \h </w:instrText>
+              <w:instrText xml:space="preserve"> PAGEREF _Toc227519001 \h </w:instrText>
             </w:r>
             <w:r>
               <w:rPr>
@@ -1052,7 +1052,7 @@
               <w14:ligatures w14:val="standardContextual"/>
             </w:rPr>
           </w:pPr>
-          <w:hyperlink w:anchor="_Toc227434643" w:history="1">
+          <w:hyperlink w:anchor="_Toc227519002" w:history="1">
             <w:r>
               <w:rPr>
                 <w:rStyle w:val="Hipervnculo"/>
@@ -1079,7 +1079,7 @@
                 <w:noProof/>
                 <w:webHidden/>
               </w:rPr>
-              <w:instrText xml:space="preserve"> PAGEREF _Toc227434643 \h </w:instrText>
+              <w:instrText xml:space="preserve"> PAGEREF _Toc227519002 \h </w:instrText>
             </w:r>
             <w:r>
               <w:rPr>
@@ -1125,7 +1125,7 @@
               <w14:ligatures w14:val="standardContextual"/>
             </w:rPr>
           </w:pPr>
-          <w:hyperlink w:anchor="_Toc227434644" w:history="1">
+          <w:hyperlink w:anchor="_Toc227519003" w:history="1">
             <w:r>
               <w:rPr>
                 <w:rStyle w:val="Hipervnculo"/>
@@ -1152,7 +1152,7 @@
                 <w:noProof/>
                 <w:webHidden/>
               </w:rPr>
-              <w:instrText xml:space="preserve"> PAGEREF _Toc227434644 \h </w:instrText>
+              <w:instrText xml:space="preserve"> PAGEREF _Toc227519003 \h </w:instrText>
             </w:r>
             <w:r>
               <w:rPr>
@@ -1199,13 +1199,13 @@
               <w14:ligatures w14:val="standardContextual"/>
             </w:rPr>
           </w:pPr>
-          <w:hyperlink w:anchor="_Toc227434645" w:history="1">
+          <w:hyperlink w:anchor="_Toc227519004" w:history="1">
             <w:r>
               <w:rPr>
                 <w:rStyle w:val="Hipervnculo"/>
                 <w:noProof/>
               </w:rPr>
-              <w:t>3. **Apartado3**</w:t>
+              <w:t>3. Evaluación del solape de IC bootstrap trimestrales (50% y 99%)</w:t>
             </w:r>
             <w:r>
               <w:rPr>
@@ -1226,7 +1226,7 @@
                 <w:noProof/>
                 <w:webHidden/>
               </w:rPr>
-              <w:instrText xml:space="preserve"> PAGEREF _Toc227434645 \h </w:instrText>
+              <w:instrText xml:space="preserve"> PAGEREF _Toc227519004 \h </w:instrText>
             </w:r>
             <w:r>
               <w:rPr>
@@ -1272,13 +1272,13 @@
               <w14:ligatures w14:val="standardContextual"/>
             </w:rPr>
           </w:pPr>
-          <w:hyperlink w:anchor="_Toc227434646" w:history="1">
+          <w:hyperlink w:anchor="_Toc227519005" w:history="1">
             <w:r>
               <w:rPr>
                 <w:rStyle w:val="Hipervnculo"/>
                 <w:noProof/>
               </w:rPr>
-              <w:t>3.1. **Apartado3.1**</w:t>
+              <w:t>3.1. Análisis trimestral de la irradiación mediante intervalos y distribuciones bootstrap</w:t>
             </w:r>
             <w:r>
               <w:rPr>
@@ -1299,7 +1299,7 @@
                 <w:noProof/>
                 <w:webHidden/>
               </w:rPr>
-              <w:instrText xml:space="preserve"> PAGEREF _Toc227434646 \h </w:instrText>
+              <w:instrText xml:space="preserve"> PAGEREF _Toc227519005 \h </w:instrText>
             </w:r>
             <w:r>
               <w:rPr>
@@ -1320,6 +1320,152 @@
                 <w:webHidden/>
               </w:rPr>
               <w:t>13</w:t>
+            </w:r>
+            <w:r>
+              <w:rPr>
+                <w:noProof/>
+                <w:webHidden/>
+              </w:rPr>
+              <w:fldChar w:fldCharType="end"/>
+            </w:r>
+          </w:hyperlink>
+        </w:p>
+        <w:p>
+          <w:pPr>
+            <w:pStyle w:val="TDC2"/>
+            <w:tabs>
+              <w:tab w:val="right" w:leader="dot" w:pos="8494"/>
+            </w:tabs>
+            <w:rPr>
+              <w:rFonts w:asciiTheme="minorHAnsi" w:eastAsiaTheme="minorEastAsia" w:hAnsiTheme="minorHAnsi" w:cstheme="minorBidi"/>
+              <w:smallCaps w:val="0"/>
+              <w:noProof/>
+              <w:kern w:val="2"/>
+              <w:sz w:val="24"/>
+              <w14:ligatures w14:val="standardContextual"/>
+            </w:rPr>
+          </w:pPr>
+          <w:hyperlink w:anchor="_Toc227519006" w:history="1">
+            <w:r>
+              <w:rPr>
+                <w:rStyle w:val="Hipervnculo"/>
+                <w:noProof/>
+              </w:rPr>
+              <w:t>3.2. Análisis trimestral de la temperatura mediante intervalos y distribuciones bootstrap</w:t>
+            </w:r>
+            <w:r>
+              <w:rPr>
+                <w:noProof/>
+                <w:webHidden/>
+              </w:rPr>
+              <w:tab/>
+            </w:r>
+            <w:r>
+              <w:rPr>
+                <w:noProof/>
+                <w:webHidden/>
+              </w:rPr>
+              <w:fldChar w:fldCharType="begin"/>
+            </w:r>
+            <w:r>
+              <w:rPr>
+                <w:noProof/>
+                <w:webHidden/>
+              </w:rPr>
+              <w:instrText xml:space="preserve"> PAGEREF _Toc227519006 \h </w:instrText>
+            </w:r>
+            <w:r>
+              <w:rPr>
+                <w:noProof/>
+                <w:webHidden/>
+              </w:rPr>
+            </w:r>
+            <w:r>
+              <w:rPr>
+                <w:noProof/>
+                <w:webHidden/>
+              </w:rPr>
+              <w:fldChar w:fldCharType="separate"/>
+            </w:r>
+            <w:r>
+              <w:rPr>
+                <w:noProof/>
+                <w:webHidden/>
+              </w:rPr>
+              <w:t>14</w:t>
+            </w:r>
+            <w:r>
+              <w:rPr>
+                <w:noProof/>
+                <w:webHidden/>
+              </w:rPr>
+              <w:fldChar w:fldCharType="end"/>
+            </w:r>
+          </w:hyperlink>
+        </w:p>
+        <w:p>
+          <w:pPr>
+            <w:pStyle w:val="TDC2"/>
+            <w:tabs>
+              <w:tab w:val="right" w:leader="dot" w:pos="8494"/>
+            </w:tabs>
+            <w:rPr>
+              <w:rFonts w:asciiTheme="minorHAnsi" w:eastAsiaTheme="minorEastAsia" w:hAnsiTheme="minorHAnsi" w:cstheme="minorBidi"/>
+              <w:smallCaps w:val="0"/>
+              <w:noProof/>
+              <w:kern w:val="2"/>
+              <w:sz w:val="24"/>
+              <w14:ligatures w14:val="standardContextual"/>
+            </w:rPr>
+          </w:pPr>
+          <w:hyperlink w:anchor="_Toc227519007" w:history="1">
+            <w:r>
+              <w:rPr>
+                <w:rStyle w:val="Hipervnculo"/>
+                <w:noProof/>
+              </w:rPr>
+              <w:t>3.3. Análisis trimestral de la precipitación mediante intervalos y distribuciones bootstrap</w:t>
+            </w:r>
+            <w:r>
+              <w:rPr>
+                <w:noProof/>
+                <w:webHidden/>
+              </w:rPr>
+              <w:tab/>
+            </w:r>
+            <w:r>
+              <w:rPr>
+                <w:noProof/>
+                <w:webHidden/>
+              </w:rPr>
+              <w:fldChar w:fldCharType="begin"/>
+            </w:r>
+            <w:r>
+              <w:rPr>
+                <w:noProof/>
+                <w:webHidden/>
+              </w:rPr>
+              <w:instrText xml:space="preserve"> PAGEREF _Toc227519007 \h </w:instrText>
+            </w:r>
+            <w:r>
+              <w:rPr>
+                <w:noProof/>
+                <w:webHidden/>
+              </w:rPr>
+            </w:r>
+            <w:r>
+              <w:rPr>
+                <w:noProof/>
+                <w:webHidden/>
+              </w:rPr>
+              <w:fldChar w:fldCharType="separate"/>
+            </w:r>
+            <w:r>
+              <w:rPr>
+                <w:noProof/>
+                <w:webHidden/>
+              </w:rPr>
+              <w:t>16</w:t>
             </w:r>
             <w:r>
               <w:rPr>
@@ -1346,7 +1492,7 @@
               <w14:ligatures w14:val="standardContextual"/>
             </w:rPr>
           </w:pPr>
-          <w:hyperlink w:anchor="_Toc227434647" w:history="1">
+          <w:hyperlink w:anchor="_Toc227519008" w:history="1">
             <w:r>
               <w:rPr>
                 <w:rStyle w:val="Hipervnculo"/>
@@ -1373,7 +1519,7 @@
                 <w:noProof/>
                 <w:webHidden/>
               </w:rPr>
-              <w:instrText xml:space="preserve"> PAGEREF _Toc227434647 \h </w:instrText>
+              <w:instrText xml:space="preserve"> PAGEREF _Toc227519008 \h </w:instrText>
             </w:r>
             <w:r>
               <w:rPr>
@@ -1393,7 +1539,7 @@
                 <w:noProof/>
                 <w:webHidden/>
               </w:rPr>
-              <w:t>14</w:t>
+              <w:t>18</w:t>
             </w:r>
             <w:r>
               <w:rPr>
@@ -1419,7 +1565,7 @@
               <w14:ligatures w14:val="standardContextual"/>
             </w:rPr>
           </w:pPr>
-          <w:hyperlink w:anchor="_Toc227434648" w:history="1">
+          <w:hyperlink w:anchor="_Toc227519009" w:history="1">
             <w:r>
               <w:rPr>
                 <w:rStyle w:val="Hipervnculo"/>
@@ -1446,7 +1592,7 @@
                 <w:noProof/>
                 <w:webHidden/>
               </w:rPr>
-              <w:instrText xml:space="preserve"> PAGEREF _Toc227434648 \h </w:instrText>
+              <w:instrText xml:space="preserve"> PAGEREF _Toc227519009 \h </w:instrText>
             </w:r>
             <w:r>
               <w:rPr>
@@ -1466,7 +1612,7 @@
                 <w:noProof/>
                 <w:webHidden/>
               </w:rPr>
-              <w:t>14</w:t>
+              <w:t>18</w:t>
             </w:r>
             <w:r>
               <w:rPr>
@@ -1493,7 +1639,7 @@
               <w14:ligatures w14:val="standardContextual"/>
             </w:rPr>
           </w:pPr>
-          <w:hyperlink w:anchor="_Toc227434649" w:history="1">
+          <w:hyperlink w:anchor="_Toc227519010" w:history="1">
             <w:r>
               <w:rPr>
                 <w:rStyle w:val="Hipervnculo"/>
@@ -1520,7 +1666,7 @@
                 <w:noProof/>
                 <w:webHidden/>
               </w:rPr>
-              <w:instrText xml:space="preserve"> PAGEREF _Toc227434649 \h </w:instrText>
+              <w:instrText xml:space="preserve"> PAGEREF _Toc227519010 \h </w:instrText>
             </w:r>
             <w:r>
               <w:rPr>
@@ -1540,7 +1686,7 @@
                 <w:noProof/>
                 <w:webHidden/>
               </w:rPr>
-              <w:t>15</w:t>
+              <w:t>19</w:t>
             </w:r>
             <w:r>
               <w:rPr>
@@ -1567,7 +1713,7 @@
               <w14:ligatures w14:val="standardContextual"/>
             </w:rPr>
           </w:pPr>
-          <w:hyperlink w:anchor="_Toc227434650" w:history="1">
+          <w:hyperlink w:anchor="_Toc227519011" w:history="1">
             <w:r>
               <w:rPr>
                 <w:rStyle w:val="Hipervnculo"/>
@@ -1594,7 +1740,7 @@
                 <w:noProof/>
                 <w:webHidden/>
               </w:rPr>
-              <w:instrText xml:space="preserve"> PAGEREF _Toc227434650 \h </w:instrText>
+              <w:instrText xml:space="preserve"> PAGEREF _Toc227519011 \h </w:instrText>
             </w:r>
             <w:r>
               <w:rPr>
@@ -1614,7 +1760,7 @@
                 <w:noProof/>
                 <w:webHidden/>
               </w:rPr>
-              <w:t>16</w:t>
+              <w:t>20</w:t>
             </w:r>
             <w:r>
               <w:rPr>
@@ -1641,7 +1787,7 @@
               <w14:ligatures w14:val="standardContextual"/>
             </w:rPr>
           </w:pPr>
-          <w:hyperlink w:anchor="_Toc227434651" w:history="1">
+          <w:hyperlink w:anchor="_Toc227519012" w:history="1">
             <w:r>
               <w:rPr>
                 <w:rStyle w:val="Hipervnculo"/>
@@ -1668,7 +1814,7 @@
                 <w:noProof/>
                 <w:webHidden/>
               </w:rPr>
-              <w:instrText xml:space="preserve"> PAGEREF _Toc227434651 \h </w:instrText>
+              <w:instrText xml:space="preserve"> PAGEREF _Toc227519012 \h </w:instrText>
             </w:r>
             <w:r>
               <w:rPr>
@@ -1688,7 +1834,7 @@
                 <w:noProof/>
                 <w:webHidden/>
               </w:rPr>
-              <w:t>17</w:t>
+              <w:t>21</w:t>
             </w:r>
             <w:r>
               <w:rPr>
@@ -1715,7 +1861,7 @@
               <w14:ligatures w14:val="standardContextual"/>
             </w:rPr>
           </w:pPr>
-          <w:hyperlink w:anchor="_Toc227434652" w:history="1">
+          <w:hyperlink w:anchor="_Toc227519013" w:history="1">
             <w:r>
               <w:rPr>
                 <w:rStyle w:val="Hipervnculo"/>
@@ -1742,7 +1888,7 @@
                 <w:noProof/>
                 <w:webHidden/>
               </w:rPr>
-              <w:instrText xml:space="preserve"> PAGEREF _Toc227434652 \h </w:instrText>
+              <w:instrText xml:space="preserve"> PAGEREF _Toc227519013 \h </w:instrText>
             </w:r>
             <w:r>
               <w:rPr>
@@ -1762,7 +1908,7 @@
                 <w:noProof/>
                 <w:webHidden/>
               </w:rPr>
-              <w:t>18</w:t>
+              <w:t>22</w:t>
             </w:r>
             <w:r>
               <w:rPr>
@@ -1792,7 +1938,7 @@
         <w:pStyle w:val="Ttulo1"/>
       </w:pPr>
       <w:bookmarkStart w:id="0" w:name="_Toc226557322"/>
-      <w:bookmarkStart w:id="1" w:name="_Toc227434634"/>
+      <w:bookmarkStart w:id="1" w:name="_Toc227518993"/>
       <w:r>
         <w:lastRenderedPageBreak/>
         <w:t>Introducción</w:t>
@@ -1840,7 +1986,7 @@
         <w:pStyle w:val="Ttulo1"/>
       </w:pPr>
       <w:bookmarkStart w:id="2" w:name="_Toc227430910"/>
-      <w:bookmarkStart w:id="3" w:name="_Toc227434635"/>
+      <w:bookmarkStart w:id="3" w:name="_Toc227518994"/>
       <w:r>
         <w:lastRenderedPageBreak/>
         <w:t>Contrastes de hipótesis para la media de la temperatura de la celda 01 en los meses de verano</w:t>
@@ -1856,7 +2002,7 @@
       <w:bookmarkStart w:id="5" w:name="_Toc227430928"/>
       <w:bookmarkStart w:id="6" w:name="_Ref224508194"/>
       <w:bookmarkStart w:id="7" w:name="_Toc226557328"/>
-      <w:bookmarkStart w:id="8" w:name="_Toc227434636"/>
+      <w:bookmarkStart w:id="8" w:name="_Toc227518995"/>
       <w:r>
         <w:t>Contraste para la afirmación del analista 1 (media superior a 30 °C)</w:t>
       </w:r>
@@ -2081,6 +2227,18 @@
                     <w:rFonts w:ascii="Cambria Math" w:hAnsi="Cambria Math"/>
                   </w:rPr>
                   <m:t>≈28,6746</m:t>
+                </m:r>
+                <m:r>
+                  <w:rPr>
+                    <w:rFonts w:ascii="Cambria Math" w:hAnsi="Cambria Math"/>
+                  </w:rPr>
+                  <m:t xml:space="preserve"> </m:t>
+                </m:r>
+                <m:r>
+                  <w:rPr>
+                    <w:rFonts w:ascii="Cambria Math" w:hAnsi="Cambria Math"/>
+                  </w:rPr>
+                  <m:t>°C</m:t>
                 </m:r>
               </m:oMath>
             </m:oMathPara>
@@ -2371,6 +2529,18 @@
                     <w:rFonts w:ascii="Cambria Math" w:hAnsi="Cambria Math"/>
                   </w:rPr>
                   <m:t>≈28,5394</m:t>
+                </m:r>
+                <m:r>
+                  <w:rPr>
+                    <w:rFonts w:ascii="Cambria Math" w:hAnsi="Cambria Math"/>
+                  </w:rPr>
+                  <m:t xml:space="preserve"> </m:t>
+                </m:r>
+                <m:r>
+                  <w:rPr>
+                    <w:rFonts w:ascii="Cambria Math" w:hAnsi="Cambria Math"/>
+                  </w:rPr>
+                  <m:t>°C</m:t>
                 </m:r>
               </m:oMath>
             </m:oMathPara>
@@ -2472,6 +2642,18 @@
                 </w:rPr>
                 <m:t>⇔μ&gt;30</m:t>
               </m:r>
+              <m:r>
+                <w:rPr>
+                  <w:rFonts w:ascii="Cambria Math" w:hAnsi="Cambria Math"/>
+                </w:rPr>
+                <m:t xml:space="preserve"> </m:t>
+              </m:r>
+              <m:r>
+                <w:rPr>
+                  <w:rFonts w:ascii="Cambria Math" w:hAnsi="Cambria Math"/>
+                </w:rPr>
+                <m:t>°C</m:t>
+              </m:r>
             </m:oMath>
             <w:r>
               <w:t>)</w:t>
@@ -2669,20 +2851,13 @@
           <w:b/>
           <w:bCs/>
         </w:rPr>
-        <w:instrText xml:space="preserve"> REF _Ref227434131 \h </w:instrText>
+        <w:instrText xml:space="preserve"> REF _Ref227434131 \h  \* MERGEFORMAT </w:instrText>
       </w:r>
       <w:r>
         <w:rPr>
           <w:b/>
           <w:bCs/>
         </w:rPr>
-      </w:r>
-      <w:r>
-        <w:rPr>
-          <w:b/>
-          <w:bCs/>
-        </w:rPr>
-        <w:instrText xml:space="preserve"> \* MERGEFORMAT </w:instrText>
       </w:r>
       <w:r>
         <w:rPr>
@@ -2730,9 +2905,21 @@
           </w:rPr>
           <m:t>28,67</m:t>
         </m:r>
+        <m:r>
+          <w:rPr>
+            <w:rFonts w:ascii="Cambria Math" w:hAnsi="Cambria Math"/>
+          </w:rPr>
+          <m:t xml:space="preserve"> </m:t>
+        </m:r>
+        <m:r>
+          <w:rPr>
+            <w:rFonts w:ascii="Cambria Math" w:hAnsi="Cambria Math"/>
+          </w:rPr>
+          <m:t>°C</m:t>
+        </m:r>
       </m:oMath>
       <w:r>
-        <w:t xml:space="preserve"> grados Celsius y una desviación estándar de </w:t>
+        <w:t xml:space="preserve"> y una desviación estándar de </w:t>
       </w:r>
       <m:oMath>
         <m:r>
@@ -2816,6 +3003,18 @@
           </w:rPr>
           <m:t>⇔μ=30</m:t>
         </m:r>
+        <m:r>
+          <w:rPr>
+            <w:rFonts w:ascii="Cambria Math" w:hAnsi="Cambria Math"/>
+          </w:rPr>
+          <m:t xml:space="preserve"> </m:t>
+        </m:r>
+        <m:r>
+          <w:rPr>
+            <w:rFonts w:ascii="Cambria Math" w:hAnsi="Cambria Math"/>
+          </w:rPr>
+          <m:t>°C</m:t>
+        </m:r>
       </m:oMath>
     </w:p>
     <w:p>
@@ -2868,6 +3067,18 @@
             <w:rFonts w:ascii="Cambria Math" w:hAnsi="Cambria Math"/>
           </w:rPr>
           <m:t>⇔μ&gt;30</m:t>
+        </m:r>
+        <m:r>
+          <w:rPr>
+            <w:rFonts w:ascii="Cambria Math" w:hAnsi="Cambria Math"/>
+          </w:rPr>
+          <m:t xml:space="preserve"> </m:t>
+        </m:r>
+        <m:r>
+          <w:rPr>
+            <w:rFonts w:ascii="Cambria Math" w:hAnsi="Cambria Math"/>
+          </w:rPr>
+          <m:t>°C</m:t>
         </m:r>
       </m:oMath>
     </w:p>
@@ -3139,6 +3350,18 @@
           </w:rPr>
           <m:t>μ=30</m:t>
         </m:r>
+        <m:r>
+          <w:rPr>
+            <w:rFonts w:ascii="Cambria Math" w:hAnsi="Cambria Math"/>
+          </w:rPr>
+          <m:t xml:space="preserve"> </m:t>
+        </m:r>
+        <m:r>
+          <w:rPr>
+            <w:rFonts w:ascii="Cambria Math" w:hAnsi="Cambria Math"/>
+          </w:rPr>
+          <m:t>°C</m:t>
+        </m:r>
       </m:oMath>
       <w:r>
         <w:t xml:space="preserve"> </w:t>
@@ -3197,7 +3420,7 @@
       </w:pPr>
       <w:bookmarkStart w:id="10" w:name="_Toc227430912"/>
       <w:bookmarkStart w:id="11" w:name="_Toc227430929"/>
-      <w:bookmarkStart w:id="12" w:name="_Toc227434637"/>
+      <w:bookmarkStart w:id="12" w:name="_Toc227518996"/>
       <w:r>
         <w:t xml:space="preserve">Contraste para la afirmación del analista </w:t>
       </w:r>
@@ -3423,6 +3646,18 @@
                     <w:rFonts w:ascii="Cambria Math" w:hAnsi="Cambria Math"/>
                   </w:rPr>
                   <m:t>≈28,6746</m:t>
+                </m:r>
+                <m:r>
+                  <w:rPr>
+                    <w:rFonts w:ascii="Cambria Math" w:hAnsi="Cambria Math"/>
+                  </w:rPr>
+                  <m:t xml:space="preserve"> </m:t>
+                </m:r>
+                <m:r>
+                  <w:rPr>
+                    <w:rFonts w:ascii="Cambria Math" w:hAnsi="Cambria Math"/>
+                  </w:rPr>
+                  <m:t>°C</m:t>
                 </m:r>
               </m:oMath>
             </m:oMathPara>
@@ -3719,6 +3954,18 @@
                     <w:rFonts w:ascii="Cambria Math" w:hAnsi="Cambria Math"/>
                   </w:rPr>
                   <m:t>≈28,8098</m:t>
+                </m:r>
+                <m:r>
+                  <w:rPr>
+                    <w:rFonts w:ascii="Cambria Math" w:hAnsi="Cambria Math"/>
+                  </w:rPr>
+                  <m:t xml:space="preserve"> </m:t>
+                </m:r>
+                <m:r>
+                  <w:rPr>
+                    <w:rFonts w:ascii="Cambria Math" w:hAnsi="Cambria Math"/>
+                  </w:rPr>
+                  <m:t>°C</m:t>
                 </m:r>
               </m:oMath>
             </m:oMathPara>
@@ -3819,6 +4066,18 @@
                   <w:rFonts w:ascii="Cambria Math" w:hAnsi="Cambria Math"/>
                 </w:rPr>
                 <m:t>⇔μ&lt;30</m:t>
+              </m:r>
+              <m:r>
+                <w:rPr>
+                  <w:rFonts w:ascii="Cambria Math" w:hAnsi="Cambria Math"/>
+                </w:rPr>
+                <m:t xml:space="preserve"> </m:t>
+              </m:r>
+              <m:r>
+                <w:rPr>
+                  <w:rFonts w:ascii="Cambria Math" w:hAnsi="Cambria Math"/>
+                </w:rPr>
+                <m:t>°C</m:t>
               </m:r>
             </m:oMath>
             <w:r>
@@ -4210,6 +4469,18 @@
           </w:rPr>
           <m:t>30</m:t>
         </m:r>
+        <m:r>
+          <w:rPr>
+            <w:rFonts w:ascii="Cambria Math" w:hAnsi="Cambria Math"/>
+          </w:rPr>
+          <m:t xml:space="preserve"> </m:t>
+        </m:r>
+        <m:r>
+          <w:rPr>
+            <w:rFonts w:ascii="Cambria Math" w:hAnsi="Cambria Math"/>
+          </w:rPr>
+          <m:t>°C</m:t>
+        </m:r>
       </m:oMath>
       <w:r>
         <w:t>.</w:t>
@@ -4260,6 +4531,18 @@
             <w:rFonts w:ascii="Cambria Math" w:hAnsi="Cambria Math"/>
           </w:rPr>
           <m:t>⇔μ&lt;30</m:t>
+        </m:r>
+        <m:r>
+          <w:rPr>
+            <w:rFonts w:ascii="Cambria Math" w:hAnsi="Cambria Math"/>
+          </w:rPr>
+          <m:t xml:space="preserve"> </m:t>
+        </m:r>
+        <m:r>
+          <w:rPr>
+            <w:rFonts w:ascii="Cambria Math" w:hAnsi="Cambria Math"/>
+          </w:rPr>
+          <m:t>°C</m:t>
         </m:r>
       </m:oMath>
       <w:r>
@@ -4456,6 +4739,18 @@
           </w:rPr>
           <m:t>⇔μ&lt;30</m:t>
         </m:r>
+        <m:r>
+          <w:rPr>
+            <w:rFonts w:ascii="Cambria Math" w:hAnsi="Cambria Math"/>
+          </w:rPr>
+          <m:t xml:space="preserve"> </m:t>
+        </m:r>
+        <m:r>
+          <w:rPr>
+            <w:rFonts w:ascii="Cambria Math" w:hAnsi="Cambria Math"/>
+          </w:rPr>
+          <m:t>°C</m:t>
+        </m:r>
       </m:oMath>
       <w:r>
         <w:t>.</w:t>
@@ -4475,6 +4770,18 @@
           </w:rPr>
           <m:t>μ=30</m:t>
         </m:r>
+        <m:r>
+          <w:rPr>
+            <w:rFonts w:ascii="Cambria Math" w:hAnsi="Cambria Math"/>
+          </w:rPr>
+          <m:t xml:space="preserve"> </m:t>
+        </m:r>
+        <m:r>
+          <w:rPr>
+            <w:rFonts w:ascii="Cambria Math" w:hAnsi="Cambria Math"/>
+          </w:rPr>
+          <m:t>°C</m:t>
+        </m:r>
       </m:oMath>
       <w:r>
         <w:t>, lo que indica que la estimación obtenida es inferior al valor planteado en la hipótesis nula.</w:t>
@@ -4492,6 +4799,18 @@
           </w:rPr>
           <m:t>μ=30</m:t>
         </m:r>
+        <m:r>
+          <w:rPr>
+            <w:rFonts w:ascii="Cambria Math" w:hAnsi="Cambria Math"/>
+          </w:rPr>
+          <m:t xml:space="preserve"> </m:t>
+        </m:r>
+        <m:r>
+          <w:rPr>
+            <w:rFonts w:ascii="Cambria Math" w:hAnsi="Cambria Math"/>
+          </w:rPr>
+          <m:t>°C</m:t>
+        </m:r>
       </m:oMath>
       <w:r>
         <w:t xml:space="preserve"> queda fuera del intervalo de confianza unilateral, ya que se encuentra a la derecha del límite superior representado en el gráfico.</w:t>
@@ -4519,6 +4838,18 @@
           </w:rPr>
           <m:t>30</m:t>
         </m:r>
+        <m:r>
+          <w:rPr>
+            <w:rFonts w:ascii="Cambria Math" w:hAnsi="Cambria Math"/>
+          </w:rPr>
+          <m:t xml:space="preserve"> </m:t>
+        </m:r>
+        <m:r>
+          <w:rPr>
+            <w:rFonts w:ascii="Cambria Math" w:hAnsi="Cambria Math"/>
+          </w:rPr>
+          <m:t>°C</m:t>
+        </m:r>
       </m:oMath>
       <w:r>
         <w:t>.</w:t>
@@ -4550,7 +4881,7 @@
         <w:pStyle w:val="Ttulo1"/>
       </w:pPr>
       <w:bookmarkStart w:id="13" w:name="_Toc227430913"/>
-      <w:bookmarkStart w:id="14" w:name="_Toc227434638"/>
+      <w:bookmarkStart w:id="14" w:name="_Toc227518997"/>
       <w:bookmarkEnd w:id="6"/>
       <w:bookmarkEnd w:id="7"/>
       <w:r>
@@ -4566,7 +4897,7 @@
       </w:pPr>
       <w:bookmarkStart w:id="15" w:name="_Toc227430914"/>
       <w:bookmarkStart w:id="16" w:name="_Toc227430930"/>
-      <w:bookmarkStart w:id="17" w:name="_Toc227434639"/>
+      <w:bookmarkStart w:id="17" w:name="_Toc227518998"/>
       <w:r>
         <w:t>Normalidad trimestral de la temperatura en la celda 01</w:t>
       </w:r>
@@ -4914,13 +5245,13 @@
           <w:b/>
           <w:bCs/>
         </w:rPr>
+        <w:instrText xml:space="preserve"> \* MERGEFORMAT </w:instrText>
       </w:r>
       <w:r>
         <w:rPr>
           <w:b/>
           <w:bCs/>
         </w:rPr>
-        <w:instrText xml:space="preserve"> \* MERGEFORMAT </w:instrText>
       </w:r>
       <w:r>
         <w:rPr>
@@ -4975,7 +5306,7 @@
       </w:pPr>
       <w:bookmarkStart w:id="19" w:name="_Toc227430915"/>
       <w:bookmarkStart w:id="20" w:name="_Toc227430931"/>
-      <w:bookmarkStart w:id="21" w:name="_Toc227434640"/>
+      <w:bookmarkStart w:id="21" w:name="_Toc227518999"/>
       <w:r>
         <w:lastRenderedPageBreak/>
         <w:t>Normalidad trimestral de la irradiación en la celda 01</w:t>
@@ -5198,13 +5529,13 @@
           <w:b/>
           <w:bCs/>
         </w:rPr>
+        <w:instrText xml:space="preserve"> \* MERGEFORMAT </w:instrText>
       </w:r>
       <w:r>
         <w:rPr>
           <w:b/>
           <w:bCs/>
         </w:rPr>
-        <w:instrText xml:space="preserve"> \* MERGEFORMAT </w:instrText>
       </w:r>
       <w:r>
         <w:rPr>
@@ -5255,7 +5586,7 @@
       </w:pPr>
       <w:bookmarkStart w:id="23" w:name="_Toc227430916"/>
       <w:bookmarkStart w:id="24" w:name="_Toc227430932"/>
-      <w:bookmarkStart w:id="25" w:name="_Toc227434641"/>
+      <w:bookmarkStart w:id="25" w:name="_Toc227519000"/>
       <w:r>
         <w:t>Normalidad trimestral de la precipitación en la celda 01</w:t>
       </w:r>
@@ -5450,7 +5781,7 @@
       </w:pPr>
       <w:bookmarkStart w:id="26" w:name="_Toc227430917"/>
       <w:bookmarkStart w:id="27" w:name="_Toc227430933"/>
-      <w:bookmarkStart w:id="28" w:name="_Toc227434642"/>
+      <w:bookmarkStart w:id="28" w:name="_Toc227519001"/>
       <w:r>
         <w:t>Ajuste paramétrico y kernel de la temperatura en la celda 01</w:t>
       </w:r>
@@ -5593,7 +5924,7 @@
       </w:pPr>
       <w:bookmarkStart w:id="29" w:name="_Toc227430918"/>
       <w:bookmarkStart w:id="30" w:name="_Toc227430934"/>
-      <w:bookmarkStart w:id="31" w:name="_Toc227434643"/>
+      <w:bookmarkStart w:id="31" w:name="_Toc227519002"/>
       <w:r>
         <w:t>Ajuste paramétrico y kernel de la irradiación en la celda 01</w:t>
       </w:r>
@@ -5720,7 +6051,7 @@
       </w:pPr>
       <w:bookmarkStart w:id="32" w:name="_Toc227430919"/>
       <w:bookmarkStart w:id="33" w:name="_Toc227430935"/>
-      <w:bookmarkStart w:id="34" w:name="_Toc227434644"/>
+      <w:bookmarkStart w:id="34" w:name="_Toc227519003"/>
       <w:r>
         <w:t>Ajuste paramétrico y kernel de la precipitación en la celda 01</w:t>
       </w:r>
@@ -5863,95 +6194,4550 @@
       <w:pPr>
         <w:pStyle w:val="Ttulo1"/>
       </w:pPr>
-      <w:bookmarkStart w:id="35" w:name="_Toc227434645"/>
+      <w:bookmarkStart w:id="35" w:name="_Toc227519004"/>
       <w:r>
         <w:lastRenderedPageBreak/>
-        <w:t>**Apartado3**</w:t>
+        <w:t>Evaluación del solape de IC bootstrap trimestrales (50% y 99%)</w:t>
       </w:r>
       <w:bookmarkEnd w:id="35"/>
     </w:p>
     <w:p>
       <w:pPr>
         <w:pStyle w:val="Ttulo2"/>
-      </w:pPr>
-      <w:bookmarkStart w:id="36" w:name="_Toc227434646"/>
-      <w:r>
-        <w:t>**Apartado3.1**</w:t>
+        <w:spacing w:before="240" w:after="120"/>
+      </w:pPr>
+      <w:bookmarkStart w:id="36" w:name="_Toc227519005"/>
+      <w:r>
+        <w:t>Análisis trimestral de la irradiación mediante intervalos y distribuciones bootstrap</w:t>
       </w:r>
       <w:bookmarkEnd w:id="36"/>
     </w:p>
-    <w:p/>
     <w:p>
       <w:pPr>
-        <w:spacing w:before="0" w:after="0"/>
         <w:jc w:val="left"/>
       </w:pPr>
+      <w:r>
+        <w:t xml:space="preserve">En este subapartado se </w:t>
+      </w:r>
+      <w:r>
+        <w:t>muestran</w:t>
+      </w:r>
+      <w:r>
+        <w:t xml:space="preserve"> los intervalos de confianza</w:t>
+      </w:r>
+      <w:r>
+        <w:t xml:space="preserve"> mediante</w:t>
+      </w:r>
+      <w:r>
+        <w:t xml:space="preserve"> bootstrap y de las distribuciones bootstrap de la media trimestral de irradiación en la celda 01, con niveles de confianza del 50% y del 99%</w:t>
+      </w:r>
+      <w:r>
+        <w:t>.</w:t>
+      </w:r>
     </w:p>
     <w:p>
       <w:pPr>
-        <w:spacing w:before="0" w:after="0"/>
         <w:jc w:val="left"/>
       </w:pPr>
+      <w:r>
+        <w:t xml:space="preserve">Como punto de partida, resulta necesario </w:t>
+      </w:r>
+      <w:r>
+        <w:t>comparar los dos intervalos de confianza, tanto entre sí como en comparación a la evolución trimestral de la media</w:t>
+      </w:r>
+      <w:r>
+        <w:t>; por ello, se emplea inicialmente la gráfica de intervalos de confianza junto con la tabla numérica de soporte.</w:t>
+      </w:r>
     </w:p>
     <w:p>
       <w:pPr>
-        <w:spacing w:before="0" w:after="0"/>
-        <w:jc w:val="left"/>
-      </w:pPr>
-      <w:r>
-        <w:br w:type="page"/>
+        <w:keepNext/>
+        <w:jc w:val="center"/>
+      </w:pPr>
+      <w:r>
+        <w:rPr>
+          <w:noProof/>
+        </w:rPr>
+        <w:drawing>
+          <wp:inline distT="0" distB="0" distL="0" distR="0" wp14:anchorId="5881B964" wp14:editId="01314932">
+            <wp:extent cx="4680000" cy="2322938"/>
+            <wp:effectExtent l="0" t="0" r="6350" b="1270"/>
+            <wp:docPr id="1744839937" name="Imagen 8"/>
+            <wp:cNvGraphicFramePr>
+              <a:graphicFrameLocks xmlns:a="http://schemas.openxmlformats.org/drawingml/2006/main" noChangeAspect="1"/>
+            </wp:cNvGraphicFramePr>
+            <a:graphic xmlns:a="http://schemas.openxmlformats.org/drawingml/2006/main">
+              <a:graphicData uri="http://schemas.openxmlformats.org/drawingml/2006/picture">
+                <pic:pic xmlns:pic="http://schemas.openxmlformats.org/drawingml/2006/picture">
+                  <pic:nvPicPr>
+                    <pic:cNvPr id="0" name="Picture 13"/>
+                    <pic:cNvPicPr>
+                      <a:picLocks noChangeAspect="1" noChangeArrowheads="1"/>
+                    </pic:cNvPicPr>
+                  </pic:nvPicPr>
+                  <pic:blipFill>
+                    <a:blip r:embed="rId19" cstate="print">
+                      <a:extLst>
+                        <a:ext uri="{28A0092B-C50C-407E-A947-70E740481C1C}">
+                          <a14:useLocalDpi xmlns:a14="http://schemas.microsoft.com/office/drawing/2010/main" val="0"/>
+                        </a:ext>
+                      </a:extLst>
+                    </a:blip>
+                    <a:srcRect/>
+                    <a:stretch>
+                      <a:fillRect/>
+                    </a:stretch>
+                  </pic:blipFill>
+                  <pic:spPr bwMode="auto">
+                    <a:xfrm>
+                      <a:off x="0" y="0"/>
+                      <a:ext cx="4680000" cy="2322938"/>
+                    </a:xfrm>
+                    <a:prstGeom prst="rect">
+                      <a:avLst/>
+                    </a:prstGeom>
+                    <a:noFill/>
+                    <a:ln>
+                      <a:noFill/>
+                    </a:ln>
+                  </pic:spPr>
+                </pic:pic>
+              </a:graphicData>
+            </a:graphic>
+          </wp:inline>
+        </w:drawing>
       </w:r>
     </w:p>
     <w:p>
       <w:pPr>
-        <w:pStyle w:val="Ttulo1"/>
-      </w:pPr>
-      <w:bookmarkStart w:id="37" w:name="_Toc227434647"/>
-      <w:r>
+        <w:pStyle w:val="Descripcin"/>
+      </w:pPr>
+      <w:r>
+        <w:t xml:space="preserve">Gráfico </w:t>
+      </w:r>
+      <w:fldSimple w:instr=" STYLEREF 1 \s ">
+        <w:r>
+          <w:rPr>
+            <w:noProof/>
+          </w:rPr>
+          <w:t>3</w:t>
+        </w:r>
+      </w:fldSimple>
+      <w:r>
+        <w:t>.</w:t>
+      </w:r>
+      <w:fldSimple w:instr=" SEQ Gráfico \* ARABIC \s 1 ">
+        <w:r>
+          <w:rPr>
+            <w:noProof/>
+          </w:rPr>
+          <w:t>1</w:t>
+        </w:r>
+      </w:fldSimple>
+      <w:r>
+        <w:t xml:space="preserve">: </w:t>
+      </w:r>
+      <w:r>
+        <w:t>Intervalos de confianza Bootstrap de la irradiación por trimestres en celda 01</w:t>
+      </w:r>
+    </w:p>
+    <w:tbl>
+      <w:tblPr>
+        <w:tblStyle w:val="Tablaprofesional"/>
+        <w:tblW w:w="0" w:type="auto"/>
+        <w:jc w:val="center"/>
+        <w:tblLook w:val="04A0" w:firstRow="1" w:lastRow="0" w:firstColumn="1" w:lastColumn="0" w:noHBand="0" w:noVBand="1"/>
+      </w:tblPr>
+      <w:tblGrid>
+        <w:gridCol w:w="1536"/>
+        <w:gridCol w:w="1498"/>
+        <w:gridCol w:w="2409"/>
+        <w:gridCol w:w="2409"/>
+      </w:tblGrid>
+      <w:tr>
+        <w:trPr>
+          <w:cnfStyle w:val="100000000000" w:firstRow="1" w:lastRow="0" w:firstColumn="0" w:lastColumn="0" w:oddVBand="0" w:evenVBand="0" w:oddHBand="0" w:evenHBand="0" w:firstRowFirstColumn="0" w:firstRowLastColumn="0" w:lastRowFirstColumn="0" w:lastRowLastColumn="0"/>
+          <w:trHeight w:hRule="exact" w:val="284"/>
+          <w:jc w:val="center"/>
+        </w:trPr>
+        <w:tc>
+          <w:tcPr>
+            <w:tcW w:w="0" w:type="auto"/>
+          </w:tcPr>
+          <w:p>
+            <w:pPr>
+              <w:numPr>
+                <w:ilvl w:val="0"/>
+                <w:numId w:val="0"/>
+              </w:numPr>
+              <w:spacing w:before="0" w:after="0"/>
+              <w:jc w:val="center"/>
+            </w:pPr>
+            <w:r>
+              <w:t>TRIMESTRE</w:t>
+            </w:r>
+          </w:p>
+        </w:tc>
+        <w:tc>
+          <w:tcPr>
+            <w:tcW w:w="0" w:type="auto"/>
+          </w:tcPr>
+          <w:p>
+            <w:pPr>
+              <w:numPr>
+                <w:ilvl w:val="0"/>
+                <w:numId w:val="0"/>
+              </w:numPr>
+              <w:spacing w:before="0" w:after="0"/>
+              <w:jc w:val="center"/>
+            </w:pPr>
+            <w:r>
+              <w:t>M</w:t>
+            </w:r>
+            <w:r>
+              <w:t>EDIA</w:t>
+            </w:r>
+          </w:p>
+        </w:tc>
+        <w:tc>
+          <w:tcPr>
+            <w:tcW w:w="0" w:type="auto"/>
+          </w:tcPr>
+          <w:p>
+            <w:pPr>
+              <w:numPr>
+                <w:ilvl w:val="0"/>
+                <w:numId w:val="0"/>
+              </w:numPr>
+              <w:spacing w:before="0" w:after="0"/>
+              <w:jc w:val="center"/>
+            </w:pPr>
+            <w:r>
+              <w:t xml:space="preserve">IC </w:t>
+            </w:r>
+            <m:oMath>
+              <m:r>
+                <m:rPr>
+                  <m:sty m:val="b"/>
+                </m:rPr>
+                <w:rPr>
+                  <w:rFonts w:ascii="Cambria Math" w:hAnsi="Cambria Math"/>
+                </w:rPr>
+                <m:t>50%</m:t>
+              </m:r>
+            </m:oMath>
+          </w:p>
+        </w:tc>
+        <w:tc>
+          <w:tcPr>
+            <w:tcW w:w="0" w:type="auto"/>
+          </w:tcPr>
+          <w:p>
+            <w:pPr>
+              <w:numPr>
+                <w:ilvl w:val="0"/>
+                <w:numId w:val="0"/>
+              </w:numPr>
+              <w:spacing w:before="0" w:after="0"/>
+              <w:jc w:val="center"/>
+            </w:pPr>
+            <w:r>
+              <w:t xml:space="preserve">IC </w:t>
+            </w:r>
+            <m:oMath>
+              <m:r>
+                <m:rPr>
+                  <m:sty m:val="b"/>
+                </m:rPr>
+                <w:rPr>
+                  <w:rFonts w:ascii="Cambria Math" w:hAnsi="Cambria Math"/>
+                </w:rPr>
+                <m:t>90%</m:t>
+              </m:r>
+            </m:oMath>
+          </w:p>
+        </w:tc>
+      </w:tr>
+      <w:tr>
+        <w:trPr>
+          <w:trHeight w:hRule="exact" w:val="284"/>
+          <w:jc w:val="center"/>
+        </w:trPr>
+        <w:tc>
+          <w:tcPr>
+            <w:tcW w:w="0" w:type="auto"/>
+          </w:tcPr>
+          <w:p>
+            <w:pPr>
+              <w:numPr>
+                <w:ilvl w:val="0"/>
+                <w:numId w:val="0"/>
+              </w:numPr>
+              <w:spacing w:before="0" w:after="0"/>
+              <w:jc w:val="center"/>
+            </w:pPr>
+            <w:r>
+              <w:t>T1</w:t>
+            </w:r>
+          </w:p>
+        </w:tc>
+        <w:tc>
+          <w:tcPr>
+            <w:tcW w:w="0" w:type="auto"/>
+          </w:tcPr>
+          <w:p>
+            <w:pPr>
+              <w:numPr>
+                <w:ilvl w:val="0"/>
+                <w:numId w:val="0"/>
+              </w:numPr>
+              <w:spacing w:before="0" w:after="0"/>
+              <w:jc w:val="center"/>
+            </w:pPr>
+            <m:oMathPara>
+              <m:oMath>
+                <m:r>
+                  <m:rPr>
+                    <m:sty m:val="p"/>
+                  </m:rPr>
+                  <w:rPr>
+                    <w:rFonts w:ascii="Cambria Math" w:hAnsi="Cambria Math"/>
+                  </w:rPr>
+                  <m:t>5,26576·</m:t>
+                </m:r>
+                <m:sSup>
+                  <m:sSupPr>
+                    <m:ctrlPr>
+                      <w:rPr>
+                        <w:rFonts w:ascii="Cambria Math" w:hAnsi="Cambria Math"/>
+                      </w:rPr>
+                    </m:ctrlPr>
+                  </m:sSupPr>
+                  <m:e>
+                    <m:r>
+                      <m:rPr>
+                        <m:sty m:val="p"/>
+                      </m:rPr>
+                      <w:rPr>
+                        <w:rFonts w:ascii="Cambria Math" w:hAnsi="Cambria Math"/>
+                      </w:rPr>
+                      <m:t>10</m:t>
+                    </m:r>
+                  </m:e>
+                  <m:sup>
+                    <m:r>
+                      <m:rPr>
+                        <m:sty m:val="p"/>
+                      </m:rPr>
+                      <w:rPr>
+                        <w:rFonts w:ascii="Cambria Math" w:hAnsi="Cambria Math"/>
+                      </w:rPr>
+                      <m:t>5</m:t>
+                    </m:r>
+                  </m:sup>
+                </m:sSup>
+              </m:oMath>
+            </m:oMathPara>
+          </w:p>
+        </w:tc>
+        <w:tc>
+          <w:tcPr>
+            <w:tcW w:w="0" w:type="auto"/>
+          </w:tcPr>
+          <w:p>
+            <w:pPr>
+              <w:numPr>
+                <w:ilvl w:val="0"/>
+                <w:numId w:val="0"/>
+              </w:numPr>
+              <w:spacing w:before="0" w:after="0"/>
+              <w:jc w:val="center"/>
+            </w:pPr>
+            <m:oMathPara>
+              <m:oMath>
+                <m:r>
+                  <m:rPr>
+                    <m:sty m:val="p"/>
+                  </m:rPr>
+                  <w:rPr>
+                    <w:rFonts w:ascii="Cambria Math" w:hAnsi="Cambria Math"/>
+                  </w:rPr>
+                  <m:t>≈(522077, 530818)</m:t>
+                </m:r>
+              </m:oMath>
+            </m:oMathPara>
+          </w:p>
+        </w:tc>
+        <w:tc>
+          <w:tcPr>
+            <w:tcW w:w="0" w:type="auto"/>
+            <w:vAlign w:val="center"/>
+          </w:tcPr>
+          <w:p>
+            <w:pPr>
+              <w:numPr>
+                <w:ilvl w:val="0"/>
+                <w:numId w:val="0"/>
+              </w:numPr>
+              <w:spacing w:before="0" w:after="0"/>
+              <w:jc w:val="center"/>
+            </w:pPr>
+            <m:oMathPara>
+              <m:oMath>
+                <m:r>
+                  <m:rPr>
+                    <m:sty m:val="p"/>
+                  </m:rPr>
+                  <w:rPr>
+                    <w:rFonts w:ascii="Cambria Math" w:hAnsi="Cambria Math"/>
+                  </w:rPr>
+                  <m:t>≈(510156, 542942)</m:t>
+                </m:r>
+              </m:oMath>
+            </m:oMathPara>
+          </w:p>
+        </w:tc>
+      </w:tr>
+      <w:tr>
+        <w:trPr>
+          <w:trHeight w:hRule="exact" w:val="284"/>
+          <w:jc w:val="center"/>
+        </w:trPr>
+        <w:tc>
+          <w:tcPr>
+            <w:tcW w:w="0" w:type="auto"/>
+          </w:tcPr>
+          <w:p>
+            <w:pPr>
+              <w:numPr>
+                <w:ilvl w:val="0"/>
+                <w:numId w:val="0"/>
+              </w:numPr>
+              <w:spacing w:before="0" w:after="0"/>
+              <w:jc w:val="center"/>
+            </w:pPr>
+            <w:r>
+              <w:t>T2</w:t>
+            </w:r>
+          </w:p>
+        </w:tc>
+        <w:tc>
+          <w:tcPr>
+            <w:tcW w:w="0" w:type="auto"/>
+          </w:tcPr>
+          <w:p>
+            <w:pPr>
+              <w:numPr>
+                <w:ilvl w:val="0"/>
+                <w:numId w:val="0"/>
+              </w:numPr>
+              <w:spacing w:before="0" w:after="0"/>
+              <w:jc w:val="center"/>
+            </w:pPr>
+            <m:oMathPara>
+              <m:oMath>
+                <m:r>
+                  <m:rPr>
+                    <m:sty m:val="p"/>
+                  </m:rPr>
+                  <w:rPr>
+                    <w:rFonts w:ascii="Cambria Math" w:hAnsi="Cambria Math"/>
+                  </w:rPr>
+                  <m:t>1,02574·</m:t>
+                </m:r>
+                <m:sSup>
+                  <m:sSupPr>
+                    <m:ctrlPr>
+                      <w:rPr>
+                        <w:rFonts w:ascii="Cambria Math" w:hAnsi="Cambria Math"/>
+                      </w:rPr>
+                    </m:ctrlPr>
+                  </m:sSupPr>
+                  <m:e>
+                    <m:r>
+                      <m:rPr>
+                        <m:sty m:val="p"/>
+                      </m:rPr>
+                      <w:rPr>
+                        <w:rFonts w:ascii="Cambria Math" w:hAnsi="Cambria Math"/>
+                      </w:rPr>
+                      <m:t>10</m:t>
+                    </m:r>
+                  </m:e>
+                  <m:sup>
+                    <m:r>
+                      <m:rPr>
+                        <m:sty m:val="p"/>
+                      </m:rPr>
+                      <w:rPr>
+                        <w:rFonts w:ascii="Cambria Math" w:hAnsi="Cambria Math"/>
+                      </w:rPr>
+                      <m:t>6</m:t>
+                    </m:r>
+                  </m:sup>
+                </m:sSup>
+              </m:oMath>
+            </m:oMathPara>
+          </w:p>
+        </w:tc>
+        <w:tc>
+          <w:tcPr>
+            <w:tcW w:w="0" w:type="auto"/>
+          </w:tcPr>
+          <w:p>
+            <w:pPr>
+              <w:numPr>
+                <w:ilvl w:val="0"/>
+                <w:numId w:val="0"/>
+              </w:numPr>
+              <w:spacing w:before="0" w:after="0"/>
+              <w:jc w:val="center"/>
+            </w:pPr>
+            <m:oMathPara>
+              <m:oMath>
+                <m:r>
+                  <m:rPr>
+                    <m:sty m:val="p"/>
+                  </m:rPr>
+                  <w:rPr>
+                    <w:rFonts w:ascii="Cambria Math" w:hAnsi="Cambria Math"/>
+                  </w:rPr>
+                  <m:t>≈(1020846, 1030303)</m:t>
+                </m:r>
+              </m:oMath>
+            </m:oMathPara>
+          </w:p>
+        </w:tc>
+        <w:tc>
+          <w:tcPr>
+            <w:tcW w:w="0" w:type="auto"/>
+            <w:vAlign w:val="center"/>
+          </w:tcPr>
+          <w:p>
+            <w:pPr>
+              <w:numPr>
+                <w:ilvl w:val="0"/>
+                <w:numId w:val="0"/>
+              </w:numPr>
+              <w:spacing w:before="0" w:after="0"/>
+              <w:jc w:val="center"/>
+            </w:pPr>
+            <m:oMathPara>
+              <m:oMath>
+                <m:r>
+                  <m:rPr>
+                    <m:sty m:val="p"/>
+                  </m:rPr>
+                  <w:rPr>
+                    <w:rFonts w:ascii="Cambria Math" w:hAnsi="Cambria Math"/>
+                  </w:rPr>
+                  <m:t>≈(1006780, 1043105)</m:t>
+                </m:r>
+              </m:oMath>
+            </m:oMathPara>
+          </w:p>
+        </w:tc>
+      </w:tr>
+      <w:tr>
+        <w:trPr>
+          <w:trHeight w:hRule="exact" w:val="284"/>
+          <w:jc w:val="center"/>
+        </w:trPr>
+        <w:tc>
+          <w:tcPr>
+            <w:tcW w:w="0" w:type="auto"/>
+          </w:tcPr>
+          <w:p>
+            <w:pPr>
+              <w:numPr>
+                <w:ilvl w:val="0"/>
+                <w:numId w:val="0"/>
+              </w:numPr>
+              <w:spacing w:before="0" w:after="0"/>
+              <w:jc w:val="center"/>
+            </w:pPr>
+            <w:r>
+              <w:t>T3</w:t>
+            </w:r>
+          </w:p>
+        </w:tc>
+        <w:tc>
+          <w:tcPr>
+            <w:tcW w:w="0" w:type="auto"/>
+          </w:tcPr>
+          <w:p>
+            <w:pPr>
+              <w:numPr>
+                <w:ilvl w:val="0"/>
+                <w:numId w:val="0"/>
+              </w:numPr>
+              <w:spacing w:before="0" w:after="0"/>
+              <w:jc w:val="center"/>
+            </w:pPr>
+            <m:oMathPara>
+              <m:oMath>
+                <m:r>
+                  <m:rPr>
+                    <m:sty m:val="p"/>
+                  </m:rPr>
+                  <w:rPr>
+                    <w:rFonts w:ascii="Cambria Math" w:hAnsi="Cambria Math"/>
+                  </w:rPr>
+                  <m:t>1,03035·</m:t>
+                </m:r>
+                <m:sSup>
+                  <m:sSupPr>
+                    <m:ctrlPr>
+                      <w:rPr>
+                        <w:rFonts w:ascii="Cambria Math" w:hAnsi="Cambria Math"/>
+                      </w:rPr>
+                    </m:ctrlPr>
+                  </m:sSupPr>
+                  <m:e>
+                    <m:r>
+                      <m:rPr>
+                        <m:sty m:val="p"/>
+                      </m:rPr>
+                      <w:rPr>
+                        <w:rFonts w:ascii="Cambria Math" w:hAnsi="Cambria Math"/>
+                      </w:rPr>
+                      <m:t>10</m:t>
+                    </m:r>
+                  </m:e>
+                  <m:sup>
+                    <m:r>
+                      <m:rPr>
+                        <m:sty m:val="p"/>
+                      </m:rPr>
+                      <w:rPr>
+                        <w:rFonts w:ascii="Cambria Math" w:hAnsi="Cambria Math"/>
+                      </w:rPr>
+                      <m:t>6</m:t>
+                    </m:r>
+                  </m:sup>
+                </m:sSup>
+              </m:oMath>
+            </m:oMathPara>
+          </w:p>
+        </w:tc>
+        <w:tc>
+          <w:tcPr>
+            <w:tcW w:w="0" w:type="auto"/>
+          </w:tcPr>
+          <w:p>
+            <w:pPr>
+              <w:numPr>
+                <w:ilvl w:val="0"/>
+                <w:numId w:val="0"/>
+              </w:numPr>
+              <w:spacing w:before="0" w:after="0"/>
+              <w:jc w:val="center"/>
+            </w:pPr>
+            <m:oMathPara>
+              <m:oMath>
+                <m:r>
+                  <m:rPr>
+                    <m:sty m:val="p"/>
+                  </m:rPr>
+                  <w:rPr>
+                    <w:rFonts w:ascii="Cambria Math" w:hAnsi="Cambria Math"/>
+                  </w:rPr>
+                  <m:t>≈(1026135, 1034146)</m:t>
+                </m:r>
+              </m:oMath>
+            </m:oMathPara>
+          </w:p>
+        </w:tc>
+        <w:tc>
+          <w:tcPr>
+            <w:tcW w:w="0" w:type="auto"/>
+            <w:vAlign w:val="center"/>
+          </w:tcPr>
+          <w:p>
+            <w:pPr>
+              <w:numPr>
+                <w:ilvl w:val="0"/>
+                <w:numId w:val="0"/>
+              </w:numPr>
+              <w:spacing w:before="0" w:after="0"/>
+              <w:jc w:val="center"/>
+            </w:pPr>
+            <m:oMathPara>
+              <m:oMath>
+                <m:r>
+                  <m:rPr>
+                    <m:sty m:val="p"/>
+                  </m:rPr>
+                  <w:rPr>
+                    <w:rFonts w:ascii="Cambria Math" w:hAnsi="Cambria Math"/>
+                  </w:rPr>
+                  <m:t>≈(1014412, 1045189)</m:t>
+                </m:r>
+              </m:oMath>
+            </m:oMathPara>
+          </w:p>
+        </w:tc>
+      </w:tr>
+      <w:tr>
+        <w:trPr>
+          <w:trHeight w:hRule="exact" w:val="284"/>
+          <w:jc w:val="center"/>
+        </w:trPr>
+        <w:tc>
+          <w:tcPr>
+            <w:tcW w:w="0" w:type="auto"/>
+          </w:tcPr>
+          <w:p>
+            <w:pPr>
+              <w:numPr>
+                <w:ilvl w:val="0"/>
+                <w:numId w:val="0"/>
+              </w:numPr>
+              <w:spacing w:before="0" w:after="0"/>
+              <w:jc w:val="center"/>
+            </w:pPr>
+            <w:r>
+              <w:t>T4</w:t>
+            </w:r>
+          </w:p>
+        </w:tc>
+        <w:tc>
+          <w:tcPr>
+            <w:tcW w:w="0" w:type="auto"/>
+          </w:tcPr>
+          <w:p>
+            <w:pPr>
+              <w:numPr>
+                <w:ilvl w:val="0"/>
+                <w:numId w:val="0"/>
+              </w:numPr>
+              <w:spacing w:before="0" w:after="0"/>
+              <w:jc w:val="center"/>
+            </w:pPr>
+            <m:oMathPara>
+              <m:oMath>
+                <m:r>
+                  <m:rPr>
+                    <m:sty m:val="p"/>
+                  </m:rPr>
+                  <w:rPr>
+                    <w:rFonts w:ascii="Cambria Math" w:hAnsi="Cambria Math"/>
+                  </w:rPr>
+                  <m:t>4,38412·</m:t>
+                </m:r>
+                <m:sSup>
+                  <m:sSupPr>
+                    <m:ctrlPr>
+                      <w:rPr>
+                        <w:rFonts w:ascii="Cambria Math" w:hAnsi="Cambria Math"/>
+                      </w:rPr>
+                    </m:ctrlPr>
+                  </m:sSupPr>
+                  <m:e>
+                    <m:r>
+                      <m:rPr>
+                        <m:sty m:val="p"/>
+                      </m:rPr>
+                      <w:rPr>
+                        <w:rFonts w:ascii="Cambria Math" w:hAnsi="Cambria Math"/>
+                      </w:rPr>
+                      <m:t>10</m:t>
+                    </m:r>
+                  </m:e>
+                  <m:sup>
+                    <m:r>
+                      <m:rPr>
+                        <m:sty m:val="p"/>
+                      </m:rPr>
+                      <w:rPr>
+                        <w:rFonts w:ascii="Cambria Math" w:hAnsi="Cambria Math"/>
+                      </w:rPr>
+                      <m:t>5</m:t>
+                    </m:r>
+                  </m:sup>
+                </m:sSup>
+              </m:oMath>
+            </m:oMathPara>
+          </w:p>
+        </w:tc>
+        <w:tc>
+          <w:tcPr>
+            <w:tcW w:w="0" w:type="auto"/>
+          </w:tcPr>
+          <w:p>
+            <w:pPr>
+              <w:numPr>
+                <w:ilvl w:val="0"/>
+                <w:numId w:val="0"/>
+              </w:numPr>
+              <w:spacing w:before="0" w:after="0"/>
+              <w:jc w:val="center"/>
+            </w:pPr>
+            <m:oMathPara>
+              <m:oMath>
+                <m:r>
+                  <m:rPr>
+                    <m:sty m:val="p"/>
+                  </m:rPr>
+                  <w:rPr>
+                    <w:rFonts w:ascii="Cambria Math" w:hAnsi="Cambria Math"/>
+                  </w:rPr>
+                  <m:t>≈(434992, 441963)</m:t>
+                </m:r>
+              </m:oMath>
+            </m:oMathPara>
+          </w:p>
+        </w:tc>
+        <w:tc>
+          <w:tcPr>
+            <w:tcW w:w="0" w:type="auto"/>
+            <w:vAlign w:val="center"/>
+          </w:tcPr>
+          <w:p>
+            <w:pPr>
+              <w:keepNext/>
+              <w:numPr>
+                <w:ilvl w:val="0"/>
+                <w:numId w:val="0"/>
+              </w:numPr>
+              <w:spacing w:before="0" w:after="0"/>
+              <w:jc w:val="center"/>
+            </w:pPr>
+            <m:oMathPara>
+              <m:oMath>
+                <m:r>
+                  <m:rPr>
+                    <m:sty m:val="p"/>
+                  </m:rPr>
+                  <w:rPr>
+                    <w:rFonts w:ascii="Cambria Math" w:hAnsi="Cambria Math"/>
+                  </w:rPr>
+                  <m:t>≈(425046, 452214)</m:t>
+                </m:r>
+              </m:oMath>
+            </m:oMathPara>
+          </w:p>
+        </w:tc>
+      </w:tr>
+    </w:tbl>
+    <w:p>
+      <w:pPr>
+        <w:pStyle w:val="Descripcin"/>
+      </w:pPr>
+      <w:r>
+        <w:t xml:space="preserve">Tabla </w:t>
+      </w:r>
+      <w:fldSimple w:instr=" STYLEREF 1 \s ">
+        <w:r>
+          <w:rPr>
+            <w:noProof/>
+          </w:rPr>
+          <w:t>3</w:t>
+        </w:r>
+      </w:fldSimple>
+      <w:r>
+        <w:t>.</w:t>
+      </w:r>
+      <w:fldSimple w:instr=" SEQ Tabla \* ARABIC \s 1 ">
+        <w:r>
+          <w:rPr>
+            <w:noProof/>
+          </w:rPr>
+          <w:t>1</w:t>
+        </w:r>
+      </w:fldSimple>
+      <w:r>
+        <w:t xml:space="preserve">: </w:t>
+      </w:r>
+      <w:r>
+        <w:t>Intervalos bootstrap para irradiación</w:t>
+      </w:r>
+    </w:p>
+    <w:p>
+      <w:r>
+        <w:t>A continuación, conviene complementar la evidencia de intervalos</w:t>
+      </w:r>
+      <w:r>
+        <w:t xml:space="preserve"> mostrando</w:t>
+      </w:r>
+      <w:r>
+        <w:t xml:space="preserve"> la incertidumbre de la media, para verificar si la interpretación visual del solape se mantiene al observar la forma completa de las distribuciones bootstrap; en consecuencia, se utiliza la gráfica de distribución estimada y zonas críticas por trimestre.</w:t>
+      </w:r>
+    </w:p>
+    <w:p>
+      <w:pPr>
+        <w:keepNext/>
+        <w:jc w:val="center"/>
+      </w:pPr>
+      <w:r>
+        <w:rPr>
+          <w:noProof/>
+        </w:rPr>
         <w:lastRenderedPageBreak/>
-        <w:t>**Apartado4**</w:t>
+        <w:drawing>
+          <wp:inline distT="0" distB="0" distL="0" distR="0" wp14:anchorId="3180D514" wp14:editId="6032353D">
+            <wp:extent cx="4878357" cy="3240000"/>
+            <wp:effectExtent l="0" t="0" r="0" b="0"/>
+            <wp:docPr id="797913946" name="Imagen 9"/>
+            <wp:cNvGraphicFramePr>
+              <a:graphicFrameLocks xmlns:a="http://schemas.openxmlformats.org/drawingml/2006/main" noChangeAspect="1"/>
+            </wp:cNvGraphicFramePr>
+            <a:graphic xmlns:a="http://schemas.openxmlformats.org/drawingml/2006/main">
+              <a:graphicData uri="http://schemas.openxmlformats.org/drawingml/2006/picture">
+                <pic:pic xmlns:pic="http://schemas.openxmlformats.org/drawingml/2006/picture">
+                  <pic:nvPicPr>
+                    <pic:cNvPr id="0" name="Picture 15"/>
+                    <pic:cNvPicPr>
+                      <a:picLocks noChangeAspect="1" noChangeArrowheads="1"/>
+                    </pic:cNvPicPr>
+                  </pic:nvPicPr>
+                  <pic:blipFill>
+                    <a:blip r:embed="rId20" cstate="print">
+                      <a:extLst>
+                        <a:ext uri="{28A0092B-C50C-407E-A947-70E740481C1C}">
+                          <a14:useLocalDpi xmlns:a14="http://schemas.microsoft.com/office/drawing/2010/main" val="0"/>
+                        </a:ext>
+                      </a:extLst>
+                    </a:blip>
+                    <a:srcRect/>
+                    <a:stretch>
+                      <a:fillRect/>
+                    </a:stretch>
+                  </pic:blipFill>
+                  <pic:spPr bwMode="auto">
+                    <a:xfrm>
+                      <a:off x="0" y="0"/>
+                      <a:ext cx="4878357" cy="3240000"/>
+                    </a:xfrm>
+                    <a:prstGeom prst="rect">
+                      <a:avLst/>
+                    </a:prstGeom>
+                    <a:noFill/>
+                    <a:ln>
+                      <a:noFill/>
+                    </a:ln>
+                  </pic:spPr>
+                </pic:pic>
+              </a:graphicData>
+            </a:graphic>
+          </wp:inline>
+        </w:drawing>
+      </w:r>
+    </w:p>
+    <w:p>
+      <w:pPr>
+        <w:pStyle w:val="Descripcin"/>
+        <w:rPr>
+          <w:b w:val="0"/>
+          <w:bCs w:val="0"/>
+        </w:rPr>
+      </w:pPr>
+      <w:r>
+        <w:t xml:space="preserve">Gráfico </w:t>
+      </w:r>
+      <w:fldSimple w:instr=" STYLEREF 1 \s ">
+        <w:r>
+          <w:rPr>
+            <w:noProof/>
+          </w:rPr>
+          <w:t>3</w:t>
+        </w:r>
+      </w:fldSimple>
+      <w:r>
+        <w:t>.</w:t>
+      </w:r>
+      <w:fldSimple w:instr=" SEQ Gráfico \* ARABIC \s 1 ">
+        <w:r>
+          <w:rPr>
+            <w:noProof/>
+          </w:rPr>
+          <w:t>2</w:t>
+        </w:r>
+      </w:fldSimple>
+      <w:r>
+        <w:t xml:space="preserve">: </w:t>
+      </w:r>
+      <w:r>
+        <w:t>Distribución bootstrap, distribución estimada, IC 50% y 99% y zonas críticas de irradiación por trimestres en celda 01</w:t>
+      </w:r>
+    </w:p>
+    <w:p>
+      <w:pPr>
+        <w:jc w:val="left"/>
+      </w:pPr>
+      <w:r>
+        <w:t xml:space="preserve">Los resultados muestran proximidad marcada entre T2 y T3, mientras que T1 y T4 se mantienen alejados del bloque central. La comparación entre niveles de confianza indica ensanchamiento esperado de los intervalos al pasar de 50% a 99%, sin </w:t>
+      </w:r>
+      <w:r>
+        <w:t>cambio del</w:t>
+      </w:r>
+      <w:r>
+        <w:t xml:space="preserve"> patrón de separación observado. La</w:t>
+      </w:r>
+      <w:r>
+        <w:t xml:space="preserve">s distribuciones </w:t>
+      </w:r>
+      <w:r>
+        <w:t>refuerza</w:t>
+      </w:r>
+      <w:r>
+        <w:t>n</w:t>
+      </w:r>
+      <w:r>
+        <w:t xml:space="preserve"> esta lectura, con mayor solapamiento relativo en T2-T3 y diferenciación clara para T1 y T4.</w:t>
+      </w:r>
+    </w:p>
+    <w:p>
+      <w:pPr>
+        <w:pStyle w:val="Ttulo2"/>
+        <w:spacing w:before="240" w:after="120"/>
+      </w:pPr>
+      <w:bookmarkStart w:id="37" w:name="_Toc227519006"/>
+      <w:r>
+        <w:t>Análisis trimestral de la temperatura mediante intervalos y distribuciones bootstrap</w:t>
       </w:r>
       <w:bookmarkEnd w:id="37"/>
     </w:p>
     <w:p>
       <w:pPr>
+        <w:jc w:val="left"/>
+      </w:pPr>
+      <w:r>
+        <w:t>En este subapartado se presenta la inferencia bootstrap para la media trimestral de temperatura, combinando la lectura de los intervalos de confianza con la</w:t>
+      </w:r>
+      <w:r>
+        <w:t xml:space="preserve">s </w:t>
+      </w:r>
+      <w:r>
+        <w:t>distribuciones bootstrap.</w:t>
+      </w:r>
+    </w:p>
+    <w:p>
+      <w:pPr>
+        <w:jc w:val="left"/>
+      </w:pPr>
+      <w:r>
+        <w:t xml:space="preserve">En esta sección, es clave </w:t>
+      </w:r>
+      <w:r>
+        <w:t>mostrar</w:t>
+      </w:r>
+      <w:r>
+        <w:t xml:space="preserve"> la distancia entre medias trimestrales en dos niveles de confianza, para determinar si existe o no solapamiento entre intervalos al cambiar </w:t>
+      </w:r>
+      <w:r>
+        <w:t>de 50% a 99%</w:t>
+      </w:r>
+      <w:r>
+        <w:t>; por tanto, se recurre primero a la representación de intervalos junto con la tabla de resultados.</w:t>
+      </w:r>
+    </w:p>
+    <w:p>
+      <w:pPr>
+        <w:pStyle w:val="Descripcin"/>
+        <w:keepNext/>
+      </w:pPr>
+      <w:r>
+        <w:rPr>
+          <w:noProof/>
+        </w:rPr>
+        <w:lastRenderedPageBreak/>
+        <w:drawing>
+          <wp:inline distT="0" distB="0" distL="0" distR="0" wp14:anchorId="03D50CEB" wp14:editId="7A711B53">
+            <wp:extent cx="4680000" cy="2324040"/>
+            <wp:effectExtent l="0" t="0" r="6350" b="635"/>
+            <wp:docPr id="1161606316" name="Imagen 10"/>
+            <wp:cNvGraphicFramePr>
+              <a:graphicFrameLocks xmlns:a="http://schemas.openxmlformats.org/drawingml/2006/main" noChangeAspect="1"/>
+            </wp:cNvGraphicFramePr>
+            <a:graphic xmlns:a="http://schemas.openxmlformats.org/drawingml/2006/main">
+              <a:graphicData uri="http://schemas.openxmlformats.org/drawingml/2006/picture">
+                <pic:pic xmlns:pic="http://schemas.openxmlformats.org/drawingml/2006/picture">
+                  <pic:nvPicPr>
+                    <pic:cNvPr id="0" name="Picture 17"/>
+                    <pic:cNvPicPr>
+                      <a:picLocks noChangeAspect="1" noChangeArrowheads="1"/>
+                    </pic:cNvPicPr>
+                  </pic:nvPicPr>
+                  <pic:blipFill>
+                    <a:blip r:embed="rId21" cstate="print">
+                      <a:extLst>
+                        <a:ext uri="{28A0092B-C50C-407E-A947-70E740481C1C}">
+                          <a14:useLocalDpi xmlns:a14="http://schemas.microsoft.com/office/drawing/2010/main" val="0"/>
+                        </a:ext>
+                      </a:extLst>
+                    </a:blip>
+                    <a:srcRect/>
+                    <a:stretch>
+                      <a:fillRect/>
+                    </a:stretch>
+                  </pic:blipFill>
+                  <pic:spPr bwMode="auto">
+                    <a:xfrm>
+                      <a:off x="0" y="0"/>
+                      <a:ext cx="4680000" cy="2324040"/>
+                    </a:xfrm>
+                    <a:prstGeom prst="rect">
+                      <a:avLst/>
+                    </a:prstGeom>
+                    <a:noFill/>
+                    <a:ln>
+                      <a:noFill/>
+                    </a:ln>
+                  </pic:spPr>
+                </pic:pic>
+              </a:graphicData>
+            </a:graphic>
+          </wp:inline>
+        </w:drawing>
+      </w:r>
+    </w:p>
+    <w:p>
+      <w:pPr>
+        <w:pStyle w:val="Descripcin"/>
+      </w:pPr>
+      <w:r>
+        <w:t xml:space="preserve">Gráfico </w:t>
+      </w:r>
+      <w:fldSimple w:instr=" STYLEREF 1 \s ">
+        <w:r>
+          <w:rPr>
+            <w:noProof/>
+          </w:rPr>
+          <w:t>3</w:t>
+        </w:r>
+      </w:fldSimple>
+      <w:r>
+        <w:t>.</w:t>
+      </w:r>
+      <w:fldSimple w:instr=" SEQ Gráfico \* ARABIC \s 1 ">
+        <w:r>
+          <w:rPr>
+            <w:noProof/>
+          </w:rPr>
+          <w:t>3</w:t>
+        </w:r>
+      </w:fldSimple>
+      <w:r>
+        <w:t xml:space="preserve">: </w:t>
+      </w:r>
+      <w:r>
+        <w:t>Intervalos de confianza Bootstrap de la temperatura por trimestres en celda 01</w:t>
+      </w:r>
+    </w:p>
+    <w:tbl>
+      <w:tblPr>
+        <w:tblStyle w:val="Tablaprofesional"/>
+        <w:tblW w:w="0" w:type="auto"/>
+        <w:jc w:val="center"/>
+        <w:tblLook w:val="04A0" w:firstRow="1" w:lastRow="0" w:firstColumn="1" w:lastColumn="0" w:noHBand="0" w:noVBand="1"/>
+      </w:tblPr>
+      <w:tblGrid>
+        <w:gridCol w:w="1536"/>
+        <w:gridCol w:w="1011"/>
+        <w:gridCol w:w="2500"/>
+        <w:gridCol w:w="2500"/>
+      </w:tblGrid>
+      <w:tr>
+        <w:trPr>
+          <w:cnfStyle w:val="100000000000" w:firstRow="1" w:lastRow="0" w:firstColumn="0" w:lastColumn="0" w:oddVBand="0" w:evenVBand="0" w:oddHBand="0" w:evenHBand="0" w:firstRowFirstColumn="0" w:firstRowLastColumn="0" w:lastRowFirstColumn="0" w:lastRowLastColumn="0"/>
+          <w:trHeight w:hRule="exact" w:val="284"/>
+          <w:jc w:val="center"/>
+        </w:trPr>
+        <w:tc>
+          <w:tcPr>
+            <w:tcW w:w="0" w:type="auto"/>
+          </w:tcPr>
+          <w:p>
+            <w:pPr>
+              <w:numPr>
+                <w:ilvl w:val="0"/>
+                <w:numId w:val="0"/>
+              </w:numPr>
+              <w:spacing w:before="0" w:after="0"/>
+              <w:jc w:val="center"/>
+            </w:pPr>
+            <w:r>
+              <w:t>TRIMESTRE</w:t>
+            </w:r>
+          </w:p>
+        </w:tc>
+        <w:tc>
+          <w:tcPr>
+            <w:tcW w:w="0" w:type="auto"/>
+          </w:tcPr>
+          <w:p>
+            <w:pPr>
+              <w:numPr>
+                <w:ilvl w:val="0"/>
+                <w:numId w:val="0"/>
+              </w:numPr>
+              <w:spacing w:before="0" w:after="0"/>
+              <w:jc w:val="center"/>
+            </w:pPr>
+            <w:r>
+              <w:t>M</w:t>
+            </w:r>
+            <w:r>
+              <w:t>EDIA</w:t>
+            </w:r>
+          </w:p>
+        </w:tc>
+        <w:tc>
+          <w:tcPr>
+            <w:tcW w:w="0" w:type="auto"/>
+          </w:tcPr>
+          <w:p>
+            <w:pPr>
+              <w:numPr>
+                <w:ilvl w:val="0"/>
+                <w:numId w:val="0"/>
+              </w:numPr>
+              <w:spacing w:before="0" w:after="0"/>
+              <w:jc w:val="center"/>
+            </w:pPr>
+            <w:r>
+              <w:t xml:space="preserve">IC </w:t>
+            </w:r>
+            <m:oMath>
+              <m:r>
+                <m:rPr>
+                  <m:sty m:val="b"/>
+                </m:rPr>
+                <w:rPr>
+                  <w:rFonts w:ascii="Cambria Math" w:hAnsi="Cambria Math"/>
+                </w:rPr>
+                <m:t>50%</m:t>
+              </m:r>
+            </m:oMath>
+          </w:p>
+        </w:tc>
+        <w:tc>
+          <w:tcPr>
+            <w:tcW w:w="0" w:type="auto"/>
+          </w:tcPr>
+          <w:p>
+            <w:pPr>
+              <w:numPr>
+                <w:ilvl w:val="0"/>
+                <w:numId w:val="0"/>
+              </w:numPr>
+              <w:spacing w:before="0" w:after="0"/>
+              <w:jc w:val="center"/>
+            </w:pPr>
+            <w:r>
+              <w:t xml:space="preserve">IC </w:t>
+            </w:r>
+            <m:oMath>
+              <m:r>
+                <m:rPr>
+                  <m:sty m:val="b"/>
+                </m:rPr>
+                <w:rPr>
+                  <w:rFonts w:ascii="Cambria Math" w:hAnsi="Cambria Math"/>
+                </w:rPr>
+                <m:t>99%</m:t>
+              </m:r>
+            </m:oMath>
+          </w:p>
+        </w:tc>
+      </w:tr>
+      <w:tr>
+        <w:trPr>
+          <w:trHeight w:hRule="exact" w:val="284"/>
+          <w:jc w:val="center"/>
+        </w:trPr>
+        <w:tc>
+          <w:tcPr>
+            <w:tcW w:w="0" w:type="auto"/>
+          </w:tcPr>
+          <w:p>
+            <w:pPr>
+              <w:numPr>
+                <w:ilvl w:val="0"/>
+                <w:numId w:val="0"/>
+              </w:numPr>
+              <w:spacing w:before="0" w:after="0"/>
+              <w:jc w:val="center"/>
+            </w:pPr>
+            <w:r>
+              <w:t>T1</w:t>
+            </w:r>
+          </w:p>
+        </w:tc>
+        <w:tc>
+          <w:tcPr>
+            <w:tcW w:w="0" w:type="auto"/>
+          </w:tcPr>
+          <w:p>
+            <w:pPr>
+              <w:numPr>
+                <w:ilvl w:val="0"/>
+                <w:numId w:val="0"/>
+              </w:numPr>
+              <w:spacing w:before="0" w:after="0"/>
+              <w:jc w:val="center"/>
+            </w:pPr>
+            <m:oMathPara>
+              <m:oMath>
+                <m:r>
+                  <m:rPr>
+                    <m:sty m:val="p"/>
+                  </m:rPr>
+                  <w:rPr>
+                    <w:rFonts w:ascii="Cambria Math" w:hAnsi="Cambria Math"/>
+                  </w:rPr>
+                  <m:t>10</m:t>
+                </m:r>
+                <m:r>
+                  <m:rPr>
+                    <m:sty m:val="p"/>
+                  </m:rPr>
+                  <w:rPr>
+                    <w:rFonts w:ascii="Cambria Math" w:hAnsi="Cambria Math"/>
+                  </w:rPr>
+                  <m:t>,</m:t>
+                </m:r>
+                <m:r>
+                  <m:rPr>
+                    <m:sty m:val="p"/>
+                  </m:rPr>
+                  <w:rPr>
+                    <w:rFonts w:ascii="Cambria Math" w:hAnsi="Cambria Math"/>
+                  </w:rPr>
+                  <m:t>6989</m:t>
+                </m:r>
+              </m:oMath>
+            </m:oMathPara>
+          </w:p>
+        </w:tc>
+        <w:tc>
+          <w:tcPr>
+            <w:tcW w:w="0" w:type="auto"/>
+          </w:tcPr>
+          <w:p>
+            <w:pPr>
+              <w:numPr>
+                <w:ilvl w:val="0"/>
+                <w:numId w:val="0"/>
+              </w:numPr>
+              <w:spacing w:before="0" w:after="0"/>
+              <w:jc w:val="center"/>
+            </w:pPr>
+            <m:oMathPara>
+              <m:oMath>
+                <m:r>
+                  <m:rPr>
+                    <m:sty m:val="p"/>
+                  </m:rPr>
+                  <w:rPr>
+                    <w:rFonts w:ascii="Cambria Math" w:hAnsi="Cambria Math"/>
+                  </w:rPr>
+                  <m:t>≈(</m:t>
+                </m:r>
+                <m:r>
+                  <m:rPr>
+                    <m:sty m:val="p"/>
+                  </m:rPr>
+                  <w:rPr>
+                    <w:rFonts w:ascii="Cambria Math" w:hAnsi="Cambria Math"/>
+                  </w:rPr>
+                  <m:t>10</m:t>
+                </m:r>
+                <m:r>
+                  <m:rPr>
+                    <m:sty m:val="p"/>
+                  </m:rPr>
+                  <w:rPr>
+                    <w:rFonts w:ascii="Cambria Math" w:hAnsi="Cambria Math"/>
+                  </w:rPr>
+                  <m:t>,</m:t>
+                </m:r>
+                <m:r>
+                  <m:rPr>
+                    <m:sty m:val="p"/>
+                  </m:rPr>
+                  <w:rPr>
+                    <w:rFonts w:ascii="Cambria Math" w:hAnsi="Cambria Math"/>
+                  </w:rPr>
+                  <m:t>6299</m:t>
+                </m:r>
+                <m:r>
+                  <m:rPr>
+                    <m:sty m:val="p"/>
+                  </m:rPr>
+                  <w:rPr>
+                    <w:rFonts w:ascii="Cambria Math" w:hAnsi="Cambria Math"/>
+                  </w:rPr>
+                  <m:t>9</m:t>
+                </m:r>
+                <m:r>
+                  <m:rPr>
+                    <m:sty m:val="p"/>
+                  </m:rPr>
+                  <w:rPr>
+                    <w:rFonts w:ascii="Cambria Math" w:hAnsi="Cambria Math"/>
+                  </w:rPr>
+                  <m:t xml:space="preserve">, </m:t>
+                </m:r>
+                <m:r>
+                  <m:rPr>
+                    <m:sty m:val="p"/>
+                  </m:rPr>
+                  <w:rPr>
+                    <w:rFonts w:ascii="Cambria Math" w:hAnsi="Cambria Math"/>
+                  </w:rPr>
+                  <m:t>10</m:t>
+                </m:r>
+                <m:r>
+                  <m:rPr>
+                    <m:sty m:val="p"/>
+                  </m:rPr>
+                  <w:rPr>
+                    <w:rFonts w:ascii="Cambria Math" w:hAnsi="Cambria Math"/>
+                  </w:rPr>
+                  <m:t>,</m:t>
+                </m:r>
+                <m:r>
+                  <m:rPr>
+                    <m:sty m:val="p"/>
+                  </m:rPr>
+                  <w:rPr>
+                    <w:rFonts w:ascii="Cambria Math" w:hAnsi="Cambria Math"/>
+                  </w:rPr>
+                  <m:t>76391</m:t>
+                </m:r>
+                <m:r>
+                  <m:rPr>
+                    <m:sty m:val="p"/>
+                  </m:rPr>
+                  <w:rPr>
+                    <w:rFonts w:ascii="Cambria Math" w:hAnsi="Cambria Math"/>
+                  </w:rPr>
+                  <m:t>)</m:t>
+                </m:r>
+              </m:oMath>
+            </m:oMathPara>
+          </w:p>
+        </w:tc>
+        <w:tc>
+          <w:tcPr>
+            <w:tcW w:w="0" w:type="auto"/>
+            <w:vAlign w:val="center"/>
+          </w:tcPr>
+          <w:p>
+            <w:pPr>
+              <w:numPr>
+                <w:ilvl w:val="0"/>
+                <w:numId w:val="0"/>
+              </w:numPr>
+              <w:spacing w:before="0" w:after="0"/>
+              <w:jc w:val="center"/>
+            </w:pPr>
+            <m:oMathPara>
+              <m:oMath>
+                <m:r>
+                  <m:rPr>
+                    <m:sty m:val="p"/>
+                  </m:rPr>
+                  <w:rPr>
+                    <w:rFonts w:ascii="Cambria Math" w:hAnsi="Cambria Math"/>
+                  </w:rPr>
+                  <m:t>≈(</m:t>
+                </m:r>
+                <m:r>
+                  <m:rPr>
+                    <m:sty m:val="p"/>
+                  </m:rPr>
+                  <w:rPr>
+                    <w:rFonts w:ascii="Cambria Math" w:hAnsi="Cambria Math"/>
+                  </w:rPr>
+                  <m:t>10</m:t>
+                </m:r>
+                <m:r>
+                  <m:rPr>
+                    <m:sty m:val="p"/>
+                  </m:rPr>
+                  <w:rPr>
+                    <w:rFonts w:ascii="Cambria Math" w:hAnsi="Cambria Math"/>
+                  </w:rPr>
+                  <m:t>,</m:t>
+                </m:r>
+                <m:r>
+                  <m:rPr>
+                    <m:sty m:val="p"/>
+                  </m:rPr>
+                  <w:rPr>
+                    <w:rFonts w:ascii="Cambria Math" w:hAnsi="Cambria Math"/>
+                  </w:rPr>
+                  <m:t>44327</m:t>
+                </m:r>
+                <m:r>
+                  <m:rPr>
+                    <m:sty m:val="p"/>
+                  </m:rPr>
+                  <w:rPr>
+                    <w:rFonts w:ascii="Cambria Math" w:hAnsi="Cambria Math"/>
+                  </w:rPr>
+                  <m:t xml:space="preserve">, </m:t>
+                </m:r>
+                <m:r>
+                  <m:rPr>
+                    <m:sty m:val="p"/>
+                  </m:rPr>
+                  <w:rPr>
+                    <w:rFonts w:ascii="Cambria Math" w:hAnsi="Cambria Math"/>
+                  </w:rPr>
+                  <m:t>10</m:t>
+                </m:r>
+                <m:r>
+                  <m:rPr>
+                    <m:sty m:val="p"/>
+                  </m:rPr>
+                  <w:rPr>
+                    <w:rFonts w:ascii="Cambria Math" w:hAnsi="Cambria Math"/>
+                  </w:rPr>
+                  <m:t>,</m:t>
+                </m:r>
+                <m:r>
+                  <m:rPr>
+                    <m:sty m:val="p"/>
+                  </m:rPr>
+                  <w:rPr>
+                    <w:rFonts w:ascii="Cambria Math" w:hAnsi="Cambria Math"/>
+                  </w:rPr>
+                  <m:t>9520</m:t>
+                </m:r>
+                <m:r>
+                  <m:rPr>
+                    <m:sty m:val="p"/>
+                  </m:rPr>
+                  <w:rPr>
+                    <w:rFonts w:ascii="Cambria Math" w:hAnsi="Cambria Math"/>
+                  </w:rPr>
+                  <m:t>4</m:t>
+                </m:r>
+                <m:r>
+                  <m:rPr>
+                    <m:sty m:val="p"/>
+                  </m:rPr>
+                  <w:rPr>
+                    <w:rFonts w:ascii="Cambria Math" w:hAnsi="Cambria Math"/>
+                  </w:rPr>
+                  <m:t>)</m:t>
+                </m:r>
+              </m:oMath>
+            </m:oMathPara>
+          </w:p>
+        </w:tc>
+      </w:tr>
+      <w:tr>
+        <w:trPr>
+          <w:trHeight w:hRule="exact" w:val="284"/>
+          <w:jc w:val="center"/>
+        </w:trPr>
+        <w:tc>
+          <w:tcPr>
+            <w:tcW w:w="0" w:type="auto"/>
+          </w:tcPr>
+          <w:p>
+            <w:pPr>
+              <w:numPr>
+                <w:ilvl w:val="0"/>
+                <w:numId w:val="0"/>
+              </w:numPr>
+              <w:spacing w:before="0" w:after="0"/>
+              <w:jc w:val="center"/>
+            </w:pPr>
+            <w:r>
+              <w:t>T2</w:t>
+            </w:r>
+          </w:p>
+        </w:tc>
+        <w:tc>
+          <w:tcPr>
+            <w:tcW w:w="0" w:type="auto"/>
+          </w:tcPr>
+          <w:p>
+            <w:pPr>
+              <w:numPr>
+                <w:ilvl w:val="0"/>
+                <w:numId w:val="0"/>
+              </w:numPr>
+              <w:spacing w:before="0" w:after="0"/>
+              <w:jc w:val="center"/>
+            </w:pPr>
+            <m:oMathPara>
+              <m:oMath>
+                <m:r>
+                  <m:rPr>
+                    <m:sty m:val="p"/>
+                  </m:rPr>
+                  <w:rPr>
+                    <w:rFonts w:ascii="Cambria Math" w:hAnsi="Cambria Math"/>
+                  </w:rPr>
+                  <m:t>21</m:t>
+                </m:r>
+                <m:r>
+                  <m:rPr>
+                    <m:sty m:val="p"/>
+                  </m:rPr>
+                  <w:rPr>
+                    <w:rFonts w:ascii="Cambria Math" w:hAnsi="Cambria Math"/>
+                  </w:rPr>
+                  <m:t>,</m:t>
+                </m:r>
+                <m:r>
+                  <m:rPr>
+                    <m:sty m:val="p"/>
+                  </m:rPr>
+                  <w:rPr>
+                    <w:rFonts w:ascii="Cambria Math" w:hAnsi="Cambria Math"/>
+                  </w:rPr>
+                  <m:t>2307</m:t>
+                </m:r>
+              </m:oMath>
+            </m:oMathPara>
+          </w:p>
+        </w:tc>
+        <w:tc>
+          <w:tcPr>
+            <w:tcW w:w="0" w:type="auto"/>
+          </w:tcPr>
+          <w:p>
+            <w:pPr>
+              <w:numPr>
+                <w:ilvl w:val="0"/>
+                <w:numId w:val="0"/>
+              </w:numPr>
+              <w:spacing w:before="0" w:after="0"/>
+              <w:jc w:val="center"/>
+            </w:pPr>
+            <m:oMathPara>
+              <m:oMath>
+                <m:r>
+                  <m:rPr>
+                    <m:sty m:val="p"/>
+                  </m:rPr>
+                  <w:rPr>
+                    <w:rFonts w:ascii="Cambria Math" w:hAnsi="Cambria Math"/>
+                  </w:rPr>
+                  <m:t>≈(</m:t>
+                </m:r>
+                <m:r>
+                  <m:rPr>
+                    <m:sty m:val="p"/>
+                  </m:rPr>
+                  <w:rPr>
+                    <w:rFonts w:ascii="Cambria Math" w:hAnsi="Cambria Math"/>
+                  </w:rPr>
+                  <m:t>21</m:t>
+                </m:r>
+                <m:r>
+                  <m:rPr>
+                    <m:sty m:val="p"/>
+                  </m:rPr>
+                  <w:rPr>
+                    <w:rFonts w:ascii="Cambria Math" w:hAnsi="Cambria Math"/>
+                  </w:rPr>
+                  <m:t>,</m:t>
+                </m:r>
+                <m:r>
+                  <m:rPr>
+                    <m:sty m:val="p"/>
+                  </m:rPr>
+                  <w:rPr>
+                    <w:rFonts w:ascii="Cambria Math" w:hAnsi="Cambria Math"/>
+                  </w:rPr>
+                  <m:t>1214</m:t>
+                </m:r>
+                <m:r>
+                  <m:rPr>
+                    <m:sty m:val="p"/>
+                  </m:rPr>
+                  <w:rPr>
+                    <w:rFonts w:ascii="Cambria Math" w:hAnsi="Cambria Math"/>
+                  </w:rPr>
+                  <m:t>8</m:t>
+                </m:r>
+                <m:r>
+                  <m:rPr>
+                    <m:sty m:val="p"/>
+                  </m:rPr>
+                  <w:rPr>
+                    <w:rFonts w:ascii="Cambria Math" w:hAnsi="Cambria Math"/>
+                  </w:rPr>
+                  <m:t xml:space="preserve">, </m:t>
+                </m:r>
+                <m:r>
+                  <m:rPr>
+                    <m:sty m:val="p"/>
+                  </m:rPr>
+                  <w:rPr>
+                    <w:rFonts w:ascii="Cambria Math" w:hAnsi="Cambria Math"/>
+                  </w:rPr>
+                  <m:t>21</m:t>
+                </m:r>
+                <m:r>
+                  <m:rPr>
+                    <m:sty m:val="p"/>
+                  </m:rPr>
+                  <w:rPr>
+                    <w:rFonts w:ascii="Cambria Math" w:hAnsi="Cambria Math"/>
+                  </w:rPr>
+                  <m:t>,</m:t>
+                </m:r>
+                <m:r>
+                  <m:rPr>
+                    <m:sty m:val="p"/>
+                  </m:rPr>
+                  <w:rPr>
+                    <w:rFonts w:ascii="Cambria Math" w:hAnsi="Cambria Math"/>
+                  </w:rPr>
+                  <m:t>34511</m:t>
+                </m:r>
+                <m:r>
+                  <m:rPr>
+                    <m:sty m:val="p"/>
+                  </m:rPr>
+                  <w:rPr>
+                    <w:rFonts w:ascii="Cambria Math" w:hAnsi="Cambria Math"/>
+                  </w:rPr>
+                  <m:t>)</m:t>
+                </m:r>
+              </m:oMath>
+            </m:oMathPara>
+          </w:p>
+        </w:tc>
+        <w:tc>
+          <w:tcPr>
+            <w:tcW w:w="0" w:type="auto"/>
+            <w:vAlign w:val="center"/>
+          </w:tcPr>
+          <w:p>
+            <w:pPr>
+              <w:numPr>
+                <w:ilvl w:val="0"/>
+                <w:numId w:val="0"/>
+              </w:numPr>
+              <w:spacing w:before="0" w:after="0"/>
+              <w:jc w:val="center"/>
+            </w:pPr>
+            <m:oMathPara>
+              <m:oMath>
+                <m:r>
+                  <m:rPr>
+                    <m:sty m:val="p"/>
+                  </m:rPr>
+                  <w:rPr>
+                    <w:rFonts w:ascii="Cambria Math" w:hAnsi="Cambria Math"/>
+                  </w:rPr>
+                  <m:t>≈(</m:t>
+                </m:r>
+                <m:r>
+                  <m:rPr>
+                    <m:sty m:val="p"/>
+                  </m:rPr>
+                  <w:rPr>
+                    <w:rFonts w:ascii="Cambria Math" w:hAnsi="Cambria Math"/>
+                  </w:rPr>
+                  <m:t>20</m:t>
+                </m:r>
+                <m:r>
+                  <m:rPr>
+                    <m:sty m:val="p"/>
+                  </m:rPr>
+                  <w:rPr>
+                    <w:rFonts w:ascii="Cambria Math" w:hAnsi="Cambria Math"/>
+                  </w:rPr>
+                  <m:t>,</m:t>
+                </m:r>
+                <m:r>
+                  <m:rPr>
+                    <m:sty m:val="p"/>
+                  </m:rPr>
+                  <w:rPr>
+                    <w:rFonts w:ascii="Cambria Math" w:hAnsi="Cambria Math"/>
+                  </w:rPr>
+                  <m:t>8078</m:t>
+                </m:r>
+                <m:r>
+                  <m:rPr>
+                    <m:sty m:val="p"/>
+                  </m:rPr>
+                  <w:rPr>
+                    <w:rFonts w:ascii="Cambria Math" w:hAnsi="Cambria Math"/>
+                  </w:rPr>
+                  <m:t>1</m:t>
+                </m:r>
+                <m:r>
+                  <m:rPr>
+                    <m:sty m:val="p"/>
+                  </m:rPr>
+                  <w:rPr>
+                    <w:rFonts w:ascii="Cambria Math" w:hAnsi="Cambria Math"/>
+                  </w:rPr>
+                  <m:t xml:space="preserve">, </m:t>
+                </m:r>
+                <m:r>
+                  <m:rPr>
+                    <m:sty m:val="p"/>
+                  </m:rPr>
+                  <w:rPr>
+                    <w:rFonts w:ascii="Cambria Math" w:hAnsi="Cambria Math"/>
+                  </w:rPr>
+                  <m:t>21.6516</m:t>
+                </m:r>
+                <m:r>
+                  <m:rPr>
+                    <m:sty m:val="p"/>
+                  </m:rPr>
+                  <w:rPr>
+                    <w:rFonts w:ascii="Cambria Math" w:hAnsi="Cambria Math"/>
+                  </w:rPr>
+                  <m:t>7</m:t>
+                </m:r>
+                <m:r>
+                  <m:rPr>
+                    <m:sty m:val="p"/>
+                  </m:rPr>
+                  <w:rPr>
+                    <w:rFonts w:ascii="Cambria Math" w:hAnsi="Cambria Math"/>
+                  </w:rPr>
+                  <m:t>)</m:t>
+                </m:r>
+              </m:oMath>
+            </m:oMathPara>
+          </w:p>
+        </w:tc>
+      </w:tr>
+      <w:tr>
+        <w:trPr>
+          <w:trHeight w:hRule="exact" w:val="284"/>
+          <w:jc w:val="center"/>
+        </w:trPr>
+        <w:tc>
+          <w:tcPr>
+            <w:tcW w:w="0" w:type="auto"/>
+          </w:tcPr>
+          <w:p>
+            <w:pPr>
+              <w:numPr>
+                <w:ilvl w:val="0"/>
+                <w:numId w:val="0"/>
+              </w:numPr>
+              <w:spacing w:before="0" w:after="0"/>
+              <w:jc w:val="center"/>
+            </w:pPr>
+            <w:r>
+              <w:t>T3</w:t>
+            </w:r>
+          </w:p>
+        </w:tc>
+        <w:tc>
+          <w:tcPr>
+            <w:tcW w:w="0" w:type="auto"/>
+          </w:tcPr>
+          <w:p>
+            <w:pPr>
+              <w:numPr>
+                <w:ilvl w:val="0"/>
+                <w:numId w:val="0"/>
+              </w:numPr>
+              <w:spacing w:before="0" w:after="0"/>
+              <w:jc w:val="center"/>
+            </w:pPr>
+            <m:oMathPara>
+              <m:oMath>
+                <m:r>
+                  <m:rPr>
+                    <m:sty m:val="p"/>
+                  </m:rPr>
+                  <w:rPr>
+                    <w:rFonts w:ascii="Cambria Math" w:hAnsi="Cambria Math"/>
+                  </w:rPr>
+                  <m:t>28</m:t>
+                </m:r>
+                <m:r>
+                  <m:rPr>
+                    <m:sty m:val="p"/>
+                  </m:rPr>
+                  <w:rPr>
+                    <w:rFonts w:ascii="Cambria Math" w:hAnsi="Cambria Math"/>
+                  </w:rPr>
+                  <m:t>,</m:t>
+                </m:r>
+                <m:r>
+                  <m:rPr>
+                    <m:sty m:val="p"/>
+                  </m:rPr>
+                  <w:rPr>
+                    <w:rFonts w:ascii="Cambria Math" w:hAnsi="Cambria Math"/>
+                  </w:rPr>
+                  <m:t>164</m:t>
+                </m:r>
+                <m:r>
+                  <m:rPr>
+                    <m:sty m:val="p"/>
+                  </m:rPr>
+                  <w:rPr>
+                    <w:rFonts w:ascii="Cambria Math" w:hAnsi="Cambria Math"/>
+                  </w:rPr>
+                  <m:t>6</m:t>
+                </m:r>
+              </m:oMath>
+            </m:oMathPara>
+          </w:p>
+        </w:tc>
+        <w:tc>
+          <w:tcPr>
+            <w:tcW w:w="0" w:type="auto"/>
+          </w:tcPr>
+          <w:p>
+            <w:pPr>
+              <w:numPr>
+                <w:ilvl w:val="0"/>
+                <w:numId w:val="0"/>
+              </w:numPr>
+              <w:spacing w:before="0" w:after="0"/>
+              <w:jc w:val="center"/>
+            </w:pPr>
+            <m:oMathPara>
+              <m:oMath>
+                <m:r>
+                  <m:rPr>
+                    <m:sty m:val="p"/>
+                  </m:rPr>
+                  <w:rPr>
+                    <w:rFonts w:ascii="Cambria Math" w:hAnsi="Cambria Math"/>
+                  </w:rPr>
+                  <m:t>≈(</m:t>
+                </m:r>
+                <m:r>
+                  <m:rPr>
+                    <m:sty m:val="p"/>
+                  </m:rPr>
+                  <w:rPr>
+                    <w:rFonts w:ascii="Cambria Math" w:hAnsi="Cambria Math"/>
+                  </w:rPr>
+                  <m:t>28</m:t>
+                </m:r>
+                <m:r>
+                  <m:rPr>
+                    <m:sty m:val="p"/>
+                  </m:rPr>
+                  <w:rPr>
+                    <w:rFonts w:ascii="Cambria Math" w:hAnsi="Cambria Math"/>
+                  </w:rPr>
+                  <m:t>,</m:t>
+                </m:r>
+                <m:r>
+                  <m:rPr>
+                    <m:sty m:val="p"/>
+                  </m:rPr>
+                  <w:rPr>
+                    <w:rFonts w:ascii="Cambria Math" w:hAnsi="Cambria Math"/>
+                  </w:rPr>
+                  <m:t>08702</m:t>
+                </m:r>
+                <m:r>
+                  <m:rPr>
+                    <m:sty m:val="p"/>
+                  </m:rPr>
+                  <w:rPr>
+                    <w:rFonts w:ascii="Cambria Math" w:hAnsi="Cambria Math"/>
+                  </w:rPr>
+                  <m:t xml:space="preserve">, </m:t>
+                </m:r>
+                <m:r>
+                  <m:rPr>
+                    <m:sty m:val="p"/>
+                  </m:rPr>
+                  <w:rPr>
+                    <w:rFonts w:ascii="Cambria Math" w:hAnsi="Cambria Math"/>
+                  </w:rPr>
+                  <m:t>28</m:t>
+                </m:r>
+                <m:r>
+                  <m:rPr>
+                    <m:sty m:val="p"/>
+                  </m:rPr>
+                  <w:rPr>
+                    <w:rFonts w:ascii="Cambria Math" w:hAnsi="Cambria Math"/>
+                  </w:rPr>
+                  <m:t>,</m:t>
+                </m:r>
+                <m:r>
+                  <m:rPr>
+                    <m:sty m:val="p"/>
+                  </m:rPr>
+                  <w:rPr>
+                    <w:rFonts w:ascii="Cambria Math" w:hAnsi="Cambria Math"/>
+                  </w:rPr>
+                  <m:t>23955</m:t>
+                </m:r>
+                <m:r>
+                  <m:rPr>
+                    <m:sty m:val="p"/>
+                  </m:rPr>
+                  <w:rPr>
+                    <w:rFonts w:ascii="Cambria Math" w:hAnsi="Cambria Math"/>
+                  </w:rPr>
+                  <m:t>)</m:t>
+                </m:r>
+              </m:oMath>
+            </m:oMathPara>
+          </w:p>
+        </w:tc>
+        <w:tc>
+          <w:tcPr>
+            <w:tcW w:w="0" w:type="auto"/>
+            <w:vAlign w:val="center"/>
+          </w:tcPr>
+          <w:p>
+            <w:pPr>
+              <w:numPr>
+                <w:ilvl w:val="0"/>
+                <w:numId w:val="0"/>
+              </w:numPr>
+              <w:spacing w:before="0" w:after="0"/>
+              <w:jc w:val="center"/>
+            </w:pPr>
+            <m:oMathPara>
+              <m:oMath>
+                <m:r>
+                  <m:rPr>
+                    <m:sty m:val="p"/>
+                  </m:rPr>
+                  <w:rPr>
+                    <w:rFonts w:ascii="Cambria Math" w:hAnsi="Cambria Math"/>
+                  </w:rPr>
+                  <m:t>≈(</m:t>
+                </m:r>
+                <m:r>
+                  <m:rPr>
+                    <m:sty m:val="p"/>
+                  </m:rPr>
+                  <w:rPr>
+                    <w:rFonts w:ascii="Cambria Math" w:hAnsi="Cambria Math"/>
+                  </w:rPr>
+                  <m:t>27</m:t>
+                </m:r>
+                <m:r>
+                  <m:rPr>
+                    <m:sty m:val="p"/>
+                  </m:rPr>
+                  <w:rPr>
+                    <w:rFonts w:ascii="Cambria Math" w:hAnsi="Cambria Math"/>
+                  </w:rPr>
+                  <m:t>,</m:t>
+                </m:r>
+                <m:r>
+                  <m:rPr>
+                    <m:sty m:val="p"/>
+                  </m:rPr>
+                  <w:rPr>
+                    <w:rFonts w:ascii="Cambria Math" w:hAnsi="Cambria Math"/>
+                  </w:rPr>
+                  <m:t>8655</m:t>
+                </m:r>
+                <m:r>
+                  <m:rPr>
+                    <m:sty m:val="p"/>
+                  </m:rPr>
+                  <w:rPr>
+                    <w:rFonts w:ascii="Cambria Math" w:hAnsi="Cambria Math"/>
+                  </w:rPr>
+                  <m:t>3</m:t>
+                </m:r>
+                <m:r>
+                  <m:rPr>
+                    <m:sty m:val="p"/>
+                  </m:rPr>
+                  <w:rPr>
+                    <w:rFonts w:ascii="Cambria Math" w:hAnsi="Cambria Math"/>
+                  </w:rPr>
+                  <m:t xml:space="preserve">, </m:t>
+                </m:r>
+                <m:r>
+                  <m:rPr>
+                    <m:sty m:val="p"/>
+                  </m:rPr>
+                  <w:rPr>
+                    <w:rFonts w:ascii="Cambria Math" w:hAnsi="Cambria Math"/>
+                  </w:rPr>
+                  <m:t>28</m:t>
+                </m:r>
+                <m:r>
+                  <m:rPr>
+                    <m:sty m:val="p"/>
+                  </m:rPr>
+                  <w:rPr>
+                    <w:rFonts w:ascii="Cambria Math" w:hAnsi="Cambria Math"/>
+                  </w:rPr>
+                  <m:t>,</m:t>
+                </m:r>
+                <m:r>
+                  <m:rPr>
+                    <m:sty m:val="p"/>
+                  </m:rPr>
+                  <w:rPr>
+                    <w:rFonts w:ascii="Cambria Math" w:hAnsi="Cambria Math"/>
+                  </w:rPr>
+                  <m:t>45557</m:t>
+                </m:r>
+                <m:r>
+                  <m:rPr>
+                    <m:sty m:val="p"/>
+                  </m:rPr>
+                  <w:rPr>
+                    <w:rFonts w:ascii="Cambria Math" w:hAnsi="Cambria Math"/>
+                  </w:rPr>
+                  <m:t>)</m:t>
+                </m:r>
+              </m:oMath>
+            </m:oMathPara>
+          </w:p>
+        </w:tc>
+      </w:tr>
+      <w:tr>
+        <w:trPr>
+          <w:trHeight w:hRule="exact" w:val="284"/>
+          <w:jc w:val="center"/>
+        </w:trPr>
+        <w:tc>
+          <w:tcPr>
+            <w:tcW w:w="0" w:type="auto"/>
+          </w:tcPr>
+          <w:p>
+            <w:pPr>
+              <w:numPr>
+                <w:ilvl w:val="0"/>
+                <w:numId w:val="0"/>
+              </w:numPr>
+              <w:spacing w:before="0" w:after="0"/>
+              <w:jc w:val="center"/>
+            </w:pPr>
+            <w:r>
+              <w:t>T4</w:t>
+            </w:r>
+          </w:p>
+        </w:tc>
+        <w:tc>
+          <w:tcPr>
+            <w:tcW w:w="0" w:type="auto"/>
+          </w:tcPr>
+          <w:p>
+            <w:pPr>
+              <w:numPr>
+                <w:ilvl w:val="0"/>
+                <w:numId w:val="0"/>
+              </w:numPr>
+              <w:spacing w:before="0" w:after="0"/>
+              <w:jc w:val="center"/>
+            </w:pPr>
+            <m:oMathPara>
+              <m:oMath>
+                <m:r>
+                  <m:rPr>
+                    <m:sty m:val="p"/>
+                  </m:rPr>
+                  <w:rPr>
+                    <w:rFonts w:ascii="Cambria Math" w:hAnsi="Cambria Math"/>
+                  </w:rPr>
+                  <m:t>14</m:t>
+                </m:r>
+                <m:r>
+                  <m:rPr>
+                    <m:sty m:val="p"/>
+                  </m:rPr>
+                  <w:rPr>
+                    <w:rFonts w:ascii="Cambria Math" w:hAnsi="Cambria Math"/>
+                  </w:rPr>
+                  <m:t>,</m:t>
+                </m:r>
+                <m:r>
+                  <m:rPr>
+                    <m:sty m:val="p"/>
+                  </m:rPr>
+                  <w:rPr>
+                    <w:rFonts w:ascii="Cambria Math" w:hAnsi="Cambria Math"/>
+                  </w:rPr>
+                  <m:t>2748</m:t>
+                </m:r>
+              </m:oMath>
+            </m:oMathPara>
+          </w:p>
+        </w:tc>
+        <w:tc>
+          <w:tcPr>
+            <w:tcW w:w="0" w:type="auto"/>
+          </w:tcPr>
+          <w:p>
+            <w:pPr>
+              <w:numPr>
+                <w:ilvl w:val="0"/>
+                <w:numId w:val="0"/>
+              </w:numPr>
+              <w:spacing w:before="0" w:after="0"/>
+              <w:jc w:val="center"/>
+            </w:pPr>
+            <m:oMathPara>
+              <m:oMath>
+                <m:r>
+                  <m:rPr>
+                    <m:sty m:val="p"/>
+                  </m:rPr>
+                  <w:rPr>
+                    <w:rFonts w:ascii="Cambria Math" w:hAnsi="Cambria Math"/>
+                  </w:rPr>
+                  <m:t>≈(</m:t>
+                </m:r>
+                <m:r>
+                  <m:rPr>
+                    <m:sty m:val="p"/>
+                  </m:rPr>
+                  <w:rPr>
+                    <w:rFonts w:ascii="Cambria Math" w:hAnsi="Cambria Math"/>
+                  </w:rPr>
+                  <m:t>14</m:t>
+                </m:r>
+                <m:r>
+                  <m:rPr>
+                    <m:sty m:val="p"/>
+                  </m:rPr>
+                  <w:rPr>
+                    <w:rFonts w:ascii="Cambria Math" w:hAnsi="Cambria Math"/>
+                  </w:rPr>
+                  <m:t>,</m:t>
+                </m:r>
+                <m:r>
+                  <m:rPr>
+                    <m:sty m:val="p"/>
+                  </m:rPr>
+                  <w:rPr>
+                    <w:rFonts w:ascii="Cambria Math" w:hAnsi="Cambria Math"/>
+                  </w:rPr>
+                  <m:t>17211</m:t>
+                </m:r>
+                <m:r>
+                  <m:rPr>
+                    <m:sty m:val="p"/>
+                  </m:rPr>
+                  <w:rPr>
+                    <w:rFonts w:ascii="Cambria Math" w:hAnsi="Cambria Math"/>
+                  </w:rPr>
+                  <m:t xml:space="preserve">, </m:t>
+                </m:r>
+                <m:r>
+                  <m:rPr>
+                    <m:sty m:val="p"/>
+                  </m:rPr>
+                  <w:rPr>
+                    <w:rFonts w:ascii="Cambria Math" w:hAnsi="Cambria Math"/>
+                  </w:rPr>
+                  <m:t>14.3804</m:t>
+                </m:r>
+                <m:r>
+                  <m:rPr>
+                    <m:sty m:val="p"/>
+                  </m:rPr>
+                  <w:rPr>
+                    <w:rFonts w:ascii="Cambria Math" w:hAnsi="Cambria Math"/>
+                  </w:rPr>
+                  <m:t>4</m:t>
+                </m:r>
+                <m:r>
+                  <m:rPr>
+                    <m:sty m:val="p"/>
+                  </m:rPr>
+                  <w:rPr>
+                    <w:rFonts w:ascii="Cambria Math" w:hAnsi="Cambria Math"/>
+                  </w:rPr>
+                  <m:t>)</m:t>
+                </m:r>
+              </m:oMath>
+            </m:oMathPara>
+          </w:p>
+        </w:tc>
+        <w:tc>
+          <w:tcPr>
+            <w:tcW w:w="0" w:type="auto"/>
+            <w:vAlign w:val="center"/>
+          </w:tcPr>
+          <w:p>
+            <w:pPr>
+              <w:keepNext/>
+              <w:numPr>
+                <w:ilvl w:val="0"/>
+                <w:numId w:val="0"/>
+              </w:numPr>
+              <w:spacing w:before="0" w:after="0"/>
+              <w:jc w:val="center"/>
+            </w:pPr>
+            <m:oMathPara>
+              <m:oMath>
+                <m:r>
+                  <m:rPr>
+                    <m:sty m:val="p"/>
+                  </m:rPr>
+                  <w:rPr>
+                    <w:rFonts w:ascii="Cambria Math" w:hAnsi="Cambria Math"/>
+                  </w:rPr>
+                  <m:t>≈(</m:t>
+                </m:r>
+                <m:r>
+                  <m:rPr>
+                    <m:sty m:val="p"/>
+                  </m:rPr>
+                  <w:rPr>
+                    <w:rFonts w:ascii="Cambria Math" w:hAnsi="Cambria Math"/>
+                  </w:rPr>
+                  <m:t>13</m:t>
+                </m:r>
+                <m:r>
+                  <m:rPr>
+                    <m:sty m:val="p"/>
+                  </m:rPr>
+                  <w:rPr>
+                    <w:rFonts w:ascii="Cambria Math" w:hAnsi="Cambria Math"/>
+                  </w:rPr>
+                  <m:t>,</m:t>
+                </m:r>
+                <m:r>
+                  <m:rPr>
+                    <m:sty m:val="p"/>
+                  </m:rPr>
+                  <w:rPr>
+                    <w:rFonts w:ascii="Cambria Math" w:hAnsi="Cambria Math"/>
+                  </w:rPr>
+                  <m:t>8745</m:t>
+                </m:r>
+                <m:r>
+                  <m:rPr>
+                    <m:sty m:val="p"/>
+                  </m:rPr>
+                  <w:rPr>
+                    <w:rFonts w:ascii="Cambria Math" w:hAnsi="Cambria Math"/>
+                  </w:rPr>
+                  <m:t>1</m:t>
+                </m:r>
+                <m:r>
+                  <m:rPr>
+                    <m:sty m:val="p"/>
+                  </m:rPr>
+                  <w:rPr>
+                    <w:rFonts w:ascii="Cambria Math" w:hAnsi="Cambria Math"/>
+                  </w:rPr>
+                  <m:t xml:space="preserve">, </m:t>
+                </m:r>
+                <m:r>
+                  <m:rPr>
+                    <m:sty m:val="p"/>
+                  </m:rPr>
+                  <w:rPr>
+                    <w:rFonts w:ascii="Cambria Math" w:hAnsi="Cambria Math"/>
+                  </w:rPr>
+                  <m:t>14</m:t>
+                </m:r>
+                <m:r>
+                  <m:rPr>
+                    <m:sty m:val="p"/>
+                  </m:rPr>
+                  <w:rPr>
+                    <w:rFonts w:ascii="Cambria Math" w:hAnsi="Cambria Math"/>
+                  </w:rPr>
+                  <m:t>,</m:t>
+                </m:r>
+                <m:r>
+                  <m:rPr>
+                    <m:sty m:val="p"/>
+                  </m:rPr>
+                  <w:rPr>
+                    <w:rFonts w:ascii="Cambria Math" w:hAnsi="Cambria Math"/>
+                  </w:rPr>
+                  <m:t>69341</m:t>
+                </m:r>
+                <m:r>
+                  <m:rPr>
+                    <m:sty m:val="p"/>
+                  </m:rPr>
+                  <w:rPr>
+                    <w:rFonts w:ascii="Cambria Math" w:hAnsi="Cambria Math"/>
+                  </w:rPr>
+                  <m:t>)</m:t>
+                </m:r>
+              </m:oMath>
+            </m:oMathPara>
+          </w:p>
+        </w:tc>
+      </w:tr>
+    </w:tbl>
+    <w:p>
+      <w:pPr>
+        <w:pStyle w:val="Descripcin"/>
+      </w:pPr>
+      <w:r>
+        <w:t xml:space="preserve">Tabla </w:t>
+      </w:r>
+      <w:fldSimple w:instr=" STYLEREF 1 \s ">
+        <w:r>
+          <w:rPr>
+            <w:noProof/>
+          </w:rPr>
+          <w:t>3</w:t>
+        </w:r>
+      </w:fldSimple>
+      <w:r>
+        <w:t>.</w:t>
+      </w:r>
+      <w:fldSimple w:instr=" SEQ Tabla \* ARABIC \s 1 ">
+        <w:r>
+          <w:rPr>
+            <w:noProof/>
+          </w:rPr>
+          <w:t>2</w:t>
+        </w:r>
+      </w:fldSimple>
+      <w:r>
+        <w:t>: I</w:t>
+      </w:r>
+      <w:r>
+        <w:t>ntervalos bootstrap para temperatura</w:t>
+      </w:r>
+    </w:p>
+    <w:p>
+      <w:pPr>
+        <w:jc w:val="left"/>
+      </w:pPr>
+      <w:r>
+        <w:t xml:space="preserve">Posteriormente, se </w:t>
+      </w:r>
+      <w:r>
+        <w:t>compara el análisis anterior</w:t>
+      </w:r>
+      <w:r>
+        <w:t xml:space="preserve"> con la forma de las distribuciones bootstrap, con el fin de </w:t>
+      </w:r>
+      <w:r>
+        <w:t>entender el</w:t>
+      </w:r>
+      <w:r>
+        <w:t xml:space="preserve"> patrón observado; para ello, se incorpora la visualización </w:t>
+      </w:r>
+      <w:r>
+        <w:t>de las distribuciones</w:t>
+      </w:r>
+      <w:r>
+        <w:t xml:space="preserve"> por trimestre.</w:t>
+      </w:r>
+    </w:p>
+    <w:p>
+      <w:pPr>
+        <w:keepNext/>
+        <w:jc w:val="center"/>
+      </w:pPr>
+      <w:r>
+        <w:rPr>
+          <w:noProof/>
+        </w:rPr>
+        <w:drawing>
+          <wp:inline distT="0" distB="0" distL="0" distR="0" wp14:anchorId="269BD453" wp14:editId="5B161D5B">
+            <wp:extent cx="4875767" cy="3240000"/>
+            <wp:effectExtent l="0" t="0" r="1270" b="0"/>
+            <wp:docPr id="1936235224" name="Imagen 11"/>
+            <wp:cNvGraphicFramePr>
+              <a:graphicFrameLocks xmlns:a="http://schemas.openxmlformats.org/drawingml/2006/main" noChangeAspect="1"/>
+            </wp:cNvGraphicFramePr>
+            <a:graphic xmlns:a="http://schemas.openxmlformats.org/drawingml/2006/main">
+              <a:graphicData uri="http://schemas.openxmlformats.org/drawingml/2006/picture">
+                <pic:pic xmlns:pic="http://schemas.openxmlformats.org/drawingml/2006/picture">
+                  <pic:nvPicPr>
+                    <pic:cNvPr id="0" name="Picture 19"/>
+                    <pic:cNvPicPr>
+                      <a:picLocks noChangeAspect="1" noChangeArrowheads="1"/>
+                    </pic:cNvPicPr>
+                  </pic:nvPicPr>
+                  <pic:blipFill>
+                    <a:blip r:embed="rId22" cstate="print">
+                      <a:extLst>
+                        <a:ext uri="{28A0092B-C50C-407E-A947-70E740481C1C}">
+                          <a14:useLocalDpi xmlns:a14="http://schemas.microsoft.com/office/drawing/2010/main" val="0"/>
+                        </a:ext>
+                      </a:extLst>
+                    </a:blip>
+                    <a:srcRect/>
+                    <a:stretch>
+                      <a:fillRect/>
+                    </a:stretch>
+                  </pic:blipFill>
+                  <pic:spPr bwMode="auto">
+                    <a:xfrm>
+                      <a:off x="0" y="0"/>
+                      <a:ext cx="4875767" cy="3240000"/>
+                    </a:xfrm>
+                    <a:prstGeom prst="rect">
+                      <a:avLst/>
+                    </a:prstGeom>
+                    <a:noFill/>
+                    <a:ln>
+                      <a:noFill/>
+                    </a:ln>
+                  </pic:spPr>
+                </pic:pic>
+              </a:graphicData>
+            </a:graphic>
+          </wp:inline>
+        </w:drawing>
+      </w:r>
+    </w:p>
+    <w:p>
+      <w:pPr>
+        <w:pStyle w:val="Descripcin"/>
+        <w:rPr>
+          <w:b w:val="0"/>
+          <w:bCs w:val="0"/>
+        </w:rPr>
+      </w:pPr>
+      <w:r>
+        <w:t xml:space="preserve">Gráfico </w:t>
+      </w:r>
+      <w:fldSimple w:instr=" STYLEREF 1 \s ">
+        <w:r>
+          <w:rPr>
+            <w:noProof/>
+          </w:rPr>
+          <w:t>3</w:t>
+        </w:r>
+      </w:fldSimple>
+      <w:r>
+        <w:t>.</w:t>
+      </w:r>
+      <w:fldSimple w:instr=" SEQ Gráfico \* ARABIC \s 1 ">
+        <w:r>
+          <w:rPr>
+            <w:noProof/>
+          </w:rPr>
+          <w:t>4</w:t>
+        </w:r>
+      </w:fldSimple>
+      <w:r>
+        <w:t xml:space="preserve">: </w:t>
+      </w:r>
+      <w:r>
+        <w:t>Distribución bootstrap, distribución estimada, IC 50% y 99% y zonas críticas de temperatura por trimestres en celda 01</w:t>
+      </w:r>
+    </w:p>
+    <w:p>
+      <w:pPr>
+        <w:jc w:val="center"/>
+        <w:rPr>
+          <w:b/>
+          <w:bCs/>
+          <w:sz w:val="20"/>
+          <w:szCs w:val="20"/>
+        </w:rPr>
+      </w:pPr>
+    </w:p>
+    <w:p>
+      <w:pPr>
+        <w:jc w:val="left"/>
+      </w:pPr>
+      <w:r>
+        <w:lastRenderedPageBreak/>
+        <w:t>Se observa un orden consistente de medias (</w:t>
+      </w:r>
+      <m:oMath>
+        <m:r>
+          <w:rPr>
+            <w:rFonts w:ascii="Cambria Math" w:hAnsi="Cambria Math"/>
+          </w:rPr>
+          <m:t>T1 &lt; T4 &lt; T2 &lt; T3</m:t>
+        </m:r>
+      </m:oMath>
+      <w:r>
+        <w:t>), con separación</w:t>
+      </w:r>
+      <w:r>
+        <w:t xml:space="preserve"> </w:t>
+      </w:r>
+      <w:r>
+        <w:t>entre intervalos en ambos niveles de confianza. Esta configuración sugiere diferenciación entre trimestres para la variable temperatura.</w:t>
+      </w:r>
+      <w:r>
+        <w:t xml:space="preserve"> Como cabe de esperar, </w:t>
+      </w:r>
+      <w:r>
+        <w:t>las distribuciones bootstrap se concentran en bandas separadas, con mínima superposición visual entre trimestres.</w:t>
+      </w:r>
+    </w:p>
+    <w:p>
+      <w:pPr>
         <w:pStyle w:val="Ttulo2"/>
-      </w:pPr>
-      <w:bookmarkStart w:id="38" w:name="_Toc227434648"/>
-      <w:r>
-        <w:t>**Apartado4.1**</w:t>
+        <w:spacing w:before="240" w:after="120"/>
+      </w:pPr>
+      <w:bookmarkStart w:id="38" w:name="_Toc227519007"/>
+      <w:r>
+        <w:t>Análisis trimestral de la precipitación mediante intervalos y distribuciones bootstrap</w:t>
       </w:r>
       <w:bookmarkEnd w:id="38"/>
     </w:p>
     <w:p>
       <w:pPr>
-        <w:spacing w:beforeLines="240" w:before="576"/>
-      </w:pPr>
+        <w:jc w:val="left"/>
+      </w:pPr>
+      <w:r>
+        <w:t xml:space="preserve">En este subapartado se analizan los intervalos de confianza bootstrap BCa y las distribuciones bootstrap de la media trimestral de precipitación, con el fin de evaluar la estabilidad del patrón de solape al </w:t>
+      </w:r>
+      <w:r>
+        <w:t>cambiar</w:t>
+      </w:r>
+      <w:r>
+        <w:t xml:space="preserve"> el nivel de confianza.</w:t>
+      </w:r>
     </w:p>
     <w:p>
       <w:pPr>
-        <w:spacing w:beforeLines="240" w:before="576" w:after="0"/>
         <w:jc w:val="left"/>
       </w:pPr>
       <w:r>
-        <w:br w:type="page"/>
+        <w:t xml:space="preserve">Dado que se trata de una variable </w:t>
+      </w:r>
+      <w:r>
+        <w:t>que ronda valores más bajos</w:t>
+      </w:r>
+      <w:r>
+        <w:t xml:space="preserve">, </w:t>
+      </w:r>
+      <w:r>
+        <w:t xml:space="preserve">también </w:t>
+      </w:r>
+      <w:r>
+        <w:t xml:space="preserve">es necesario describir de </w:t>
+      </w:r>
+      <w:r>
+        <w:t>la</w:t>
+      </w:r>
+      <w:r>
+        <w:t xml:space="preserve"> proximidad entre trimestres para </w:t>
+      </w:r>
+      <w:r>
+        <w:t xml:space="preserve">identificar </w:t>
+      </w:r>
+      <w:r>
+        <w:t>posibles superposiciones; en primer término, se emplean la gráfica de intervalos y su tabla asociada.</w:t>
       </w:r>
     </w:p>
     <w:p>
       <w:pPr>
+        <w:pStyle w:val="Descripcin"/>
+        <w:keepNext/>
+      </w:pPr>
+      <w:r>
+        <w:rPr>
+          <w:noProof/>
+        </w:rPr>
+        <w:drawing>
+          <wp:inline distT="0" distB="0" distL="0" distR="0" wp14:anchorId="33338418" wp14:editId="2CE15211">
+            <wp:extent cx="4680000" cy="2322940"/>
+            <wp:effectExtent l="0" t="0" r="6350" b="1270"/>
+            <wp:docPr id="1070784473" name="Imagen 12"/>
+            <wp:cNvGraphicFramePr>
+              <a:graphicFrameLocks xmlns:a="http://schemas.openxmlformats.org/drawingml/2006/main" noChangeAspect="1"/>
+            </wp:cNvGraphicFramePr>
+            <a:graphic xmlns:a="http://schemas.openxmlformats.org/drawingml/2006/main">
+              <a:graphicData uri="http://schemas.openxmlformats.org/drawingml/2006/picture">
+                <pic:pic xmlns:pic="http://schemas.openxmlformats.org/drawingml/2006/picture">
+                  <pic:nvPicPr>
+                    <pic:cNvPr id="0" name="Picture 21"/>
+                    <pic:cNvPicPr>
+                      <a:picLocks noChangeAspect="1" noChangeArrowheads="1"/>
+                    </pic:cNvPicPr>
+                  </pic:nvPicPr>
+                  <pic:blipFill>
+                    <a:blip r:embed="rId23" cstate="print">
+                      <a:extLst>
+                        <a:ext uri="{28A0092B-C50C-407E-A947-70E740481C1C}">
+                          <a14:useLocalDpi xmlns:a14="http://schemas.microsoft.com/office/drawing/2010/main" val="0"/>
+                        </a:ext>
+                      </a:extLst>
+                    </a:blip>
+                    <a:srcRect/>
+                    <a:stretch>
+                      <a:fillRect/>
+                    </a:stretch>
+                  </pic:blipFill>
+                  <pic:spPr bwMode="auto">
+                    <a:xfrm>
+                      <a:off x="0" y="0"/>
+                      <a:ext cx="4680000" cy="2322940"/>
+                    </a:xfrm>
+                    <a:prstGeom prst="rect">
+                      <a:avLst/>
+                    </a:prstGeom>
+                    <a:noFill/>
+                    <a:ln>
+                      <a:noFill/>
+                    </a:ln>
+                  </pic:spPr>
+                </pic:pic>
+              </a:graphicData>
+            </a:graphic>
+          </wp:inline>
+        </w:drawing>
+      </w:r>
+    </w:p>
+    <w:p>
+      <w:pPr>
+        <w:pStyle w:val="Descripcin"/>
+      </w:pPr>
+      <w:r>
+        <w:t xml:space="preserve">Gráfico </w:t>
+      </w:r>
+      <w:fldSimple w:instr=" STYLEREF 1 \s ">
+        <w:r>
+          <w:rPr>
+            <w:noProof/>
+          </w:rPr>
+          <w:t>3</w:t>
+        </w:r>
+      </w:fldSimple>
+      <w:r>
+        <w:t>.</w:t>
+      </w:r>
+      <w:fldSimple w:instr=" SEQ Gráfico \* ARABIC \s 1 ">
+        <w:r>
+          <w:rPr>
+            <w:noProof/>
+          </w:rPr>
+          <w:t>5</w:t>
+        </w:r>
+      </w:fldSimple>
+      <w:r>
+        <w:t xml:space="preserve">: </w:t>
+      </w:r>
+      <w:r>
+        <w:t>Intervalos de confianza Bootstrap de la precipitación por trimestres en celda 01</w:t>
+      </w:r>
+    </w:p>
+    <w:tbl>
+      <w:tblPr>
+        <w:tblStyle w:val="Tablaprofesional"/>
+        <w:tblW w:w="0" w:type="auto"/>
+        <w:jc w:val="center"/>
+        <w:tblLook w:val="04A0" w:firstRow="1" w:lastRow="0" w:firstColumn="1" w:lastColumn="0" w:noHBand="0" w:noVBand="1"/>
+      </w:tblPr>
+      <w:tblGrid>
+        <w:gridCol w:w="1536"/>
+        <w:gridCol w:w="1011"/>
+        <w:gridCol w:w="2701"/>
+        <w:gridCol w:w="2701"/>
+      </w:tblGrid>
+      <w:tr>
+        <w:trPr>
+          <w:cnfStyle w:val="100000000000" w:firstRow="1" w:lastRow="0" w:firstColumn="0" w:lastColumn="0" w:oddVBand="0" w:evenVBand="0" w:oddHBand="0" w:evenHBand="0" w:firstRowFirstColumn="0" w:firstRowLastColumn="0" w:lastRowFirstColumn="0" w:lastRowLastColumn="0"/>
+          <w:trHeight w:hRule="exact" w:val="284"/>
+          <w:jc w:val="center"/>
+        </w:trPr>
+        <w:tc>
+          <w:tcPr>
+            <w:tcW w:w="0" w:type="auto"/>
+          </w:tcPr>
+          <w:p>
+            <w:pPr>
+              <w:numPr>
+                <w:ilvl w:val="0"/>
+                <w:numId w:val="0"/>
+              </w:numPr>
+              <w:spacing w:before="0" w:after="0"/>
+              <w:jc w:val="center"/>
+            </w:pPr>
+            <w:r>
+              <w:t>TRIM</w:t>
+            </w:r>
+            <w:r>
+              <w:t>ESTRE</w:t>
+            </w:r>
+          </w:p>
+        </w:tc>
+        <w:tc>
+          <w:tcPr>
+            <w:tcW w:w="0" w:type="auto"/>
+          </w:tcPr>
+          <w:p>
+            <w:pPr>
+              <w:numPr>
+                <w:ilvl w:val="0"/>
+                <w:numId w:val="0"/>
+              </w:numPr>
+              <w:spacing w:before="0" w:after="0"/>
+              <w:jc w:val="center"/>
+            </w:pPr>
+            <w:r>
+              <w:t>M</w:t>
+            </w:r>
+            <w:r>
+              <w:t>EDIA</w:t>
+            </w:r>
+          </w:p>
+        </w:tc>
+        <w:tc>
+          <w:tcPr>
+            <w:tcW w:w="0" w:type="auto"/>
+          </w:tcPr>
+          <w:p>
+            <w:pPr>
+              <w:numPr>
+                <w:ilvl w:val="0"/>
+                <w:numId w:val="0"/>
+              </w:numPr>
+              <w:spacing w:before="0" w:after="0"/>
+              <w:jc w:val="center"/>
+            </w:pPr>
+            <w:r>
+              <w:t xml:space="preserve">IC </w:t>
+            </w:r>
+            <m:oMath>
+              <m:r>
+                <m:rPr>
+                  <m:sty m:val="b"/>
+                </m:rPr>
+                <w:rPr>
+                  <w:rFonts w:ascii="Cambria Math" w:hAnsi="Cambria Math"/>
+                </w:rPr>
+                <m:t>50%</m:t>
+              </m:r>
+            </m:oMath>
+          </w:p>
+        </w:tc>
+        <w:tc>
+          <w:tcPr>
+            <w:tcW w:w="0" w:type="auto"/>
+          </w:tcPr>
+          <w:p>
+            <w:pPr>
+              <w:numPr>
+                <w:ilvl w:val="0"/>
+                <w:numId w:val="0"/>
+              </w:numPr>
+              <w:spacing w:before="0" w:after="0"/>
+              <w:jc w:val="center"/>
+            </w:pPr>
+            <w:r>
+              <w:t xml:space="preserve">IC </w:t>
+            </w:r>
+            <m:oMath>
+              <m:r>
+                <m:rPr>
+                  <m:sty m:val="b"/>
+                </m:rPr>
+                <w:rPr>
+                  <w:rFonts w:ascii="Cambria Math" w:hAnsi="Cambria Math"/>
+                </w:rPr>
+                <m:t>99%</m:t>
+              </m:r>
+            </m:oMath>
+          </w:p>
+        </w:tc>
+      </w:tr>
+      <w:tr>
+        <w:trPr>
+          <w:trHeight w:hRule="exact" w:val="284"/>
+          <w:jc w:val="center"/>
+        </w:trPr>
+        <w:tc>
+          <w:tcPr>
+            <w:tcW w:w="0" w:type="auto"/>
+          </w:tcPr>
+          <w:p>
+            <w:pPr>
+              <w:numPr>
+                <w:ilvl w:val="0"/>
+                <w:numId w:val="0"/>
+              </w:numPr>
+              <w:spacing w:before="0" w:after="0"/>
+              <w:jc w:val="center"/>
+              <w:rPr>
+                <w:sz w:val="18"/>
+                <w:szCs w:val="20"/>
+              </w:rPr>
+            </w:pPr>
+            <w:r>
+              <w:rPr>
+                <w:sz w:val="18"/>
+                <w:szCs w:val="20"/>
+              </w:rPr>
+              <w:t>T1</w:t>
+            </w:r>
+          </w:p>
+        </w:tc>
+        <w:tc>
+          <w:tcPr>
+            <w:tcW w:w="0" w:type="auto"/>
+          </w:tcPr>
+          <w:p>
+            <w:pPr>
+              <w:numPr>
+                <w:ilvl w:val="0"/>
+                <w:numId w:val="0"/>
+              </w:numPr>
+              <w:spacing w:before="0" w:after="0"/>
+              <w:jc w:val="center"/>
+              <w:rPr>
+                <w:sz w:val="18"/>
+                <w:szCs w:val="20"/>
+              </w:rPr>
+            </w:pPr>
+            <m:oMathPara>
+              <m:oMath>
+                <m:r>
+                  <m:rPr>
+                    <m:sty m:val="p"/>
+                  </m:rPr>
+                  <w:rPr>
+                    <w:rFonts w:ascii="Cambria Math" w:hAnsi="Cambria Math"/>
+                    <w:sz w:val="18"/>
+                    <w:szCs w:val="20"/>
+                  </w:rPr>
+                  <m:t>7,2·</m:t>
+                </m:r>
+                <m:sSup>
+                  <m:sSupPr>
+                    <m:ctrlPr>
+                      <w:rPr>
+                        <w:rFonts w:ascii="Cambria Math" w:hAnsi="Cambria Math"/>
+                        <w:sz w:val="18"/>
+                        <w:szCs w:val="20"/>
+                      </w:rPr>
+                    </m:ctrlPr>
+                  </m:sSupPr>
+                  <m:e>
+                    <m:r>
+                      <m:rPr>
+                        <m:sty m:val="p"/>
+                      </m:rPr>
+                      <w:rPr>
+                        <w:rFonts w:ascii="Cambria Math" w:hAnsi="Cambria Math"/>
+                        <w:sz w:val="18"/>
+                        <w:szCs w:val="20"/>
+                      </w:rPr>
+                      <m:t>10</m:t>
+                    </m:r>
+                  </m:e>
+                  <m:sup>
+                    <m:r>
+                      <m:rPr>
+                        <m:sty m:val="p"/>
+                      </m:rPr>
+                      <w:rPr>
+                        <w:rFonts w:ascii="Cambria Math" w:hAnsi="Cambria Math"/>
+                        <w:sz w:val="18"/>
+                        <w:szCs w:val="20"/>
+                      </w:rPr>
+                      <m:t>-5</m:t>
+                    </m:r>
+                  </m:sup>
+                </m:sSup>
+              </m:oMath>
+            </m:oMathPara>
+          </w:p>
+        </w:tc>
+        <w:tc>
+          <w:tcPr>
+            <w:tcW w:w="0" w:type="auto"/>
+          </w:tcPr>
+          <w:p>
+            <w:pPr>
+              <w:numPr>
+                <w:ilvl w:val="0"/>
+                <w:numId w:val="0"/>
+              </w:numPr>
+              <w:spacing w:before="0" w:after="0"/>
+              <w:jc w:val="center"/>
+              <w:rPr>
+                <w:sz w:val="18"/>
+                <w:szCs w:val="20"/>
+              </w:rPr>
+            </w:pPr>
+            <m:oMathPara>
+              <m:oMath>
+                <m:r>
+                  <m:rPr>
+                    <m:sty m:val="p"/>
+                  </m:rPr>
+                  <w:rPr>
+                    <w:rFonts w:ascii="Cambria Math" w:hAnsi="Cambria Math"/>
+                    <w:sz w:val="18"/>
+                    <w:szCs w:val="20"/>
+                  </w:rPr>
+                  <m:t>≈(6,9044·</m:t>
+                </m:r>
+                <m:sSup>
+                  <m:sSupPr>
+                    <m:ctrlPr>
+                      <w:rPr>
+                        <w:rFonts w:ascii="Cambria Math" w:hAnsi="Cambria Math"/>
+                        <w:sz w:val="18"/>
+                        <w:szCs w:val="20"/>
+                      </w:rPr>
+                    </m:ctrlPr>
+                  </m:sSupPr>
+                  <m:e>
+                    <m:r>
+                      <m:rPr>
+                        <m:sty m:val="p"/>
+                      </m:rPr>
+                      <w:rPr>
+                        <w:rFonts w:ascii="Cambria Math" w:hAnsi="Cambria Math"/>
+                        <w:sz w:val="18"/>
+                        <w:szCs w:val="20"/>
+                      </w:rPr>
+                      <m:t>10</m:t>
+                    </m:r>
+                  </m:e>
+                  <m:sup>
+                    <m:r>
+                      <m:rPr>
+                        <m:sty m:val="p"/>
+                      </m:rPr>
+                      <w:rPr>
+                        <w:rFonts w:ascii="Cambria Math" w:hAnsi="Cambria Math"/>
+                        <w:sz w:val="18"/>
+                        <w:szCs w:val="20"/>
+                      </w:rPr>
+                      <m:t>-5</m:t>
+                    </m:r>
+                  </m:sup>
+                </m:sSup>
+                <m:r>
+                  <m:rPr>
+                    <m:sty m:val="p"/>
+                  </m:rPr>
+                  <w:rPr>
+                    <w:rFonts w:ascii="Cambria Math" w:hAnsi="Cambria Math"/>
+                    <w:sz w:val="18"/>
+                    <w:szCs w:val="20"/>
+                  </w:rPr>
+                  <m:t>, 7,577·</m:t>
+                </m:r>
+                <m:sSup>
+                  <m:sSupPr>
+                    <m:ctrlPr>
+                      <w:rPr>
+                        <w:rFonts w:ascii="Cambria Math" w:hAnsi="Cambria Math"/>
+                        <w:sz w:val="18"/>
+                        <w:szCs w:val="20"/>
+                      </w:rPr>
+                    </m:ctrlPr>
+                  </m:sSupPr>
+                  <m:e>
+                    <m:r>
+                      <m:rPr>
+                        <m:sty m:val="p"/>
+                      </m:rPr>
+                      <w:rPr>
+                        <w:rFonts w:ascii="Cambria Math" w:hAnsi="Cambria Math"/>
+                        <w:sz w:val="18"/>
+                        <w:szCs w:val="20"/>
+                      </w:rPr>
+                      <m:t>10</m:t>
+                    </m:r>
+                  </m:e>
+                  <m:sup>
+                    <m:r>
+                      <m:rPr>
+                        <m:sty m:val="p"/>
+                      </m:rPr>
+                      <w:rPr>
+                        <w:rFonts w:ascii="Cambria Math" w:hAnsi="Cambria Math"/>
+                        <w:sz w:val="18"/>
+                        <w:szCs w:val="20"/>
+                      </w:rPr>
+                      <m:t>-5</m:t>
+                    </m:r>
+                  </m:sup>
+                </m:sSup>
+                <m:r>
+                  <m:rPr>
+                    <m:sty m:val="p"/>
+                  </m:rPr>
+                  <w:rPr>
+                    <w:rFonts w:ascii="Cambria Math" w:hAnsi="Cambria Math"/>
+                    <w:sz w:val="18"/>
+                    <w:szCs w:val="20"/>
+                  </w:rPr>
+                  <m:t>)</m:t>
+                </m:r>
+              </m:oMath>
+            </m:oMathPara>
+          </w:p>
+        </w:tc>
+        <w:tc>
+          <w:tcPr>
+            <w:tcW w:w="0" w:type="auto"/>
+            <w:vAlign w:val="center"/>
+          </w:tcPr>
+          <w:p>
+            <w:pPr>
+              <w:numPr>
+                <w:ilvl w:val="0"/>
+                <w:numId w:val="0"/>
+              </w:numPr>
+              <w:spacing w:before="0" w:after="0"/>
+              <w:jc w:val="center"/>
+              <w:rPr>
+                <w:sz w:val="18"/>
+                <w:szCs w:val="20"/>
+              </w:rPr>
+            </w:pPr>
+            <m:oMathPara>
+              <m:oMath>
+                <m:r>
+                  <m:rPr>
+                    <m:sty m:val="p"/>
+                  </m:rPr>
+                  <w:rPr>
+                    <w:rFonts w:ascii="Cambria Math" w:hAnsi="Cambria Math"/>
+                    <w:sz w:val="18"/>
+                    <w:szCs w:val="20"/>
+                  </w:rPr>
+                  <m:t>≈(6,0774·</m:t>
+                </m:r>
+                <m:sSup>
+                  <m:sSupPr>
+                    <m:ctrlPr>
+                      <w:rPr>
+                        <w:rFonts w:ascii="Cambria Math" w:hAnsi="Cambria Math"/>
+                        <w:sz w:val="18"/>
+                        <w:szCs w:val="20"/>
+                      </w:rPr>
+                    </m:ctrlPr>
+                  </m:sSupPr>
+                  <m:e>
+                    <m:r>
+                      <m:rPr>
+                        <m:sty m:val="p"/>
+                      </m:rPr>
+                      <w:rPr>
+                        <w:rFonts w:ascii="Cambria Math" w:hAnsi="Cambria Math"/>
+                        <w:sz w:val="18"/>
+                        <w:szCs w:val="20"/>
+                      </w:rPr>
+                      <m:t>10</m:t>
+                    </m:r>
+                  </m:e>
+                  <m:sup>
+                    <m:r>
+                      <m:rPr>
+                        <m:sty m:val="p"/>
+                      </m:rPr>
+                      <w:rPr>
+                        <w:rFonts w:ascii="Cambria Math" w:hAnsi="Cambria Math"/>
+                        <w:sz w:val="18"/>
+                        <w:szCs w:val="20"/>
+                      </w:rPr>
+                      <m:t>-5</m:t>
+                    </m:r>
+                  </m:sup>
+                </m:sSup>
+                <m:r>
+                  <m:rPr>
+                    <m:sty m:val="p"/>
+                  </m:rPr>
+                  <w:rPr>
+                    <w:rFonts w:ascii="Cambria Math" w:hAnsi="Cambria Math"/>
+                    <w:sz w:val="18"/>
+                    <w:szCs w:val="20"/>
+                  </w:rPr>
+                  <m:t>, 8,6325·</m:t>
+                </m:r>
+                <m:sSup>
+                  <m:sSupPr>
+                    <m:ctrlPr>
+                      <w:rPr>
+                        <w:rFonts w:ascii="Cambria Math" w:hAnsi="Cambria Math"/>
+                        <w:sz w:val="18"/>
+                        <w:szCs w:val="20"/>
+                      </w:rPr>
+                    </m:ctrlPr>
+                  </m:sSupPr>
+                  <m:e>
+                    <m:r>
+                      <m:rPr>
+                        <m:sty m:val="p"/>
+                      </m:rPr>
+                      <w:rPr>
+                        <w:rFonts w:ascii="Cambria Math" w:hAnsi="Cambria Math"/>
+                        <w:sz w:val="18"/>
+                        <w:szCs w:val="20"/>
+                      </w:rPr>
+                      <m:t>10</m:t>
+                    </m:r>
+                  </m:e>
+                  <m:sup>
+                    <m:r>
+                      <m:rPr>
+                        <m:sty m:val="p"/>
+                      </m:rPr>
+                      <w:rPr>
+                        <w:rFonts w:ascii="Cambria Math" w:hAnsi="Cambria Math"/>
+                        <w:sz w:val="18"/>
+                        <w:szCs w:val="20"/>
+                      </w:rPr>
+                      <m:t>-5</m:t>
+                    </m:r>
+                  </m:sup>
+                </m:sSup>
+                <m:r>
+                  <m:rPr>
+                    <m:sty m:val="p"/>
+                  </m:rPr>
+                  <w:rPr>
+                    <w:rFonts w:ascii="Cambria Math" w:hAnsi="Cambria Math"/>
+                    <w:sz w:val="18"/>
+                    <w:szCs w:val="20"/>
+                  </w:rPr>
+                  <m:t>)</m:t>
+                </m:r>
+              </m:oMath>
+            </m:oMathPara>
+          </w:p>
+        </w:tc>
+      </w:tr>
+      <w:tr>
+        <w:trPr>
+          <w:trHeight w:hRule="exact" w:val="284"/>
+          <w:jc w:val="center"/>
+        </w:trPr>
+        <w:tc>
+          <w:tcPr>
+            <w:tcW w:w="0" w:type="auto"/>
+          </w:tcPr>
+          <w:p>
+            <w:pPr>
+              <w:numPr>
+                <w:ilvl w:val="0"/>
+                <w:numId w:val="0"/>
+              </w:numPr>
+              <w:spacing w:before="0" w:after="0"/>
+              <w:jc w:val="center"/>
+              <w:rPr>
+                <w:sz w:val="18"/>
+                <w:szCs w:val="20"/>
+              </w:rPr>
+            </w:pPr>
+            <w:r>
+              <w:rPr>
+                <w:sz w:val="18"/>
+                <w:szCs w:val="20"/>
+              </w:rPr>
+              <w:t>T2</w:t>
+            </w:r>
+          </w:p>
+        </w:tc>
+        <w:tc>
+          <w:tcPr>
+            <w:tcW w:w="0" w:type="auto"/>
+          </w:tcPr>
+          <w:p>
+            <w:pPr>
+              <w:numPr>
+                <w:ilvl w:val="0"/>
+                <w:numId w:val="0"/>
+              </w:numPr>
+              <w:spacing w:before="0" w:after="0"/>
+              <w:jc w:val="center"/>
+              <w:rPr>
+                <w:sz w:val="18"/>
+                <w:szCs w:val="20"/>
+              </w:rPr>
+            </w:pPr>
+            <m:oMathPara>
+              <m:oMath>
+                <m:r>
+                  <m:rPr>
+                    <m:sty m:val="p"/>
+                  </m:rPr>
+                  <w:rPr>
+                    <w:rFonts w:ascii="Cambria Math" w:hAnsi="Cambria Math"/>
+                    <w:sz w:val="18"/>
+                    <w:szCs w:val="20"/>
+                  </w:rPr>
+                  <m:t>3,6·</m:t>
+                </m:r>
+                <m:sSup>
+                  <m:sSupPr>
+                    <m:ctrlPr>
+                      <w:rPr>
+                        <w:rFonts w:ascii="Cambria Math" w:hAnsi="Cambria Math"/>
+                        <w:sz w:val="18"/>
+                        <w:szCs w:val="20"/>
+                      </w:rPr>
+                    </m:ctrlPr>
+                  </m:sSupPr>
+                  <m:e>
+                    <m:r>
+                      <m:rPr>
+                        <m:sty m:val="p"/>
+                      </m:rPr>
+                      <w:rPr>
+                        <w:rFonts w:ascii="Cambria Math" w:hAnsi="Cambria Math"/>
+                        <w:sz w:val="18"/>
+                        <w:szCs w:val="20"/>
+                      </w:rPr>
+                      <m:t>10</m:t>
+                    </m:r>
+                  </m:e>
+                  <m:sup>
+                    <m:r>
+                      <m:rPr>
+                        <m:sty m:val="p"/>
+                      </m:rPr>
+                      <w:rPr>
+                        <w:rFonts w:ascii="Cambria Math" w:hAnsi="Cambria Math"/>
+                        <w:sz w:val="18"/>
+                        <w:szCs w:val="20"/>
+                      </w:rPr>
+                      <m:t>-5</m:t>
+                    </m:r>
+                  </m:sup>
+                </m:sSup>
+              </m:oMath>
+            </m:oMathPara>
+          </w:p>
+        </w:tc>
+        <w:tc>
+          <w:tcPr>
+            <w:tcW w:w="0" w:type="auto"/>
+          </w:tcPr>
+          <w:p>
+            <w:pPr>
+              <w:numPr>
+                <w:ilvl w:val="0"/>
+                <w:numId w:val="0"/>
+              </w:numPr>
+              <w:spacing w:before="0" w:after="0"/>
+              <w:jc w:val="center"/>
+              <w:rPr>
+                <w:sz w:val="18"/>
+                <w:szCs w:val="20"/>
+              </w:rPr>
+            </w:pPr>
+            <m:oMathPara>
+              <m:oMath>
+                <m:r>
+                  <m:rPr>
+                    <m:sty m:val="p"/>
+                  </m:rPr>
+                  <w:rPr>
+                    <w:rFonts w:ascii="Cambria Math" w:hAnsi="Cambria Math"/>
+                    <w:sz w:val="18"/>
+                    <w:szCs w:val="20"/>
+                  </w:rPr>
+                  <m:t>≈(3,3429·</m:t>
+                </m:r>
+                <m:sSup>
+                  <m:sSupPr>
+                    <m:ctrlPr>
+                      <w:rPr>
+                        <w:rFonts w:ascii="Cambria Math" w:hAnsi="Cambria Math"/>
+                        <w:sz w:val="18"/>
+                        <w:szCs w:val="20"/>
+                      </w:rPr>
+                    </m:ctrlPr>
+                  </m:sSupPr>
+                  <m:e>
+                    <m:r>
+                      <m:rPr>
+                        <m:sty m:val="p"/>
+                      </m:rPr>
+                      <w:rPr>
+                        <w:rFonts w:ascii="Cambria Math" w:hAnsi="Cambria Math"/>
+                        <w:sz w:val="18"/>
+                        <w:szCs w:val="20"/>
+                      </w:rPr>
+                      <m:t>10</m:t>
+                    </m:r>
+                  </m:e>
+                  <m:sup>
+                    <m:r>
+                      <m:rPr>
+                        <m:sty m:val="p"/>
+                      </m:rPr>
+                      <w:rPr>
+                        <w:rFonts w:ascii="Cambria Math" w:hAnsi="Cambria Math"/>
+                        <w:sz w:val="18"/>
+                        <w:szCs w:val="20"/>
+                      </w:rPr>
+                      <m:t>-5</m:t>
+                    </m:r>
+                  </m:sup>
+                </m:sSup>
+                <m:r>
+                  <m:rPr>
+                    <m:sty m:val="p"/>
+                  </m:rPr>
+                  <w:rPr>
+                    <w:rFonts w:ascii="Cambria Math" w:hAnsi="Cambria Math"/>
+                    <w:sz w:val="18"/>
+                    <w:szCs w:val="20"/>
+                  </w:rPr>
+                  <m:t>,3,7744·</m:t>
+                </m:r>
+                <m:sSup>
+                  <m:sSupPr>
+                    <m:ctrlPr>
+                      <w:rPr>
+                        <w:rFonts w:ascii="Cambria Math" w:hAnsi="Cambria Math"/>
+                        <w:sz w:val="18"/>
+                        <w:szCs w:val="20"/>
+                      </w:rPr>
+                    </m:ctrlPr>
+                  </m:sSupPr>
+                  <m:e>
+                    <m:r>
+                      <m:rPr>
+                        <m:sty m:val="p"/>
+                      </m:rPr>
+                      <w:rPr>
+                        <w:rFonts w:ascii="Cambria Math" w:hAnsi="Cambria Math"/>
+                        <w:sz w:val="18"/>
+                        <w:szCs w:val="20"/>
+                      </w:rPr>
+                      <m:t>10</m:t>
+                    </m:r>
+                  </m:e>
+                  <m:sup>
+                    <m:r>
+                      <m:rPr>
+                        <m:sty m:val="p"/>
+                      </m:rPr>
+                      <w:rPr>
+                        <w:rFonts w:ascii="Cambria Math" w:hAnsi="Cambria Math"/>
+                        <w:sz w:val="18"/>
+                        <w:szCs w:val="20"/>
+                      </w:rPr>
+                      <m:t>-5</m:t>
+                    </m:r>
+                  </m:sup>
+                </m:sSup>
+                <m:r>
+                  <m:rPr>
+                    <m:sty m:val="p"/>
+                  </m:rPr>
+                  <w:rPr>
+                    <w:rFonts w:ascii="Cambria Math" w:hAnsi="Cambria Math"/>
+                    <w:sz w:val="18"/>
+                    <w:szCs w:val="20"/>
+                  </w:rPr>
+                  <m:t>)</m:t>
+                </m:r>
+              </m:oMath>
+            </m:oMathPara>
+          </w:p>
+        </w:tc>
+        <w:tc>
+          <w:tcPr>
+            <w:tcW w:w="0" w:type="auto"/>
+            <w:vAlign w:val="center"/>
+          </w:tcPr>
+          <w:p>
+            <w:pPr>
+              <w:numPr>
+                <w:ilvl w:val="0"/>
+                <w:numId w:val="0"/>
+              </w:numPr>
+              <w:spacing w:before="0" w:after="0"/>
+              <w:jc w:val="center"/>
+              <w:rPr>
+                <w:sz w:val="18"/>
+                <w:szCs w:val="20"/>
+              </w:rPr>
+            </w:pPr>
+            <m:oMathPara>
+              <m:oMath>
+                <m:r>
+                  <m:rPr>
+                    <m:sty m:val="p"/>
+                  </m:rPr>
+                  <w:rPr>
+                    <w:rFonts w:ascii="Cambria Math" w:hAnsi="Cambria Math"/>
+                    <w:sz w:val="18"/>
+                    <w:szCs w:val="20"/>
+                  </w:rPr>
+                  <m:t>≈(2,8373·</m:t>
+                </m:r>
+                <m:sSup>
+                  <m:sSupPr>
+                    <m:ctrlPr>
+                      <w:rPr>
+                        <w:rFonts w:ascii="Cambria Math" w:hAnsi="Cambria Math"/>
+                        <w:sz w:val="18"/>
+                        <w:szCs w:val="20"/>
+                      </w:rPr>
+                    </m:ctrlPr>
+                  </m:sSupPr>
+                  <m:e>
+                    <m:r>
+                      <m:rPr>
+                        <m:sty m:val="p"/>
+                      </m:rPr>
+                      <w:rPr>
+                        <w:rFonts w:ascii="Cambria Math" w:hAnsi="Cambria Math"/>
+                        <w:sz w:val="18"/>
+                        <w:szCs w:val="20"/>
+                      </w:rPr>
+                      <m:t>10</m:t>
+                    </m:r>
+                  </m:e>
+                  <m:sup>
+                    <m:r>
+                      <m:rPr>
+                        <m:sty m:val="p"/>
+                      </m:rPr>
+                      <w:rPr>
+                        <w:rFonts w:ascii="Cambria Math" w:hAnsi="Cambria Math"/>
+                        <w:sz w:val="18"/>
+                        <w:szCs w:val="20"/>
+                      </w:rPr>
+                      <m:t>-5</m:t>
+                    </m:r>
+                  </m:sup>
+                </m:sSup>
+                <m:r>
+                  <m:rPr>
+                    <m:sty m:val="p"/>
+                  </m:rPr>
+                  <w:rPr>
+                    <w:rFonts w:ascii="Cambria Math" w:hAnsi="Cambria Math"/>
+                    <w:sz w:val="18"/>
+                    <w:szCs w:val="20"/>
+                  </w:rPr>
+                  <m:t>, 4,4903·</m:t>
+                </m:r>
+                <m:sSup>
+                  <m:sSupPr>
+                    <m:ctrlPr>
+                      <w:rPr>
+                        <w:rFonts w:ascii="Cambria Math" w:hAnsi="Cambria Math"/>
+                        <w:sz w:val="18"/>
+                        <w:szCs w:val="20"/>
+                      </w:rPr>
+                    </m:ctrlPr>
+                  </m:sSupPr>
+                  <m:e>
+                    <m:r>
+                      <m:rPr>
+                        <m:sty m:val="p"/>
+                      </m:rPr>
+                      <w:rPr>
+                        <w:rFonts w:ascii="Cambria Math" w:hAnsi="Cambria Math"/>
+                        <w:sz w:val="18"/>
+                        <w:szCs w:val="20"/>
+                      </w:rPr>
+                      <m:t>10</m:t>
+                    </m:r>
+                  </m:e>
+                  <m:sup>
+                    <m:r>
+                      <m:rPr>
+                        <m:sty m:val="p"/>
+                      </m:rPr>
+                      <w:rPr>
+                        <w:rFonts w:ascii="Cambria Math" w:hAnsi="Cambria Math"/>
+                        <w:sz w:val="18"/>
+                        <w:szCs w:val="20"/>
+                      </w:rPr>
+                      <m:t>-5</m:t>
+                    </m:r>
+                  </m:sup>
+                </m:sSup>
+                <m:r>
+                  <m:rPr>
+                    <m:sty m:val="p"/>
+                  </m:rPr>
+                  <w:rPr>
+                    <w:rFonts w:ascii="Cambria Math" w:hAnsi="Cambria Math"/>
+                    <w:sz w:val="18"/>
+                    <w:szCs w:val="20"/>
+                  </w:rPr>
+                  <m:t>)</m:t>
+                </m:r>
+              </m:oMath>
+            </m:oMathPara>
+          </w:p>
+        </w:tc>
+      </w:tr>
+      <w:tr>
+        <w:trPr>
+          <w:trHeight w:hRule="exact" w:val="284"/>
+          <w:jc w:val="center"/>
+        </w:trPr>
+        <w:tc>
+          <w:tcPr>
+            <w:tcW w:w="0" w:type="auto"/>
+          </w:tcPr>
+          <w:p>
+            <w:pPr>
+              <w:numPr>
+                <w:ilvl w:val="0"/>
+                <w:numId w:val="0"/>
+              </w:numPr>
+              <w:spacing w:before="0" w:after="0"/>
+              <w:jc w:val="center"/>
+              <w:rPr>
+                <w:sz w:val="18"/>
+                <w:szCs w:val="20"/>
+              </w:rPr>
+            </w:pPr>
+            <w:r>
+              <w:rPr>
+                <w:sz w:val="18"/>
+                <w:szCs w:val="20"/>
+              </w:rPr>
+              <w:t>T3</w:t>
+            </w:r>
+          </w:p>
+        </w:tc>
+        <w:tc>
+          <w:tcPr>
+            <w:tcW w:w="0" w:type="auto"/>
+          </w:tcPr>
+          <w:p>
+            <w:pPr>
+              <w:numPr>
+                <w:ilvl w:val="0"/>
+                <w:numId w:val="0"/>
+              </w:numPr>
+              <w:spacing w:before="0" w:after="0"/>
+              <w:jc w:val="center"/>
+              <w:rPr>
+                <w:sz w:val="18"/>
+                <w:szCs w:val="20"/>
+              </w:rPr>
+            </w:pPr>
+            <m:oMathPara>
+              <m:oMath>
+                <m:r>
+                  <m:rPr>
+                    <m:sty m:val="p"/>
+                  </m:rPr>
+                  <w:rPr>
+                    <w:rFonts w:ascii="Cambria Math" w:hAnsi="Cambria Math"/>
+                    <w:sz w:val="18"/>
+                    <w:szCs w:val="20"/>
+                  </w:rPr>
+                  <m:t>1,3·</m:t>
+                </m:r>
+                <m:sSup>
+                  <m:sSupPr>
+                    <m:ctrlPr>
+                      <w:rPr>
+                        <w:rFonts w:ascii="Cambria Math" w:hAnsi="Cambria Math"/>
+                        <w:sz w:val="18"/>
+                        <w:szCs w:val="20"/>
+                      </w:rPr>
+                    </m:ctrlPr>
+                  </m:sSupPr>
+                  <m:e>
+                    <m:r>
+                      <m:rPr>
+                        <m:sty m:val="p"/>
+                      </m:rPr>
+                      <w:rPr>
+                        <w:rFonts w:ascii="Cambria Math" w:hAnsi="Cambria Math"/>
+                        <w:sz w:val="18"/>
+                        <w:szCs w:val="20"/>
+                      </w:rPr>
+                      <m:t>10</m:t>
+                    </m:r>
+                  </m:e>
+                  <m:sup>
+                    <m:r>
+                      <m:rPr>
+                        <m:sty m:val="p"/>
+                      </m:rPr>
+                      <w:rPr>
+                        <w:rFonts w:ascii="Cambria Math" w:hAnsi="Cambria Math"/>
+                        <w:sz w:val="18"/>
+                        <w:szCs w:val="20"/>
+                      </w:rPr>
+                      <m:t>-5</m:t>
+                    </m:r>
+                  </m:sup>
+                </m:sSup>
+              </m:oMath>
+            </m:oMathPara>
+          </w:p>
+        </w:tc>
+        <w:tc>
+          <w:tcPr>
+            <w:tcW w:w="0" w:type="auto"/>
+          </w:tcPr>
+          <w:p>
+            <w:pPr>
+              <w:numPr>
+                <w:ilvl w:val="0"/>
+                <w:numId w:val="0"/>
+              </w:numPr>
+              <w:spacing w:before="0" w:after="0"/>
+              <w:jc w:val="center"/>
+              <w:rPr>
+                <w:sz w:val="18"/>
+                <w:szCs w:val="20"/>
+              </w:rPr>
+            </w:pPr>
+            <m:oMathPara>
+              <m:oMath>
+                <m:r>
+                  <m:rPr>
+                    <m:sty m:val="p"/>
+                  </m:rPr>
+                  <w:rPr>
+                    <w:rFonts w:ascii="Cambria Math" w:hAnsi="Cambria Math"/>
+                    <w:sz w:val="18"/>
+                    <w:szCs w:val="20"/>
+                  </w:rPr>
+                  <m:t>≈(1,1375·</m:t>
+                </m:r>
+                <m:sSup>
+                  <m:sSupPr>
+                    <m:ctrlPr>
+                      <w:rPr>
+                        <w:rFonts w:ascii="Cambria Math" w:hAnsi="Cambria Math"/>
+                        <w:sz w:val="18"/>
+                        <w:szCs w:val="20"/>
+                      </w:rPr>
+                    </m:ctrlPr>
+                  </m:sSupPr>
+                  <m:e>
+                    <m:r>
+                      <m:rPr>
+                        <m:sty m:val="p"/>
+                      </m:rPr>
+                      <w:rPr>
+                        <w:rFonts w:ascii="Cambria Math" w:hAnsi="Cambria Math"/>
+                        <w:sz w:val="18"/>
+                        <w:szCs w:val="20"/>
+                      </w:rPr>
+                      <m:t>10</m:t>
+                    </m:r>
+                  </m:e>
+                  <m:sup>
+                    <m:r>
+                      <m:rPr>
+                        <m:sty m:val="p"/>
+                      </m:rPr>
+                      <w:rPr>
+                        <w:rFonts w:ascii="Cambria Math" w:hAnsi="Cambria Math"/>
+                        <w:sz w:val="18"/>
+                        <w:szCs w:val="20"/>
+                      </w:rPr>
+                      <m:t>-5</m:t>
+                    </m:r>
+                  </m:sup>
+                </m:sSup>
+                <m:r>
+                  <m:rPr>
+                    <m:sty m:val="p"/>
+                  </m:rPr>
+                  <w:rPr>
+                    <w:rFonts w:ascii="Cambria Math" w:hAnsi="Cambria Math"/>
+                    <w:sz w:val="18"/>
+                    <w:szCs w:val="20"/>
+                  </w:rPr>
+                  <m:t>, 1,4195·</m:t>
+                </m:r>
+                <m:sSup>
+                  <m:sSupPr>
+                    <m:ctrlPr>
+                      <w:rPr>
+                        <w:rFonts w:ascii="Cambria Math" w:hAnsi="Cambria Math"/>
+                        <w:sz w:val="18"/>
+                        <w:szCs w:val="20"/>
+                      </w:rPr>
+                    </m:ctrlPr>
+                  </m:sSupPr>
+                  <m:e>
+                    <m:r>
+                      <m:rPr>
+                        <m:sty m:val="p"/>
+                      </m:rPr>
+                      <w:rPr>
+                        <w:rFonts w:ascii="Cambria Math" w:hAnsi="Cambria Math"/>
+                        <w:sz w:val="18"/>
+                        <w:szCs w:val="20"/>
+                      </w:rPr>
+                      <m:t>10</m:t>
+                    </m:r>
+                  </m:e>
+                  <m:sup>
+                    <m:r>
+                      <m:rPr>
+                        <m:sty m:val="p"/>
+                      </m:rPr>
+                      <w:rPr>
+                        <w:rFonts w:ascii="Cambria Math" w:hAnsi="Cambria Math"/>
+                        <w:sz w:val="18"/>
+                        <w:szCs w:val="20"/>
+                      </w:rPr>
+                      <m:t>-5</m:t>
+                    </m:r>
+                  </m:sup>
+                </m:sSup>
+                <m:r>
+                  <m:rPr>
+                    <m:sty m:val="p"/>
+                  </m:rPr>
+                  <w:rPr>
+                    <w:rFonts w:ascii="Cambria Math" w:hAnsi="Cambria Math"/>
+                    <w:sz w:val="18"/>
+                    <w:szCs w:val="20"/>
+                  </w:rPr>
+                  <m:t>)</m:t>
+                </m:r>
+              </m:oMath>
+            </m:oMathPara>
+          </w:p>
+        </w:tc>
+        <w:tc>
+          <w:tcPr>
+            <w:tcW w:w="0" w:type="auto"/>
+            <w:vAlign w:val="center"/>
+          </w:tcPr>
+          <w:p>
+            <w:pPr>
+              <w:numPr>
+                <w:ilvl w:val="0"/>
+                <w:numId w:val="0"/>
+              </w:numPr>
+              <w:spacing w:before="0" w:after="0"/>
+              <w:jc w:val="center"/>
+              <w:rPr>
+                <w:sz w:val="18"/>
+                <w:szCs w:val="20"/>
+              </w:rPr>
+            </w:pPr>
+            <m:oMathPara>
+              <m:oMath>
+                <m:r>
+                  <m:rPr>
+                    <m:sty m:val="p"/>
+                  </m:rPr>
+                  <w:rPr>
+                    <w:rFonts w:ascii="Cambria Math" w:hAnsi="Cambria Math"/>
+                    <w:sz w:val="18"/>
+                    <w:szCs w:val="20"/>
+                  </w:rPr>
+                  <m:t>≈(8,6478·</m:t>
+                </m:r>
+                <m:sSup>
+                  <m:sSupPr>
+                    <m:ctrlPr>
+                      <w:rPr>
+                        <w:rFonts w:ascii="Cambria Math" w:hAnsi="Cambria Math"/>
+                        <w:sz w:val="18"/>
+                        <w:szCs w:val="20"/>
+                      </w:rPr>
+                    </m:ctrlPr>
+                  </m:sSupPr>
+                  <m:e>
+                    <m:r>
+                      <m:rPr>
+                        <m:sty m:val="p"/>
+                      </m:rPr>
+                      <w:rPr>
+                        <w:rFonts w:ascii="Cambria Math" w:hAnsi="Cambria Math"/>
+                        <w:sz w:val="18"/>
+                        <w:szCs w:val="20"/>
+                      </w:rPr>
+                      <m:t>10</m:t>
+                    </m:r>
+                  </m:e>
+                  <m:sup>
+                    <m:r>
+                      <m:rPr>
+                        <m:sty m:val="p"/>
+                      </m:rPr>
+                      <w:rPr>
+                        <w:rFonts w:ascii="Cambria Math" w:hAnsi="Cambria Math"/>
+                        <w:sz w:val="18"/>
+                        <w:szCs w:val="20"/>
+                      </w:rPr>
+                      <m:t>-5</m:t>
+                    </m:r>
+                  </m:sup>
+                </m:sSup>
+                <m:r>
+                  <m:rPr>
+                    <m:sty m:val="p"/>
+                  </m:rPr>
+                  <w:rPr>
+                    <w:rFonts w:ascii="Cambria Math" w:hAnsi="Cambria Math"/>
+                    <w:sz w:val="18"/>
+                    <w:szCs w:val="20"/>
+                  </w:rPr>
+                  <m:t>, 2,0379·</m:t>
+                </m:r>
+                <m:sSup>
+                  <m:sSupPr>
+                    <m:ctrlPr>
+                      <w:rPr>
+                        <w:rFonts w:ascii="Cambria Math" w:hAnsi="Cambria Math"/>
+                        <w:sz w:val="18"/>
+                        <w:szCs w:val="20"/>
+                      </w:rPr>
+                    </m:ctrlPr>
+                  </m:sSupPr>
+                  <m:e>
+                    <m:r>
+                      <m:rPr>
+                        <m:sty m:val="p"/>
+                      </m:rPr>
+                      <w:rPr>
+                        <w:rFonts w:ascii="Cambria Math" w:hAnsi="Cambria Math"/>
+                        <w:sz w:val="18"/>
+                        <w:szCs w:val="20"/>
+                      </w:rPr>
+                      <m:t>10</m:t>
+                    </m:r>
+                  </m:e>
+                  <m:sup>
+                    <m:r>
+                      <m:rPr>
+                        <m:sty m:val="p"/>
+                      </m:rPr>
+                      <w:rPr>
+                        <w:rFonts w:ascii="Cambria Math" w:hAnsi="Cambria Math"/>
+                        <w:sz w:val="18"/>
+                        <w:szCs w:val="20"/>
+                      </w:rPr>
+                      <m:t>-5</m:t>
+                    </m:r>
+                  </m:sup>
+                </m:sSup>
+                <m:r>
+                  <m:rPr>
+                    <m:sty m:val="p"/>
+                  </m:rPr>
+                  <w:rPr>
+                    <w:rFonts w:ascii="Cambria Math" w:hAnsi="Cambria Math"/>
+                    <w:sz w:val="18"/>
+                    <w:szCs w:val="20"/>
+                  </w:rPr>
+                  <m:t>)</m:t>
+                </m:r>
+              </m:oMath>
+            </m:oMathPara>
+          </w:p>
+        </w:tc>
+      </w:tr>
+      <w:tr>
+        <w:trPr>
+          <w:trHeight w:hRule="exact" w:val="284"/>
+          <w:jc w:val="center"/>
+        </w:trPr>
+        <w:tc>
+          <w:tcPr>
+            <w:tcW w:w="0" w:type="auto"/>
+          </w:tcPr>
+          <w:p>
+            <w:pPr>
+              <w:numPr>
+                <w:ilvl w:val="0"/>
+                <w:numId w:val="0"/>
+              </w:numPr>
+              <w:spacing w:before="0" w:after="0"/>
+              <w:jc w:val="center"/>
+              <w:rPr>
+                <w:sz w:val="18"/>
+                <w:szCs w:val="20"/>
+              </w:rPr>
+            </w:pPr>
+            <w:r>
+              <w:rPr>
+                <w:sz w:val="18"/>
+                <w:szCs w:val="20"/>
+              </w:rPr>
+              <w:t>T4</w:t>
+            </w:r>
+          </w:p>
+        </w:tc>
+        <w:tc>
+          <w:tcPr>
+            <w:tcW w:w="0" w:type="auto"/>
+          </w:tcPr>
+          <w:p>
+            <w:pPr>
+              <w:numPr>
+                <w:ilvl w:val="0"/>
+                <w:numId w:val="0"/>
+              </w:numPr>
+              <w:spacing w:before="0" w:after="0"/>
+              <w:jc w:val="center"/>
+              <w:rPr>
+                <w:sz w:val="18"/>
+                <w:szCs w:val="20"/>
+              </w:rPr>
+            </w:pPr>
+            <m:oMathPara>
+              <m:oMath>
+                <m:r>
+                  <m:rPr>
+                    <m:sty m:val="p"/>
+                  </m:rPr>
+                  <w:rPr>
+                    <w:rFonts w:ascii="Cambria Math" w:hAnsi="Cambria Math"/>
+                    <w:sz w:val="18"/>
+                    <w:szCs w:val="20"/>
+                  </w:rPr>
+                  <m:t>6,6·</m:t>
+                </m:r>
+                <m:sSup>
+                  <m:sSupPr>
+                    <m:ctrlPr>
+                      <w:rPr>
+                        <w:rFonts w:ascii="Cambria Math" w:hAnsi="Cambria Math"/>
+                        <w:sz w:val="18"/>
+                        <w:szCs w:val="20"/>
+                      </w:rPr>
+                    </m:ctrlPr>
+                  </m:sSupPr>
+                  <m:e>
+                    <m:r>
+                      <m:rPr>
+                        <m:sty m:val="p"/>
+                      </m:rPr>
+                      <w:rPr>
+                        <w:rFonts w:ascii="Cambria Math" w:hAnsi="Cambria Math"/>
+                        <w:sz w:val="18"/>
+                        <w:szCs w:val="20"/>
+                      </w:rPr>
+                      <m:t>10</m:t>
+                    </m:r>
+                  </m:e>
+                  <m:sup>
+                    <m:r>
+                      <m:rPr>
+                        <m:sty m:val="p"/>
+                      </m:rPr>
+                      <w:rPr>
+                        <w:rFonts w:ascii="Cambria Math" w:hAnsi="Cambria Math"/>
+                        <w:sz w:val="18"/>
+                        <w:szCs w:val="20"/>
+                      </w:rPr>
+                      <m:t>-5</m:t>
+                    </m:r>
+                  </m:sup>
+                </m:sSup>
+              </m:oMath>
+            </m:oMathPara>
+          </w:p>
+        </w:tc>
+        <w:tc>
+          <w:tcPr>
+            <w:tcW w:w="0" w:type="auto"/>
+          </w:tcPr>
+          <w:p>
+            <w:pPr>
+              <w:numPr>
+                <w:ilvl w:val="0"/>
+                <w:numId w:val="0"/>
+              </w:numPr>
+              <w:spacing w:before="0" w:after="0"/>
+              <w:jc w:val="center"/>
+              <w:rPr>
+                <w:sz w:val="18"/>
+                <w:szCs w:val="20"/>
+              </w:rPr>
+            </w:pPr>
+            <m:oMathPara>
+              <m:oMath>
+                <m:r>
+                  <m:rPr>
+                    <m:sty m:val="p"/>
+                  </m:rPr>
+                  <w:rPr>
+                    <w:rFonts w:ascii="Cambria Math" w:hAnsi="Cambria Math"/>
+                    <w:sz w:val="18"/>
+                    <w:szCs w:val="20"/>
+                  </w:rPr>
+                  <m:t>≈(6,2254·</m:t>
+                </m:r>
+                <m:sSup>
+                  <m:sSupPr>
+                    <m:ctrlPr>
+                      <w:rPr>
+                        <w:rFonts w:ascii="Cambria Math" w:hAnsi="Cambria Math"/>
+                        <w:sz w:val="18"/>
+                        <w:szCs w:val="20"/>
+                      </w:rPr>
+                    </m:ctrlPr>
+                  </m:sSupPr>
+                  <m:e>
+                    <m:r>
+                      <m:rPr>
+                        <m:sty m:val="p"/>
+                      </m:rPr>
+                      <w:rPr>
+                        <w:rFonts w:ascii="Cambria Math" w:hAnsi="Cambria Math"/>
+                        <w:sz w:val="18"/>
+                        <w:szCs w:val="20"/>
+                      </w:rPr>
+                      <m:t>10</m:t>
+                    </m:r>
+                  </m:e>
+                  <m:sup>
+                    <m:r>
+                      <m:rPr>
+                        <m:sty m:val="p"/>
+                      </m:rPr>
+                      <w:rPr>
+                        <w:rFonts w:ascii="Cambria Math" w:hAnsi="Cambria Math"/>
+                        <w:sz w:val="18"/>
+                        <w:szCs w:val="20"/>
+                      </w:rPr>
+                      <m:t>-5</m:t>
+                    </m:r>
+                  </m:sup>
+                </m:sSup>
+                <m:r>
+                  <m:rPr>
+                    <m:sty m:val="p"/>
+                  </m:rPr>
+                  <w:rPr>
+                    <w:rFonts w:ascii="Cambria Math" w:hAnsi="Cambria Math"/>
+                    <w:sz w:val="18"/>
+                    <w:szCs w:val="20"/>
+                  </w:rPr>
+                  <m:t>, 6,9203·</m:t>
+                </m:r>
+                <m:sSup>
+                  <m:sSupPr>
+                    <m:ctrlPr>
+                      <w:rPr>
+                        <w:rFonts w:ascii="Cambria Math" w:hAnsi="Cambria Math"/>
+                        <w:sz w:val="18"/>
+                        <w:szCs w:val="20"/>
+                      </w:rPr>
+                    </m:ctrlPr>
+                  </m:sSupPr>
+                  <m:e>
+                    <m:r>
+                      <m:rPr>
+                        <m:sty m:val="p"/>
+                      </m:rPr>
+                      <w:rPr>
+                        <w:rFonts w:ascii="Cambria Math" w:hAnsi="Cambria Math"/>
+                        <w:sz w:val="18"/>
+                        <w:szCs w:val="20"/>
+                      </w:rPr>
+                      <m:t>10</m:t>
+                    </m:r>
+                  </m:e>
+                  <m:sup>
+                    <m:r>
+                      <m:rPr>
+                        <m:sty m:val="p"/>
+                      </m:rPr>
+                      <w:rPr>
+                        <w:rFonts w:ascii="Cambria Math" w:hAnsi="Cambria Math"/>
+                        <w:sz w:val="18"/>
+                        <w:szCs w:val="20"/>
+                      </w:rPr>
+                      <m:t>-5</m:t>
+                    </m:r>
+                  </m:sup>
+                </m:sSup>
+                <m:r>
+                  <m:rPr>
+                    <m:sty m:val="p"/>
+                  </m:rPr>
+                  <w:rPr>
+                    <w:rFonts w:ascii="Cambria Math" w:hAnsi="Cambria Math"/>
+                    <w:sz w:val="18"/>
+                    <w:szCs w:val="20"/>
+                  </w:rPr>
+                  <m:t>)</m:t>
+                </m:r>
+              </m:oMath>
+            </m:oMathPara>
+          </w:p>
+        </w:tc>
+        <w:tc>
+          <w:tcPr>
+            <w:tcW w:w="0" w:type="auto"/>
+            <w:vAlign w:val="center"/>
+          </w:tcPr>
+          <w:p>
+            <w:pPr>
+              <w:keepNext/>
+              <w:numPr>
+                <w:ilvl w:val="0"/>
+                <w:numId w:val="0"/>
+              </w:numPr>
+              <w:spacing w:before="0" w:after="0"/>
+              <w:jc w:val="center"/>
+              <w:rPr>
+                <w:sz w:val="18"/>
+                <w:szCs w:val="20"/>
+              </w:rPr>
+            </w:pPr>
+            <m:oMathPara>
+              <m:oMath>
+                <m:r>
+                  <m:rPr>
+                    <m:sty m:val="p"/>
+                  </m:rPr>
+                  <w:rPr>
+                    <w:rFonts w:ascii="Cambria Math" w:hAnsi="Cambria Math"/>
+                    <w:sz w:val="18"/>
+                    <w:szCs w:val="20"/>
+                  </w:rPr>
+                  <m:t>≈(5,3809·</m:t>
+                </m:r>
+                <m:sSup>
+                  <m:sSupPr>
+                    <m:ctrlPr>
+                      <w:rPr>
+                        <w:rFonts w:ascii="Cambria Math" w:hAnsi="Cambria Math"/>
+                        <w:sz w:val="18"/>
+                        <w:szCs w:val="20"/>
+                      </w:rPr>
+                    </m:ctrlPr>
+                  </m:sSupPr>
+                  <m:e>
+                    <m:r>
+                      <m:rPr>
+                        <m:sty m:val="p"/>
+                      </m:rPr>
+                      <w:rPr>
+                        <w:rFonts w:ascii="Cambria Math" w:hAnsi="Cambria Math"/>
+                        <w:sz w:val="18"/>
+                        <w:szCs w:val="20"/>
+                      </w:rPr>
+                      <m:t>10</m:t>
+                    </m:r>
+                  </m:e>
+                  <m:sup>
+                    <m:r>
+                      <m:rPr>
+                        <m:sty m:val="p"/>
+                      </m:rPr>
+                      <w:rPr>
+                        <w:rFonts w:ascii="Cambria Math" w:hAnsi="Cambria Math"/>
+                        <w:sz w:val="18"/>
+                        <w:szCs w:val="20"/>
+                      </w:rPr>
+                      <m:t>-5</m:t>
+                    </m:r>
+                  </m:sup>
+                </m:sSup>
+                <m:r>
+                  <m:rPr>
+                    <m:sty m:val="p"/>
+                  </m:rPr>
+                  <w:rPr>
+                    <w:rFonts w:ascii="Cambria Math" w:hAnsi="Cambria Math"/>
+                    <w:sz w:val="18"/>
+                    <w:szCs w:val="20"/>
+                  </w:rPr>
+                  <m:t>, 8,0006·</m:t>
+                </m:r>
+                <m:sSup>
+                  <m:sSupPr>
+                    <m:ctrlPr>
+                      <w:rPr>
+                        <w:rFonts w:ascii="Cambria Math" w:hAnsi="Cambria Math"/>
+                        <w:sz w:val="18"/>
+                        <w:szCs w:val="20"/>
+                      </w:rPr>
+                    </m:ctrlPr>
+                  </m:sSupPr>
+                  <m:e>
+                    <m:r>
+                      <m:rPr>
+                        <m:sty m:val="p"/>
+                      </m:rPr>
+                      <w:rPr>
+                        <w:rFonts w:ascii="Cambria Math" w:hAnsi="Cambria Math"/>
+                        <w:sz w:val="18"/>
+                        <w:szCs w:val="20"/>
+                      </w:rPr>
+                      <m:t>10</m:t>
+                    </m:r>
+                  </m:e>
+                  <m:sup>
+                    <m:r>
+                      <m:rPr>
+                        <m:sty m:val="p"/>
+                      </m:rPr>
+                      <w:rPr>
+                        <w:rFonts w:ascii="Cambria Math" w:hAnsi="Cambria Math"/>
+                        <w:sz w:val="18"/>
+                        <w:szCs w:val="20"/>
+                      </w:rPr>
+                      <m:t>-5</m:t>
+                    </m:r>
+                  </m:sup>
+                </m:sSup>
+                <m:r>
+                  <m:rPr>
+                    <m:sty m:val="p"/>
+                  </m:rPr>
+                  <w:rPr>
+                    <w:rFonts w:ascii="Cambria Math" w:hAnsi="Cambria Math"/>
+                    <w:sz w:val="18"/>
+                    <w:szCs w:val="20"/>
+                  </w:rPr>
+                  <m:t>)</m:t>
+                </m:r>
+              </m:oMath>
+            </m:oMathPara>
+          </w:p>
+        </w:tc>
+      </w:tr>
+    </w:tbl>
+    <w:p>
+      <w:pPr>
+        <w:pStyle w:val="Descripcin"/>
+      </w:pPr>
+      <w:r>
+        <w:t xml:space="preserve">Tabla </w:t>
+      </w:r>
+      <w:fldSimple w:instr=" STYLEREF 1 \s ">
+        <w:r>
+          <w:rPr>
+            <w:noProof/>
+          </w:rPr>
+          <w:t>3</w:t>
+        </w:r>
+      </w:fldSimple>
+      <w:r>
+        <w:t>.</w:t>
+      </w:r>
+      <w:fldSimple w:instr=" SEQ Tabla \* ARABIC \s 1 ">
+        <w:r>
+          <w:rPr>
+            <w:noProof/>
+          </w:rPr>
+          <w:t>3</w:t>
+        </w:r>
+      </w:fldSimple>
+      <w:r>
+        <w:t xml:space="preserve">: </w:t>
+      </w:r>
+      <w:r>
+        <w:t>Intervalos bootstrap para precipitación</w:t>
+      </w:r>
+    </w:p>
+    <w:p>
+      <w:pPr>
+        <w:jc w:val="left"/>
+      </w:pPr>
+      <w:r>
+        <w:t xml:space="preserve">Finalmente, corresponde verificar que la </w:t>
+      </w:r>
+      <w:r>
+        <w:t>distancia descrita en l</w:t>
+      </w:r>
+      <w:r>
+        <w:t>os intervalos también aparece en las distribuciones bootstrap; por este motivo, se utiliza la gráfica de distribuciones y zonas críticas por trimestre.</w:t>
+      </w:r>
+    </w:p>
+    <w:p>
+      <w:pPr>
+        <w:keepNext/>
+        <w:jc w:val="center"/>
+      </w:pPr>
+      <w:r>
+        <w:rPr>
+          <w:noProof/>
+        </w:rPr>
+        <w:lastRenderedPageBreak/>
+        <w:drawing>
+          <wp:inline distT="0" distB="0" distL="0" distR="0" wp14:anchorId="37AC6D92" wp14:editId="3A2B5ED1">
+            <wp:extent cx="4680000" cy="3118166"/>
+            <wp:effectExtent l="0" t="0" r="6350" b="6350"/>
+            <wp:docPr id="1226720566" name="Imagen 13"/>
+            <wp:cNvGraphicFramePr>
+              <a:graphicFrameLocks xmlns:a="http://schemas.openxmlformats.org/drawingml/2006/main" noChangeAspect="1"/>
+            </wp:cNvGraphicFramePr>
+            <a:graphic xmlns:a="http://schemas.openxmlformats.org/drawingml/2006/main">
+              <a:graphicData uri="http://schemas.openxmlformats.org/drawingml/2006/picture">
+                <pic:pic xmlns:pic="http://schemas.openxmlformats.org/drawingml/2006/picture">
+                  <pic:nvPicPr>
+                    <pic:cNvPr id="0" name="Picture 23"/>
+                    <pic:cNvPicPr>
+                      <a:picLocks noChangeAspect="1" noChangeArrowheads="1"/>
+                    </pic:cNvPicPr>
+                  </pic:nvPicPr>
+                  <pic:blipFill>
+                    <a:blip r:embed="rId24" cstate="print">
+                      <a:extLst>
+                        <a:ext uri="{28A0092B-C50C-407E-A947-70E740481C1C}">
+                          <a14:useLocalDpi xmlns:a14="http://schemas.microsoft.com/office/drawing/2010/main" val="0"/>
+                        </a:ext>
+                      </a:extLst>
+                    </a:blip>
+                    <a:srcRect/>
+                    <a:stretch>
+                      <a:fillRect/>
+                    </a:stretch>
+                  </pic:blipFill>
+                  <pic:spPr bwMode="auto">
+                    <a:xfrm>
+                      <a:off x="0" y="0"/>
+                      <a:ext cx="4680000" cy="3118166"/>
+                    </a:xfrm>
+                    <a:prstGeom prst="rect">
+                      <a:avLst/>
+                    </a:prstGeom>
+                    <a:noFill/>
+                    <a:ln>
+                      <a:noFill/>
+                    </a:ln>
+                  </pic:spPr>
+                </pic:pic>
+              </a:graphicData>
+            </a:graphic>
+          </wp:inline>
+        </w:drawing>
+      </w:r>
+    </w:p>
+    <w:p>
+      <w:pPr>
+        <w:pStyle w:val="Descripcin"/>
+      </w:pPr>
+      <w:r>
+        <w:t xml:space="preserve">Gráfico </w:t>
+      </w:r>
+      <w:fldSimple w:instr=" STYLEREF 1 \s ">
+        <w:r>
+          <w:rPr>
+            <w:noProof/>
+          </w:rPr>
+          <w:t>3</w:t>
+        </w:r>
+      </w:fldSimple>
+      <w:r>
+        <w:t>.</w:t>
+      </w:r>
+      <w:fldSimple w:instr=" SEQ Gráfico \* ARABIC \s 1 ">
+        <w:r>
+          <w:rPr>
+            <w:noProof/>
+          </w:rPr>
+          <w:t>6</w:t>
+        </w:r>
+      </w:fldSimple>
+      <w:r>
+        <w:t xml:space="preserve">: </w:t>
+      </w:r>
+      <w:r>
+        <w:t>Distribución bootstrap, distribución estimada, IC 50% y 99% y zonas críticas de precipitación por trimestres en celda 01</w:t>
+      </w:r>
+    </w:p>
+    <w:p>
+      <w:pPr>
+        <w:jc w:val="left"/>
+      </w:pPr>
+      <w:r>
+        <w:t>La principal proximidad se observa entre T1 y T4, mientras que T2 y T3 quedan en niveles medios inferiores con mayor separación. El paso de 50% a 99% incrementa la amplitud de los intervalos el patró</w:t>
+      </w:r>
+      <w:r>
+        <w:t>n</w:t>
+      </w:r>
+      <w:r>
+        <w:t xml:space="preserve">. En las distribuciones bootstrap, la cercanía </w:t>
+      </w:r>
+      <w:r>
+        <w:t xml:space="preserve">entre </w:t>
+      </w:r>
+      <w:r>
+        <w:t>T1</w:t>
+      </w:r>
+      <w:r>
+        <w:t xml:space="preserve"> y </w:t>
+      </w:r>
+      <w:r>
+        <w:t>T4 se mantiene</w:t>
+      </w:r>
+      <w:r>
+        <w:t>.</w:t>
+      </w:r>
+    </w:p>
+    <w:p>
+      <w:pPr>
+        <w:jc w:val="left"/>
+      </w:pPr>
+      <w:r>
+        <w:t>La comparación conjunta de irradiación, temperatura y precipitación muestra que el aumento del nivel de confianza de 50% a 99% ensancha los intervalos, pero no altera la conclusión en ninguna variable. En irradiación persiste la cercanía entre T2 y T3; en temperatura se mantiene una separación clara entre todos los trimestres; y en precipitación la mayor similitud se concentra en T1 y T4.</w:t>
+      </w:r>
+    </w:p>
+    <w:p>
+      <w:pPr>
+        <w:jc w:val="left"/>
+      </w:pPr>
+    </w:p>
+    <w:p>
+      <w:pPr>
+        <w:jc w:val="left"/>
+      </w:pPr>
+      <w:r>
+        <w:br w:type="page"/>
+      </w:r>
+    </w:p>
+    <w:p>
+      <w:pPr>
         <w:pStyle w:val="Ttulo1"/>
       </w:pPr>
-      <w:bookmarkStart w:id="39" w:name="_Toc226557342"/>
-      <w:bookmarkStart w:id="40" w:name="_Toc227434649"/>
+      <w:bookmarkStart w:id="39" w:name="_Toc227519008"/>
       <w:r>
         <w:lastRenderedPageBreak/>
-        <w:t>Conclusiones</w:t>
+        <w:t>**Apartado4**</w:t>
       </w:r>
       <w:bookmarkEnd w:id="39"/>
+    </w:p>
+    <w:p>
+      <w:pPr>
+        <w:pStyle w:val="Ttulo2"/>
+      </w:pPr>
+      <w:bookmarkStart w:id="40" w:name="_Toc227519009"/>
+      <w:r>
+        <w:t>**Apartado4.1**</w:t>
+      </w:r>
       <w:bookmarkEnd w:id="40"/>
     </w:p>
     <w:p>
       <w:pPr>
+        <w:spacing w:beforeLines="240" w:before="576"/>
+      </w:pPr>
+    </w:p>
+    <w:p>
+      <w:pPr>
+        <w:spacing w:beforeLines="240" w:before="576" w:after="0"/>
+        <w:jc w:val="left"/>
+      </w:pPr>
+      <w:r>
+        <w:br w:type="page"/>
+      </w:r>
+    </w:p>
+    <w:p>
+      <w:pPr>
+        <w:pStyle w:val="Ttulo1"/>
+      </w:pPr>
+      <w:bookmarkStart w:id="41" w:name="_Toc226557342"/>
+      <w:bookmarkStart w:id="42" w:name="_Toc227519010"/>
+      <w:r>
+        <w:lastRenderedPageBreak/>
+        <w:t>Conclusiones</w:t>
+      </w:r>
+      <w:bookmarkEnd w:id="41"/>
+      <w:bookmarkEnd w:id="42"/>
+    </w:p>
+    <w:p>
+      <w:pPr>
         <w:spacing w:before="0" w:after="0"/>
         <w:jc w:val="left"/>
       </w:pPr>
@@ -5969,14 +10755,14 @@
       <w:pPr>
         <w:pStyle w:val="Ttulo1"/>
       </w:pPr>
-      <w:bookmarkStart w:id="41" w:name="_Toc226557343"/>
-      <w:bookmarkStart w:id="42" w:name="_Toc227434650"/>
+      <w:bookmarkStart w:id="43" w:name="_Toc226557343"/>
+      <w:bookmarkStart w:id="44" w:name="_Toc227519011"/>
       <w:r>
         <w:lastRenderedPageBreak/>
         <w:t>Autoría y uso de Chatgpt</w:t>
       </w:r>
-      <w:bookmarkEnd w:id="41"/>
-      <w:bookmarkEnd w:id="42"/>
+      <w:bookmarkEnd w:id="43"/>
+      <w:bookmarkEnd w:id="44"/>
     </w:p>
     <w:p>
       <w:r>
@@ -6048,7 +10834,7 @@
         </w:rPr>
         <w:t xml:space="preserve">Apartado </w:t>
       </w:r>
-      <w:bookmarkStart w:id="43" w:name="_Ref224495289"/>
+      <w:bookmarkStart w:id="45" w:name="_Ref224495289"/>
       <w:r>
         <w:rPr>
           <w:szCs w:val="22"/>
@@ -6093,9 +10879,9 @@
       <w:pPr>
         <w:pStyle w:val="Ttulo1"/>
       </w:pPr>
-      <w:bookmarkStart w:id="44" w:name="_Ref226556916"/>
-      <w:bookmarkStart w:id="45" w:name="_Toc226557344"/>
-      <w:bookmarkStart w:id="46" w:name="_Toc227434651"/>
+      <w:bookmarkStart w:id="46" w:name="_Ref226556916"/>
+      <w:bookmarkStart w:id="47" w:name="_Toc226557344"/>
+      <w:bookmarkStart w:id="48" w:name="_Toc227519012"/>
       <w:r>
         <w:lastRenderedPageBreak/>
         <w:t>Anexo</w:t>
@@ -6103,10 +10889,10 @@
       <w:r>
         <w:t>s</w:t>
       </w:r>
-      <w:bookmarkEnd w:id="43"/>
-      <w:bookmarkEnd w:id="44"/>
       <w:bookmarkEnd w:id="45"/>
       <w:bookmarkEnd w:id="46"/>
+      <w:bookmarkEnd w:id="47"/>
+      <w:bookmarkEnd w:id="48"/>
     </w:p>
     <w:p>
       <w:pPr>
@@ -6121,9 +10907,9 @@
         <w:br w:type="page"/>
       </w:r>
     </w:p>
-    <w:bookmarkStart w:id="47" w:name="_Toc227434652" w:displacedByCustomXml="next"/>
-    <w:bookmarkStart w:id="48" w:name="_Ref224510253" w:displacedByCustomXml="next"/>
-    <w:bookmarkStart w:id="49" w:name="_Toc226557345" w:displacedByCustomXml="next"/>
+    <w:bookmarkStart w:id="49" w:name="_Toc227519013" w:displacedByCustomXml="next"/>
+    <w:bookmarkStart w:id="50" w:name="_Ref224510253" w:displacedByCustomXml="next"/>
+    <w:bookmarkStart w:id="51" w:name="_Toc226557345" w:displacedByCustomXml="next"/>
     <w:sdt>
       <w:sdtPr>
         <w:rPr>
@@ -6149,9 +10935,9 @@
           <w:r>
             <w:t>Bibliografía</w:t>
           </w:r>
+          <w:bookmarkEnd w:id="51"/>
+          <w:bookmarkEnd w:id="50"/>
           <w:bookmarkEnd w:id="49"/>
-          <w:bookmarkEnd w:id="48"/>
-          <w:bookmarkEnd w:id="47"/>
         </w:p>
         <w:sdt>
           <w:sdtPr>
@@ -6190,8 +10976,8 @@
       </w:sdtContent>
     </w:sdt>
     <w:sectPr>
-      <w:footerReference w:type="even" r:id="rId19"/>
-      <w:footerReference w:type="default" r:id="rId20"/>
+      <w:footerReference w:type="even" r:id="rId25"/>
+      <w:footerReference w:type="default" r:id="rId26"/>
       <w:pgSz w:w="11906" w:h="16838" w:code="9"/>
       <w:pgMar w:top="1418" w:right="1701" w:bottom="1418" w:left="1701" w:header="709" w:footer="709" w:gutter="0"/>
       <w:cols w:space="708"/>
@@ -12445,7 +17231,7 @@
   <w:style w:type="paragraph" w:default="1" w:styleId="Normal">
     <w:name w:val="Normal"/>
     <w:qFormat/>
-    <w:rsid w:val="009417A5"/>
+    <w:rsid w:val="00CF228D"/>
     <w:pPr>
       <w:spacing w:before="240" w:after="120"/>
       <w:jc w:val="both"/>

--- a/documentation/Informe del trabajo.docx
+++ b/documentation/Informe del trabajo.docx
@@ -173,7 +173,27 @@
           <w:sz w:val="48"/>
           <w:szCs w:val="48"/>
         </w:rPr>
-        <w:t xml:space="preserve"> dataset </w:t>
+        <w:t xml:space="preserve"> </w:t>
+      </w:r>
+      <w:proofErr w:type="spellStart"/>
+      <w:r>
+        <w:rPr>
+          <w:b/>
+          <w:smallCaps/>
+          <w:sz w:val="48"/>
+          <w:szCs w:val="48"/>
+        </w:rPr>
+        <w:t>dataset</w:t>
+      </w:r>
+      <w:proofErr w:type="spellEnd"/>
+      <w:r>
+        <w:rPr>
+          <w:b/>
+          <w:smallCaps/>
+          <w:sz w:val="48"/>
+          <w:szCs w:val="48"/>
+        </w:rPr>
+        <w:t xml:space="preserve"> </w:t>
       </w:r>
       <w:r>
         <w:rPr>
@@ -393,7 +413,7 @@
           <w:r>
             <w:fldChar w:fldCharType="separate"/>
           </w:r>
-          <w:hyperlink w:anchor="_Toc227518993" w:history="1">
+          <w:hyperlink w:anchor="_Toc227525978" w:history="1">
             <w:r>
               <w:rPr>
                 <w:rStyle w:val="Hipervnculo"/>
@@ -420,7 +440,7 @@
                 <w:noProof/>
                 <w:webHidden/>
               </w:rPr>
-              <w:instrText xml:space="preserve"> PAGEREF _Toc227518993 \h </w:instrText>
+              <w:instrText xml:space="preserve"> PAGEREF _Toc227525978 \h </w:instrText>
             </w:r>
             <w:r>
               <w:rPr>
@@ -467,7 +487,7 @@
               <w14:ligatures w14:val="standardContextual"/>
             </w:rPr>
           </w:pPr>
-          <w:hyperlink w:anchor="_Toc227518994" w:history="1">
+          <w:hyperlink w:anchor="_Toc227525979" w:history="1">
             <w:r>
               <w:rPr>
                 <w:rStyle w:val="Hipervnculo"/>
@@ -494,7 +514,7 @@
                 <w:noProof/>
                 <w:webHidden/>
               </w:rPr>
-              <w:instrText xml:space="preserve"> PAGEREF _Toc227518994 \h </w:instrText>
+              <w:instrText xml:space="preserve"> PAGEREF _Toc227525979 \h </w:instrText>
             </w:r>
             <w:r>
               <w:rPr>
@@ -540,7 +560,7 @@
               <w14:ligatures w14:val="standardContextual"/>
             </w:rPr>
           </w:pPr>
-          <w:hyperlink w:anchor="_Toc227518995" w:history="1">
+          <w:hyperlink w:anchor="_Toc227525980" w:history="1">
             <w:r>
               <w:rPr>
                 <w:rStyle w:val="Hipervnculo"/>
@@ -567,7 +587,7 @@
                 <w:noProof/>
                 <w:webHidden/>
               </w:rPr>
-              <w:instrText xml:space="preserve"> PAGEREF _Toc227518995 \h </w:instrText>
+              <w:instrText xml:space="preserve"> PAGEREF _Toc227525980 \h </w:instrText>
             </w:r>
             <w:r>
               <w:rPr>
@@ -613,7 +633,7 @@
               <w14:ligatures w14:val="standardContextual"/>
             </w:rPr>
           </w:pPr>
-          <w:hyperlink w:anchor="_Toc227518996" w:history="1">
+          <w:hyperlink w:anchor="_Toc227525981" w:history="1">
             <w:r>
               <w:rPr>
                 <w:rStyle w:val="Hipervnculo"/>
@@ -640,7 +660,7 @@
                 <w:noProof/>
                 <w:webHidden/>
               </w:rPr>
-              <w:instrText xml:space="preserve"> PAGEREF _Toc227518996 \h </w:instrText>
+              <w:instrText xml:space="preserve"> PAGEREF _Toc227525981 \h </w:instrText>
             </w:r>
             <w:r>
               <w:rPr>
@@ -687,7 +707,7 @@
               <w14:ligatures w14:val="standardContextual"/>
             </w:rPr>
           </w:pPr>
-          <w:hyperlink w:anchor="_Toc227518997" w:history="1">
+          <w:hyperlink w:anchor="_Toc227525982" w:history="1">
             <w:r>
               <w:rPr>
                 <w:rStyle w:val="Hipervnculo"/>
@@ -714,7 +734,7 @@
                 <w:noProof/>
                 <w:webHidden/>
               </w:rPr>
-              <w:instrText xml:space="preserve"> PAGEREF _Toc227518997 \h </w:instrText>
+              <w:instrText xml:space="preserve"> PAGEREF _Toc227525982 \h </w:instrText>
             </w:r>
             <w:r>
               <w:rPr>
@@ -760,7 +780,7 @@
               <w14:ligatures w14:val="standardContextual"/>
             </w:rPr>
           </w:pPr>
-          <w:hyperlink w:anchor="_Toc227518998" w:history="1">
+          <w:hyperlink w:anchor="_Toc227525983" w:history="1">
             <w:r>
               <w:rPr>
                 <w:rStyle w:val="Hipervnculo"/>
@@ -787,7 +807,7 @@
                 <w:noProof/>
                 <w:webHidden/>
               </w:rPr>
-              <w:instrText xml:space="preserve"> PAGEREF _Toc227518998 \h </w:instrText>
+              <w:instrText xml:space="preserve"> PAGEREF _Toc227525983 \h </w:instrText>
             </w:r>
             <w:r>
               <w:rPr>
@@ -833,7 +853,7 @@
               <w14:ligatures w14:val="standardContextual"/>
             </w:rPr>
           </w:pPr>
-          <w:hyperlink w:anchor="_Toc227518999" w:history="1">
+          <w:hyperlink w:anchor="_Toc227525984" w:history="1">
             <w:r>
               <w:rPr>
                 <w:rStyle w:val="Hipervnculo"/>
@@ -860,7 +880,7 @@
                 <w:noProof/>
                 <w:webHidden/>
               </w:rPr>
-              <w:instrText xml:space="preserve"> PAGEREF _Toc227518999 \h </w:instrText>
+              <w:instrText xml:space="preserve"> PAGEREF _Toc227525984 \h </w:instrText>
             </w:r>
             <w:r>
               <w:rPr>
@@ -906,7 +926,7 @@
               <w14:ligatures w14:val="standardContextual"/>
             </w:rPr>
           </w:pPr>
-          <w:hyperlink w:anchor="_Toc227519000" w:history="1">
+          <w:hyperlink w:anchor="_Toc227525985" w:history="1">
             <w:r>
               <w:rPr>
                 <w:rStyle w:val="Hipervnculo"/>
@@ -933,7 +953,7 @@
                 <w:noProof/>
                 <w:webHidden/>
               </w:rPr>
-              <w:instrText xml:space="preserve"> PAGEREF _Toc227519000 \h </w:instrText>
+              <w:instrText xml:space="preserve"> PAGEREF _Toc227525985 \h </w:instrText>
             </w:r>
             <w:r>
               <w:rPr>
@@ -979,7 +999,7 @@
               <w14:ligatures w14:val="standardContextual"/>
             </w:rPr>
           </w:pPr>
-          <w:hyperlink w:anchor="_Toc227519001" w:history="1">
+          <w:hyperlink w:anchor="_Toc227525986" w:history="1">
             <w:r>
               <w:rPr>
                 <w:rStyle w:val="Hipervnculo"/>
@@ -1006,7 +1026,7 @@
                 <w:noProof/>
                 <w:webHidden/>
               </w:rPr>
-              <w:instrText xml:space="preserve"> PAGEREF _Toc227519001 \h </w:instrText>
+              <w:instrText xml:space="preserve"> PAGEREF _Toc227525986 \h </w:instrText>
             </w:r>
             <w:r>
               <w:rPr>
@@ -1052,7 +1072,7 @@
               <w14:ligatures w14:val="standardContextual"/>
             </w:rPr>
           </w:pPr>
-          <w:hyperlink w:anchor="_Toc227519002" w:history="1">
+          <w:hyperlink w:anchor="_Toc227525987" w:history="1">
             <w:r>
               <w:rPr>
                 <w:rStyle w:val="Hipervnculo"/>
@@ -1079,7 +1099,7 @@
                 <w:noProof/>
                 <w:webHidden/>
               </w:rPr>
-              <w:instrText xml:space="preserve"> PAGEREF _Toc227519002 \h </w:instrText>
+              <w:instrText xml:space="preserve"> PAGEREF _Toc227525987 \h </w:instrText>
             </w:r>
             <w:r>
               <w:rPr>
@@ -1125,7 +1145,7 @@
               <w14:ligatures w14:val="standardContextual"/>
             </w:rPr>
           </w:pPr>
-          <w:hyperlink w:anchor="_Toc227519003" w:history="1">
+          <w:hyperlink w:anchor="_Toc227525988" w:history="1">
             <w:r>
               <w:rPr>
                 <w:rStyle w:val="Hipervnculo"/>
@@ -1152,7 +1172,7 @@
                 <w:noProof/>
                 <w:webHidden/>
               </w:rPr>
-              <w:instrText xml:space="preserve"> PAGEREF _Toc227519003 \h </w:instrText>
+              <w:instrText xml:space="preserve"> PAGEREF _Toc227525988 \h </w:instrText>
             </w:r>
             <w:r>
               <w:rPr>
@@ -1199,7 +1219,7 @@
               <w14:ligatures w14:val="standardContextual"/>
             </w:rPr>
           </w:pPr>
-          <w:hyperlink w:anchor="_Toc227519004" w:history="1">
+          <w:hyperlink w:anchor="_Toc227525989" w:history="1">
             <w:r>
               <w:rPr>
                 <w:rStyle w:val="Hipervnculo"/>
@@ -1226,7 +1246,7 @@
                 <w:noProof/>
                 <w:webHidden/>
               </w:rPr>
-              <w:instrText xml:space="preserve"> PAGEREF _Toc227519004 \h </w:instrText>
+              <w:instrText xml:space="preserve"> PAGEREF _Toc227525989 \h </w:instrText>
             </w:r>
             <w:r>
               <w:rPr>
@@ -1272,7 +1292,7 @@
               <w14:ligatures w14:val="standardContextual"/>
             </w:rPr>
           </w:pPr>
-          <w:hyperlink w:anchor="_Toc227519005" w:history="1">
+          <w:hyperlink w:anchor="_Toc227525990" w:history="1">
             <w:r>
               <w:rPr>
                 <w:rStyle w:val="Hipervnculo"/>
@@ -1299,7 +1319,7 @@
                 <w:noProof/>
                 <w:webHidden/>
               </w:rPr>
-              <w:instrText xml:space="preserve"> PAGEREF _Toc227519005 \h </w:instrText>
+              <w:instrText xml:space="preserve"> PAGEREF _Toc227525990 \h </w:instrText>
             </w:r>
             <w:r>
               <w:rPr>
@@ -1345,7 +1365,7 @@
               <w14:ligatures w14:val="standardContextual"/>
             </w:rPr>
           </w:pPr>
-          <w:hyperlink w:anchor="_Toc227519006" w:history="1">
+          <w:hyperlink w:anchor="_Toc227525991" w:history="1">
             <w:r>
               <w:rPr>
                 <w:rStyle w:val="Hipervnculo"/>
@@ -1372,7 +1392,7 @@
                 <w:noProof/>
                 <w:webHidden/>
               </w:rPr>
-              <w:instrText xml:space="preserve"> PAGEREF _Toc227519006 \h </w:instrText>
+              <w:instrText xml:space="preserve"> PAGEREF _Toc227525991 \h </w:instrText>
             </w:r>
             <w:r>
               <w:rPr>
@@ -1418,7 +1438,7 @@
               <w14:ligatures w14:val="standardContextual"/>
             </w:rPr>
           </w:pPr>
-          <w:hyperlink w:anchor="_Toc227519007" w:history="1">
+          <w:hyperlink w:anchor="_Toc227525992" w:history="1">
             <w:r>
               <w:rPr>
                 <w:rStyle w:val="Hipervnculo"/>
@@ -1445,7 +1465,7 @@
                 <w:noProof/>
                 <w:webHidden/>
               </w:rPr>
-              <w:instrText xml:space="preserve"> PAGEREF _Toc227519007 \h </w:instrText>
+              <w:instrText xml:space="preserve"> PAGEREF _Toc227525992 \h </w:instrText>
             </w:r>
             <w:r>
               <w:rPr>
@@ -1492,13 +1512,13 @@
               <w14:ligatures w14:val="standardContextual"/>
             </w:rPr>
           </w:pPr>
-          <w:hyperlink w:anchor="_Toc227519008" w:history="1">
+          <w:hyperlink w:anchor="_Toc227525993" w:history="1">
             <w:r>
               <w:rPr>
                 <w:rStyle w:val="Hipervnculo"/>
                 <w:noProof/>
               </w:rPr>
-              <w:t>4. **Apartado4**</w:t>
+              <w:t>4. Simulación de las variables meteorológicas de la celda 01</w:t>
             </w:r>
             <w:r>
               <w:rPr>
@@ -1519,7 +1539,7 @@
                 <w:noProof/>
                 <w:webHidden/>
               </w:rPr>
-              <w:instrText xml:space="preserve"> PAGEREF _Toc227519008 \h </w:instrText>
+              <w:instrText xml:space="preserve"> PAGEREF _Toc227525993 \h </w:instrText>
             </w:r>
             <w:r>
               <w:rPr>
@@ -1565,13 +1585,13 @@
               <w14:ligatures w14:val="standardContextual"/>
             </w:rPr>
           </w:pPr>
-          <w:hyperlink w:anchor="_Toc227519009" w:history="1">
+          <w:hyperlink w:anchor="_Toc227525994" w:history="1">
             <w:r>
               <w:rPr>
                 <w:rStyle w:val="Hipervnculo"/>
                 <w:noProof/>
               </w:rPr>
-              <w:t>4.1. **Apartado4.1**</w:t>
+              <w:t>4.1. Simulación de la temperatura de la celda 01</w:t>
             </w:r>
             <w:r>
               <w:rPr>
@@ -1592,7 +1612,7 @@
                 <w:noProof/>
                 <w:webHidden/>
               </w:rPr>
-              <w:instrText xml:space="preserve"> PAGEREF _Toc227519009 \h </w:instrText>
+              <w:instrText xml:space="preserve"> PAGEREF _Toc227525994 \h </w:instrText>
             </w:r>
             <w:r>
               <w:rPr>
@@ -1613,6 +1633,152 @@
                 <w:webHidden/>
               </w:rPr>
               <w:t>18</w:t>
+            </w:r>
+            <w:r>
+              <w:rPr>
+                <w:noProof/>
+                <w:webHidden/>
+              </w:rPr>
+              <w:fldChar w:fldCharType="end"/>
+            </w:r>
+          </w:hyperlink>
+        </w:p>
+        <w:p>
+          <w:pPr>
+            <w:pStyle w:val="TDC2"/>
+            <w:tabs>
+              <w:tab w:val="right" w:leader="dot" w:pos="8494"/>
+            </w:tabs>
+            <w:rPr>
+              <w:rFonts w:asciiTheme="minorHAnsi" w:eastAsiaTheme="minorEastAsia" w:hAnsiTheme="minorHAnsi" w:cstheme="minorBidi"/>
+              <w:smallCaps w:val="0"/>
+              <w:noProof/>
+              <w:kern w:val="2"/>
+              <w:sz w:val="24"/>
+              <w14:ligatures w14:val="standardContextual"/>
+            </w:rPr>
+          </w:pPr>
+          <w:hyperlink w:anchor="_Toc227525995" w:history="1">
+            <w:r>
+              <w:rPr>
+                <w:rStyle w:val="Hipervnculo"/>
+                <w:noProof/>
+              </w:rPr>
+              <w:t>4.2. Simulación de la irradiación de la celda 01</w:t>
+            </w:r>
+            <w:r>
+              <w:rPr>
+                <w:noProof/>
+                <w:webHidden/>
+              </w:rPr>
+              <w:tab/>
+            </w:r>
+            <w:r>
+              <w:rPr>
+                <w:noProof/>
+                <w:webHidden/>
+              </w:rPr>
+              <w:fldChar w:fldCharType="begin"/>
+            </w:r>
+            <w:r>
+              <w:rPr>
+                <w:noProof/>
+                <w:webHidden/>
+              </w:rPr>
+              <w:instrText xml:space="preserve"> PAGEREF _Toc227525995 \h </w:instrText>
+            </w:r>
+            <w:r>
+              <w:rPr>
+                <w:noProof/>
+                <w:webHidden/>
+              </w:rPr>
+            </w:r>
+            <w:r>
+              <w:rPr>
+                <w:noProof/>
+                <w:webHidden/>
+              </w:rPr>
+              <w:fldChar w:fldCharType="separate"/>
+            </w:r>
+            <w:r>
+              <w:rPr>
+                <w:noProof/>
+                <w:webHidden/>
+              </w:rPr>
+              <w:t>19</w:t>
+            </w:r>
+            <w:r>
+              <w:rPr>
+                <w:noProof/>
+                <w:webHidden/>
+              </w:rPr>
+              <w:fldChar w:fldCharType="end"/>
+            </w:r>
+          </w:hyperlink>
+        </w:p>
+        <w:p>
+          <w:pPr>
+            <w:pStyle w:val="TDC2"/>
+            <w:tabs>
+              <w:tab w:val="right" w:leader="dot" w:pos="8494"/>
+            </w:tabs>
+            <w:rPr>
+              <w:rFonts w:asciiTheme="minorHAnsi" w:eastAsiaTheme="minorEastAsia" w:hAnsiTheme="minorHAnsi" w:cstheme="minorBidi"/>
+              <w:smallCaps w:val="0"/>
+              <w:noProof/>
+              <w:kern w:val="2"/>
+              <w:sz w:val="24"/>
+              <w14:ligatures w14:val="standardContextual"/>
+            </w:rPr>
+          </w:pPr>
+          <w:hyperlink w:anchor="_Toc227525996" w:history="1">
+            <w:r>
+              <w:rPr>
+                <w:rStyle w:val="Hipervnculo"/>
+                <w:noProof/>
+              </w:rPr>
+              <w:t>4.3. Simulación de la precipitación de la celda 01</w:t>
+            </w:r>
+            <w:r>
+              <w:rPr>
+                <w:noProof/>
+                <w:webHidden/>
+              </w:rPr>
+              <w:tab/>
+            </w:r>
+            <w:r>
+              <w:rPr>
+                <w:noProof/>
+                <w:webHidden/>
+              </w:rPr>
+              <w:fldChar w:fldCharType="begin"/>
+            </w:r>
+            <w:r>
+              <w:rPr>
+                <w:noProof/>
+                <w:webHidden/>
+              </w:rPr>
+              <w:instrText xml:space="preserve"> PAGEREF _Toc227525996 \h </w:instrText>
+            </w:r>
+            <w:r>
+              <w:rPr>
+                <w:noProof/>
+                <w:webHidden/>
+              </w:rPr>
+            </w:r>
+            <w:r>
+              <w:rPr>
+                <w:noProof/>
+                <w:webHidden/>
+              </w:rPr>
+              <w:fldChar w:fldCharType="separate"/>
+            </w:r>
+            <w:r>
+              <w:rPr>
+                <w:noProof/>
+                <w:webHidden/>
+              </w:rPr>
+              <w:t>20</w:t>
             </w:r>
             <w:r>
               <w:rPr>
@@ -1639,7 +1805,7 @@
               <w14:ligatures w14:val="standardContextual"/>
             </w:rPr>
           </w:pPr>
-          <w:hyperlink w:anchor="_Toc227519010" w:history="1">
+          <w:hyperlink w:anchor="_Toc227525997" w:history="1">
             <w:r>
               <w:rPr>
                 <w:rStyle w:val="Hipervnculo"/>
@@ -1666,7 +1832,7 @@
                 <w:noProof/>
                 <w:webHidden/>
               </w:rPr>
-              <w:instrText xml:space="preserve"> PAGEREF _Toc227519010 \h </w:instrText>
+              <w:instrText xml:space="preserve"> PAGEREF _Toc227525997 \h </w:instrText>
             </w:r>
             <w:r>
               <w:rPr>
@@ -1686,7 +1852,7 @@
                 <w:noProof/>
                 <w:webHidden/>
               </w:rPr>
-              <w:t>19</w:t>
+              <w:t>22</w:t>
             </w:r>
             <w:r>
               <w:rPr>
@@ -1713,7 +1879,7 @@
               <w14:ligatures w14:val="standardContextual"/>
             </w:rPr>
           </w:pPr>
-          <w:hyperlink w:anchor="_Toc227519011" w:history="1">
+          <w:hyperlink w:anchor="_Toc227525998" w:history="1">
             <w:r>
               <w:rPr>
                 <w:rStyle w:val="Hipervnculo"/>
@@ -1740,7 +1906,7 @@
                 <w:noProof/>
                 <w:webHidden/>
               </w:rPr>
-              <w:instrText xml:space="preserve"> PAGEREF _Toc227519011 \h </w:instrText>
+              <w:instrText xml:space="preserve"> PAGEREF _Toc227525998 \h </w:instrText>
             </w:r>
             <w:r>
               <w:rPr>
@@ -1760,7 +1926,7 @@
                 <w:noProof/>
                 <w:webHidden/>
               </w:rPr>
-              <w:t>20</w:t>
+              <w:t>23</w:t>
             </w:r>
             <w:r>
               <w:rPr>
@@ -1787,7 +1953,7 @@
               <w14:ligatures w14:val="standardContextual"/>
             </w:rPr>
           </w:pPr>
-          <w:hyperlink w:anchor="_Toc227519012" w:history="1">
+          <w:hyperlink w:anchor="_Toc227525999" w:history="1">
             <w:r>
               <w:rPr>
                 <w:rStyle w:val="Hipervnculo"/>
@@ -1814,7 +1980,7 @@
                 <w:noProof/>
                 <w:webHidden/>
               </w:rPr>
-              <w:instrText xml:space="preserve"> PAGEREF _Toc227519012 \h </w:instrText>
+              <w:instrText xml:space="preserve"> PAGEREF _Toc227525999 \h </w:instrText>
             </w:r>
             <w:r>
               <w:rPr>
@@ -1834,7 +2000,7 @@
                 <w:noProof/>
                 <w:webHidden/>
               </w:rPr>
-              <w:t>21</w:t>
+              <w:t>24</w:t>
             </w:r>
             <w:r>
               <w:rPr>
@@ -1861,7 +2027,7 @@
               <w14:ligatures w14:val="standardContextual"/>
             </w:rPr>
           </w:pPr>
-          <w:hyperlink w:anchor="_Toc227519013" w:history="1">
+          <w:hyperlink w:anchor="_Toc227526000" w:history="1">
             <w:r>
               <w:rPr>
                 <w:rStyle w:val="Hipervnculo"/>
@@ -1888,7 +2054,7 @@
                 <w:noProof/>
                 <w:webHidden/>
               </w:rPr>
-              <w:instrText xml:space="preserve"> PAGEREF _Toc227519013 \h </w:instrText>
+              <w:instrText xml:space="preserve"> PAGEREF _Toc227526000 \h </w:instrText>
             </w:r>
             <w:r>
               <w:rPr>
@@ -1908,7 +2074,7 @@
                 <w:noProof/>
                 <w:webHidden/>
               </w:rPr>
-              <w:t>22</w:t>
+              <w:t>25</w:t>
             </w:r>
             <w:r>
               <w:rPr>
@@ -1938,7 +2104,7 @@
         <w:pStyle w:val="Ttulo1"/>
       </w:pPr>
       <w:bookmarkStart w:id="0" w:name="_Toc226557322"/>
-      <w:bookmarkStart w:id="1" w:name="_Toc227518993"/>
+      <w:bookmarkStart w:id="1" w:name="_Toc227525978"/>
       <w:r>
         <w:lastRenderedPageBreak/>
         <w:t>Introducción</w:t>
@@ -1960,7 +2126,23 @@
         <w:t xml:space="preserve">Alberto Rodríguez Vicente, </w:t>
       </w:r>
       <w:r>
-        <w:t>y Pablo Romero Teruel, alumnos de la Escuela Técnica Superior de Ingeniería (ICAI) de la Universidad Pontificia Comillas. Dicho trabajo lleva como título “Análisis del dataset G09B” y se ha realizado dentro de la asignatura “Probabilidad y Estadística” de 1º de iMAT.</w:t>
+        <w:t xml:space="preserve">y Pablo Romero Teruel, alumnos de la Escuela Técnica Superior de Ingeniería (ICAI) de la Universidad Pontificia Comillas. Dicho trabajo lleva como título “Análisis del </w:t>
+      </w:r>
+      <w:proofErr w:type="spellStart"/>
+      <w:r>
+        <w:t>dataset</w:t>
+      </w:r>
+      <w:proofErr w:type="spellEnd"/>
+      <w:r>
+        <w:t xml:space="preserve"> G09B” y se ha realizado dentro de la asignatura “Probabilidad y Estadística” de 1º de </w:t>
+      </w:r>
+      <w:proofErr w:type="spellStart"/>
+      <w:r>
+        <w:t>iMAT</w:t>
+      </w:r>
+      <w:proofErr w:type="spellEnd"/>
+      <w:r>
+        <w:t>.</w:t>
       </w:r>
     </w:p>
     <w:p>
@@ -1986,7 +2168,7 @@
         <w:pStyle w:val="Ttulo1"/>
       </w:pPr>
       <w:bookmarkStart w:id="2" w:name="_Toc227430910"/>
-      <w:bookmarkStart w:id="3" w:name="_Toc227518994"/>
+      <w:bookmarkStart w:id="3" w:name="_Toc227525979"/>
       <w:r>
         <w:lastRenderedPageBreak/>
         <w:t>Contrastes de hipótesis para la media de la temperatura de la celda 01 en los meses de verano</w:t>
@@ -2002,7 +2184,7 @@
       <w:bookmarkStart w:id="5" w:name="_Toc227430928"/>
       <w:bookmarkStart w:id="6" w:name="_Ref224508194"/>
       <w:bookmarkStart w:id="7" w:name="_Toc226557328"/>
-      <w:bookmarkStart w:id="8" w:name="_Toc227518995"/>
+      <w:bookmarkStart w:id="8" w:name="_Toc227525980"/>
       <w:r>
         <w:t>Contraste para la afirmación del analista 1 (media superior a 30 °C)</w:t>
       </w:r>
@@ -2226,19 +2408,7 @@
                   <w:rPr>
                     <w:rFonts w:ascii="Cambria Math" w:hAnsi="Cambria Math"/>
                   </w:rPr>
-                  <m:t>≈28,6746</m:t>
-                </m:r>
-                <m:r>
-                  <w:rPr>
-                    <w:rFonts w:ascii="Cambria Math" w:hAnsi="Cambria Math"/>
-                  </w:rPr>
-                  <m:t xml:space="preserve"> </m:t>
-                </m:r>
-                <m:r>
-                  <w:rPr>
-                    <w:rFonts w:ascii="Cambria Math" w:hAnsi="Cambria Math"/>
-                  </w:rPr>
-                  <m:t>°C</m:t>
+                  <m:t>≈28,6746 °C</m:t>
                 </m:r>
               </m:oMath>
             </m:oMathPara>
@@ -2528,19 +2698,7 @@
                   <w:rPr>
                     <w:rFonts w:ascii="Cambria Math" w:hAnsi="Cambria Math"/>
                   </w:rPr>
-                  <m:t>≈28,5394</m:t>
-                </m:r>
-                <m:r>
-                  <w:rPr>
-                    <w:rFonts w:ascii="Cambria Math" w:hAnsi="Cambria Math"/>
-                  </w:rPr>
-                  <m:t xml:space="preserve"> </m:t>
-                </m:r>
-                <m:r>
-                  <w:rPr>
-                    <w:rFonts w:ascii="Cambria Math" w:hAnsi="Cambria Math"/>
-                  </w:rPr>
-                  <m:t>°C</m:t>
+                  <m:t>≈28,5394 °C</m:t>
                 </m:r>
               </m:oMath>
             </m:oMathPara>
@@ -2640,19 +2798,7 @@
                 <w:rPr>
                   <w:rFonts w:ascii="Cambria Math" w:hAnsi="Cambria Math"/>
                 </w:rPr>
-                <m:t>⇔μ&gt;30</m:t>
-              </m:r>
-              <m:r>
-                <w:rPr>
-                  <w:rFonts w:ascii="Cambria Math" w:hAnsi="Cambria Math"/>
-                </w:rPr>
-                <m:t xml:space="preserve"> </m:t>
-              </m:r>
-              <m:r>
-                <w:rPr>
-                  <w:rFonts w:ascii="Cambria Math" w:hAnsi="Cambria Math"/>
-                </w:rPr>
-                <m:t>°C</m:t>
+                <m:t>⇔μ&gt;30 °C</m:t>
               </m:r>
             </m:oMath>
             <w:r>
@@ -2798,25 +2944,51 @@
       <w:r>
         <w:t xml:space="preserve">Tabla </w:t>
       </w:r>
-      <w:fldSimple w:instr=" STYLEREF 1 \s ">
-        <w:r>
-          <w:rPr>
-            <w:noProof/>
-          </w:rPr>
-          <w:t>1</w:t>
-        </w:r>
-      </w:fldSimple>
+      <w:r>
+        <w:fldChar w:fldCharType="begin"/>
+      </w:r>
+      <w:r>
+        <w:instrText xml:space="preserve"> STYLEREF 1 \s </w:instrText>
+      </w:r>
+      <w:r>
+        <w:fldChar w:fldCharType="separate"/>
+      </w:r>
+      <w:r>
+        <w:rPr>
+          <w:noProof/>
+        </w:rPr>
+        <w:t>1</w:t>
+      </w:r>
+      <w:r>
+        <w:rPr>
+          <w:noProof/>
+        </w:rPr>
+        <w:fldChar w:fldCharType="end"/>
+      </w:r>
       <w:r>
         <w:t>.</w:t>
       </w:r>
-      <w:fldSimple w:instr=" SEQ Tabla \* ARABIC \s 1 ">
-        <w:r>
-          <w:rPr>
-            <w:noProof/>
-          </w:rPr>
-          <w:t>1</w:t>
-        </w:r>
-      </w:fldSimple>
+      <w:r>
+        <w:fldChar w:fldCharType="begin"/>
+      </w:r>
+      <w:r>
+        <w:instrText xml:space="preserve"> SEQ Tabla \* ARABIC \s 1 </w:instrText>
+      </w:r>
+      <w:r>
+        <w:fldChar w:fldCharType="separate"/>
+      </w:r>
+      <w:r>
+        <w:rPr>
+          <w:noProof/>
+        </w:rPr>
+        <w:t>1</w:t>
+      </w:r>
+      <w:r>
+        <w:rPr>
+          <w:noProof/>
+        </w:rPr>
+        <w:fldChar w:fldCharType="end"/>
+      </w:r>
       <w:r>
         <w:t xml:space="preserve">: </w:t>
       </w:r>
@@ -2903,19 +3075,7 @@
           <w:rPr>
             <w:rFonts w:ascii="Cambria Math" w:hAnsi="Cambria Math"/>
           </w:rPr>
-          <m:t>28,67</m:t>
-        </m:r>
-        <m:r>
-          <w:rPr>
-            <w:rFonts w:ascii="Cambria Math" w:hAnsi="Cambria Math"/>
-          </w:rPr>
-          <m:t xml:space="preserve"> </m:t>
-        </m:r>
-        <m:r>
-          <w:rPr>
-            <w:rFonts w:ascii="Cambria Math" w:hAnsi="Cambria Math"/>
-          </w:rPr>
-          <m:t>°C</m:t>
+          <m:t>28,67 °C</m:t>
         </m:r>
       </m:oMath>
       <w:r>
@@ -3001,19 +3161,7 @@
           <w:rPr>
             <w:rFonts w:ascii="Cambria Math" w:hAnsi="Cambria Math"/>
           </w:rPr>
-          <m:t>⇔μ=30</m:t>
-        </m:r>
-        <m:r>
-          <w:rPr>
-            <w:rFonts w:ascii="Cambria Math" w:hAnsi="Cambria Math"/>
-          </w:rPr>
-          <m:t xml:space="preserve"> </m:t>
-        </m:r>
-        <m:r>
-          <w:rPr>
-            <w:rFonts w:ascii="Cambria Math" w:hAnsi="Cambria Math"/>
-          </w:rPr>
-          <m:t>°C</m:t>
+          <m:t>⇔μ=30 °C</m:t>
         </m:r>
       </m:oMath>
     </w:p>
@@ -3066,19 +3214,7 @@
           <w:rPr>
             <w:rFonts w:ascii="Cambria Math" w:hAnsi="Cambria Math"/>
           </w:rPr>
-          <m:t>⇔μ&gt;30</m:t>
-        </m:r>
-        <m:r>
-          <w:rPr>
-            <w:rFonts w:ascii="Cambria Math" w:hAnsi="Cambria Math"/>
-          </w:rPr>
-          <m:t xml:space="preserve"> </m:t>
-        </m:r>
-        <m:r>
-          <w:rPr>
-            <w:rFonts w:ascii="Cambria Math" w:hAnsi="Cambria Math"/>
-          </w:rPr>
-          <m:t>°C</m:t>
+          <m:t>⇔μ&gt;30 °C</m:t>
         </m:r>
       </m:oMath>
     </w:p>
@@ -3272,25 +3408,45 @@
       <w:r>
         <w:t xml:space="preserve">Gráfico </w:t>
       </w:r>
-      <w:fldSimple w:instr=" STYLEREF 1 \s ">
-        <w:r>
-          <w:rPr>
-            <w:noProof/>
-          </w:rPr>
-          <w:t>1</w:t>
-        </w:r>
-      </w:fldSimple>
+      <w:r>
+        <w:fldChar w:fldCharType="begin"/>
+      </w:r>
+      <w:r>
+        <w:instrText xml:space="preserve"> STYLEREF 1 \s </w:instrText>
+      </w:r>
+      <w:r>
+        <w:fldChar w:fldCharType="separate"/>
+      </w:r>
+      <w:r>
+        <w:rPr>
+          <w:noProof/>
+        </w:rPr>
+        <w:t>1</w:t>
+      </w:r>
+      <w:r>
+        <w:fldChar w:fldCharType="end"/>
+      </w:r>
       <w:r>
         <w:t>.</w:t>
       </w:r>
-      <w:fldSimple w:instr=" SEQ Gráfico \* ARABIC \s 1 ">
-        <w:r>
-          <w:rPr>
-            <w:noProof/>
-          </w:rPr>
-          <w:t>1</w:t>
-        </w:r>
-      </w:fldSimple>
+      <w:r>
+        <w:fldChar w:fldCharType="begin"/>
+      </w:r>
+      <w:r>
+        <w:instrText xml:space="preserve"> SEQ Gráfico \* ARABIC \s 1 </w:instrText>
+      </w:r>
+      <w:r>
+        <w:fldChar w:fldCharType="separate"/>
+      </w:r>
+      <w:r>
+        <w:rPr>
+          <w:noProof/>
+        </w:rPr>
+        <w:t>1</w:t>
+      </w:r>
+      <w:r>
+        <w:fldChar w:fldCharType="end"/>
+      </w:r>
       <w:r>
         <w:t xml:space="preserve">: </w:t>
       </w:r>
@@ -3348,19 +3504,7 @@
           <w:rPr>
             <w:rFonts w:ascii="Cambria Math" w:hAnsi="Cambria Math"/>
           </w:rPr>
-          <m:t>μ=30</m:t>
-        </m:r>
-        <m:r>
-          <w:rPr>
-            <w:rFonts w:ascii="Cambria Math" w:hAnsi="Cambria Math"/>
-          </w:rPr>
-          <m:t xml:space="preserve"> </m:t>
-        </m:r>
-        <m:r>
-          <w:rPr>
-            <w:rFonts w:ascii="Cambria Math" w:hAnsi="Cambria Math"/>
-          </w:rPr>
-          <m:t>°C</m:t>
+          <m:t>μ=30 °C</m:t>
         </m:r>
       </m:oMath>
       <w:r>
@@ -3420,7 +3564,7 @@
       </w:pPr>
       <w:bookmarkStart w:id="10" w:name="_Toc227430912"/>
       <w:bookmarkStart w:id="11" w:name="_Toc227430929"/>
-      <w:bookmarkStart w:id="12" w:name="_Toc227518996"/>
+      <w:bookmarkStart w:id="12" w:name="_Toc227525981"/>
       <w:r>
         <w:t xml:space="preserve">Contraste para la afirmación del analista </w:t>
       </w:r>
@@ -3645,19 +3789,7 @@
                   <w:rPr>
                     <w:rFonts w:ascii="Cambria Math" w:hAnsi="Cambria Math"/>
                   </w:rPr>
-                  <m:t>≈28,6746</m:t>
-                </m:r>
-                <m:r>
-                  <w:rPr>
-                    <w:rFonts w:ascii="Cambria Math" w:hAnsi="Cambria Math"/>
-                  </w:rPr>
-                  <m:t xml:space="preserve"> </m:t>
-                </m:r>
-                <m:r>
-                  <w:rPr>
-                    <w:rFonts w:ascii="Cambria Math" w:hAnsi="Cambria Math"/>
-                  </w:rPr>
-                  <m:t>°C</m:t>
+                  <m:t>≈28,6746 °C</m:t>
                 </m:r>
               </m:oMath>
             </m:oMathPara>
@@ -3953,19 +4085,7 @@
                   <w:rPr>
                     <w:rFonts w:ascii="Cambria Math" w:hAnsi="Cambria Math"/>
                   </w:rPr>
-                  <m:t>≈28,8098</m:t>
-                </m:r>
-                <m:r>
-                  <w:rPr>
-                    <w:rFonts w:ascii="Cambria Math" w:hAnsi="Cambria Math"/>
-                  </w:rPr>
-                  <m:t xml:space="preserve"> </m:t>
-                </m:r>
-                <m:r>
-                  <w:rPr>
-                    <w:rFonts w:ascii="Cambria Math" w:hAnsi="Cambria Math"/>
-                  </w:rPr>
-                  <m:t>°C</m:t>
+                  <m:t>≈28,8098 °C</m:t>
                 </m:r>
               </m:oMath>
             </m:oMathPara>
@@ -4065,19 +4185,7 @@
                 <w:rPr>
                   <w:rFonts w:ascii="Cambria Math" w:hAnsi="Cambria Math"/>
                 </w:rPr>
-                <m:t>⇔μ&lt;30</m:t>
-              </m:r>
-              <m:r>
-                <w:rPr>
-                  <w:rFonts w:ascii="Cambria Math" w:hAnsi="Cambria Math"/>
-                </w:rPr>
-                <m:t xml:space="preserve"> </m:t>
-              </m:r>
-              <m:r>
-                <w:rPr>
-                  <w:rFonts w:ascii="Cambria Math" w:hAnsi="Cambria Math"/>
-                </w:rPr>
-                <m:t>°C</m:t>
+                <m:t>⇔μ&lt;30 °C</m:t>
               </m:r>
             </m:oMath>
             <w:r>
@@ -4248,25 +4356,51 @@
       <w:r>
         <w:t xml:space="preserve">Tabla </w:t>
       </w:r>
-      <w:fldSimple w:instr=" STYLEREF 1 \s ">
-        <w:r>
-          <w:rPr>
-            <w:noProof/>
-          </w:rPr>
-          <w:t>1</w:t>
-        </w:r>
-      </w:fldSimple>
+      <w:r>
+        <w:fldChar w:fldCharType="begin"/>
+      </w:r>
+      <w:r>
+        <w:instrText xml:space="preserve"> STYLEREF 1 \s </w:instrText>
+      </w:r>
+      <w:r>
+        <w:fldChar w:fldCharType="separate"/>
+      </w:r>
+      <w:r>
+        <w:rPr>
+          <w:noProof/>
+        </w:rPr>
+        <w:t>1</w:t>
+      </w:r>
+      <w:r>
+        <w:rPr>
+          <w:noProof/>
+        </w:rPr>
+        <w:fldChar w:fldCharType="end"/>
+      </w:r>
       <w:r>
         <w:t>.</w:t>
       </w:r>
-      <w:fldSimple w:instr=" SEQ Tabla \* ARABIC \s 1 ">
-        <w:r>
-          <w:rPr>
-            <w:noProof/>
-          </w:rPr>
-          <w:t>2</w:t>
-        </w:r>
-      </w:fldSimple>
+      <w:r>
+        <w:fldChar w:fldCharType="begin"/>
+      </w:r>
+      <w:r>
+        <w:instrText xml:space="preserve"> SEQ Tabla \* ARABIC \s 1 </w:instrText>
+      </w:r>
+      <w:r>
+        <w:fldChar w:fldCharType="separate"/>
+      </w:r>
+      <w:r>
+        <w:rPr>
+          <w:noProof/>
+        </w:rPr>
+        <w:t>2</w:t>
+      </w:r>
+      <w:r>
+        <w:rPr>
+          <w:noProof/>
+        </w:rPr>
+        <w:fldChar w:fldCharType="end"/>
+      </w:r>
       <w:r>
         <w:t xml:space="preserve">: </w:t>
       </w:r>
@@ -4467,19 +4601,7 @@
           <w:rPr>
             <w:rFonts w:ascii="Cambria Math" w:hAnsi="Cambria Math"/>
           </w:rPr>
-          <m:t>30</m:t>
-        </m:r>
-        <m:r>
-          <w:rPr>
-            <w:rFonts w:ascii="Cambria Math" w:hAnsi="Cambria Math"/>
-          </w:rPr>
-          <m:t xml:space="preserve"> </m:t>
-        </m:r>
-        <m:r>
-          <w:rPr>
-            <w:rFonts w:ascii="Cambria Math" w:hAnsi="Cambria Math"/>
-          </w:rPr>
-          <m:t>°C</m:t>
+          <m:t>30 °C</m:t>
         </m:r>
       </m:oMath>
       <w:r>
@@ -4530,24 +4652,13 @@
           <w:rPr>
             <w:rFonts w:ascii="Cambria Math" w:hAnsi="Cambria Math"/>
           </w:rPr>
-          <m:t>⇔μ&lt;30</m:t>
-        </m:r>
-        <m:r>
-          <w:rPr>
-            <w:rFonts w:ascii="Cambria Math" w:hAnsi="Cambria Math"/>
-          </w:rPr>
-          <m:t xml:space="preserve"> </m:t>
-        </m:r>
-        <m:r>
-          <w:rPr>
-            <w:rFonts w:ascii="Cambria Math" w:hAnsi="Cambria Math"/>
-          </w:rPr>
-          <m:t>°C</m:t>
+          <m:t>⇔μ&lt;30 °C</m:t>
         </m:r>
       </m:oMath>
       <w:r>
         <w:t>) permite visualizar la regi</w:t>
       </w:r>
+      <w:proofErr w:type="spellStart"/>
       <w:r>
         <w:rPr>
           <w:rFonts w:cs="Book Antiqua"/>
@@ -4555,7 +4666,11 @@
         <w:t>ó</w:t>
       </w:r>
       <w:r>
-        <w:t>n de rechazo y confirmar que la media muestral se encuentra dentro de la zona cr</w:t>
+        <w:t>n</w:t>
+      </w:r>
+      <w:proofErr w:type="spellEnd"/>
+      <w:r>
+        <w:t xml:space="preserve"> de rechazo y confirmar que la media muestral se encuentra dentro de la zona cr</w:t>
       </w:r>
       <w:r>
         <w:rPr>
@@ -4634,25 +4749,45 @@
       <w:r>
         <w:t xml:space="preserve">Gráfico </w:t>
       </w:r>
-      <w:fldSimple w:instr=" STYLEREF 1 \s ">
-        <w:r>
-          <w:rPr>
-            <w:noProof/>
-          </w:rPr>
-          <w:t>1</w:t>
-        </w:r>
-      </w:fldSimple>
+      <w:r>
+        <w:fldChar w:fldCharType="begin"/>
+      </w:r>
+      <w:r>
+        <w:instrText xml:space="preserve"> STYLEREF 1 \s </w:instrText>
+      </w:r>
+      <w:r>
+        <w:fldChar w:fldCharType="separate"/>
+      </w:r>
+      <w:r>
+        <w:rPr>
+          <w:noProof/>
+        </w:rPr>
+        <w:t>1</w:t>
+      </w:r>
+      <w:r>
+        <w:fldChar w:fldCharType="end"/>
+      </w:r>
       <w:r>
         <w:t>.</w:t>
       </w:r>
-      <w:fldSimple w:instr=" SEQ Gráfico \* ARABIC \s 1 ">
-        <w:r>
-          <w:rPr>
-            <w:noProof/>
-          </w:rPr>
-          <w:t>2</w:t>
-        </w:r>
-      </w:fldSimple>
+      <w:r>
+        <w:fldChar w:fldCharType="begin"/>
+      </w:r>
+      <w:r>
+        <w:instrText xml:space="preserve"> SEQ Gráfico \* ARABIC \s 1 </w:instrText>
+      </w:r>
+      <w:r>
+        <w:fldChar w:fldCharType="separate"/>
+      </w:r>
+      <w:r>
+        <w:rPr>
+          <w:noProof/>
+        </w:rPr>
+        <w:t>2</w:t>
+      </w:r>
+      <w:r>
+        <w:fldChar w:fldCharType="end"/>
+      </w:r>
       <w:r>
         <w:t xml:space="preserve">: </w:t>
       </w:r>
@@ -4737,19 +4872,7 @@
           <w:rPr>
             <w:rFonts w:ascii="Cambria Math" w:hAnsi="Cambria Math"/>
           </w:rPr>
-          <m:t>⇔μ&lt;30</m:t>
-        </m:r>
-        <m:r>
-          <w:rPr>
-            <w:rFonts w:ascii="Cambria Math" w:hAnsi="Cambria Math"/>
-          </w:rPr>
-          <m:t xml:space="preserve"> </m:t>
-        </m:r>
-        <m:r>
-          <w:rPr>
-            <w:rFonts w:ascii="Cambria Math" w:hAnsi="Cambria Math"/>
-          </w:rPr>
-          <m:t>°C</m:t>
+          <m:t>⇔μ&lt;30 °C</m:t>
         </m:r>
       </m:oMath>
       <w:r>
@@ -4768,19 +4891,7 @@
           <w:rPr>
             <w:rFonts w:ascii="Cambria Math" w:hAnsi="Cambria Math"/>
           </w:rPr>
-          <m:t>μ=30</m:t>
-        </m:r>
-        <m:r>
-          <w:rPr>
-            <w:rFonts w:ascii="Cambria Math" w:hAnsi="Cambria Math"/>
-          </w:rPr>
-          <m:t xml:space="preserve"> </m:t>
-        </m:r>
-        <m:r>
-          <w:rPr>
-            <w:rFonts w:ascii="Cambria Math" w:hAnsi="Cambria Math"/>
-          </w:rPr>
-          <m:t>°C</m:t>
+          <m:t>μ=30 °C</m:t>
         </m:r>
       </m:oMath>
       <w:r>
@@ -4797,19 +4908,7 @@
           <w:rPr>
             <w:rFonts w:ascii="Cambria Math" w:hAnsi="Cambria Math"/>
           </w:rPr>
-          <m:t>μ=30</m:t>
-        </m:r>
-        <m:r>
-          <w:rPr>
-            <w:rFonts w:ascii="Cambria Math" w:hAnsi="Cambria Math"/>
-          </w:rPr>
-          <m:t xml:space="preserve"> </m:t>
-        </m:r>
-        <m:r>
-          <w:rPr>
-            <w:rFonts w:ascii="Cambria Math" w:hAnsi="Cambria Math"/>
-          </w:rPr>
-          <m:t>°C</m:t>
+          <m:t>μ=30 °C</m:t>
         </m:r>
       </m:oMath>
       <w:r>
@@ -4836,19 +4935,7 @@
           <w:rPr>
             <w:rFonts w:ascii="Cambria Math" w:hAnsi="Cambria Math"/>
           </w:rPr>
-          <m:t>30</m:t>
-        </m:r>
-        <m:r>
-          <w:rPr>
-            <w:rFonts w:ascii="Cambria Math" w:hAnsi="Cambria Math"/>
-          </w:rPr>
-          <m:t xml:space="preserve"> </m:t>
-        </m:r>
-        <m:r>
-          <w:rPr>
-            <w:rFonts w:ascii="Cambria Math" w:hAnsi="Cambria Math"/>
-          </w:rPr>
-          <m:t>°C</m:t>
+          <m:t>30 °C</m:t>
         </m:r>
       </m:oMath>
       <w:r>
@@ -4881,7 +4968,7 @@
         <w:pStyle w:val="Ttulo1"/>
       </w:pPr>
       <w:bookmarkStart w:id="13" w:name="_Toc227430913"/>
-      <w:bookmarkStart w:id="14" w:name="_Toc227518997"/>
+      <w:bookmarkStart w:id="14" w:name="_Toc227525982"/>
       <w:bookmarkEnd w:id="6"/>
       <w:bookmarkEnd w:id="7"/>
       <w:r>
@@ -4897,7 +4984,7 @@
       </w:pPr>
       <w:bookmarkStart w:id="15" w:name="_Toc227430914"/>
       <w:bookmarkStart w:id="16" w:name="_Toc227430930"/>
-      <w:bookmarkStart w:id="17" w:name="_Toc227518998"/>
+      <w:bookmarkStart w:id="17" w:name="_Toc227525983"/>
       <w:r>
         <w:t>Normalidad trimestral de la temperatura en la celda 01</w:t>
       </w:r>
@@ -4912,7 +4999,15 @@
     </w:p>
     <w:p>
       <w:r>
-        <w:t>Para este análisis se necesita un gráfico QQ-Plot por trimestres de temperatura, porque permite comparar visualmente los cuantiles observados frente a los de una normal teórica y confirmar si la evidencia del contraste KS se sostiene también en la forma de la distribución.</w:t>
+        <w:t>Para este análisis se necesita un gráfico QQ-</w:t>
+      </w:r>
+      <w:proofErr w:type="spellStart"/>
+      <w:r>
+        <w:t>Plot</w:t>
+      </w:r>
+      <w:proofErr w:type="spellEnd"/>
+      <w:r>
+        <w:t xml:space="preserve"> por trimestres de temperatura, porque permite comparar visualmente los cuantiles observados frente a los de una normal teórica y confirmar si la evidencia del contraste KS se sostiene también en la forma de la distribución.</w:t>
       </w:r>
     </w:p>
     <w:p>
@@ -4986,30 +5081,58 @@
       <w:r>
         <w:t xml:space="preserve">Gráfico </w:t>
       </w:r>
-      <w:fldSimple w:instr=" STYLEREF 1 \s ">
-        <w:r>
-          <w:rPr>
-            <w:noProof/>
-          </w:rPr>
-          <w:t>2</w:t>
-        </w:r>
-      </w:fldSimple>
+      <w:r>
+        <w:fldChar w:fldCharType="begin"/>
+      </w:r>
+      <w:r>
+        <w:instrText xml:space="preserve"> STYLEREF 1 \s </w:instrText>
+      </w:r>
+      <w:r>
+        <w:fldChar w:fldCharType="separate"/>
+      </w:r>
+      <w:r>
+        <w:rPr>
+          <w:noProof/>
+        </w:rPr>
+        <w:t>2</w:t>
+      </w:r>
+      <w:r>
+        <w:fldChar w:fldCharType="end"/>
+      </w:r>
       <w:r>
         <w:t>.</w:t>
       </w:r>
-      <w:fldSimple w:instr=" SEQ Gráfico \* ARABIC \s 1 ">
-        <w:r>
-          <w:rPr>
-            <w:noProof/>
-          </w:rPr>
-          <w:t>1</w:t>
-        </w:r>
-      </w:fldSimple>
+      <w:r>
+        <w:fldChar w:fldCharType="begin"/>
+      </w:r>
+      <w:r>
+        <w:instrText xml:space="preserve"> SEQ Gráfico \* ARABIC \s 1 </w:instrText>
+      </w:r>
+      <w:r>
+        <w:fldChar w:fldCharType="separate"/>
+      </w:r>
+      <w:r>
+        <w:rPr>
+          <w:noProof/>
+        </w:rPr>
+        <w:t>1</w:t>
+      </w:r>
+      <w:r>
+        <w:fldChar w:fldCharType="end"/>
+      </w:r>
       <w:r>
         <w:t xml:space="preserve">: </w:t>
       </w:r>
       <w:r>
-        <w:t>QQ-Plot de la temperatura en la celda 01 por trimestres</w:t>
+        <w:t>QQ-</w:t>
+      </w:r>
+      <w:proofErr w:type="spellStart"/>
+      <w:r>
+        <w:t>Plot</w:t>
+      </w:r>
+      <w:proofErr w:type="spellEnd"/>
+      <w:r>
+        <w:t xml:space="preserve"> de la temperatura en la celda 01 por trimestres</w:t>
       </w:r>
       <w:bookmarkEnd w:id="18"/>
     </w:p>
@@ -5280,7 +5403,23 @@
           <w:b/>
           <w:bCs/>
         </w:rPr>
-        <w:t>: QQ-Plot de la temperatura en la celda 01 por trimestres</w:t>
+        <w:t>: QQ-</w:t>
+      </w:r>
+      <w:proofErr w:type="spellStart"/>
+      <w:r>
+        <w:rPr>
+          <w:b/>
+          <w:bCs/>
+        </w:rPr>
+        <w:t>Plot</w:t>
+      </w:r>
+      <w:proofErr w:type="spellEnd"/>
+      <w:r>
+        <w:rPr>
+          <w:b/>
+          <w:bCs/>
+        </w:rPr>
+        <w:t xml:space="preserve"> de la temperatura en la celda 01 por trimestres</w:t>
       </w:r>
       <w:r>
         <w:rPr>
@@ -5306,7 +5445,8 @@
       </w:pPr>
       <w:bookmarkStart w:id="19" w:name="_Toc227430915"/>
       <w:bookmarkStart w:id="20" w:name="_Toc227430931"/>
-      <w:bookmarkStart w:id="21" w:name="_Toc227518999"/>
+      <w:bookmarkStart w:id="21" w:name="_Ref227525827"/>
+      <w:bookmarkStart w:id="22" w:name="_Toc227525984"/>
       <w:r>
         <w:lastRenderedPageBreak/>
         <w:t>Normalidad trimestral de la irradiación en la celda 01</w:t>
@@ -5314,10 +5454,19 @@
       <w:bookmarkEnd w:id="19"/>
       <w:bookmarkEnd w:id="20"/>
       <w:bookmarkEnd w:id="21"/>
-    </w:p>
-    <w:p>
-      <w:r>
-        <w:t>Se procederá al análisis de la distribución de la irradiación en la celda 01. De la misma manera y por la misma razón que en el subapartado anterior, es necesario un gráfico QQ-Plot.</w:t>
+      <w:bookmarkEnd w:id="22"/>
+    </w:p>
+    <w:p>
+      <w:r>
+        <w:t>Se procederá al análisis de la distribución de la irradiación en la celda 01. De la misma manera y por la misma razón que en el subapartado anterior, es necesario un gráfico QQ-</w:t>
+      </w:r>
+      <w:proofErr w:type="spellStart"/>
+      <w:r>
+        <w:t>Plot</w:t>
+      </w:r>
+      <w:proofErr w:type="spellEnd"/>
+      <w:r>
+        <w:t>.</w:t>
       </w:r>
     </w:p>
     <w:p>
@@ -5383,36 +5532,64 @@
       <w:pPr>
         <w:pStyle w:val="Descripcin"/>
       </w:pPr>
-      <w:bookmarkStart w:id="22" w:name="_Ref227434294"/>
+      <w:bookmarkStart w:id="23" w:name="_Ref227434294"/>
       <w:r>
         <w:t xml:space="preserve">Gráfico </w:t>
       </w:r>
-      <w:fldSimple w:instr=" STYLEREF 1 \s ">
-        <w:r>
-          <w:rPr>
-            <w:noProof/>
-          </w:rPr>
-          <w:t>2</w:t>
-        </w:r>
-      </w:fldSimple>
+      <w:r>
+        <w:fldChar w:fldCharType="begin"/>
+      </w:r>
+      <w:r>
+        <w:instrText xml:space="preserve"> STYLEREF 1 \s </w:instrText>
+      </w:r>
+      <w:r>
+        <w:fldChar w:fldCharType="separate"/>
+      </w:r>
+      <w:r>
+        <w:rPr>
+          <w:noProof/>
+        </w:rPr>
+        <w:t>2</w:t>
+      </w:r>
+      <w:r>
+        <w:fldChar w:fldCharType="end"/>
+      </w:r>
       <w:r>
         <w:t>.</w:t>
       </w:r>
-      <w:fldSimple w:instr=" SEQ Gráfico \* ARABIC \s 1 ">
-        <w:r>
-          <w:rPr>
-            <w:noProof/>
-          </w:rPr>
-          <w:t>2</w:t>
-        </w:r>
-      </w:fldSimple>
+      <w:r>
+        <w:fldChar w:fldCharType="begin"/>
+      </w:r>
+      <w:r>
+        <w:instrText xml:space="preserve"> SEQ Gráfico \* ARABIC \s 1 </w:instrText>
+      </w:r>
+      <w:r>
+        <w:fldChar w:fldCharType="separate"/>
+      </w:r>
+      <w:r>
+        <w:rPr>
+          <w:noProof/>
+        </w:rPr>
+        <w:t>2</w:t>
+      </w:r>
+      <w:r>
+        <w:fldChar w:fldCharType="end"/>
+      </w:r>
       <w:r>
         <w:t xml:space="preserve">: </w:t>
       </w:r>
       <w:r>
-        <w:t>QQ-Plot de la irradiación en la celda 01 por trimestres</w:t>
-      </w:r>
-      <w:bookmarkEnd w:id="22"/>
+        <w:t>QQ-</w:t>
+      </w:r>
+      <w:proofErr w:type="spellStart"/>
+      <w:r>
+        <w:t>Plot</w:t>
+      </w:r>
+      <w:proofErr w:type="spellEnd"/>
+      <w:r>
+        <w:t xml:space="preserve"> de la irradiación en la celda 01 por trimestres</w:t>
+      </w:r>
+      <w:bookmarkEnd w:id="23"/>
     </w:p>
     <w:p>
       <w:r>
@@ -5564,7 +5741,23 @@
           <w:b/>
           <w:bCs/>
         </w:rPr>
-        <w:t>: QQ-Plot de la irradiación en la celda 01 por trimestres</w:t>
+        <w:t>: QQ-</w:t>
+      </w:r>
+      <w:proofErr w:type="spellStart"/>
+      <w:r>
+        <w:rPr>
+          <w:b/>
+          <w:bCs/>
+        </w:rPr>
+        <w:t>Plot</w:t>
+      </w:r>
+      <w:proofErr w:type="spellEnd"/>
+      <w:r>
+        <w:rPr>
+          <w:b/>
+          <w:bCs/>
+        </w:rPr>
+        <w:t xml:space="preserve"> de la irradiación en la celda 01 por trimestres</w:t>
       </w:r>
       <w:r>
         <w:rPr>
@@ -5584,19 +5777,27 @@
       <w:pPr>
         <w:pStyle w:val="Ttulo2"/>
       </w:pPr>
-      <w:bookmarkStart w:id="23" w:name="_Toc227430916"/>
-      <w:bookmarkStart w:id="24" w:name="_Toc227430932"/>
-      <w:bookmarkStart w:id="25" w:name="_Toc227519000"/>
+      <w:bookmarkStart w:id="24" w:name="_Toc227430916"/>
+      <w:bookmarkStart w:id="25" w:name="_Toc227430932"/>
+      <w:bookmarkStart w:id="26" w:name="_Toc227525985"/>
       <w:r>
         <w:t>Normalidad trimestral de la precipitación en la celda 01</w:t>
       </w:r>
-      <w:bookmarkEnd w:id="23"/>
       <w:bookmarkEnd w:id="24"/>
       <w:bookmarkEnd w:id="25"/>
-    </w:p>
-    <w:p>
-      <w:r>
-        <w:t>Por último se realizará el análisis de la distribución de la precipitación en la celda 01. Al igual que en los subapartados anteriores, se necesita un QQ-Plot por trimestres de precipitación, dado que la esta variable suele concentrarse cerca de cero con cola derecha larga, y esta gráfica es clave para verificar visualmente la no normalidad detectada por el contraste.</w:t>
+      <w:bookmarkEnd w:id="26"/>
+    </w:p>
+    <w:p>
+      <w:r>
+        <w:t>Por último se realizará el análisis de la distribución de la precipitación en la celda 01. Al igual que en los subapartados anteriores, se necesita un QQ-</w:t>
+      </w:r>
+      <w:proofErr w:type="spellStart"/>
+      <w:r>
+        <w:t>Plot</w:t>
+      </w:r>
+      <w:proofErr w:type="spellEnd"/>
+      <w:r>
+        <w:t xml:space="preserve"> por trimestres de precipitación, dado que la esta variable suele concentrarse cerca de cero con cola derecha larga, y esta gráfica es clave para verificar visualmente la no normalidad detectada por el contraste.</w:t>
       </w:r>
     </w:p>
     <w:p>
@@ -5666,30 +5867,58 @@
       <w:r>
         <w:t xml:space="preserve">Gráfico </w:t>
       </w:r>
-      <w:fldSimple w:instr=" STYLEREF 1 \s ">
-        <w:r>
-          <w:rPr>
-            <w:noProof/>
-          </w:rPr>
-          <w:t>2</w:t>
-        </w:r>
-      </w:fldSimple>
+      <w:r>
+        <w:fldChar w:fldCharType="begin"/>
+      </w:r>
+      <w:r>
+        <w:instrText xml:space="preserve"> STYLEREF 1 \s </w:instrText>
+      </w:r>
+      <w:r>
+        <w:fldChar w:fldCharType="separate"/>
+      </w:r>
+      <w:r>
+        <w:rPr>
+          <w:noProof/>
+        </w:rPr>
+        <w:t>2</w:t>
+      </w:r>
+      <w:r>
+        <w:fldChar w:fldCharType="end"/>
+      </w:r>
       <w:r>
         <w:t>.</w:t>
       </w:r>
-      <w:fldSimple w:instr=" SEQ Gráfico \* ARABIC \s 1 ">
-        <w:r>
-          <w:rPr>
-            <w:noProof/>
-          </w:rPr>
-          <w:t>3</w:t>
-        </w:r>
-      </w:fldSimple>
+      <w:r>
+        <w:fldChar w:fldCharType="begin"/>
+      </w:r>
+      <w:r>
+        <w:instrText xml:space="preserve"> SEQ Gráfico \* ARABIC \s 1 </w:instrText>
+      </w:r>
+      <w:r>
+        <w:fldChar w:fldCharType="separate"/>
+      </w:r>
+      <w:r>
+        <w:rPr>
+          <w:noProof/>
+        </w:rPr>
+        <w:t>3</w:t>
+      </w:r>
+      <w:r>
+        <w:fldChar w:fldCharType="end"/>
+      </w:r>
       <w:r>
         <w:t xml:space="preserve">: </w:t>
       </w:r>
       <w:r>
-        <w:t>QQ-Plot de la precipitación en la celda 01 por trimestres</w:t>
+        <w:t>QQ-</w:t>
+      </w:r>
+      <w:proofErr w:type="spellStart"/>
+      <w:r>
+        <w:t>Plot</w:t>
+      </w:r>
+      <w:proofErr w:type="spellEnd"/>
+      <w:r>
+        <w:t xml:space="preserve"> de la precipitación en la celda 01 por trimestres</w:t>
       </w:r>
     </w:p>
     <w:p>
@@ -5772,31 +6001,63 @@
     </w:p>
     <w:p>
       <w:r>
-        <w:t>Por último, se corrobora visualmente mediante el QQ-Plot, donde se aprecia una desviación clara de los cuantiles muestrales respecto a la diagonal teórica en toda la distribución, indicando asimetría o curtosis que la normal no puede capturar.</w:t>
+        <w:t>Por último, se corrobora visualmente mediante el QQ-</w:t>
+      </w:r>
+      <w:proofErr w:type="spellStart"/>
+      <w:r>
+        <w:t>Plot</w:t>
+      </w:r>
+      <w:proofErr w:type="spellEnd"/>
+      <w:r>
+        <w:t>, donde se aprecia una desviación clara de los cuantiles muestrales respecto a la diagonal teórica en toda la distribución, indicando asimetría o curtosis que la normal no puede capturar.</w:t>
       </w:r>
     </w:p>
     <w:p>
       <w:pPr>
         <w:pStyle w:val="Ttulo2"/>
       </w:pPr>
-      <w:bookmarkStart w:id="26" w:name="_Toc227430917"/>
-      <w:bookmarkStart w:id="27" w:name="_Toc227430933"/>
-      <w:bookmarkStart w:id="28" w:name="_Toc227519001"/>
-      <w:r>
-        <w:t>Ajuste paramétrico y kernel de la temperatura en la celda 01</w:t>
-      </w:r>
-      <w:bookmarkEnd w:id="26"/>
+      <w:bookmarkStart w:id="27" w:name="_Toc227430917"/>
+      <w:bookmarkStart w:id="28" w:name="_Toc227430933"/>
+      <w:bookmarkStart w:id="29" w:name="_Toc227525986"/>
+      <w:r>
+        <w:t xml:space="preserve">Ajuste paramétrico y </w:t>
+      </w:r>
+      <w:proofErr w:type="spellStart"/>
+      <w:r>
+        <w:t>kernel</w:t>
+      </w:r>
+      <w:proofErr w:type="spellEnd"/>
+      <w:r>
+        <w:t xml:space="preserve"> de la temperatura en la celda 01</w:t>
+      </w:r>
       <w:bookmarkEnd w:id="27"/>
       <w:bookmarkEnd w:id="28"/>
-    </w:p>
-    <w:p>
-      <w:r>
-        <w:t>A continuación se hará el análisis correspondiente al ajuste paramétrico y del kernel en la temperatura de la celda 01.</w:t>
-      </w:r>
-    </w:p>
-    <w:p>
-      <w:r>
-        <w:t>Para esta parte se necesita una gráfica comparativa única con histograma, distribuciones paramétricas y Estimador por Densidad de Kernel (KDE)  para temperatura, porque así se puede evaluar simultáneamente ajuste matemático (verosimilitud) e interpretación física de cada modelo.</w:t>
+      <w:bookmarkEnd w:id="29"/>
+    </w:p>
+    <w:p>
+      <w:r>
+        <w:t xml:space="preserve">A continuación se hará el análisis correspondiente al ajuste paramétrico y del </w:t>
+      </w:r>
+      <w:proofErr w:type="spellStart"/>
+      <w:r>
+        <w:t>kernel</w:t>
+      </w:r>
+      <w:proofErr w:type="spellEnd"/>
+      <w:r>
+        <w:t xml:space="preserve"> en la temperatura de la celda 01.</w:t>
+      </w:r>
+    </w:p>
+    <w:p>
+      <w:r>
+        <w:t xml:space="preserve">Para esta parte se necesita una gráfica comparativa única con histograma, distribuciones paramétricas y Estimador por Densidad de </w:t>
+      </w:r>
+      <w:proofErr w:type="spellStart"/>
+      <w:r>
+        <w:t>Kernel</w:t>
+      </w:r>
+      <w:proofErr w:type="spellEnd"/>
+      <w:r>
+        <w:t xml:space="preserve"> (KDE)  para temperatura, porque así se puede evaluar simultáneamente ajuste matemático (verosimilitud) e interpretación física de cada modelo.</w:t>
       </w:r>
     </w:p>
     <w:p>
@@ -5865,27 +6126,55 @@
       <w:r>
         <w:t xml:space="preserve">Gráfico </w:t>
       </w:r>
-      <w:fldSimple w:instr=" STYLEREF 1 \s ">
-        <w:r>
-          <w:rPr>
-            <w:noProof/>
-          </w:rPr>
-          <w:t>2</w:t>
-        </w:r>
-      </w:fldSimple>
+      <w:r>
+        <w:fldChar w:fldCharType="begin"/>
+      </w:r>
+      <w:r>
+        <w:instrText xml:space="preserve"> STYLEREF 1 \s </w:instrText>
+      </w:r>
+      <w:r>
+        <w:fldChar w:fldCharType="separate"/>
+      </w:r>
+      <w:r>
+        <w:rPr>
+          <w:noProof/>
+        </w:rPr>
+        <w:t>2</w:t>
+      </w:r>
+      <w:r>
+        <w:fldChar w:fldCharType="end"/>
+      </w:r>
       <w:r>
         <w:t>.</w:t>
       </w:r>
-      <w:fldSimple w:instr=" SEQ Gráfico \* ARABIC \s 1 ">
-        <w:r>
-          <w:rPr>
-            <w:noProof/>
-          </w:rPr>
-          <w:t>4</w:t>
-        </w:r>
-      </w:fldSimple>
-      <w:r>
-        <w:t>: Ajuste de distribuciones paramétricas y kernel a la temperatura en la celda 01</w:t>
+      <w:r>
+        <w:fldChar w:fldCharType="begin"/>
+      </w:r>
+      <w:r>
+        <w:instrText xml:space="preserve"> SEQ Gráfico \* ARABIC \s 1 </w:instrText>
+      </w:r>
+      <w:r>
+        <w:fldChar w:fldCharType="separate"/>
+      </w:r>
+      <w:r>
+        <w:rPr>
+          <w:noProof/>
+        </w:rPr>
+        <w:t>4</w:t>
+      </w:r>
+      <w:r>
+        <w:fldChar w:fldCharType="end"/>
+      </w:r>
+      <w:r>
+        <w:t xml:space="preserve">: Ajuste de distribuciones paramétricas y </w:t>
+      </w:r>
+      <w:proofErr w:type="spellStart"/>
+      <w:r>
+        <w:t>kernel</w:t>
+      </w:r>
+      <w:proofErr w:type="spellEnd"/>
+      <w:r>
+        <w:t xml:space="preserve"> a la temperatura en la celda 01</w:t>
       </w:r>
     </w:p>
     <w:p>
@@ -5910,27 +6199,59 @@
         <w:t>Triangular</w:t>
       </w:r>
       <w:r>
-        <w:t xml:space="preserve"> presentan la mayor verosimilitud. La Triangular tiene menos parámetros (3 parámetros frente a 4), y modela mejor la existencia de una moda grande a la izquierda de la distribución, pero no la bimodalidad de la distribución.</w:t>
-      </w:r>
-    </w:p>
-    <w:p>
-      <w:r>
-        <w:t>No obstante, el Estimador por Densidad de Kernel (KDE) captura de forma mucho más precisa la estructura real de los datos. Dado que la temperatura presenta cierta bimodalidad o irregularidades por los ciclos diurnos/estacionales, el KDE resulta la aproximación empírica más fiel.</w:t>
+        <w:t xml:space="preserve"> presentan la mayor verosimilitud. La Triangular tiene menos parámetros (3 parámetros frente a 4), y modela mejor la existencia de una moda grande a la izquierda de la distribución, pero no la </w:t>
+      </w:r>
+      <w:proofErr w:type="spellStart"/>
+      <w:r>
+        <w:t>bimodalidad</w:t>
+      </w:r>
+      <w:proofErr w:type="spellEnd"/>
+      <w:r>
+        <w:t xml:space="preserve"> de la distribución.</w:t>
+      </w:r>
+    </w:p>
+    <w:p>
+      <w:r>
+        <w:t xml:space="preserve">No obstante, el Estimador por Densidad de </w:t>
+      </w:r>
+      <w:proofErr w:type="spellStart"/>
+      <w:r>
+        <w:t>Kernel</w:t>
+      </w:r>
+      <w:proofErr w:type="spellEnd"/>
+      <w:r>
+        <w:t xml:space="preserve"> (KDE) captura de forma mucho más precisa la estructura real de los datos. Dado que la temperatura presenta cierta </w:t>
+      </w:r>
+      <w:proofErr w:type="spellStart"/>
+      <w:r>
+        <w:t>bimodalidad</w:t>
+      </w:r>
+      <w:proofErr w:type="spellEnd"/>
+      <w:r>
+        <w:t xml:space="preserve"> o irregularidades por los ciclos diurnos/estacionales, el KDE resulta la aproximación empírica más fiel.</w:t>
       </w:r>
     </w:p>
     <w:p>
       <w:pPr>
         <w:pStyle w:val="Ttulo2"/>
       </w:pPr>
-      <w:bookmarkStart w:id="29" w:name="_Toc227430918"/>
-      <w:bookmarkStart w:id="30" w:name="_Toc227430934"/>
-      <w:bookmarkStart w:id="31" w:name="_Toc227519002"/>
-      <w:r>
-        <w:t>Ajuste paramétrico y kernel de la irradiación en la celda 01</w:t>
-      </w:r>
-      <w:bookmarkEnd w:id="29"/>
+      <w:bookmarkStart w:id="30" w:name="_Toc227430918"/>
+      <w:bookmarkStart w:id="31" w:name="_Toc227430934"/>
+      <w:bookmarkStart w:id="32" w:name="_Toc227525987"/>
+      <w:r>
+        <w:t xml:space="preserve">Ajuste paramétrico y </w:t>
+      </w:r>
+      <w:proofErr w:type="spellStart"/>
+      <w:r>
+        <w:t>kernel</w:t>
+      </w:r>
+      <w:proofErr w:type="spellEnd"/>
+      <w:r>
+        <w:t xml:space="preserve"> de la irradiación en la celda 01</w:t>
+      </w:r>
       <w:bookmarkEnd w:id="30"/>
       <w:bookmarkEnd w:id="31"/>
+      <w:bookmarkEnd w:id="32"/>
     </w:p>
     <w:p>
       <w:r>
@@ -6003,30 +6324,58 @@
       <w:r>
         <w:t xml:space="preserve">Gráfico </w:t>
       </w:r>
-      <w:fldSimple w:instr=" STYLEREF 1 \s ">
-        <w:r>
-          <w:rPr>
-            <w:noProof/>
-          </w:rPr>
-          <w:t>2</w:t>
-        </w:r>
-      </w:fldSimple>
+      <w:r>
+        <w:fldChar w:fldCharType="begin"/>
+      </w:r>
+      <w:r>
+        <w:instrText xml:space="preserve"> STYLEREF 1 \s </w:instrText>
+      </w:r>
+      <w:r>
+        <w:fldChar w:fldCharType="separate"/>
+      </w:r>
+      <w:r>
+        <w:rPr>
+          <w:noProof/>
+        </w:rPr>
+        <w:t>2</w:t>
+      </w:r>
+      <w:r>
+        <w:fldChar w:fldCharType="end"/>
+      </w:r>
       <w:r>
         <w:t>.</w:t>
       </w:r>
-      <w:fldSimple w:instr=" SEQ Gráfico \* ARABIC \s 1 ">
-        <w:r>
-          <w:rPr>
-            <w:noProof/>
-          </w:rPr>
-          <w:t>5</w:t>
-        </w:r>
-      </w:fldSimple>
+      <w:r>
+        <w:fldChar w:fldCharType="begin"/>
+      </w:r>
+      <w:r>
+        <w:instrText xml:space="preserve"> SEQ Gráfico \* ARABIC \s 1 </w:instrText>
+      </w:r>
+      <w:r>
+        <w:fldChar w:fldCharType="separate"/>
+      </w:r>
+      <w:r>
+        <w:rPr>
+          <w:noProof/>
+        </w:rPr>
+        <w:t>5</w:t>
+      </w:r>
+      <w:r>
+        <w:fldChar w:fldCharType="end"/>
+      </w:r>
       <w:r>
         <w:t xml:space="preserve">: </w:t>
       </w:r>
       <w:r>
-        <w:t>Ajuste de distribuciones paramétricas y kernel a la irradiación en la celda 01</w:t>
+        <w:t xml:space="preserve">Ajuste de distribuciones paramétricas y </w:t>
+      </w:r>
+      <w:proofErr w:type="spellStart"/>
+      <w:r>
+        <w:t>kernel</w:t>
+      </w:r>
+      <w:proofErr w:type="spellEnd"/>
+      <w:r>
+        <w:t xml:space="preserve"> a la irradiación en la celda 01</w:t>
       </w:r>
     </w:p>
     <w:p>
@@ -6049,15 +6398,23 @@
       <w:pPr>
         <w:pStyle w:val="Ttulo2"/>
       </w:pPr>
-      <w:bookmarkStart w:id="32" w:name="_Toc227430919"/>
-      <w:bookmarkStart w:id="33" w:name="_Toc227430935"/>
-      <w:bookmarkStart w:id="34" w:name="_Toc227519003"/>
-      <w:r>
-        <w:t>Ajuste paramétrico y kernel de la precipitación en la celda 01</w:t>
-      </w:r>
-      <w:bookmarkEnd w:id="32"/>
+      <w:bookmarkStart w:id="33" w:name="_Toc227430919"/>
+      <w:bookmarkStart w:id="34" w:name="_Toc227430935"/>
+      <w:bookmarkStart w:id="35" w:name="_Toc227525988"/>
+      <w:r>
+        <w:t xml:space="preserve">Ajuste paramétrico y </w:t>
+      </w:r>
+      <w:proofErr w:type="spellStart"/>
+      <w:r>
+        <w:t>kernel</w:t>
+      </w:r>
+      <w:proofErr w:type="spellEnd"/>
+      <w:r>
+        <w:t xml:space="preserve"> de la precipitación en la celda 01</w:t>
+      </w:r>
       <w:bookmarkEnd w:id="33"/>
       <w:bookmarkEnd w:id="34"/>
+      <w:bookmarkEnd w:id="35"/>
     </w:p>
     <w:p>
       <w:pPr>
@@ -6135,30 +6492,58 @@
       <w:r>
         <w:t xml:space="preserve">Gráfico </w:t>
       </w:r>
-      <w:fldSimple w:instr=" STYLEREF 1 \s ">
-        <w:r>
-          <w:rPr>
-            <w:noProof/>
-          </w:rPr>
-          <w:t>2</w:t>
-        </w:r>
-      </w:fldSimple>
+      <w:r>
+        <w:fldChar w:fldCharType="begin"/>
+      </w:r>
+      <w:r>
+        <w:instrText xml:space="preserve"> STYLEREF 1 \s </w:instrText>
+      </w:r>
+      <w:r>
+        <w:fldChar w:fldCharType="separate"/>
+      </w:r>
+      <w:r>
+        <w:rPr>
+          <w:noProof/>
+        </w:rPr>
+        <w:t>2</w:t>
+      </w:r>
+      <w:r>
+        <w:fldChar w:fldCharType="end"/>
+      </w:r>
       <w:r>
         <w:t>.</w:t>
       </w:r>
-      <w:fldSimple w:instr=" SEQ Gráfico \* ARABIC \s 1 ">
-        <w:r>
-          <w:rPr>
-            <w:noProof/>
-          </w:rPr>
-          <w:t>6</w:t>
-        </w:r>
-      </w:fldSimple>
+      <w:r>
+        <w:fldChar w:fldCharType="begin"/>
+      </w:r>
+      <w:r>
+        <w:instrText xml:space="preserve"> SEQ Gráfico \* ARABIC \s 1 </w:instrText>
+      </w:r>
+      <w:r>
+        <w:fldChar w:fldCharType="separate"/>
+      </w:r>
+      <w:r>
+        <w:rPr>
+          <w:noProof/>
+        </w:rPr>
+        <w:t>6</w:t>
+      </w:r>
+      <w:r>
+        <w:fldChar w:fldCharType="end"/>
+      </w:r>
       <w:r>
         <w:t xml:space="preserve">: </w:t>
       </w:r>
       <w:r>
-        <w:t>Ajuste de distribuciones paramétricas y kernel a la precipitación en la celda 01</w:t>
+        <w:t xml:space="preserve">Ajuste de distribuciones paramétricas y </w:t>
+      </w:r>
+      <w:proofErr w:type="spellStart"/>
+      <w:r>
+        <w:t>kernel</w:t>
+      </w:r>
+      <w:proofErr w:type="spellEnd"/>
+      <w:r>
+        <w:t xml:space="preserve"> a la precipitación en la celda 01</w:t>
       </w:r>
     </w:p>
     <w:p>
@@ -6194,23 +6579,36 @@
       <w:pPr>
         <w:pStyle w:val="Ttulo1"/>
       </w:pPr>
-      <w:bookmarkStart w:id="35" w:name="_Toc227519004"/>
+      <w:bookmarkStart w:id="36" w:name="_Toc227525989"/>
       <w:r>
         <w:lastRenderedPageBreak/>
-        <w:t>Evaluación del solape de IC bootstrap trimestrales (50% y 99%)</w:t>
-      </w:r>
-      <w:bookmarkEnd w:id="35"/>
+        <w:t xml:space="preserve">Evaluación del solape de IC </w:t>
+      </w:r>
+      <w:proofErr w:type="spellStart"/>
+      <w:r>
+        <w:t>bootstrap</w:t>
+      </w:r>
+      <w:proofErr w:type="spellEnd"/>
+      <w:r>
+        <w:t xml:space="preserve"> trimestrales (50% y 99%)</w:t>
+      </w:r>
+      <w:bookmarkEnd w:id="36"/>
     </w:p>
     <w:p>
       <w:pPr>
         <w:pStyle w:val="Ttulo2"/>
         <w:spacing w:before="240" w:after="120"/>
       </w:pPr>
-      <w:bookmarkStart w:id="36" w:name="_Toc227519005"/>
-      <w:r>
-        <w:t>Análisis trimestral de la irradiación mediante intervalos y distribuciones bootstrap</w:t>
-      </w:r>
-      <w:bookmarkEnd w:id="36"/>
+      <w:bookmarkStart w:id="37" w:name="_Toc227525990"/>
+      <w:r>
+        <w:t xml:space="preserve">Análisis trimestral de la irradiación mediante intervalos y distribuciones </w:t>
+      </w:r>
+      <w:proofErr w:type="spellStart"/>
+      <w:r>
+        <w:t>bootstrap</w:t>
+      </w:r>
+      <w:bookmarkEnd w:id="37"/>
+      <w:proofErr w:type="spellEnd"/>
     </w:p>
     <w:p>
       <w:pPr>
@@ -6229,7 +6627,23 @@
         <w:t xml:space="preserve"> mediante</w:t>
       </w:r>
       <w:r>
-        <w:t xml:space="preserve"> bootstrap y de las distribuciones bootstrap de la media trimestral de irradiación en la celda 01, con niveles de confianza del 50% y del 99%</w:t>
+        <w:t xml:space="preserve"> </w:t>
+      </w:r>
+      <w:proofErr w:type="spellStart"/>
+      <w:r>
+        <w:t>bootstrap</w:t>
+      </w:r>
+      <w:proofErr w:type="spellEnd"/>
+      <w:r>
+        <w:t xml:space="preserve"> y de las distribuciones </w:t>
+      </w:r>
+      <w:proofErr w:type="spellStart"/>
+      <w:r>
+        <w:t>bootstrap</w:t>
+      </w:r>
+      <w:proofErr w:type="spellEnd"/>
+      <w:r>
+        <w:t xml:space="preserve"> de la media trimestral de irradiación en la celda 01, con niveles de confianza del 50% y del 99%</w:t>
       </w:r>
       <w:r>
         <w:t>.</w:t>
@@ -6315,25 +6729,45 @@
       <w:r>
         <w:t xml:space="preserve">Gráfico </w:t>
       </w:r>
-      <w:fldSimple w:instr=" STYLEREF 1 \s ">
-        <w:r>
-          <w:rPr>
-            <w:noProof/>
-          </w:rPr>
-          <w:t>3</w:t>
-        </w:r>
-      </w:fldSimple>
+      <w:r>
+        <w:fldChar w:fldCharType="begin"/>
+      </w:r>
+      <w:r>
+        <w:instrText xml:space="preserve"> STYLEREF 1 \s </w:instrText>
+      </w:r>
+      <w:r>
+        <w:fldChar w:fldCharType="separate"/>
+      </w:r>
+      <w:r>
+        <w:rPr>
+          <w:noProof/>
+        </w:rPr>
+        <w:t>3</w:t>
+      </w:r>
+      <w:r>
+        <w:fldChar w:fldCharType="end"/>
+      </w:r>
       <w:r>
         <w:t>.</w:t>
       </w:r>
-      <w:fldSimple w:instr=" SEQ Gráfico \* ARABIC \s 1 ">
-        <w:r>
-          <w:rPr>
-            <w:noProof/>
-          </w:rPr>
-          <w:t>1</w:t>
-        </w:r>
-      </w:fldSimple>
+      <w:r>
+        <w:fldChar w:fldCharType="begin"/>
+      </w:r>
+      <w:r>
+        <w:instrText xml:space="preserve"> SEQ Gráfico \* ARABIC \s 1 </w:instrText>
+      </w:r>
+      <w:r>
+        <w:fldChar w:fldCharType="separate"/>
+      </w:r>
+      <w:r>
+        <w:rPr>
+          <w:noProof/>
+        </w:rPr>
+        <w:t>1</w:t>
+      </w:r>
+      <w:r>
+        <w:fldChar w:fldCharType="end"/>
+      </w:r>
       <w:r>
         <w:t xml:space="preserve">: </w:t>
       </w:r>
@@ -7027,30 +7461,64 @@
       <w:r>
         <w:t xml:space="preserve">Tabla </w:t>
       </w:r>
-      <w:fldSimple w:instr=" STYLEREF 1 \s ">
-        <w:r>
-          <w:rPr>
-            <w:noProof/>
-          </w:rPr>
-          <w:t>3</w:t>
-        </w:r>
-      </w:fldSimple>
+      <w:r>
+        <w:fldChar w:fldCharType="begin"/>
+      </w:r>
+      <w:r>
+        <w:instrText xml:space="preserve"> STYLEREF 1 \s </w:instrText>
+      </w:r>
+      <w:r>
+        <w:fldChar w:fldCharType="separate"/>
+      </w:r>
+      <w:r>
+        <w:rPr>
+          <w:noProof/>
+        </w:rPr>
+        <w:t>3</w:t>
+      </w:r>
+      <w:r>
+        <w:rPr>
+          <w:noProof/>
+        </w:rPr>
+        <w:fldChar w:fldCharType="end"/>
+      </w:r>
       <w:r>
         <w:t>.</w:t>
       </w:r>
-      <w:fldSimple w:instr=" SEQ Tabla \* ARABIC \s 1 ">
-        <w:r>
-          <w:rPr>
-            <w:noProof/>
-          </w:rPr>
-          <w:t>1</w:t>
-        </w:r>
-      </w:fldSimple>
+      <w:r>
+        <w:fldChar w:fldCharType="begin"/>
+      </w:r>
+      <w:r>
+        <w:instrText xml:space="preserve"> SEQ Tabla \* ARABIC \s 1 </w:instrText>
+      </w:r>
+      <w:r>
+        <w:fldChar w:fldCharType="separate"/>
+      </w:r>
+      <w:r>
+        <w:rPr>
+          <w:noProof/>
+        </w:rPr>
+        <w:t>1</w:t>
+      </w:r>
+      <w:r>
+        <w:rPr>
+          <w:noProof/>
+        </w:rPr>
+        <w:fldChar w:fldCharType="end"/>
+      </w:r>
       <w:r>
         <w:t xml:space="preserve">: </w:t>
       </w:r>
       <w:r>
-        <w:t>Intervalos bootstrap para irradiación</w:t>
+        <w:t xml:space="preserve">Intervalos </w:t>
+      </w:r>
+      <w:proofErr w:type="spellStart"/>
+      <w:r>
+        <w:t>bootstrap</w:t>
+      </w:r>
+      <w:proofErr w:type="spellEnd"/>
+      <w:r>
+        <w:t xml:space="preserve"> para irradiación</w:t>
       </w:r>
     </w:p>
     <w:p>
@@ -7061,7 +7529,15 @@
         <w:t xml:space="preserve"> mostrando</w:t>
       </w:r>
       <w:r>
-        <w:t xml:space="preserve"> la incertidumbre de la media, para verificar si la interpretación visual del solape se mantiene al observar la forma completa de las distribuciones bootstrap; en consecuencia, se utiliza la gráfica de distribución estimada y zonas críticas por trimestre.</w:t>
+        <w:t xml:space="preserve"> la incertidumbre de la media, para verificar si la interpretación visual del solape se mantiene al observar la forma completa de las distribuciones </w:t>
+      </w:r>
+      <w:proofErr w:type="spellStart"/>
+      <w:r>
+        <w:t>bootstrap</w:t>
+      </w:r>
+      <w:proofErr w:type="spellEnd"/>
+      <w:r>
+        <w:t>; en consecuencia, se utiliza la gráfica de distribución estimada y zonas críticas por trimestre.</w:t>
       </w:r>
     </w:p>
     <w:p>
@@ -7135,30 +7611,58 @@
       <w:r>
         <w:t xml:space="preserve">Gráfico </w:t>
       </w:r>
-      <w:fldSimple w:instr=" STYLEREF 1 \s ">
-        <w:r>
-          <w:rPr>
-            <w:noProof/>
-          </w:rPr>
-          <w:t>3</w:t>
-        </w:r>
-      </w:fldSimple>
+      <w:r>
+        <w:fldChar w:fldCharType="begin"/>
+      </w:r>
+      <w:r>
+        <w:instrText xml:space="preserve"> STYLEREF 1 \s </w:instrText>
+      </w:r>
+      <w:r>
+        <w:fldChar w:fldCharType="separate"/>
+      </w:r>
+      <w:r>
+        <w:rPr>
+          <w:noProof/>
+        </w:rPr>
+        <w:t>3</w:t>
+      </w:r>
+      <w:r>
+        <w:fldChar w:fldCharType="end"/>
+      </w:r>
       <w:r>
         <w:t>.</w:t>
       </w:r>
-      <w:fldSimple w:instr=" SEQ Gráfico \* ARABIC \s 1 ">
-        <w:r>
-          <w:rPr>
-            <w:noProof/>
-          </w:rPr>
-          <w:t>2</w:t>
-        </w:r>
-      </w:fldSimple>
+      <w:r>
+        <w:fldChar w:fldCharType="begin"/>
+      </w:r>
+      <w:r>
+        <w:instrText xml:space="preserve"> SEQ Gráfico \* ARABIC \s 1 </w:instrText>
+      </w:r>
+      <w:r>
+        <w:fldChar w:fldCharType="separate"/>
+      </w:r>
+      <w:r>
+        <w:rPr>
+          <w:noProof/>
+        </w:rPr>
+        <w:t>2</w:t>
+      </w:r>
+      <w:r>
+        <w:fldChar w:fldCharType="end"/>
+      </w:r>
       <w:r>
         <w:t xml:space="preserve">: </w:t>
       </w:r>
       <w:r>
-        <w:t>Distribución bootstrap, distribución estimada, IC 50% y 99% y zonas críticas de irradiación por trimestres en celda 01</w:t>
+        <w:t xml:space="preserve">Distribución </w:t>
+      </w:r>
+      <w:proofErr w:type="spellStart"/>
+      <w:r>
+        <w:t>bootstrap</w:t>
+      </w:r>
+      <w:proofErr w:type="spellEnd"/>
+      <w:r>
+        <w:t>, distribución estimada, IC 50% y 99% y zonas críticas de irradiación por trimestres en celda 01</w:t>
       </w:r>
     </w:p>
     <w:p>
@@ -7192,24 +7696,45 @@
         <w:pStyle w:val="Ttulo2"/>
         <w:spacing w:before="240" w:after="120"/>
       </w:pPr>
-      <w:bookmarkStart w:id="37" w:name="_Toc227519006"/>
-      <w:r>
-        <w:t>Análisis trimestral de la temperatura mediante intervalos y distribuciones bootstrap</w:t>
-      </w:r>
-      <w:bookmarkEnd w:id="37"/>
+      <w:bookmarkStart w:id="38" w:name="_Toc227525991"/>
+      <w:r>
+        <w:t xml:space="preserve">Análisis trimestral de la temperatura mediante intervalos y distribuciones </w:t>
+      </w:r>
+      <w:proofErr w:type="spellStart"/>
+      <w:r>
+        <w:t>bootstrap</w:t>
+      </w:r>
+      <w:bookmarkEnd w:id="38"/>
+      <w:proofErr w:type="spellEnd"/>
     </w:p>
     <w:p>
       <w:pPr>
         <w:jc w:val="left"/>
       </w:pPr>
       <w:r>
-        <w:t>En este subapartado se presenta la inferencia bootstrap para la media trimestral de temperatura, combinando la lectura de los intervalos de confianza con la</w:t>
+        <w:t xml:space="preserve">En este subapartado se presenta la inferencia </w:t>
+      </w:r>
+      <w:proofErr w:type="spellStart"/>
+      <w:r>
+        <w:t>bootstrap</w:t>
+      </w:r>
+      <w:proofErr w:type="spellEnd"/>
+      <w:r>
+        <w:t xml:space="preserve"> para la media trimestral de temperatura, combinando la lectura de los intervalos de confianza con la</w:t>
       </w:r>
       <w:r>
         <w:t xml:space="preserve">s </w:t>
       </w:r>
       <w:r>
-        <w:t>distribuciones bootstrap.</w:t>
+        <w:t xml:space="preserve">distribuciones </w:t>
+      </w:r>
+      <w:proofErr w:type="spellStart"/>
+      <w:r>
+        <w:t>bootstrap</w:t>
+      </w:r>
+      <w:proofErr w:type="spellEnd"/>
+      <w:r>
+        <w:t>.</w:t>
       </w:r>
     </w:p>
     <w:p>
@@ -7299,25 +7824,45 @@
       <w:r>
         <w:t xml:space="preserve">Gráfico </w:t>
       </w:r>
-      <w:fldSimple w:instr=" STYLEREF 1 \s ">
-        <w:r>
-          <w:rPr>
-            <w:noProof/>
-          </w:rPr>
-          <w:t>3</w:t>
-        </w:r>
-      </w:fldSimple>
+      <w:r>
+        <w:fldChar w:fldCharType="begin"/>
+      </w:r>
+      <w:r>
+        <w:instrText xml:space="preserve"> STYLEREF 1 \s </w:instrText>
+      </w:r>
+      <w:r>
+        <w:fldChar w:fldCharType="separate"/>
+      </w:r>
+      <w:r>
+        <w:rPr>
+          <w:noProof/>
+        </w:rPr>
+        <w:t>3</w:t>
+      </w:r>
+      <w:r>
+        <w:fldChar w:fldCharType="end"/>
+      </w:r>
       <w:r>
         <w:t>.</w:t>
       </w:r>
-      <w:fldSimple w:instr=" SEQ Gráfico \* ARABIC \s 1 ">
-        <w:r>
-          <w:rPr>
-            <w:noProof/>
-          </w:rPr>
-          <w:t>3</w:t>
-        </w:r>
-      </w:fldSimple>
+      <w:r>
+        <w:fldChar w:fldCharType="begin"/>
+      </w:r>
+      <w:r>
+        <w:instrText xml:space="preserve"> SEQ Gráfico \* ARABIC \s 1 </w:instrText>
+      </w:r>
+      <w:r>
+        <w:fldChar w:fldCharType="separate"/>
+      </w:r>
+      <w:r>
+        <w:rPr>
+          <w:noProof/>
+        </w:rPr>
+        <w:t>3</w:t>
+      </w:r>
+      <w:r>
+        <w:fldChar w:fldCharType="end"/>
+      </w:r>
       <w:r>
         <w:t xml:space="preserve">: </w:t>
       </w:r>
@@ -7487,25 +8032,7 @@
                   <w:rPr>
                     <w:rFonts w:ascii="Cambria Math" w:hAnsi="Cambria Math"/>
                   </w:rPr>
-                  <m:t>10</m:t>
-                </m:r>
-                <m:r>
-                  <m:rPr>
-                    <m:sty m:val="p"/>
-                  </m:rPr>
-                  <w:rPr>
-                    <w:rFonts w:ascii="Cambria Math" w:hAnsi="Cambria Math"/>
-                  </w:rPr>
-                  <m:t>,</m:t>
-                </m:r>
-                <m:r>
-                  <m:rPr>
-                    <m:sty m:val="p"/>
-                  </m:rPr>
-                  <w:rPr>
-                    <w:rFonts w:ascii="Cambria Math" w:hAnsi="Cambria Math"/>
-                  </w:rPr>
-                  <m:t>6989</m:t>
+                  <m:t>10,6989</m:t>
                 </m:r>
               </m:oMath>
             </m:oMathPara>
@@ -7533,88 +8060,7 @@
                   <w:rPr>
                     <w:rFonts w:ascii="Cambria Math" w:hAnsi="Cambria Math"/>
                   </w:rPr>
-                  <m:t>≈(</m:t>
-                </m:r>
-                <m:r>
-                  <m:rPr>
-                    <m:sty m:val="p"/>
-                  </m:rPr>
-                  <w:rPr>
-                    <w:rFonts w:ascii="Cambria Math" w:hAnsi="Cambria Math"/>
-                  </w:rPr>
-                  <m:t>10</m:t>
-                </m:r>
-                <m:r>
-                  <m:rPr>
-                    <m:sty m:val="p"/>
-                  </m:rPr>
-                  <w:rPr>
-                    <w:rFonts w:ascii="Cambria Math" w:hAnsi="Cambria Math"/>
-                  </w:rPr>
-                  <m:t>,</m:t>
-                </m:r>
-                <m:r>
-                  <m:rPr>
-                    <m:sty m:val="p"/>
-                  </m:rPr>
-                  <w:rPr>
-                    <w:rFonts w:ascii="Cambria Math" w:hAnsi="Cambria Math"/>
-                  </w:rPr>
-                  <m:t>6299</m:t>
-                </m:r>
-                <m:r>
-                  <m:rPr>
-                    <m:sty m:val="p"/>
-                  </m:rPr>
-                  <w:rPr>
-                    <w:rFonts w:ascii="Cambria Math" w:hAnsi="Cambria Math"/>
-                  </w:rPr>
-                  <m:t>9</m:t>
-                </m:r>
-                <m:r>
-                  <m:rPr>
-                    <m:sty m:val="p"/>
-                  </m:rPr>
-                  <w:rPr>
-                    <w:rFonts w:ascii="Cambria Math" w:hAnsi="Cambria Math"/>
-                  </w:rPr>
-                  <m:t xml:space="preserve">, </m:t>
-                </m:r>
-                <m:r>
-                  <m:rPr>
-                    <m:sty m:val="p"/>
-                  </m:rPr>
-                  <w:rPr>
-                    <w:rFonts w:ascii="Cambria Math" w:hAnsi="Cambria Math"/>
-                  </w:rPr>
-                  <m:t>10</m:t>
-                </m:r>
-                <m:r>
-                  <m:rPr>
-                    <m:sty m:val="p"/>
-                  </m:rPr>
-                  <w:rPr>
-                    <w:rFonts w:ascii="Cambria Math" w:hAnsi="Cambria Math"/>
-                  </w:rPr>
-                  <m:t>,</m:t>
-                </m:r>
-                <m:r>
-                  <m:rPr>
-                    <m:sty m:val="p"/>
-                  </m:rPr>
-                  <w:rPr>
-                    <w:rFonts w:ascii="Cambria Math" w:hAnsi="Cambria Math"/>
-                  </w:rPr>
-                  <m:t>76391</m:t>
-                </m:r>
-                <m:r>
-                  <m:rPr>
-                    <m:sty m:val="p"/>
-                  </m:rPr>
-                  <w:rPr>
-                    <w:rFonts w:ascii="Cambria Math" w:hAnsi="Cambria Math"/>
-                  </w:rPr>
-                  <m:t>)</m:t>
+                  <m:t>≈(10,62999, 10,76391)</m:t>
                 </m:r>
               </m:oMath>
             </m:oMathPara>
@@ -7643,88 +8089,7 @@
                   <w:rPr>
                     <w:rFonts w:ascii="Cambria Math" w:hAnsi="Cambria Math"/>
                   </w:rPr>
-                  <m:t>≈(</m:t>
-                </m:r>
-                <m:r>
-                  <m:rPr>
-                    <m:sty m:val="p"/>
-                  </m:rPr>
-                  <w:rPr>
-                    <w:rFonts w:ascii="Cambria Math" w:hAnsi="Cambria Math"/>
-                  </w:rPr>
-                  <m:t>10</m:t>
-                </m:r>
-                <m:r>
-                  <m:rPr>
-                    <m:sty m:val="p"/>
-                  </m:rPr>
-                  <w:rPr>
-                    <w:rFonts w:ascii="Cambria Math" w:hAnsi="Cambria Math"/>
-                  </w:rPr>
-                  <m:t>,</m:t>
-                </m:r>
-                <m:r>
-                  <m:rPr>
-                    <m:sty m:val="p"/>
-                  </m:rPr>
-                  <w:rPr>
-                    <w:rFonts w:ascii="Cambria Math" w:hAnsi="Cambria Math"/>
-                  </w:rPr>
-                  <m:t>44327</m:t>
-                </m:r>
-                <m:r>
-                  <m:rPr>
-                    <m:sty m:val="p"/>
-                  </m:rPr>
-                  <w:rPr>
-                    <w:rFonts w:ascii="Cambria Math" w:hAnsi="Cambria Math"/>
-                  </w:rPr>
-                  <m:t xml:space="preserve">, </m:t>
-                </m:r>
-                <m:r>
-                  <m:rPr>
-                    <m:sty m:val="p"/>
-                  </m:rPr>
-                  <w:rPr>
-                    <w:rFonts w:ascii="Cambria Math" w:hAnsi="Cambria Math"/>
-                  </w:rPr>
-                  <m:t>10</m:t>
-                </m:r>
-                <m:r>
-                  <m:rPr>
-                    <m:sty m:val="p"/>
-                  </m:rPr>
-                  <w:rPr>
-                    <w:rFonts w:ascii="Cambria Math" w:hAnsi="Cambria Math"/>
-                  </w:rPr>
-                  <m:t>,</m:t>
-                </m:r>
-                <m:r>
-                  <m:rPr>
-                    <m:sty m:val="p"/>
-                  </m:rPr>
-                  <w:rPr>
-                    <w:rFonts w:ascii="Cambria Math" w:hAnsi="Cambria Math"/>
-                  </w:rPr>
-                  <m:t>9520</m:t>
-                </m:r>
-                <m:r>
-                  <m:rPr>
-                    <m:sty m:val="p"/>
-                  </m:rPr>
-                  <w:rPr>
-                    <w:rFonts w:ascii="Cambria Math" w:hAnsi="Cambria Math"/>
-                  </w:rPr>
-                  <m:t>4</m:t>
-                </m:r>
-                <m:r>
-                  <m:rPr>
-                    <m:sty m:val="p"/>
-                  </m:rPr>
-                  <w:rPr>
-                    <w:rFonts w:ascii="Cambria Math" w:hAnsi="Cambria Math"/>
-                  </w:rPr>
-                  <m:t>)</m:t>
+                  <m:t>≈(10,44327, 10,95204)</m:t>
                 </m:r>
               </m:oMath>
             </m:oMathPara>
@@ -7776,25 +8141,7 @@
                   <w:rPr>
                     <w:rFonts w:ascii="Cambria Math" w:hAnsi="Cambria Math"/>
                   </w:rPr>
-                  <m:t>21</m:t>
-                </m:r>
-                <m:r>
-                  <m:rPr>
-                    <m:sty m:val="p"/>
-                  </m:rPr>
-                  <w:rPr>
-                    <w:rFonts w:ascii="Cambria Math" w:hAnsi="Cambria Math"/>
-                  </w:rPr>
-                  <m:t>,</m:t>
-                </m:r>
-                <m:r>
-                  <m:rPr>
-                    <m:sty m:val="p"/>
-                  </m:rPr>
-                  <w:rPr>
-                    <w:rFonts w:ascii="Cambria Math" w:hAnsi="Cambria Math"/>
-                  </w:rPr>
-                  <m:t>2307</m:t>
+                  <m:t>21,2307</m:t>
                 </m:r>
               </m:oMath>
             </m:oMathPara>
@@ -7822,88 +8169,7 @@
                   <w:rPr>
                     <w:rFonts w:ascii="Cambria Math" w:hAnsi="Cambria Math"/>
                   </w:rPr>
-                  <m:t>≈(</m:t>
-                </m:r>
-                <m:r>
-                  <m:rPr>
-                    <m:sty m:val="p"/>
-                  </m:rPr>
-                  <w:rPr>
-                    <w:rFonts w:ascii="Cambria Math" w:hAnsi="Cambria Math"/>
-                  </w:rPr>
-                  <m:t>21</m:t>
-                </m:r>
-                <m:r>
-                  <m:rPr>
-                    <m:sty m:val="p"/>
-                  </m:rPr>
-                  <w:rPr>
-                    <w:rFonts w:ascii="Cambria Math" w:hAnsi="Cambria Math"/>
-                  </w:rPr>
-                  <m:t>,</m:t>
-                </m:r>
-                <m:r>
-                  <m:rPr>
-                    <m:sty m:val="p"/>
-                  </m:rPr>
-                  <w:rPr>
-                    <w:rFonts w:ascii="Cambria Math" w:hAnsi="Cambria Math"/>
-                  </w:rPr>
-                  <m:t>1214</m:t>
-                </m:r>
-                <m:r>
-                  <m:rPr>
-                    <m:sty m:val="p"/>
-                  </m:rPr>
-                  <w:rPr>
-                    <w:rFonts w:ascii="Cambria Math" w:hAnsi="Cambria Math"/>
-                  </w:rPr>
-                  <m:t>8</m:t>
-                </m:r>
-                <m:r>
-                  <m:rPr>
-                    <m:sty m:val="p"/>
-                  </m:rPr>
-                  <w:rPr>
-                    <w:rFonts w:ascii="Cambria Math" w:hAnsi="Cambria Math"/>
-                  </w:rPr>
-                  <m:t xml:space="preserve">, </m:t>
-                </m:r>
-                <m:r>
-                  <m:rPr>
-                    <m:sty m:val="p"/>
-                  </m:rPr>
-                  <w:rPr>
-                    <w:rFonts w:ascii="Cambria Math" w:hAnsi="Cambria Math"/>
-                  </w:rPr>
-                  <m:t>21</m:t>
-                </m:r>
-                <m:r>
-                  <m:rPr>
-                    <m:sty m:val="p"/>
-                  </m:rPr>
-                  <w:rPr>
-                    <w:rFonts w:ascii="Cambria Math" w:hAnsi="Cambria Math"/>
-                  </w:rPr>
-                  <m:t>,</m:t>
-                </m:r>
-                <m:r>
-                  <m:rPr>
-                    <m:sty m:val="p"/>
-                  </m:rPr>
-                  <w:rPr>
-                    <w:rFonts w:ascii="Cambria Math" w:hAnsi="Cambria Math"/>
-                  </w:rPr>
-                  <m:t>34511</m:t>
-                </m:r>
-                <m:r>
-                  <m:rPr>
-                    <m:sty m:val="p"/>
-                  </m:rPr>
-                  <w:rPr>
-                    <w:rFonts w:ascii="Cambria Math" w:hAnsi="Cambria Math"/>
-                  </w:rPr>
-                  <m:t>)</m:t>
+                  <m:t>≈(21,12148, 21,34511)</m:t>
                 </m:r>
               </m:oMath>
             </m:oMathPara>
@@ -7932,79 +8198,7 @@
                   <w:rPr>
                     <w:rFonts w:ascii="Cambria Math" w:hAnsi="Cambria Math"/>
                   </w:rPr>
-                  <m:t>≈(</m:t>
-                </m:r>
-                <m:r>
-                  <m:rPr>
-                    <m:sty m:val="p"/>
-                  </m:rPr>
-                  <w:rPr>
-                    <w:rFonts w:ascii="Cambria Math" w:hAnsi="Cambria Math"/>
-                  </w:rPr>
-                  <m:t>20</m:t>
-                </m:r>
-                <m:r>
-                  <m:rPr>
-                    <m:sty m:val="p"/>
-                  </m:rPr>
-                  <w:rPr>
-                    <w:rFonts w:ascii="Cambria Math" w:hAnsi="Cambria Math"/>
-                  </w:rPr>
-                  <m:t>,</m:t>
-                </m:r>
-                <m:r>
-                  <m:rPr>
-                    <m:sty m:val="p"/>
-                  </m:rPr>
-                  <w:rPr>
-                    <w:rFonts w:ascii="Cambria Math" w:hAnsi="Cambria Math"/>
-                  </w:rPr>
-                  <m:t>8078</m:t>
-                </m:r>
-                <m:r>
-                  <m:rPr>
-                    <m:sty m:val="p"/>
-                  </m:rPr>
-                  <w:rPr>
-                    <w:rFonts w:ascii="Cambria Math" w:hAnsi="Cambria Math"/>
-                  </w:rPr>
-                  <m:t>1</m:t>
-                </m:r>
-                <m:r>
-                  <m:rPr>
-                    <m:sty m:val="p"/>
-                  </m:rPr>
-                  <w:rPr>
-                    <w:rFonts w:ascii="Cambria Math" w:hAnsi="Cambria Math"/>
-                  </w:rPr>
-                  <m:t xml:space="preserve">, </m:t>
-                </m:r>
-                <m:r>
-                  <m:rPr>
-                    <m:sty m:val="p"/>
-                  </m:rPr>
-                  <w:rPr>
-                    <w:rFonts w:ascii="Cambria Math" w:hAnsi="Cambria Math"/>
-                  </w:rPr>
-                  <m:t>21.6516</m:t>
-                </m:r>
-                <m:r>
-                  <m:rPr>
-                    <m:sty m:val="p"/>
-                  </m:rPr>
-                  <w:rPr>
-                    <w:rFonts w:ascii="Cambria Math" w:hAnsi="Cambria Math"/>
-                  </w:rPr>
-                  <m:t>7</m:t>
-                </m:r>
-                <m:r>
-                  <m:rPr>
-                    <m:sty m:val="p"/>
-                  </m:rPr>
-                  <w:rPr>
-                    <w:rFonts w:ascii="Cambria Math" w:hAnsi="Cambria Math"/>
-                  </w:rPr>
-                  <m:t>)</m:t>
+                  <m:t>≈(20,80781, 21.65167)</m:t>
                 </m:r>
               </m:oMath>
             </m:oMathPara>
@@ -8056,34 +8250,7 @@
                   <w:rPr>
                     <w:rFonts w:ascii="Cambria Math" w:hAnsi="Cambria Math"/>
                   </w:rPr>
-                  <m:t>28</m:t>
-                </m:r>
-                <m:r>
-                  <m:rPr>
-                    <m:sty m:val="p"/>
-                  </m:rPr>
-                  <w:rPr>
-                    <w:rFonts w:ascii="Cambria Math" w:hAnsi="Cambria Math"/>
-                  </w:rPr>
-                  <m:t>,</m:t>
-                </m:r>
-                <m:r>
-                  <m:rPr>
-                    <m:sty m:val="p"/>
-                  </m:rPr>
-                  <w:rPr>
-                    <w:rFonts w:ascii="Cambria Math" w:hAnsi="Cambria Math"/>
-                  </w:rPr>
-                  <m:t>164</m:t>
-                </m:r>
-                <m:r>
-                  <m:rPr>
-                    <m:sty m:val="p"/>
-                  </m:rPr>
-                  <w:rPr>
-                    <w:rFonts w:ascii="Cambria Math" w:hAnsi="Cambria Math"/>
-                  </w:rPr>
-                  <m:t>6</m:t>
+                  <m:t>28,1646</m:t>
                 </m:r>
               </m:oMath>
             </m:oMathPara>
@@ -8111,79 +8278,7 @@
                   <w:rPr>
                     <w:rFonts w:ascii="Cambria Math" w:hAnsi="Cambria Math"/>
                   </w:rPr>
-                  <m:t>≈(</m:t>
-                </m:r>
-                <m:r>
-                  <m:rPr>
-                    <m:sty m:val="p"/>
-                  </m:rPr>
-                  <w:rPr>
-                    <w:rFonts w:ascii="Cambria Math" w:hAnsi="Cambria Math"/>
-                  </w:rPr>
-                  <m:t>28</m:t>
-                </m:r>
-                <m:r>
-                  <m:rPr>
-                    <m:sty m:val="p"/>
-                  </m:rPr>
-                  <w:rPr>
-                    <w:rFonts w:ascii="Cambria Math" w:hAnsi="Cambria Math"/>
-                  </w:rPr>
-                  <m:t>,</m:t>
-                </m:r>
-                <m:r>
-                  <m:rPr>
-                    <m:sty m:val="p"/>
-                  </m:rPr>
-                  <w:rPr>
-                    <w:rFonts w:ascii="Cambria Math" w:hAnsi="Cambria Math"/>
-                  </w:rPr>
-                  <m:t>08702</m:t>
-                </m:r>
-                <m:r>
-                  <m:rPr>
-                    <m:sty m:val="p"/>
-                  </m:rPr>
-                  <w:rPr>
-                    <w:rFonts w:ascii="Cambria Math" w:hAnsi="Cambria Math"/>
-                  </w:rPr>
-                  <m:t xml:space="preserve">, </m:t>
-                </m:r>
-                <m:r>
-                  <m:rPr>
-                    <m:sty m:val="p"/>
-                  </m:rPr>
-                  <w:rPr>
-                    <w:rFonts w:ascii="Cambria Math" w:hAnsi="Cambria Math"/>
-                  </w:rPr>
-                  <m:t>28</m:t>
-                </m:r>
-                <m:r>
-                  <m:rPr>
-                    <m:sty m:val="p"/>
-                  </m:rPr>
-                  <w:rPr>
-                    <w:rFonts w:ascii="Cambria Math" w:hAnsi="Cambria Math"/>
-                  </w:rPr>
-                  <m:t>,</m:t>
-                </m:r>
-                <m:r>
-                  <m:rPr>
-                    <m:sty m:val="p"/>
-                  </m:rPr>
-                  <w:rPr>
-                    <w:rFonts w:ascii="Cambria Math" w:hAnsi="Cambria Math"/>
-                  </w:rPr>
-                  <m:t>23955</m:t>
-                </m:r>
-                <m:r>
-                  <m:rPr>
-                    <m:sty m:val="p"/>
-                  </m:rPr>
-                  <w:rPr>
-                    <w:rFonts w:ascii="Cambria Math" w:hAnsi="Cambria Math"/>
-                  </w:rPr>
-                  <m:t>)</m:t>
+                  <m:t>≈(28,08702, 28,23955)</m:t>
                 </m:r>
               </m:oMath>
             </m:oMathPara>
@@ -8212,88 +8307,7 @@
                   <w:rPr>
                     <w:rFonts w:ascii="Cambria Math" w:hAnsi="Cambria Math"/>
                   </w:rPr>
-                  <m:t>≈(</m:t>
-                </m:r>
-                <m:r>
-                  <m:rPr>
-                    <m:sty m:val="p"/>
-                  </m:rPr>
-                  <w:rPr>
-                    <w:rFonts w:ascii="Cambria Math" w:hAnsi="Cambria Math"/>
-                  </w:rPr>
-                  <m:t>27</m:t>
-                </m:r>
-                <m:r>
-                  <m:rPr>
-                    <m:sty m:val="p"/>
-                  </m:rPr>
-                  <w:rPr>
-                    <w:rFonts w:ascii="Cambria Math" w:hAnsi="Cambria Math"/>
-                  </w:rPr>
-                  <m:t>,</m:t>
-                </m:r>
-                <m:r>
-                  <m:rPr>
-                    <m:sty m:val="p"/>
-                  </m:rPr>
-                  <w:rPr>
-                    <w:rFonts w:ascii="Cambria Math" w:hAnsi="Cambria Math"/>
-                  </w:rPr>
-                  <m:t>8655</m:t>
-                </m:r>
-                <m:r>
-                  <m:rPr>
-                    <m:sty m:val="p"/>
-                  </m:rPr>
-                  <w:rPr>
-                    <w:rFonts w:ascii="Cambria Math" w:hAnsi="Cambria Math"/>
-                  </w:rPr>
-                  <m:t>3</m:t>
-                </m:r>
-                <m:r>
-                  <m:rPr>
-                    <m:sty m:val="p"/>
-                  </m:rPr>
-                  <w:rPr>
-                    <w:rFonts w:ascii="Cambria Math" w:hAnsi="Cambria Math"/>
-                  </w:rPr>
-                  <m:t xml:space="preserve">, </m:t>
-                </m:r>
-                <m:r>
-                  <m:rPr>
-                    <m:sty m:val="p"/>
-                  </m:rPr>
-                  <w:rPr>
-                    <w:rFonts w:ascii="Cambria Math" w:hAnsi="Cambria Math"/>
-                  </w:rPr>
-                  <m:t>28</m:t>
-                </m:r>
-                <m:r>
-                  <m:rPr>
-                    <m:sty m:val="p"/>
-                  </m:rPr>
-                  <w:rPr>
-                    <w:rFonts w:ascii="Cambria Math" w:hAnsi="Cambria Math"/>
-                  </w:rPr>
-                  <m:t>,</m:t>
-                </m:r>
-                <m:r>
-                  <m:rPr>
-                    <m:sty m:val="p"/>
-                  </m:rPr>
-                  <w:rPr>
-                    <w:rFonts w:ascii="Cambria Math" w:hAnsi="Cambria Math"/>
-                  </w:rPr>
-                  <m:t>45557</m:t>
-                </m:r>
-                <m:r>
-                  <m:rPr>
-                    <m:sty m:val="p"/>
-                  </m:rPr>
-                  <w:rPr>
-                    <w:rFonts w:ascii="Cambria Math" w:hAnsi="Cambria Math"/>
-                  </w:rPr>
-                  <m:t>)</m:t>
+                  <m:t>≈(27,86553, 28,45557)</m:t>
                 </m:r>
               </m:oMath>
             </m:oMathPara>
@@ -8345,25 +8359,7 @@
                   <w:rPr>
                     <w:rFonts w:ascii="Cambria Math" w:hAnsi="Cambria Math"/>
                   </w:rPr>
-                  <m:t>14</m:t>
-                </m:r>
-                <m:r>
-                  <m:rPr>
-                    <m:sty m:val="p"/>
-                  </m:rPr>
-                  <w:rPr>
-                    <w:rFonts w:ascii="Cambria Math" w:hAnsi="Cambria Math"/>
-                  </w:rPr>
-                  <m:t>,</m:t>
-                </m:r>
-                <m:r>
-                  <m:rPr>
-                    <m:sty m:val="p"/>
-                  </m:rPr>
-                  <w:rPr>
-                    <w:rFonts w:ascii="Cambria Math" w:hAnsi="Cambria Math"/>
-                  </w:rPr>
-                  <m:t>2748</m:t>
+                  <m:t>14,2748</m:t>
                 </m:r>
               </m:oMath>
             </m:oMathPara>
@@ -8391,70 +8387,7 @@
                   <w:rPr>
                     <w:rFonts w:ascii="Cambria Math" w:hAnsi="Cambria Math"/>
                   </w:rPr>
-                  <m:t>≈(</m:t>
-                </m:r>
-                <m:r>
-                  <m:rPr>
-                    <m:sty m:val="p"/>
-                  </m:rPr>
-                  <w:rPr>
-                    <w:rFonts w:ascii="Cambria Math" w:hAnsi="Cambria Math"/>
-                  </w:rPr>
-                  <m:t>14</m:t>
-                </m:r>
-                <m:r>
-                  <m:rPr>
-                    <m:sty m:val="p"/>
-                  </m:rPr>
-                  <w:rPr>
-                    <w:rFonts w:ascii="Cambria Math" w:hAnsi="Cambria Math"/>
-                  </w:rPr>
-                  <m:t>,</m:t>
-                </m:r>
-                <m:r>
-                  <m:rPr>
-                    <m:sty m:val="p"/>
-                  </m:rPr>
-                  <w:rPr>
-                    <w:rFonts w:ascii="Cambria Math" w:hAnsi="Cambria Math"/>
-                  </w:rPr>
-                  <m:t>17211</m:t>
-                </m:r>
-                <m:r>
-                  <m:rPr>
-                    <m:sty m:val="p"/>
-                  </m:rPr>
-                  <w:rPr>
-                    <w:rFonts w:ascii="Cambria Math" w:hAnsi="Cambria Math"/>
-                  </w:rPr>
-                  <m:t xml:space="preserve">, </m:t>
-                </m:r>
-                <m:r>
-                  <m:rPr>
-                    <m:sty m:val="p"/>
-                  </m:rPr>
-                  <w:rPr>
-                    <w:rFonts w:ascii="Cambria Math" w:hAnsi="Cambria Math"/>
-                  </w:rPr>
-                  <m:t>14.3804</m:t>
-                </m:r>
-                <m:r>
-                  <m:rPr>
-                    <m:sty m:val="p"/>
-                  </m:rPr>
-                  <w:rPr>
-                    <w:rFonts w:ascii="Cambria Math" w:hAnsi="Cambria Math"/>
-                  </w:rPr>
-                  <m:t>4</m:t>
-                </m:r>
-                <m:r>
-                  <m:rPr>
-                    <m:sty m:val="p"/>
-                  </m:rPr>
-                  <w:rPr>
-                    <w:rFonts w:ascii="Cambria Math" w:hAnsi="Cambria Math"/>
-                  </w:rPr>
-                  <m:t>)</m:t>
+                  <m:t>≈(14,17211, 14.38044)</m:t>
                 </m:r>
               </m:oMath>
             </m:oMathPara>
@@ -8484,88 +8417,7 @@
                   <w:rPr>
                     <w:rFonts w:ascii="Cambria Math" w:hAnsi="Cambria Math"/>
                   </w:rPr>
-                  <m:t>≈(</m:t>
-                </m:r>
-                <m:r>
-                  <m:rPr>
-                    <m:sty m:val="p"/>
-                  </m:rPr>
-                  <w:rPr>
-                    <w:rFonts w:ascii="Cambria Math" w:hAnsi="Cambria Math"/>
-                  </w:rPr>
-                  <m:t>13</m:t>
-                </m:r>
-                <m:r>
-                  <m:rPr>
-                    <m:sty m:val="p"/>
-                  </m:rPr>
-                  <w:rPr>
-                    <w:rFonts w:ascii="Cambria Math" w:hAnsi="Cambria Math"/>
-                  </w:rPr>
-                  <m:t>,</m:t>
-                </m:r>
-                <m:r>
-                  <m:rPr>
-                    <m:sty m:val="p"/>
-                  </m:rPr>
-                  <w:rPr>
-                    <w:rFonts w:ascii="Cambria Math" w:hAnsi="Cambria Math"/>
-                  </w:rPr>
-                  <m:t>8745</m:t>
-                </m:r>
-                <m:r>
-                  <m:rPr>
-                    <m:sty m:val="p"/>
-                  </m:rPr>
-                  <w:rPr>
-                    <w:rFonts w:ascii="Cambria Math" w:hAnsi="Cambria Math"/>
-                  </w:rPr>
-                  <m:t>1</m:t>
-                </m:r>
-                <m:r>
-                  <m:rPr>
-                    <m:sty m:val="p"/>
-                  </m:rPr>
-                  <w:rPr>
-                    <w:rFonts w:ascii="Cambria Math" w:hAnsi="Cambria Math"/>
-                  </w:rPr>
-                  <m:t xml:space="preserve">, </m:t>
-                </m:r>
-                <m:r>
-                  <m:rPr>
-                    <m:sty m:val="p"/>
-                  </m:rPr>
-                  <w:rPr>
-                    <w:rFonts w:ascii="Cambria Math" w:hAnsi="Cambria Math"/>
-                  </w:rPr>
-                  <m:t>14</m:t>
-                </m:r>
-                <m:r>
-                  <m:rPr>
-                    <m:sty m:val="p"/>
-                  </m:rPr>
-                  <w:rPr>
-                    <w:rFonts w:ascii="Cambria Math" w:hAnsi="Cambria Math"/>
-                  </w:rPr>
-                  <m:t>,</m:t>
-                </m:r>
-                <m:r>
-                  <m:rPr>
-                    <m:sty m:val="p"/>
-                  </m:rPr>
-                  <w:rPr>
-                    <w:rFonts w:ascii="Cambria Math" w:hAnsi="Cambria Math"/>
-                  </w:rPr>
-                  <m:t>69341</m:t>
-                </m:r>
-                <m:r>
-                  <m:rPr>
-                    <m:sty m:val="p"/>
-                  </m:rPr>
-                  <w:rPr>
-                    <w:rFonts w:ascii="Cambria Math" w:hAnsi="Cambria Math"/>
-                  </w:rPr>
-                  <m:t>)</m:t>
+                  <m:t>≈(13,87451, 14,69341)</m:t>
                 </m:r>
               </m:oMath>
             </m:oMathPara>
@@ -8580,30 +8432,64 @@
       <w:r>
         <w:t xml:space="preserve">Tabla </w:t>
       </w:r>
-      <w:fldSimple w:instr=" STYLEREF 1 \s ">
-        <w:r>
-          <w:rPr>
-            <w:noProof/>
-          </w:rPr>
-          <w:t>3</w:t>
-        </w:r>
-      </w:fldSimple>
+      <w:r>
+        <w:fldChar w:fldCharType="begin"/>
+      </w:r>
+      <w:r>
+        <w:instrText xml:space="preserve"> STYLEREF 1 \s </w:instrText>
+      </w:r>
+      <w:r>
+        <w:fldChar w:fldCharType="separate"/>
+      </w:r>
+      <w:r>
+        <w:rPr>
+          <w:noProof/>
+        </w:rPr>
+        <w:t>3</w:t>
+      </w:r>
+      <w:r>
+        <w:rPr>
+          <w:noProof/>
+        </w:rPr>
+        <w:fldChar w:fldCharType="end"/>
+      </w:r>
       <w:r>
         <w:t>.</w:t>
       </w:r>
-      <w:fldSimple w:instr=" SEQ Tabla \* ARABIC \s 1 ">
-        <w:r>
-          <w:rPr>
-            <w:noProof/>
-          </w:rPr>
-          <w:t>2</w:t>
-        </w:r>
-      </w:fldSimple>
+      <w:r>
+        <w:fldChar w:fldCharType="begin"/>
+      </w:r>
+      <w:r>
+        <w:instrText xml:space="preserve"> SEQ Tabla \* ARABIC \s 1 </w:instrText>
+      </w:r>
+      <w:r>
+        <w:fldChar w:fldCharType="separate"/>
+      </w:r>
+      <w:r>
+        <w:rPr>
+          <w:noProof/>
+        </w:rPr>
+        <w:t>2</w:t>
+      </w:r>
+      <w:r>
+        <w:rPr>
+          <w:noProof/>
+        </w:rPr>
+        <w:fldChar w:fldCharType="end"/>
+      </w:r>
       <w:r>
         <w:t>: I</w:t>
       </w:r>
       <w:r>
-        <w:t>ntervalos bootstrap para temperatura</w:t>
+        <w:t xml:space="preserve">ntervalos </w:t>
+      </w:r>
+      <w:proofErr w:type="spellStart"/>
+      <w:r>
+        <w:t>bootstrap</w:t>
+      </w:r>
+      <w:proofErr w:type="spellEnd"/>
+      <w:r>
+        <w:t xml:space="preserve"> para temperatura</w:t>
       </w:r>
     </w:p>
     <w:p>
@@ -8617,7 +8503,15 @@
         <w:t>compara el análisis anterior</w:t>
       </w:r>
       <w:r>
-        <w:t xml:space="preserve"> con la forma de las distribuciones bootstrap, con el fin de </w:t>
+        <w:t xml:space="preserve"> con la forma de las distribuciones </w:t>
+      </w:r>
+      <w:proofErr w:type="spellStart"/>
+      <w:r>
+        <w:t>bootstrap</w:t>
+      </w:r>
+      <w:proofErr w:type="spellEnd"/>
+      <w:r>
+        <w:t xml:space="preserve">, con el fin de </w:t>
       </w:r>
       <w:r>
         <w:t>entender el</w:t>
@@ -8702,30 +8596,58 @@
       <w:r>
         <w:t xml:space="preserve">Gráfico </w:t>
       </w:r>
-      <w:fldSimple w:instr=" STYLEREF 1 \s ">
-        <w:r>
-          <w:rPr>
-            <w:noProof/>
-          </w:rPr>
-          <w:t>3</w:t>
-        </w:r>
-      </w:fldSimple>
+      <w:r>
+        <w:fldChar w:fldCharType="begin"/>
+      </w:r>
+      <w:r>
+        <w:instrText xml:space="preserve"> STYLEREF 1 \s </w:instrText>
+      </w:r>
+      <w:r>
+        <w:fldChar w:fldCharType="separate"/>
+      </w:r>
+      <w:r>
+        <w:rPr>
+          <w:noProof/>
+        </w:rPr>
+        <w:t>3</w:t>
+      </w:r>
+      <w:r>
+        <w:fldChar w:fldCharType="end"/>
+      </w:r>
       <w:r>
         <w:t>.</w:t>
       </w:r>
-      <w:fldSimple w:instr=" SEQ Gráfico \* ARABIC \s 1 ">
-        <w:r>
-          <w:rPr>
-            <w:noProof/>
-          </w:rPr>
-          <w:t>4</w:t>
-        </w:r>
-      </w:fldSimple>
+      <w:r>
+        <w:fldChar w:fldCharType="begin"/>
+      </w:r>
+      <w:r>
+        <w:instrText xml:space="preserve"> SEQ Gráfico \* ARABIC \s 1 </w:instrText>
+      </w:r>
+      <w:r>
+        <w:fldChar w:fldCharType="separate"/>
+      </w:r>
+      <w:r>
+        <w:rPr>
+          <w:noProof/>
+        </w:rPr>
+        <w:t>4</w:t>
+      </w:r>
+      <w:r>
+        <w:fldChar w:fldCharType="end"/>
+      </w:r>
       <w:r>
         <w:t xml:space="preserve">: </w:t>
       </w:r>
       <w:r>
-        <w:t>Distribución bootstrap, distribución estimada, IC 50% y 99% y zonas críticas de temperatura por trimestres en celda 01</w:t>
+        <w:t xml:space="preserve">Distribución </w:t>
+      </w:r>
+      <w:proofErr w:type="spellStart"/>
+      <w:r>
+        <w:t>bootstrap</w:t>
+      </w:r>
+      <w:proofErr w:type="spellEnd"/>
+      <w:r>
+        <w:t>, distribución estimada, IC 50% y 99% y zonas críticas de temperatura por trimestres en celda 01</w:t>
       </w:r>
     </w:p>
     <w:p>
@@ -8768,7 +8690,15 @@
         <w:t xml:space="preserve"> Como cabe de esperar, </w:t>
       </w:r>
       <w:r>
-        <w:t>las distribuciones bootstrap se concentran en bandas separadas, con mínima superposición visual entre trimestres.</w:t>
+        <w:t xml:space="preserve">las distribuciones </w:t>
+      </w:r>
+      <w:proofErr w:type="spellStart"/>
+      <w:r>
+        <w:t>bootstrap</w:t>
+      </w:r>
+      <w:proofErr w:type="spellEnd"/>
+      <w:r>
+        <w:t xml:space="preserve"> se concentran en bandas separadas, con mínima superposición visual entre trimestres.</w:t>
       </w:r>
     </w:p>
     <w:p>
@@ -8776,18 +8706,47 @@
         <w:pStyle w:val="Ttulo2"/>
         <w:spacing w:before="240" w:after="120"/>
       </w:pPr>
-      <w:bookmarkStart w:id="38" w:name="_Toc227519007"/>
-      <w:r>
-        <w:t>Análisis trimestral de la precipitación mediante intervalos y distribuciones bootstrap</w:t>
-      </w:r>
-      <w:bookmarkEnd w:id="38"/>
+      <w:bookmarkStart w:id="39" w:name="_Toc227525992"/>
+      <w:r>
+        <w:t xml:space="preserve">Análisis trimestral de la precipitación mediante intervalos y distribuciones </w:t>
+      </w:r>
+      <w:proofErr w:type="spellStart"/>
+      <w:r>
+        <w:t>bootstrap</w:t>
+      </w:r>
+      <w:bookmarkEnd w:id="39"/>
+      <w:proofErr w:type="spellEnd"/>
     </w:p>
     <w:p>
       <w:pPr>
         <w:jc w:val="left"/>
       </w:pPr>
       <w:r>
-        <w:t xml:space="preserve">En este subapartado se analizan los intervalos de confianza bootstrap BCa y las distribuciones bootstrap de la media trimestral de precipitación, con el fin de evaluar la estabilidad del patrón de solape al </w:t>
+        <w:t xml:space="preserve">En este subapartado se analizan los intervalos de confianza </w:t>
+      </w:r>
+      <w:proofErr w:type="spellStart"/>
+      <w:r>
+        <w:t>bootstrap</w:t>
+      </w:r>
+      <w:proofErr w:type="spellEnd"/>
+      <w:r>
+        <w:t xml:space="preserve"> </w:t>
+      </w:r>
+      <w:proofErr w:type="spellStart"/>
+      <w:r>
+        <w:t>BCa</w:t>
+      </w:r>
+      <w:proofErr w:type="spellEnd"/>
+      <w:r>
+        <w:t xml:space="preserve"> y las distribuciones </w:t>
+      </w:r>
+      <w:proofErr w:type="spellStart"/>
+      <w:r>
+        <w:t>bootstrap</w:t>
+      </w:r>
+      <w:proofErr w:type="spellEnd"/>
+      <w:r>
+        <w:t xml:space="preserve"> de la media trimestral de precipitación, con el fin de evaluar la estabilidad del patrón de solape al </w:t>
       </w:r>
       <w:r>
         <w:t>cambiar</w:t>
@@ -8894,25 +8853,45 @@
       <w:r>
         <w:t xml:space="preserve">Gráfico </w:t>
       </w:r>
-      <w:fldSimple w:instr=" STYLEREF 1 \s ">
-        <w:r>
-          <w:rPr>
-            <w:noProof/>
-          </w:rPr>
-          <w:t>3</w:t>
-        </w:r>
-      </w:fldSimple>
+      <w:r>
+        <w:fldChar w:fldCharType="begin"/>
+      </w:r>
+      <w:r>
+        <w:instrText xml:space="preserve"> STYLEREF 1 \s </w:instrText>
+      </w:r>
+      <w:r>
+        <w:fldChar w:fldCharType="separate"/>
+      </w:r>
+      <w:r>
+        <w:rPr>
+          <w:noProof/>
+        </w:rPr>
+        <w:t>3</w:t>
+      </w:r>
+      <w:r>
+        <w:fldChar w:fldCharType="end"/>
+      </w:r>
       <w:r>
         <w:t>.</w:t>
       </w:r>
-      <w:fldSimple w:instr=" SEQ Gráfico \* ARABIC \s 1 ">
-        <w:r>
-          <w:rPr>
-            <w:noProof/>
-          </w:rPr>
-          <w:t>5</w:t>
-        </w:r>
-      </w:fldSimple>
+      <w:r>
+        <w:fldChar w:fldCharType="begin"/>
+      </w:r>
+      <w:r>
+        <w:instrText xml:space="preserve"> SEQ Gráfico \* ARABIC \s 1 </w:instrText>
+      </w:r>
+      <w:r>
+        <w:fldChar w:fldCharType="separate"/>
+      </w:r>
+      <w:r>
+        <w:rPr>
+          <w:noProof/>
+        </w:rPr>
+        <w:t>5</w:t>
+      </w:r>
+      <w:r>
+        <w:fldChar w:fldCharType="end"/>
+      </w:r>
       <w:r>
         <w:t xml:space="preserve">: </w:t>
       </w:r>
@@ -8953,10 +8932,7 @@
               <w:jc w:val="center"/>
             </w:pPr>
             <w:r>
-              <w:t>TRIM</w:t>
-            </w:r>
-            <w:r>
-              <w:t>ESTRE</w:t>
+              <w:t>TRIMESTRE</w:t>
             </w:r>
           </w:p>
         </w:tc>
@@ -10505,30 +10481,64 @@
       <w:r>
         <w:t xml:space="preserve">Tabla </w:t>
       </w:r>
-      <w:fldSimple w:instr=" STYLEREF 1 \s ">
-        <w:r>
-          <w:rPr>
-            <w:noProof/>
-          </w:rPr>
-          <w:t>3</w:t>
-        </w:r>
-      </w:fldSimple>
+      <w:r>
+        <w:fldChar w:fldCharType="begin"/>
+      </w:r>
+      <w:r>
+        <w:instrText xml:space="preserve"> STYLEREF 1 \s </w:instrText>
+      </w:r>
+      <w:r>
+        <w:fldChar w:fldCharType="separate"/>
+      </w:r>
+      <w:r>
+        <w:rPr>
+          <w:noProof/>
+        </w:rPr>
+        <w:t>3</w:t>
+      </w:r>
+      <w:r>
+        <w:rPr>
+          <w:noProof/>
+        </w:rPr>
+        <w:fldChar w:fldCharType="end"/>
+      </w:r>
       <w:r>
         <w:t>.</w:t>
       </w:r>
-      <w:fldSimple w:instr=" SEQ Tabla \* ARABIC \s 1 ">
-        <w:r>
-          <w:rPr>
-            <w:noProof/>
-          </w:rPr>
-          <w:t>3</w:t>
-        </w:r>
-      </w:fldSimple>
+      <w:r>
+        <w:fldChar w:fldCharType="begin"/>
+      </w:r>
+      <w:r>
+        <w:instrText xml:space="preserve"> SEQ Tabla \* ARABIC \s 1 </w:instrText>
+      </w:r>
+      <w:r>
+        <w:fldChar w:fldCharType="separate"/>
+      </w:r>
+      <w:r>
+        <w:rPr>
+          <w:noProof/>
+        </w:rPr>
+        <w:t>3</w:t>
+      </w:r>
+      <w:r>
+        <w:rPr>
+          <w:noProof/>
+        </w:rPr>
+        <w:fldChar w:fldCharType="end"/>
+      </w:r>
       <w:r>
         <w:t xml:space="preserve">: </w:t>
       </w:r>
       <w:r>
-        <w:t>Intervalos bootstrap para precipitación</w:t>
+        <w:t xml:space="preserve">Intervalos </w:t>
+      </w:r>
+      <w:proofErr w:type="spellStart"/>
+      <w:r>
+        <w:t>bootstrap</w:t>
+      </w:r>
+      <w:proofErr w:type="spellEnd"/>
+      <w:r>
+        <w:t xml:space="preserve"> para precipitación</w:t>
       </w:r>
     </w:p>
     <w:p>
@@ -10542,7 +10552,15 @@
         <w:t>distancia descrita en l</w:t>
       </w:r>
       <w:r>
-        <w:t>os intervalos también aparece en las distribuciones bootstrap; por este motivo, se utiliza la gráfica de distribuciones y zonas críticas por trimestre.</w:t>
+        <w:t xml:space="preserve">os intervalos también aparece en las distribuciones </w:t>
+      </w:r>
+      <w:proofErr w:type="spellStart"/>
+      <w:r>
+        <w:t>bootstrap</w:t>
+      </w:r>
+      <w:proofErr w:type="spellEnd"/>
+      <w:r>
+        <w:t>; por este motivo, se utiliza la gráfica de distribuciones y zonas críticas por trimestre.</w:t>
       </w:r>
     </w:p>
     <w:p>
@@ -10612,30 +10630,389 @@
       <w:r>
         <w:t xml:space="preserve">Gráfico </w:t>
       </w:r>
-      <w:fldSimple w:instr=" STYLEREF 1 \s ">
-        <w:r>
+      <w:r>
+        <w:fldChar w:fldCharType="begin"/>
+      </w:r>
+      <w:r>
+        <w:instrText xml:space="preserve"> STYLEREF 1 \s </w:instrText>
+      </w:r>
+      <w:r>
+        <w:fldChar w:fldCharType="separate"/>
+      </w:r>
+      <w:r>
+        <w:rPr>
+          <w:noProof/>
+        </w:rPr>
+        <w:t>3</w:t>
+      </w:r>
+      <w:r>
+        <w:fldChar w:fldCharType="end"/>
+      </w:r>
+      <w:r>
+        <w:t>.</w:t>
+      </w:r>
+      <w:r>
+        <w:fldChar w:fldCharType="begin"/>
+      </w:r>
+      <w:r>
+        <w:instrText xml:space="preserve"> SEQ Gráfico \* ARABIC \s 1 </w:instrText>
+      </w:r>
+      <w:r>
+        <w:fldChar w:fldCharType="separate"/>
+      </w:r>
+      <w:r>
+        <w:rPr>
+          <w:noProof/>
+        </w:rPr>
+        <w:t>6</w:t>
+      </w:r>
+      <w:r>
+        <w:fldChar w:fldCharType="end"/>
+      </w:r>
+      <w:r>
+        <w:t xml:space="preserve">: </w:t>
+      </w:r>
+      <w:r>
+        <w:t xml:space="preserve">Distribución </w:t>
+      </w:r>
+      <w:proofErr w:type="spellStart"/>
+      <w:r>
+        <w:t>bootstrap</w:t>
+      </w:r>
+      <w:proofErr w:type="spellEnd"/>
+      <w:r>
+        <w:t>, distribución estimada, IC 50% y 99% y zonas críticas de precipitación por trimestres en celda 01</w:t>
+      </w:r>
+    </w:p>
+    <w:p>
+      <w:pPr>
+        <w:jc w:val="left"/>
+      </w:pPr>
+      <w:r>
+        <w:t>La principal proximidad se observa entre T1 y T4, mientras que T2 y T3 quedan en niveles medios inferiores con mayor separación. El paso de 50% a 99% incrementa la amplitud de los intervalos el patró</w:t>
+      </w:r>
+      <w:r>
+        <w:t>n</w:t>
+      </w:r>
+      <w:r>
+        <w:t xml:space="preserve">. En las distribuciones </w:t>
+      </w:r>
+      <w:proofErr w:type="spellStart"/>
+      <w:r>
+        <w:t>bootstrap</w:t>
+      </w:r>
+      <w:proofErr w:type="spellEnd"/>
+      <w:r>
+        <w:t xml:space="preserve">, la cercanía </w:t>
+      </w:r>
+      <w:r>
+        <w:t xml:space="preserve">entre </w:t>
+      </w:r>
+      <w:r>
+        <w:t>T1</w:t>
+      </w:r>
+      <w:r>
+        <w:t xml:space="preserve"> y </w:t>
+      </w:r>
+      <w:r>
+        <w:t>T4 se mantiene</w:t>
+      </w:r>
+      <w:r>
+        <w:t>.</w:t>
+      </w:r>
+    </w:p>
+    <w:p>
+      <w:pPr>
+        <w:jc w:val="left"/>
+      </w:pPr>
+      <w:r>
+        <w:t>La comparación conjunta de irradiación, temperatura y precipitación muestra que el aumento del nivel de confianza de 50% a 99% ensancha los intervalos, pero no altera la conclusión en ninguna variable. En irradiación persiste la cercanía entre T2 y T3; en temperatura se mantiene una separación clara entre todos los trimestres; y en precipitación la mayor similitud se concentra en T1 y T4.</w:t>
+      </w:r>
+    </w:p>
+    <w:p>
+      <w:pPr>
+        <w:jc w:val="left"/>
+      </w:pPr>
+    </w:p>
+    <w:p>
+      <w:pPr>
+        <w:jc w:val="left"/>
+      </w:pPr>
+      <w:r>
+        <w:br w:type="page"/>
+      </w:r>
+    </w:p>
+    <w:p>
+      <w:pPr>
+        <w:pStyle w:val="Ttulo1"/>
+      </w:pPr>
+      <w:bookmarkStart w:id="40" w:name="_Toc227525993"/>
+      <w:r>
+        <w:lastRenderedPageBreak/>
+        <w:t>Simulación de las variables meteorológicas de la celda 01</w:t>
+      </w:r>
+      <w:bookmarkEnd w:id="40"/>
+    </w:p>
+    <w:p>
+      <w:pPr>
+        <w:pStyle w:val="Ttulo2"/>
+        <w:spacing w:before="240" w:after="120"/>
+      </w:pPr>
+      <w:bookmarkStart w:id="41" w:name="_Toc227525994"/>
+      <w:r>
+        <w:t>S</w:t>
+      </w:r>
+      <w:r>
+        <w:t>imulación de la temperatura de la celda 01</w:t>
+      </w:r>
+      <w:bookmarkEnd w:id="41"/>
+    </w:p>
+    <w:p>
+      <w:r>
+        <w:t xml:space="preserve">En este subapartado se inicia el análisis de la simulación de las variables meteorológicas de la celda 01 a partir de las distribuciones ajustadas en el apartado 2.2. En concreto, para la temperatura se generan, de forma independiente, cuatro muestras de números pseudoaleatorios </w:t>
+      </w:r>
+      <w:r>
+        <w:t xml:space="preserve">de </w:t>
+      </w:r>
+      <w:r>
+        <w:t>los siguientes tamaños</w:t>
+      </w:r>
+      <w:r>
+        <w:t>:</w:t>
+      </w:r>
+    </w:p>
+    <w:p>
+      <w:pPr>
+        <w:pStyle w:val="Prrafodelista"/>
+        <w:numPr>
+          <w:ilvl w:val="0"/>
+          <w:numId w:val="46"/>
+        </w:numPr>
+        <w:rPr>
+          <w:rFonts w:ascii="Cambria Math" w:hAnsi="Cambria Math"/>
+          <w:oMath/>
+        </w:rPr>
+      </w:pPr>
+      <m:oMath>
+        <m:r>
           <w:rPr>
-            <w:noProof/>
+            <w:rFonts w:ascii="Cambria Math" w:hAnsi="Cambria Math"/>
           </w:rPr>
-          <w:t>3</w:t>
-        </w:r>
-      </w:fldSimple>
+          <m:t>n</m:t>
+        </m:r>
+        <m:r>
+          <w:rPr>
+            <w:rFonts w:ascii="Cambria Math" w:hAnsi="Cambria Math"/>
+          </w:rPr>
+          <m:t>=10</m:t>
+        </m:r>
+      </m:oMath>
+    </w:p>
+    <w:p>
+      <w:pPr>
+        <w:pStyle w:val="Prrafodelista"/>
+        <w:numPr>
+          <w:ilvl w:val="0"/>
+          <w:numId w:val="46"/>
+        </w:numPr>
+        <w:rPr>
+          <w:rFonts w:ascii="Cambria Math" w:hAnsi="Cambria Math"/>
+          <w:oMath/>
+        </w:rPr>
+      </w:pPr>
+      <m:oMath>
+        <m:r>
+          <w:rPr>
+            <w:rFonts w:ascii="Cambria Math" w:hAnsi="Cambria Math"/>
+          </w:rPr>
+          <m:t>n=100</m:t>
+        </m:r>
+      </m:oMath>
+    </w:p>
+    <w:p>
+      <w:pPr>
+        <w:pStyle w:val="Prrafodelista"/>
+        <w:numPr>
+          <w:ilvl w:val="0"/>
+          <w:numId w:val="46"/>
+        </w:numPr>
+        <w:rPr>
+          <w:rFonts w:ascii="Cambria Math" w:hAnsi="Cambria Math"/>
+          <w:oMath/>
+        </w:rPr>
+      </w:pPr>
+      <m:oMath>
+        <m:r>
+          <w:rPr>
+            <w:rFonts w:ascii="Cambria Math" w:hAnsi="Cambria Math"/>
+          </w:rPr>
+          <m:t>n=1000</m:t>
+        </m:r>
+      </m:oMath>
+    </w:p>
+    <w:p>
+      <w:pPr>
+        <w:pStyle w:val="Prrafodelista"/>
+        <w:numPr>
+          <w:ilvl w:val="0"/>
+          <w:numId w:val="46"/>
+        </w:numPr>
+        <w:rPr>
+          <w:rFonts w:ascii="Cambria Math" w:hAnsi="Cambria Math"/>
+          <w:oMath/>
+        </w:rPr>
+      </w:pPr>
+      <m:oMath>
+        <m:r>
+          <w:rPr>
+            <w:rFonts w:ascii="Cambria Math" w:hAnsi="Cambria Math"/>
+          </w:rPr>
+          <m:t>n=10000.</m:t>
+        </m:r>
+      </m:oMath>
+    </w:p>
+    <w:p>
+      <w:r>
+        <w:t xml:space="preserve">El objetivo es comparar, para cada tamaño muestral, la distribución simulada con los datos reales y con la función de densidad teórica, y analizar cómo evoluciona el ajuste al aumentar </w:t>
+      </w:r>
+      <m:oMath>
+        <m:r>
+          <w:rPr>
+            <w:rFonts w:ascii="Cambria Math" w:hAnsi="Cambria Math"/>
+          </w:rPr>
+          <m:t>n</m:t>
+        </m:r>
+      </m:oMath>
       <w:r>
         <w:t>.</w:t>
       </w:r>
-      <w:fldSimple w:instr=" SEQ Gráfico \* ARABIC \s 1 ">
-        <w:r>
+    </w:p>
+    <w:p>
+      <w:r>
+        <w:t xml:space="preserve">Como primer paso, en este caso necesitaremos graficar la variable temperatura para contrastar visualmente, en distintos tamaños muestrales, el grado de aproximación entre la simulación, la muestra real y el modelo teórico, de tal manera que podamos evaluar la estabilidad de la representación al aumentar </w:t>
+      </w:r>
+      <m:oMath>
+        <m:r>
           <w:rPr>
-            <w:noProof/>
+            <w:rFonts w:ascii="Cambria Math" w:hAnsi="Cambria Math"/>
           </w:rPr>
-          <w:t>6</w:t>
-        </w:r>
-      </w:fldSimple>
+          <m:t>n</m:t>
+        </m:r>
+      </m:oMath>
+      <w:r>
+        <w:t>.</w:t>
+      </w:r>
+    </w:p>
+    <w:p>
+      <w:pPr>
+        <w:keepNext/>
+        <w:jc w:val="center"/>
+      </w:pPr>
+      <w:r>
+        <w:rPr>
+          <w:noProof/>
+        </w:rPr>
+        <w:drawing>
+          <wp:inline distT="0" distB="0" distL="0" distR="0" wp14:anchorId="33E214B8" wp14:editId="209CD6CA">
+            <wp:extent cx="4680000" cy="3338848"/>
+            <wp:effectExtent l="0" t="0" r="6350" b="0"/>
+            <wp:docPr id="1173269683" name="Imagen 2"/>
+            <wp:cNvGraphicFramePr>
+              <a:graphicFrameLocks xmlns:a="http://schemas.openxmlformats.org/drawingml/2006/main" noChangeAspect="1"/>
+            </wp:cNvGraphicFramePr>
+            <a:graphic xmlns:a="http://schemas.openxmlformats.org/drawingml/2006/main">
+              <a:graphicData uri="http://schemas.openxmlformats.org/drawingml/2006/picture">
+                <pic:pic xmlns:pic="http://schemas.openxmlformats.org/drawingml/2006/picture">
+                  <pic:nvPicPr>
+                    <pic:cNvPr id="0" name="Picture 1"/>
+                    <pic:cNvPicPr>
+                      <a:picLocks noChangeAspect="1" noChangeArrowheads="1"/>
+                    </pic:cNvPicPr>
+                  </pic:nvPicPr>
+                  <pic:blipFill>
+                    <a:blip r:embed="rId25" cstate="print">
+                      <a:extLst>
+                        <a:ext uri="{28A0092B-C50C-407E-A947-70E740481C1C}">
+                          <a14:useLocalDpi xmlns:a14="http://schemas.microsoft.com/office/drawing/2010/main" val="0"/>
+                        </a:ext>
+                      </a:extLst>
+                    </a:blip>
+                    <a:srcRect/>
+                    <a:stretch>
+                      <a:fillRect/>
+                    </a:stretch>
+                  </pic:blipFill>
+                  <pic:spPr bwMode="auto">
+                    <a:xfrm>
+                      <a:off x="0" y="0"/>
+                      <a:ext cx="4680000" cy="3338848"/>
+                    </a:xfrm>
+                    <a:prstGeom prst="rect">
+                      <a:avLst/>
+                    </a:prstGeom>
+                    <a:noFill/>
+                    <a:ln>
+                      <a:noFill/>
+                    </a:ln>
+                  </pic:spPr>
+                </pic:pic>
+              </a:graphicData>
+            </a:graphic>
+          </wp:inline>
+        </w:drawing>
+      </w:r>
+    </w:p>
+    <w:p>
+      <w:pPr>
+        <w:pStyle w:val="Descripcin"/>
+      </w:pPr>
+      <w:r>
+        <w:t xml:space="preserve">Gráfico </w:t>
+      </w:r>
+      <w:r>
+        <w:fldChar w:fldCharType="begin"/>
+      </w:r>
+      <w:r>
+        <w:instrText xml:space="preserve"> STYLEREF 1 \s </w:instrText>
+      </w:r>
+      <w:r>
+        <w:fldChar w:fldCharType="separate"/>
+      </w:r>
+      <w:r>
+        <w:rPr>
+          <w:noProof/>
+        </w:rPr>
+        <w:t>4</w:t>
+      </w:r>
+      <w:r>
+        <w:fldChar w:fldCharType="end"/>
+      </w:r>
+      <w:r>
+        <w:t>.</w:t>
+      </w:r>
+      <w:r>
+        <w:fldChar w:fldCharType="begin"/>
+      </w:r>
+      <w:r>
+        <w:instrText xml:space="preserve"> SEQ Gráfico \* ARABIC \s 1 </w:instrText>
+      </w:r>
+      <w:r>
+        <w:fldChar w:fldCharType="separate"/>
+      </w:r>
+      <w:r>
+        <w:rPr>
+          <w:noProof/>
+        </w:rPr>
+        <w:t>1</w:t>
+      </w:r>
+      <w:r>
+        <w:fldChar w:fldCharType="end"/>
+      </w:r>
       <w:r>
         <w:t xml:space="preserve">: </w:t>
       </w:r>
       <w:r>
-        <w:t>Distribución bootstrap, distribución estimada, IC 50% y 99% y zonas críticas de precipitación por trimestres en celda 01</w:t>
+        <w:t>Distribución de las simulaciones de la temperatura en la celda 01 por tamaños muestrales</w:t>
       </w:r>
     </w:p>
     <w:p>
@@ -10643,48 +11020,716 @@
         <w:jc w:val="left"/>
       </w:pPr>
       <w:r>
-        <w:t>La principal proximidad se observa entre T1 y T4, mientras que T2 y T3 quedan en niveles medios inferiores con mayor separación. El paso de 50% a 99% incrementa la amplitud de los intervalos el patró</w:t>
-      </w:r>
-      <w:r>
-        <w:t>n</w:t>
-      </w:r>
-      <w:r>
-        <w:t xml:space="preserve">. En las distribuciones bootstrap, la cercanía </w:t>
-      </w:r>
-      <w:r>
-        <w:t xml:space="preserve">entre </w:t>
-      </w:r>
-      <w:r>
-        <w:t>T1</w:t>
-      </w:r>
+        <w:t xml:space="preserve">A partir de la gráfica, se observa que con </w:t>
+      </w:r>
+      <m:oMath>
+        <m:r>
+          <w:rPr>
+            <w:rFonts w:ascii="Cambria Math" w:hAnsi="Cambria Math"/>
+          </w:rPr>
+          <m:t>n=10</m:t>
+        </m:r>
+      </m:oMath>
+      <w:r>
+        <w:t xml:space="preserve"> la muestra simulada presenta una forma irregular y una variabilidad elevada, por lo que su ajuste a la distribución real y </w:t>
+      </w:r>
+      <w:r>
+        <w:lastRenderedPageBreak/>
+        <w:t xml:space="preserve">a la teórica es todavía limitado. Al pasar a </w:t>
+      </w:r>
+      <m:oMath>
+        <m:r>
+          <w:rPr>
+            <w:rFonts w:ascii="Cambria Math" w:hAnsi="Cambria Math"/>
+          </w:rPr>
+          <m:t>n=100</m:t>
+        </m:r>
+      </m:oMath>
+      <w:r>
+        <w:t xml:space="preserve">, la distribución comienza a estabilizarse y reproduce mejor la forma general de los datos observados. Posteriormente, con </w:t>
+      </w:r>
+      <m:oMath>
+        <m:r>
+          <w:rPr>
+            <w:rFonts w:ascii="Cambria Math" w:hAnsi="Cambria Math"/>
+          </w:rPr>
+          <m:t>n=1000</m:t>
+        </m:r>
+      </m:oMath>
+      <w:r>
+        <w:t xml:space="preserve">, la aproximación mejora de manera notable; finalmente, con </w:t>
+      </w:r>
+      <m:oMath>
+        <m:r>
+          <w:rPr>
+            <w:rFonts w:ascii="Cambria Math" w:hAnsi="Cambria Math"/>
+          </w:rPr>
+          <m:t>n=10000</m:t>
+        </m:r>
+      </m:oMath>
+      <w:r>
+        <w:t>, la convergencia es claramente visible, ya que el histograma simulado se alinea de forma más consistente con la densidad teórica y con la estructura global de los datos reales.</w:t>
+      </w:r>
+    </w:p>
+    <w:p>
+      <w:pPr>
+        <w:jc w:val="left"/>
+      </w:pPr>
+      <w:r>
+        <w:t>En consecuencia, para la temperatura se confirma que el incremento del tamaño muestral reduce las fluctuaciones aleatorias y mejora la estabilidad de la simulación.</w:t>
+      </w:r>
+    </w:p>
+    <w:p>
+      <w:pPr>
+        <w:pStyle w:val="Ttulo2"/>
+        <w:spacing w:before="240" w:after="120"/>
+      </w:pPr>
+      <w:bookmarkStart w:id="42" w:name="_Toc227525995"/>
+      <w:r>
+        <w:t>Simulación de la irradiación de la celda</w:t>
+      </w:r>
+      <w:r>
+        <w:t xml:space="preserve"> 01</w:t>
+      </w:r>
+      <w:bookmarkEnd w:id="42"/>
+    </w:p>
+    <w:p>
+      <w:r>
+        <w:t>A continuación, se repite el procedimiento para la irradiación, utilizando la distribución seleccionada en el apartado 2.2 y los mismos tamaños muestrales (</w:t>
+      </w:r>
+      <m:oMath>
+        <m:r>
+          <w:rPr>
+            <w:rFonts w:ascii="Cambria Math" w:hAnsi="Cambria Math"/>
+          </w:rPr>
+          <m:t>n=10</m:t>
+        </m:r>
+      </m:oMath>
+      <w:r>
+        <w:t xml:space="preserve">, </w:t>
+      </w:r>
+      <m:oMath>
+        <m:r>
+          <w:rPr>
+            <w:rFonts w:ascii="Cambria Math" w:hAnsi="Cambria Math"/>
+          </w:rPr>
+          <m:t>n=100</m:t>
+        </m:r>
+      </m:oMath>
+      <w:r>
+        <w:t xml:space="preserve">, </w:t>
+      </w:r>
+      <m:oMath>
+        <m:r>
+          <w:rPr>
+            <w:rFonts w:ascii="Cambria Math" w:hAnsi="Cambria Math"/>
+          </w:rPr>
+          <m:t>n=1000</m:t>
+        </m:r>
+      </m:oMath>
       <w:r>
         <w:t xml:space="preserve"> y </w:t>
       </w:r>
-      <w:r>
-        <w:t>T4 se mantiene</w:t>
+      <m:oMath>
+        <m:r>
+          <w:rPr>
+            <w:rFonts w:ascii="Cambria Math" w:hAnsi="Cambria Math"/>
+          </w:rPr>
+          <m:t>n=10000</m:t>
+        </m:r>
+      </m:oMath>
+      <w:r>
+        <w:t>). De este modo, se mantiene un criterio homogéneo de comparación entre variables.</w:t>
+      </w:r>
+    </w:p>
+    <w:p>
+      <w:pPr>
+        <w:jc w:val="left"/>
+      </w:pPr>
+      <w:r>
+        <w:t xml:space="preserve">Como siguiente paso, necesitaremos graficar la variable irradiación para comparar visualmente, en los cuatro tamaños muestrales, el nivel de ajuste entre la simulación, los datos reales y la densidad teórica ajustada, con el fin de valorar si la representación gana consistencia a medida que </w:t>
+      </w:r>
+      <m:oMath>
+        <m:r>
+          <w:rPr>
+            <w:rFonts w:ascii="Cambria Math" w:hAnsi="Cambria Math"/>
+          </w:rPr>
+          <m:t>n</m:t>
+        </m:r>
+      </m:oMath>
+      <w:r>
+        <w:t xml:space="preserve"> aumenta.</w:t>
+      </w:r>
+    </w:p>
+    <w:p>
+      <w:pPr>
+        <w:keepNext/>
+        <w:jc w:val="center"/>
+      </w:pPr>
+      <w:r>
+        <w:rPr>
+          <w:noProof/>
+        </w:rPr>
+        <w:drawing>
+          <wp:inline distT="0" distB="0" distL="0" distR="0" wp14:anchorId="4509D67B" wp14:editId="4354A077">
+            <wp:extent cx="4680000" cy="3340499"/>
+            <wp:effectExtent l="0" t="0" r="6350" b="0"/>
+            <wp:docPr id="1090028552" name="Imagen 4"/>
+            <wp:cNvGraphicFramePr>
+              <a:graphicFrameLocks xmlns:a="http://schemas.openxmlformats.org/drawingml/2006/main" noChangeAspect="1"/>
+            </wp:cNvGraphicFramePr>
+            <a:graphic xmlns:a="http://schemas.openxmlformats.org/drawingml/2006/main">
+              <a:graphicData uri="http://schemas.openxmlformats.org/drawingml/2006/picture">
+                <pic:pic xmlns:pic="http://schemas.openxmlformats.org/drawingml/2006/picture">
+                  <pic:nvPicPr>
+                    <pic:cNvPr id="0" name="Picture 8"/>
+                    <pic:cNvPicPr>
+                      <a:picLocks noChangeAspect="1" noChangeArrowheads="1"/>
+                    </pic:cNvPicPr>
+                  </pic:nvPicPr>
+                  <pic:blipFill>
+                    <a:blip r:embed="rId26" cstate="print">
+                      <a:extLst>
+                        <a:ext uri="{28A0092B-C50C-407E-A947-70E740481C1C}">
+                          <a14:useLocalDpi xmlns:a14="http://schemas.microsoft.com/office/drawing/2010/main" val="0"/>
+                        </a:ext>
+                      </a:extLst>
+                    </a:blip>
+                    <a:srcRect/>
+                    <a:stretch>
+                      <a:fillRect/>
+                    </a:stretch>
+                  </pic:blipFill>
+                  <pic:spPr bwMode="auto">
+                    <a:xfrm>
+                      <a:off x="0" y="0"/>
+                      <a:ext cx="4680000" cy="3340499"/>
+                    </a:xfrm>
+                    <a:prstGeom prst="rect">
+                      <a:avLst/>
+                    </a:prstGeom>
+                    <a:noFill/>
+                    <a:ln>
+                      <a:noFill/>
+                    </a:ln>
+                  </pic:spPr>
+                </pic:pic>
+              </a:graphicData>
+            </a:graphic>
+          </wp:inline>
+        </w:drawing>
+      </w:r>
+    </w:p>
+    <w:p>
+      <w:pPr>
+        <w:pStyle w:val="Descripcin"/>
+      </w:pPr>
+      <w:r>
+        <w:t xml:space="preserve">Gráfico </w:t>
+      </w:r>
+      <w:r>
+        <w:fldChar w:fldCharType="begin"/>
+      </w:r>
+      <w:r>
+        <w:instrText xml:space="preserve"> STYLEREF 1 \s </w:instrText>
+      </w:r>
+      <w:r>
+        <w:fldChar w:fldCharType="separate"/>
+      </w:r>
+      <w:r>
+        <w:rPr>
+          <w:noProof/>
+        </w:rPr>
+        <w:t>4</w:t>
+      </w:r>
+      <w:r>
+        <w:fldChar w:fldCharType="end"/>
       </w:r>
       <w:r>
         <w:t>.</w:t>
       </w:r>
+      <w:r>
+        <w:fldChar w:fldCharType="begin"/>
+      </w:r>
+      <w:r>
+        <w:instrText xml:space="preserve"> SEQ Gráfico \* ARABIC \s 1 </w:instrText>
+      </w:r>
+      <w:r>
+        <w:fldChar w:fldCharType="separate"/>
+      </w:r>
+      <w:r>
+        <w:rPr>
+          <w:noProof/>
+        </w:rPr>
+        <w:t>2</w:t>
+      </w:r>
+      <w:r>
+        <w:fldChar w:fldCharType="end"/>
+      </w:r>
+      <w:r>
+        <w:t xml:space="preserve">: </w:t>
+      </w:r>
+      <w:r>
+        <w:t>Distribución de las simulaciones de la irradiación en la celda 01 por tamaños muestrales</w:t>
+      </w:r>
     </w:p>
     <w:p>
       <w:pPr>
         <w:jc w:val="left"/>
       </w:pPr>
       <w:r>
-        <w:t>La comparación conjunta de irradiación, temperatura y precipitación muestra que el aumento del nivel de confianza de 50% a 99% ensancha los intervalos, pero no altera la conclusión en ninguna variable. En irradiación persiste la cercanía entre T2 y T3; en temperatura se mantiene una separación clara entre todos los trimestres; y en precipitación la mayor similitud se concentra en T1 y T4.</w:t>
+        <w:t xml:space="preserve">En este caso, con </w:t>
+      </w:r>
+      <m:oMath>
+        <m:r>
+          <w:rPr>
+            <w:rFonts w:ascii="Cambria Math" w:hAnsi="Cambria Math"/>
+          </w:rPr>
+          <m:t>n=10</m:t>
+        </m:r>
+      </m:oMath>
+      <w:r>
+        <w:t xml:space="preserve"> también se aprecia una alta dispersión y una forma poco estable, lo que dificulta una representación fiel del comportamiento poblacional. Sin embargo, con </w:t>
+      </w:r>
+      <m:oMath>
+        <m:r>
+          <w:rPr>
+            <w:rFonts w:ascii="Cambria Math" w:hAnsi="Cambria Math"/>
+          </w:rPr>
+          <m:t>n=100</m:t>
+        </m:r>
+      </m:oMath>
+      <w:r>
+        <w:t xml:space="preserve"> la simulación ya muestra una tendencia más regular. Además, para </w:t>
+      </w:r>
+      <m:oMath>
+        <m:r>
+          <w:rPr>
+            <w:rFonts w:ascii="Cambria Math" w:hAnsi="Cambria Math"/>
+          </w:rPr>
+          <m:t>n=1000</m:t>
+        </m:r>
+      </m:oMath>
+      <w:r>
+        <w:t xml:space="preserve"> la similitud con la densidad teórica es más clara, y con </w:t>
+      </w:r>
+      <m:oMath>
+        <m:r>
+          <w:rPr>
+            <w:rFonts w:ascii="Cambria Math" w:hAnsi="Cambria Math"/>
+          </w:rPr>
+          <m:t>n=10000</m:t>
+        </m:r>
+      </m:oMath>
+      <w:r>
+        <w:t xml:space="preserve"> </w:t>
+      </w:r>
+      <w:r>
+        <w:t>la distribución simulada presenta una alineación sólida tanto con la curva teórica como con la forma general de los datos reales.</w:t>
       </w:r>
     </w:p>
     <w:p>
       <w:pPr>
         <w:jc w:val="left"/>
       </w:pPr>
+      <w:r>
+        <w:lastRenderedPageBreak/>
+        <w:t>Por tanto, la irradiación reproduce el mismo patrón de mejora observado en temperatura: cuanto mayor es n, menor es la variabilidad muestral y mayor es la calidad del ajuste.</w:t>
+      </w:r>
+    </w:p>
+    <w:p>
+      <w:pPr>
+        <w:pStyle w:val="Ttulo2"/>
+      </w:pPr>
+      <w:bookmarkStart w:id="43" w:name="_Toc227525996"/>
+      <w:r>
+        <w:t>Simulación de la precipitación de la celda 01</w:t>
+      </w:r>
+      <w:bookmarkEnd w:id="43"/>
+    </w:p>
+    <w:p>
+      <w:r>
+        <w:t>Por último, se analiza la precipitación mediante la distribución ajustada en el</w:t>
+      </w:r>
+      <w:r>
+        <w:t xml:space="preserve"> Apartado 2.2: </w:t>
+      </w:r>
+      <w:r>
+        <w:rPr>
+          <w:b/>
+          <w:bCs/>
+        </w:rPr>
+        <w:fldChar w:fldCharType="begin"/>
+      </w:r>
+      <w:r>
+        <w:rPr>
+          <w:b/>
+          <w:bCs/>
+        </w:rPr>
+        <w:instrText xml:space="preserve"> REF _Ref227525827 \h </w:instrText>
+      </w:r>
+      <w:r>
+        <w:rPr>
+          <w:b/>
+          <w:bCs/>
+        </w:rPr>
+      </w:r>
+      <w:r>
+        <w:rPr>
+          <w:b/>
+          <w:bCs/>
+        </w:rPr>
+        <w:instrText xml:space="preserve"> \* MERGEFORMAT </w:instrText>
+      </w:r>
+      <w:r>
+        <w:rPr>
+          <w:b/>
+          <w:bCs/>
+        </w:rPr>
+        <w:fldChar w:fldCharType="separate"/>
+      </w:r>
+      <w:r>
+        <w:rPr>
+          <w:b/>
+          <w:bCs/>
+        </w:rPr>
+        <w:t>Normalidad trimestral de la irradiación en la celda 01</w:t>
+      </w:r>
+      <w:r>
+        <w:rPr>
+          <w:b/>
+          <w:bCs/>
+        </w:rPr>
+        <w:fldChar w:fldCharType="end"/>
+      </w:r>
+      <w:r>
+        <w:t xml:space="preserve">, generando igualmente cuatro muestras pseudoaleatorias con </w:t>
+      </w:r>
+      <m:oMath>
+        <m:r>
+          <w:rPr>
+            <w:rFonts w:ascii="Cambria Math" w:hAnsi="Cambria Math"/>
+          </w:rPr>
+          <m:t>n=10</m:t>
+        </m:r>
+      </m:oMath>
+      <w:r>
+        <w:t xml:space="preserve">, </w:t>
+      </w:r>
+      <m:oMath>
+        <m:r>
+          <w:rPr>
+            <w:rFonts w:ascii="Cambria Math" w:hAnsi="Cambria Math"/>
+          </w:rPr>
+          <m:t>n=100</m:t>
+        </m:r>
+      </m:oMath>
+      <w:r>
+        <w:t xml:space="preserve">, </w:t>
+      </w:r>
+      <m:oMath>
+        <m:r>
+          <w:rPr>
+            <w:rFonts w:ascii="Cambria Math" w:hAnsi="Cambria Math"/>
+          </w:rPr>
+          <m:t>n=1000</m:t>
+        </m:r>
+      </m:oMath>
+      <w:r>
+        <w:t xml:space="preserve"> y </w:t>
+      </w:r>
+      <m:oMath>
+        <m:r>
+          <w:rPr>
+            <w:rFonts w:ascii="Cambria Math" w:hAnsi="Cambria Math"/>
+          </w:rPr>
+          <m:t>n=10000</m:t>
+        </m:r>
+      </m:oMath>
+      <w:r>
+        <w:t>. Esta comparación permite evaluar si la convergencia también se mantiene en una variable con características más asimétricas.</w:t>
+      </w:r>
+    </w:p>
+    <w:p>
+      <w:r>
+        <w:t xml:space="preserve">Como cierre del análisis gráfico, en este caso necesitaremos representar la variable precipitación para examinar, en distintos tamaños de muestra, el grado de correspondencia entre la simulación, la muestra observada y el modelo teórico, de manera que podamos determinar cómo evoluciona la estabilidad del ajuste al incrementarse </w:t>
+      </w:r>
+      <m:oMath>
+        <m:r>
+          <w:rPr>
+            <w:rFonts w:ascii="Cambria Math" w:hAnsi="Cambria Math"/>
+          </w:rPr>
+          <m:t>n</m:t>
+        </m:r>
+      </m:oMath>
+      <w:r>
+        <w:t>.</w:t>
+      </w:r>
+    </w:p>
+    <w:p>
+      <w:pPr>
+        <w:keepNext/>
+        <w:jc w:val="center"/>
+      </w:pPr>
+      <w:r>
+        <w:rPr>
+          <w:noProof/>
+        </w:rPr>
+        <w:drawing>
+          <wp:inline distT="0" distB="0" distL="0" distR="0" wp14:anchorId="74C9EB34" wp14:editId="1484BD08">
+            <wp:extent cx="4680000" cy="3348754"/>
+            <wp:effectExtent l="0" t="0" r="6350" b="4445"/>
+            <wp:docPr id="1267612187" name="Imagen 5"/>
+            <wp:cNvGraphicFramePr>
+              <a:graphicFrameLocks xmlns:a="http://schemas.openxmlformats.org/drawingml/2006/main" noChangeAspect="1"/>
+            </wp:cNvGraphicFramePr>
+            <a:graphic xmlns:a="http://schemas.openxmlformats.org/drawingml/2006/main">
+              <a:graphicData uri="http://schemas.openxmlformats.org/drawingml/2006/picture">
+                <pic:pic xmlns:pic="http://schemas.openxmlformats.org/drawingml/2006/picture">
+                  <pic:nvPicPr>
+                    <pic:cNvPr id="0" name="Picture 10"/>
+                    <pic:cNvPicPr>
+                      <a:picLocks noChangeAspect="1" noChangeArrowheads="1"/>
+                    </pic:cNvPicPr>
+                  </pic:nvPicPr>
+                  <pic:blipFill>
+                    <a:blip r:embed="rId27" cstate="print">
+                      <a:extLst>
+                        <a:ext uri="{28A0092B-C50C-407E-A947-70E740481C1C}">
+                          <a14:useLocalDpi xmlns:a14="http://schemas.microsoft.com/office/drawing/2010/main" val="0"/>
+                        </a:ext>
+                      </a:extLst>
+                    </a:blip>
+                    <a:srcRect/>
+                    <a:stretch>
+                      <a:fillRect/>
+                    </a:stretch>
+                  </pic:blipFill>
+                  <pic:spPr bwMode="auto">
+                    <a:xfrm>
+                      <a:off x="0" y="0"/>
+                      <a:ext cx="4680000" cy="3348754"/>
+                    </a:xfrm>
+                    <a:prstGeom prst="rect">
+                      <a:avLst/>
+                    </a:prstGeom>
+                    <a:noFill/>
+                    <a:ln>
+                      <a:noFill/>
+                    </a:ln>
+                  </pic:spPr>
+                </pic:pic>
+              </a:graphicData>
+            </a:graphic>
+          </wp:inline>
+        </w:drawing>
+      </w:r>
+    </w:p>
+    <w:p>
+      <w:pPr>
+        <w:pStyle w:val="Descripcin"/>
+      </w:pPr>
+      <w:r>
+        <w:t xml:space="preserve">Gráfico </w:t>
+      </w:r>
+      <w:r>
+        <w:fldChar w:fldCharType="begin"/>
+      </w:r>
+      <w:r>
+        <w:instrText xml:space="preserve"> STYLEREF 1 \s </w:instrText>
+      </w:r>
+      <w:r>
+        <w:fldChar w:fldCharType="separate"/>
+      </w:r>
+      <w:r>
+        <w:rPr>
+          <w:noProof/>
+        </w:rPr>
+        <w:t>4</w:t>
+      </w:r>
+      <w:r>
+        <w:fldChar w:fldCharType="end"/>
+      </w:r>
+      <w:r>
+        <w:t>.</w:t>
+      </w:r>
+      <w:r>
+        <w:fldChar w:fldCharType="begin"/>
+      </w:r>
+      <w:r>
+        <w:instrText xml:space="preserve"> SEQ Gráfico \* ARABIC \s 1 </w:instrText>
+      </w:r>
+      <w:r>
+        <w:fldChar w:fldCharType="separate"/>
+      </w:r>
+      <w:r>
+        <w:rPr>
+          <w:noProof/>
+        </w:rPr>
+        <w:t>3</w:t>
+      </w:r>
+      <w:r>
+        <w:fldChar w:fldCharType="end"/>
+      </w:r>
+      <w:r>
+        <w:t xml:space="preserve">: </w:t>
+      </w:r>
+      <w:r>
+        <w:t>Distribución de las simulaciones de la precipitación en la celda 01 por tamaños muestrales</w:t>
+      </w:r>
     </w:p>
     <w:p>
       <w:pPr>
         <w:jc w:val="left"/>
       </w:pPr>
       <w:r>
+        <w:t xml:space="preserve">Con </w:t>
+      </w:r>
+      <m:oMath>
+        <m:r>
+          <w:rPr>
+            <w:rFonts w:ascii="Cambria Math" w:hAnsi="Cambria Math"/>
+          </w:rPr>
+          <m:t>n=10</m:t>
+        </m:r>
+      </m:oMath>
+      <w:r>
+        <w:t xml:space="preserve">, la distribución simulada resulta irregular y presenta oscilaciones notables. Después, con </w:t>
+      </w:r>
+      <m:oMath>
+        <m:r>
+          <w:rPr>
+            <w:rFonts w:ascii="Cambria Math" w:hAnsi="Cambria Math"/>
+          </w:rPr>
+          <m:t>n=100</m:t>
+        </m:r>
+      </m:oMath>
+      <w:r>
+        <w:t xml:space="preserve">, se observa una mejora en la estabilidad, aunque todavía persisten diferencias visibles respecto a la forma teórica. A medida que se incrementa el tamaño muestral a </w:t>
+      </w:r>
+      <m:oMath>
+        <m:r>
+          <w:rPr>
+            <w:rFonts w:ascii="Cambria Math" w:hAnsi="Cambria Math"/>
+          </w:rPr>
+          <m:t>n=1000</m:t>
+        </m:r>
+      </m:oMath>
+      <w:r>
+        <w:t xml:space="preserve">, la aproximación se vuelve más consistente; finalmente, con </w:t>
+      </w:r>
+      <m:oMath>
+        <m:r>
+          <w:rPr>
+            <w:rFonts w:ascii="Cambria Math" w:hAnsi="Cambria Math"/>
+          </w:rPr>
+          <m:t>n=10000</m:t>
+        </m:r>
+      </m:oMath>
+      <w:r>
+        <w:t>, la convergencia es evidente y el perfil simulado se ajusta de forma mucho más robusta al comportamiento esperado.</w:t>
+      </w:r>
+    </w:p>
+    <w:p>
+      <w:pPr>
+        <w:jc w:val="left"/>
+      </w:pPr>
+      <w:r>
+        <w:t xml:space="preserve">No obstante, incluso con tamaños grandes, pueden mantenerse discrepancias puntuales frente a los datos observados, lo que indica que, aunque el modelo </w:t>
+      </w:r>
+      <w:r>
+        <w:lastRenderedPageBreak/>
+        <w:t>seleccionado es adecuado, no capta por completo toda la complejidad del fenómeno real.</w:t>
+      </w:r>
+    </w:p>
+    <w:p>
+      <w:pPr>
+        <w:jc w:val="left"/>
+      </w:pPr>
+      <w:r>
+        <w:t>En conjunto, el análisis de temperatura, irradiación y precipitación muestra un comportamiento coherente: al aumentar el tamaño muestral, disminuye la variabilidad de las simulaciones y mejora la aproximación a la distribución teórica y a los datos reales. Este resultado es consistente con la Ley de los Grandes Números, según la cual, cuando n crece, la distribución empírica tiende a estabilizarse y a aproximarse a la distribución poblacional de referencia.</w:t>
+      </w:r>
+    </w:p>
+    <w:p>
+      <w:pPr>
+        <w:jc w:val="left"/>
+      </w:pPr>
+    </w:p>
+    <w:p>
+      <w:pPr>
+        <w:jc w:val="left"/>
+      </w:pPr>
+    </w:p>
+    <w:p>
+      <w:pPr>
+        <w:jc w:val="left"/>
+      </w:pPr>
+    </w:p>
+    <w:p>
+      <w:pPr>
+        <w:jc w:val="left"/>
+      </w:pPr>
+    </w:p>
+    <w:p>
+      <w:pPr>
+        <w:jc w:val="left"/>
+      </w:pPr>
+    </w:p>
+    <w:p>
+      <w:pPr>
+        <w:jc w:val="left"/>
+      </w:pPr>
+    </w:p>
+    <w:p>
+      <w:pPr>
+        <w:jc w:val="left"/>
+      </w:pPr>
+    </w:p>
+    <w:p>
+      <w:pPr>
+        <w:jc w:val="left"/>
+      </w:pPr>
+    </w:p>
+    <w:p>
+      <w:pPr>
+        <w:jc w:val="left"/>
+      </w:pPr>
+    </w:p>
+    <w:p>
+      <w:pPr>
+        <w:jc w:val="left"/>
+      </w:pPr>
+    </w:p>
+    <w:p>
+      <w:pPr>
+        <w:jc w:val="left"/>
+      </w:pPr>
+    </w:p>
+    <w:p>
+      <w:pPr>
+        <w:jc w:val="left"/>
+      </w:pPr>
+    </w:p>
+    <w:p>
+      <w:pPr>
+        <w:jc w:val="left"/>
+      </w:pPr>
+    </w:p>
+    <w:p>
+      <w:pPr>
+        <w:jc w:val="left"/>
+      </w:pPr>
+    </w:p>
+    <w:p>
+      <w:pPr>
+        <w:jc w:val="left"/>
+      </w:pPr>
+    </w:p>
+    <w:p>
+      <w:pPr>
+        <w:jc w:val="left"/>
+      </w:pPr>
+      <w:r>
         <w:br w:type="page"/>
       </w:r>
     </w:p>
@@ -10692,49 +11737,14 @@
       <w:pPr>
         <w:pStyle w:val="Ttulo1"/>
       </w:pPr>
-      <w:bookmarkStart w:id="39" w:name="_Toc227519008"/>
-      <w:r>
-        <w:lastRenderedPageBreak/>
-        <w:t>**Apartado4**</w:t>
-      </w:r>
-      <w:bookmarkEnd w:id="39"/>
-    </w:p>
-    <w:p>
-      <w:pPr>
-        <w:pStyle w:val="Ttulo2"/>
-      </w:pPr>
-      <w:bookmarkStart w:id="40" w:name="_Toc227519009"/>
-      <w:r>
-        <w:t>**Apartado4.1**</w:t>
-      </w:r>
-      <w:bookmarkEnd w:id="40"/>
-    </w:p>
-    <w:p>
-      <w:pPr>
-        <w:spacing w:beforeLines="240" w:before="576"/>
-      </w:pPr>
-    </w:p>
-    <w:p>
-      <w:pPr>
-        <w:spacing w:beforeLines="240" w:before="576" w:after="0"/>
-        <w:jc w:val="left"/>
-      </w:pPr>
-      <w:r>
-        <w:br w:type="page"/>
-      </w:r>
-    </w:p>
-    <w:p>
-      <w:pPr>
-        <w:pStyle w:val="Ttulo1"/>
-      </w:pPr>
-      <w:bookmarkStart w:id="41" w:name="_Toc226557342"/>
-      <w:bookmarkStart w:id="42" w:name="_Toc227519010"/>
+      <w:bookmarkStart w:id="44" w:name="_Toc226557342"/>
+      <w:bookmarkStart w:id="45" w:name="_Toc227525997"/>
       <w:r>
         <w:lastRenderedPageBreak/>
         <w:t>Conclusiones</w:t>
       </w:r>
-      <w:bookmarkEnd w:id="41"/>
-      <w:bookmarkEnd w:id="42"/>
+      <w:bookmarkEnd w:id="44"/>
+      <w:bookmarkEnd w:id="45"/>
     </w:p>
     <w:p>
       <w:pPr>
@@ -10755,14 +11765,14 @@
       <w:pPr>
         <w:pStyle w:val="Ttulo1"/>
       </w:pPr>
-      <w:bookmarkStart w:id="43" w:name="_Toc226557343"/>
-      <w:bookmarkStart w:id="44" w:name="_Toc227519011"/>
+      <w:bookmarkStart w:id="46" w:name="_Toc226557343"/>
+      <w:bookmarkStart w:id="47" w:name="_Toc227525998"/>
       <w:r>
         <w:lastRenderedPageBreak/>
         <w:t>Autoría y uso de Chatgpt</w:t>
       </w:r>
-      <w:bookmarkEnd w:id="43"/>
-      <w:bookmarkEnd w:id="44"/>
+      <w:bookmarkEnd w:id="46"/>
+      <w:bookmarkEnd w:id="47"/>
     </w:p>
     <w:p>
       <w:r>
@@ -10834,7 +11844,7 @@
         </w:rPr>
         <w:t xml:space="preserve">Apartado </w:t>
       </w:r>
-      <w:bookmarkStart w:id="45" w:name="_Ref224495289"/>
+      <w:bookmarkStart w:id="48" w:name="_Ref224495289"/>
       <w:r>
         <w:rPr>
           <w:szCs w:val="22"/>
@@ -10879,9 +11889,9 @@
       <w:pPr>
         <w:pStyle w:val="Ttulo1"/>
       </w:pPr>
-      <w:bookmarkStart w:id="46" w:name="_Ref226556916"/>
-      <w:bookmarkStart w:id="47" w:name="_Toc226557344"/>
-      <w:bookmarkStart w:id="48" w:name="_Toc227519012"/>
+      <w:bookmarkStart w:id="49" w:name="_Ref226556916"/>
+      <w:bookmarkStart w:id="50" w:name="_Toc226557344"/>
+      <w:bookmarkStart w:id="51" w:name="_Toc227525999"/>
       <w:r>
         <w:lastRenderedPageBreak/>
         <w:t>Anexo</w:t>
@@ -10889,10 +11899,10 @@
       <w:r>
         <w:t>s</w:t>
       </w:r>
-      <w:bookmarkEnd w:id="45"/>
-      <w:bookmarkEnd w:id="46"/>
-      <w:bookmarkEnd w:id="47"/>
       <w:bookmarkEnd w:id="48"/>
+      <w:bookmarkEnd w:id="49"/>
+      <w:bookmarkEnd w:id="50"/>
+      <w:bookmarkEnd w:id="51"/>
     </w:p>
     <w:p>
       <w:pPr>
@@ -10907,9 +11917,9 @@
         <w:br w:type="page"/>
       </w:r>
     </w:p>
-    <w:bookmarkStart w:id="49" w:name="_Toc227519013" w:displacedByCustomXml="next"/>
-    <w:bookmarkStart w:id="50" w:name="_Ref224510253" w:displacedByCustomXml="next"/>
-    <w:bookmarkStart w:id="51" w:name="_Toc226557345" w:displacedByCustomXml="next"/>
+    <w:bookmarkStart w:id="52" w:name="_Toc227526000" w:displacedByCustomXml="next"/>
+    <w:bookmarkStart w:id="53" w:name="_Toc226557345" w:displacedByCustomXml="next"/>
+    <w:bookmarkStart w:id="54" w:name="_Ref224510253" w:displacedByCustomXml="next"/>
     <w:sdt>
       <w:sdtPr>
         <w:rPr>
@@ -10935,9 +11945,9 @@
           <w:r>
             <w:t>Bibliografía</w:t>
           </w:r>
-          <w:bookmarkEnd w:id="51"/>
-          <w:bookmarkEnd w:id="50"/>
-          <w:bookmarkEnd w:id="49"/>
+          <w:bookmarkEnd w:id="54"/>
+          <w:bookmarkEnd w:id="53"/>
+          <w:bookmarkEnd w:id="52"/>
         </w:p>
         <w:sdt>
           <w:sdtPr>
@@ -10976,8 +11986,8 @@
       </w:sdtContent>
     </w:sdt>
     <w:sectPr>
-      <w:footerReference w:type="even" r:id="rId25"/>
-      <w:footerReference w:type="default" r:id="rId26"/>
+      <w:footerReference w:type="even" r:id="rId28"/>
+      <w:footerReference w:type="default" r:id="rId29"/>
       <w:pgSz w:w="11906" w:h="16838" w:code="9"/>
       <w:pgMar w:top="1418" w:right="1701" w:bottom="1418" w:left="1701" w:header="709" w:footer="709" w:gutter="0"/>
       <w:cols w:space="708"/>
@@ -16221,6 +17231,155 @@
     </w:lvl>
   </w:abstractNum>
   <w:abstractNum w:abstractNumId="37" w15:restartNumberingAfterBreak="0">
+    <w:nsid w:val="68072FDE"/>
+    <w:multiLevelType w:val="multilevel"/>
+    <w:tmpl w:val="0A5E3B4A"/>
+    <w:lvl w:ilvl="0">
+      <w:start w:val="1"/>
+      <w:numFmt w:val="bullet"/>
+      <w:lvlText w:val=""/>
+      <w:lvlJc w:val="left"/>
+      <w:pPr>
+        <w:tabs>
+          <w:tab w:val="num" w:pos="720"/>
+        </w:tabs>
+        <w:ind w:left="720" w:hanging="360"/>
+      </w:pPr>
+      <w:rPr>
+        <w:rFonts w:ascii="Symbol" w:hAnsi="Symbol" w:hint="default"/>
+        <w:sz w:val="20"/>
+      </w:rPr>
+    </w:lvl>
+    <w:lvl w:ilvl="1" w:tentative="1">
+      <w:start w:val="1"/>
+      <w:numFmt w:val="bullet"/>
+      <w:lvlText w:val="o"/>
+      <w:lvlJc w:val="left"/>
+      <w:pPr>
+        <w:tabs>
+          <w:tab w:val="num" w:pos="1440"/>
+        </w:tabs>
+        <w:ind w:left="1440" w:hanging="360"/>
+      </w:pPr>
+      <w:rPr>
+        <w:rFonts w:ascii="Courier New" w:hAnsi="Courier New" w:hint="default"/>
+        <w:sz w:val="20"/>
+      </w:rPr>
+    </w:lvl>
+    <w:lvl w:ilvl="2" w:tentative="1">
+      <w:start w:val="1"/>
+      <w:numFmt w:val="bullet"/>
+      <w:lvlText w:val=""/>
+      <w:lvlJc w:val="left"/>
+      <w:pPr>
+        <w:tabs>
+          <w:tab w:val="num" w:pos="2160"/>
+        </w:tabs>
+        <w:ind w:left="2160" w:hanging="360"/>
+      </w:pPr>
+      <w:rPr>
+        <w:rFonts w:ascii="Wingdings" w:hAnsi="Wingdings" w:hint="default"/>
+        <w:sz w:val="20"/>
+      </w:rPr>
+    </w:lvl>
+    <w:lvl w:ilvl="3" w:tentative="1">
+      <w:start w:val="1"/>
+      <w:numFmt w:val="bullet"/>
+      <w:lvlText w:val=""/>
+      <w:lvlJc w:val="left"/>
+      <w:pPr>
+        <w:tabs>
+          <w:tab w:val="num" w:pos="2880"/>
+        </w:tabs>
+        <w:ind w:left="2880" w:hanging="360"/>
+      </w:pPr>
+      <w:rPr>
+        <w:rFonts w:ascii="Wingdings" w:hAnsi="Wingdings" w:hint="default"/>
+        <w:sz w:val="20"/>
+      </w:rPr>
+    </w:lvl>
+    <w:lvl w:ilvl="4" w:tentative="1">
+      <w:start w:val="1"/>
+      <w:numFmt w:val="bullet"/>
+      <w:lvlText w:val=""/>
+      <w:lvlJc w:val="left"/>
+      <w:pPr>
+        <w:tabs>
+          <w:tab w:val="num" w:pos="3600"/>
+        </w:tabs>
+        <w:ind w:left="3600" w:hanging="360"/>
+      </w:pPr>
+      <w:rPr>
+        <w:rFonts w:ascii="Wingdings" w:hAnsi="Wingdings" w:hint="default"/>
+        <w:sz w:val="20"/>
+      </w:rPr>
+    </w:lvl>
+    <w:lvl w:ilvl="5" w:tentative="1">
+      <w:start w:val="1"/>
+      <w:numFmt w:val="bullet"/>
+      <w:lvlText w:val=""/>
+      <w:lvlJc w:val="left"/>
+      <w:pPr>
+        <w:tabs>
+          <w:tab w:val="num" w:pos="4320"/>
+        </w:tabs>
+        <w:ind w:left="4320" w:hanging="360"/>
+      </w:pPr>
+      <w:rPr>
+        <w:rFonts w:ascii="Wingdings" w:hAnsi="Wingdings" w:hint="default"/>
+        <w:sz w:val="20"/>
+      </w:rPr>
+    </w:lvl>
+    <w:lvl w:ilvl="6" w:tentative="1">
+      <w:start w:val="1"/>
+      <w:numFmt w:val="bullet"/>
+      <w:lvlText w:val=""/>
+      <w:lvlJc w:val="left"/>
+      <w:pPr>
+        <w:tabs>
+          <w:tab w:val="num" w:pos="5040"/>
+        </w:tabs>
+        <w:ind w:left="5040" w:hanging="360"/>
+      </w:pPr>
+      <w:rPr>
+        <w:rFonts w:ascii="Wingdings" w:hAnsi="Wingdings" w:hint="default"/>
+        <w:sz w:val="20"/>
+      </w:rPr>
+    </w:lvl>
+    <w:lvl w:ilvl="7" w:tentative="1">
+      <w:start w:val="1"/>
+      <w:numFmt w:val="bullet"/>
+      <w:lvlText w:val=""/>
+      <w:lvlJc w:val="left"/>
+      <w:pPr>
+        <w:tabs>
+          <w:tab w:val="num" w:pos="5760"/>
+        </w:tabs>
+        <w:ind w:left="5760" w:hanging="360"/>
+      </w:pPr>
+      <w:rPr>
+        <w:rFonts w:ascii="Wingdings" w:hAnsi="Wingdings" w:hint="default"/>
+        <w:sz w:val="20"/>
+      </w:rPr>
+    </w:lvl>
+    <w:lvl w:ilvl="8" w:tentative="1">
+      <w:start w:val="1"/>
+      <w:numFmt w:val="bullet"/>
+      <w:lvlText w:val=""/>
+      <w:lvlJc w:val="left"/>
+      <w:pPr>
+        <w:tabs>
+          <w:tab w:val="num" w:pos="6480"/>
+        </w:tabs>
+        <w:ind w:left="6480" w:hanging="360"/>
+      </w:pPr>
+      <w:rPr>
+        <w:rFonts w:ascii="Wingdings" w:hAnsi="Wingdings" w:hint="default"/>
+        <w:sz w:val="20"/>
+      </w:rPr>
+    </w:lvl>
+  </w:abstractNum>
+  <w:abstractNum w:abstractNumId="38" w15:restartNumberingAfterBreak="0">
     <w:nsid w:val="69F11C66"/>
     <w:multiLevelType w:val="multilevel"/>
     <w:tmpl w:val="0C0A001F"/>
@@ -16306,7 +17465,7 @@
       </w:pPr>
     </w:lvl>
   </w:abstractNum>
-  <w:abstractNum w:abstractNumId="38" w15:restartNumberingAfterBreak="0">
+  <w:abstractNum w:abstractNumId="39" w15:restartNumberingAfterBreak="0">
     <w:nsid w:val="70967D1C"/>
     <w:multiLevelType w:val="hybridMultilevel"/>
     <w:tmpl w:val="F20C5BAA"/>
@@ -16446,7 +17605,7 @@
       </w:rPr>
     </w:lvl>
   </w:abstractNum>
-  <w:abstractNum w:abstractNumId="39" w15:restartNumberingAfterBreak="0">
+  <w:abstractNum w:abstractNumId="40" w15:restartNumberingAfterBreak="0">
     <w:nsid w:val="7DA454C0"/>
     <w:multiLevelType w:val="hybridMultilevel"/>
     <w:tmpl w:val="D11255F8"/>
@@ -16562,7 +17721,7 @@
       </w:pPr>
     </w:lvl>
   </w:abstractNum>
-  <w:abstractNum w:abstractNumId="40" w15:restartNumberingAfterBreak="0">
+  <w:abstractNum w:abstractNumId="41" w15:restartNumberingAfterBreak="0">
     <w:nsid w:val="7EAE1AA6"/>
     <w:multiLevelType w:val="hybridMultilevel"/>
     <w:tmpl w:val="B44C4C34"/>
@@ -16714,7 +17873,7 @@
     <w:abstractNumId w:val="36"/>
   </w:num>
   <w:num w:numId="4" w16cid:durableId="1491212289">
-    <w:abstractNumId w:val="40"/>
+    <w:abstractNumId w:val="41"/>
   </w:num>
   <w:num w:numId="5" w16cid:durableId="1601063177">
     <w:abstractNumId w:val="17"/>
@@ -16762,7 +17921,7 @@
     <w:abstractNumId w:val="26"/>
   </w:num>
   <w:num w:numId="20" w16cid:durableId="595795465">
-    <w:abstractNumId w:val="39"/>
+    <w:abstractNumId w:val="40"/>
   </w:num>
   <w:num w:numId="21" w16cid:durableId="396044">
     <w:abstractNumId w:val="28"/>
@@ -16786,7 +17945,7 @@
     <w:abstractNumId w:val="0"/>
   </w:num>
   <w:num w:numId="28" w16cid:durableId="227544783">
-    <w:abstractNumId w:val="40"/>
+    <w:abstractNumId w:val="41"/>
   </w:num>
   <w:num w:numId="29" w16cid:durableId="786236897">
     <w:abstractNumId w:val="16"/>
@@ -16795,13 +17954,13 @@
     <w:abstractNumId w:val="27"/>
   </w:num>
   <w:num w:numId="31" w16cid:durableId="881669983">
-    <w:abstractNumId w:val="40"/>
+    <w:abstractNumId w:val="41"/>
   </w:num>
   <w:num w:numId="32" w16cid:durableId="2040082707">
     <w:abstractNumId w:val="18"/>
   </w:num>
   <w:num w:numId="33" w16cid:durableId="1819876212">
-    <w:abstractNumId w:val="38"/>
+    <w:abstractNumId w:val="39"/>
   </w:num>
   <w:num w:numId="34" w16cid:durableId="749547854">
     <w:abstractNumId w:val="1"/>
@@ -16825,7 +17984,7 @@
     <w:abstractNumId w:val="30"/>
   </w:num>
   <w:num w:numId="41" w16cid:durableId="537475598">
-    <w:abstractNumId w:val="37"/>
+    <w:abstractNumId w:val="38"/>
   </w:num>
   <w:num w:numId="42" w16cid:durableId="1632058345">
     <w:abstractNumId w:val="9"/>
@@ -16841,6 +18000,9 @@
   </w:num>
   <w:num w:numId="46" w16cid:durableId="1110927756">
     <w:abstractNumId w:val="14"/>
+  </w:num>
+  <w:num w:numId="47" w16cid:durableId="2120640525">
+    <w:abstractNumId w:val="37"/>
   </w:num>
   <w:numIdMacAtCleanup w:val="11"/>
 </w:numbering>
@@ -17421,7 +18583,6 @@
   <w:style w:type="character" w:default="1" w:styleId="Fuentedeprrafopredeter">
     <w:name w:val="Default Paragraph Font"/>
     <w:uiPriority w:val="1"/>
-    <w:semiHidden/>
     <w:unhideWhenUsed/>
   </w:style>
   <w:style w:type="table" w:default="1" w:styleId="Tablanormal">
@@ -18927,23 +20088,6 @@
 </file>
 
 <file path=customXml/item2.xml><?xml version="1.0" encoding="utf-8"?>
-<?mso-contentType ?>
-<FormTemplates xmlns="http://schemas.microsoft.com/sharepoint/v3/contenttype/forms">
-  <Display>DocumentLibraryForm</Display>
-  <Edit>DocumentLibraryForm</Edit>
-  <New>DocumentLibraryForm</New>
-</FormTemplates>
-</file>
-
-<file path=customXml/item3.xml><?xml version="1.0" encoding="utf-8"?>
-<p:properties xmlns:p="http://schemas.microsoft.com/office/2006/metadata/properties" xmlns:xsi="http://www.w3.org/2001/XMLSchema-instance" xmlns:pc="http://schemas.microsoft.com/office/infopath/2007/PartnerControls">
-  <documentManagement>
-    <_activity xmlns="a4b5ba82-f6b6-4f0d-94e3-c298a78760ad" xsi:nil="true"/>
-  </documentManagement>
-</p:properties>
-</file>
-
-<file path=customXml/item4.xml><?xml version="1.0" encoding="utf-8"?>
 <ct:contentTypeSchema xmlns:ct="http://schemas.microsoft.com/office/2006/metadata/contentType" xmlns:ma="http://schemas.microsoft.com/office/2006/metadata/properties/metaAttributes" ct:_="" ma:_="" ma:contentTypeName="Documento" ma:contentTypeID="0x010100CFEE7A9330A3654CB9C05108B37A876B" ma:contentTypeVersion="10" ma:contentTypeDescription="Crear nuevo documento." ma:contentTypeScope="" ma:versionID="383165bf2b3a3e3c38ecfac14c1ea614">
   <xsd:schema xmlns:xsd="http://www.w3.org/2001/XMLSchema" xmlns:xs="http://www.w3.org/2001/XMLSchema" xmlns:p="http://schemas.microsoft.com/office/2006/metadata/properties" xmlns:ns3="a4b5ba82-f6b6-4f0d-94e3-c298a78760ad" targetNamespace="http://schemas.microsoft.com/office/2006/metadata/properties" ma:root="true" ma:fieldsID="54b928053829e2b6d3e62e4247138fde" ns3:_="">
     <xsd:import namespace="a4b5ba82-f6b6-4f0d-94e3-c298a78760ad"/>
@@ -19125,6 +20269,23 @@
 </ct:contentTypeSchema>
 </file>
 
+<file path=customXml/item3.xml><?xml version="1.0" encoding="utf-8"?>
+<p:properties xmlns:p="http://schemas.microsoft.com/office/2006/metadata/properties" xmlns:xsi="http://www.w3.org/2001/XMLSchema-instance" xmlns:pc="http://schemas.microsoft.com/office/infopath/2007/PartnerControls">
+  <documentManagement>
+    <_activity xmlns="a4b5ba82-f6b6-4f0d-94e3-c298a78760ad" xsi:nil="true"/>
+  </documentManagement>
+</p:properties>
+</file>
+
+<file path=customXml/item4.xml><?xml version="1.0" encoding="utf-8"?>
+<?mso-contentType ?>
+<FormTemplates xmlns="http://schemas.microsoft.com/sharepoint/v3/contenttype/forms">
+  <Display>DocumentLibraryForm</Display>
+  <Edit>DocumentLibraryForm</Edit>
+  <New>DocumentLibraryForm</New>
+</FormTemplates>
+</file>
+
 <file path=customXml/itemProps1.xml><?xml version="1.0" encoding="utf-8"?>
 <ds:datastoreItem xmlns:ds="http://schemas.openxmlformats.org/officeDocument/2006/customXml" ds:itemID="{110A1E42-0218-4975-A2AA-BFA1706BB2B6}">
   <ds:schemaRefs>
@@ -19134,24 +20295,6 @@
 </file>
 
 <file path=customXml/itemProps2.xml><?xml version="1.0" encoding="utf-8"?>
-<ds:datastoreItem xmlns:ds="http://schemas.openxmlformats.org/officeDocument/2006/customXml" ds:itemID="{68FC53D6-4B1D-45A5-94CF-C792148F74B8}">
-  <ds:schemaRefs>
-    <ds:schemaRef ds:uri="http://schemas.microsoft.com/sharepoint/v3/contenttype/forms"/>
-  </ds:schemaRefs>
-</ds:datastoreItem>
-</file>
-
-<file path=customXml/itemProps3.xml><?xml version="1.0" encoding="utf-8"?>
-<ds:datastoreItem xmlns:ds="http://schemas.openxmlformats.org/officeDocument/2006/customXml" ds:itemID="{309EE98E-0D28-4A7C-A0A6-C0E416B02BA7}">
-  <ds:schemaRefs>
-    <ds:schemaRef ds:uri="http://schemas.microsoft.com/office/2006/metadata/properties"/>
-    <ds:schemaRef ds:uri="http://schemas.microsoft.com/office/infopath/2007/PartnerControls"/>
-    <ds:schemaRef ds:uri="a4b5ba82-f6b6-4f0d-94e3-c298a78760ad"/>
-  </ds:schemaRefs>
-</ds:datastoreItem>
-</file>
-
-<file path=customXml/itemProps4.xml><?xml version="1.0" encoding="utf-8"?>
 <ds:datastoreItem xmlns:ds="http://schemas.openxmlformats.org/officeDocument/2006/customXml" ds:itemID="{136A37C9-2B13-4BF7-8B63-DE99629117A2}">
   <ds:schemaRefs>
     <ds:schemaRef ds:uri="http://schemas.microsoft.com/office/2006/metadata/contentType"/>
@@ -19169,6 +20312,24 @@
 </ds:datastoreItem>
 </file>
 
+<file path=customXml/itemProps3.xml><?xml version="1.0" encoding="utf-8"?>
+<ds:datastoreItem xmlns:ds="http://schemas.openxmlformats.org/officeDocument/2006/customXml" ds:itemID="{309EE98E-0D28-4A7C-A0A6-C0E416B02BA7}">
+  <ds:schemaRefs>
+    <ds:schemaRef ds:uri="http://schemas.microsoft.com/office/2006/metadata/properties"/>
+    <ds:schemaRef ds:uri="http://schemas.microsoft.com/office/infopath/2007/PartnerControls"/>
+    <ds:schemaRef ds:uri="a4b5ba82-f6b6-4f0d-94e3-c298a78760ad"/>
+  </ds:schemaRefs>
+</ds:datastoreItem>
+</file>
+
+<file path=customXml/itemProps4.xml><?xml version="1.0" encoding="utf-8"?>
+<ds:datastoreItem xmlns:ds="http://schemas.openxmlformats.org/officeDocument/2006/customXml" ds:itemID="{68FC53D6-4B1D-45A5-94CF-C792148F74B8}">
+  <ds:schemaRefs>
+    <ds:schemaRef ds:uri="http://schemas.microsoft.com/sharepoint/v3/contenttype/forms"/>
+  </ds:schemaRefs>
+</ds:datastoreItem>
+</file>
+
 <file path=docMetadata/LabelInfo.xml><?xml version="1.0" encoding="utf-8"?>
 <clbl:labelList xmlns:clbl="http://schemas.microsoft.com/office/2020/mipLabelMetadata">
   <clbl:label id="{bcd2701c-aa9b-4d12-ba20-f3e3b83070c1}" enabled="0" method="" siteId="{bcd2701c-aa9b-4d12-ba20-f3e3b83070c1}" removed="1"/>

--- a/documentation/Informe del trabajo.docx
+++ b/documentation/Informe del trabajo.docx
@@ -173,9 +173,8 @@
           <w:sz w:val="48"/>
           <w:szCs w:val="48"/>
         </w:rPr>
-        <w:t xml:space="preserve"> </w:t>
-      </w:r>
-      <w:proofErr w:type="spellStart"/>
+        <w:t xml:space="preserve"> dataset </w:t>
+      </w:r>
       <w:r>
         <w:rPr>
           <w:b/>
@@ -183,9 +182,8 @@
           <w:sz w:val="48"/>
           <w:szCs w:val="48"/>
         </w:rPr>
-        <w:t>dataset</w:t>
-      </w:r>
-      <w:proofErr w:type="spellEnd"/>
+        <w:t>G09B</w:t>
+      </w:r>
       <w:r>
         <w:rPr>
           <w:b/>
@@ -193,24 +191,6 @@
           <w:sz w:val="48"/>
           <w:szCs w:val="48"/>
         </w:rPr>
-        <w:t xml:space="preserve"> </w:t>
-      </w:r>
-      <w:r>
-        <w:rPr>
-          <w:b/>
-          <w:smallCaps/>
-          <w:sz w:val="48"/>
-          <w:szCs w:val="48"/>
-        </w:rPr>
-        <w:t>G09B</w:t>
-      </w:r>
-      <w:r>
-        <w:rPr>
-          <w:b/>
-          <w:smallCaps/>
-          <w:sz w:val="48"/>
-          <w:szCs w:val="48"/>
-        </w:rPr>
         <w:t>”</w:t>
       </w:r>
     </w:p>
@@ -277,7 +257,7 @@
           <w:sz w:val="32"/>
           <w:szCs w:val="32"/>
         </w:rPr>
-        <w:t>Alberto Rodríguez Vicente</w:t>
+        <w:t>Pablo Romero Teruel</w:t>
       </w:r>
     </w:p>
     <w:p>
@@ -297,7 +277,7 @@
           <w:sz w:val="32"/>
           <w:szCs w:val="32"/>
         </w:rPr>
-        <w:t>Pablo Romero Teruel</w:t>
+        <w:t>Alberto Rodríguez Vicente</w:t>
       </w:r>
     </w:p>
     <w:p>
@@ -413,7 +393,7 @@
           <w:r>
             <w:fldChar w:fldCharType="separate"/>
           </w:r>
-          <w:hyperlink w:anchor="_Toc227525978" w:history="1">
+          <w:hyperlink w:anchor="_Toc227531631" w:history="1">
             <w:r>
               <w:rPr>
                 <w:rStyle w:val="Hipervnculo"/>
@@ -440,7 +420,7 @@
                 <w:noProof/>
                 <w:webHidden/>
               </w:rPr>
-              <w:instrText xml:space="preserve"> PAGEREF _Toc227525978 \h </w:instrText>
+              <w:instrText xml:space="preserve"> PAGEREF _Toc227531631 \h </w:instrText>
             </w:r>
             <w:r>
               <w:rPr>
@@ -487,7 +467,7 @@
               <w14:ligatures w14:val="standardContextual"/>
             </w:rPr>
           </w:pPr>
-          <w:hyperlink w:anchor="_Toc227525979" w:history="1">
+          <w:hyperlink w:anchor="_Toc227531632" w:history="1">
             <w:r>
               <w:rPr>
                 <w:rStyle w:val="Hipervnculo"/>
@@ -514,7 +494,7 @@
                 <w:noProof/>
                 <w:webHidden/>
               </w:rPr>
-              <w:instrText xml:space="preserve"> PAGEREF _Toc227525979 \h </w:instrText>
+              <w:instrText xml:space="preserve"> PAGEREF _Toc227531632 \h </w:instrText>
             </w:r>
             <w:r>
               <w:rPr>
@@ -560,7 +540,7 @@
               <w14:ligatures w14:val="standardContextual"/>
             </w:rPr>
           </w:pPr>
-          <w:hyperlink w:anchor="_Toc227525980" w:history="1">
+          <w:hyperlink w:anchor="_Toc227531633" w:history="1">
             <w:r>
               <w:rPr>
                 <w:rStyle w:val="Hipervnculo"/>
@@ -587,7 +567,7 @@
                 <w:noProof/>
                 <w:webHidden/>
               </w:rPr>
-              <w:instrText xml:space="preserve"> PAGEREF _Toc227525980 \h </w:instrText>
+              <w:instrText xml:space="preserve"> PAGEREF _Toc227531633 \h </w:instrText>
             </w:r>
             <w:r>
               <w:rPr>
@@ -633,7 +613,7 @@
               <w14:ligatures w14:val="standardContextual"/>
             </w:rPr>
           </w:pPr>
-          <w:hyperlink w:anchor="_Toc227525981" w:history="1">
+          <w:hyperlink w:anchor="_Toc227531634" w:history="1">
             <w:r>
               <w:rPr>
                 <w:rStyle w:val="Hipervnculo"/>
@@ -660,7 +640,7 @@
                 <w:noProof/>
                 <w:webHidden/>
               </w:rPr>
-              <w:instrText xml:space="preserve"> PAGEREF _Toc227525981 \h </w:instrText>
+              <w:instrText xml:space="preserve"> PAGEREF _Toc227531634 \h </w:instrText>
             </w:r>
             <w:r>
               <w:rPr>
@@ -707,7 +687,7 @@
               <w14:ligatures w14:val="standardContextual"/>
             </w:rPr>
           </w:pPr>
-          <w:hyperlink w:anchor="_Toc227525982" w:history="1">
+          <w:hyperlink w:anchor="_Toc227531635" w:history="1">
             <w:r>
               <w:rPr>
                 <w:rStyle w:val="Hipervnculo"/>
@@ -734,7 +714,7 @@
                 <w:noProof/>
                 <w:webHidden/>
               </w:rPr>
-              <w:instrText xml:space="preserve"> PAGEREF _Toc227525982 \h </w:instrText>
+              <w:instrText xml:space="preserve"> PAGEREF _Toc227531635 \h </w:instrText>
             </w:r>
             <w:r>
               <w:rPr>
@@ -780,7 +760,7 @@
               <w14:ligatures w14:val="standardContextual"/>
             </w:rPr>
           </w:pPr>
-          <w:hyperlink w:anchor="_Toc227525983" w:history="1">
+          <w:hyperlink w:anchor="_Toc227531636" w:history="1">
             <w:r>
               <w:rPr>
                 <w:rStyle w:val="Hipervnculo"/>
@@ -807,7 +787,7 @@
                 <w:noProof/>
                 <w:webHidden/>
               </w:rPr>
-              <w:instrText xml:space="preserve"> PAGEREF _Toc227525983 \h </w:instrText>
+              <w:instrText xml:space="preserve"> PAGEREF _Toc227531636 \h </w:instrText>
             </w:r>
             <w:r>
               <w:rPr>
@@ -853,7 +833,7 @@
               <w14:ligatures w14:val="standardContextual"/>
             </w:rPr>
           </w:pPr>
-          <w:hyperlink w:anchor="_Toc227525984" w:history="1">
+          <w:hyperlink w:anchor="_Toc227531637" w:history="1">
             <w:r>
               <w:rPr>
                 <w:rStyle w:val="Hipervnculo"/>
@@ -880,7 +860,7 @@
                 <w:noProof/>
                 <w:webHidden/>
               </w:rPr>
-              <w:instrText xml:space="preserve"> PAGEREF _Toc227525984 \h </w:instrText>
+              <w:instrText xml:space="preserve"> PAGEREF _Toc227531637 \h </w:instrText>
             </w:r>
             <w:r>
               <w:rPr>
@@ -926,7 +906,7 @@
               <w14:ligatures w14:val="standardContextual"/>
             </w:rPr>
           </w:pPr>
-          <w:hyperlink w:anchor="_Toc227525985" w:history="1">
+          <w:hyperlink w:anchor="_Toc227531638" w:history="1">
             <w:r>
               <w:rPr>
                 <w:rStyle w:val="Hipervnculo"/>
@@ -953,7 +933,7 @@
                 <w:noProof/>
                 <w:webHidden/>
               </w:rPr>
-              <w:instrText xml:space="preserve"> PAGEREF _Toc227525985 \h </w:instrText>
+              <w:instrText xml:space="preserve"> PAGEREF _Toc227531638 \h </w:instrText>
             </w:r>
             <w:r>
               <w:rPr>
@@ -999,7 +979,7 @@
               <w14:ligatures w14:val="standardContextual"/>
             </w:rPr>
           </w:pPr>
-          <w:hyperlink w:anchor="_Toc227525986" w:history="1">
+          <w:hyperlink w:anchor="_Toc227531639" w:history="1">
             <w:r>
               <w:rPr>
                 <w:rStyle w:val="Hipervnculo"/>
@@ -1026,7 +1006,7 @@
                 <w:noProof/>
                 <w:webHidden/>
               </w:rPr>
-              <w:instrText xml:space="preserve"> PAGEREF _Toc227525986 \h </w:instrText>
+              <w:instrText xml:space="preserve"> PAGEREF _Toc227531639 \h </w:instrText>
             </w:r>
             <w:r>
               <w:rPr>
@@ -1072,7 +1052,7 @@
               <w14:ligatures w14:val="standardContextual"/>
             </w:rPr>
           </w:pPr>
-          <w:hyperlink w:anchor="_Toc227525987" w:history="1">
+          <w:hyperlink w:anchor="_Toc227531640" w:history="1">
             <w:r>
               <w:rPr>
                 <w:rStyle w:val="Hipervnculo"/>
@@ -1099,7 +1079,7 @@
                 <w:noProof/>
                 <w:webHidden/>
               </w:rPr>
-              <w:instrText xml:space="preserve"> PAGEREF _Toc227525987 \h </w:instrText>
+              <w:instrText xml:space="preserve"> PAGEREF _Toc227531640 \h </w:instrText>
             </w:r>
             <w:r>
               <w:rPr>
@@ -1145,7 +1125,7 @@
               <w14:ligatures w14:val="standardContextual"/>
             </w:rPr>
           </w:pPr>
-          <w:hyperlink w:anchor="_Toc227525988" w:history="1">
+          <w:hyperlink w:anchor="_Toc227531641" w:history="1">
             <w:r>
               <w:rPr>
                 <w:rStyle w:val="Hipervnculo"/>
@@ -1172,7 +1152,7 @@
                 <w:noProof/>
                 <w:webHidden/>
               </w:rPr>
-              <w:instrText xml:space="preserve"> PAGEREF _Toc227525988 \h </w:instrText>
+              <w:instrText xml:space="preserve"> PAGEREF _Toc227531641 \h </w:instrText>
             </w:r>
             <w:r>
               <w:rPr>
@@ -1219,13 +1199,13 @@
               <w14:ligatures w14:val="standardContextual"/>
             </w:rPr>
           </w:pPr>
-          <w:hyperlink w:anchor="_Toc227525989" w:history="1">
+          <w:hyperlink w:anchor="_Toc227531642" w:history="1">
             <w:r>
               <w:rPr>
                 <w:rStyle w:val="Hipervnculo"/>
                 <w:noProof/>
               </w:rPr>
-              <w:t>3. Evaluación del solape de IC bootstrap trimestrales (50% y 99%)</w:t>
+              <w:t>3. Evaluación del solape de IC bootstrap trimestrales (50% y 99%) en la celda 01</w:t>
             </w:r>
             <w:r>
               <w:rPr>
@@ -1246,7 +1226,7 @@
                 <w:noProof/>
                 <w:webHidden/>
               </w:rPr>
-              <w:instrText xml:space="preserve"> PAGEREF _Toc227525989 \h </w:instrText>
+              <w:instrText xml:space="preserve"> PAGEREF _Toc227531642 \h </w:instrText>
             </w:r>
             <w:r>
               <w:rPr>
@@ -1292,13 +1272,13 @@
               <w14:ligatures w14:val="standardContextual"/>
             </w:rPr>
           </w:pPr>
-          <w:hyperlink w:anchor="_Toc227525990" w:history="1">
+          <w:hyperlink w:anchor="_Toc227531643" w:history="1">
             <w:r>
               <w:rPr>
                 <w:rStyle w:val="Hipervnculo"/>
                 <w:noProof/>
               </w:rPr>
-              <w:t>3.1. Análisis trimestral de la irradiación mediante intervalos y distribuciones bootstrap</w:t>
+              <w:t>3.1. Análisis trimestral de la irradiación mediante intervalos y distribuciones bootstrap en la celda 01</w:t>
             </w:r>
             <w:r>
               <w:rPr>
@@ -1319,7 +1299,7 @@
                 <w:noProof/>
                 <w:webHidden/>
               </w:rPr>
-              <w:instrText xml:space="preserve"> PAGEREF _Toc227525990 \h </w:instrText>
+              <w:instrText xml:space="preserve"> PAGEREF _Toc227531643 \h </w:instrText>
             </w:r>
             <w:r>
               <w:rPr>
@@ -1365,13 +1345,13 @@
               <w14:ligatures w14:val="standardContextual"/>
             </w:rPr>
           </w:pPr>
-          <w:hyperlink w:anchor="_Toc227525991" w:history="1">
+          <w:hyperlink w:anchor="_Toc227531644" w:history="1">
             <w:r>
               <w:rPr>
                 <w:rStyle w:val="Hipervnculo"/>
                 <w:noProof/>
               </w:rPr>
-              <w:t>3.2. Análisis trimestral de la temperatura mediante intervalos y distribuciones bootstrap</w:t>
+              <w:t>3.2. Análisis trimestral de la temperatura mediante intervalos y distribuciones bootstrap en la celda 01</w:t>
             </w:r>
             <w:r>
               <w:rPr>
@@ -1392,7 +1372,7 @@
                 <w:noProof/>
                 <w:webHidden/>
               </w:rPr>
-              <w:instrText xml:space="preserve"> PAGEREF _Toc227525991 \h </w:instrText>
+              <w:instrText xml:space="preserve"> PAGEREF _Toc227531644 \h </w:instrText>
             </w:r>
             <w:r>
               <w:rPr>
@@ -1438,13 +1418,13 @@
               <w14:ligatures w14:val="standardContextual"/>
             </w:rPr>
           </w:pPr>
-          <w:hyperlink w:anchor="_Toc227525992" w:history="1">
+          <w:hyperlink w:anchor="_Toc227531645" w:history="1">
             <w:r>
               <w:rPr>
                 <w:rStyle w:val="Hipervnculo"/>
                 <w:noProof/>
               </w:rPr>
-              <w:t>3.3. Análisis trimestral de la precipitación mediante intervalos y distribuciones bootstrap</w:t>
+              <w:t>3.3. Análisis trimestral de la precipitación mediante intervalos y distribuciones bootstrap en la celda 01</w:t>
             </w:r>
             <w:r>
               <w:rPr>
@@ -1465,7 +1445,7 @@
                 <w:noProof/>
                 <w:webHidden/>
               </w:rPr>
-              <w:instrText xml:space="preserve"> PAGEREF _Toc227525992 \h </w:instrText>
+              <w:instrText xml:space="preserve"> PAGEREF _Toc227531645 \h </w:instrText>
             </w:r>
             <w:r>
               <w:rPr>
@@ -1512,7 +1492,7 @@
               <w14:ligatures w14:val="standardContextual"/>
             </w:rPr>
           </w:pPr>
-          <w:hyperlink w:anchor="_Toc227525993" w:history="1">
+          <w:hyperlink w:anchor="_Toc227531646" w:history="1">
             <w:r>
               <w:rPr>
                 <w:rStyle w:val="Hipervnculo"/>
@@ -1539,7 +1519,7 @@
                 <w:noProof/>
                 <w:webHidden/>
               </w:rPr>
-              <w:instrText xml:space="preserve"> PAGEREF _Toc227525993 \h </w:instrText>
+              <w:instrText xml:space="preserve"> PAGEREF _Toc227531646 \h </w:instrText>
             </w:r>
             <w:r>
               <w:rPr>
@@ -1585,7 +1565,7 @@
               <w14:ligatures w14:val="standardContextual"/>
             </w:rPr>
           </w:pPr>
-          <w:hyperlink w:anchor="_Toc227525994" w:history="1">
+          <w:hyperlink w:anchor="_Toc227531647" w:history="1">
             <w:r>
               <w:rPr>
                 <w:rStyle w:val="Hipervnculo"/>
@@ -1612,7 +1592,7 @@
                 <w:noProof/>
                 <w:webHidden/>
               </w:rPr>
-              <w:instrText xml:space="preserve"> PAGEREF _Toc227525994 \h </w:instrText>
+              <w:instrText xml:space="preserve"> PAGEREF _Toc227531647 \h </w:instrText>
             </w:r>
             <w:r>
               <w:rPr>
@@ -1658,7 +1638,7 @@
               <w14:ligatures w14:val="standardContextual"/>
             </w:rPr>
           </w:pPr>
-          <w:hyperlink w:anchor="_Toc227525995" w:history="1">
+          <w:hyperlink w:anchor="_Toc227531648" w:history="1">
             <w:r>
               <w:rPr>
                 <w:rStyle w:val="Hipervnculo"/>
@@ -1685,7 +1665,7 @@
                 <w:noProof/>
                 <w:webHidden/>
               </w:rPr>
-              <w:instrText xml:space="preserve"> PAGEREF _Toc227525995 \h </w:instrText>
+              <w:instrText xml:space="preserve"> PAGEREF _Toc227531648 \h </w:instrText>
             </w:r>
             <w:r>
               <w:rPr>
@@ -1731,7 +1711,7 @@
               <w14:ligatures w14:val="standardContextual"/>
             </w:rPr>
           </w:pPr>
-          <w:hyperlink w:anchor="_Toc227525996" w:history="1">
+          <w:hyperlink w:anchor="_Toc227531649" w:history="1">
             <w:r>
               <w:rPr>
                 <w:rStyle w:val="Hipervnculo"/>
@@ -1758,7 +1738,7 @@
                 <w:noProof/>
                 <w:webHidden/>
               </w:rPr>
-              <w:instrText xml:space="preserve"> PAGEREF _Toc227525996 \h </w:instrText>
+              <w:instrText xml:space="preserve"> PAGEREF _Toc227531649 \h </w:instrText>
             </w:r>
             <w:r>
               <w:rPr>
@@ -1805,7 +1785,7 @@
               <w14:ligatures w14:val="standardContextual"/>
             </w:rPr>
           </w:pPr>
-          <w:hyperlink w:anchor="_Toc227525997" w:history="1">
+          <w:hyperlink w:anchor="_Toc227531650" w:history="1">
             <w:r>
               <w:rPr>
                 <w:rStyle w:val="Hipervnculo"/>
@@ -1832,7 +1812,7 @@
                 <w:noProof/>
                 <w:webHidden/>
               </w:rPr>
-              <w:instrText xml:space="preserve"> PAGEREF _Toc227525997 \h </w:instrText>
+              <w:instrText xml:space="preserve"> PAGEREF _Toc227531650 \h </w:instrText>
             </w:r>
             <w:r>
               <w:rPr>
@@ -1879,7 +1859,7 @@
               <w14:ligatures w14:val="standardContextual"/>
             </w:rPr>
           </w:pPr>
-          <w:hyperlink w:anchor="_Toc227525998" w:history="1">
+          <w:hyperlink w:anchor="_Toc227531651" w:history="1">
             <w:r>
               <w:rPr>
                 <w:rStyle w:val="Hipervnculo"/>
@@ -1906,7 +1886,7 @@
                 <w:noProof/>
                 <w:webHidden/>
               </w:rPr>
-              <w:instrText xml:space="preserve"> PAGEREF _Toc227525998 \h </w:instrText>
+              <w:instrText xml:space="preserve"> PAGEREF _Toc227531651 \h </w:instrText>
             </w:r>
             <w:r>
               <w:rPr>
@@ -1953,13 +1933,13 @@
               <w14:ligatures w14:val="standardContextual"/>
             </w:rPr>
           </w:pPr>
-          <w:hyperlink w:anchor="_Toc227525999" w:history="1">
+          <w:hyperlink w:anchor="_Toc227531652" w:history="1">
             <w:r>
               <w:rPr>
                 <w:rStyle w:val="Hipervnculo"/>
                 <w:noProof/>
               </w:rPr>
-              <w:t>7. Anexos</w:t>
+              <w:t>7. Bibliografía</w:t>
             </w:r>
             <w:r>
               <w:rPr>
@@ -1980,7 +1960,7 @@
                 <w:noProof/>
                 <w:webHidden/>
               </w:rPr>
-              <w:instrText xml:space="preserve"> PAGEREF _Toc227525999 \h </w:instrText>
+              <w:instrText xml:space="preserve"> PAGEREF _Toc227531652 \h </w:instrText>
             </w:r>
             <w:r>
               <w:rPr>
@@ -2001,80 +1981,6 @@
                 <w:webHidden/>
               </w:rPr>
               <w:t>24</w:t>
-            </w:r>
-            <w:r>
-              <w:rPr>
-                <w:noProof/>
-                <w:webHidden/>
-              </w:rPr>
-              <w:fldChar w:fldCharType="end"/>
-            </w:r>
-          </w:hyperlink>
-        </w:p>
-        <w:p>
-          <w:pPr>
-            <w:pStyle w:val="TDC1"/>
-            <w:tabs>
-              <w:tab w:val="right" w:leader="dot" w:pos="8494"/>
-            </w:tabs>
-            <w:rPr>
-              <w:rFonts w:asciiTheme="minorHAnsi" w:eastAsiaTheme="minorEastAsia" w:hAnsiTheme="minorHAnsi" w:cstheme="minorBidi"/>
-              <w:b w:val="0"/>
-              <w:smallCaps w:val="0"/>
-              <w:noProof/>
-              <w:kern w:val="2"/>
-              <w:sz w:val="24"/>
-              <w14:ligatures w14:val="standardContextual"/>
-            </w:rPr>
-          </w:pPr>
-          <w:hyperlink w:anchor="_Toc227526000" w:history="1">
-            <w:r>
-              <w:rPr>
-                <w:rStyle w:val="Hipervnculo"/>
-                <w:noProof/>
-              </w:rPr>
-              <w:t>8. Bibliografía</w:t>
-            </w:r>
-            <w:r>
-              <w:rPr>
-                <w:noProof/>
-                <w:webHidden/>
-              </w:rPr>
-              <w:tab/>
-            </w:r>
-            <w:r>
-              <w:rPr>
-                <w:noProof/>
-                <w:webHidden/>
-              </w:rPr>
-              <w:fldChar w:fldCharType="begin"/>
-            </w:r>
-            <w:r>
-              <w:rPr>
-                <w:noProof/>
-                <w:webHidden/>
-              </w:rPr>
-              <w:instrText xml:space="preserve"> PAGEREF _Toc227526000 \h </w:instrText>
-            </w:r>
-            <w:r>
-              <w:rPr>
-                <w:noProof/>
-                <w:webHidden/>
-              </w:rPr>
-            </w:r>
-            <w:r>
-              <w:rPr>
-                <w:noProof/>
-                <w:webHidden/>
-              </w:rPr>
-              <w:fldChar w:fldCharType="separate"/>
-            </w:r>
-            <w:r>
-              <w:rPr>
-                <w:noProof/>
-                <w:webHidden/>
-              </w:rPr>
-              <w:t>25</w:t>
             </w:r>
             <w:r>
               <w:rPr>
@@ -2104,13 +2010,15 @@
         <w:pStyle w:val="Ttulo1"/>
       </w:pPr>
       <w:bookmarkStart w:id="0" w:name="_Toc226557322"/>
-      <w:bookmarkStart w:id="1" w:name="_Toc227525978"/>
+      <w:bookmarkStart w:id="1" w:name="_Ref227528594"/>
+      <w:bookmarkStart w:id="2" w:name="_Toc227531631"/>
       <w:r>
         <w:lastRenderedPageBreak/>
         <w:t>Introducción</w:t>
       </w:r>
       <w:bookmarkEnd w:id="0"/>
       <w:bookmarkEnd w:id="1"/>
+      <w:bookmarkEnd w:id="2"/>
     </w:p>
     <w:p>
       <w:r>
@@ -2126,26 +2034,310 @@
         <w:t xml:space="preserve">Alberto Rodríguez Vicente, </w:t>
       </w:r>
       <w:r>
-        <w:t xml:space="preserve">y Pablo Romero Teruel, alumnos de la Escuela Técnica Superior de Ingeniería (ICAI) de la Universidad Pontificia Comillas. Dicho trabajo lleva como título “Análisis del </w:t>
-      </w:r>
-      <w:proofErr w:type="spellStart"/>
-      <w:r>
-        <w:t>dataset</w:t>
-      </w:r>
-      <w:proofErr w:type="spellEnd"/>
-      <w:r>
-        <w:t xml:space="preserve"> G09B” y se ha realizado dentro de la asignatura “Probabilidad y Estadística” de 1º de </w:t>
-      </w:r>
-      <w:proofErr w:type="spellStart"/>
-      <w:r>
-        <w:t>iMAT</w:t>
-      </w:r>
-      <w:proofErr w:type="spellEnd"/>
+        <w:t>y Pablo Romero Teruel, alumnos de la Escuela Técnica Superior de Ingeniería (ICAI) de la Universidad Pontificia Comillas. Dicho trabajo lleva como título “Análisis del dataset G09B” y se ha realizado dentro de la asignatura “Probabilidad y Estadística” de 1º de iMAT.</w:t>
+      </w:r>
+    </w:p>
+    <w:p>
+      <w:r>
+        <w:t>En este trabajo, se analizarán los datos del dataset para poder emplear la inferencia estadística y estimar/evaluar distintas hipótesis.</w:t>
+      </w:r>
+    </w:p>
+    <w:p>
+      <w:r>
+        <w:t xml:space="preserve">En el </w:t>
+      </w:r>
+      <w:r>
+        <w:t>a</w:t>
+      </w:r>
+      <w:r>
+        <w:t xml:space="preserve">partado 1: </w:t>
+      </w:r>
+      <w:r>
+        <w:rPr>
+          <w:b/>
+          <w:bCs/>
+        </w:rPr>
+        <w:fldChar w:fldCharType="begin"/>
+      </w:r>
+      <w:r>
+        <w:rPr>
+          <w:b/>
+          <w:bCs/>
+        </w:rPr>
+        <w:instrText xml:space="preserve"> REF _Ref227527258 \h </w:instrText>
+      </w:r>
+      <w:r>
+        <w:rPr>
+          <w:b/>
+          <w:bCs/>
+        </w:rPr>
+      </w:r>
+      <w:r>
+        <w:rPr>
+          <w:b/>
+          <w:bCs/>
+        </w:rPr>
+        <w:instrText xml:space="preserve"> \* MERGEFORMAT </w:instrText>
+      </w:r>
+      <w:r>
+        <w:rPr>
+          <w:b/>
+          <w:bCs/>
+        </w:rPr>
+        <w:fldChar w:fldCharType="separate"/>
+      </w:r>
+      <w:r>
+        <w:rPr>
+          <w:b/>
+          <w:bCs/>
+        </w:rPr>
+        <w:t>Contrastes de hipótesis para la media de la temperatura de la celda 01 en los meses de verano</w:t>
+      </w:r>
+      <w:r>
+        <w:rPr>
+          <w:b/>
+          <w:bCs/>
+        </w:rPr>
+        <w:fldChar w:fldCharType="end"/>
+      </w:r>
+      <w:r>
+        <w:rPr>
+          <w:b/>
+          <w:bCs/>
+        </w:rPr>
+        <w:t xml:space="preserve"> </w:t>
+      </w:r>
+      <w:r>
+        <w:t xml:space="preserve">se plantean las afirmaciones de dos analistas, que proponen hipótesis acerca de la media poblacional de la temperatura en verano de la celda 01. El objetivo del apartado será rechazar o no las hipótesis de los dos analistas, aportando argumentos basados en la inferencia y en un intervalo de confianza de </w:t>
+      </w:r>
+      <m:oMath>
+        <m:r>
+          <w:rPr>
+            <w:rFonts w:ascii="Cambria Math" w:hAnsi="Cambria Math"/>
+          </w:rPr>
+          <m:t>90%</m:t>
+        </m:r>
+      </m:oMath>
       <w:r>
         <w:t>.</w:t>
       </w:r>
     </w:p>
     <w:p>
+      <w:r>
+        <w:t xml:space="preserve">En el </w:t>
+      </w:r>
+      <w:r>
+        <w:t>a</w:t>
+      </w:r>
+      <w:r>
+        <w:t xml:space="preserve">partado 2: </w:t>
+      </w:r>
+      <w:r>
+        <w:rPr>
+          <w:b/>
+          <w:bCs/>
+        </w:rPr>
+        <w:fldChar w:fldCharType="begin"/>
+      </w:r>
+      <w:r>
+        <w:rPr>
+          <w:b/>
+          <w:bCs/>
+        </w:rPr>
+        <w:instrText xml:space="preserve"> REF _Ref227527473 \h </w:instrText>
+      </w:r>
+      <w:r>
+        <w:rPr>
+          <w:b/>
+          <w:bCs/>
+        </w:rPr>
+      </w:r>
+      <w:r>
+        <w:rPr>
+          <w:b/>
+          <w:bCs/>
+        </w:rPr>
+        <w:instrText xml:space="preserve"> \* MERGEFORMAT </w:instrText>
+      </w:r>
+      <w:r>
+        <w:rPr>
+          <w:b/>
+          <w:bCs/>
+        </w:rPr>
+        <w:fldChar w:fldCharType="separate"/>
+      </w:r>
+      <w:r>
+        <w:rPr>
+          <w:b/>
+          <w:bCs/>
+        </w:rPr>
+        <w:t>Ajuste de distribuciones en la celda 01</w:t>
+      </w:r>
+      <w:r>
+        <w:rPr>
+          <w:b/>
+          <w:bCs/>
+        </w:rPr>
+        <w:fldChar w:fldCharType="end"/>
+      </w:r>
+      <w:r>
+        <w:t xml:space="preserve"> se hallarán distintas distribuciones que describen de mejor manera la distribución de los datos de la celda 01, específicamente de las tres variables meteorológicas de ese dataset; temperatura, irradiación y precipitación. El objetivo será concluir qué distribución se asemeja más a las muestras.</w:t>
+      </w:r>
+    </w:p>
+    <w:p>
+      <w:r>
+        <w:t xml:space="preserve">En el </w:t>
+      </w:r>
+      <w:r>
+        <w:t>a</w:t>
+      </w:r>
+      <w:r>
+        <w:t xml:space="preserve">partado 3: </w:t>
+      </w:r>
+      <w:r>
+        <w:rPr>
+          <w:b/>
+          <w:bCs/>
+        </w:rPr>
+        <w:fldChar w:fldCharType="begin"/>
+      </w:r>
+      <w:r>
+        <w:rPr>
+          <w:b/>
+          <w:bCs/>
+        </w:rPr>
+        <w:instrText xml:space="preserve"> REF _Ref227528554 \h </w:instrText>
+      </w:r>
+      <w:r>
+        <w:rPr>
+          <w:b/>
+          <w:bCs/>
+        </w:rPr>
+      </w:r>
+      <w:r>
+        <w:rPr>
+          <w:b/>
+          <w:bCs/>
+        </w:rPr>
+        <w:instrText xml:space="preserve"> \* MERGEFORMAT </w:instrText>
+      </w:r>
+      <w:r>
+        <w:rPr>
+          <w:b/>
+          <w:bCs/>
+        </w:rPr>
+        <w:fldChar w:fldCharType="separate"/>
+      </w:r>
+      <w:r>
+        <w:rPr>
+          <w:b/>
+          <w:bCs/>
+        </w:rPr>
+        <w:t>Evaluación del solape de IC bootstrap trimestrales (50% y 99%)</w:t>
+      </w:r>
+      <w:r>
+        <w:rPr>
+          <w:b/>
+          <w:bCs/>
+        </w:rPr>
+        <w:fldChar w:fldCharType="end"/>
+      </w:r>
+      <w:r>
+        <w:t xml:space="preserve"> se estudia, mediante bootstrap, las medias trimestrales de las distintas variables en la celda 01. Además, se estudiará la progresión de los intervalos de confianza con niveles de </w:t>
+      </w:r>
+      <m:oMath>
+        <m:r>
+          <w:rPr>
+            <w:rFonts w:ascii="Cambria Math" w:hAnsi="Cambria Math"/>
+          </w:rPr>
+          <m:t>50%</m:t>
+        </m:r>
+      </m:oMath>
+      <w:r>
+        <w:t xml:space="preserve"> y </w:t>
+      </w:r>
+      <m:oMath>
+        <m:r>
+          <w:rPr>
+            <w:rFonts w:ascii="Cambria Math" w:hAnsi="Cambria Math"/>
+          </w:rPr>
+          <m:t>99%</m:t>
+        </m:r>
+      </m:oMath>
+      <w:r>
+        <w:t>, comparando los intervalos en los cuatro trimestres del año. El objetivo será entender el comportamiento de dichos intervalos e indicar si existe solapamientos entre los intervalos de los trimestres.</w:t>
+      </w:r>
+    </w:p>
+    <w:p>
+      <w:r>
+        <w:t xml:space="preserve">En el </w:t>
+      </w:r>
+      <w:r>
+        <w:t>a</w:t>
+      </w:r>
+      <w:r>
+        <w:t xml:space="preserve">partado 4: </w:t>
+      </w:r>
+      <w:r>
+        <w:rPr>
+          <w:b/>
+          <w:bCs/>
+        </w:rPr>
+        <w:fldChar w:fldCharType="begin"/>
+      </w:r>
+      <w:r>
+        <w:rPr>
+          <w:b/>
+          <w:bCs/>
+        </w:rPr>
+        <w:instrText xml:space="preserve"> REF _Ref227528560 \h </w:instrText>
+      </w:r>
+      <w:r>
+        <w:rPr>
+          <w:b/>
+          <w:bCs/>
+        </w:rPr>
+      </w:r>
+      <w:r>
+        <w:rPr>
+          <w:b/>
+          <w:bCs/>
+        </w:rPr>
+        <w:instrText xml:space="preserve"> \* MERGEFORMAT </w:instrText>
+      </w:r>
+      <w:r>
+        <w:rPr>
+          <w:b/>
+          <w:bCs/>
+        </w:rPr>
+        <w:fldChar w:fldCharType="separate"/>
+      </w:r>
+      <w:r>
+        <w:rPr>
+          <w:b/>
+          <w:bCs/>
+        </w:rPr>
+        <w:t>Simulación de las variables meteorológicas de la celda 01</w:t>
+      </w:r>
+      <w:r>
+        <w:rPr>
+          <w:b/>
+          <w:bCs/>
+        </w:rPr>
+        <w:fldChar w:fldCharType="end"/>
+      </w:r>
+      <w:r>
+        <w:rPr>
+          <w:b/>
+          <w:bCs/>
+        </w:rPr>
+        <w:t xml:space="preserve"> </w:t>
+      </w:r>
+      <w:r>
+        <w:t>se estudiará la simulación de las tres variables meteorológicas del dataset, temperatura, irradiación y precipitación, a partir de las distribuciones ajustadas previamente. El objetivo del apartado será contrastar visualmente las muestras simuladas con los datos reales y con el modelo teórico, para comprobar cómo mejora la aproximación al aumentar el tamaño muestral.</w:t>
+      </w:r>
+    </w:p>
+    <w:p>
       <w:pPr>
         <w:jc w:val="left"/>
       </w:pPr>
@@ -2154,11 +2346,6 @@
       <w:pPr>
         <w:jc w:val="left"/>
       </w:pPr>
-    </w:p>
-    <w:p>
-      <w:pPr>
-        <w:jc w:val="left"/>
-      </w:pPr>
       <w:r>
         <w:br w:type="page"/>
       </w:r>
@@ -2167,30 +2354,38 @@
       <w:pPr>
         <w:pStyle w:val="Ttulo1"/>
       </w:pPr>
-      <w:bookmarkStart w:id="2" w:name="_Toc227430910"/>
-      <w:bookmarkStart w:id="3" w:name="_Toc227525979"/>
+      <w:bookmarkStart w:id="3" w:name="_Toc227430910"/>
+      <w:bookmarkStart w:id="4" w:name="_Ref227527258"/>
+      <w:bookmarkStart w:id="5" w:name="_Ref227528541"/>
+      <w:bookmarkStart w:id="6" w:name="_Ref227530141"/>
+      <w:bookmarkStart w:id="7" w:name="_Toc227531632"/>
       <w:r>
         <w:lastRenderedPageBreak/>
         <w:t>Contrastes de hipótesis para la media de la temperatura de la celda 01 en los meses de verano</w:t>
       </w:r>
-      <w:bookmarkEnd w:id="2"/>
       <w:bookmarkEnd w:id="3"/>
-    </w:p>
-    <w:p>
-      <w:pPr>
-        <w:pStyle w:val="Ttulo2"/>
-      </w:pPr>
-      <w:bookmarkStart w:id="4" w:name="_Toc227430911"/>
-      <w:bookmarkStart w:id="5" w:name="_Toc227430928"/>
-      <w:bookmarkStart w:id="6" w:name="_Ref224508194"/>
-      <w:bookmarkStart w:id="7" w:name="_Toc226557328"/>
-      <w:bookmarkStart w:id="8" w:name="_Toc227525980"/>
-      <w:r>
-        <w:t>Contraste para la afirmación del analista 1 (media superior a 30 °C)</w:t>
-      </w:r>
       <w:bookmarkEnd w:id="4"/>
       <w:bookmarkEnd w:id="5"/>
+      <w:bookmarkEnd w:id="6"/>
+      <w:bookmarkEnd w:id="7"/>
+    </w:p>
+    <w:p>
+      <w:pPr>
+        <w:pStyle w:val="Ttulo2"/>
+      </w:pPr>
+      <w:bookmarkStart w:id="8" w:name="_Toc227430911"/>
+      <w:bookmarkStart w:id="9" w:name="_Toc227430928"/>
+      <w:bookmarkStart w:id="10" w:name="_Ref224508194"/>
+      <w:bookmarkStart w:id="11" w:name="_Toc226557328"/>
+      <w:bookmarkStart w:id="12" w:name="_Ref227527204"/>
+      <w:bookmarkStart w:id="13" w:name="_Toc227531633"/>
+      <w:r>
+        <w:t>Contraste para la afirmación del analista 1 (media superior a 30 °C)</w:t>
+      </w:r>
       <w:bookmarkEnd w:id="8"/>
+      <w:bookmarkEnd w:id="9"/>
+      <w:bookmarkEnd w:id="12"/>
+      <w:bookmarkEnd w:id="13"/>
     </w:p>
     <w:p>
       <w:pPr>
@@ -2940,7 +3135,7 @@
       <w:pPr>
         <w:pStyle w:val="Descripcin"/>
       </w:pPr>
-      <w:bookmarkStart w:id="9" w:name="_Ref227434131"/>
+      <w:bookmarkStart w:id="14" w:name="_Ref227434131"/>
       <w:r>
         <w:t xml:space="preserve">Tabla </w:t>
       </w:r>
@@ -2995,7 +3190,7 @@
       <w:r>
         <w:t>Contraste de hipótesis para la afirmación del analista 1</w:t>
       </w:r>
-      <w:bookmarkEnd w:id="9"/>
+      <w:bookmarkEnd w:id="14"/>
     </w:p>
     <w:p>
       <w:pPr>
@@ -3214,7 +3409,19 @@
           <w:rPr>
             <w:rFonts w:ascii="Cambria Math" w:hAnsi="Cambria Math"/>
           </w:rPr>
-          <m:t>⇔μ&gt;30 °C</m:t>
+          <m:t>⇔</m:t>
+        </m:r>
+        <m:r>
+          <w:rPr>
+            <w:rFonts w:ascii="Cambria Math" w:hAnsi="Cambria Math"/>
+          </w:rPr>
+          <m:t>b</m:t>
+        </m:r>
+        <m:r>
+          <w:rPr>
+            <w:rFonts w:ascii="Cambria Math" w:hAnsi="Cambria Math"/>
+          </w:rPr>
+          <m:t>μ&gt;30 °C</m:t>
         </m:r>
       </m:oMath>
     </w:p>
@@ -3321,11 +3528,11 @@
           <w:rPr>
             <w:rFonts w:ascii="Cambria Math" w:hAnsi="Cambria Math"/>
           </w:rPr>
-          <m:t>30</m:t>
+          <m:t>30 °C</m:t>
         </m:r>
       </m:oMath>
       <w:r>
-        <w:t xml:space="preserve"> grados Celsius, sino que es significativamente inferior.</w:t>
+        <w:t>, sino que es significativamente inferior.</w:t>
       </w:r>
     </w:p>
     <w:p>
@@ -3526,7 +3733,13 @@
           <w:rPr>
             <w:rFonts w:ascii="Cambria Math" w:hAnsi="Cambria Math"/>
           </w:rPr>
-          <m:t>μ=30</m:t>
+          <m:t>μ=</m:t>
+        </m:r>
+        <m:r>
+          <w:rPr>
+            <w:rFonts w:ascii="Cambria Math" w:hAnsi="Cambria Math"/>
+          </w:rPr>
+          <m:t>30 °C</m:t>
         </m:r>
       </m:oMath>
       <w:r>
@@ -3547,24 +3760,27 @@
         </m:r>
       </m:oMath>
       <w:r>
-        <w:t xml:space="preserve"> se sitúa fuera de la región crítica definida para el contraste, por lo que no se dispone de evidencia suficiente para rechazar la hipótesis nula.</w:t>
-      </w:r>
-    </w:p>
-    <w:p>
-      <w:pPr>
-        <w:jc w:val="left"/>
-      </w:pPr>
-      <w:r>
-        <w:t>En consecuencia, el gráfico confirma visualmente los resultados obtenidos analíticamente.</w:t>
+        <w:t xml:space="preserve"> se sitúa fuera de la región crítica definida para el contraste, por lo que </w:t>
+      </w:r>
+      <w:r>
+        <w:rPr>
+          <w:b/>
+          <w:bCs/>
+        </w:rPr>
+        <w:t>no se dispone de evidencia suficiente para rechazar la hipótesis nula</w:t>
+      </w:r>
+      <w:r>
+        <w:t>.</w:t>
       </w:r>
     </w:p>
     <w:p>
       <w:pPr>
         <w:pStyle w:val="Ttulo2"/>
       </w:pPr>
-      <w:bookmarkStart w:id="10" w:name="_Toc227430912"/>
-      <w:bookmarkStart w:id="11" w:name="_Toc227430929"/>
-      <w:bookmarkStart w:id="12" w:name="_Toc227525981"/>
+      <w:bookmarkStart w:id="15" w:name="_Toc227430912"/>
+      <w:bookmarkStart w:id="16" w:name="_Toc227430929"/>
+      <w:bookmarkStart w:id="17" w:name="_Ref227530338"/>
+      <w:bookmarkStart w:id="18" w:name="_Toc227531634"/>
       <w:r>
         <w:t xml:space="preserve">Contraste para la afirmación del analista </w:t>
       </w:r>
@@ -3580,9 +3796,10 @@
       <w:r>
         <w:t xml:space="preserve"> a 30 °C)</w:t>
       </w:r>
-      <w:bookmarkEnd w:id="10"/>
-      <w:bookmarkEnd w:id="11"/>
-      <w:bookmarkEnd w:id="12"/>
+      <w:bookmarkEnd w:id="15"/>
+      <w:bookmarkEnd w:id="16"/>
+      <w:bookmarkEnd w:id="17"/>
+      <w:bookmarkEnd w:id="18"/>
     </w:p>
     <w:p>
       <w:pPr>
@@ -3617,7 +3834,6 @@
         <w:jc w:val="left"/>
       </w:pPr>
       <w:r>
-        <w:lastRenderedPageBreak/>
         <w:t xml:space="preserve">Al igual que en el subapartado anterior, se planteará el contraste paramétrico correspondiente con nivel de confianza del </w:t>
       </w:r>
       <m:oMath>
@@ -3631,6 +3847,121 @@
       <w:r>
         <w:t xml:space="preserve"> (asumiendo normalidad), se indicará una hipótesis nula y su alternativa para finalizar concluyendo con el rechazo o el no rechazo de la hipótesis nula.</w:t>
       </w:r>
+    </w:p>
+    <w:p>
+      <w:pPr>
+        <w:jc w:val="left"/>
+      </w:pPr>
+      <w:r>
+        <w:lastRenderedPageBreak/>
+        <w:t>Se plantea el contraste unilateral con la misma muestra que en el caso anterior:</w:t>
+      </w:r>
+    </w:p>
+    <w:p>
+      <w:pPr>
+        <w:pStyle w:val="Prrafodelista"/>
+        <w:numPr>
+          <w:ilvl w:val="0"/>
+          <w:numId w:val="46"/>
+        </w:numPr>
+        <w:rPr>
+          <w:rFonts w:ascii="Cambria Math" w:hAnsi="Cambria Math"/>
+          <w:i/>
+        </w:rPr>
+      </w:pPr>
+      <m:oMath>
+        <m:sSub>
+          <m:sSubPr>
+            <m:ctrlPr>
+              <w:rPr>
+                <w:rFonts w:ascii="Cambria Math" w:hAnsi="Cambria Math" w:cs="Cambria Math"/>
+                <w:i/>
+              </w:rPr>
+            </m:ctrlPr>
+          </m:sSubPr>
+          <m:e>
+            <m:r>
+              <w:rPr>
+                <w:rFonts w:ascii="Cambria Math" w:hAnsi="Cambria Math"/>
+              </w:rPr>
+              <m:t>H</m:t>
+            </m:r>
+            <m:ctrlPr>
+              <w:rPr>
+                <w:rFonts w:ascii="Cambria Math" w:hAnsi="Cambria Math"/>
+                <w:i/>
+              </w:rPr>
+            </m:ctrlPr>
+          </m:e>
+          <m:sub>
+            <m:r>
+              <w:rPr>
+                <w:rFonts w:ascii="Cambria Math" w:hAnsi="Cambria Math" w:cs="Cambria Math"/>
+              </w:rPr>
+              <m:t>0</m:t>
+            </m:r>
+          </m:sub>
+        </m:sSub>
+        <m:r>
+          <w:rPr>
+            <w:rFonts w:ascii="Cambria Math" w:hAnsi="Cambria Math"/>
+          </w:rPr>
+          <m:t>⇔μ=30</m:t>
+        </m:r>
+      </m:oMath>
+    </w:p>
+    <w:p>
+      <w:pPr>
+        <w:pStyle w:val="Prrafodelista"/>
+        <w:numPr>
+          <w:ilvl w:val="0"/>
+          <w:numId w:val="46"/>
+        </w:numPr>
+        <w:rPr>
+          <w:rFonts w:ascii="Cambria Math" w:hAnsi="Cambria Math"/>
+          <w:i/>
+        </w:rPr>
+      </w:pPr>
+      <m:oMath>
+        <m:sSub>
+          <m:sSubPr>
+            <m:ctrlPr>
+              <w:rPr>
+                <w:rFonts w:ascii="Cambria Math" w:hAnsi="Cambria Math" w:cs="Cambria Math"/>
+                <w:i/>
+              </w:rPr>
+            </m:ctrlPr>
+          </m:sSubPr>
+          <m:e>
+            <m:r>
+              <w:rPr>
+                <w:rFonts w:ascii="Cambria Math" w:hAnsi="Cambria Math"/>
+              </w:rPr>
+              <m:t>H</m:t>
+            </m:r>
+            <m:ctrlPr>
+              <w:rPr>
+                <w:rFonts w:ascii="Cambria Math" w:hAnsi="Cambria Math"/>
+                <w:i/>
+              </w:rPr>
+            </m:ctrlPr>
+          </m:e>
+          <m:sub>
+            <m:r>
+              <w:rPr>
+                <w:rFonts w:ascii="Cambria Math" w:hAnsi="Cambria Math" w:cs="Cambria Math"/>
+              </w:rPr>
+              <m:t>1</m:t>
+            </m:r>
+          </m:sub>
+        </m:sSub>
+        <m:r>
+          <w:rPr>
+            <w:rFonts w:ascii="Cambria Math" w:hAnsi="Cambria Math"/>
+          </w:rPr>
+          <m:t>⇔μ&lt;30</m:t>
+        </m:r>
+      </m:oMath>
     </w:p>
     <w:tbl>
       <w:tblPr>
@@ -4410,120 +4741,6 @@
     </w:p>
     <w:p>
       <w:pPr>
-        <w:jc w:val="left"/>
-      </w:pPr>
-      <w:r>
-        <w:t>Se plantea el contraste unilateral con la misma muestra que en el caso anterior:</w:t>
-      </w:r>
-    </w:p>
-    <w:p>
-      <w:pPr>
-        <w:pStyle w:val="Prrafodelista"/>
-        <w:numPr>
-          <w:ilvl w:val="0"/>
-          <w:numId w:val="46"/>
-        </w:numPr>
-        <w:rPr>
-          <w:rFonts w:ascii="Cambria Math" w:hAnsi="Cambria Math"/>
-          <w:i/>
-        </w:rPr>
-      </w:pPr>
-      <m:oMath>
-        <m:sSub>
-          <m:sSubPr>
-            <m:ctrlPr>
-              <w:rPr>
-                <w:rFonts w:ascii="Cambria Math" w:hAnsi="Cambria Math" w:cs="Cambria Math"/>
-                <w:i/>
-              </w:rPr>
-            </m:ctrlPr>
-          </m:sSubPr>
-          <m:e>
-            <m:r>
-              <w:rPr>
-                <w:rFonts w:ascii="Cambria Math" w:hAnsi="Cambria Math"/>
-              </w:rPr>
-              <m:t>H</m:t>
-            </m:r>
-            <m:ctrlPr>
-              <w:rPr>
-                <w:rFonts w:ascii="Cambria Math" w:hAnsi="Cambria Math"/>
-                <w:i/>
-              </w:rPr>
-            </m:ctrlPr>
-          </m:e>
-          <m:sub>
-            <m:r>
-              <w:rPr>
-                <w:rFonts w:ascii="Cambria Math" w:hAnsi="Cambria Math" w:cs="Cambria Math"/>
-              </w:rPr>
-              <m:t>0</m:t>
-            </m:r>
-          </m:sub>
-        </m:sSub>
-        <m:r>
-          <w:rPr>
-            <w:rFonts w:ascii="Cambria Math" w:hAnsi="Cambria Math"/>
-          </w:rPr>
-          <m:t>⇔μ=30</m:t>
-        </m:r>
-      </m:oMath>
-    </w:p>
-    <w:p>
-      <w:pPr>
-        <w:pStyle w:val="Prrafodelista"/>
-        <w:numPr>
-          <w:ilvl w:val="0"/>
-          <w:numId w:val="46"/>
-        </w:numPr>
-        <w:rPr>
-          <w:rFonts w:ascii="Cambria Math" w:hAnsi="Cambria Math"/>
-          <w:i/>
-        </w:rPr>
-      </w:pPr>
-      <m:oMath>
-        <m:sSub>
-          <m:sSubPr>
-            <m:ctrlPr>
-              <w:rPr>
-                <w:rFonts w:ascii="Cambria Math" w:hAnsi="Cambria Math" w:cs="Cambria Math"/>
-                <w:i/>
-              </w:rPr>
-            </m:ctrlPr>
-          </m:sSubPr>
-          <m:e>
-            <m:r>
-              <w:rPr>
-                <w:rFonts w:ascii="Cambria Math" w:hAnsi="Cambria Math"/>
-              </w:rPr>
-              <m:t>H</m:t>
-            </m:r>
-            <m:ctrlPr>
-              <w:rPr>
-                <w:rFonts w:ascii="Cambria Math" w:hAnsi="Cambria Math"/>
-                <w:i/>
-              </w:rPr>
-            </m:ctrlPr>
-          </m:e>
-          <m:sub>
-            <m:r>
-              <w:rPr>
-                <w:rFonts w:ascii="Cambria Math" w:hAnsi="Cambria Math" w:cs="Cambria Math"/>
-              </w:rPr>
-              <m:t>1</m:t>
-            </m:r>
-          </m:sub>
-        </m:sSub>
-        <m:r>
-          <w:rPr>
-            <w:rFonts w:ascii="Cambria Math" w:hAnsi="Cambria Math"/>
-          </w:rPr>
-          <m:t>⇔μ&lt;30</m:t>
-        </m:r>
-      </m:oMath>
-    </w:p>
-    <w:p>
-      <w:pPr>
         <w:rPr>
           <w:rFonts w:ascii="Cambria Math" w:hAnsi="Cambria Math"/>
           <w:i/>
@@ -4594,7 +4811,17 @@
         <w:jc w:val="left"/>
       </w:pPr>
       <w:r>
-        <w:t xml:space="preserve">En conclusión, se rechaza la hipótesis nula y se concluye que la media poblacional es significativamente inferior a </w:t>
+        <w:t xml:space="preserve">En conclusión, </w:t>
+      </w:r>
+      <w:r>
+        <w:rPr>
+          <w:b/>
+          <w:bCs/>
+        </w:rPr>
+        <w:t>se rechaza la hipótesis nula</w:t>
+      </w:r>
+      <w:r>
+        <w:t xml:space="preserve"> y se concluye que la media poblacional es significativamente inferior a </w:t>
       </w:r>
       <m:oMath>
         <m:r>
@@ -4691,7 +4918,6 @@
         <w:rPr>
           <w:noProof/>
         </w:rPr>
-        <w:lastRenderedPageBreak/>
         <w:drawing>
           <wp:inline distT="0" distB="0" distL="0" distR="0" wp14:anchorId="0FC75ACF" wp14:editId="6DF370BE">
             <wp:extent cx="5400040" cy="2365375"/>
@@ -4827,6 +5053,7 @@
         <w:jc w:val="left"/>
       </w:pPr>
       <w:r>
+        <w:lastRenderedPageBreak/>
         <w:t>El gráfico representa la distribución del estimador de la media muestral junto con el intervalo de confianza unilateral del 90</w:t>
       </w:r>
       <w:r>
@@ -4928,7 +5155,17 @@
         <w:jc w:val="left"/>
       </w:pPr>
       <w:r>
-        <w:t xml:space="preserve">En conclusión, el gráfico refuerza el resultado analítico, mostrando que existen evidencias suficientes para rechazar la hipótesis nula y concluir que la media es inferior a </w:t>
+        <w:t xml:space="preserve">En conclusión, el gráfico refuerza el resultado analítico, mostrando que </w:t>
+      </w:r>
+      <w:r>
+        <w:rPr>
+          <w:b/>
+          <w:bCs/>
+        </w:rPr>
+        <w:t>existen evidencias suficientes para rechazar la hipótesis nula</w:t>
+      </w:r>
+      <w:r>
+        <w:t xml:space="preserve"> y concluir que la media es inferior a </w:t>
       </w:r>
       <m:oMath>
         <m:r>
@@ -4967,30 +5204,38 @@
       <w:pPr>
         <w:pStyle w:val="Ttulo1"/>
       </w:pPr>
-      <w:bookmarkStart w:id="13" w:name="_Toc227430913"/>
-      <w:bookmarkStart w:id="14" w:name="_Toc227525982"/>
-      <w:bookmarkEnd w:id="6"/>
-      <w:bookmarkEnd w:id="7"/>
+      <w:bookmarkStart w:id="19" w:name="_Toc227430913"/>
+      <w:bookmarkStart w:id="20" w:name="_Ref227527473"/>
+      <w:bookmarkStart w:id="21" w:name="_Ref227528546"/>
+      <w:bookmarkStart w:id="22" w:name="_Ref227530444"/>
+      <w:bookmarkStart w:id="23" w:name="_Toc227531635"/>
+      <w:bookmarkEnd w:id="10"/>
+      <w:bookmarkEnd w:id="11"/>
       <w:r>
         <w:lastRenderedPageBreak/>
         <w:t>Ajuste de distribuciones en la celda 01</w:t>
       </w:r>
-      <w:bookmarkEnd w:id="13"/>
-      <w:bookmarkEnd w:id="14"/>
+      <w:bookmarkEnd w:id="19"/>
+      <w:bookmarkEnd w:id="20"/>
+      <w:bookmarkEnd w:id="21"/>
+      <w:bookmarkEnd w:id="22"/>
+      <w:bookmarkEnd w:id="23"/>
     </w:p>
     <w:p>
       <w:pPr>
         <w:pStyle w:val="Ttulo2"/>
       </w:pPr>
-      <w:bookmarkStart w:id="15" w:name="_Toc227430914"/>
-      <w:bookmarkStart w:id="16" w:name="_Toc227430930"/>
-      <w:bookmarkStart w:id="17" w:name="_Toc227525983"/>
+      <w:bookmarkStart w:id="24" w:name="_Toc227430914"/>
+      <w:bookmarkStart w:id="25" w:name="_Toc227430930"/>
+      <w:bookmarkStart w:id="26" w:name="_Ref227530550"/>
+      <w:bookmarkStart w:id="27" w:name="_Toc227531636"/>
       <w:r>
         <w:t>Normalidad trimestral de la temperatura en la celda 01</w:t>
       </w:r>
-      <w:bookmarkEnd w:id="15"/>
-      <w:bookmarkEnd w:id="16"/>
-      <w:bookmarkEnd w:id="17"/>
+      <w:bookmarkEnd w:id="24"/>
+      <w:bookmarkEnd w:id="25"/>
+      <w:bookmarkEnd w:id="26"/>
+      <w:bookmarkEnd w:id="27"/>
     </w:p>
     <w:p>
       <w:r>
@@ -4999,15 +5244,7 @@
     </w:p>
     <w:p>
       <w:r>
-        <w:t>Para este análisis se necesita un gráfico QQ-</w:t>
-      </w:r>
-      <w:proofErr w:type="spellStart"/>
-      <w:r>
-        <w:t>Plot</w:t>
-      </w:r>
-      <w:proofErr w:type="spellEnd"/>
-      <w:r>
-        <w:t xml:space="preserve"> por trimestres de temperatura, porque permite comparar visualmente los cuantiles observados frente a los de una normal teórica y confirmar si la evidencia del contraste KS se sostiene también en la forma de la distribución.</w:t>
+        <w:t>Para este análisis se necesita un gráfico QQ-Plot por trimestres de temperatura, porque permite comparar visualmente los cuantiles observados frente a los de una normal teórica y confirmar si la evidencia del contraste KS se sostiene también en la forma de la distribución.</w:t>
       </w:r>
     </w:p>
     <w:p>
@@ -5077,7 +5314,7 @@
           <w:bCs w:val="0"/>
         </w:rPr>
       </w:pPr>
-      <w:bookmarkStart w:id="18" w:name="_Ref227434321"/>
+      <w:bookmarkStart w:id="28" w:name="_Ref227434321"/>
       <w:r>
         <w:t xml:space="preserve">Gráfico </w:t>
       </w:r>
@@ -5124,17 +5361,9 @@
         <w:t xml:space="preserve">: </w:t>
       </w:r>
       <w:r>
-        <w:t>QQ-</w:t>
-      </w:r>
-      <w:proofErr w:type="spellStart"/>
-      <w:r>
-        <w:t>Plot</w:t>
-      </w:r>
-      <w:proofErr w:type="spellEnd"/>
-      <w:r>
-        <w:t xml:space="preserve"> de la temperatura en la celda 01 por trimestres</w:t>
-      </w:r>
-      <w:bookmarkEnd w:id="18"/>
+        <w:t>QQ-Plot de la temperatura en la celda 01 por trimestres</w:t>
+      </w:r>
+      <w:bookmarkEnd w:id="28"/>
     </w:p>
     <w:p>
       <w:r>
@@ -5339,7 +5568,17 @@
     </w:p>
     <w:p>
       <w:r>
-        <w:t>Según el test de Kolmogorov-Smirnov, los datos de la muestra difieren significativamente de una distribución normal.</w:t>
+        <w:t xml:space="preserve">Según el test de Kolmogorov-Smirnov, los datos de la muestra </w:t>
+      </w:r>
+      <w:r>
+        <w:rPr>
+          <w:b/>
+          <w:bCs/>
+        </w:rPr>
+        <w:t>difieren significativamente de una distribución normal</w:t>
+      </w:r>
+      <w:r>
+        <w:t>.</w:t>
       </w:r>
     </w:p>
     <w:p>
@@ -5403,23 +5642,7 @@
           <w:b/>
           <w:bCs/>
         </w:rPr>
-        <w:t>: QQ-</w:t>
-      </w:r>
-      <w:proofErr w:type="spellStart"/>
-      <w:r>
-        <w:rPr>
-          <w:b/>
-          <w:bCs/>
-        </w:rPr>
-        <w:t>Plot</w:t>
-      </w:r>
-      <w:proofErr w:type="spellEnd"/>
-      <w:r>
-        <w:rPr>
-          <w:b/>
-          <w:bCs/>
-        </w:rPr>
-        <w:t xml:space="preserve"> de la temperatura en la celda 01 por trimestres</w:t>
+        <w:t>: QQ-Plot de la temperatura en la celda 01 por trimestres</w:t>
       </w:r>
       <w:r>
         <w:rPr>
@@ -5443,30 +5666,24 @@
       <w:pPr>
         <w:pStyle w:val="Ttulo2"/>
       </w:pPr>
-      <w:bookmarkStart w:id="19" w:name="_Toc227430915"/>
-      <w:bookmarkStart w:id="20" w:name="_Toc227430931"/>
-      <w:bookmarkStart w:id="21" w:name="_Ref227525827"/>
-      <w:bookmarkStart w:id="22" w:name="_Toc227525984"/>
+      <w:bookmarkStart w:id="29" w:name="_Toc227430915"/>
+      <w:bookmarkStart w:id="30" w:name="_Toc227430931"/>
+      <w:bookmarkStart w:id="31" w:name="_Ref227525827"/>
+      <w:bookmarkStart w:id="32" w:name="_Ref227530562"/>
+      <w:bookmarkStart w:id="33" w:name="_Toc227531637"/>
       <w:r>
         <w:lastRenderedPageBreak/>
         <w:t>Normalidad trimestral de la irradiación en la celda 01</w:t>
       </w:r>
-      <w:bookmarkEnd w:id="19"/>
-      <w:bookmarkEnd w:id="20"/>
-      <w:bookmarkEnd w:id="21"/>
-      <w:bookmarkEnd w:id="22"/>
-    </w:p>
-    <w:p>
-      <w:r>
-        <w:t>Se procederá al análisis de la distribución de la irradiación en la celda 01. De la misma manera y por la misma razón que en el subapartado anterior, es necesario un gráfico QQ-</w:t>
-      </w:r>
-      <w:proofErr w:type="spellStart"/>
-      <w:r>
-        <w:t>Plot</w:t>
-      </w:r>
-      <w:proofErr w:type="spellEnd"/>
-      <w:r>
-        <w:t>.</w:t>
+      <w:bookmarkEnd w:id="29"/>
+      <w:bookmarkEnd w:id="30"/>
+      <w:bookmarkEnd w:id="31"/>
+      <w:bookmarkEnd w:id="32"/>
+      <w:bookmarkEnd w:id="33"/>
+    </w:p>
+    <w:p>
+      <w:r>
+        <w:t>Se procederá al análisis de la distribución de la irradiación en la celda 01. De la misma manera y por la misma razón que en el subapartado anterior, es necesario un gráfico QQ-Plot.</w:t>
       </w:r>
     </w:p>
     <w:p>
@@ -5532,7 +5749,7 @@
       <w:pPr>
         <w:pStyle w:val="Descripcin"/>
       </w:pPr>
-      <w:bookmarkStart w:id="23" w:name="_Ref227434294"/>
+      <w:bookmarkStart w:id="34" w:name="_Ref227434294"/>
       <w:r>
         <w:t xml:space="preserve">Gráfico </w:t>
       </w:r>
@@ -5579,17 +5796,9 @@
         <w:t xml:space="preserve">: </w:t>
       </w:r>
       <w:r>
-        <w:t>QQ-</w:t>
-      </w:r>
-      <w:proofErr w:type="spellStart"/>
-      <w:r>
-        <w:t>Plot</w:t>
-      </w:r>
-      <w:proofErr w:type="spellEnd"/>
-      <w:r>
-        <w:t xml:space="preserve"> de la irradiación en la celda 01 por trimestres</w:t>
-      </w:r>
-      <w:bookmarkEnd w:id="23"/>
+        <w:t>QQ-Plot de la irradiación en la celda 01 por trimestres</w:t>
+      </w:r>
+      <w:bookmarkEnd w:id="34"/>
     </w:p>
     <w:p>
       <w:r>
@@ -5677,7 +5886,23 @@
     </w:p>
     <w:p>
       <w:r>
-        <w:t>Al igual que en el caso de la temperatura, de acuerdo el test de Kolmogorov-Smirnov, los datos de la muestra difieren significativamente de una distribución normal.</w:t>
+        <w:t xml:space="preserve">Al igual que en el caso de la temperatura, </w:t>
+      </w:r>
+      <w:r>
+        <w:t>de acuerdo con el</w:t>
+      </w:r>
+      <w:r>
+        <w:t xml:space="preserve"> test de Kolmogorov-Smirnov, los datos de la muestra </w:t>
+      </w:r>
+      <w:r>
+        <w:rPr>
+          <w:b/>
+          <w:bCs/>
+        </w:rPr>
+        <w:t>difieren significativamente de una distribución normal</w:t>
+      </w:r>
+      <w:r>
+        <w:t>.</w:t>
       </w:r>
     </w:p>
     <w:p>
@@ -5741,23 +5966,7 @@
           <w:b/>
           <w:bCs/>
         </w:rPr>
-        <w:t>: QQ-</w:t>
-      </w:r>
-      <w:proofErr w:type="spellStart"/>
-      <w:r>
-        <w:rPr>
-          <w:b/>
-          <w:bCs/>
-        </w:rPr>
-        <w:t>Plot</w:t>
-      </w:r>
-      <w:proofErr w:type="spellEnd"/>
-      <w:r>
-        <w:rPr>
-          <w:b/>
-          <w:bCs/>
-        </w:rPr>
-        <w:t xml:space="preserve"> de la irradiación en la celda 01 por trimestres</w:t>
+        <w:t>: QQ-Plot de la irradiación en la celda 01 por trimestres</w:t>
       </w:r>
       <w:r>
         <w:rPr>
@@ -5777,27 +5986,21 @@
       <w:pPr>
         <w:pStyle w:val="Ttulo2"/>
       </w:pPr>
-      <w:bookmarkStart w:id="24" w:name="_Toc227430916"/>
-      <w:bookmarkStart w:id="25" w:name="_Toc227430932"/>
-      <w:bookmarkStart w:id="26" w:name="_Toc227525985"/>
+      <w:bookmarkStart w:id="35" w:name="_Toc227430916"/>
+      <w:bookmarkStart w:id="36" w:name="_Toc227430932"/>
+      <w:bookmarkStart w:id="37" w:name="_Ref227530574"/>
+      <w:bookmarkStart w:id="38" w:name="_Toc227531638"/>
       <w:r>
         <w:t>Normalidad trimestral de la precipitación en la celda 01</w:t>
       </w:r>
-      <w:bookmarkEnd w:id="24"/>
-      <w:bookmarkEnd w:id="25"/>
-      <w:bookmarkEnd w:id="26"/>
-    </w:p>
-    <w:p>
-      <w:r>
-        <w:t>Por último se realizará el análisis de la distribución de la precipitación en la celda 01. Al igual que en los subapartados anteriores, se necesita un QQ-</w:t>
-      </w:r>
-      <w:proofErr w:type="spellStart"/>
-      <w:r>
-        <w:t>Plot</w:t>
-      </w:r>
-      <w:proofErr w:type="spellEnd"/>
-      <w:r>
-        <w:t xml:space="preserve"> por trimestres de precipitación, dado que la esta variable suele concentrarse cerca de cero con cola derecha larga, y esta gráfica es clave para verificar visualmente la no normalidad detectada por el contraste.</w:t>
+      <w:bookmarkEnd w:id="35"/>
+      <w:bookmarkEnd w:id="36"/>
+      <w:bookmarkEnd w:id="37"/>
+      <w:bookmarkEnd w:id="38"/>
+    </w:p>
+    <w:p>
+      <w:r>
+        <w:t>Por último se realizará el análisis de la distribución de la precipitación en la celda 01. Al igual que en los subapartados anteriores, se necesita un QQ-Plot por trimestres de precipitación, dado que la esta variable suele concentrarse cerca de cero con cola derecha larga, y esta gráfica es clave para verificar visualmente la no normalidad detectada por el contraste.</w:t>
       </w:r>
     </w:p>
     <w:p>
@@ -5910,15 +6113,7 @@
         <w:t xml:space="preserve">: </w:t>
       </w:r>
       <w:r>
-        <w:t>QQ-</w:t>
-      </w:r>
-      <w:proofErr w:type="spellStart"/>
-      <w:r>
-        <w:t>Plot</w:t>
-      </w:r>
-      <w:proofErr w:type="spellEnd"/>
-      <w:r>
-        <w:t xml:space="preserve"> de la precipitación en la celda 01 por trimestres</w:t>
+        <w:t>QQ-Plot de la precipitación en la celda 01 por trimestres</w:t>
       </w:r>
     </w:p>
     <w:p>
@@ -6001,63 +6196,33 @@
     </w:p>
     <w:p>
       <w:r>
-        <w:t>Por último, se corrobora visualmente mediante el QQ-</w:t>
-      </w:r>
-      <w:proofErr w:type="spellStart"/>
-      <w:r>
-        <w:t>Plot</w:t>
-      </w:r>
-      <w:proofErr w:type="spellEnd"/>
-      <w:r>
-        <w:t>, donde se aprecia una desviación clara de los cuantiles muestrales respecto a la diagonal teórica en toda la distribución, indicando asimetría o curtosis que la normal no puede capturar.</w:t>
+        <w:t>Por último, se corrobora visualmente mediante el QQ-Plot, donde se aprecia una desviación clara de los cuantiles muestrales respecto a la diagonal teórica en toda la distribución, indicando asimetría o curtosis que la normal no puede capturar.</w:t>
       </w:r>
     </w:p>
     <w:p>
       <w:pPr>
         <w:pStyle w:val="Ttulo2"/>
       </w:pPr>
-      <w:bookmarkStart w:id="27" w:name="_Toc227430917"/>
-      <w:bookmarkStart w:id="28" w:name="_Toc227430933"/>
-      <w:bookmarkStart w:id="29" w:name="_Toc227525986"/>
-      <w:r>
-        <w:t xml:space="preserve">Ajuste paramétrico y </w:t>
-      </w:r>
-      <w:proofErr w:type="spellStart"/>
-      <w:r>
-        <w:t>kernel</w:t>
-      </w:r>
-      <w:proofErr w:type="spellEnd"/>
-      <w:r>
-        <w:t xml:space="preserve"> de la temperatura en la celda 01</w:t>
-      </w:r>
-      <w:bookmarkEnd w:id="27"/>
-      <w:bookmarkEnd w:id="28"/>
-      <w:bookmarkEnd w:id="29"/>
-    </w:p>
-    <w:p>
-      <w:r>
-        <w:t xml:space="preserve">A continuación se hará el análisis correspondiente al ajuste paramétrico y del </w:t>
-      </w:r>
-      <w:proofErr w:type="spellStart"/>
-      <w:r>
-        <w:t>kernel</w:t>
-      </w:r>
-      <w:proofErr w:type="spellEnd"/>
-      <w:r>
-        <w:t xml:space="preserve"> en la temperatura de la celda 01.</w:t>
-      </w:r>
-    </w:p>
-    <w:p>
-      <w:r>
-        <w:t xml:space="preserve">Para esta parte se necesita una gráfica comparativa única con histograma, distribuciones paramétricas y Estimador por Densidad de </w:t>
-      </w:r>
-      <w:proofErr w:type="spellStart"/>
-      <w:r>
-        <w:t>Kernel</w:t>
-      </w:r>
-      <w:proofErr w:type="spellEnd"/>
-      <w:r>
-        <w:t xml:space="preserve"> (KDE)  para temperatura, porque así se puede evaluar simultáneamente ajuste matemático (verosimilitud) e interpretación física de cada modelo.</w:t>
+      <w:bookmarkStart w:id="39" w:name="_Toc227430917"/>
+      <w:bookmarkStart w:id="40" w:name="_Toc227430933"/>
+      <w:bookmarkStart w:id="41" w:name="_Ref227530598"/>
+      <w:bookmarkStart w:id="42" w:name="_Toc227531639"/>
+      <w:r>
+        <w:t>Ajuste paramétrico y kernel de la temperatura en la celda 01</w:t>
+      </w:r>
+      <w:bookmarkEnd w:id="39"/>
+      <w:bookmarkEnd w:id="40"/>
+      <w:bookmarkEnd w:id="41"/>
+      <w:bookmarkEnd w:id="42"/>
+    </w:p>
+    <w:p>
+      <w:r>
+        <w:t>A continuación se hará el análisis correspondiente al ajuste paramétrico y del kernel en la temperatura de la celda 01.</w:t>
+      </w:r>
+    </w:p>
+    <w:p>
+      <w:r>
+        <w:t>Para esta parte se necesita una gráfica comparativa única con histograma, distribuciones paramétricas y Estimador por Densidad de Kernel (KDE)  para temperatura, porque así se puede evaluar simultáneamente ajuste matemático (verosimilitud) e interpretación física de cada modelo.</w:t>
       </w:r>
     </w:p>
     <w:p>
@@ -6166,15 +6331,7 @@
         <w:fldChar w:fldCharType="end"/>
       </w:r>
       <w:r>
-        <w:t xml:space="preserve">: Ajuste de distribuciones paramétricas y </w:t>
-      </w:r>
-      <w:proofErr w:type="spellStart"/>
-      <w:r>
-        <w:t>kernel</w:t>
-      </w:r>
-      <w:proofErr w:type="spellEnd"/>
-      <w:r>
-        <w:t xml:space="preserve"> a la temperatura en la celda 01</w:t>
+        <w:t>: Ajuste de distribuciones paramétricas y kernel a la temperatura en la celda 01</w:t>
       </w:r>
     </w:p>
     <w:p>
@@ -6199,59 +6356,29 @@
         <w:t>Triangular</w:t>
       </w:r>
       <w:r>
-        <w:t xml:space="preserve"> presentan la mayor verosimilitud. La Triangular tiene menos parámetros (3 parámetros frente a 4), y modela mejor la existencia de una moda grande a la izquierda de la distribución, pero no la </w:t>
-      </w:r>
-      <w:proofErr w:type="spellStart"/>
-      <w:r>
-        <w:t>bimodalidad</w:t>
-      </w:r>
-      <w:proofErr w:type="spellEnd"/>
-      <w:r>
-        <w:t xml:space="preserve"> de la distribución.</w:t>
-      </w:r>
-    </w:p>
-    <w:p>
-      <w:r>
-        <w:t xml:space="preserve">No obstante, el Estimador por Densidad de </w:t>
-      </w:r>
-      <w:proofErr w:type="spellStart"/>
-      <w:r>
-        <w:t>Kernel</w:t>
-      </w:r>
-      <w:proofErr w:type="spellEnd"/>
-      <w:r>
-        <w:t xml:space="preserve"> (KDE) captura de forma mucho más precisa la estructura real de los datos. Dado que la temperatura presenta cierta </w:t>
-      </w:r>
-      <w:proofErr w:type="spellStart"/>
-      <w:r>
-        <w:t>bimodalidad</w:t>
-      </w:r>
-      <w:proofErr w:type="spellEnd"/>
-      <w:r>
-        <w:t xml:space="preserve"> o irregularidades por los ciclos diurnos/estacionales, el KDE resulta la aproximación empírica más fiel.</w:t>
+        <w:t xml:space="preserve"> presentan la mayor verosimilitud. La Triangular tiene menos parámetros (3 parámetros frente a 4), y modela mejor la existencia de una moda grande a la izquierda de la distribución, pero no la bimodalidad de la distribución.</w:t>
+      </w:r>
+    </w:p>
+    <w:p>
+      <w:r>
+        <w:t>No obstante, el Estimador por Densidad de Kernel (KDE) captura de forma mucho más precisa la estructura real de los datos. Dado que la temperatura presenta cierta bimodalidad o irregularidades por los ciclos diurnos/estacionales, el KDE resulta la aproximación empírica más fiel.</w:t>
       </w:r>
     </w:p>
     <w:p>
       <w:pPr>
         <w:pStyle w:val="Ttulo2"/>
       </w:pPr>
-      <w:bookmarkStart w:id="30" w:name="_Toc227430918"/>
-      <w:bookmarkStart w:id="31" w:name="_Toc227430934"/>
-      <w:bookmarkStart w:id="32" w:name="_Toc227525987"/>
-      <w:r>
-        <w:t xml:space="preserve">Ajuste paramétrico y </w:t>
-      </w:r>
-      <w:proofErr w:type="spellStart"/>
-      <w:r>
-        <w:t>kernel</w:t>
-      </w:r>
-      <w:proofErr w:type="spellEnd"/>
-      <w:r>
-        <w:t xml:space="preserve"> de la irradiación en la celda 01</w:t>
-      </w:r>
-      <w:bookmarkEnd w:id="30"/>
-      <w:bookmarkEnd w:id="31"/>
-      <w:bookmarkEnd w:id="32"/>
+      <w:bookmarkStart w:id="43" w:name="_Toc227430918"/>
+      <w:bookmarkStart w:id="44" w:name="_Toc227430934"/>
+      <w:bookmarkStart w:id="45" w:name="_Ref227530604"/>
+      <w:bookmarkStart w:id="46" w:name="_Toc227531640"/>
+      <w:r>
+        <w:t>Ajuste paramétrico y kernel de la irradiación en la celda 01</w:t>
+      </w:r>
+      <w:bookmarkEnd w:id="43"/>
+      <w:bookmarkEnd w:id="44"/>
+      <w:bookmarkEnd w:id="45"/>
+      <w:bookmarkEnd w:id="46"/>
     </w:p>
     <w:p>
       <w:r>
@@ -6367,15 +6494,7 @@
         <w:t xml:space="preserve">: </w:t>
       </w:r>
       <w:r>
-        <w:t xml:space="preserve">Ajuste de distribuciones paramétricas y </w:t>
-      </w:r>
-      <w:proofErr w:type="spellStart"/>
-      <w:r>
-        <w:t>kernel</w:t>
-      </w:r>
-      <w:proofErr w:type="spellEnd"/>
-      <w:r>
-        <w:t xml:space="preserve"> a la irradiación en la celda 01</w:t>
+        <w:t>Ajuste de distribuciones paramétricas y kernel a la irradiación en la celda 01</w:t>
       </w:r>
     </w:p>
     <w:p>
@@ -6398,23 +6517,17 @@
       <w:pPr>
         <w:pStyle w:val="Ttulo2"/>
       </w:pPr>
-      <w:bookmarkStart w:id="33" w:name="_Toc227430919"/>
-      <w:bookmarkStart w:id="34" w:name="_Toc227430935"/>
-      <w:bookmarkStart w:id="35" w:name="_Toc227525988"/>
-      <w:r>
-        <w:t xml:space="preserve">Ajuste paramétrico y </w:t>
-      </w:r>
-      <w:proofErr w:type="spellStart"/>
-      <w:r>
-        <w:t>kernel</w:t>
-      </w:r>
-      <w:proofErr w:type="spellEnd"/>
-      <w:r>
-        <w:t xml:space="preserve"> de la precipitación en la celda 01</w:t>
-      </w:r>
-      <w:bookmarkEnd w:id="33"/>
-      <w:bookmarkEnd w:id="34"/>
-      <w:bookmarkEnd w:id="35"/>
+      <w:bookmarkStart w:id="47" w:name="_Toc227430919"/>
+      <w:bookmarkStart w:id="48" w:name="_Toc227430935"/>
+      <w:bookmarkStart w:id="49" w:name="_Ref227530605"/>
+      <w:bookmarkStart w:id="50" w:name="_Toc227531641"/>
+      <w:r>
+        <w:t>Ajuste paramétrico y kernel de la precipitación en la celda 01</w:t>
+      </w:r>
+      <w:bookmarkEnd w:id="47"/>
+      <w:bookmarkEnd w:id="48"/>
+      <w:bookmarkEnd w:id="49"/>
+      <w:bookmarkEnd w:id="50"/>
     </w:p>
     <w:p>
       <w:pPr>
@@ -6535,15 +6648,7 @@
         <w:t xml:space="preserve">: </w:t>
       </w:r>
       <w:r>
-        <w:t xml:space="preserve">Ajuste de distribuciones paramétricas y </w:t>
-      </w:r>
-      <w:proofErr w:type="spellStart"/>
-      <w:r>
-        <w:t>kernel</w:t>
-      </w:r>
-      <w:proofErr w:type="spellEnd"/>
-      <w:r>
-        <w:t xml:space="preserve"> a la precipitación en la celda 01</w:t>
+        <w:t>Ajuste de distribuciones paramétricas y kernel a la precipitación en la celda 01</w:t>
       </w:r>
     </w:p>
     <w:p>
@@ -6579,36 +6684,35 @@
       <w:pPr>
         <w:pStyle w:val="Ttulo1"/>
       </w:pPr>
-      <w:bookmarkStart w:id="36" w:name="_Toc227525989"/>
+      <w:bookmarkStart w:id="51" w:name="_Ref227528554"/>
+      <w:bookmarkStart w:id="52" w:name="_Ref227530783"/>
+      <w:bookmarkStart w:id="53" w:name="_Toc227531642"/>
       <w:r>
         <w:lastRenderedPageBreak/>
-        <w:t xml:space="preserve">Evaluación del solape de IC </w:t>
-      </w:r>
-      <w:proofErr w:type="spellStart"/>
-      <w:r>
-        <w:t>bootstrap</w:t>
-      </w:r>
-      <w:proofErr w:type="spellEnd"/>
-      <w:r>
-        <w:t xml:space="preserve"> trimestrales (50% y 99%)</w:t>
-      </w:r>
-      <w:bookmarkEnd w:id="36"/>
+        <w:t>Evaluación del solape de IC bootstrap trimestrales (50% y 99%)</w:t>
+      </w:r>
+      <w:bookmarkEnd w:id="51"/>
+      <w:r>
+        <w:t xml:space="preserve"> en la celda 01</w:t>
+      </w:r>
+      <w:bookmarkEnd w:id="52"/>
+      <w:bookmarkEnd w:id="53"/>
     </w:p>
     <w:p>
       <w:pPr>
         <w:pStyle w:val="Ttulo2"/>
         <w:spacing w:before="240" w:after="120"/>
       </w:pPr>
-      <w:bookmarkStart w:id="37" w:name="_Toc227525990"/>
-      <w:r>
-        <w:t xml:space="preserve">Análisis trimestral de la irradiación mediante intervalos y distribuciones </w:t>
-      </w:r>
-      <w:proofErr w:type="spellStart"/>
-      <w:r>
-        <w:t>bootstrap</w:t>
-      </w:r>
-      <w:bookmarkEnd w:id="37"/>
-      <w:proofErr w:type="spellEnd"/>
+      <w:bookmarkStart w:id="54" w:name="_Ref227530860"/>
+      <w:bookmarkStart w:id="55" w:name="_Toc227531643"/>
+      <w:r>
+        <w:t>Análisis trimestral de la irradiación mediante intervalos y distribuciones bootstrap</w:t>
+      </w:r>
+      <w:r>
+        <w:t xml:space="preserve"> en la celda 01</w:t>
+      </w:r>
+      <w:bookmarkEnd w:id="54"/>
+      <w:bookmarkEnd w:id="55"/>
     </w:p>
     <w:p>
       <w:pPr>
@@ -6627,23 +6731,7 @@
         <w:t xml:space="preserve"> mediante</w:t>
       </w:r>
       <w:r>
-        <w:t xml:space="preserve"> </w:t>
-      </w:r>
-      <w:proofErr w:type="spellStart"/>
-      <w:r>
-        <w:t>bootstrap</w:t>
-      </w:r>
-      <w:proofErr w:type="spellEnd"/>
-      <w:r>
-        <w:t xml:space="preserve"> y de las distribuciones </w:t>
-      </w:r>
-      <w:proofErr w:type="spellStart"/>
-      <w:r>
-        <w:t>bootstrap</w:t>
-      </w:r>
-      <w:proofErr w:type="spellEnd"/>
-      <w:r>
-        <w:t xml:space="preserve"> de la media trimestral de irradiación en la celda 01, con niveles de confianza del 50% y del 99%</w:t>
+        <w:t xml:space="preserve"> bootstrap y las distribuciones bootstrap de la media trimestral de irradiación en la celda 01, con niveles de confianza de 50% y de 99%</w:t>
       </w:r>
       <w:r>
         <w:t>.</w:t>
@@ -6654,13 +6742,34 @@
         <w:jc w:val="left"/>
       </w:pPr>
       <w:r>
-        <w:t xml:space="preserve">Como punto de partida, resulta necesario </w:t>
-      </w:r>
-      <w:r>
-        <w:t>comparar los dos intervalos de confianza, tanto entre sí como en comparación a la evolución trimestral de la media</w:t>
-      </w:r>
-      <w:r>
-        <w:t>; por ello, se emplea inicialmente la gráfica de intervalos de confianza junto con la tabla numérica de soporte.</w:t>
+        <w:t>R</w:t>
+      </w:r>
+      <w:r>
+        <w:t xml:space="preserve">esulta necesario </w:t>
+      </w:r>
+      <w:r>
+        <w:t xml:space="preserve">comparar los dos intervalos de confianza, tanto entre sí como </w:t>
+      </w:r>
+      <w:r>
+        <w:t xml:space="preserve">con la </w:t>
+      </w:r>
+      <w:r>
+        <w:t>evolución trimestral de la media</w:t>
+      </w:r>
+      <w:r>
+        <w:t>; por ello se emplea</w:t>
+      </w:r>
+      <w:r>
+        <w:t>rá</w:t>
+      </w:r>
+      <w:r>
+        <w:t xml:space="preserve"> inicialmente la gráfica de intervalos de confianza junto con la tabla de soporte</w:t>
+      </w:r>
+      <w:r>
+        <w:t xml:space="preserve"> que indica todos los datos.</w:t>
+      </w:r>
+      <w:r>
+        <w:t>.</w:t>
       </w:r>
     </w:p>
     <w:p>
@@ -7510,15 +7619,7 @@
         <w:t xml:space="preserve">: </w:t>
       </w:r>
       <w:r>
-        <w:t xml:space="preserve">Intervalos </w:t>
-      </w:r>
-      <w:proofErr w:type="spellStart"/>
-      <w:r>
-        <w:t>bootstrap</w:t>
-      </w:r>
-      <w:proofErr w:type="spellEnd"/>
-      <w:r>
-        <w:t xml:space="preserve"> para irradiación</w:t>
+        <w:t>Intervalos bootstrap para irradiación</w:t>
       </w:r>
     </w:p>
     <w:p>
@@ -7526,18 +7627,25 @@
         <w:t>A continuación, conviene complementar la evidencia de intervalos</w:t>
       </w:r>
       <w:r>
-        <w:t xml:space="preserve"> mostrando</w:t>
-      </w:r>
-      <w:r>
-        <w:t xml:space="preserve"> la incertidumbre de la media, para verificar si la interpretación visual del solape se mantiene al observar la forma completa de las distribuciones </w:t>
-      </w:r>
-      <w:proofErr w:type="spellStart"/>
-      <w:r>
-        <w:t>bootstrap</w:t>
-      </w:r>
-      <w:proofErr w:type="spellEnd"/>
-      <w:r>
-        <w:t>; en consecuencia, se utiliza la gráfica de distribución estimada y zonas críticas por trimestre.</w:t>
+        <w:t xml:space="preserve"> mostran</w:t>
+      </w:r>
+      <w:r>
+        <w:t>do los intervalos de confianza</w:t>
+      </w:r>
+      <w:r>
+        <w:t xml:space="preserve">, para verificar si la interpretación visual del solape se mantiene al </w:t>
+      </w:r>
+      <w:r>
+        <w:t>cambiar el nivel de confianza de 50% a 90%Se u</w:t>
+      </w:r>
+      <w:r>
+        <w:t>tiliza</w:t>
+      </w:r>
+      <w:r>
+        <w:t>rá</w:t>
+      </w:r>
+      <w:r>
+        <w:t xml:space="preserve"> la gráfica de distribución estimada y zonas críticas por trimestre.</w:t>
       </w:r>
     </w:p>
     <w:p>
@@ -7654,15 +7762,7 @@
         <w:t xml:space="preserve">: </w:t>
       </w:r>
       <w:r>
-        <w:t xml:space="preserve">Distribución </w:t>
-      </w:r>
-      <w:proofErr w:type="spellStart"/>
-      <w:r>
-        <w:t>bootstrap</w:t>
-      </w:r>
-      <w:proofErr w:type="spellEnd"/>
-      <w:r>
-        <w:t>, distribución estimada, IC 50% y 99% y zonas críticas de irradiación por trimestres en celda 01</w:t>
+        <w:t>Distribución bootstrap, distribución estimada, IC 50% y 99% y zonas críticas de irradiación por trimestres en celda 01</w:t>
       </w:r>
     </w:p>
     <w:p>
@@ -7670,7 +7770,13 @@
         <w:jc w:val="left"/>
       </w:pPr>
       <w:r>
-        <w:t xml:space="preserve">Los resultados muestran proximidad marcada entre T2 y T3, mientras que T1 y T4 se mantienen alejados del bloque central. La comparación entre niveles de confianza indica ensanchamiento esperado de los intervalos al pasar de 50% a 99%, sin </w:t>
+        <w:t xml:space="preserve">Los resultados muestran proximidad entre T2 y T3, mientras que T1 y T4 se mantienen alejados del bloque central. La comparación entre niveles de confianza indica </w:t>
+      </w:r>
+      <w:r>
+        <w:t>el crecimiento en el intervalo</w:t>
+      </w:r>
+      <w:r>
+        <w:t xml:space="preserve"> esperado al pasar de 50% a 99%, sin </w:t>
       </w:r>
       <w:r>
         <w:t>cambio del</w:t>
@@ -7688,7 +7794,19 @@
         <w:t>n</w:t>
       </w:r>
       <w:r>
-        <w:t xml:space="preserve"> esta lectura, con mayor solapamiento relativo en T2-T3 y diferenciación clara para T1 y T4.</w:t>
+        <w:t xml:space="preserve"> esta lectura, con mayor solapamiento en</w:t>
+      </w:r>
+      <w:r>
+        <w:t>tre</w:t>
+      </w:r>
+      <w:r>
+        <w:t xml:space="preserve"> T2</w:t>
+      </w:r>
+      <w:r>
+        <w:t xml:space="preserve"> y </w:t>
+      </w:r>
+      <w:r>
+        <w:t>T3 y diferenciación clara para T1 y T4.</w:t>
       </w:r>
     </w:p>
     <w:p>
@@ -7696,45 +7814,34 @@
         <w:pStyle w:val="Ttulo2"/>
         <w:spacing w:before="240" w:after="120"/>
       </w:pPr>
-      <w:bookmarkStart w:id="38" w:name="_Toc227525991"/>
-      <w:r>
-        <w:t xml:space="preserve">Análisis trimestral de la temperatura mediante intervalos y distribuciones </w:t>
-      </w:r>
-      <w:proofErr w:type="spellStart"/>
-      <w:r>
-        <w:t>bootstrap</w:t>
-      </w:r>
-      <w:bookmarkEnd w:id="38"/>
-      <w:proofErr w:type="spellEnd"/>
+      <w:bookmarkStart w:id="56" w:name="_Ref227530891"/>
+      <w:bookmarkStart w:id="57" w:name="_Ref227530913"/>
+      <w:bookmarkStart w:id="58" w:name="_Toc227531644"/>
+      <w:r>
+        <w:t>Análisis trimestral de la temperatura mediante intervalos y distribuciones bootstrap</w:t>
+      </w:r>
+      <w:r>
+        <w:t xml:space="preserve"> </w:t>
+      </w:r>
+      <w:r>
+        <w:t>en la celda 01</w:t>
+      </w:r>
+      <w:bookmarkEnd w:id="56"/>
+      <w:bookmarkEnd w:id="57"/>
+      <w:bookmarkEnd w:id="58"/>
     </w:p>
     <w:p>
       <w:pPr>
         <w:jc w:val="left"/>
       </w:pPr>
       <w:r>
-        <w:t xml:space="preserve">En este subapartado se presenta la inferencia </w:t>
-      </w:r>
-      <w:proofErr w:type="spellStart"/>
-      <w:r>
-        <w:t>bootstrap</w:t>
-      </w:r>
-      <w:proofErr w:type="spellEnd"/>
-      <w:r>
-        <w:t xml:space="preserve"> para la media trimestral de temperatura, combinando la lectura de los intervalos de confianza con la</w:t>
+        <w:t>En este subapartado se presenta la inferencia bootstrap para la media trimestral de temperatura, combinando la lectura de los intervalos de confianza con la</w:t>
       </w:r>
       <w:r>
         <w:t xml:space="preserve">s </w:t>
       </w:r>
       <w:r>
-        <w:t xml:space="preserve">distribuciones </w:t>
-      </w:r>
-      <w:proofErr w:type="spellStart"/>
-      <w:r>
-        <w:t>bootstrap</w:t>
-      </w:r>
-      <w:proofErr w:type="spellEnd"/>
-      <w:r>
-        <w:t>.</w:t>
+        <w:t>distribuciones bootstrap.</w:t>
       </w:r>
     </w:p>
     <w:p>
@@ -7754,7 +7861,19 @@
         <w:t>de 50% a 99%</w:t>
       </w:r>
       <w:r>
-        <w:t>; por tanto, se recurre primero a la representación de intervalos junto con la tabla de resultados.</w:t>
+        <w:t xml:space="preserve">; por tanto, se </w:t>
+      </w:r>
+      <w:r>
+        <w:t xml:space="preserve">volverá a </w:t>
+      </w:r>
+      <w:r>
+        <w:t>recurr</w:t>
+      </w:r>
+      <w:r>
+        <w:t>ir</w:t>
+      </w:r>
+      <w:r>
+        <w:t xml:space="preserve"> a la representación de intervalos junto con la tabla de resultados.</w:t>
       </w:r>
     </w:p>
     <w:p>
@@ -8481,15 +8600,7 @@
         <w:t>: I</w:t>
       </w:r>
       <w:r>
-        <w:t xml:space="preserve">ntervalos </w:t>
-      </w:r>
-      <w:proofErr w:type="spellStart"/>
-      <w:r>
-        <w:t>bootstrap</w:t>
-      </w:r>
-      <w:proofErr w:type="spellEnd"/>
-      <w:r>
-        <w:t xml:space="preserve"> para temperatura</w:t>
+        <w:t>ntervalos bootstrap para temperatura</w:t>
       </w:r>
     </w:p>
     <w:p>
@@ -8503,15 +8614,7 @@
         <w:t>compara el análisis anterior</w:t>
       </w:r>
       <w:r>
-        <w:t xml:space="preserve"> con la forma de las distribuciones </w:t>
-      </w:r>
-      <w:proofErr w:type="spellStart"/>
-      <w:r>
-        <w:t>bootstrap</w:t>
-      </w:r>
-      <w:proofErr w:type="spellEnd"/>
-      <w:r>
-        <w:t xml:space="preserve">, con el fin de </w:t>
+        <w:t xml:space="preserve"> con la forma de las distribuciones bootstrap, con el fin de </w:t>
       </w:r>
       <w:r>
         <w:t>entender el</w:t>
@@ -8639,15 +8742,7 @@
         <w:t xml:space="preserve">: </w:t>
       </w:r>
       <w:r>
-        <w:t xml:space="preserve">Distribución </w:t>
-      </w:r>
-      <w:proofErr w:type="spellStart"/>
-      <w:r>
-        <w:t>bootstrap</w:t>
-      </w:r>
-      <w:proofErr w:type="spellEnd"/>
-      <w:r>
-        <w:t>, distribución estimada, IC 50% y 99% y zonas críticas de temperatura por trimestres en celda 01</w:t>
+        <w:t>Distribución bootstrap, distribución estimada, IC 50% y 99% y zonas críticas de temperatura por trimestres en celda 01</w:t>
       </w:r>
     </w:p>
     <w:p>
@@ -8674,7 +8769,7 @@
           <w:rPr>
             <w:rFonts w:ascii="Cambria Math" w:hAnsi="Cambria Math"/>
           </w:rPr>
-          <m:t>T1 &lt; T4 &lt; T2 &lt; T3</m:t>
+          <m:t>T1&lt;T4&lt;T2&lt;T3</m:t>
         </m:r>
       </m:oMath>
       <w:r>
@@ -8690,15 +8785,7 @@
         <w:t xml:space="preserve"> Como cabe de esperar, </w:t>
       </w:r>
       <w:r>
-        <w:t xml:space="preserve">las distribuciones </w:t>
-      </w:r>
-      <w:proofErr w:type="spellStart"/>
-      <w:r>
-        <w:t>bootstrap</w:t>
-      </w:r>
-      <w:proofErr w:type="spellEnd"/>
-      <w:r>
-        <w:t xml:space="preserve"> se concentran en bandas separadas, con mínima superposición visual entre trimestres.</w:t>
+        <w:t>las distribuciones bootstrap se concentran en bandas separadas, con mínima superposición entre trimestres.</w:t>
       </w:r>
     </w:p>
     <w:p>
@@ -8706,47 +8793,23 @@
         <w:pStyle w:val="Ttulo2"/>
         <w:spacing w:before="240" w:after="120"/>
       </w:pPr>
-      <w:bookmarkStart w:id="39" w:name="_Toc227525992"/>
-      <w:r>
-        <w:t xml:space="preserve">Análisis trimestral de la precipitación mediante intervalos y distribuciones </w:t>
-      </w:r>
-      <w:proofErr w:type="spellStart"/>
-      <w:r>
-        <w:t>bootstrap</w:t>
-      </w:r>
-      <w:bookmarkEnd w:id="39"/>
-      <w:proofErr w:type="spellEnd"/>
+      <w:bookmarkStart w:id="59" w:name="_Ref227530919"/>
+      <w:bookmarkStart w:id="60" w:name="_Toc227531645"/>
+      <w:r>
+        <w:t>Análisis trimestral de la precipitación mediante intervalos y distribuciones bootstrap</w:t>
+      </w:r>
+      <w:r>
+        <w:t xml:space="preserve"> en la celda 01</w:t>
+      </w:r>
+      <w:bookmarkEnd w:id="59"/>
+      <w:bookmarkEnd w:id="60"/>
     </w:p>
     <w:p>
       <w:pPr>
         <w:jc w:val="left"/>
       </w:pPr>
       <w:r>
-        <w:t xml:space="preserve">En este subapartado se analizan los intervalos de confianza </w:t>
-      </w:r>
-      <w:proofErr w:type="spellStart"/>
-      <w:r>
-        <w:t>bootstrap</w:t>
-      </w:r>
-      <w:proofErr w:type="spellEnd"/>
-      <w:r>
-        <w:t xml:space="preserve"> </w:t>
-      </w:r>
-      <w:proofErr w:type="spellStart"/>
-      <w:r>
-        <w:t>BCa</w:t>
-      </w:r>
-      <w:proofErr w:type="spellEnd"/>
-      <w:r>
-        <w:t xml:space="preserve"> y las distribuciones </w:t>
-      </w:r>
-      <w:proofErr w:type="spellStart"/>
-      <w:r>
-        <w:t>bootstrap</w:t>
-      </w:r>
-      <w:proofErr w:type="spellEnd"/>
-      <w:r>
-        <w:t xml:space="preserve"> de la media trimestral de precipitación, con el fin de evaluar la estabilidad del patrón de solape al </w:t>
+        <w:t xml:space="preserve">En este subapartado se analizan los intervalos de confianza bootstrap y las distribuciones bootstrap de la media trimestral de precipitación, con el fin de evaluar la estabilidad del patrón de solape al </w:t>
       </w:r>
       <w:r>
         <w:t>cambiar</w:t>
@@ -8772,7 +8835,7 @@
         <w:t xml:space="preserve">también </w:t>
       </w:r>
       <w:r>
-        <w:t xml:space="preserve">es necesario describir de </w:t>
+        <w:t xml:space="preserve">es necesario describir </w:t>
       </w:r>
       <w:r>
         <w:t>la</w:t>
@@ -8784,7 +8847,13 @@
         <w:t xml:space="preserve">identificar </w:t>
       </w:r>
       <w:r>
-        <w:t>posibles superposiciones; en primer término, se emplean la gráfica de intervalos y su tabla asociada.</w:t>
+        <w:t xml:space="preserve">posibles superposiciones; </w:t>
+      </w:r>
+      <w:r>
+        <w:t>para esto</w:t>
+      </w:r>
+      <w:r>
+        <w:t>, se emplean la gráfica de intervalos y su tabla asociada.</w:t>
       </w:r>
     </w:p>
     <w:p>
@@ -10530,15 +10599,7 @@
         <w:t xml:space="preserve">: </w:t>
       </w:r>
       <w:r>
-        <w:t xml:space="preserve">Intervalos </w:t>
-      </w:r>
-      <w:proofErr w:type="spellStart"/>
-      <w:r>
-        <w:t>bootstrap</w:t>
-      </w:r>
-      <w:proofErr w:type="spellEnd"/>
-      <w:r>
-        <w:t xml:space="preserve"> para precipitación</w:t>
+        <w:t>Intervalos bootstrap para precipitación</w:t>
       </w:r>
     </w:p>
     <w:p>
@@ -10552,15 +10613,7 @@
         <w:t>distancia descrita en l</w:t>
       </w:r>
       <w:r>
-        <w:t xml:space="preserve">os intervalos también aparece en las distribuciones </w:t>
-      </w:r>
-      <w:proofErr w:type="spellStart"/>
-      <w:r>
-        <w:t>bootstrap</w:t>
-      </w:r>
-      <w:proofErr w:type="spellEnd"/>
-      <w:r>
-        <w:t>; por este motivo, se utiliza la gráfica de distribuciones y zonas críticas por trimestre.</w:t>
+        <w:t>os intervalos también aparece en las distribuciones bootstrap; por este motivo, se utiliza la gráfica de distribuciones y zonas críticas por trimestre.</w:t>
       </w:r>
     </w:p>
     <w:p>
@@ -10673,15 +10726,7 @@
         <w:t xml:space="preserve">: </w:t>
       </w:r>
       <w:r>
-        <w:t xml:space="preserve">Distribución </w:t>
-      </w:r>
-      <w:proofErr w:type="spellStart"/>
-      <w:r>
-        <w:t>bootstrap</w:t>
-      </w:r>
-      <w:proofErr w:type="spellEnd"/>
-      <w:r>
-        <w:t>, distribución estimada, IC 50% y 99% y zonas críticas de precipitación por trimestres en celda 01</w:t>
+        <w:t>Distribución bootstrap, distribución estimada, IC 50% y 99% y zonas críticas de precipitación por trimestres en celda 01</w:t>
       </w:r>
     </w:p>
     <w:p>
@@ -10689,21 +10734,19 @@
         <w:jc w:val="left"/>
       </w:pPr>
       <w:r>
-        <w:t>La principal proximidad se observa entre T1 y T4, mientras que T2 y T3 quedan en niveles medios inferiores con mayor separación. El paso de 50% a 99% incrementa la amplitud de los intervalos el patró</w:t>
+        <w:t xml:space="preserve">La principal proximidad se observa entre T1 y T4, mientras que T2 y T3 </w:t>
+      </w:r>
+      <w:r>
+        <w:t xml:space="preserve">son </w:t>
+      </w:r>
+      <w:r>
+        <w:t>inferiores con mayor separación. El paso de 50% a 99% incrementa la amplitud de los intervalos el patró</w:t>
       </w:r>
       <w:r>
         <w:t>n</w:t>
       </w:r>
       <w:r>
-        <w:t xml:space="preserve">. En las distribuciones </w:t>
-      </w:r>
-      <w:proofErr w:type="spellStart"/>
-      <w:r>
-        <w:t>bootstrap</w:t>
-      </w:r>
-      <w:proofErr w:type="spellEnd"/>
-      <w:r>
-        <w:t xml:space="preserve">, la cercanía </w:t>
+        <w:t xml:space="preserve">. En las distribuciones bootstrap, la cercanía </w:t>
       </w:r>
       <w:r>
         <w:t xml:space="preserve">entre </w:t>
@@ -10726,7 +10769,25 @@
         <w:jc w:val="left"/>
       </w:pPr>
       <w:r>
-        <w:t>La comparación conjunta de irradiación, temperatura y precipitación muestra que el aumento del nivel de confianza de 50% a 99% ensancha los intervalos, pero no altera la conclusión en ninguna variable. En irradiación persiste la cercanía entre T2 y T3; en temperatura se mantiene una separación clara entre todos los trimestres; y en precipitación la mayor similitud se concentra en T1 y T4.</w:t>
+        <w:t>La comparación conjunta de irradiación, temperatura y precipitación muestra que el aumento del nivel de confianza de 50% a 99% ensancha los intervalos, pero no altera la conclusión en ninguna variable. En irradiación persiste la cercanía entre T2 y T3</w:t>
+      </w:r>
+      <w:r>
+        <w:t>,</w:t>
+      </w:r>
+      <w:r>
+        <w:t xml:space="preserve"> en temperatura se mantiene una separación clara entre todos los trimestres</w:t>
+      </w:r>
+      <w:r>
+        <w:t xml:space="preserve"> y</w:t>
+      </w:r>
+      <w:r>
+        <w:t xml:space="preserve"> en precipitación la mayor similitud se concentra en</w:t>
+      </w:r>
+      <w:r>
+        <w:t>tre</w:t>
+      </w:r>
+      <w:r>
+        <w:t xml:space="preserve"> T1 y T4.</w:t>
       </w:r>
     </w:p>
     <w:p>
@@ -10746,39 +10807,44 @@
       <w:pPr>
         <w:pStyle w:val="Ttulo1"/>
       </w:pPr>
-      <w:bookmarkStart w:id="40" w:name="_Toc227525993"/>
+      <w:bookmarkStart w:id="61" w:name="_Ref227528560"/>
+      <w:bookmarkStart w:id="62" w:name="_Toc227531646"/>
       <w:r>
         <w:lastRenderedPageBreak/>
         <w:t>Simulación de las variables meteorológicas de la celda 01</w:t>
       </w:r>
-      <w:bookmarkEnd w:id="40"/>
+      <w:bookmarkEnd w:id="61"/>
+      <w:bookmarkEnd w:id="62"/>
     </w:p>
     <w:p>
       <w:pPr>
         <w:pStyle w:val="Ttulo2"/>
         <w:spacing w:before="240" w:after="120"/>
       </w:pPr>
-      <w:bookmarkStart w:id="41" w:name="_Toc227525994"/>
+      <w:bookmarkStart w:id="63" w:name="_Toc227531647"/>
       <w:r>
         <w:t>S</w:t>
       </w:r>
       <w:r>
         <w:t>imulación de la temperatura de la celda 01</w:t>
       </w:r>
-      <w:bookmarkEnd w:id="41"/>
-    </w:p>
-    <w:p>
-      <w:r>
-        <w:t xml:space="preserve">En este subapartado se inicia el análisis de la simulación de las variables meteorológicas de la celda 01 a partir de las distribuciones ajustadas en el apartado 2.2. En concreto, para la temperatura se generan, de forma independiente, cuatro muestras de números pseudoaleatorios </w:t>
+      <w:bookmarkEnd w:id="63"/>
+    </w:p>
+    <w:p>
+      <w:r>
+        <w:t xml:space="preserve">En este subapartado se inicia el análisis de la simulación de las variables meteorológicas de la celda 01 a partir de las distribuciones ajustadas en el </w:t>
+      </w:r>
+      <w:r>
+        <w:t>sub</w:t>
+      </w:r>
+      <w:r>
+        <w:t xml:space="preserve">apartado 2.2. En concreto, para la temperatura se generan, de forma independiente, cuatro muestras de números pseudoaleatorios </w:t>
       </w:r>
       <w:r>
         <w:t xml:space="preserve">de </w:t>
       </w:r>
       <w:r>
-        <w:t>los siguientes tamaños</w:t>
-      </w:r>
-      <w:r>
-        <w:t>:</w:t>
+        <w:t>los siguientes tamaños:</w:t>
       </w:r>
     </w:p>
     <w:p>
@@ -10798,13 +10864,7 @@
           <w:rPr>
             <w:rFonts w:ascii="Cambria Math" w:hAnsi="Cambria Math"/>
           </w:rPr>
-          <m:t>n</m:t>
-        </m:r>
-        <m:r>
-          <w:rPr>
-            <w:rFonts w:ascii="Cambria Math" w:hAnsi="Cambria Math"/>
-          </w:rPr>
-          <m:t>=10</m:t>
+          <m:t>n=10</m:t>
         </m:r>
       </m:oMath>
     </w:p>
@@ -11084,18 +11144,24 @@
         <w:pStyle w:val="Ttulo2"/>
         <w:spacing w:before="240" w:after="120"/>
       </w:pPr>
-      <w:bookmarkStart w:id="42" w:name="_Toc227525995"/>
+      <w:bookmarkStart w:id="64" w:name="_Toc227531648"/>
       <w:r>
         <w:t>Simulación de la irradiación de la celda</w:t>
       </w:r>
       <w:r>
         <w:t xml:space="preserve"> 01</w:t>
       </w:r>
-      <w:bookmarkEnd w:id="42"/>
-    </w:p>
-    <w:p>
-      <w:r>
-        <w:t>A continuación, se repite el procedimiento para la irradiación, utilizando la distribución seleccionada en el apartado 2.2 y los mismos tamaños muestrales (</w:t>
+      <w:bookmarkEnd w:id="64"/>
+    </w:p>
+    <w:p>
+      <w:r>
+        <w:t xml:space="preserve">A continuación, se repite el procedimiento para la irradiación, utilizando la distribución seleccionada en el </w:t>
+      </w:r>
+      <w:r>
+        <w:t>sub</w:t>
+      </w:r>
+      <w:r>
+        <w:t>apartado 2.2 y los mismos tamaños muestrales (</w:t>
       </w:r>
       <m:oMath>
         <m:r>
@@ -11341,18 +11407,26 @@
       <w:pPr>
         <w:pStyle w:val="Ttulo2"/>
       </w:pPr>
-      <w:bookmarkStart w:id="43" w:name="_Toc227525996"/>
+      <w:bookmarkStart w:id="65" w:name="_Toc227531649"/>
       <w:r>
         <w:t>Simulación de la precipitación de la celda 01</w:t>
       </w:r>
-      <w:bookmarkEnd w:id="43"/>
-    </w:p>
-    <w:p>
-      <w:r>
-        <w:t>Por último, se analiza la precipitación mediante la distribución ajustada en el</w:t>
-      </w:r>
-      <w:r>
-        <w:t xml:space="preserve"> Apartado 2.2: </w:t>
+      <w:bookmarkEnd w:id="65"/>
+    </w:p>
+    <w:p>
+      <w:r>
+        <w:t xml:space="preserve">Por último, se analiza la precipitación mediante la distribución ajustada en el </w:t>
+      </w:r>
+      <w:proofErr w:type="spellStart"/>
+      <w:r>
+        <w:t>sub</w:t>
+      </w:r>
+      <w:r>
+        <w:t>partado</w:t>
+      </w:r>
+      <w:proofErr w:type="spellEnd"/>
+      <w:r>
+        <w:t xml:space="preserve"> 2.2: </w:t>
       </w:r>
       <w:r>
         <w:rPr>
@@ -11373,13 +11447,13 @@
           <w:b/>
           <w:bCs/>
         </w:rPr>
-      </w:r>
-      <w:r>
-        <w:rPr>
-          <w:b/>
-          <w:bCs/>
-        </w:rPr>
         <w:instrText xml:space="preserve"> \* MERGEFORMAT </w:instrText>
+      </w:r>
+      <w:r>
+        <w:rPr>
+          <w:b/>
+          <w:bCs/>
+        </w:rPr>
       </w:r>
       <w:r>
         <w:rPr>
@@ -11647,7 +11721,48 @@
         <w:jc w:val="left"/>
       </w:pPr>
       <w:r>
-        <w:t>En conjunto, el análisis de temperatura, irradiación y precipitación muestra un comportamiento coherente: al aumentar el tamaño muestral, disminuye la variabilidad de las simulaciones y mejora la aproximación a la distribución teórica y a los datos reales. Este resultado es consistente con la Ley de los Grandes Números, según la cual, cuando n crece, la distribución empírica tiende a estabilizarse y a aproximarse a la distribución poblacional de referencia.</w:t>
+        <w:t xml:space="preserve">En conjunto, el análisis de temperatura, irradiación y precipitación muestra un comportamiento coherente: al aumentar el tamaño muestral, disminuye la variabilidad de las simulaciones y mejora la aproximación a la distribución teórica y a los datos reales. Este resultado es consistente con </w:t>
+      </w:r>
+      <w:r>
+        <w:t>el Teorema Central del Límite</w:t>
+      </w:r>
+      <w:r>
+        <w:t xml:space="preserve"> </w:t>
+      </w:r>
+      <w:sdt>
+        <w:sdtPr>
+          <w:id w:val="326949729"/>
+          <w:citation/>
+        </w:sdtPr>
+        <w:sdtContent>
+          <w:r>
+            <w:fldChar w:fldCharType="begin"/>
+          </w:r>
+          <w:r>
+            <w:instrText xml:space="preserve"> CITATION Fel71 \l 3082 </w:instrText>
+          </w:r>
+          <w:r>
+            <w:fldChar w:fldCharType="separate"/>
+          </w:r>
+          <w:r>
+            <w:rPr>
+              <w:noProof/>
+            </w:rPr>
+            <w:t>(Feller, 1971)</w:t>
+          </w:r>
+          <w:r>
+            <w:fldChar w:fldCharType="end"/>
+          </w:r>
+        </w:sdtContent>
+      </w:sdt>
+      <w:r>
+        <w:t xml:space="preserve">, según </w:t>
+      </w:r>
+      <w:r>
+        <w:t>el</w:t>
+      </w:r>
+      <w:r>
+        <w:t xml:space="preserve"> cual, cuando n crece, la distribución empírica tiende a estabilizarse y a aproximarse a la distribución poblacional de referencia.</w:t>
       </w:r>
     </w:p>
     <w:p>
@@ -11737,27 +11852,851 @@
       <w:pPr>
         <w:pStyle w:val="Ttulo1"/>
       </w:pPr>
-      <w:bookmarkStart w:id="44" w:name="_Toc226557342"/>
-      <w:bookmarkStart w:id="45" w:name="_Toc227525997"/>
+      <w:bookmarkStart w:id="66" w:name="_Toc226557342"/>
+      <w:bookmarkStart w:id="67" w:name="_Ref227528568"/>
+      <w:bookmarkStart w:id="68" w:name="_Toc227531650"/>
       <w:r>
         <w:lastRenderedPageBreak/>
         <w:t>Conclusiones</w:t>
       </w:r>
-      <w:bookmarkEnd w:id="44"/>
-      <w:bookmarkEnd w:id="45"/>
-    </w:p>
-    <w:p>
-      <w:pPr>
-        <w:spacing w:before="0" w:after="0"/>
+      <w:bookmarkEnd w:id="66"/>
+      <w:bookmarkEnd w:id="67"/>
+      <w:bookmarkEnd w:id="68"/>
+    </w:p>
+    <w:p>
+      <w:pPr>
         <w:jc w:val="left"/>
       </w:pPr>
-    </w:p>
-    <w:p>
-      <w:pPr>
-        <w:spacing w:before="0" w:after="0"/>
+      <w:r>
+        <w:t xml:space="preserve">En este trabajo, se ha intentado mostrar el comportamiento estadístico de la celda 01, específicamente de sus tres variables meteorológicas: temperatura, irradiación y precipitación. En el apartado 1: </w:t>
+      </w:r>
+      <w:r>
+        <w:rPr>
+          <w:b/>
+          <w:bCs/>
+        </w:rPr>
+        <w:fldChar w:fldCharType="begin"/>
+      </w:r>
+      <w:r>
+        <w:rPr>
+          <w:b/>
+          <w:bCs/>
+        </w:rPr>
+        <w:instrText xml:space="preserve"> REF _Ref227530141 \h </w:instrText>
+      </w:r>
+      <w:r>
+        <w:rPr>
+          <w:b/>
+          <w:bCs/>
+        </w:rPr>
+      </w:r>
+      <w:r>
+        <w:rPr>
+          <w:b/>
+          <w:bCs/>
+        </w:rPr>
+        <w:instrText xml:space="preserve"> \* MERGEFORMAT </w:instrText>
+      </w:r>
+      <w:r>
+        <w:rPr>
+          <w:b/>
+          <w:bCs/>
+        </w:rPr>
+        <w:fldChar w:fldCharType="separate"/>
+      </w:r>
+      <w:r>
+        <w:rPr>
+          <w:b/>
+          <w:bCs/>
+        </w:rPr>
+        <w:t>Contrastes de hipótesis para la media de la temperatura de la celda 01 en los meses de verano</w:t>
+      </w:r>
+      <w:r>
+        <w:rPr>
+          <w:b/>
+          <w:bCs/>
+        </w:rPr>
+        <w:fldChar w:fldCharType="end"/>
+      </w:r>
+      <w:r>
+        <w:t xml:space="preserve"> se obtuvo la primera evidencia clave: la media estival no resulta superior a </w:t>
+      </w:r>
+      <m:oMath>
+        <m:r>
+          <w:rPr>
+            <w:rFonts w:ascii="Cambria Math" w:hAnsi="Cambria Math"/>
+          </w:rPr>
+          <m:t>30 °C</m:t>
+        </m:r>
+      </m:oMath>
+      <w:r>
+        <w:t xml:space="preserve">, y de forma coherente con el subapartado 1.2: </w:t>
+      </w:r>
+      <w:r>
+        <w:rPr>
+          <w:b/>
+          <w:bCs/>
+        </w:rPr>
+        <w:fldChar w:fldCharType="begin"/>
+      </w:r>
+      <w:r>
+        <w:rPr>
+          <w:b/>
+          <w:bCs/>
+        </w:rPr>
+        <w:instrText xml:space="preserve"> REF _Ref227530338 \h </w:instrText>
+      </w:r>
+      <w:r>
+        <w:rPr>
+          <w:b/>
+          <w:bCs/>
+        </w:rPr>
+      </w:r>
+      <w:r>
+        <w:rPr>
+          <w:b/>
+          <w:bCs/>
+        </w:rPr>
+        <w:instrText xml:space="preserve"> \* MERGEFORMAT </w:instrText>
+      </w:r>
+      <w:r>
+        <w:rPr>
+          <w:b/>
+          <w:bCs/>
+        </w:rPr>
+        <w:fldChar w:fldCharType="separate"/>
+      </w:r>
+      <w:r>
+        <w:rPr>
+          <w:b/>
+          <w:bCs/>
+        </w:rPr>
+        <w:t>Contraste para la afirmación del analista 2 (media inferior a 30 °C)</w:t>
+      </w:r>
+      <w:r>
+        <w:rPr>
+          <w:b/>
+          <w:bCs/>
+        </w:rPr>
+        <w:fldChar w:fldCharType="end"/>
+      </w:r>
+      <w:r>
+        <w:t>, los resultados apuntan a que la media es significativamente menor que el valor de referencia aportado por los analistas.</w:t>
+      </w:r>
+    </w:p>
+    <w:p>
+      <w:pPr>
         <w:jc w:val="left"/>
       </w:pPr>
       <w:r>
+        <w:t xml:space="preserve">Por otra parte, en el apartado 2: </w:t>
+      </w:r>
+      <w:r>
+        <w:rPr>
+          <w:b/>
+          <w:bCs/>
+        </w:rPr>
+        <w:fldChar w:fldCharType="begin"/>
+      </w:r>
+      <w:r>
+        <w:rPr>
+          <w:b/>
+          <w:bCs/>
+        </w:rPr>
+        <w:instrText xml:space="preserve"> REF _Ref227530444 \h </w:instrText>
+      </w:r>
+      <w:r>
+        <w:rPr>
+          <w:b/>
+          <w:bCs/>
+        </w:rPr>
+      </w:r>
+      <w:r>
+        <w:rPr>
+          <w:b/>
+          <w:bCs/>
+        </w:rPr>
+        <w:instrText xml:space="preserve"> \* MERGEFORMAT </w:instrText>
+      </w:r>
+      <w:r>
+        <w:rPr>
+          <w:b/>
+          <w:bCs/>
+        </w:rPr>
+        <w:fldChar w:fldCharType="separate"/>
+      </w:r>
+      <w:r>
+        <w:rPr>
+          <w:b/>
+          <w:bCs/>
+        </w:rPr>
+        <w:t>Ajuste de distribuciones en la celda 01</w:t>
+      </w:r>
+      <w:r>
+        <w:rPr>
+          <w:b/>
+          <w:bCs/>
+        </w:rPr>
+        <w:fldChar w:fldCharType="end"/>
+      </w:r>
+      <w:r>
+        <w:t xml:space="preserve"> se estudió las posibles distribuciones que siguen los datos y se identificó que las tres variables no siguen un patrón normal trimestral simple, tal y como se observa en los subapartados 2.1 (</w:t>
+      </w:r>
+      <w:r>
+        <w:rPr>
+          <w:b/>
+          <w:bCs/>
+        </w:rPr>
+        <w:fldChar w:fldCharType="begin"/>
+      </w:r>
+      <w:r>
+        <w:rPr>
+          <w:b/>
+          <w:bCs/>
+        </w:rPr>
+        <w:instrText xml:space="preserve"> REF _Ref227530550 \h </w:instrText>
+      </w:r>
+      <w:r>
+        <w:rPr>
+          <w:b/>
+          <w:bCs/>
+        </w:rPr>
+      </w:r>
+      <w:r>
+        <w:rPr>
+          <w:b/>
+          <w:bCs/>
+        </w:rPr>
+        <w:instrText xml:space="preserve"> \* MERGEFORMAT </w:instrText>
+      </w:r>
+      <w:r>
+        <w:rPr>
+          <w:b/>
+          <w:bCs/>
+        </w:rPr>
+        <w:fldChar w:fldCharType="separate"/>
+      </w:r>
+      <w:r>
+        <w:rPr>
+          <w:b/>
+          <w:bCs/>
+        </w:rPr>
+        <w:t>Normalidad trimestral de la temperatura en la celda 01</w:t>
+      </w:r>
+      <w:r>
+        <w:rPr>
+          <w:b/>
+          <w:bCs/>
+        </w:rPr>
+        <w:fldChar w:fldCharType="end"/>
+      </w:r>
+      <w:r>
+        <w:t>), (</w:t>
+      </w:r>
+      <w:r>
+        <w:rPr>
+          <w:b/>
+          <w:bCs/>
+        </w:rPr>
+        <w:fldChar w:fldCharType="begin"/>
+      </w:r>
+      <w:r>
+        <w:rPr>
+          <w:b/>
+          <w:bCs/>
+        </w:rPr>
+        <w:instrText xml:space="preserve"> REF _Ref227530562 \h </w:instrText>
+      </w:r>
+      <w:r>
+        <w:rPr>
+          <w:b/>
+          <w:bCs/>
+        </w:rPr>
+      </w:r>
+      <w:r>
+        <w:rPr>
+          <w:b/>
+          <w:bCs/>
+        </w:rPr>
+        <w:instrText xml:space="preserve"> \* MERGEFORMAT </w:instrText>
+      </w:r>
+      <w:r>
+        <w:rPr>
+          <w:b/>
+          <w:bCs/>
+        </w:rPr>
+        <w:fldChar w:fldCharType="separate"/>
+      </w:r>
+      <w:r>
+        <w:rPr>
+          <w:b/>
+          <w:bCs/>
+        </w:rPr>
+        <w:t>Normalidad trimestral de la irradiación en la celda 01</w:t>
+      </w:r>
+      <w:r>
+        <w:rPr>
+          <w:b/>
+          <w:bCs/>
+        </w:rPr>
+        <w:fldChar w:fldCharType="end"/>
+      </w:r>
+      <w:r>
+        <w:t>) y 2.3 (</w:t>
+      </w:r>
+      <w:r>
+        <w:rPr>
+          <w:b/>
+          <w:bCs/>
+        </w:rPr>
+        <w:fldChar w:fldCharType="begin"/>
+      </w:r>
+      <w:r>
+        <w:rPr>
+          <w:b/>
+          <w:bCs/>
+        </w:rPr>
+        <w:instrText xml:space="preserve"> REF _Ref227530574 \h </w:instrText>
+      </w:r>
+      <w:r>
+        <w:rPr>
+          <w:b/>
+          <w:bCs/>
+        </w:rPr>
+      </w:r>
+      <w:r>
+        <w:rPr>
+          <w:b/>
+          <w:bCs/>
+        </w:rPr>
+        <w:instrText xml:space="preserve"> \* MERGEFORMAT </w:instrText>
+      </w:r>
+      <w:r>
+        <w:rPr>
+          <w:b/>
+          <w:bCs/>
+        </w:rPr>
+        <w:fldChar w:fldCharType="separate"/>
+      </w:r>
+      <w:r>
+        <w:rPr>
+          <w:b/>
+          <w:bCs/>
+        </w:rPr>
+        <w:t>Normalidad trimestral de la precipitación en la celda 01</w:t>
+      </w:r>
+      <w:r>
+        <w:rPr>
+          <w:b/>
+          <w:bCs/>
+        </w:rPr>
+        <w:fldChar w:fldCharType="end"/>
+      </w:r>
+      <w:r>
+        <w:t>). Después, en los subapartados 2.4 (</w:t>
+      </w:r>
+      <w:r>
+        <w:rPr>
+          <w:b/>
+          <w:bCs/>
+        </w:rPr>
+        <w:fldChar w:fldCharType="begin"/>
+      </w:r>
+      <w:r>
+        <w:rPr>
+          <w:b/>
+          <w:bCs/>
+        </w:rPr>
+        <w:instrText xml:space="preserve"> REF _Ref227530598 \h </w:instrText>
+      </w:r>
+      <w:r>
+        <w:rPr>
+          <w:b/>
+          <w:bCs/>
+        </w:rPr>
+      </w:r>
+      <w:r>
+        <w:rPr>
+          <w:b/>
+          <w:bCs/>
+        </w:rPr>
+        <w:instrText xml:space="preserve"> \* MERGEFORMAT </w:instrText>
+      </w:r>
+      <w:r>
+        <w:rPr>
+          <w:b/>
+          <w:bCs/>
+        </w:rPr>
+        <w:fldChar w:fldCharType="separate"/>
+      </w:r>
+      <w:r>
+        <w:rPr>
+          <w:b/>
+          <w:bCs/>
+        </w:rPr>
+        <w:t>Ajuste paramétrico y kernel de la temperatura en la celda 01</w:t>
+      </w:r>
+      <w:r>
+        <w:rPr>
+          <w:b/>
+          <w:bCs/>
+        </w:rPr>
+        <w:fldChar w:fldCharType="end"/>
+      </w:r>
+      <w:r>
+        <w:t>), 2.5 (</w:t>
+      </w:r>
+      <w:r>
+        <w:rPr>
+          <w:b/>
+          <w:bCs/>
+        </w:rPr>
+        <w:fldChar w:fldCharType="begin"/>
+      </w:r>
+      <w:r>
+        <w:rPr>
+          <w:b/>
+          <w:bCs/>
+        </w:rPr>
+        <w:instrText xml:space="preserve"> REF _Ref227530604 \h </w:instrText>
+      </w:r>
+      <w:r>
+        <w:rPr>
+          <w:b/>
+          <w:bCs/>
+        </w:rPr>
+      </w:r>
+      <w:r>
+        <w:rPr>
+          <w:b/>
+          <w:bCs/>
+        </w:rPr>
+        <w:instrText xml:space="preserve"> \* MERGEFORMAT </w:instrText>
+      </w:r>
+      <w:r>
+        <w:rPr>
+          <w:b/>
+          <w:bCs/>
+        </w:rPr>
+        <w:fldChar w:fldCharType="separate"/>
+      </w:r>
+      <w:r>
+        <w:rPr>
+          <w:b/>
+          <w:bCs/>
+        </w:rPr>
+        <w:t>Ajuste paramétrico y kernel de la irradiación en la celda 01</w:t>
+      </w:r>
+      <w:r>
+        <w:rPr>
+          <w:b/>
+          <w:bCs/>
+        </w:rPr>
+        <w:fldChar w:fldCharType="end"/>
+      </w:r>
+      <w:r>
+        <w:t>) y 2.6 (</w:t>
+      </w:r>
+      <w:r>
+        <w:rPr>
+          <w:b/>
+          <w:bCs/>
+        </w:rPr>
+        <w:fldChar w:fldCharType="begin"/>
+      </w:r>
+      <w:r>
+        <w:rPr>
+          <w:b/>
+          <w:bCs/>
+        </w:rPr>
+        <w:instrText xml:space="preserve"> REF _Ref227530605 \h </w:instrText>
+      </w:r>
+      <w:r>
+        <w:rPr>
+          <w:b/>
+          <w:bCs/>
+        </w:rPr>
+      </w:r>
+      <w:r>
+        <w:rPr>
+          <w:b/>
+          <w:bCs/>
+        </w:rPr>
+        <w:instrText xml:space="preserve"> \* MERGEFORMAT </w:instrText>
+      </w:r>
+      <w:r>
+        <w:rPr>
+          <w:b/>
+          <w:bCs/>
+        </w:rPr>
+        <w:fldChar w:fldCharType="separate"/>
+      </w:r>
+      <w:r>
+        <w:rPr>
+          <w:b/>
+          <w:bCs/>
+        </w:rPr>
+        <w:t>Ajuste paramétrico y kernel de la precipitación en la celda 01</w:t>
+      </w:r>
+      <w:r>
+        <w:rPr>
+          <w:b/>
+          <w:bCs/>
+        </w:rPr>
+        <w:fldChar w:fldCharType="end"/>
+      </w:r>
+      <w:r>
+        <w:t>), la comparación entre ajustes paramétricos y KDE permitió analizar mejor la distribución real de la temperatura, irradiación y precipitación, siendo el análisis coherente con las interpretaciones físicas mencionadas.</w:t>
+      </w:r>
+    </w:p>
+    <w:p>
+      <w:pPr>
+        <w:jc w:val="left"/>
+      </w:pPr>
+      <w:r>
+        <w:t xml:space="preserve">En tercer lugar, el apartado 3: </w:t>
+      </w:r>
+      <w:r>
+        <w:rPr>
+          <w:b/>
+          <w:bCs/>
+        </w:rPr>
+        <w:fldChar w:fldCharType="begin"/>
+      </w:r>
+      <w:r>
+        <w:rPr>
+          <w:b/>
+          <w:bCs/>
+        </w:rPr>
+        <w:instrText xml:space="preserve"> REF _Ref227530783 \h </w:instrText>
+      </w:r>
+      <w:r>
+        <w:rPr>
+          <w:b/>
+          <w:bCs/>
+        </w:rPr>
+      </w:r>
+      <w:r>
+        <w:rPr>
+          <w:b/>
+          <w:bCs/>
+        </w:rPr>
+        <w:instrText xml:space="preserve"> \* MERGEFORMAT </w:instrText>
+      </w:r>
+      <w:r>
+        <w:rPr>
+          <w:b/>
+          <w:bCs/>
+        </w:rPr>
+        <w:fldChar w:fldCharType="separate"/>
+      </w:r>
+      <w:r>
+        <w:rPr>
+          <w:b/>
+          <w:bCs/>
+        </w:rPr>
+        <w:t>Evaluación del solape de IC bootstrap trimestrales (50% y 99%) en la celda 01</w:t>
+      </w:r>
+      <w:r>
+        <w:rPr>
+          <w:b/>
+          <w:bCs/>
+        </w:rPr>
+        <w:fldChar w:fldCharType="end"/>
+      </w:r>
+      <w:r>
+        <w:t xml:space="preserve"> extendió el análisis temporal de las medias por trimestre. En los subapartados 3.1 (</w:t>
+      </w:r>
+      <w:r>
+        <w:rPr>
+          <w:b/>
+          <w:bCs/>
+        </w:rPr>
+        <w:fldChar w:fldCharType="begin"/>
+      </w:r>
+      <w:r>
+        <w:rPr>
+          <w:b/>
+          <w:bCs/>
+        </w:rPr>
+        <w:instrText xml:space="preserve"> REF _Ref227530860 \h </w:instrText>
+      </w:r>
+      <w:r>
+        <w:rPr>
+          <w:b/>
+          <w:bCs/>
+        </w:rPr>
+      </w:r>
+      <w:r>
+        <w:rPr>
+          <w:b/>
+          <w:bCs/>
+        </w:rPr>
+        <w:instrText xml:space="preserve"> \* MERGEFORMAT </w:instrText>
+      </w:r>
+      <w:r>
+        <w:rPr>
+          <w:b/>
+          <w:bCs/>
+        </w:rPr>
+        <w:fldChar w:fldCharType="separate"/>
+      </w:r>
+      <w:r>
+        <w:rPr>
+          <w:b/>
+          <w:bCs/>
+        </w:rPr>
+        <w:t>Análisis trimestral de la irradiación mediante intervalos y distribuciones bootstrap en la celda 01</w:t>
+      </w:r>
+      <w:r>
+        <w:rPr>
+          <w:b/>
+          <w:bCs/>
+        </w:rPr>
+        <w:fldChar w:fldCharType="end"/>
+      </w:r>
+      <w:r>
+        <w:t>), 3.2 (</w:t>
+      </w:r>
+      <w:r>
+        <w:rPr>
+          <w:b/>
+          <w:bCs/>
+        </w:rPr>
+        <w:fldChar w:fldCharType="begin"/>
+      </w:r>
+      <w:r>
+        <w:rPr>
+          <w:b/>
+          <w:bCs/>
+        </w:rPr>
+        <w:instrText xml:space="preserve"> REF _Ref227530913 \h </w:instrText>
+      </w:r>
+      <w:r>
+        <w:rPr>
+          <w:b/>
+          <w:bCs/>
+        </w:rPr>
+      </w:r>
+      <w:r>
+        <w:rPr>
+          <w:b/>
+          <w:bCs/>
+        </w:rPr>
+        <w:instrText xml:space="preserve"> \* MERGEFORMAT </w:instrText>
+      </w:r>
+      <w:r>
+        <w:rPr>
+          <w:b/>
+          <w:bCs/>
+        </w:rPr>
+        <w:fldChar w:fldCharType="separate"/>
+      </w:r>
+      <w:r>
+        <w:rPr>
+          <w:b/>
+          <w:bCs/>
+        </w:rPr>
+        <w:t xml:space="preserve">Análisis trimestral de la temperatura mediante intervalos y distribuciones bootstrap </w:t>
+      </w:r>
+      <w:r>
+        <w:rPr>
+          <w:b/>
+          <w:bCs/>
+        </w:rPr>
+        <w:t>en la celda 01</w:t>
+      </w:r>
+      <w:r>
+        <w:rPr>
+          <w:b/>
+          <w:bCs/>
+        </w:rPr>
+        <w:fldChar w:fldCharType="end"/>
+      </w:r>
+      <w:r>
+        <w:t>) y 3.3 (</w:t>
+      </w:r>
+      <w:r>
+        <w:rPr>
+          <w:b/>
+          <w:bCs/>
+        </w:rPr>
+        <w:fldChar w:fldCharType="begin"/>
+      </w:r>
+      <w:r>
+        <w:rPr>
+          <w:b/>
+          <w:bCs/>
+        </w:rPr>
+        <w:instrText xml:space="preserve"> REF _Ref227530919 \h </w:instrText>
+      </w:r>
+      <w:r>
+        <w:rPr>
+          <w:b/>
+          <w:bCs/>
+        </w:rPr>
+      </w:r>
+      <w:r>
+        <w:rPr>
+          <w:b/>
+          <w:bCs/>
+        </w:rPr>
+        <w:instrText xml:space="preserve"> \* MERGEFORMAT </w:instrText>
+      </w:r>
+      <w:r>
+        <w:rPr>
+          <w:b/>
+          <w:bCs/>
+        </w:rPr>
+        <w:fldChar w:fldCharType="separate"/>
+      </w:r>
+      <w:r>
+        <w:rPr>
+          <w:b/>
+          <w:bCs/>
+        </w:rPr>
+        <w:t>Análisis trimestral de la precipitación mediante intervalos y distribuciones bootstrap</w:t>
+      </w:r>
+      <w:r>
+        <w:rPr>
+          <w:b/>
+          <w:bCs/>
+        </w:rPr>
+        <w:t xml:space="preserve"> en la celda 01</w:t>
+      </w:r>
+      <w:r>
+        <w:rPr>
+          <w:b/>
+          <w:bCs/>
+        </w:rPr>
+        <w:fldChar w:fldCharType="end"/>
+      </w:r>
+      <w:r>
+        <w:t>) se comprobó que, aunque los intervalos se amplían al aumentar el nivel de confianza, se mantienen los patrones entre los trimestres para las tres variables. Esto aporta estabilidad a la lectura de resultados mediante bootstrap y refuerza la interpretación del comportamiento meteorológico de las variables según las estaciones.</w:t>
+      </w:r>
+    </w:p>
+    <w:p>
+      <w:r>
+        <w:t xml:space="preserve">Por último, el apartado 4: </w:t>
+      </w:r>
+      <w:r>
+        <w:rPr>
+          <w:b/>
+          <w:bCs/>
+        </w:rPr>
+        <w:fldChar w:fldCharType="begin"/>
+      </w:r>
+      <w:r>
+        <w:rPr>
+          <w:b/>
+          <w:bCs/>
+        </w:rPr>
+        <w:instrText xml:space="preserve"> REF _Ref227528560 \h </w:instrText>
+      </w:r>
+      <w:r>
+        <w:rPr>
+          <w:b/>
+          <w:bCs/>
+        </w:rPr>
+      </w:r>
+      <w:r>
+        <w:rPr>
+          <w:b/>
+          <w:bCs/>
+        </w:rPr>
+        <w:instrText xml:space="preserve"> \* MERGEFORMAT </w:instrText>
+      </w:r>
+      <w:r>
+        <w:rPr>
+          <w:b/>
+          <w:bCs/>
+        </w:rPr>
+        <w:fldChar w:fldCharType="separate"/>
+      </w:r>
+      <w:r>
+        <w:rPr>
+          <w:b/>
+          <w:bCs/>
+        </w:rPr>
+        <w:t>Simulación de las variables meteorológicas de la celda 01</w:t>
+      </w:r>
+      <w:r>
+        <w:rPr>
+          <w:b/>
+          <w:bCs/>
+        </w:rPr>
+        <w:fldChar w:fldCharType="end"/>
+      </w:r>
+      <w:r>
+        <w:t xml:space="preserve"> </w:t>
+      </w:r>
+      <w:r>
+        <w:t xml:space="preserve">mostró que </w:t>
+      </w:r>
+      <w:r>
+        <w:t>incrementar</w:t>
+      </w:r>
+      <w:r>
+        <w:t xml:space="preserve"> el tamaño muestral mejora la aproximación entre</w:t>
+      </w:r>
+      <w:r>
+        <w:t xml:space="preserve"> la</w:t>
+      </w:r>
+      <w:r>
+        <w:t xml:space="preserve"> simulación, </w:t>
+      </w:r>
+      <w:r>
+        <w:t xml:space="preserve">los </w:t>
+      </w:r>
+      <w:r>
+        <w:t xml:space="preserve">datos observados y </w:t>
+      </w:r>
+      <w:r>
+        <w:t xml:space="preserve">el </w:t>
+      </w:r>
+      <w:r>
+        <w:t xml:space="preserve">modelo teórico en </w:t>
+      </w:r>
+      <w:r>
+        <w:t>las tres variables</w:t>
+      </w:r>
+      <w:r>
+        <w:t xml:space="preserve">. </w:t>
+      </w:r>
+      <w:r>
+        <w:t>Esto confirma el Teorema Central del Límite.</w:t>
+      </w:r>
+    </w:p>
+    <w:p>
+      <w:r>
+        <w:t>Para concluir</w:t>
+      </w:r>
+      <w:r>
+        <w:t xml:space="preserve">, el trabajo confirma que el enfoque combinado de </w:t>
+      </w:r>
+      <w:r>
+        <w:t>contrastes de hipótesis</w:t>
+      </w:r>
+      <w:r>
+        <w:t xml:space="preserve">, ajuste de distribuciones, bootstrap y simulación permite describir con solidez el comportamiento de la temperatura, la irradiación y la precipitación en la celda 01, ofreciendo resultados coherentes entre sí y útiles para interpretar su </w:t>
+      </w:r>
+      <w:r>
+        <w:t>comportamiento</w:t>
+      </w:r>
+      <w:r>
+        <w:t>.</w:t>
+      </w:r>
+    </w:p>
+    <w:p>
+      <w:pPr>
+        <w:jc w:val="left"/>
+      </w:pPr>
+    </w:p>
+    <w:p>
+      <w:pPr>
+        <w:jc w:val="left"/>
+      </w:pPr>
+      <w:r>
         <w:br w:type="page"/>
       </w:r>
     </w:p>
@@ -11765,14 +12704,19 @@
       <w:pPr>
         <w:pStyle w:val="Ttulo1"/>
       </w:pPr>
-      <w:bookmarkStart w:id="46" w:name="_Toc226557343"/>
-      <w:bookmarkStart w:id="47" w:name="_Toc227525998"/>
+      <w:bookmarkStart w:id="69" w:name="_Toc226557343"/>
+      <w:bookmarkStart w:id="70" w:name="_Toc227531651"/>
       <w:r>
         <w:lastRenderedPageBreak/>
-        <w:t>Autoría y uso de Chatgpt</w:t>
-      </w:r>
-      <w:bookmarkEnd w:id="46"/>
-      <w:bookmarkEnd w:id="47"/>
+        <w:t xml:space="preserve">Autoría y uso de </w:t>
+      </w:r>
+      <w:proofErr w:type="spellStart"/>
+      <w:r>
+        <w:t>Chatgpt</w:t>
+      </w:r>
+      <w:bookmarkEnd w:id="69"/>
+      <w:bookmarkEnd w:id="70"/>
+      <w:proofErr w:type="spellEnd"/>
     </w:p>
     <w:p>
       <w:r>
@@ -11791,6 +12735,139 @@
           <w:color w:val="000000"/>
         </w:rPr>
       </w:pPr>
+      <w:r>
+        <w:rPr>
+          <w:b/>
+          <w:bCs/>
+          <w:color w:val="000000"/>
+        </w:rPr>
+        <w:fldChar w:fldCharType="begin"/>
+      </w:r>
+      <w:r>
+        <w:rPr>
+          <w:b/>
+          <w:bCs/>
+          <w:color w:val="000000"/>
+        </w:rPr>
+        <w:instrText xml:space="preserve"> REF _Ref227528594 \h </w:instrText>
+      </w:r>
+      <w:r>
+        <w:rPr>
+          <w:b/>
+          <w:bCs/>
+          <w:color w:val="000000"/>
+        </w:rPr>
+      </w:r>
+      <w:r>
+        <w:rPr>
+          <w:b/>
+          <w:bCs/>
+          <w:color w:val="000000"/>
+        </w:rPr>
+        <w:instrText xml:space="preserve"> \* MERGEFORMAT </w:instrText>
+      </w:r>
+      <w:r>
+        <w:rPr>
+          <w:b/>
+          <w:bCs/>
+          <w:color w:val="000000"/>
+        </w:rPr>
+        <w:fldChar w:fldCharType="separate"/>
+      </w:r>
+      <w:r>
+        <w:rPr>
+          <w:b/>
+          <w:bCs/>
+        </w:rPr>
+        <w:t>Introducción</w:t>
+      </w:r>
+      <w:r>
+        <w:rPr>
+          <w:b/>
+          <w:bCs/>
+          <w:color w:val="000000"/>
+        </w:rPr>
+        <w:fldChar w:fldCharType="end"/>
+      </w:r>
+      <w:r>
+        <w:rPr>
+          <w:color w:val="000000"/>
+        </w:rPr>
+        <w:t>: Antonio Urbano Murillo</w:t>
+      </w:r>
+    </w:p>
+    <w:p>
+      <w:pPr>
+        <w:pStyle w:val="Prrafodelista"/>
+        <w:numPr>
+          <w:ilvl w:val="0"/>
+          <w:numId w:val="41"/>
+        </w:numPr>
+        <w:spacing w:after="0"/>
+        <w:rPr>
+          <w:color w:val="000000"/>
+        </w:rPr>
+      </w:pPr>
+      <w:r>
+        <w:rPr>
+          <w:b/>
+          <w:bCs/>
+          <w:color w:val="000000"/>
+        </w:rPr>
+        <w:fldChar w:fldCharType="begin"/>
+      </w:r>
+      <w:r>
+        <w:rPr>
+          <w:b/>
+          <w:bCs/>
+          <w:color w:val="000000"/>
+        </w:rPr>
+        <w:instrText xml:space="preserve"> REF _Ref227528541 \h </w:instrText>
+      </w:r>
+      <w:r>
+        <w:rPr>
+          <w:b/>
+          <w:bCs/>
+          <w:color w:val="000000"/>
+        </w:rPr>
+      </w:r>
+      <w:r>
+        <w:rPr>
+          <w:b/>
+          <w:bCs/>
+          <w:color w:val="000000"/>
+        </w:rPr>
+        <w:instrText xml:space="preserve"> \* MERGEFORMAT </w:instrText>
+      </w:r>
+      <w:r>
+        <w:rPr>
+          <w:b/>
+          <w:bCs/>
+          <w:color w:val="000000"/>
+        </w:rPr>
+        <w:fldChar w:fldCharType="separate"/>
+      </w:r>
+      <w:r>
+        <w:rPr>
+          <w:b/>
+          <w:bCs/>
+        </w:rPr>
+        <w:t>Contrastes de hipótesis para la media de la temperatura de la celda 01 en los meses de verano</w:t>
+      </w:r>
+      <w:r>
+        <w:rPr>
+          <w:b/>
+          <w:bCs/>
+          <w:color w:val="000000"/>
+        </w:rPr>
+        <w:fldChar w:fldCharType="end"/>
+      </w:r>
+      <w:r>
+        <w:rPr>
+          <w:color w:val="000000"/>
+        </w:rPr>
+        <w:t>:</w:t>
+      </w:r>
     </w:p>
     <w:p>
       <w:pPr>
@@ -11804,27 +12881,30 @@
           <w:color w:val="000000"/>
         </w:rPr>
       </w:pPr>
-    </w:p>
-    <w:p>
-      <w:pPr>
+      <w:r>
         <w:rPr>
           <w:color w:val="000000"/>
         </w:rPr>
-      </w:pPr>
-    </w:p>
-    <w:p>
-      <w:pPr>
+        <w:t>Pablo Romero Teruel</w:t>
+      </w:r>
+    </w:p>
+    <w:p>
+      <w:pPr>
+        <w:pStyle w:val="Prrafodelista"/>
+        <w:numPr>
+          <w:ilvl w:val="1"/>
+          <w:numId w:val="41"/>
+        </w:numPr>
+        <w:spacing w:after="0"/>
         <w:rPr>
           <w:color w:val="000000"/>
-          <w:szCs w:val="22"/>
         </w:rPr>
       </w:pPr>
       <w:r>
         <w:rPr>
           <w:color w:val="000000"/>
-          <w:szCs w:val="22"/>
-        </w:rPr>
-        <w:t>Uso de ChatGPT:</w:t>
+        </w:rPr>
+        <w:t>Pablo Romero Teruel</w:t>
       </w:r>
     </w:p>
     <w:p>
@@ -11832,46 +12912,639 @@
         <w:pStyle w:val="Prrafodelista"/>
         <w:numPr>
           <w:ilvl w:val="0"/>
-          <w:numId w:val="45"/>
+          <w:numId w:val="41"/>
         </w:numPr>
-        <w:rPr>
+        <w:spacing w:after="0"/>
+        <w:rPr>
+          <w:color w:val="000000"/>
+        </w:rPr>
+      </w:pPr>
+      <w:r>
+        <w:rPr>
+          <w:color w:val="000000"/>
+        </w:rPr>
+        <w:t xml:space="preserve"> </w:t>
+      </w:r>
+      <w:r>
+        <w:rPr>
+          <w:b/>
+          <w:bCs/>
+          <w:color w:val="000000"/>
+        </w:rPr>
+        <w:fldChar w:fldCharType="begin"/>
+      </w:r>
+      <w:r>
+        <w:rPr>
+          <w:b/>
+          <w:bCs/>
+          <w:color w:val="000000"/>
+        </w:rPr>
+        <w:instrText xml:space="preserve"> REF _Ref227528546 \h </w:instrText>
+      </w:r>
+      <w:r>
+        <w:rPr>
+          <w:b/>
+          <w:bCs/>
+          <w:color w:val="000000"/>
+        </w:rPr>
+      </w:r>
+      <w:r>
+        <w:rPr>
+          <w:b/>
+          <w:bCs/>
+          <w:color w:val="000000"/>
+        </w:rPr>
+        <w:instrText xml:space="preserve"> \* MERGEFORMAT </w:instrText>
+      </w:r>
+      <w:r>
+        <w:rPr>
+          <w:b/>
+          <w:bCs/>
+          <w:color w:val="000000"/>
+        </w:rPr>
+        <w:fldChar w:fldCharType="separate"/>
+      </w:r>
+      <w:r>
+        <w:rPr>
+          <w:b/>
+          <w:bCs/>
+        </w:rPr>
+        <w:t>Ajuste de distribuciones en la celda 01</w:t>
+      </w:r>
+      <w:r>
+        <w:rPr>
+          <w:b/>
+          <w:bCs/>
+          <w:color w:val="000000"/>
+        </w:rPr>
+        <w:fldChar w:fldCharType="end"/>
+      </w:r>
+      <w:r>
+        <w:rPr>
+          <w:color w:val="000000"/>
+        </w:rPr>
+        <w:t>:</w:t>
+      </w:r>
+    </w:p>
+    <w:p>
+      <w:pPr>
+        <w:pStyle w:val="Prrafodelista"/>
+        <w:numPr>
+          <w:ilvl w:val="1"/>
+          <w:numId w:val="41"/>
+        </w:numPr>
+        <w:spacing w:after="0"/>
+        <w:rPr>
+          <w:color w:val="000000"/>
+        </w:rPr>
+      </w:pPr>
+      <w:r>
+        <w:rPr>
+          <w:color w:val="000000"/>
+        </w:rPr>
+        <w:t>Alberto Rodríguez Vicente</w:t>
+      </w:r>
+    </w:p>
+    <w:p>
+      <w:pPr>
+        <w:pStyle w:val="Prrafodelista"/>
+        <w:numPr>
+          <w:ilvl w:val="1"/>
+          <w:numId w:val="41"/>
+        </w:numPr>
+        <w:spacing w:after="0"/>
+        <w:rPr>
+          <w:color w:val="000000"/>
+        </w:rPr>
+      </w:pPr>
+      <w:r>
+        <w:rPr>
+          <w:color w:val="000000"/>
+        </w:rPr>
+        <w:t>Alberto Rodríguez Vicente</w:t>
+      </w:r>
+    </w:p>
+    <w:p>
+      <w:pPr>
+        <w:pStyle w:val="Prrafodelista"/>
+        <w:numPr>
+          <w:ilvl w:val="1"/>
+          <w:numId w:val="41"/>
+        </w:numPr>
+        <w:spacing w:after="0"/>
+        <w:rPr>
+          <w:color w:val="000000"/>
+        </w:rPr>
+      </w:pPr>
+      <w:r>
+        <w:rPr>
+          <w:color w:val="000000"/>
+        </w:rPr>
+        <w:t>Alberto Rodríguez Vicente</w:t>
+      </w:r>
+    </w:p>
+    <w:p>
+      <w:pPr>
+        <w:pStyle w:val="Prrafodelista"/>
+        <w:numPr>
+          <w:ilvl w:val="1"/>
+          <w:numId w:val="41"/>
+        </w:numPr>
+        <w:spacing w:after="0"/>
+        <w:rPr>
+          <w:color w:val="000000"/>
+        </w:rPr>
+      </w:pPr>
+      <w:r>
+        <w:rPr>
+          <w:color w:val="000000"/>
+        </w:rPr>
+        <w:t>Alberto Rodríguez Vicente</w:t>
+      </w:r>
+    </w:p>
+    <w:p>
+      <w:pPr>
+        <w:pStyle w:val="Prrafodelista"/>
+        <w:numPr>
+          <w:ilvl w:val="1"/>
+          <w:numId w:val="41"/>
+        </w:numPr>
+        <w:spacing w:after="0"/>
+        <w:rPr>
+          <w:color w:val="000000"/>
+        </w:rPr>
+      </w:pPr>
+      <w:r>
+        <w:rPr>
+          <w:color w:val="000000"/>
+        </w:rPr>
+        <w:t>Alberto Rodríguez Vicente</w:t>
+      </w:r>
+    </w:p>
+    <w:p>
+      <w:pPr>
+        <w:pStyle w:val="Prrafodelista"/>
+        <w:numPr>
+          <w:ilvl w:val="1"/>
+          <w:numId w:val="41"/>
+        </w:numPr>
+        <w:spacing w:after="0"/>
+        <w:rPr>
+          <w:color w:val="000000"/>
+        </w:rPr>
+      </w:pPr>
+      <w:r>
+        <w:rPr>
+          <w:color w:val="000000"/>
+        </w:rPr>
+        <w:t>Alberto Rodríguez Vicente</w:t>
+      </w:r>
+    </w:p>
+    <w:p>
+      <w:pPr>
+        <w:pStyle w:val="Prrafodelista"/>
+        <w:numPr>
+          <w:ilvl w:val="0"/>
+          <w:numId w:val="41"/>
+        </w:numPr>
+        <w:spacing w:after="0"/>
+        <w:rPr>
+          <w:color w:val="000000"/>
+        </w:rPr>
+      </w:pPr>
+      <w:r>
+        <w:rPr>
+          <w:b/>
+          <w:bCs/>
+          <w:color w:val="000000"/>
+        </w:rPr>
+        <w:fldChar w:fldCharType="begin"/>
+      </w:r>
+      <w:r>
+        <w:rPr>
+          <w:b/>
+          <w:bCs/>
+          <w:color w:val="000000"/>
+        </w:rPr>
+        <w:instrText xml:space="preserve"> REF _Ref227528554 \h </w:instrText>
+      </w:r>
+      <w:r>
+        <w:rPr>
+          <w:b/>
+          <w:bCs/>
+          <w:color w:val="000000"/>
+        </w:rPr>
+      </w:r>
+      <w:r>
+        <w:rPr>
+          <w:b/>
+          <w:bCs/>
+          <w:color w:val="000000"/>
+        </w:rPr>
+        <w:instrText xml:space="preserve"> \* MERGEFORMAT </w:instrText>
+      </w:r>
+      <w:r>
+        <w:rPr>
+          <w:b/>
+          <w:bCs/>
+          <w:color w:val="000000"/>
+        </w:rPr>
+        <w:fldChar w:fldCharType="separate"/>
+      </w:r>
+      <w:r>
+        <w:rPr>
+          <w:b/>
+          <w:bCs/>
+        </w:rPr>
+        <w:t>Evaluación del solape de IC bootstrap trimestrales (50% y 99%)</w:t>
+      </w:r>
+      <w:r>
+        <w:rPr>
+          <w:b/>
+          <w:bCs/>
+          <w:color w:val="000000"/>
+        </w:rPr>
+        <w:fldChar w:fldCharType="end"/>
+      </w:r>
+      <w:r>
+        <w:rPr>
+          <w:color w:val="000000"/>
+        </w:rPr>
+        <w:t>:</w:t>
+      </w:r>
+    </w:p>
+    <w:p>
+      <w:pPr>
+        <w:pStyle w:val="Prrafodelista"/>
+        <w:numPr>
+          <w:ilvl w:val="1"/>
+          <w:numId w:val="41"/>
+        </w:numPr>
+        <w:spacing w:after="0"/>
+        <w:rPr>
+          <w:color w:val="000000"/>
+        </w:rPr>
+      </w:pPr>
+      <w:r>
+        <w:rPr>
+          <w:color w:val="000000"/>
+        </w:rPr>
+        <w:t>Antonio Urbano Murillo</w:t>
+      </w:r>
+    </w:p>
+    <w:p>
+      <w:pPr>
+        <w:pStyle w:val="Prrafodelista"/>
+        <w:numPr>
+          <w:ilvl w:val="1"/>
+          <w:numId w:val="41"/>
+        </w:numPr>
+        <w:spacing w:after="0"/>
+        <w:rPr>
+          <w:color w:val="000000"/>
+        </w:rPr>
+      </w:pPr>
+      <w:r>
+        <w:rPr>
+          <w:color w:val="000000"/>
+        </w:rPr>
+        <w:t>Antonio Urbano Murillo</w:t>
+      </w:r>
+    </w:p>
+    <w:p>
+      <w:pPr>
+        <w:pStyle w:val="Prrafodelista"/>
+        <w:numPr>
+          <w:ilvl w:val="1"/>
+          <w:numId w:val="41"/>
+        </w:numPr>
+        <w:spacing w:after="0"/>
+        <w:rPr>
+          <w:color w:val="000000"/>
+        </w:rPr>
+      </w:pPr>
+      <w:r>
+        <w:rPr>
+          <w:color w:val="000000"/>
+        </w:rPr>
+        <w:t>Antonio Urbano Murillo</w:t>
+      </w:r>
+    </w:p>
+    <w:p>
+      <w:pPr>
+        <w:pStyle w:val="Prrafodelista"/>
+        <w:numPr>
+          <w:ilvl w:val="0"/>
+          <w:numId w:val="41"/>
+        </w:numPr>
+        <w:spacing w:after="0"/>
+        <w:rPr>
+          <w:color w:val="000000"/>
+        </w:rPr>
+      </w:pPr>
+      <w:r>
+        <w:rPr>
+          <w:b/>
+          <w:bCs/>
+          <w:color w:val="000000"/>
+        </w:rPr>
+        <w:fldChar w:fldCharType="begin"/>
+      </w:r>
+      <w:r>
+        <w:rPr>
+          <w:b/>
+          <w:bCs/>
+          <w:color w:val="000000"/>
+        </w:rPr>
+        <w:instrText xml:space="preserve"> REF _Ref227528560 \h </w:instrText>
+      </w:r>
+      <w:r>
+        <w:rPr>
+          <w:b/>
+          <w:bCs/>
+          <w:color w:val="000000"/>
+        </w:rPr>
+      </w:r>
+      <w:r>
+        <w:rPr>
+          <w:b/>
+          <w:bCs/>
+          <w:color w:val="000000"/>
+        </w:rPr>
+        <w:fldChar w:fldCharType="separate"/>
+      </w:r>
+      <w:r>
+        <w:t>Simulación de las variables meteorológicas de la celda 01</w:t>
+      </w:r>
+      <w:r>
+        <w:rPr>
+          <w:b/>
+          <w:bCs/>
+          <w:color w:val="000000"/>
+        </w:rPr>
+        <w:fldChar w:fldCharType="end"/>
+      </w:r>
+      <w:r>
+        <w:rPr>
+          <w:color w:val="000000"/>
+        </w:rPr>
+        <w:t>:</w:t>
+      </w:r>
+    </w:p>
+    <w:p>
+      <w:pPr>
+        <w:pStyle w:val="Prrafodelista"/>
+        <w:numPr>
+          <w:ilvl w:val="1"/>
+          <w:numId w:val="41"/>
+        </w:numPr>
+        <w:spacing w:after="0"/>
+        <w:rPr>
+          <w:color w:val="000000"/>
+        </w:rPr>
+      </w:pPr>
+      <w:r>
+        <w:rPr>
+          <w:color w:val="000000"/>
+        </w:rPr>
+        <w:t>Pablo Romero Teruel</w:t>
+      </w:r>
+    </w:p>
+    <w:p>
+      <w:pPr>
+        <w:pStyle w:val="Prrafodelista"/>
+        <w:numPr>
+          <w:ilvl w:val="1"/>
+          <w:numId w:val="41"/>
+        </w:numPr>
+        <w:spacing w:after="0"/>
+        <w:rPr>
+          <w:color w:val="000000"/>
+        </w:rPr>
+      </w:pPr>
+      <w:r>
+        <w:rPr>
+          <w:color w:val="000000"/>
+        </w:rPr>
+        <w:t>Pablo Romero Teruel</w:t>
+      </w:r>
+    </w:p>
+    <w:p>
+      <w:pPr>
+        <w:pStyle w:val="Prrafodelista"/>
+        <w:numPr>
+          <w:ilvl w:val="1"/>
+          <w:numId w:val="41"/>
+        </w:numPr>
+        <w:spacing w:after="0"/>
+        <w:rPr>
+          <w:color w:val="000000"/>
+        </w:rPr>
+      </w:pPr>
+      <w:r>
+        <w:rPr>
+          <w:color w:val="000000"/>
+        </w:rPr>
+        <w:t>Pablo Romero Teruel</w:t>
+      </w:r>
+    </w:p>
+    <w:p>
+      <w:pPr>
+        <w:pStyle w:val="Prrafodelista"/>
+        <w:numPr>
+          <w:ilvl w:val="0"/>
+          <w:numId w:val="41"/>
+        </w:numPr>
+        <w:spacing w:after="0"/>
+        <w:rPr>
+          <w:color w:val="000000"/>
+        </w:rPr>
+      </w:pPr>
+      <w:r>
+        <w:rPr>
+          <w:b/>
+          <w:bCs/>
+          <w:color w:val="000000"/>
+        </w:rPr>
+        <w:fldChar w:fldCharType="begin"/>
+      </w:r>
+      <w:r>
+        <w:rPr>
+          <w:b/>
+          <w:bCs/>
+          <w:color w:val="000000"/>
+        </w:rPr>
+        <w:instrText xml:space="preserve"> REF _Ref227528568 \h </w:instrText>
+      </w:r>
+      <w:r>
+        <w:rPr>
+          <w:b/>
+          <w:bCs/>
+          <w:color w:val="000000"/>
+        </w:rPr>
+      </w:r>
+      <w:r>
+        <w:rPr>
+          <w:b/>
+          <w:bCs/>
+          <w:color w:val="000000"/>
+        </w:rPr>
+        <w:instrText xml:space="preserve"> \* MERGEFORMAT </w:instrText>
+      </w:r>
+      <w:r>
+        <w:rPr>
+          <w:b/>
+          <w:bCs/>
+          <w:color w:val="000000"/>
+        </w:rPr>
+        <w:fldChar w:fldCharType="separate"/>
+      </w:r>
+      <w:r>
+        <w:rPr>
+          <w:b/>
+          <w:bCs/>
+        </w:rPr>
+        <w:t>Conclusiones</w:t>
+      </w:r>
+      <w:r>
+        <w:rPr>
+          <w:b/>
+          <w:bCs/>
+          <w:color w:val="000000"/>
+        </w:rPr>
+        <w:fldChar w:fldCharType="end"/>
+      </w:r>
+      <w:r>
+        <w:rPr>
+          <w:color w:val="000000"/>
+        </w:rPr>
+        <w:t>: Antonio Urbano Murillo</w:t>
+      </w:r>
+    </w:p>
+    <w:p>
+      <w:pPr>
+        <w:rPr>
+          <w:color w:val="000000"/>
+        </w:rPr>
+      </w:pPr>
+    </w:p>
+    <w:p>
+      <w:pPr>
+        <w:rPr>
+          <w:color w:val="000000"/>
           <w:szCs w:val="22"/>
         </w:rPr>
       </w:pPr>
       <w:r>
         <w:rPr>
+          <w:color w:val="000000"/>
           <w:szCs w:val="22"/>
         </w:rPr>
-        <w:t xml:space="preserve">Apartado </w:t>
-      </w:r>
-      <w:bookmarkStart w:id="48" w:name="_Ref224495289"/>
-      <w:r>
-        <w:rPr>
-          <w:szCs w:val="22"/>
-        </w:rPr>
-        <w:t>1.1, para…</w:t>
-      </w:r>
-    </w:p>
-    <w:p>
-      <w:pPr>
+        <w:t>Uso de ChatGPT:</w:t>
+      </w:r>
+    </w:p>
+    <w:p>
+      <w:pPr>
+        <w:pStyle w:val="Prrafodelista"/>
+        <w:numPr>
+          <w:ilvl w:val="0"/>
+          <w:numId w:val="46"/>
+        </w:numPr>
         <w:spacing w:before="0" w:after="0"/>
         <w:jc w:val="left"/>
         <w:rPr>
           <w:szCs w:val="22"/>
         </w:rPr>
       </w:pPr>
-    </w:p>
-    <w:p>
-      <w:pPr>
+      <w:bookmarkStart w:id="71" w:name="_Ref224495289"/>
+      <w:r>
+        <w:rPr>
+          <w:szCs w:val="22"/>
+        </w:rPr>
+        <w:t>A</w:t>
+      </w:r>
+      <w:r>
+        <w:rPr>
+          <w:szCs w:val="22"/>
+        </w:rPr>
+        <w:t>partado 1.1</w:t>
+      </w:r>
+      <w:r>
+        <w:rPr>
+          <w:szCs w:val="22"/>
+        </w:rPr>
+        <w:t xml:space="preserve"> y 1.2: </w:t>
+      </w:r>
+      <w:r>
+        <w:rPr>
+          <w:szCs w:val="22"/>
+        </w:rPr>
+        <w:t>para redactar correctamente la expresión del nivel de significación (</w:t>
+      </w:r>
+      <m:oMath>
+        <m:r>
+          <w:rPr>
+            <w:rFonts w:ascii="Cambria Math" w:hAnsi="Cambria Math"/>
+            <w:szCs w:val="22"/>
+          </w:rPr>
+          <m:t>α=0.1</m:t>
+        </m:r>
+      </m:oMath>
+      <w:r>
+        <w:rPr>
+          <w:szCs w:val="22"/>
+        </w:rPr>
+        <w:t xml:space="preserve">) y para representar gráficamente la línea correspondiente a </w:t>
+      </w:r>
+      <m:oMath>
+        <m:r>
+          <w:rPr>
+            <w:rFonts w:ascii="Cambria Math" w:hAnsi="Cambria Math"/>
+            <w:szCs w:val="22"/>
+          </w:rPr>
+          <m:t>μ=30</m:t>
+        </m:r>
+      </m:oMath>
+      <w:r>
+        <w:rPr>
+          <w:szCs w:val="22"/>
+        </w:rPr>
+        <w:t>, con el objetivo de mejorar la claridad visual y la correcta interpretación de los resultados.</w:t>
+      </w:r>
+    </w:p>
+    <w:p>
+      <w:pPr>
+        <w:pStyle w:val="Prrafodelista"/>
+        <w:numPr>
+          <w:ilvl w:val="0"/>
+          <w:numId w:val="46"/>
+        </w:numPr>
         <w:spacing w:before="0" w:after="0"/>
         <w:jc w:val="left"/>
         <w:rPr>
           <w:szCs w:val="22"/>
         </w:rPr>
       </w:pPr>
-    </w:p>
-    <w:p>
-      <w:pPr>
+      <w:r>
+        <w:rPr>
+          <w:szCs w:val="22"/>
+        </w:rPr>
+        <w:t xml:space="preserve">Apartado 4: </w:t>
+      </w:r>
+      <w:r>
+        <w:rPr>
+          <w:szCs w:val="22"/>
+        </w:rPr>
+        <w:t>como ayuda para estructurar el código, concretamente para agrupar las distintas salidas por pantalla (print) dentro de una única función, lo que permitió organizar mejor el programa, hacerlo más legible y facilitar su mantenimiento.</w:t>
+      </w:r>
+    </w:p>
+    <w:p>
+      <w:pPr>
+        <w:pStyle w:val="Prrafodelista"/>
+        <w:numPr>
+          <w:ilvl w:val="0"/>
+          <w:numId w:val="46"/>
+        </w:numPr>
         <w:spacing w:before="0" w:after="0"/>
         <w:jc w:val="left"/>
         <w:rPr>
@@ -11882,44 +13555,67 @@
         <w:rPr>
           <w:szCs w:val="22"/>
         </w:rPr>
+        <w:t>Apartado 2: para poder colocar los dos intervalos de confianza en un gráfico que muestre la evolución de dichos intervalos (</w:t>
+      </w:r>
+      <m:oMath>
+        <m:r>
+          <w:rPr>
+            <w:rFonts w:ascii="Cambria Math" w:hAnsi="Cambria Math"/>
+            <w:szCs w:val="22"/>
+          </w:rPr>
+          <m:t>50%</m:t>
+        </m:r>
+      </m:oMath>
+      <w:r>
+        <w:rPr>
+          <w:szCs w:val="22"/>
+        </w:rPr>
+        <w:t xml:space="preserve"> y </w:t>
+      </w:r>
+      <m:oMath>
+        <m:r>
+          <w:rPr>
+            <w:rFonts w:ascii="Cambria Math" w:hAnsi="Cambria Math"/>
+            <w:szCs w:val="22"/>
+          </w:rPr>
+          <m:t>99%</m:t>
+        </m:r>
+      </m:oMath>
+      <w:r>
+        <w:rPr>
+          <w:szCs w:val="22"/>
+        </w:rPr>
+        <w:t>) según el trimestre del año. También para poder colocar los gráficos de distribuciones como 2x2 y no 4 en fila.</w:t>
+      </w:r>
+    </w:p>
+    <w:p>
+      <w:pPr>
+        <w:spacing w:before="0" w:after="0"/>
+        <w:jc w:val="left"/>
+        <w:rPr>
+          <w:szCs w:val="22"/>
+        </w:rPr>
+      </w:pPr>
+    </w:p>
+    <w:p>
+      <w:pPr>
+        <w:spacing w:before="0" w:after="0"/>
+        <w:jc w:val="left"/>
+        <w:rPr>
+          <w:szCs w:val="22"/>
+        </w:rPr>
+      </w:pPr>
+      <w:r>
+        <w:rPr>
+          <w:szCs w:val="22"/>
+        </w:rPr>
         <w:br w:type="page"/>
       </w:r>
     </w:p>
-    <w:p>
-      <w:pPr>
-        <w:pStyle w:val="Ttulo1"/>
-      </w:pPr>
-      <w:bookmarkStart w:id="49" w:name="_Ref226556916"/>
-      <w:bookmarkStart w:id="50" w:name="_Toc226557344"/>
-      <w:bookmarkStart w:id="51" w:name="_Toc227525999"/>
-      <w:r>
-        <w:lastRenderedPageBreak/>
-        <w:t>Anexo</w:t>
-      </w:r>
-      <w:r>
-        <w:t>s</w:t>
-      </w:r>
-      <w:bookmarkEnd w:id="48"/>
-      <w:bookmarkEnd w:id="49"/>
-      <w:bookmarkEnd w:id="50"/>
-      <w:bookmarkEnd w:id="51"/>
-    </w:p>
-    <w:p>
-      <w:pPr>
-        <w:keepNext/>
-      </w:pPr>
-    </w:p>
-    <w:p>
-      <w:pPr>
-        <w:jc w:val="left"/>
-      </w:pPr>
-      <w:r>
-        <w:br w:type="page"/>
-      </w:r>
-    </w:p>
-    <w:bookmarkStart w:id="52" w:name="_Toc227526000" w:displacedByCustomXml="next"/>
-    <w:bookmarkStart w:id="53" w:name="_Toc226557345" w:displacedByCustomXml="next"/>
-    <w:bookmarkStart w:id="54" w:name="_Ref224510253" w:displacedByCustomXml="next"/>
+    <w:bookmarkEnd w:id="71" w:displacedByCustomXml="next"/>
+    <w:bookmarkStart w:id="72" w:name="_Toc227531652" w:displacedByCustomXml="next"/>
+    <w:bookmarkStart w:id="73" w:name="_Ref224510253" w:displacedByCustomXml="next"/>
+    <w:bookmarkStart w:id="74" w:name="_Toc226557345" w:displacedByCustomXml="next"/>
     <w:sdt>
       <w:sdtPr>
         <w:rPr>
@@ -11945,9 +13641,9 @@
           <w:r>
             <w:t>Bibliografía</w:t>
           </w:r>
-          <w:bookmarkEnd w:id="54"/>
-          <w:bookmarkEnd w:id="53"/>
-          <w:bookmarkEnd w:id="52"/>
+          <w:bookmarkEnd w:id="74"/>
+          <w:bookmarkEnd w:id="73"/>
+          <w:bookmarkEnd w:id="72"/>
         </w:p>
         <w:sdt>
           <w:sdtPr>
@@ -11956,10 +13652,21 @@
           </w:sdtPr>
           <w:sdtContent>
             <w:p>
+              <w:pPr>
+                <w:pStyle w:val="Bibliografa"/>
+                <w:ind w:left="720" w:hanging="720"/>
+                <w:rPr>
+                  <w:noProof/>
+                  <w:sz w:val="24"/>
+                </w:rPr>
+              </w:pPr>
               <w:r>
                 <w:fldChar w:fldCharType="begin"/>
               </w:r>
               <w:r>
+                <w:rPr>
+                  <w:lang w:val="en-US"/>
+                </w:rPr>
                 <w:instrText>BIBLIOGRAPHY</w:instrText>
               </w:r>
               <w:r>
@@ -11967,12 +13674,35 @@
               </w:r>
               <w:r>
                 <w:rPr>
-                  <w:b/>
-                  <w:bCs/>
+                  <w:noProof/>
+                  <w:lang w:val="en-US"/>
+                </w:rPr>
+                <w:t xml:space="preserve">Feller, W. (1971). </w:t>
+              </w:r>
+              <w:r>
+                <w:rPr>
+                  <w:i/>
+                  <w:iCs/>
+                  <w:noProof/>
+                  <w:lang w:val="en-US"/>
+                </w:rPr>
+                <w:t>An Introduction to Probability Theory and Its Applications</w:t>
+              </w:r>
+              <w:r>
+                <w:rPr>
+                  <w:noProof/>
+                  <w:lang w:val="en-US"/>
+                </w:rPr>
+                <w:t xml:space="preserve"> (2 ed., Vol. 2). </w:t>
+              </w:r>
+              <w:r>
+                <w:rPr>
                   <w:noProof/>
                 </w:rPr>
-                <w:t>No hay ninguna fuente en el documento actual.</w:t>
+                <w:t>New York: Wiley.</w:t>
               </w:r>
+            </w:p>
+            <w:p>
               <w:r>
                 <w:rPr>
                   <w:b/>
@@ -12859,6 +14589,155 @@
     </w:lvl>
   </w:abstractNum>
   <w:abstractNum w:abstractNumId="4" w15:restartNumberingAfterBreak="0">
+    <w:nsid w:val="0797639A"/>
+    <w:multiLevelType w:val="multilevel"/>
+    <w:tmpl w:val="CC6C02C4"/>
+    <w:lvl w:ilvl="0">
+      <w:start w:val="1"/>
+      <w:numFmt w:val="bullet"/>
+      <w:lvlText w:val=""/>
+      <w:lvlJc w:val="left"/>
+      <w:pPr>
+        <w:tabs>
+          <w:tab w:val="num" w:pos="720"/>
+        </w:tabs>
+        <w:ind w:left="720" w:hanging="360"/>
+      </w:pPr>
+      <w:rPr>
+        <w:rFonts w:ascii="Symbol" w:hAnsi="Symbol" w:hint="default"/>
+        <w:sz w:val="20"/>
+      </w:rPr>
+    </w:lvl>
+    <w:lvl w:ilvl="1" w:tentative="1">
+      <w:start w:val="1"/>
+      <w:numFmt w:val="bullet"/>
+      <w:lvlText w:val="o"/>
+      <w:lvlJc w:val="left"/>
+      <w:pPr>
+        <w:tabs>
+          <w:tab w:val="num" w:pos="1440"/>
+        </w:tabs>
+        <w:ind w:left="1440" w:hanging="360"/>
+      </w:pPr>
+      <w:rPr>
+        <w:rFonts w:ascii="Courier New" w:hAnsi="Courier New" w:hint="default"/>
+        <w:sz w:val="20"/>
+      </w:rPr>
+    </w:lvl>
+    <w:lvl w:ilvl="2" w:tentative="1">
+      <w:start w:val="1"/>
+      <w:numFmt w:val="bullet"/>
+      <w:lvlText w:val=""/>
+      <w:lvlJc w:val="left"/>
+      <w:pPr>
+        <w:tabs>
+          <w:tab w:val="num" w:pos="2160"/>
+        </w:tabs>
+        <w:ind w:left="2160" w:hanging="360"/>
+      </w:pPr>
+      <w:rPr>
+        <w:rFonts w:ascii="Wingdings" w:hAnsi="Wingdings" w:hint="default"/>
+        <w:sz w:val="20"/>
+      </w:rPr>
+    </w:lvl>
+    <w:lvl w:ilvl="3" w:tentative="1">
+      <w:start w:val="1"/>
+      <w:numFmt w:val="bullet"/>
+      <w:lvlText w:val=""/>
+      <w:lvlJc w:val="left"/>
+      <w:pPr>
+        <w:tabs>
+          <w:tab w:val="num" w:pos="2880"/>
+        </w:tabs>
+        <w:ind w:left="2880" w:hanging="360"/>
+      </w:pPr>
+      <w:rPr>
+        <w:rFonts w:ascii="Wingdings" w:hAnsi="Wingdings" w:hint="default"/>
+        <w:sz w:val="20"/>
+      </w:rPr>
+    </w:lvl>
+    <w:lvl w:ilvl="4" w:tentative="1">
+      <w:start w:val="1"/>
+      <w:numFmt w:val="bullet"/>
+      <w:lvlText w:val=""/>
+      <w:lvlJc w:val="left"/>
+      <w:pPr>
+        <w:tabs>
+          <w:tab w:val="num" w:pos="3600"/>
+        </w:tabs>
+        <w:ind w:left="3600" w:hanging="360"/>
+      </w:pPr>
+      <w:rPr>
+        <w:rFonts w:ascii="Wingdings" w:hAnsi="Wingdings" w:hint="default"/>
+        <w:sz w:val="20"/>
+      </w:rPr>
+    </w:lvl>
+    <w:lvl w:ilvl="5" w:tentative="1">
+      <w:start w:val="1"/>
+      <w:numFmt w:val="bullet"/>
+      <w:lvlText w:val=""/>
+      <w:lvlJc w:val="left"/>
+      <w:pPr>
+        <w:tabs>
+          <w:tab w:val="num" w:pos="4320"/>
+        </w:tabs>
+        <w:ind w:left="4320" w:hanging="360"/>
+      </w:pPr>
+      <w:rPr>
+        <w:rFonts w:ascii="Wingdings" w:hAnsi="Wingdings" w:hint="default"/>
+        <w:sz w:val="20"/>
+      </w:rPr>
+    </w:lvl>
+    <w:lvl w:ilvl="6" w:tentative="1">
+      <w:start w:val="1"/>
+      <w:numFmt w:val="bullet"/>
+      <w:lvlText w:val=""/>
+      <w:lvlJc w:val="left"/>
+      <w:pPr>
+        <w:tabs>
+          <w:tab w:val="num" w:pos="5040"/>
+        </w:tabs>
+        <w:ind w:left="5040" w:hanging="360"/>
+      </w:pPr>
+      <w:rPr>
+        <w:rFonts w:ascii="Wingdings" w:hAnsi="Wingdings" w:hint="default"/>
+        <w:sz w:val="20"/>
+      </w:rPr>
+    </w:lvl>
+    <w:lvl w:ilvl="7" w:tentative="1">
+      <w:start w:val="1"/>
+      <w:numFmt w:val="bullet"/>
+      <w:lvlText w:val=""/>
+      <w:lvlJc w:val="left"/>
+      <w:pPr>
+        <w:tabs>
+          <w:tab w:val="num" w:pos="5760"/>
+        </w:tabs>
+        <w:ind w:left="5760" w:hanging="360"/>
+      </w:pPr>
+      <w:rPr>
+        <w:rFonts w:ascii="Wingdings" w:hAnsi="Wingdings" w:hint="default"/>
+        <w:sz w:val="20"/>
+      </w:rPr>
+    </w:lvl>
+    <w:lvl w:ilvl="8" w:tentative="1">
+      <w:start w:val="1"/>
+      <w:numFmt w:val="bullet"/>
+      <w:lvlText w:val=""/>
+      <w:lvlJc w:val="left"/>
+      <w:pPr>
+        <w:tabs>
+          <w:tab w:val="num" w:pos="6480"/>
+        </w:tabs>
+        <w:ind w:left="6480" w:hanging="360"/>
+      </w:pPr>
+      <w:rPr>
+        <w:rFonts w:ascii="Wingdings" w:hAnsi="Wingdings" w:hint="default"/>
+        <w:sz w:val="20"/>
+      </w:rPr>
+    </w:lvl>
+  </w:abstractNum>
+  <w:abstractNum w:abstractNumId="5" w15:restartNumberingAfterBreak="0">
     <w:nsid w:val="086258CE"/>
     <w:multiLevelType w:val="multilevel"/>
     <w:tmpl w:val="277AE64A"/>
@@ -13007,7 +14886,7 @@
       </w:rPr>
     </w:lvl>
   </w:abstractNum>
-  <w:abstractNum w:abstractNumId="5" w15:restartNumberingAfterBreak="0">
+  <w:abstractNum w:abstractNumId="6" w15:restartNumberingAfterBreak="0">
     <w:nsid w:val="0F567863"/>
     <w:multiLevelType w:val="hybridMultilevel"/>
     <w:tmpl w:val="A5FA0794"/>
@@ -13120,7 +14999,7 @@
       </w:rPr>
     </w:lvl>
   </w:abstractNum>
-  <w:abstractNum w:abstractNumId="6" w15:restartNumberingAfterBreak="0">
+  <w:abstractNum w:abstractNumId="7" w15:restartNumberingAfterBreak="0">
     <w:nsid w:val="12A90B67"/>
     <w:multiLevelType w:val="hybridMultilevel"/>
     <w:tmpl w:val="27DECD00"/>
@@ -13259,7 +15138,7 @@
       </w:rPr>
     </w:lvl>
   </w:abstractNum>
-  <w:abstractNum w:abstractNumId="7" w15:restartNumberingAfterBreak="0">
+  <w:abstractNum w:abstractNumId="8" w15:restartNumberingAfterBreak="0">
     <w:nsid w:val="146A6778"/>
     <w:multiLevelType w:val="hybridMultilevel"/>
     <w:tmpl w:val="4928D6E6"/>
@@ -13400,7 +15279,7 @@
       </w:rPr>
     </w:lvl>
   </w:abstractNum>
-  <w:abstractNum w:abstractNumId="8" w15:restartNumberingAfterBreak="0">
+  <w:abstractNum w:abstractNumId="9" w15:restartNumberingAfterBreak="0">
     <w:nsid w:val="14775A71"/>
     <w:multiLevelType w:val="multilevel"/>
     <w:tmpl w:val="6A3E515C"/>
@@ -13519,7 +15398,7 @@
       </w:pPr>
     </w:lvl>
   </w:abstractNum>
-  <w:abstractNum w:abstractNumId="9" w15:restartNumberingAfterBreak="0">
+  <w:abstractNum w:abstractNumId="10" w15:restartNumberingAfterBreak="0">
     <w:nsid w:val="150504A6"/>
     <w:multiLevelType w:val="multilevel"/>
     <w:tmpl w:val="0F7C6C6C"/>
@@ -13632,7 +15511,7 @@
       </w:rPr>
     </w:lvl>
   </w:abstractNum>
-  <w:abstractNum w:abstractNumId="10" w15:restartNumberingAfterBreak="0">
+  <w:abstractNum w:abstractNumId="11" w15:restartNumberingAfterBreak="0">
     <w:nsid w:val="190053F5"/>
     <w:multiLevelType w:val="hybridMultilevel"/>
     <w:tmpl w:val="C832DEF0"/>
@@ -13771,7 +15650,7 @@
       </w:rPr>
     </w:lvl>
   </w:abstractNum>
-  <w:abstractNum w:abstractNumId="11" w15:restartNumberingAfterBreak="0">
+  <w:abstractNum w:abstractNumId="12" w15:restartNumberingAfterBreak="0">
     <w:nsid w:val="1B5011E8"/>
     <w:multiLevelType w:val="hybridMultilevel"/>
     <w:tmpl w:val="3CECA460"/>
@@ -13912,7 +15791,7 @@
       </w:rPr>
     </w:lvl>
   </w:abstractNum>
-  <w:abstractNum w:abstractNumId="12" w15:restartNumberingAfterBreak="0">
+  <w:abstractNum w:abstractNumId="13" w15:restartNumberingAfterBreak="0">
     <w:nsid w:val="1C53635B"/>
     <w:multiLevelType w:val="hybridMultilevel"/>
     <w:tmpl w:val="E1A88018"/>
@@ -14051,7 +15930,7 @@
       </w:rPr>
     </w:lvl>
   </w:abstractNum>
-  <w:abstractNum w:abstractNumId="13" w15:restartNumberingAfterBreak="0">
+  <w:abstractNum w:abstractNumId="14" w15:restartNumberingAfterBreak="0">
     <w:nsid w:val="22FF4959"/>
     <w:multiLevelType w:val="hybridMultilevel"/>
     <w:tmpl w:val="41E0AE90"/>
@@ -14190,7 +16069,7 @@
       </w:rPr>
     </w:lvl>
   </w:abstractNum>
-  <w:abstractNum w:abstractNumId="14" w15:restartNumberingAfterBreak="0">
+  <w:abstractNum w:abstractNumId="15" w15:restartNumberingAfterBreak="0">
     <w:nsid w:val="24F20DB3"/>
     <w:multiLevelType w:val="hybridMultilevel"/>
     <w:tmpl w:val="B588A47A"/>
@@ -14303,7 +16182,7 @@
       </w:rPr>
     </w:lvl>
   </w:abstractNum>
-  <w:abstractNum w:abstractNumId="15" w15:restartNumberingAfterBreak="0">
+  <w:abstractNum w:abstractNumId="16" w15:restartNumberingAfterBreak="0">
     <w:nsid w:val="261E0E41"/>
     <w:multiLevelType w:val="hybridMultilevel"/>
     <w:tmpl w:val="AA483B28"/>
@@ -14419,7 +16298,7 @@
       </w:pPr>
     </w:lvl>
   </w:abstractNum>
-  <w:abstractNum w:abstractNumId="16" w15:restartNumberingAfterBreak="0">
+  <w:abstractNum w:abstractNumId="17" w15:restartNumberingAfterBreak="0">
     <w:nsid w:val="29F4375A"/>
     <w:multiLevelType w:val="hybridMultilevel"/>
     <w:tmpl w:val="69A44738"/>
@@ -14558,7 +16437,7 @@
       </w:rPr>
     </w:lvl>
   </w:abstractNum>
-  <w:abstractNum w:abstractNumId="17" w15:restartNumberingAfterBreak="0">
+  <w:abstractNum w:abstractNumId="18" w15:restartNumberingAfterBreak="0">
     <w:nsid w:val="2D6E7EB4"/>
     <w:multiLevelType w:val="multilevel"/>
     <w:tmpl w:val="09D466D8"/>
@@ -14714,7 +16593,7 @@
       </w:rPr>
     </w:lvl>
   </w:abstractNum>
-  <w:abstractNum w:abstractNumId="18" w15:restartNumberingAfterBreak="0">
+  <w:abstractNum w:abstractNumId="19" w15:restartNumberingAfterBreak="0">
     <w:nsid w:val="304D3296"/>
     <w:multiLevelType w:val="multilevel"/>
     <w:tmpl w:val="45624E34"/>
@@ -14853,7 +16732,7 @@
       </w:rPr>
     </w:lvl>
   </w:abstractNum>
-  <w:abstractNum w:abstractNumId="19" w15:restartNumberingAfterBreak="0">
+  <w:abstractNum w:abstractNumId="20" w15:restartNumberingAfterBreak="0">
     <w:nsid w:val="33272885"/>
     <w:multiLevelType w:val="hybridMultilevel"/>
     <w:tmpl w:val="E9282434"/>
@@ -14992,7 +16871,7 @@
       </w:rPr>
     </w:lvl>
   </w:abstractNum>
-  <w:abstractNum w:abstractNumId="20" w15:restartNumberingAfterBreak="0">
+  <w:abstractNum w:abstractNumId="21" w15:restartNumberingAfterBreak="0">
     <w:nsid w:val="372B315C"/>
     <w:multiLevelType w:val="hybridMultilevel"/>
     <w:tmpl w:val="ADECE074"/>
@@ -15131,7 +17010,7 @@
       </w:rPr>
     </w:lvl>
   </w:abstractNum>
-  <w:abstractNum w:abstractNumId="21" w15:restartNumberingAfterBreak="0">
+  <w:abstractNum w:abstractNumId="22" w15:restartNumberingAfterBreak="0">
     <w:nsid w:val="3BFC6DEF"/>
     <w:multiLevelType w:val="hybridMultilevel"/>
     <w:tmpl w:val="8EF0EF96"/>
@@ -15272,7 +17151,7 @@
       </w:rPr>
     </w:lvl>
   </w:abstractNum>
-  <w:abstractNum w:abstractNumId="22" w15:restartNumberingAfterBreak="0">
+  <w:abstractNum w:abstractNumId="23" w15:restartNumberingAfterBreak="0">
     <w:nsid w:val="422A7454"/>
     <w:multiLevelType w:val="hybridMultilevel"/>
     <w:tmpl w:val="7A50EAF0"/>
@@ -15385,7 +17264,7 @@
       </w:rPr>
     </w:lvl>
   </w:abstractNum>
-  <w:abstractNum w:abstractNumId="23" w15:restartNumberingAfterBreak="0">
+  <w:abstractNum w:abstractNumId="24" w15:restartNumberingAfterBreak="0">
     <w:nsid w:val="458A1257"/>
     <w:multiLevelType w:val="hybridMultilevel"/>
     <w:tmpl w:val="21FAC644"/>
@@ -15524,7 +17403,7 @@
       </w:rPr>
     </w:lvl>
   </w:abstractNum>
-  <w:abstractNum w:abstractNumId="24" w15:restartNumberingAfterBreak="0">
+  <w:abstractNum w:abstractNumId="25" w15:restartNumberingAfterBreak="0">
     <w:nsid w:val="46531E03"/>
     <w:multiLevelType w:val="hybridMultilevel"/>
     <w:tmpl w:val="4AE0014A"/>
@@ -15637,7 +17516,7 @@
       </w:rPr>
     </w:lvl>
   </w:abstractNum>
-  <w:abstractNum w:abstractNumId="25" w15:restartNumberingAfterBreak="0">
+  <w:abstractNum w:abstractNumId="26" w15:restartNumberingAfterBreak="0">
     <w:nsid w:val="46FF7748"/>
     <w:multiLevelType w:val="hybridMultilevel"/>
     <w:tmpl w:val="C1F21080"/>
@@ -15778,7 +17657,7 @@
       </w:rPr>
     </w:lvl>
   </w:abstractNum>
-  <w:abstractNum w:abstractNumId="26" w15:restartNumberingAfterBreak="0">
+  <w:abstractNum w:abstractNumId="27" w15:restartNumberingAfterBreak="0">
     <w:nsid w:val="483567D5"/>
     <w:multiLevelType w:val="hybridMultilevel"/>
     <w:tmpl w:val="45624E34"/>
@@ -15917,7 +17796,7 @@
       </w:rPr>
     </w:lvl>
   </w:abstractNum>
-  <w:abstractNum w:abstractNumId="27" w15:restartNumberingAfterBreak="0">
+  <w:abstractNum w:abstractNumId="28" w15:restartNumberingAfterBreak="0">
     <w:nsid w:val="4B3B505F"/>
     <w:multiLevelType w:val="hybridMultilevel"/>
     <w:tmpl w:val="B2DC4592"/>
@@ -16056,7 +17935,7 @@
       </w:rPr>
     </w:lvl>
   </w:abstractNum>
-  <w:abstractNum w:abstractNumId="28" w15:restartNumberingAfterBreak="0">
+  <w:abstractNum w:abstractNumId="29" w15:restartNumberingAfterBreak="0">
     <w:nsid w:val="4F605E59"/>
     <w:multiLevelType w:val="hybridMultilevel"/>
     <w:tmpl w:val="6A3E515C"/>
@@ -16175,7 +18054,7 @@
       </w:pPr>
     </w:lvl>
   </w:abstractNum>
-  <w:abstractNum w:abstractNumId="29" w15:restartNumberingAfterBreak="0">
+  <w:abstractNum w:abstractNumId="30" w15:restartNumberingAfterBreak="0">
     <w:nsid w:val="50051CBB"/>
     <w:multiLevelType w:val="multilevel"/>
     <w:tmpl w:val="EA3C83FC"/>
@@ -16331,7 +18210,7 @@
       </w:rPr>
     </w:lvl>
   </w:abstractNum>
-  <w:abstractNum w:abstractNumId="30" w15:restartNumberingAfterBreak="0">
+  <w:abstractNum w:abstractNumId="31" w15:restartNumberingAfterBreak="0">
     <w:nsid w:val="54836FC0"/>
     <w:multiLevelType w:val="hybridMultilevel"/>
     <w:tmpl w:val="D5DCD57C"/>
@@ -16443,7 +18322,7 @@
       </w:rPr>
     </w:lvl>
   </w:abstractNum>
-  <w:abstractNum w:abstractNumId="31" w15:restartNumberingAfterBreak="0">
+  <w:abstractNum w:abstractNumId="32" w15:restartNumberingAfterBreak="0">
     <w:nsid w:val="565531FF"/>
     <w:multiLevelType w:val="multilevel"/>
     <w:tmpl w:val="27DECD00"/>
@@ -16582,7 +18461,7 @@
       </w:rPr>
     </w:lvl>
   </w:abstractNum>
-  <w:abstractNum w:abstractNumId="32" w15:restartNumberingAfterBreak="0">
+  <w:abstractNum w:abstractNumId="33" w15:restartNumberingAfterBreak="0">
     <w:nsid w:val="5F6E3DE0"/>
     <w:multiLevelType w:val="hybridMultilevel"/>
     <w:tmpl w:val="147645AA"/>
@@ -16721,7 +18600,7 @@
       </w:rPr>
     </w:lvl>
   </w:abstractNum>
-  <w:abstractNum w:abstractNumId="33" w15:restartNumberingAfterBreak="0">
+  <w:abstractNum w:abstractNumId="34" w15:restartNumberingAfterBreak="0">
     <w:nsid w:val="612D4505"/>
     <w:multiLevelType w:val="multilevel"/>
     <w:tmpl w:val="058E7170"/>
@@ -16834,7 +18713,7 @@
       </w:pPr>
     </w:lvl>
   </w:abstractNum>
-  <w:abstractNum w:abstractNumId="34" w15:restartNumberingAfterBreak="0">
+  <w:abstractNum w:abstractNumId="35" w15:restartNumberingAfterBreak="0">
     <w:nsid w:val="63921253"/>
     <w:multiLevelType w:val="multilevel"/>
     <w:tmpl w:val="845AED4A"/>
@@ -16954,7 +18833,7 @@
       </w:pPr>
     </w:lvl>
   </w:abstractNum>
-  <w:abstractNum w:abstractNumId="35" w15:restartNumberingAfterBreak="0">
+  <w:abstractNum w:abstractNumId="36" w15:restartNumberingAfterBreak="0">
     <w:nsid w:val="662B4E56"/>
     <w:multiLevelType w:val="hybridMultilevel"/>
     <w:tmpl w:val="F8BCE764"/>
@@ -17072,7 +18951,7 @@
       </w:pPr>
     </w:lvl>
   </w:abstractNum>
-  <w:abstractNum w:abstractNumId="36" w15:restartNumberingAfterBreak="0">
+  <w:abstractNum w:abstractNumId="37" w15:restartNumberingAfterBreak="0">
     <w:nsid w:val="67C1193F"/>
     <w:multiLevelType w:val="multilevel"/>
     <w:tmpl w:val="A0B48BCE"/>
@@ -17230,7 +19109,7 @@
       </w:rPr>
     </w:lvl>
   </w:abstractNum>
-  <w:abstractNum w:abstractNumId="37" w15:restartNumberingAfterBreak="0">
+  <w:abstractNum w:abstractNumId="38" w15:restartNumberingAfterBreak="0">
     <w:nsid w:val="68072FDE"/>
     <w:multiLevelType w:val="multilevel"/>
     <w:tmpl w:val="0A5E3B4A"/>
@@ -17379,12 +19258,11 @@
       </w:rPr>
     </w:lvl>
   </w:abstractNum>
-  <w:abstractNum w:abstractNumId="38" w15:restartNumberingAfterBreak="0">
+  <w:abstractNum w:abstractNumId="39" w15:restartNumberingAfterBreak="0">
     <w:nsid w:val="69F11C66"/>
     <w:multiLevelType w:val="multilevel"/>
-    <w:tmpl w:val="0C0A001F"/>
+    <w:tmpl w:val="7F9AAFF6"/>
     <w:lvl w:ilvl="0">
-      <w:start w:val="1"/>
       <w:numFmt w:val="decimal"/>
       <w:lvlText w:val="%1."/>
       <w:lvlJc w:val="left"/>
@@ -17465,7 +19343,7 @@
       </w:pPr>
     </w:lvl>
   </w:abstractNum>
-  <w:abstractNum w:abstractNumId="39" w15:restartNumberingAfterBreak="0">
+  <w:abstractNum w:abstractNumId="40" w15:restartNumberingAfterBreak="0">
     <w:nsid w:val="70967D1C"/>
     <w:multiLevelType w:val="hybridMultilevel"/>
     <w:tmpl w:val="F20C5BAA"/>
@@ -17605,7 +19483,7 @@
       </w:rPr>
     </w:lvl>
   </w:abstractNum>
-  <w:abstractNum w:abstractNumId="40" w15:restartNumberingAfterBreak="0">
+  <w:abstractNum w:abstractNumId="41" w15:restartNumberingAfterBreak="0">
     <w:nsid w:val="7DA454C0"/>
     <w:multiLevelType w:val="hybridMultilevel"/>
     <w:tmpl w:val="D11255F8"/>
@@ -17721,7 +19599,7 @@
       </w:pPr>
     </w:lvl>
   </w:abstractNum>
-  <w:abstractNum w:abstractNumId="41" w15:restartNumberingAfterBreak="0">
+  <w:abstractNum w:abstractNumId="42" w15:restartNumberingAfterBreak="0">
     <w:nsid w:val="7EAE1AA6"/>
     <w:multiLevelType w:val="hybridMultilevel"/>
     <w:tmpl w:val="B44C4C34"/>
@@ -17867,100 +19745,100 @@
     <w:abstractNumId w:val="1"/>
   </w:num>
   <w:num w:numId="2" w16cid:durableId="1713309005">
-    <w:abstractNumId w:val="34"/>
+    <w:abstractNumId w:val="35"/>
   </w:num>
   <w:num w:numId="3" w16cid:durableId="261567852">
-    <w:abstractNumId w:val="36"/>
+    <w:abstractNumId w:val="37"/>
   </w:num>
   <w:num w:numId="4" w16cid:durableId="1491212289">
-    <w:abstractNumId w:val="41"/>
+    <w:abstractNumId w:val="42"/>
   </w:num>
   <w:num w:numId="5" w16cid:durableId="1601063177">
-    <w:abstractNumId w:val="17"/>
+    <w:abstractNumId w:val="18"/>
   </w:num>
   <w:num w:numId="6" w16cid:durableId="4216613">
-    <w:abstractNumId w:val="29"/>
+    <w:abstractNumId w:val="30"/>
   </w:num>
   <w:num w:numId="7" w16cid:durableId="1703438795">
-    <w:abstractNumId w:val="10"/>
+    <w:abstractNumId w:val="11"/>
   </w:num>
   <w:num w:numId="8" w16cid:durableId="945380569">
-    <w:abstractNumId w:val="7"/>
+    <w:abstractNumId w:val="8"/>
   </w:num>
   <w:num w:numId="9" w16cid:durableId="1588032472">
-    <w:abstractNumId w:val="15"/>
+    <w:abstractNumId w:val="16"/>
   </w:num>
   <w:num w:numId="10" w16cid:durableId="1677224860">
     <w:abstractNumId w:val="3"/>
   </w:num>
   <w:num w:numId="11" w16cid:durableId="810824893">
+    <w:abstractNumId w:val="22"/>
+  </w:num>
+  <w:num w:numId="12" w16cid:durableId="255676007">
+    <w:abstractNumId w:val="12"/>
+  </w:num>
+  <w:num w:numId="13" w16cid:durableId="1094089424">
+    <w:abstractNumId w:val="24"/>
+  </w:num>
+  <w:num w:numId="14" w16cid:durableId="894780772">
+    <w:abstractNumId w:val="13"/>
+  </w:num>
+  <w:num w:numId="15" w16cid:durableId="1019351173">
+    <w:abstractNumId w:val="26"/>
+  </w:num>
+  <w:num w:numId="16" w16cid:durableId="246841143">
     <w:abstractNumId w:val="21"/>
   </w:num>
-  <w:num w:numId="12" w16cid:durableId="255676007">
-    <w:abstractNumId w:val="11"/>
-  </w:num>
-  <w:num w:numId="13" w16cid:durableId="1094089424">
-    <w:abstractNumId w:val="23"/>
-  </w:num>
-  <w:num w:numId="14" w16cid:durableId="894780772">
-    <w:abstractNumId w:val="12"/>
-  </w:num>
-  <w:num w:numId="15" w16cid:durableId="1019351173">
-    <w:abstractNumId w:val="25"/>
-  </w:num>
-  <w:num w:numId="16" w16cid:durableId="246841143">
-    <w:abstractNumId w:val="20"/>
-  </w:num>
   <w:num w:numId="17" w16cid:durableId="972174191">
-    <w:abstractNumId w:val="6"/>
+    <w:abstractNumId w:val="7"/>
   </w:num>
   <w:num w:numId="18" w16cid:durableId="879323951">
-    <w:abstractNumId w:val="31"/>
+    <w:abstractNumId w:val="32"/>
   </w:num>
   <w:num w:numId="19" w16cid:durableId="88550640">
-    <w:abstractNumId w:val="26"/>
+    <w:abstractNumId w:val="27"/>
   </w:num>
   <w:num w:numId="20" w16cid:durableId="595795465">
-    <w:abstractNumId w:val="40"/>
+    <w:abstractNumId w:val="41"/>
   </w:num>
   <w:num w:numId="21" w16cid:durableId="396044">
-    <w:abstractNumId w:val="28"/>
+    <w:abstractNumId w:val="29"/>
   </w:num>
   <w:num w:numId="22" w16cid:durableId="983437493">
-    <w:abstractNumId w:val="8"/>
+    <w:abstractNumId w:val="9"/>
   </w:num>
   <w:num w:numId="23" w16cid:durableId="1972200754">
-    <w:abstractNumId w:val="35"/>
+    <w:abstractNumId w:val="36"/>
   </w:num>
   <w:num w:numId="24" w16cid:durableId="171065486">
-    <w:abstractNumId w:val="32"/>
+    <w:abstractNumId w:val="33"/>
   </w:num>
   <w:num w:numId="25" w16cid:durableId="720442380">
-    <w:abstractNumId w:val="13"/>
+    <w:abstractNumId w:val="14"/>
   </w:num>
   <w:num w:numId="26" w16cid:durableId="41904894">
-    <w:abstractNumId w:val="19"/>
+    <w:abstractNumId w:val="20"/>
   </w:num>
   <w:num w:numId="27" w16cid:durableId="1332413232">
     <w:abstractNumId w:val="0"/>
   </w:num>
   <w:num w:numId="28" w16cid:durableId="227544783">
-    <w:abstractNumId w:val="41"/>
+    <w:abstractNumId w:val="42"/>
   </w:num>
   <w:num w:numId="29" w16cid:durableId="786236897">
-    <w:abstractNumId w:val="16"/>
+    <w:abstractNumId w:val="17"/>
   </w:num>
   <w:num w:numId="30" w16cid:durableId="1474954772">
-    <w:abstractNumId w:val="27"/>
+    <w:abstractNumId w:val="28"/>
   </w:num>
   <w:num w:numId="31" w16cid:durableId="881669983">
-    <w:abstractNumId w:val="41"/>
+    <w:abstractNumId w:val="42"/>
   </w:num>
   <w:num w:numId="32" w16cid:durableId="2040082707">
-    <w:abstractNumId w:val="18"/>
+    <w:abstractNumId w:val="19"/>
   </w:num>
   <w:num w:numId="33" w16cid:durableId="1819876212">
-    <w:abstractNumId w:val="39"/>
+    <w:abstractNumId w:val="40"/>
   </w:num>
   <w:num w:numId="34" w16cid:durableId="749547854">
     <w:abstractNumId w:val="1"/>
@@ -17972,37 +19850,40 @@
     <w:abstractNumId w:val="1"/>
   </w:num>
   <w:num w:numId="37" w16cid:durableId="932128894">
-    <w:abstractNumId w:val="22"/>
+    <w:abstractNumId w:val="23"/>
   </w:num>
   <w:num w:numId="38" w16cid:durableId="434640796">
-    <w:abstractNumId w:val="33"/>
+    <w:abstractNumId w:val="34"/>
   </w:num>
   <w:num w:numId="39" w16cid:durableId="1853520958">
     <w:abstractNumId w:val="2"/>
   </w:num>
   <w:num w:numId="40" w16cid:durableId="1647120733">
-    <w:abstractNumId w:val="30"/>
+    <w:abstractNumId w:val="31"/>
   </w:num>
   <w:num w:numId="41" w16cid:durableId="537475598">
+    <w:abstractNumId w:val="39"/>
+  </w:num>
+  <w:num w:numId="42" w16cid:durableId="1632058345">
+    <w:abstractNumId w:val="10"/>
+  </w:num>
+  <w:num w:numId="43" w16cid:durableId="1294869786">
+    <w:abstractNumId w:val="25"/>
+  </w:num>
+  <w:num w:numId="44" w16cid:durableId="907770180">
+    <w:abstractNumId w:val="5"/>
+  </w:num>
+  <w:num w:numId="45" w16cid:durableId="408187217">
+    <w:abstractNumId w:val="6"/>
+  </w:num>
+  <w:num w:numId="46" w16cid:durableId="1110927756">
+    <w:abstractNumId w:val="15"/>
+  </w:num>
+  <w:num w:numId="47" w16cid:durableId="2120640525">
     <w:abstractNumId w:val="38"/>
   </w:num>
-  <w:num w:numId="42" w16cid:durableId="1632058345">
-    <w:abstractNumId w:val="9"/>
-  </w:num>
-  <w:num w:numId="43" w16cid:durableId="1294869786">
-    <w:abstractNumId w:val="24"/>
-  </w:num>
-  <w:num w:numId="44" w16cid:durableId="907770180">
+  <w:num w:numId="48" w16cid:durableId="867455083">
     <w:abstractNumId w:val="4"/>
-  </w:num>
-  <w:num w:numId="45" w16cid:durableId="408187217">
-    <w:abstractNumId w:val="5"/>
-  </w:num>
-  <w:num w:numId="46" w16cid:durableId="1110927756">
-    <w:abstractNumId w:val="14"/>
-  </w:num>
-  <w:num w:numId="47" w16cid:durableId="2120640525">
-    <w:abstractNumId w:val="37"/>
   </w:num>
   <w:numIdMacAtCleanup w:val="11"/>
 </w:numbering>
@@ -20084,10 +21965,23 @@
 </file>
 
 <file path=customXml/item1.xml><?xml version="1.0" encoding="utf-8"?>
-<b:Sources xmlns:b="http://schemas.openxmlformats.org/officeDocument/2006/bibliography" xmlns="http://schemas.openxmlformats.org/officeDocument/2006/bibliography" SelectedStyle="\APASixthEditionOfficeOnline.xsl" StyleName="APA" Version="6"/>
+<?mso-contentType ?>
+<FormTemplates xmlns="http://schemas.microsoft.com/sharepoint/v3/contenttype/forms">
+  <Display>DocumentLibraryForm</Display>
+  <Edit>DocumentLibraryForm</Edit>
+  <New>DocumentLibraryForm</New>
+</FormTemplates>
 </file>
 
 <file path=customXml/item2.xml><?xml version="1.0" encoding="utf-8"?>
+<p:properties xmlns:p="http://schemas.microsoft.com/office/2006/metadata/properties" xmlns:xsi="http://www.w3.org/2001/XMLSchema-instance" xmlns:pc="http://schemas.microsoft.com/office/infopath/2007/PartnerControls">
+  <documentManagement>
+    <_activity xmlns="a4b5ba82-f6b6-4f0d-94e3-c298a78760ad" xsi:nil="true"/>
+  </documentManagement>
+</p:properties>
+</file>
+
+<file path=customXml/item3.xml><?xml version="1.0" encoding="utf-8"?>
 <ct:contentTypeSchema xmlns:ct="http://schemas.microsoft.com/office/2006/metadata/contentType" xmlns:ma="http://schemas.microsoft.com/office/2006/metadata/properties/metaAttributes" ct:_="" ma:_="" ma:contentTypeName="Documento" ma:contentTypeID="0x010100CFEE7A9330A3654CB9C05108B37A876B" ma:contentTypeVersion="10" ma:contentTypeDescription="Crear nuevo documento." ma:contentTypeScope="" ma:versionID="383165bf2b3a3e3c38ecfac14c1ea614">
   <xsd:schema xmlns:xsd="http://www.w3.org/2001/XMLSchema" xmlns:xs="http://www.w3.org/2001/XMLSchema" xmlns:p="http://schemas.microsoft.com/office/2006/metadata/properties" xmlns:ns3="a4b5ba82-f6b6-4f0d-94e3-c298a78760ad" targetNamespace="http://schemas.microsoft.com/office/2006/metadata/properties" ma:root="true" ma:fieldsID="54b928053829e2b6d3e62e4247138fde" ns3:_="">
     <xsd:import namespace="a4b5ba82-f6b6-4f0d-94e3-c298a78760ad"/>
@@ -20269,32 +22163,52 @@
 </ct:contentTypeSchema>
 </file>
 
-<file path=customXml/item3.xml><?xml version="1.0" encoding="utf-8"?>
-<p:properties xmlns:p="http://schemas.microsoft.com/office/2006/metadata/properties" xmlns:xsi="http://www.w3.org/2001/XMLSchema-instance" xmlns:pc="http://schemas.microsoft.com/office/infopath/2007/PartnerControls">
-  <documentManagement>
-    <_activity xmlns="a4b5ba82-f6b6-4f0d-94e3-c298a78760ad" xsi:nil="true"/>
-  </documentManagement>
-</p:properties>
-</file>
-
 <file path=customXml/item4.xml><?xml version="1.0" encoding="utf-8"?>
-<?mso-contentType ?>
-<FormTemplates xmlns="http://schemas.microsoft.com/sharepoint/v3/contenttype/forms">
-  <Display>DocumentLibraryForm</Display>
-  <Edit>DocumentLibraryForm</Edit>
-  <New>DocumentLibraryForm</New>
-</FormTemplates>
+<b:Sources xmlns:b="http://schemas.openxmlformats.org/officeDocument/2006/bibliography" xmlns="http://schemas.openxmlformats.org/officeDocument/2006/bibliography" SelectedStyle="\APASixthEditionOfficeOnline.xsl" StyleName="APA" Version="6">
+  <b:Source>
+    <b:Tag>Fel71</b:Tag>
+    <b:SourceType>Book</b:SourceType>
+    <b:Guid>{0ED9F1F1-72EB-436A-B9CE-4828AD9468E7}</b:Guid>
+    <b:Title>An Introduction to Probability Theory and Its Applications</b:Title>
+    <b:Year>1971</b:Year>
+    <b:Publisher>Wiley</b:Publisher>
+    <b:City>New York</b:City>
+    <b:Author>
+      <b:Author>
+        <b:NameList>
+          <b:Person>
+            <b:Last>Feller</b:Last>
+            <b:First>William</b:First>
+          </b:Person>
+        </b:NameList>
+      </b:Author>
+    </b:Author>
+    <b:Volume>2</b:Volume>
+    <b:Edition>2</b:Edition>
+    <b:RefOrder>1</b:RefOrder>
+  </b:Source>
+</b:Sources>
 </file>
 
 <file path=customXml/itemProps1.xml><?xml version="1.0" encoding="utf-8"?>
-<ds:datastoreItem xmlns:ds="http://schemas.openxmlformats.org/officeDocument/2006/customXml" ds:itemID="{110A1E42-0218-4975-A2AA-BFA1706BB2B6}">
+<ds:datastoreItem xmlns:ds="http://schemas.openxmlformats.org/officeDocument/2006/customXml" ds:itemID="{68FC53D6-4B1D-45A5-94CF-C792148F74B8}">
   <ds:schemaRefs>
-    <ds:schemaRef ds:uri="http://schemas.openxmlformats.org/officeDocument/2006/bibliography"/>
+    <ds:schemaRef ds:uri="http://schemas.microsoft.com/sharepoint/v3/contenttype/forms"/>
   </ds:schemaRefs>
 </ds:datastoreItem>
 </file>
 
 <file path=customXml/itemProps2.xml><?xml version="1.0" encoding="utf-8"?>
+<ds:datastoreItem xmlns:ds="http://schemas.openxmlformats.org/officeDocument/2006/customXml" ds:itemID="{309EE98E-0D28-4A7C-A0A6-C0E416B02BA7}">
+  <ds:schemaRefs>
+    <ds:schemaRef ds:uri="http://schemas.microsoft.com/office/2006/metadata/properties"/>
+    <ds:schemaRef ds:uri="http://schemas.microsoft.com/office/infopath/2007/PartnerControls"/>
+    <ds:schemaRef ds:uri="a4b5ba82-f6b6-4f0d-94e3-c298a78760ad"/>
+  </ds:schemaRefs>
+</ds:datastoreItem>
+</file>
+
+<file path=customXml/itemProps3.xml><?xml version="1.0" encoding="utf-8"?>
 <ds:datastoreItem xmlns:ds="http://schemas.openxmlformats.org/officeDocument/2006/customXml" ds:itemID="{136A37C9-2B13-4BF7-8B63-DE99629117A2}">
   <ds:schemaRefs>
     <ds:schemaRef ds:uri="http://schemas.microsoft.com/office/2006/metadata/contentType"/>
@@ -20312,20 +22226,10 @@
 </ds:datastoreItem>
 </file>
 
-<file path=customXml/itemProps3.xml><?xml version="1.0" encoding="utf-8"?>
-<ds:datastoreItem xmlns:ds="http://schemas.openxmlformats.org/officeDocument/2006/customXml" ds:itemID="{309EE98E-0D28-4A7C-A0A6-C0E416B02BA7}">
+<file path=customXml/itemProps4.xml><?xml version="1.0" encoding="utf-8"?>
+<ds:datastoreItem xmlns:ds="http://schemas.openxmlformats.org/officeDocument/2006/customXml" ds:itemID="{349AA590-BF56-4BB2-9EA4-152EDA7BF95C}">
   <ds:schemaRefs>
-    <ds:schemaRef ds:uri="http://schemas.microsoft.com/office/2006/metadata/properties"/>
-    <ds:schemaRef ds:uri="http://schemas.microsoft.com/office/infopath/2007/PartnerControls"/>
-    <ds:schemaRef ds:uri="a4b5ba82-f6b6-4f0d-94e3-c298a78760ad"/>
-  </ds:schemaRefs>
-</ds:datastoreItem>
-</file>
-
-<file path=customXml/itemProps4.xml><?xml version="1.0" encoding="utf-8"?>
-<ds:datastoreItem xmlns:ds="http://schemas.openxmlformats.org/officeDocument/2006/customXml" ds:itemID="{68FC53D6-4B1D-45A5-94CF-C792148F74B8}">
-  <ds:schemaRefs>
-    <ds:schemaRef ds:uri="http://schemas.microsoft.com/sharepoint/v3/contenttype/forms"/>
+    <ds:schemaRef ds:uri="http://schemas.openxmlformats.org/officeDocument/2006/bibliography"/>
   </ds:schemaRefs>
 </ds:datastoreItem>
 </file>

--- a/documentation/Informe del trabajo.docx
+++ b/documentation/Informe del trabajo.docx
@@ -2064,20 +2064,13 @@
           <w:b/>
           <w:bCs/>
         </w:rPr>
-        <w:instrText xml:space="preserve"> REF _Ref227527258 \h </w:instrText>
-      </w:r>
-      <w:r>
-        <w:rPr>
-          <w:b/>
-          <w:bCs/>
-        </w:rPr>
-      </w:r>
-      <w:r>
-        <w:rPr>
-          <w:b/>
-          <w:bCs/>
-        </w:rPr>
-        <w:instrText xml:space="preserve"> \* MERGEFORMAT </w:instrText>
+        <w:instrText xml:space="preserve"> REF _Ref227527258 \h  \* MERGEFORMAT </w:instrText>
+      </w:r>
+      <w:r>
+        <w:rPr>
+          <w:b/>
+          <w:bCs/>
+        </w:rPr>
       </w:r>
       <w:r>
         <w:rPr>
@@ -2151,12 +2144,6 @@
           <w:b/>
           <w:bCs/>
         </w:rPr>
-      </w:r>
-      <w:r>
-        <w:rPr>
-          <w:b/>
-          <w:bCs/>
-        </w:rPr>
         <w:instrText xml:space="preserve"> \* MERGEFORMAT </w:instrText>
       </w:r>
       <w:r>
@@ -2164,6 +2151,12 @@
           <w:b/>
           <w:bCs/>
         </w:rPr>
+      </w:r>
+      <w:r>
+        <w:rPr>
+          <w:b/>
+          <w:bCs/>
+        </w:rPr>
         <w:fldChar w:fldCharType="separate"/>
       </w:r>
       <w:r>
@@ -2213,12 +2206,6 @@
           <w:b/>
           <w:bCs/>
         </w:rPr>
-      </w:r>
-      <w:r>
-        <w:rPr>
-          <w:b/>
-          <w:bCs/>
-        </w:rPr>
         <w:instrText xml:space="preserve"> \* MERGEFORMAT </w:instrText>
       </w:r>
       <w:r>
@@ -2226,6 +2213,12 @@
           <w:b/>
           <w:bCs/>
         </w:rPr>
+      </w:r>
+      <w:r>
+        <w:rPr>
+          <w:b/>
+          <w:bCs/>
+        </w:rPr>
         <w:fldChar w:fldCharType="separate"/>
       </w:r>
       <w:r>
@@ -2233,7 +2226,23 @@
           <w:b/>
           <w:bCs/>
         </w:rPr>
-        <w:t>Evaluación del solape de IC bootstrap trimestrales (50% y 99%)</w:t>
+        <w:t xml:space="preserve">Evaluación del solape de IC </w:t>
+      </w:r>
+      <w:proofErr w:type="spellStart"/>
+      <w:r>
+        <w:rPr>
+          <w:b/>
+          <w:bCs/>
+        </w:rPr>
+        <w:t>bootstrap</w:t>
+      </w:r>
+      <w:proofErr w:type="spellEnd"/>
+      <w:r>
+        <w:rPr>
+          <w:b/>
+          <w:bCs/>
+        </w:rPr>
+        <w:t xml:space="preserve"> trimestrales (50% y 99%)</w:t>
       </w:r>
       <w:r>
         <w:rPr>
@@ -2297,13 +2306,13 @@
           <w:b/>
           <w:bCs/>
         </w:rPr>
-      </w:r>
-      <w:r>
-        <w:rPr>
-          <w:b/>
-          <w:bCs/>
-        </w:rPr>
         <w:instrText xml:space="preserve"> \* MERGEFORMAT </w:instrText>
+      </w:r>
+      <w:r>
+        <w:rPr>
+          <w:b/>
+          <w:bCs/>
+        </w:rPr>
       </w:r>
       <w:r>
         <w:rPr>
@@ -2375,17 +2384,17 @@
       </w:pPr>
       <w:bookmarkStart w:id="8" w:name="_Toc227430911"/>
       <w:bookmarkStart w:id="9" w:name="_Toc227430928"/>
-      <w:bookmarkStart w:id="10" w:name="_Ref224508194"/>
-      <w:bookmarkStart w:id="11" w:name="_Toc226557328"/>
-      <w:bookmarkStart w:id="12" w:name="_Ref227527204"/>
-      <w:bookmarkStart w:id="13" w:name="_Toc227531633"/>
+      <w:bookmarkStart w:id="10" w:name="_Ref227527204"/>
+      <w:bookmarkStart w:id="11" w:name="_Toc227531633"/>
+      <w:bookmarkStart w:id="12" w:name="_Ref224508194"/>
+      <w:bookmarkStart w:id="13" w:name="_Toc226557328"/>
       <w:r>
         <w:t>Contraste para la afirmación del analista 1 (media superior a 30 °C)</w:t>
       </w:r>
       <w:bookmarkEnd w:id="8"/>
       <w:bookmarkEnd w:id="9"/>
-      <w:bookmarkEnd w:id="12"/>
-      <w:bookmarkEnd w:id="13"/>
+      <w:bookmarkEnd w:id="10"/>
+      <w:bookmarkEnd w:id="11"/>
     </w:p>
     <w:p>
       <w:pPr>
@@ -3139,51 +3148,25 @@
       <w:r>
         <w:t xml:space="preserve">Tabla </w:t>
       </w:r>
-      <w:r>
-        <w:fldChar w:fldCharType="begin"/>
-      </w:r>
-      <w:r>
-        <w:instrText xml:space="preserve"> STYLEREF 1 \s </w:instrText>
-      </w:r>
-      <w:r>
-        <w:fldChar w:fldCharType="separate"/>
-      </w:r>
-      <w:r>
-        <w:rPr>
-          <w:noProof/>
-        </w:rPr>
-        <w:t>1</w:t>
-      </w:r>
-      <w:r>
-        <w:rPr>
-          <w:noProof/>
-        </w:rPr>
-        <w:fldChar w:fldCharType="end"/>
-      </w:r>
+      <w:fldSimple w:instr=" STYLEREF 1 \s ">
+        <w:r>
+          <w:rPr>
+            <w:noProof/>
+          </w:rPr>
+          <w:t>1</w:t>
+        </w:r>
+      </w:fldSimple>
       <w:r>
         <w:t>.</w:t>
       </w:r>
-      <w:r>
-        <w:fldChar w:fldCharType="begin"/>
-      </w:r>
-      <w:r>
-        <w:instrText xml:space="preserve"> SEQ Tabla \* ARABIC \s 1 </w:instrText>
-      </w:r>
-      <w:r>
-        <w:fldChar w:fldCharType="separate"/>
-      </w:r>
-      <w:r>
-        <w:rPr>
-          <w:noProof/>
-        </w:rPr>
-        <w:t>1</w:t>
-      </w:r>
-      <w:r>
-        <w:rPr>
-          <w:noProof/>
-        </w:rPr>
-        <w:fldChar w:fldCharType="end"/>
-      </w:r>
+      <w:fldSimple w:instr=" SEQ Tabla \* ARABIC \s 1 ">
+        <w:r>
+          <w:rPr>
+            <w:noProof/>
+          </w:rPr>
+          <w:t>1</w:t>
+        </w:r>
+      </w:fldSimple>
       <w:r>
         <w:t xml:space="preserve">: </w:t>
       </w:r>
@@ -3409,19 +3392,7 @@
           <w:rPr>
             <w:rFonts w:ascii="Cambria Math" w:hAnsi="Cambria Math"/>
           </w:rPr>
-          <m:t>⇔</m:t>
-        </m:r>
-        <m:r>
-          <w:rPr>
-            <w:rFonts w:ascii="Cambria Math" w:hAnsi="Cambria Math"/>
-          </w:rPr>
-          <m:t>b</m:t>
-        </m:r>
-        <m:r>
-          <w:rPr>
-            <w:rFonts w:ascii="Cambria Math" w:hAnsi="Cambria Math"/>
-          </w:rPr>
-          <m:t>μ&gt;30 °C</m:t>
+          <m:t>⇔bμ&gt;30 °C</m:t>
         </m:r>
       </m:oMath>
     </w:p>
@@ -3615,45 +3586,25 @@
       <w:r>
         <w:t xml:space="preserve">Gráfico </w:t>
       </w:r>
-      <w:r>
-        <w:fldChar w:fldCharType="begin"/>
-      </w:r>
-      <w:r>
-        <w:instrText xml:space="preserve"> STYLEREF 1 \s </w:instrText>
-      </w:r>
-      <w:r>
-        <w:fldChar w:fldCharType="separate"/>
-      </w:r>
-      <w:r>
-        <w:rPr>
-          <w:noProof/>
-        </w:rPr>
-        <w:t>1</w:t>
-      </w:r>
-      <w:r>
-        <w:fldChar w:fldCharType="end"/>
-      </w:r>
+      <w:fldSimple w:instr=" STYLEREF 1 \s ">
+        <w:r>
+          <w:rPr>
+            <w:noProof/>
+          </w:rPr>
+          <w:t>1</w:t>
+        </w:r>
+      </w:fldSimple>
       <w:r>
         <w:t>.</w:t>
       </w:r>
-      <w:r>
-        <w:fldChar w:fldCharType="begin"/>
-      </w:r>
-      <w:r>
-        <w:instrText xml:space="preserve"> SEQ Gráfico \* ARABIC \s 1 </w:instrText>
-      </w:r>
-      <w:r>
-        <w:fldChar w:fldCharType="separate"/>
-      </w:r>
-      <w:r>
-        <w:rPr>
-          <w:noProof/>
-        </w:rPr>
-        <w:t>1</w:t>
-      </w:r>
-      <w:r>
-        <w:fldChar w:fldCharType="end"/>
-      </w:r>
+      <w:fldSimple w:instr=" SEQ Gráfico \* ARABIC \s 1 ">
+        <w:r>
+          <w:rPr>
+            <w:noProof/>
+          </w:rPr>
+          <w:t>1</w:t>
+        </w:r>
+      </w:fldSimple>
       <w:r>
         <w:t xml:space="preserve">: </w:t>
       </w:r>
@@ -3733,13 +3684,7 @@
           <w:rPr>
             <w:rFonts w:ascii="Cambria Math" w:hAnsi="Cambria Math"/>
           </w:rPr>
-          <m:t>μ=</m:t>
-        </m:r>
-        <m:r>
-          <w:rPr>
-            <w:rFonts w:ascii="Cambria Math" w:hAnsi="Cambria Math"/>
-          </w:rPr>
-          <m:t>30 °C</m:t>
+          <m:t>μ=30 °C</m:t>
         </m:r>
       </m:oMath>
       <w:r>
@@ -4687,51 +4632,25 @@
       <w:r>
         <w:t xml:space="preserve">Tabla </w:t>
       </w:r>
-      <w:r>
-        <w:fldChar w:fldCharType="begin"/>
-      </w:r>
-      <w:r>
-        <w:instrText xml:space="preserve"> STYLEREF 1 \s </w:instrText>
-      </w:r>
-      <w:r>
-        <w:fldChar w:fldCharType="separate"/>
-      </w:r>
-      <w:r>
-        <w:rPr>
-          <w:noProof/>
-        </w:rPr>
-        <w:t>1</w:t>
-      </w:r>
-      <w:r>
-        <w:rPr>
-          <w:noProof/>
-        </w:rPr>
-        <w:fldChar w:fldCharType="end"/>
-      </w:r>
+      <w:fldSimple w:instr=" STYLEREF 1 \s ">
+        <w:r>
+          <w:rPr>
+            <w:noProof/>
+          </w:rPr>
+          <w:t>1</w:t>
+        </w:r>
+      </w:fldSimple>
       <w:r>
         <w:t>.</w:t>
       </w:r>
-      <w:r>
-        <w:fldChar w:fldCharType="begin"/>
-      </w:r>
-      <w:r>
-        <w:instrText xml:space="preserve"> SEQ Tabla \* ARABIC \s 1 </w:instrText>
-      </w:r>
-      <w:r>
-        <w:fldChar w:fldCharType="separate"/>
-      </w:r>
-      <w:r>
-        <w:rPr>
-          <w:noProof/>
-        </w:rPr>
-        <w:t>2</w:t>
-      </w:r>
-      <w:r>
-        <w:rPr>
-          <w:noProof/>
-        </w:rPr>
-        <w:fldChar w:fldCharType="end"/>
-      </w:r>
+      <w:fldSimple w:instr=" SEQ Tabla \* ARABIC \s 1 ">
+        <w:r>
+          <w:rPr>
+            <w:noProof/>
+          </w:rPr>
+          <w:t>2</w:t>
+        </w:r>
+      </w:fldSimple>
       <w:r>
         <w:t xml:space="preserve">: </w:t>
       </w:r>
@@ -4885,7 +4804,6 @@
       <w:r>
         <w:t>) permite visualizar la regi</w:t>
       </w:r>
-      <w:proofErr w:type="spellStart"/>
       <w:r>
         <w:rPr>
           <w:rFonts w:cs="Book Antiqua"/>
@@ -4893,11 +4811,7 @@
         <w:t>ó</w:t>
       </w:r>
       <w:r>
-        <w:t>n</w:t>
-      </w:r>
-      <w:proofErr w:type="spellEnd"/>
-      <w:r>
-        <w:t xml:space="preserve"> de rechazo y confirmar que la media muestral se encuentra dentro de la zona cr</w:t>
+        <w:t>n de rechazo y confirmar que la media muestral se encuentra dentro de la zona cr</w:t>
       </w:r>
       <w:r>
         <w:rPr>
@@ -4975,45 +4889,25 @@
       <w:r>
         <w:t xml:space="preserve">Gráfico </w:t>
       </w:r>
-      <w:r>
-        <w:fldChar w:fldCharType="begin"/>
-      </w:r>
-      <w:r>
-        <w:instrText xml:space="preserve"> STYLEREF 1 \s </w:instrText>
-      </w:r>
-      <w:r>
-        <w:fldChar w:fldCharType="separate"/>
-      </w:r>
-      <w:r>
-        <w:rPr>
-          <w:noProof/>
-        </w:rPr>
-        <w:t>1</w:t>
-      </w:r>
-      <w:r>
-        <w:fldChar w:fldCharType="end"/>
-      </w:r>
+      <w:fldSimple w:instr=" STYLEREF 1 \s ">
+        <w:r>
+          <w:rPr>
+            <w:noProof/>
+          </w:rPr>
+          <w:t>1</w:t>
+        </w:r>
+      </w:fldSimple>
       <w:r>
         <w:t>.</w:t>
       </w:r>
-      <w:r>
-        <w:fldChar w:fldCharType="begin"/>
-      </w:r>
-      <w:r>
-        <w:instrText xml:space="preserve"> SEQ Gráfico \* ARABIC \s 1 </w:instrText>
-      </w:r>
-      <w:r>
-        <w:fldChar w:fldCharType="separate"/>
-      </w:r>
-      <w:r>
-        <w:rPr>
-          <w:noProof/>
-        </w:rPr>
-        <w:t>2</w:t>
-      </w:r>
-      <w:r>
-        <w:fldChar w:fldCharType="end"/>
-      </w:r>
+      <w:fldSimple w:instr=" SEQ Gráfico \* ARABIC \s 1 ">
+        <w:r>
+          <w:rPr>
+            <w:noProof/>
+          </w:rPr>
+          <w:t>2</w:t>
+        </w:r>
+      </w:fldSimple>
       <w:r>
         <w:t xml:space="preserve">: </w:t>
       </w:r>
@@ -5209,8 +5103,8 @@
       <w:bookmarkStart w:id="21" w:name="_Ref227528546"/>
       <w:bookmarkStart w:id="22" w:name="_Ref227530444"/>
       <w:bookmarkStart w:id="23" w:name="_Toc227531635"/>
-      <w:bookmarkEnd w:id="10"/>
-      <w:bookmarkEnd w:id="11"/>
+      <w:bookmarkEnd w:id="12"/>
+      <w:bookmarkEnd w:id="13"/>
       <w:r>
         <w:lastRenderedPageBreak/>
         <w:t>Ajuste de distribuciones en la celda 01</w:t>
@@ -5318,45 +5212,25 @@
       <w:r>
         <w:t xml:space="preserve">Gráfico </w:t>
       </w:r>
-      <w:r>
-        <w:fldChar w:fldCharType="begin"/>
-      </w:r>
-      <w:r>
-        <w:instrText xml:space="preserve"> STYLEREF 1 \s </w:instrText>
-      </w:r>
-      <w:r>
-        <w:fldChar w:fldCharType="separate"/>
-      </w:r>
-      <w:r>
-        <w:rPr>
-          <w:noProof/>
-        </w:rPr>
-        <w:t>2</w:t>
-      </w:r>
-      <w:r>
-        <w:fldChar w:fldCharType="end"/>
-      </w:r>
+      <w:fldSimple w:instr=" STYLEREF 1 \s ">
+        <w:r>
+          <w:rPr>
+            <w:noProof/>
+          </w:rPr>
+          <w:t>2</w:t>
+        </w:r>
+      </w:fldSimple>
       <w:r>
         <w:t>.</w:t>
       </w:r>
-      <w:r>
-        <w:fldChar w:fldCharType="begin"/>
-      </w:r>
-      <w:r>
-        <w:instrText xml:space="preserve"> SEQ Gráfico \* ARABIC \s 1 </w:instrText>
-      </w:r>
-      <w:r>
-        <w:fldChar w:fldCharType="separate"/>
-      </w:r>
-      <w:r>
-        <w:rPr>
-          <w:noProof/>
-        </w:rPr>
-        <w:t>1</w:t>
-      </w:r>
-      <w:r>
-        <w:fldChar w:fldCharType="end"/>
-      </w:r>
+      <w:fldSimple w:instr=" SEQ Gráfico \* ARABIC \s 1 ">
+        <w:r>
+          <w:rPr>
+            <w:noProof/>
+          </w:rPr>
+          <w:t>1</w:t>
+        </w:r>
+      </w:fldSimple>
       <w:r>
         <w:t xml:space="preserve">: </w:t>
       </w:r>
@@ -5642,7 +5516,23 @@
           <w:b/>
           <w:bCs/>
         </w:rPr>
-        <w:t>: QQ-Plot de la temperatura en la celda 01 por trimestres</w:t>
+        <w:t>: QQ-</w:t>
+      </w:r>
+      <w:proofErr w:type="spellStart"/>
+      <w:r>
+        <w:rPr>
+          <w:b/>
+          <w:bCs/>
+        </w:rPr>
+        <w:t>Plot</w:t>
+      </w:r>
+      <w:proofErr w:type="spellEnd"/>
+      <w:r>
+        <w:rPr>
+          <w:b/>
+          <w:bCs/>
+        </w:rPr>
+        <w:t xml:space="preserve"> de la temperatura en la celda 01 por trimestres</w:t>
       </w:r>
       <w:r>
         <w:rPr>
@@ -5753,45 +5643,25 @@
       <w:r>
         <w:t xml:space="preserve">Gráfico </w:t>
       </w:r>
-      <w:r>
-        <w:fldChar w:fldCharType="begin"/>
-      </w:r>
-      <w:r>
-        <w:instrText xml:space="preserve"> STYLEREF 1 \s </w:instrText>
-      </w:r>
-      <w:r>
-        <w:fldChar w:fldCharType="separate"/>
-      </w:r>
-      <w:r>
-        <w:rPr>
-          <w:noProof/>
-        </w:rPr>
-        <w:t>2</w:t>
-      </w:r>
-      <w:r>
-        <w:fldChar w:fldCharType="end"/>
-      </w:r>
+      <w:fldSimple w:instr=" STYLEREF 1 \s ">
+        <w:r>
+          <w:rPr>
+            <w:noProof/>
+          </w:rPr>
+          <w:t>2</w:t>
+        </w:r>
+      </w:fldSimple>
       <w:r>
         <w:t>.</w:t>
       </w:r>
-      <w:r>
-        <w:fldChar w:fldCharType="begin"/>
-      </w:r>
-      <w:r>
-        <w:instrText xml:space="preserve"> SEQ Gráfico \* ARABIC \s 1 </w:instrText>
-      </w:r>
-      <w:r>
-        <w:fldChar w:fldCharType="separate"/>
-      </w:r>
-      <w:r>
-        <w:rPr>
-          <w:noProof/>
-        </w:rPr>
-        <w:t>2</w:t>
-      </w:r>
-      <w:r>
-        <w:fldChar w:fldCharType="end"/>
-      </w:r>
+      <w:fldSimple w:instr=" SEQ Gráfico \* ARABIC \s 1 ">
+        <w:r>
+          <w:rPr>
+            <w:noProof/>
+          </w:rPr>
+          <w:t>2</w:t>
+        </w:r>
+      </w:fldSimple>
       <w:r>
         <w:t xml:space="preserve">: </w:t>
       </w:r>
@@ -5966,7 +5836,23 @@
           <w:b/>
           <w:bCs/>
         </w:rPr>
-        <w:t>: QQ-Plot de la irradiación en la celda 01 por trimestres</w:t>
+        <w:t>: QQ-</w:t>
+      </w:r>
+      <w:proofErr w:type="spellStart"/>
+      <w:r>
+        <w:rPr>
+          <w:b/>
+          <w:bCs/>
+        </w:rPr>
+        <w:t>Plot</w:t>
+      </w:r>
+      <w:proofErr w:type="spellEnd"/>
+      <w:r>
+        <w:rPr>
+          <w:b/>
+          <w:bCs/>
+        </w:rPr>
+        <w:t xml:space="preserve"> de la irradiación en la celda 01 por trimestres</w:t>
       </w:r>
       <w:r>
         <w:rPr>
@@ -6070,45 +5956,25 @@
       <w:r>
         <w:t xml:space="preserve">Gráfico </w:t>
       </w:r>
-      <w:r>
-        <w:fldChar w:fldCharType="begin"/>
-      </w:r>
-      <w:r>
-        <w:instrText xml:space="preserve"> STYLEREF 1 \s </w:instrText>
-      </w:r>
-      <w:r>
-        <w:fldChar w:fldCharType="separate"/>
-      </w:r>
-      <w:r>
-        <w:rPr>
-          <w:noProof/>
-        </w:rPr>
-        <w:t>2</w:t>
-      </w:r>
-      <w:r>
-        <w:fldChar w:fldCharType="end"/>
-      </w:r>
+      <w:fldSimple w:instr=" STYLEREF 1 \s ">
+        <w:r>
+          <w:rPr>
+            <w:noProof/>
+          </w:rPr>
+          <w:t>2</w:t>
+        </w:r>
+      </w:fldSimple>
       <w:r>
         <w:t>.</w:t>
       </w:r>
-      <w:r>
-        <w:fldChar w:fldCharType="begin"/>
-      </w:r>
-      <w:r>
-        <w:instrText xml:space="preserve"> SEQ Gráfico \* ARABIC \s 1 </w:instrText>
-      </w:r>
-      <w:r>
-        <w:fldChar w:fldCharType="separate"/>
-      </w:r>
-      <w:r>
-        <w:rPr>
-          <w:noProof/>
-        </w:rPr>
-        <w:t>3</w:t>
-      </w:r>
-      <w:r>
-        <w:fldChar w:fldCharType="end"/>
-      </w:r>
+      <w:fldSimple w:instr=" SEQ Gráfico \* ARABIC \s 1 ">
+        <w:r>
+          <w:rPr>
+            <w:noProof/>
+          </w:rPr>
+          <w:t>3</w:t>
+        </w:r>
+      </w:fldSimple>
       <w:r>
         <w:t xml:space="preserve">: </w:t>
       </w:r>
@@ -6291,45 +6157,25 @@
       <w:r>
         <w:t xml:space="preserve">Gráfico </w:t>
       </w:r>
-      <w:r>
-        <w:fldChar w:fldCharType="begin"/>
-      </w:r>
-      <w:r>
-        <w:instrText xml:space="preserve"> STYLEREF 1 \s </w:instrText>
-      </w:r>
-      <w:r>
-        <w:fldChar w:fldCharType="separate"/>
-      </w:r>
-      <w:r>
-        <w:rPr>
-          <w:noProof/>
-        </w:rPr>
-        <w:t>2</w:t>
-      </w:r>
-      <w:r>
-        <w:fldChar w:fldCharType="end"/>
-      </w:r>
+      <w:fldSimple w:instr=" STYLEREF 1 \s ">
+        <w:r>
+          <w:rPr>
+            <w:noProof/>
+          </w:rPr>
+          <w:t>2</w:t>
+        </w:r>
+      </w:fldSimple>
       <w:r>
         <w:t>.</w:t>
       </w:r>
-      <w:r>
-        <w:fldChar w:fldCharType="begin"/>
-      </w:r>
-      <w:r>
-        <w:instrText xml:space="preserve"> SEQ Gráfico \* ARABIC \s 1 </w:instrText>
-      </w:r>
-      <w:r>
-        <w:fldChar w:fldCharType="separate"/>
-      </w:r>
-      <w:r>
-        <w:rPr>
-          <w:noProof/>
-        </w:rPr>
-        <w:t>4</w:t>
-      </w:r>
-      <w:r>
-        <w:fldChar w:fldCharType="end"/>
-      </w:r>
+      <w:fldSimple w:instr=" SEQ Gráfico \* ARABIC \s 1 ">
+        <w:r>
+          <w:rPr>
+            <w:noProof/>
+          </w:rPr>
+          <w:t>4</w:t>
+        </w:r>
+      </w:fldSimple>
       <w:r>
         <w:t>: Ajuste de distribuciones paramétricas y kernel a la temperatura en la celda 01</w:t>
       </w:r>
@@ -6451,45 +6297,25 @@
       <w:r>
         <w:t xml:space="preserve">Gráfico </w:t>
       </w:r>
-      <w:r>
-        <w:fldChar w:fldCharType="begin"/>
-      </w:r>
-      <w:r>
-        <w:instrText xml:space="preserve"> STYLEREF 1 \s </w:instrText>
-      </w:r>
-      <w:r>
-        <w:fldChar w:fldCharType="separate"/>
-      </w:r>
-      <w:r>
-        <w:rPr>
-          <w:noProof/>
-        </w:rPr>
-        <w:t>2</w:t>
-      </w:r>
-      <w:r>
-        <w:fldChar w:fldCharType="end"/>
-      </w:r>
+      <w:fldSimple w:instr=" STYLEREF 1 \s ">
+        <w:r>
+          <w:rPr>
+            <w:noProof/>
+          </w:rPr>
+          <w:t>2</w:t>
+        </w:r>
+      </w:fldSimple>
       <w:r>
         <w:t>.</w:t>
       </w:r>
-      <w:r>
-        <w:fldChar w:fldCharType="begin"/>
-      </w:r>
-      <w:r>
-        <w:instrText xml:space="preserve"> SEQ Gráfico \* ARABIC \s 1 </w:instrText>
-      </w:r>
-      <w:r>
-        <w:fldChar w:fldCharType="separate"/>
-      </w:r>
-      <w:r>
-        <w:rPr>
-          <w:noProof/>
-        </w:rPr>
-        <w:t>5</w:t>
-      </w:r>
-      <w:r>
-        <w:fldChar w:fldCharType="end"/>
-      </w:r>
+      <w:fldSimple w:instr=" SEQ Gráfico \* ARABIC \s 1 ">
+        <w:r>
+          <w:rPr>
+            <w:noProof/>
+          </w:rPr>
+          <w:t>5</w:t>
+        </w:r>
+      </w:fldSimple>
       <w:r>
         <w:t xml:space="preserve">: </w:t>
       </w:r>
@@ -6605,45 +6431,25 @@
       <w:r>
         <w:t xml:space="preserve">Gráfico </w:t>
       </w:r>
-      <w:r>
-        <w:fldChar w:fldCharType="begin"/>
-      </w:r>
-      <w:r>
-        <w:instrText xml:space="preserve"> STYLEREF 1 \s </w:instrText>
-      </w:r>
-      <w:r>
-        <w:fldChar w:fldCharType="separate"/>
-      </w:r>
-      <w:r>
-        <w:rPr>
-          <w:noProof/>
-        </w:rPr>
-        <w:t>2</w:t>
-      </w:r>
-      <w:r>
-        <w:fldChar w:fldCharType="end"/>
-      </w:r>
+      <w:fldSimple w:instr=" STYLEREF 1 \s ">
+        <w:r>
+          <w:rPr>
+            <w:noProof/>
+          </w:rPr>
+          <w:t>2</w:t>
+        </w:r>
+      </w:fldSimple>
       <w:r>
         <w:t>.</w:t>
       </w:r>
-      <w:r>
-        <w:fldChar w:fldCharType="begin"/>
-      </w:r>
-      <w:r>
-        <w:instrText xml:space="preserve"> SEQ Gráfico \* ARABIC \s 1 </w:instrText>
-      </w:r>
-      <w:r>
-        <w:fldChar w:fldCharType="separate"/>
-      </w:r>
-      <w:r>
-        <w:rPr>
-          <w:noProof/>
-        </w:rPr>
-        <w:t>6</w:t>
-      </w:r>
-      <w:r>
-        <w:fldChar w:fldCharType="end"/>
-      </w:r>
+      <w:fldSimple w:instr=" SEQ Gráfico \* ARABIC \s 1 ">
+        <w:r>
+          <w:rPr>
+            <w:noProof/>
+          </w:rPr>
+          <w:t>6</w:t>
+        </w:r>
+      </w:fldSimple>
       <w:r>
         <w:t xml:space="preserve">: </w:t>
       </w:r>
@@ -6838,45 +6644,25 @@
       <w:r>
         <w:t xml:space="preserve">Gráfico </w:t>
       </w:r>
-      <w:r>
-        <w:fldChar w:fldCharType="begin"/>
-      </w:r>
-      <w:r>
-        <w:instrText xml:space="preserve"> STYLEREF 1 \s </w:instrText>
-      </w:r>
-      <w:r>
-        <w:fldChar w:fldCharType="separate"/>
-      </w:r>
-      <w:r>
-        <w:rPr>
-          <w:noProof/>
-        </w:rPr>
-        <w:t>3</w:t>
-      </w:r>
-      <w:r>
-        <w:fldChar w:fldCharType="end"/>
-      </w:r>
+      <w:fldSimple w:instr=" STYLEREF 1 \s ">
+        <w:r>
+          <w:rPr>
+            <w:noProof/>
+          </w:rPr>
+          <w:t>3</w:t>
+        </w:r>
+      </w:fldSimple>
       <w:r>
         <w:t>.</w:t>
       </w:r>
-      <w:r>
-        <w:fldChar w:fldCharType="begin"/>
-      </w:r>
-      <w:r>
-        <w:instrText xml:space="preserve"> SEQ Gráfico \* ARABIC \s 1 </w:instrText>
-      </w:r>
-      <w:r>
-        <w:fldChar w:fldCharType="separate"/>
-      </w:r>
-      <w:r>
-        <w:rPr>
-          <w:noProof/>
-        </w:rPr>
-        <w:t>1</w:t>
-      </w:r>
-      <w:r>
-        <w:fldChar w:fldCharType="end"/>
-      </w:r>
+      <w:fldSimple w:instr=" SEQ Gráfico \* ARABIC \s 1 ">
+        <w:r>
+          <w:rPr>
+            <w:noProof/>
+          </w:rPr>
+          <w:t>1</w:t>
+        </w:r>
+      </w:fldSimple>
       <w:r>
         <w:t xml:space="preserve">: </w:t>
       </w:r>
@@ -7570,51 +7356,25 @@
       <w:r>
         <w:t xml:space="preserve">Tabla </w:t>
       </w:r>
-      <w:r>
-        <w:fldChar w:fldCharType="begin"/>
-      </w:r>
-      <w:r>
-        <w:instrText xml:space="preserve"> STYLEREF 1 \s </w:instrText>
-      </w:r>
-      <w:r>
-        <w:fldChar w:fldCharType="separate"/>
-      </w:r>
-      <w:r>
-        <w:rPr>
-          <w:noProof/>
-        </w:rPr>
-        <w:t>3</w:t>
-      </w:r>
-      <w:r>
-        <w:rPr>
-          <w:noProof/>
-        </w:rPr>
-        <w:fldChar w:fldCharType="end"/>
-      </w:r>
+      <w:fldSimple w:instr=" STYLEREF 1 \s ">
+        <w:r>
+          <w:rPr>
+            <w:noProof/>
+          </w:rPr>
+          <w:t>3</w:t>
+        </w:r>
+      </w:fldSimple>
       <w:r>
         <w:t>.</w:t>
       </w:r>
-      <w:r>
-        <w:fldChar w:fldCharType="begin"/>
-      </w:r>
-      <w:r>
-        <w:instrText xml:space="preserve"> SEQ Tabla \* ARABIC \s 1 </w:instrText>
-      </w:r>
-      <w:r>
-        <w:fldChar w:fldCharType="separate"/>
-      </w:r>
-      <w:r>
-        <w:rPr>
-          <w:noProof/>
-        </w:rPr>
-        <w:t>1</w:t>
-      </w:r>
-      <w:r>
-        <w:rPr>
-          <w:noProof/>
-        </w:rPr>
-        <w:fldChar w:fldCharType="end"/>
-      </w:r>
+      <w:fldSimple w:instr=" SEQ Tabla \* ARABIC \s 1 ">
+        <w:r>
+          <w:rPr>
+            <w:noProof/>
+          </w:rPr>
+          <w:t>1</w:t>
+        </w:r>
+      </w:fldSimple>
       <w:r>
         <w:t xml:space="preserve">: </w:t>
       </w:r>
@@ -7659,8 +7419,8 @@
         </w:rPr>
         <w:lastRenderedPageBreak/>
         <w:drawing>
-          <wp:inline distT="0" distB="0" distL="0" distR="0" wp14:anchorId="3180D514" wp14:editId="6032353D">
-            <wp:extent cx="4878357" cy="3240000"/>
+          <wp:inline distT="0" distB="0" distL="0" distR="0" wp14:anchorId="3180D514" wp14:editId="541A2718">
+            <wp:extent cx="4878357" cy="3239516"/>
             <wp:effectExtent l="0" t="0" r="0" b="0"/>
             <wp:docPr id="797913946" name="Imagen 9"/>
             <wp:cNvGraphicFramePr>
@@ -7670,7 +7430,7 @@
               <a:graphicData uri="http://schemas.openxmlformats.org/drawingml/2006/picture">
                 <pic:pic xmlns:pic="http://schemas.openxmlformats.org/drawingml/2006/picture">
                   <pic:nvPicPr>
-                    <pic:cNvPr id="0" name="Picture 15"/>
+                    <pic:cNvPr id="797913946" name="Imagen 9"/>
                     <pic:cNvPicPr>
                       <a:picLocks noChangeAspect="1" noChangeArrowheads="1"/>
                     </pic:cNvPicPr>
@@ -7683,7 +7443,6 @@
                         </a:ext>
                       </a:extLst>
                     </a:blip>
-                    <a:srcRect/>
                     <a:stretch>
                       <a:fillRect/>
                     </a:stretch>
@@ -7691,7 +7450,7 @@
                   <pic:spPr bwMode="auto">
                     <a:xfrm>
                       <a:off x="0" y="0"/>
-                      <a:ext cx="4878357" cy="3240000"/>
+                      <a:ext cx="4878357" cy="3239516"/>
                     </a:xfrm>
                     <a:prstGeom prst="rect">
                       <a:avLst/>
@@ -7719,45 +7478,25 @@
       <w:r>
         <w:t xml:space="preserve">Gráfico </w:t>
       </w:r>
-      <w:r>
-        <w:fldChar w:fldCharType="begin"/>
-      </w:r>
-      <w:r>
-        <w:instrText xml:space="preserve"> STYLEREF 1 \s </w:instrText>
-      </w:r>
-      <w:r>
-        <w:fldChar w:fldCharType="separate"/>
-      </w:r>
-      <w:r>
-        <w:rPr>
-          <w:noProof/>
-        </w:rPr>
-        <w:t>3</w:t>
-      </w:r>
-      <w:r>
-        <w:fldChar w:fldCharType="end"/>
-      </w:r>
+      <w:fldSimple w:instr=" STYLEREF 1 \s ">
+        <w:r>
+          <w:rPr>
+            <w:noProof/>
+          </w:rPr>
+          <w:t>3</w:t>
+        </w:r>
+      </w:fldSimple>
       <w:r>
         <w:t>.</w:t>
       </w:r>
-      <w:r>
-        <w:fldChar w:fldCharType="begin"/>
-      </w:r>
-      <w:r>
-        <w:instrText xml:space="preserve"> SEQ Gráfico \* ARABIC \s 1 </w:instrText>
-      </w:r>
-      <w:r>
-        <w:fldChar w:fldCharType="separate"/>
-      </w:r>
-      <w:r>
-        <w:rPr>
-          <w:noProof/>
-        </w:rPr>
-        <w:t>2</w:t>
-      </w:r>
-      <w:r>
-        <w:fldChar w:fldCharType="end"/>
-      </w:r>
+      <w:fldSimple w:instr=" SEQ Gráfico \* ARABIC \s 1 ">
+        <w:r>
+          <w:rPr>
+            <w:noProof/>
+          </w:rPr>
+          <w:t>2</w:t>
+        </w:r>
+      </w:fldSimple>
       <w:r>
         <w:t xml:space="preserve">: </w:t>
       </w:r>
@@ -7821,10 +7560,7 @@
         <w:t>Análisis trimestral de la temperatura mediante intervalos y distribuciones bootstrap</w:t>
       </w:r>
       <w:r>
-        <w:t xml:space="preserve"> </w:t>
-      </w:r>
-      <w:r>
-        <w:t>en la celda 01</w:t>
+        <w:t xml:space="preserve"> en la celda 01</w:t>
       </w:r>
       <w:bookmarkEnd w:id="56"/>
       <w:bookmarkEnd w:id="57"/>
@@ -7887,9 +7623,9 @@
         </w:rPr>
         <w:lastRenderedPageBreak/>
         <w:drawing>
-          <wp:inline distT="0" distB="0" distL="0" distR="0" wp14:anchorId="03D50CEB" wp14:editId="7A711B53">
-            <wp:extent cx="4680000" cy="2324040"/>
-            <wp:effectExtent l="0" t="0" r="6350" b="635"/>
+          <wp:inline distT="0" distB="0" distL="0" distR="0" wp14:anchorId="03D50CEB" wp14:editId="533FDD50">
+            <wp:extent cx="4678211" cy="2324040"/>
+            <wp:effectExtent l="0" t="0" r="8255" b="635"/>
             <wp:docPr id="1161606316" name="Imagen 10"/>
             <wp:cNvGraphicFramePr>
               <a:graphicFrameLocks xmlns:a="http://schemas.openxmlformats.org/drawingml/2006/main" noChangeAspect="1"/>
@@ -7898,7 +7634,7 @@
               <a:graphicData uri="http://schemas.openxmlformats.org/drawingml/2006/picture">
                 <pic:pic xmlns:pic="http://schemas.openxmlformats.org/drawingml/2006/picture">
                   <pic:nvPicPr>
-                    <pic:cNvPr id="0" name="Picture 17"/>
+                    <pic:cNvPr id="1161606316" name="Imagen 10"/>
                     <pic:cNvPicPr>
                       <a:picLocks noChangeAspect="1" noChangeArrowheads="1"/>
                     </pic:cNvPicPr>
@@ -7911,7 +7647,6 @@
                         </a:ext>
                       </a:extLst>
                     </a:blip>
-                    <a:srcRect/>
                     <a:stretch>
                       <a:fillRect/>
                     </a:stretch>
@@ -7919,7 +7654,7 @@
                   <pic:spPr bwMode="auto">
                     <a:xfrm>
                       <a:off x="0" y="0"/>
-                      <a:ext cx="4680000" cy="2324040"/>
+                      <a:ext cx="4678211" cy="2324040"/>
                     </a:xfrm>
                     <a:prstGeom prst="rect">
                       <a:avLst/>
@@ -7943,45 +7678,25 @@
       <w:r>
         <w:t xml:space="preserve">Gráfico </w:t>
       </w:r>
-      <w:r>
-        <w:fldChar w:fldCharType="begin"/>
-      </w:r>
-      <w:r>
-        <w:instrText xml:space="preserve"> STYLEREF 1 \s </w:instrText>
-      </w:r>
-      <w:r>
-        <w:fldChar w:fldCharType="separate"/>
-      </w:r>
-      <w:r>
-        <w:rPr>
-          <w:noProof/>
-        </w:rPr>
-        <w:t>3</w:t>
-      </w:r>
-      <w:r>
-        <w:fldChar w:fldCharType="end"/>
-      </w:r>
+      <w:fldSimple w:instr=" STYLEREF 1 \s ">
+        <w:r>
+          <w:rPr>
+            <w:noProof/>
+          </w:rPr>
+          <w:t>3</w:t>
+        </w:r>
+      </w:fldSimple>
       <w:r>
         <w:t>.</w:t>
       </w:r>
-      <w:r>
-        <w:fldChar w:fldCharType="begin"/>
-      </w:r>
-      <w:r>
-        <w:instrText xml:space="preserve"> SEQ Gráfico \* ARABIC \s 1 </w:instrText>
-      </w:r>
-      <w:r>
-        <w:fldChar w:fldCharType="separate"/>
-      </w:r>
-      <w:r>
-        <w:rPr>
-          <w:noProof/>
-        </w:rPr>
-        <w:t>3</w:t>
-      </w:r>
-      <w:r>
-        <w:fldChar w:fldCharType="end"/>
-      </w:r>
+      <w:fldSimple w:instr=" SEQ Gráfico \* ARABIC \s 1 ">
+        <w:r>
+          <w:rPr>
+            <w:noProof/>
+          </w:rPr>
+          <w:t>3</w:t>
+        </w:r>
+      </w:fldSimple>
       <w:r>
         <w:t xml:space="preserve">: </w:t>
       </w:r>
@@ -8551,51 +8266,25 @@
       <w:r>
         <w:t xml:space="preserve">Tabla </w:t>
       </w:r>
-      <w:r>
-        <w:fldChar w:fldCharType="begin"/>
-      </w:r>
-      <w:r>
-        <w:instrText xml:space="preserve"> STYLEREF 1 \s </w:instrText>
-      </w:r>
-      <w:r>
-        <w:fldChar w:fldCharType="separate"/>
-      </w:r>
-      <w:r>
-        <w:rPr>
-          <w:noProof/>
-        </w:rPr>
-        <w:t>3</w:t>
-      </w:r>
-      <w:r>
-        <w:rPr>
-          <w:noProof/>
-        </w:rPr>
-        <w:fldChar w:fldCharType="end"/>
-      </w:r>
+      <w:fldSimple w:instr=" STYLEREF 1 \s ">
+        <w:r>
+          <w:rPr>
+            <w:noProof/>
+          </w:rPr>
+          <w:t>3</w:t>
+        </w:r>
+      </w:fldSimple>
       <w:r>
         <w:t>.</w:t>
       </w:r>
-      <w:r>
-        <w:fldChar w:fldCharType="begin"/>
-      </w:r>
-      <w:r>
-        <w:instrText xml:space="preserve"> SEQ Tabla \* ARABIC \s 1 </w:instrText>
-      </w:r>
-      <w:r>
-        <w:fldChar w:fldCharType="separate"/>
-      </w:r>
-      <w:r>
-        <w:rPr>
-          <w:noProof/>
-        </w:rPr>
-        <w:t>2</w:t>
-      </w:r>
-      <w:r>
-        <w:rPr>
-          <w:noProof/>
-        </w:rPr>
-        <w:fldChar w:fldCharType="end"/>
-      </w:r>
+      <w:fldSimple w:instr=" SEQ Tabla \* ARABIC \s 1 ">
+        <w:r>
+          <w:rPr>
+            <w:noProof/>
+          </w:rPr>
+          <w:t>2</w:t>
+        </w:r>
+      </w:fldSimple>
       <w:r>
         <w:t>: I</w:t>
       </w:r>
@@ -8639,9 +8328,9 @@
           <w:noProof/>
         </w:rPr>
         <w:drawing>
-          <wp:inline distT="0" distB="0" distL="0" distR="0" wp14:anchorId="269BD453" wp14:editId="5B161D5B">
-            <wp:extent cx="4875767" cy="3240000"/>
-            <wp:effectExtent l="0" t="0" r="1270" b="0"/>
+          <wp:inline distT="0" distB="0" distL="0" distR="0" wp14:anchorId="269BD453" wp14:editId="43C0B72C">
+            <wp:extent cx="4874172" cy="3240000"/>
+            <wp:effectExtent l="0" t="0" r="3175" b="0"/>
             <wp:docPr id="1936235224" name="Imagen 11"/>
             <wp:cNvGraphicFramePr>
               <a:graphicFrameLocks xmlns:a="http://schemas.openxmlformats.org/drawingml/2006/main" noChangeAspect="1"/>
@@ -8650,7 +8339,7 @@
               <a:graphicData uri="http://schemas.openxmlformats.org/drawingml/2006/picture">
                 <pic:pic xmlns:pic="http://schemas.openxmlformats.org/drawingml/2006/picture">
                   <pic:nvPicPr>
-                    <pic:cNvPr id="0" name="Picture 19"/>
+                    <pic:cNvPr id="1936235224" name="Imagen 11"/>
                     <pic:cNvPicPr>
                       <a:picLocks noChangeAspect="1" noChangeArrowheads="1"/>
                     </pic:cNvPicPr>
@@ -8663,7 +8352,6 @@
                         </a:ext>
                       </a:extLst>
                     </a:blip>
-                    <a:srcRect/>
                     <a:stretch>
                       <a:fillRect/>
                     </a:stretch>
@@ -8671,7 +8359,7 @@
                   <pic:spPr bwMode="auto">
                     <a:xfrm>
                       <a:off x="0" y="0"/>
-                      <a:ext cx="4875767" cy="3240000"/>
+                      <a:ext cx="4874172" cy="3240000"/>
                     </a:xfrm>
                     <a:prstGeom prst="rect">
                       <a:avLst/>
@@ -8699,45 +8387,25 @@
       <w:r>
         <w:t xml:space="preserve">Gráfico </w:t>
       </w:r>
-      <w:r>
-        <w:fldChar w:fldCharType="begin"/>
-      </w:r>
-      <w:r>
-        <w:instrText xml:space="preserve"> STYLEREF 1 \s </w:instrText>
-      </w:r>
-      <w:r>
-        <w:fldChar w:fldCharType="separate"/>
-      </w:r>
-      <w:r>
-        <w:rPr>
-          <w:noProof/>
-        </w:rPr>
-        <w:t>3</w:t>
-      </w:r>
-      <w:r>
-        <w:fldChar w:fldCharType="end"/>
-      </w:r>
+      <w:fldSimple w:instr=" STYLEREF 1 \s ">
+        <w:r>
+          <w:rPr>
+            <w:noProof/>
+          </w:rPr>
+          <w:t>3</w:t>
+        </w:r>
+      </w:fldSimple>
       <w:r>
         <w:t>.</w:t>
       </w:r>
-      <w:r>
-        <w:fldChar w:fldCharType="begin"/>
-      </w:r>
-      <w:r>
-        <w:instrText xml:space="preserve"> SEQ Gráfico \* ARABIC \s 1 </w:instrText>
-      </w:r>
-      <w:r>
-        <w:fldChar w:fldCharType="separate"/>
-      </w:r>
-      <w:r>
-        <w:rPr>
-          <w:noProof/>
-        </w:rPr>
-        <w:t>4</w:t>
-      </w:r>
-      <w:r>
-        <w:fldChar w:fldCharType="end"/>
-      </w:r>
+      <w:fldSimple w:instr=" SEQ Gráfico \* ARABIC \s 1 ">
+        <w:r>
+          <w:rPr>
+            <w:noProof/>
+          </w:rPr>
+          <w:t>4</w:t>
+        </w:r>
+      </w:fldSimple>
       <w:r>
         <w:t xml:space="preserve">: </w:t>
       </w:r>
@@ -8866,9 +8534,9 @@
           <w:noProof/>
         </w:rPr>
         <w:drawing>
-          <wp:inline distT="0" distB="0" distL="0" distR="0" wp14:anchorId="33338418" wp14:editId="2CE15211">
-            <wp:extent cx="4680000" cy="2322940"/>
-            <wp:effectExtent l="0" t="0" r="6350" b="1270"/>
+          <wp:inline distT="0" distB="0" distL="0" distR="0" wp14:anchorId="33338418" wp14:editId="5ADBF7DD">
+            <wp:extent cx="4678615" cy="2322940"/>
+            <wp:effectExtent l="0" t="0" r="8255" b="1270"/>
             <wp:docPr id="1070784473" name="Imagen 12"/>
             <wp:cNvGraphicFramePr>
               <a:graphicFrameLocks xmlns:a="http://schemas.openxmlformats.org/drawingml/2006/main" noChangeAspect="1"/>
@@ -8877,7 +8545,7 @@
               <a:graphicData uri="http://schemas.openxmlformats.org/drawingml/2006/picture">
                 <pic:pic xmlns:pic="http://schemas.openxmlformats.org/drawingml/2006/picture">
                   <pic:nvPicPr>
-                    <pic:cNvPr id="0" name="Picture 21"/>
+                    <pic:cNvPr id="1070784473" name="Imagen 12"/>
                     <pic:cNvPicPr>
                       <a:picLocks noChangeAspect="1" noChangeArrowheads="1"/>
                     </pic:cNvPicPr>
@@ -8890,7 +8558,6 @@
                         </a:ext>
                       </a:extLst>
                     </a:blip>
-                    <a:srcRect/>
                     <a:stretch>
                       <a:fillRect/>
                     </a:stretch>
@@ -8898,7 +8565,7 @@
                   <pic:spPr bwMode="auto">
                     <a:xfrm>
                       <a:off x="0" y="0"/>
-                      <a:ext cx="4680000" cy="2322940"/>
+                      <a:ext cx="4678615" cy="2322940"/>
                     </a:xfrm>
                     <a:prstGeom prst="rect">
                       <a:avLst/>
@@ -8922,45 +8589,25 @@
       <w:r>
         <w:t xml:space="preserve">Gráfico </w:t>
       </w:r>
-      <w:r>
-        <w:fldChar w:fldCharType="begin"/>
-      </w:r>
-      <w:r>
-        <w:instrText xml:space="preserve"> STYLEREF 1 \s </w:instrText>
-      </w:r>
-      <w:r>
-        <w:fldChar w:fldCharType="separate"/>
-      </w:r>
-      <w:r>
-        <w:rPr>
-          <w:noProof/>
-        </w:rPr>
-        <w:t>3</w:t>
-      </w:r>
-      <w:r>
-        <w:fldChar w:fldCharType="end"/>
-      </w:r>
+      <w:fldSimple w:instr=" STYLEREF 1 \s ">
+        <w:r>
+          <w:rPr>
+            <w:noProof/>
+          </w:rPr>
+          <w:t>3</w:t>
+        </w:r>
+      </w:fldSimple>
       <w:r>
         <w:t>.</w:t>
       </w:r>
-      <w:r>
-        <w:fldChar w:fldCharType="begin"/>
-      </w:r>
-      <w:r>
-        <w:instrText xml:space="preserve"> SEQ Gráfico \* ARABIC \s 1 </w:instrText>
-      </w:r>
-      <w:r>
-        <w:fldChar w:fldCharType="separate"/>
-      </w:r>
-      <w:r>
-        <w:rPr>
-          <w:noProof/>
-        </w:rPr>
-        <w:t>5</w:t>
-      </w:r>
-      <w:r>
-        <w:fldChar w:fldCharType="end"/>
-      </w:r>
+      <w:fldSimple w:instr=" SEQ Gráfico \* ARABIC \s 1 ">
+        <w:r>
+          <w:rPr>
+            <w:noProof/>
+          </w:rPr>
+          <w:t>5</w:t>
+        </w:r>
+      </w:fldSimple>
       <w:r>
         <w:t xml:space="preserve">: </w:t>
       </w:r>
@@ -10550,51 +10197,25 @@
       <w:r>
         <w:t xml:space="preserve">Tabla </w:t>
       </w:r>
-      <w:r>
-        <w:fldChar w:fldCharType="begin"/>
-      </w:r>
-      <w:r>
-        <w:instrText xml:space="preserve"> STYLEREF 1 \s </w:instrText>
-      </w:r>
-      <w:r>
-        <w:fldChar w:fldCharType="separate"/>
-      </w:r>
-      <w:r>
-        <w:rPr>
-          <w:noProof/>
-        </w:rPr>
-        <w:t>3</w:t>
-      </w:r>
-      <w:r>
-        <w:rPr>
-          <w:noProof/>
-        </w:rPr>
-        <w:fldChar w:fldCharType="end"/>
-      </w:r>
+      <w:fldSimple w:instr=" STYLEREF 1 \s ">
+        <w:r>
+          <w:rPr>
+            <w:noProof/>
+          </w:rPr>
+          <w:t>3</w:t>
+        </w:r>
+      </w:fldSimple>
       <w:r>
         <w:t>.</w:t>
       </w:r>
-      <w:r>
-        <w:fldChar w:fldCharType="begin"/>
-      </w:r>
-      <w:r>
-        <w:instrText xml:space="preserve"> SEQ Tabla \* ARABIC \s 1 </w:instrText>
-      </w:r>
-      <w:r>
-        <w:fldChar w:fldCharType="separate"/>
-      </w:r>
-      <w:r>
-        <w:rPr>
-          <w:noProof/>
-        </w:rPr>
-        <w:t>3</w:t>
-      </w:r>
-      <w:r>
-        <w:rPr>
-          <w:noProof/>
-        </w:rPr>
-        <w:fldChar w:fldCharType="end"/>
-      </w:r>
+      <w:fldSimple w:instr=" SEQ Tabla \* ARABIC \s 1 ">
+        <w:r>
+          <w:rPr>
+            <w:noProof/>
+          </w:rPr>
+          <w:t>3</w:t>
+        </w:r>
+      </w:fldSimple>
       <w:r>
         <w:t xml:space="preserve">: </w:t>
       </w:r>
@@ -10627,9 +10248,9 @@
         </w:rPr>
         <w:lastRenderedPageBreak/>
         <w:drawing>
-          <wp:inline distT="0" distB="0" distL="0" distR="0" wp14:anchorId="37AC6D92" wp14:editId="3A2B5ED1">
-            <wp:extent cx="4680000" cy="3118166"/>
-            <wp:effectExtent l="0" t="0" r="6350" b="6350"/>
+          <wp:inline distT="0" distB="0" distL="0" distR="0" wp14:anchorId="37AC6D92" wp14:editId="171D51E8">
+            <wp:extent cx="4680000" cy="3117551"/>
+            <wp:effectExtent l="0" t="0" r="6350" b="6985"/>
             <wp:docPr id="1226720566" name="Imagen 13"/>
             <wp:cNvGraphicFramePr>
               <a:graphicFrameLocks xmlns:a="http://schemas.openxmlformats.org/drawingml/2006/main" noChangeAspect="1"/>
@@ -10638,7 +10259,7 @@
               <a:graphicData uri="http://schemas.openxmlformats.org/drawingml/2006/picture">
                 <pic:pic xmlns:pic="http://schemas.openxmlformats.org/drawingml/2006/picture">
                   <pic:nvPicPr>
-                    <pic:cNvPr id="0" name="Picture 23"/>
+                    <pic:cNvPr id="1226720566" name="Imagen 13"/>
                     <pic:cNvPicPr>
                       <a:picLocks noChangeAspect="1" noChangeArrowheads="1"/>
                     </pic:cNvPicPr>
@@ -10651,7 +10272,6 @@
                         </a:ext>
                       </a:extLst>
                     </a:blip>
-                    <a:srcRect/>
                     <a:stretch>
                       <a:fillRect/>
                     </a:stretch>
@@ -10659,7 +10279,7 @@
                   <pic:spPr bwMode="auto">
                     <a:xfrm>
                       <a:off x="0" y="0"/>
-                      <a:ext cx="4680000" cy="3118166"/>
+                      <a:ext cx="4680000" cy="3117551"/>
                     </a:xfrm>
                     <a:prstGeom prst="rect">
                       <a:avLst/>
@@ -10683,45 +10303,25 @@
       <w:r>
         <w:t xml:space="preserve">Gráfico </w:t>
       </w:r>
-      <w:r>
-        <w:fldChar w:fldCharType="begin"/>
-      </w:r>
-      <w:r>
-        <w:instrText xml:space="preserve"> STYLEREF 1 \s </w:instrText>
-      </w:r>
-      <w:r>
-        <w:fldChar w:fldCharType="separate"/>
-      </w:r>
-      <w:r>
-        <w:rPr>
-          <w:noProof/>
-        </w:rPr>
-        <w:t>3</w:t>
-      </w:r>
-      <w:r>
-        <w:fldChar w:fldCharType="end"/>
-      </w:r>
+      <w:fldSimple w:instr=" STYLEREF 1 \s ">
+        <w:r>
+          <w:rPr>
+            <w:noProof/>
+          </w:rPr>
+          <w:t>3</w:t>
+        </w:r>
+      </w:fldSimple>
       <w:r>
         <w:t>.</w:t>
       </w:r>
-      <w:r>
-        <w:fldChar w:fldCharType="begin"/>
-      </w:r>
-      <w:r>
-        <w:instrText xml:space="preserve"> SEQ Gráfico \* ARABIC \s 1 </w:instrText>
-      </w:r>
-      <w:r>
-        <w:fldChar w:fldCharType="separate"/>
-      </w:r>
-      <w:r>
-        <w:rPr>
-          <w:noProof/>
-        </w:rPr>
-        <w:t>6</w:t>
-      </w:r>
-      <w:r>
-        <w:fldChar w:fldCharType="end"/>
-      </w:r>
+      <w:fldSimple w:instr=" SEQ Gráfico \* ARABIC \s 1 ">
+        <w:r>
+          <w:rPr>
+            <w:noProof/>
+          </w:rPr>
+          <w:t>6</w:t>
+        </w:r>
+      </w:fldSimple>
       <w:r>
         <w:t xml:space="preserve">: </w:t>
       </w:r>
@@ -11029,45 +10629,25 @@
       <w:r>
         <w:t xml:space="preserve">Gráfico </w:t>
       </w:r>
-      <w:r>
-        <w:fldChar w:fldCharType="begin"/>
-      </w:r>
-      <w:r>
-        <w:instrText xml:space="preserve"> STYLEREF 1 \s </w:instrText>
-      </w:r>
-      <w:r>
-        <w:fldChar w:fldCharType="separate"/>
-      </w:r>
-      <w:r>
-        <w:rPr>
-          <w:noProof/>
-        </w:rPr>
-        <w:t>4</w:t>
-      </w:r>
-      <w:r>
-        <w:fldChar w:fldCharType="end"/>
-      </w:r>
+      <w:fldSimple w:instr=" STYLEREF 1 \s ">
+        <w:r>
+          <w:rPr>
+            <w:noProof/>
+          </w:rPr>
+          <w:t>4</w:t>
+        </w:r>
+      </w:fldSimple>
       <w:r>
         <w:t>.</w:t>
       </w:r>
-      <w:r>
-        <w:fldChar w:fldCharType="begin"/>
-      </w:r>
-      <w:r>
-        <w:instrText xml:space="preserve"> SEQ Gráfico \* ARABIC \s 1 </w:instrText>
-      </w:r>
-      <w:r>
-        <w:fldChar w:fldCharType="separate"/>
-      </w:r>
-      <w:r>
-        <w:rPr>
-          <w:noProof/>
-        </w:rPr>
-        <w:t>1</w:t>
-      </w:r>
-      <w:r>
-        <w:fldChar w:fldCharType="end"/>
-      </w:r>
+      <w:fldSimple w:instr=" SEQ Gráfico \* ARABIC \s 1 ">
+        <w:r>
+          <w:rPr>
+            <w:noProof/>
+          </w:rPr>
+          <w:t>1</w:t>
+        </w:r>
+      </w:fldSimple>
       <w:r>
         <w:t xml:space="preserve">: </w:t>
       </w:r>
@@ -11293,45 +10873,25 @@
       <w:r>
         <w:t xml:space="preserve">Gráfico </w:t>
       </w:r>
-      <w:r>
-        <w:fldChar w:fldCharType="begin"/>
-      </w:r>
-      <w:r>
-        <w:instrText xml:space="preserve"> STYLEREF 1 \s </w:instrText>
-      </w:r>
-      <w:r>
-        <w:fldChar w:fldCharType="separate"/>
-      </w:r>
-      <w:r>
-        <w:rPr>
-          <w:noProof/>
-        </w:rPr>
-        <w:t>4</w:t>
-      </w:r>
-      <w:r>
-        <w:fldChar w:fldCharType="end"/>
-      </w:r>
+      <w:fldSimple w:instr=" STYLEREF 1 \s ">
+        <w:r>
+          <w:rPr>
+            <w:noProof/>
+          </w:rPr>
+          <w:t>4</w:t>
+        </w:r>
+      </w:fldSimple>
       <w:r>
         <w:t>.</w:t>
       </w:r>
-      <w:r>
-        <w:fldChar w:fldCharType="begin"/>
-      </w:r>
-      <w:r>
-        <w:instrText xml:space="preserve"> SEQ Gráfico \* ARABIC \s 1 </w:instrText>
-      </w:r>
-      <w:r>
-        <w:fldChar w:fldCharType="separate"/>
-      </w:r>
-      <w:r>
-        <w:rPr>
-          <w:noProof/>
-        </w:rPr>
-        <w:t>2</w:t>
-      </w:r>
-      <w:r>
-        <w:fldChar w:fldCharType="end"/>
-      </w:r>
+      <w:fldSimple w:instr=" SEQ Gráfico \* ARABIC \s 1 ">
+        <w:r>
+          <w:rPr>
+            <w:noProof/>
+          </w:rPr>
+          <w:t>2</w:t>
+        </w:r>
+      </w:fldSimple>
       <w:r>
         <w:t xml:space="preserve">: </w:t>
       </w:r>
@@ -11606,45 +11166,25 @@
       <w:r>
         <w:t xml:space="preserve">Gráfico </w:t>
       </w:r>
-      <w:r>
-        <w:fldChar w:fldCharType="begin"/>
-      </w:r>
-      <w:r>
-        <w:instrText xml:space="preserve"> STYLEREF 1 \s </w:instrText>
-      </w:r>
-      <w:r>
-        <w:fldChar w:fldCharType="separate"/>
-      </w:r>
-      <w:r>
-        <w:rPr>
-          <w:noProof/>
-        </w:rPr>
-        <w:t>4</w:t>
-      </w:r>
-      <w:r>
-        <w:fldChar w:fldCharType="end"/>
-      </w:r>
+      <w:fldSimple w:instr=" STYLEREF 1 \s ">
+        <w:r>
+          <w:rPr>
+            <w:noProof/>
+          </w:rPr>
+          <w:t>4</w:t>
+        </w:r>
+      </w:fldSimple>
       <w:r>
         <w:t>.</w:t>
       </w:r>
-      <w:r>
-        <w:fldChar w:fldCharType="begin"/>
-      </w:r>
-      <w:r>
-        <w:instrText xml:space="preserve"> SEQ Gráfico \* ARABIC \s 1 </w:instrText>
-      </w:r>
-      <w:r>
-        <w:fldChar w:fldCharType="separate"/>
-      </w:r>
-      <w:r>
-        <w:rPr>
-          <w:noProof/>
-        </w:rPr>
-        <w:t>3</w:t>
-      </w:r>
-      <w:r>
-        <w:fldChar w:fldCharType="end"/>
-      </w:r>
+      <w:fldSimple w:instr=" SEQ Gráfico \* ARABIC \s 1 ">
+        <w:r>
+          <w:rPr>
+            <w:noProof/>
+          </w:rPr>
+          <w:t>3</w:t>
+        </w:r>
+      </w:fldSimple>
       <w:r>
         <w:t xml:space="preserve">: </w:t>
       </w:r>
@@ -11889,13 +11429,13 @@
           <w:b/>
           <w:bCs/>
         </w:rPr>
-      </w:r>
-      <w:r>
-        <w:rPr>
-          <w:b/>
-          <w:bCs/>
-        </w:rPr>
         <w:instrText xml:space="preserve"> \* MERGEFORMAT </w:instrText>
+      </w:r>
+      <w:r>
+        <w:rPr>
+          <w:b/>
+          <w:bCs/>
+        </w:rPr>
       </w:r>
       <w:r>
         <w:rPr>
@@ -11951,12 +11491,6 @@
           <w:b/>
           <w:bCs/>
         </w:rPr>
-      </w:r>
-      <w:r>
-        <w:rPr>
-          <w:b/>
-          <w:bCs/>
-        </w:rPr>
         <w:instrText xml:space="preserve"> \* MERGEFORMAT </w:instrText>
       </w:r>
       <w:r>
@@ -11964,6 +11498,12 @@
           <w:b/>
           <w:bCs/>
         </w:rPr>
+      </w:r>
+      <w:r>
+        <w:rPr>
+          <w:b/>
+          <w:bCs/>
+        </w:rPr>
         <w:fldChar w:fldCharType="separate"/>
       </w:r>
       <w:r>
@@ -12010,12 +11550,6 @@
           <w:b/>
           <w:bCs/>
         </w:rPr>
-      </w:r>
-      <w:r>
-        <w:rPr>
-          <w:b/>
-          <w:bCs/>
-        </w:rPr>
         <w:instrText xml:space="preserve"> \* MERGEFORMAT </w:instrText>
       </w:r>
       <w:r>
@@ -12023,6 +11557,12 @@
           <w:b/>
           <w:bCs/>
         </w:rPr>
+      </w:r>
+      <w:r>
+        <w:rPr>
+          <w:b/>
+          <w:bCs/>
+        </w:rPr>
         <w:fldChar w:fldCharType="separate"/>
       </w:r>
       <w:r>
@@ -12061,12 +11601,6 @@
           <w:b/>
           <w:bCs/>
         </w:rPr>
-      </w:r>
-      <w:r>
-        <w:rPr>
-          <w:b/>
-          <w:bCs/>
-        </w:rPr>
         <w:instrText xml:space="preserve"> \* MERGEFORMAT </w:instrText>
       </w:r>
       <w:r>
@@ -12074,6 +11608,12 @@
           <w:b/>
           <w:bCs/>
         </w:rPr>
+      </w:r>
+      <w:r>
+        <w:rPr>
+          <w:b/>
+          <w:bCs/>
+        </w:rPr>
         <w:fldChar w:fldCharType="separate"/>
       </w:r>
       <w:r>
@@ -12112,12 +11652,6 @@
           <w:b/>
           <w:bCs/>
         </w:rPr>
-      </w:r>
-      <w:r>
-        <w:rPr>
-          <w:b/>
-          <w:bCs/>
-        </w:rPr>
         <w:instrText xml:space="preserve"> \* MERGEFORMAT </w:instrText>
       </w:r>
       <w:r>
@@ -12125,6 +11659,12 @@
           <w:b/>
           <w:bCs/>
         </w:rPr>
+      </w:r>
+      <w:r>
+        <w:rPr>
+          <w:b/>
+          <w:bCs/>
+        </w:rPr>
         <w:fldChar w:fldCharType="separate"/>
       </w:r>
       <w:r>
@@ -12163,12 +11703,6 @@
           <w:b/>
           <w:bCs/>
         </w:rPr>
-      </w:r>
-      <w:r>
-        <w:rPr>
-          <w:b/>
-          <w:bCs/>
-        </w:rPr>
         <w:instrText xml:space="preserve"> \* MERGEFORMAT </w:instrText>
       </w:r>
       <w:r>
@@ -12176,6 +11710,12 @@
           <w:b/>
           <w:bCs/>
         </w:rPr>
+      </w:r>
+      <w:r>
+        <w:rPr>
+          <w:b/>
+          <w:bCs/>
+        </w:rPr>
         <w:fldChar w:fldCharType="separate"/>
       </w:r>
       <w:r>
@@ -12214,12 +11754,6 @@
           <w:b/>
           <w:bCs/>
         </w:rPr>
-      </w:r>
-      <w:r>
-        <w:rPr>
-          <w:b/>
-          <w:bCs/>
-        </w:rPr>
         <w:instrText xml:space="preserve"> \* MERGEFORMAT </w:instrText>
       </w:r>
       <w:r>
@@ -12227,6 +11761,12 @@
           <w:b/>
           <w:bCs/>
         </w:rPr>
+      </w:r>
+      <w:r>
+        <w:rPr>
+          <w:b/>
+          <w:bCs/>
+        </w:rPr>
         <w:fldChar w:fldCharType="separate"/>
       </w:r>
       <w:r>
@@ -12234,7 +11774,23 @@
           <w:b/>
           <w:bCs/>
         </w:rPr>
-        <w:t>Ajuste paramétrico y kernel de la temperatura en la celda 01</w:t>
+        <w:t xml:space="preserve">Ajuste paramétrico y </w:t>
+      </w:r>
+      <w:proofErr w:type="spellStart"/>
+      <w:r>
+        <w:rPr>
+          <w:b/>
+          <w:bCs/>
+        </w:rPr>
+        <w:t>kernel</w:t>
+      </w:r>
+      <w:proofErr w:type="spellEnd"/>
+      <w:r>
+        <w:rPr>
+          <w:b/>
+          <w:bCs/>
+        </w:rPr>
+        <w:t xml:space="preserve"> de la temperatura en la celda 01</w:t>
       </w:r>
       <w:r>
         <w:rPr>
@@ -12265,12 +11821,6 @@
           <w:b/>
           <w:bCs/>
         </w:rPr>
-      </w:r>
-      <w:r>
-        <w:rPr>
-          <w:b/>
-          <w:bCs/>
-        </w:rPr>
         <w:instrText xml:space="preserve"> \* MERGEFORMAT </w:instrText>
       </w:r>
       <w:r>
@@ -12278,6 +11828,12 @@
           <w:b/>
           <w:bCs/>
         </w:rPr>
+      </w:r>
+      <w:r>
+        <w:rPr>
+          <w:b/>
+          <w:bCs/>
+        </w:rPr>
         <w:fldChar w:fldCharType="separate"/>
       </w:r>
       <w:r>
@@ -12285,7 +11841,23 @@
           <w:b/>
           <w:bCs/>
         </w:rPr>
-        <w:t>Ajuste paramétrico y kernel de la irradiación en la celda 01</w:t>
+        <w:t xml:space="preserve">Ajuste paramétrico y </w:t>
+      </w:r>
+      <w:proofErr w:type="spellStart"/>
+      <w:r>
+        <w:rPr>
+          <w:b/>
+          <w:bCs/>
+        </w:rPr>
+        <w:t>kernel</w:t>
+      </w:r>
+      <w:proofErr w:type="spellEnd"/>
+      <w:r>
+        <w:rPr>
+          <w:b/>
+          <w:bCs/>
+        </w:rPr>
+        <w:t xml:space="preserve"> de la irradiación en la celda 01</w:t>
       </w:r>
       <w:r>
         <w:rPr>
@@ -12316,12 +11888,6 @@
           <w:b/>
           <w:bCs/>
         </w:rPr>
-      </w:r>
-      <w:r>
-        <w:rPr>
-          <w:b/>
-          <w:bCs/>
-        </w:rPr>
         <w:instrText xml:space="preserve"> \* MERGEFORMAT </w:instrText>
       </w:r>
       <w:r>
@@ -12329,6 +11895,12 @@
           <w:b/>
           <w:bCs/>
         </w:rPr>
+      </w:r>
+      <w:r>
+        <w:rPr>
+          <w:b/>
+          <w:bCs/>
+        </w:rPr>
         <w:fldChar w:fldCharType="separate"/>
       </w:r>
       <w:r>
@@ -12336,7 +11908,23 @@
           <w:b/>
           <w:bCs/>
         </w:rPr>
-        <w:t>Ajuste paramétrico y kernel de la precipitación en la celda 01</w:t>
+        <w:t xml:space="preserve">Ajuste paramétrico y </w:t>
+      </w:r>
+      <w:proofErr w:type="spellStart"/>
+      <w:r>
+        <w:rPr>
+          <w:b/>
+          <w:bCs/>
+        </w:rPr>
+        <w:t>kernel</w:t>
+      </w:r>
+      <w:proofErr w:type="spellEnd"/>
+      <w:r>
+        <w:rPr>
+          <w:b/>
+          <w:bCs/>
+        </w:rPr>
+        <w:t xml:space="preserve"> de la precipitación en la celda 01</w:t>
       </w:r>
       <w:r>
         <w:rPr>
@@ -12375,12 +11963,6 @@
           <w:b/>
           <w:bCs/>
         </w:rPr>
-      </w:r>
-      <w:r>
-        <w:rPr>
-          <w:b/>
-          <w:bCs/>
-        </w:rPr>
         <w:instrText xml:space="preserve"> \* MERGEFORMAT </w:instrText>
       </w:r>
       <w:r>
@@ -12388,6 +11970,12 @@
           <w:b/>
           <w:bCs/>
         </w:rPr>
+      </w:r>
+      <w:r>
+        <w:rPr>
+          <w:b/>
+          <w:bCs/>
+        </w:rPr>
         <w:fldChar w:fldCharType="separate"/>
       </w:r>
       <w:r>
@@ -12395,7 +11983,23 @@
           <w:b/>
           <w:bCs/>
         </w:rPr>
-        <w:t>Evaluación del solape de IC bootstrap trimestrales (50% y 99%) en la celda 01</w:t>
+        <w:t xml:space="preserve">Evaluación del solape de IC </w:t>
+      </w:r>
+      <w:proofErr w:type="spellStart"/>
+      <w:r>
+        <w:rPr>
+          <w:b/>
+          <w:bCs/>
+        </w:rPr>
+        <w:t>bootstrap</w:t>
+      </w:r>
+      <w:proofErr w:type="spellEnd"/>
+      <w:r>
+        <w:rPr>
+          <w:b/>
+          <w:bCs/>
+        </w:rPr>
+        <w:t xml:space="preserve"> trimestrales (50% y 99%) en la celda 01</w:t>
       </w:r>
       <w:r>
         <w:rPr>
@@ -12426,12 +12030,6 @@
           <w:b/>
           <w:bCs/>
         </w:rPr>
-      </w:r>
-      <w:r>
-        <w:rPr>
-          <w:b/>
-          <w:bCs/>
-        </w:rPr>
         <w:instrText xml:space="preserve"> \* MERGEFORMAT </w:instrText>
       </w:r>
       <w:r>
@@ -12439,6 +12037,12 @@
           <w:b/>
           <w:bCs/>
         </w:rPr>
+      </w:r>
+      <w:r>
+        <w:rPr>
+          <w:b/>
+          <w:bCs/>
+        </w:rPr>
         <w:fldChar w:fldCharType="separate"/>
       </w:r>
       <w:r>
@@ -12446,7 +12050,23 @@
           <w:b/>
           <w:bCs/>
         </w:rPr>
-        <w:t>Análisis trimestral de la irradiación mediante intervalos y distribuciones bootstrap en la celda 01</w:t>
+        <w:t xml:space="preserve">Análisis trimestral de la irradiación mediante intervalos y distribuciones </w:t>
+      </w:r>
+      <w:proofErr w:type="spellStart"/>
+      <w:r>
+        <w:rPr>
+          <w:b/>
+          <w:bCs/>
+        </w:rPr>
+        <w:t>bootstrap</w:t>
+      </w:r>
+      <w:proofErr w:type="spellEnd"/>
+      <w:r>
+        <w:rPr>
+          <w:b/>
+          <w:bCs/>
+        </w:rPr>
+        <w:t xml:space="preserve"> en la celda 01</w:t>
       </w:r>
       <w:r>
         <w:rPr>
@@ -12477,12 +12097,6 @@
           <w:b/>
           <w:bCs/>
         </w:rPr>
-      </w:r>
-      <w:r>
-        <w:rPr>
-          <w:b/>
-          <w:bCs/>
-        </w:rPr>
         <w:instrText xml:space="preserve"> \* MERGEFORMAT </w:instrText>
       </w:r>
       <w:r>
@@ -12490,6 +12104,12 @@
           <w:b/>
           <w:bCs/>
         </w:rPr>
+      </w:r>
+      <w:r>
+        <w:rPr>
+          <w:b/>
+          <w:bCs/>
+        </w:rPr>
         <w:fldChar w:fldCharType="separate"/>
       </w:r>
       <w:r>
@@ -12497,14 +12117,23 @@
           <w:b/>
           <w:bCs/>
         </w:rPr>
-        <w:t xml:space="preserve">Análisis trimestral de la temperatura mediante intervalos y distribuciones bootstrap </w:t>
-      </w:r>
-      <w:r>
-        <w:rPr>
-          <w:b/>
-          <w:bCs/>
-        </w:rPr>
-        <w:t>en la celda 01</w:t>
+        <w:t xml:space="preserve">Análisis trimestral de la temperatura mediante intervalos y distribuciones </w:t>
+      </w:r>
+      <w:proofErr w:type="spellStart"/>
+      <w:r>
+        <w:rPr>
+          <w:b/>
+          <w:bCs/>
+        </w:rPr>
+        <w:t>bootstrap</w:t>
+      </w:r>
+      <w:proofErr w:type="spellEnd"/>
+      <w:r>
+        <w:rPr>
+          <w:b/>
+          <w:bCs/>
+        </w:rPr>
+        <w:t xml:space="preserve"> en la celda 01</w:t>
       </w:r>
       <w:r>
         <w:rPr>
@@ -12535,12 +12164,6 @@
           <w:b/>
           <w:bCs/>
         </w:rPr>
-      </w:r>
-      <w:r>
-        <w:rPr>
-          <w:b/>
-          <w:bCs/>
-        </w:rPr>
         <w:instrText xml:space="preserve"> \* MERGEFORMAT </w:instrText>
       </w:r>
       <w:r>
@@ -12548,6 +12171,12 @@
           <w:b/>
           <w:bCs/>
         </w:rPr>
+      </w:r>
+      <w:r>
+        <w:rPr>
+          <w:b/>
+          <w:bCs/>
+        </w:rPr>
         <w:fldChar w:fldCharType="separate"/>
       </w:r>
       <w:r>
@@ -12555,8 +12184,17 @@
           <w:b/>
           <w:bCs/>
         </w:rPr>
-        <w:t>Análisis trimestral de la precipitación mediante intervalos y distribuciones bootstrap</w:t>
-      </w:r>
+        <w:t xml:space="preserve">Análisis trimestral de la precipitación mediante intervalos y distribuciones </w:t>
+      </w:r>
+      <w:proofErr w:type="spellStart"/>
+      <w:r>
+        <w:rPr>
+          <w:b/>
+          <w:bCs/>
+        </w:rPr>
+        <w:t>bootstrap</w:t>
+      </w:r>
+      <w:proofErr w:type="spellEnd"/>
       <w:r>
         <w:rPr>
           <w:b/>
@@ -12598,13 +12236,13 @@
           <w:b/>
           <w:bCs/>
         </w:rPr>
-      </w:r>
-      <w:r>
-        <w:rPr>
-          <w:b/>
-          <w:bCs/>
-        </w:rPr>
         <w:instrText xml:space="preserve"> \* MERGEFORMAT </w:instrText>
+      </w:r>
+      <w:r>
+        <w:rPr>
+          <w:b/>
+          <w:bCs/>
+        </w:rPr>
       </w:r>
       <w:r>
         <w:rPr>
@@ -12757,6 +12395,7 @@
           <w:bCs/>
           <w:color w:val="000000"/>
         </w:rPr>
+        <w:instrText xml:space="preserve"> \* MERGEFORMAT </w:instrText>
       </w:r>
       <w:r>
         <w:rPr>
@@ -12764,7 +12403,6 @@
           <w:bCs/>
           <w:color w:val="000000"/>
         </w:rPr>
-        <w:instrText xml:space="preserve"> \* MERGEFORMAT </w:instrText>
       </w:r>
       <w:r>
         <w:rPr>
@@ -12830,6 +12468,7 @@
           <w:bCs/>
           <w:color w:val="000000"/>
         </w:rPr>
+        <w:instrText xml:space="preserve"> \* MERGEFORMAT </w:instrText>
       </w:r>
       <w:r>
         <w:rPr>
@@ -12837,7 +12476,6 @@
           <w:bCs/>
           <w:color w:val="000000"/>
         </w:rPr>
-        <w:instrText xml:space="preserve"> \* MERGEFORMAT </w:instrText>
       </w:r>
       <w:r>
         <w:rPr>
@@ -12947,6 +12585,7 @@
           <w:bCs/>
           <w:color w:val="000000"/>
         </w:rPr>
+        <w:instrText xml:space="preserve"> \* MERGEFORMAT </w:instrText>
       </w:r>
       <w:r>
         <w:rPr>
@@ -12954,7 +12593,6 @@
           <w:bCs/>
           <w:color w:val="000000"/>
         </w:rPr>
-        <w:instrText xml:space="preserve"> \* MERGEFORMAT </w:instrText>
       </w:r>
       <w:r>
         <w:rPr>
@@ -13134,6 +12772,7 @@
           <w:bCs/>
           <w:color w:val="000000"/>
         </w:rPr>
+        <w:instrText xml:space="preserve"> \* MERGEFORMAT </w:instrText>
       </w:r>
       <w:r>
         <w:rPr>
@@ -13141,7 +12780,6 @@
           <w:bCs/>
           <w:color w:val="000000"/>
         </w:rPr>
-        <w:instrText xml:space="preserve"> \* MERGEFORMAT </w:instrText>
       </w:r>
       <w:r>
         <w:rPr>
@@ -13156,7 +12794,23 @@
           <w:b/>
           <w:bCs/>
         </w:rPr>
-        <w:t>Evaluación del solape de IC bootstrap trimestrales (50% y 99%)</w:t>
+        <w:t xml:space="preserve">Evaluación del solape de IC </w:t>
+      </w:r>
+      <w:proofErr w:type="spellStart"/>
+      <w:r>
+        <w:rPr>
+          <w:b/>
+          <w:bCs/>
+        </w:rPr>
+        <w:t>bootstrap</w:t>
+      </w:r>
+      <w:proofErr w:type="spellEnd"/>
+      <w:r>
+        <w:rPr>
+          <w:b/>
+          <w:bCs/>
+        </w:rPr>
+        <w:t xml:space="preserve"> trimestrales (50% y 99%)</w:t>
       </w:r>
       <w:r>
         <w:rPr>
@@ -13382,6 +13036,7 @@
           <w:bCs/>
           <w:color w:val="000000"/>
         </w:rPr>
+        <w:instrText xml:space="preserve"> \* MERGEFORMAT </w:instrText>
       </w:r>
       <w:r>
         <w:rPr>
@@ -13389,7 +13044,6 @@
           <w:bCs/>
           <w:color w:val="000000"/>
         </w:rPr>
-        <w:instrText xml:space="preserve"> \* MERGEFORMAT </w:instrText>
       </w:r>
       <w:r>
         <w:rPr>
@@ -13461,19 +13115,7 @@
         <w:rPr>
           <w:szCs w:val="22"/>
         </w:rPr>
-        <w:t>A</w:t>
-      </w:r>
-      <w:r>
-        <w:rPr>
-          <w:szCs w:val="22"/>
-        </w:rPr>
-        <w:t>partado 1.1</w:t>
-      </w:r>
-      <w:r>
-        <w:rPr>
-          <w:szCs w:val="22"/>
-        </w:rPr>
-        <w:t xml:space="preserve"> y 1.2: </w:t>
+        <w:t xml:space="preserve">Apartado 1.1 y 1.2: </w:t>
       </w:r>
       <w:r>
         <w:rPr>
@@ -13613,9 +13255,9 @@
       </w:r>
     </w:p>
     <w:bookmarkEnd w:id="71" w:displacedByCustomXml="next"/>
-    <w:bookmarkStart w:id="72" w:name="_Toc227531652" w:displacedByCustomXml="next"/>
+    <w:bookmarkStart w:id="72" w:name="_Toc226557345" w:displacedByCustomXml="next"/>
     <w:bookmarkStart w:id="73" w:name="_Ref224510253" w:displacedByCustomXml="next"/>
-    <w:bookmarkStart w:id="74" w:name="_Toc226557345" w:displacedByCustomXml="next"/>
+    <w:bookmarkStart w:id="74" w:name="_Toc227531652" w:displacedByCustomXml="next"/>
     <w:sdt>
       <w:sdtPr>
         <w:rPr>
@@ -20464,6 +20106,7 @@
   <w:style w:type="character" w:default="1" w:styleId="Fuentedeprrafopredeter">
     <w:name w:val="Default Paragraph Font"/>
     <w:uiPriority w:val="1"/>
+    <w:semiHidden/>
     <w:unhideWhenUsed/>
   </w:style>
   <w:style w:type="table" w:default="1" w:styleId="Tablanormal">
@@ -21974,11 +21617,30 @@
 </file>
 
 <file path=customXml/item2.xml><?xml version="1.0" encoding="utf-8"?>
-<p:properties xmlns:p="http://schemas.microsoft.com/office/2006/metadata/properties" xmlns:xsi="http://www.w3.org/2001/XMLSchema-instance" xmlns:pc="http://schemas.microsoft.com/office/infopath/2007/PartnerControls">
-  <documentManagement>
-    <_activity xmlns="a4b5ba82-f6b6-4f0d-94e3-c298a78760ad" xsi:nil="true"/>
-  </documentManagement>
-</p:properties>
+<b:Sources xmlns:b="http://schemas.openxmlformats.org/officeDocument/2006/bibliography" xmlns="http://schemas.openxmlformats.org/officeDocument/2006/bibliography" SelectedStyle="\APASixthEditionOfficeOnline.xsl" StyleName="APA" Version="6">
+  <b:Source>
+    <b:Tag>Fel71</b:Tag>
+    <b:SourceType>Book</b:SourceType>
+    <b:Guid>{0ED9F1F1-72EB-436A-B9CE-4828AD9468E7}</b:Guid>
+    <b:Title>An Introduction to Probability Theory and Its Applications</b:Title>
+    <b:Year>1971</b:Year>
+    <b:Publisher>Wiley</b:Publisher>
+    <b:City>New York</b:City>
+    <b:Author>
+      <b:Author>
+        <b:NameList>
+          <b:Person>
+            <b:Last>Feller</b:Last>
+            <b:First>William</b:First>
+          </b:Person>
+        </b:NameList>
+      </b:Author>
+    </b:Author>
+    <b:Volume>2</b:Volume>
+    <b:Edition>2</b:Edition>
+    <b:RefOrder>1</b:RefOrder>
+  </b:Source>
+</b:Sources>
 </file>
 
 <file path=customXml/item3.xml><?xml version="1.0" encoding="utf-8"?>
@@ -22164,30 +21826,11 @@
 </file>
 
 <file path=customXml/item4.xml><?xml version="1.0" encoding="utf-8"?>
-<b:Sources xmlns:b="http://schemas.openxmlformats.org/officeDocument/2006/bibliography" xmlns="http://schemas.openxmlformats.org/officeDocument/2006/bibliography" SelectedStyle="\APASixthEditionOfficeOnline.xsl" StyleName="APA" Version="6">
-  <b:Source>
-    <b:Tag>Fel71</b:Tag>
-    <b:SourceType>Book</b:SourceType>
-    <b:Guid>{0ED9F1F1-72EB-436A-B9CE-4828AD9468E7}</b:Guid>
-    <b:Title>An Introduction to Probability Theory and Its Applications</b:Title>
-    <b:Year>1971</b:Year>
-    <b:Publisher>Wiley</b:Publisher>
-    <b:City>New York</b:City>
-    <b:Author>
-      <b:Author>
-        <b:NameList>
-          <b:Person>
-            <b:Last>Feller</b:Last>
-            <b:First>William</b:First>
-          </b:Person>
-        </b:NameList>
-      </b:Author>
-    </b:Author>
-    <b:Volume>2</b:Volume>
-    <b:Edition>2</b:Edition>
-    <b:RefOrder>1</b:RefOrder>
-  </b:Source>
-</b:Sources>
+<p:properties xmlns:p="http://schemas.microsoft.com/office/2006/metadata/properties" xmlns:xsi="http://www.w3.org/2001/XMLSchema-instance" xmlns:pc="http://schemas.microsoft.com/office/infopath/2007/PartnerControls">
+  <documentManagement>
+    <_activity xmlns="a4b5ba82-f6b6-4f0d-94e3-c298a78760ad" xsi:nil="true"/>
+  </documentManagement>
+</p:properties>
 </file>
 
 <file path=customXml/itemProps1.xml><?xml version="1.0" encoding="utf-8"?>
@@ -22199,11 +21842,9 @@
 </file>
 
 <file path=customXml/itemProps2.xml><?xml version="1.0" encoding="utf-8"?>
-<ds:datastoreItem xmlns:ds="http://schemas.openxmlformats.org/officeDocument/2006/customXml" ds:itemID="{309EE98E-0D28-4A7C-A0A6-C0E416B02BA7}">
+<ds:datastoreItem xmlns:ds="http://schemas.openxmlformats.org/officeDocument/2006/customXml" ds:itemID="{349AA590-BF56-4BB2-9EA4-152EDA7BF95C}">
   <ds:schemaRefs>
-    <ds:schemaRef ds:uri="http://schemas.microsoft.com/office/2006/metadata/properties"/>
-    <ds:schemaRef ds:uri="http://schemas.microsoft.com/office/infopath/2007/PartnerControls"/>
-    <ds:schemaRef ds:uri="a4b5ba82-f6b6-4f0d-94e3-c298a78760ad"/>
+    <ds:schemaRef ds:uri="http://schemas.openxmlformats.org/officeDocument/2006/bibliography"/>
   </ds:schemaRefs>
 </ds:datastoreItem>
 </file>
@@ -22227,9 +21868,11 @@
 </file>
 
 <file path=customXml/itemProps4.xml><?xml version="1.0" encoding="utf-8"?>
-<ds:datastoreItem xmlns:ds="http://schemas.openxmlformats.org/officeDocument/2006/customXml" ds:itemID="{349AA590-BF56-4BB2-9EA4-152EDA7BF95C}">
+<ds:datastoreItem xmlns:ds="http://schemas.openxmlformats.org/officeDocument/2006/customXml" ds:itemID="{309EE98E-0D28-4A7C-A0A6-C0E416B02BA7}">
   <ds:schemaRefs>
-    <ds:schemaRef ds:uri="http://schemas.openxmlformats.org/officeDocument/2006/bibliography"/>
+    <ds:schemaRef ds:uri="http://schemas.microsoft.com/office/2006/metadata/properties"/>
+    <ds:schemaRef ds:uri="http://schemas.microsoft.com/office/infopath/2007/PartnerControls"/>
+    <ds:schemaRef ds:uri="a4b5ba82-f6b6-4f0d-94e3-c298a78760ad"/>
   </ds:schemaRefs>
 </ds:datastoreItem>
 </file>
